--- a/docs/Test plantilla demanda.docx
+++ b/docs/Test plantilla demanda.docx
@@ -65,23 +65,26 @@
           <w:color w:val="000000"/>
           <w:sz w:val="24"/>
           <w:szCs w:val="24"/>
-        </w:rPr>
-      </w:pPr>
-      <w:r>
-        <w:rPr>
-          <w:b/>
-          <w:bCs/>
-          <w:color w:val="000000"/>
-          <w:sz w:val="24"/>
-          <w:szCs w:val="24"/>
+          <w:lang w:val="es-ES"/>
+        </w:rPr>
+      </w:pPr>
+      <w:r>
+        <w:rPr>
+          <w:b/>
+          <w:bCs/>
+          <w:color w:val="000000" w:themeColor="text1"/>
+          <w:sz w:val="24"/>
+          <w:szCs w:val="24"/>
+          <w:lang w:val="es-ES"/>
         </w:rPr>
         <w:t>DOÑA DÁCIL ATTENERY RAMOS BELLO</w:t>
       </w:r>
       <w:r>
         <w:rPr>
-          <w:color w:val="000000"/>
-          <w:sz w:val="24"/>
-          <w:szCs w:val="24"/>
+          <w:color w:val="000000" w:themeColor="text1"/>
+          <w:sz w:val="24"/>
+          <w:szCs w:val="24"/>
+          <w:lang w:val="es-ES"/>
         </w:rPr>
         <w:t xml:space="preserve">, Procuradora de los tribunales en nombre y representación de </w:t>
       </w:r>
@@ -89,17 +92,19 @@
         <w:rPr>
           <w:b/>
           <w:bCs/>
-          <w:color w:val="000000"/>
-          <w:sz w:val="24"/>
-          <w:szCs w:val="24"/>
+          <w:color w:val="000000" w:themeColor="text1"/>
+          <w:sz w:val="24"/>
+          <w:szCs w:val="24"/>
+          <w:lang w:val="es-ES"/>
         </w:rPr>
         <w:t>{{NOMBRE}}</w:t>
       </w:r>
       <w:r>
         <w:rPr>
-          <w:color w:val="000000"/>
-          <w:sz w:val="24"/>
-          <w:szCs w:val="24"/>
+          <w:color w:val="000000" w:themeColor="text1"/>
+          <w:sz w:val="24"/>
+          <w:szCs w:val="24"/>
+          <w:lang w:val="es-ES"/>
         </w:rPr>
         <w:t xml:space="preserve">, mayor de edad, con DNI 45362114-L, y domicilio en calle Paraguay, 44, 35210, Telde, </w:t>
       </w:r>
@@ -108,6 +113,7 @@
           <w:color w:val="0070C0"/>
           <w:sz w:val="24"/>
           <w:szCs w:val="24"/>
+          <w:lang w:val="es-ES"/>
         </w:rPr>
         <w:t>en virtud de</w:t>
       </w:r>
@@ -116,32 +122,34 @@
           <w:color w:val="0070C0"/>
           <w:sz w:val="24"/>
           <w:szCs w:val="24"/>
+          <w:lang w:val="es-ES"/>
         </w:rPr>
         <w:t xml:space="preserve"> </w:t>
       </w:r>
-      <w:proofErr w:type="spellStart"/>
       <w:r>
         <w:rPr>
           <w:color w:val="0070C0"/>
           <w:sz w:val="24"/>
           <w:szCs w:val="24"/>
+          <w:lang w:val="es-ES"/>
         </w:rPr>
         <w:t>juju</w:t>
       </w:r>
-      <w:proofErr w:type="spellEnd"/>
       <w:r>
         <w:rPr>
           <w:color w:val="0070C0"/>
           <w:sz w:val="24"/>
           <w:szCs w:val="24"/>
+          <w:lang w:val="es-ES"/>
         </w:rPr>
         <w:t xml:space="preserve"> apoderamiento </w:t>
       </w:r>
       <w:r>
         <w:rPr>
-          <w:color w:val="000000"/>
-          <w:sz w:val="24"/>
-          <w:szCs w:val="24"/>
+          <w:color w:val="000000" w:themeColor="text1"/>
+          <w:sz w:val="24"/>
+          <w:szCs w:val="24"/>
+          <w:lang w:val="es-ES"/>
         </w:rPr>
         <w:t>“apud acta” que se conferirá en el juzgado en el momento procesal oportuno, y asistida por el Letrado D. Reinaldo Velázquez Quintana, como mejor proceda en Derecho comparezco y DIGO:</w:t>
       </w:r>
@@ -179,13 +187,15 @@
           <w:color w:val="000000" w:themeColor="text1"/>
           <w:sz w:val="24"/>
           <w:szCs w:val="24"/>
-        </w:rPr>
-      </w:pPr>
-      <w:r>
-        <w:rPr>
-          <w:color w:val="000000" w:themeColor="text1"/>
-          <w:sz w:val="24"/>
-          <w:szCs w:val="24"/>
+          <w:lang w:val="es-ES"/>
+        </w:rPr>
+      </w:pPr>
+      <w:r>
+        <w:rPr>
+          <w:color w:val="000000" w:themeColor="text1"/>
+          <w:sz w:val="24"/>
+          <w:szCs w:val="24"/>
+          <w:lang w:val="es-ES"/>
         </w:rPr>
         <w:t>{{Descripción accidente</w:t>
       </w:r>
@@ -194,26 +204,9 @@
           <w:color w:val="000000" w:themeColor="text1"/>
           <w:sz w:val="24"/>
           <w:szCs w:val="24"/>
-        </w:rPr>
-        <w:t xml:space="preserve"> [</w:t>
-      </w:r>
-      <w:proofErr w:type="spellStart"/>
-      <w:r>
-        <w:rPr>
-          <w:color w:val="000000" w:themeColor="text1"/>
-          <w:sz w:val="24"/>
-          <w:szCs w:val="24"/>
-        </w:rPr>
-        <w:t>select</w:t>
-      </w:r>
-      <w:proofErr w:type="spellEnd"/>
-      <w:r>
-        <w:rPr>
-          <w:color w:val="000000" w:themeColor="text1"/>
-          <w:sz w:val="24"/>
-          <w:szCs w:val="24"/>
-        </w:rPr>
-        <w:t>]</w:t>
+          <w:lang w:val="es-ES"/>
+        </w:rPr>
+        <w:t xml:space="preserve"> [select]</w:t>
       </w:r>
     </w:p>
     <w:p>
@@ -394,13 +387,15 @@
           <w:color w:val="000000" w:themeColor="text1"/>
           <w:sz w:val="24"/>
           <w:szCs w:val="24"/>
-        </w:rPr>
-      </w:pPr>
-      <w:r>
-        <w:rPr>
-          <w:color w:val="000000" w:themeColor="text1"/>
-          <w:sz w:val="24"/>
-          <w:szCs w:val="24"/>
+          <w:lang w:val="es-ES"/>
+        </w:rPr>
+      </w:pPr>
+      <w:r>
+        <w:rPr>
+          <w:color w:val="000000" w:themeColor="text1"/>
+          <w:sz w:val="24"/>
+          <w:szCs w:val="24"/>
+          <w:lang w:val="es-ES"/>
         </w:rPr>
         <w:t>{Autopista} {</w:t>
       </w:r>
@@ -410,54 +405,16 @@
           <w:sz w:val="24"/>
           <w:szCs w:val="24"/>
           <w:highlight w:val="green"/>
-        </w:rPr>
-        <w:t xml:space="preserve">Que, de forma repentina, vino desde el interior de la rotonda </w:t>
-      </w:r>
-      <w:proofErr w:type="spellStart"/>
-      <w:r>
-        <w:rPr>
-          <w:color w:val="000000" w:themeColor="text1"/>
-          <w:sz w:val="24"/>
-          <w:szCs w:val="24"/>
-          <w:highlight w:val="green"/>
-        </w:rPr>
-        <w:t>Daora</w:t>
-      </w:r>
-      <w:proofErr w:type="spellEnd"/>
-      <w:r>
-        <w:rPr>
-          <w:color w:val="000000" w:themeColor="text1"/>
-          <w:sz w:val="24"/>
-          <w:szCs w:val="24"/>
-          <w:highlight w:val="green"/>
-        </w:rPr>
-        <w:t xml:space="preserve"> el vehículo matrícula 8954-BKX, conducido por D. Francisco García Magariño y asegurado en Reale y, al incorporarse a la GC-10, golpeó, de forma </w:t>
-      </w:r>
-      <w:proofErr w:type="spellStart"/>
-      <w:r>
-        <w:rPr>
-          <w:color w:val="000000" w:themeColor="text1"/>
-          <w:sz w:val="24"/>
-          <w:szCs w:val="24"/>
-          <w:highlight w:val="green"/>
-        </w:rPr>
-        <w:t>fronto</w:t>
-      </w:r>
-      <w:proofErr w:type="spellEnd"/>
-      <w:r>
-        <w:rPr>
-          <w:color w:val="000000" w:themeColor="text1"/>
-          <w:sz w:val="24"/>
-          <w:szCs w:val="24"/>
-          <w:highlight w:val="green"/>
-        </w:rPr>
-        <w:t>-angular, el lateral del vehículo de mi mandante que, habiendo sufrido daños materiales, fueron ya reparados por convenio entre las entidades aseguradoras</w:t>
-      </w:r>
-      <w:r>
-        <w:rPr>
-          <w:color w:val="000000" w:themeColor="text1"/>
-          <w:sz w:val="24"/>
-          <w:szCs w:val="24"/>
+          <w:lang w:val="es-ES"/>
+        </w:rPr>
+        <w:t>Que, de forma repentina, vino desde el interior de la rotonda Daora el vehículo matrícula 8954-BKX, conducido por D. Francisco García Magariño y asegurado en Reale y, al incorporarse a la GC-10, golpeó, de forma fronto-angular, el lateral del vehículo de mi mandante que, habiendo sufrido daños materiales, fueron ya reparados por convenio entre las entidades aseguradoras</w:t>
+      </w:r>
+      <w:r>
+        <w:rPr>
+          <w:color w:val="000000" w:themeColor="text1"/>
+          <w:sz w:val="24"/>
+          <w:szCs w:val="24"/>
+          <w:lang w:val="es-ES"/>
         </w:rPr>
         <w:t>.</w:t>
       </w:r>
@@ -466,6 +423,7 @@
           <w:color w:val="000000" w:themeColor="text1"/>
           <w:sz w:val="24"/>
           <w:szCs w:val="24"/>
+          <w:lang w:val="es-ES"/>
         </w:rPr>
         <w:t>}</w:t>
       </w:r>
@@ -541,21 +499,24 @@
           <w:right w:val="nil"/>
           <w:between w:val="nil"/>
         </w:pBdr>
+        <w:spacing w:line="259" w:lineRule="auto"/>
         <w:ind w:left="2" w:right="136" w:firstLine="707"/>
         <w:jc w:val="both"/>
         <w:rPr>
           <w:color w:val="000000" w:themeColor="text1"/>
           <w:sz w:val="24"/>
           <w:szCs w:val="24"/>
-        </w:rPr>
-      </w:pPr>
-      <w:r>
-        <w:rPr>
-          <w:b/>
-          <w:bCs/>
-          <w:color w:val="000000" w:themeColor="text1"/>
-          <w:sz w:val="24"/>
-          <w:szCs w:val="24"/>
+          <w:lang w:val="es-ES"/>
+        </w:rPr>
+      </w:pPr>
+      <w:r>
+        <w:rPr>
+          <w:b/>
+          <w:bCs/>
+          <w:color w:val="000000" w:themeColor="text1"/>
+          <w:sz w:val="24"/>
+          <w:szCs w:val="24"/>
+          <w:lang w:val="es-ES"/>
         </w:rPr>
         <w:t>SEGUNDO</w:t>
       </w:r>
@@ -564,14 +525,90 @@
           <w:color w:val="000000" w:themeColor="text1"/>
           <w:sz w:val="24"/>
           <w:szCs w:val="24"/>
-        </w:rPr>
-        <w:t>.- A consecuencia del referido accidente, mi representada sufrió</w:t>
-      </w:r>
-      <w:r>
-        <w:rPr>
-          <w:color w:val="000000" w:themeColor="text1"/>
-          <w:sz w:val="24"/>
-          <w:szCs w:val="24"/>
+          <w:lang w:val="es-ES"/>
+        </w:rPr>
+        <w:t xml:space="preserve">.- A consecuencia del referido accidente, mi representada sufrió lesiones de diversa consideración, siendo </w:t>
+      </w:r>
+      <w:r>
+        <w:rPr>
+          <w:b/>
+          <w:bCs/>
+          <w:color w:val="000000" w:themeColor="text1"/>
+          <w:sz w:val="24"/>
+          <w:szCs w:val="24"/>
+          <w:u w:val="single"/>
+          <w:lang w:val="es-ES"/>
+        </w:rPr>
+        <w:t>que tardó en curar</w:t>
+      </w:r>
+      <w:r>
+        <w:rPr>
+          <w:b/>
+          <w:bCs/>
+          <w:color w:val="000000" w:themeColor="text1"/>
+          <w:sz w:val="24"/>
+          <w:szCs w:val="24"/>
+          <w:u w:val="single"/>
+          <w:lang w:val="es-ES"/>
+        </w:rPr>
+        <w:t xml:space="preserve"> {{Días de perjuicio totales [date </w:t>
+      </w:r>
+      <w:proofErr w:type="spellStart"/>
+      <w:r>
+        <w:rPr>
+          <w:b/>
+          <w:bCs/>
+          <w:color w:val="000000" w:themeColor="text1"/>
+          <w:sz w:val="24"/>
+          <w:szCs w:val="24"/>
+          <w:u w:val="single"/>
+          <w:lang w:val="es-ES"/>
+        </w:rPr>
+        <w:t>range</w:t>
+      </w:r>
+      <w:proofErr w:type="spellEnd"/>
+      <w:r>
+        <w:rPr>
+          <w:b/>
+          <w:bCs/>
+          <w:color w:val="000000" w:themeColor="text1"/>
+          <w:sz w:val="24"/>
+          <w:szCs w:val="24"/>
+          <w:u w:val="single"/>
+          <w:lang w:val="es-ES"/>
+        </w:rPr>
+        <w:t>]</w:t>
+      </w:r>
+      <w:r>
+        <w:rPr>
+          <w:b/>
+          <w:bCs/>
+          <w:color w:val="000000" w:themeColor="text1"/>
+          <w:sz w:val="24"/>
+          <w:szCs w:val="24"/>
+          <w:u w:val="single"/>
+          <w:lang w:val="es-ES"/>
+        </w:rPr>
+        <w:t>}}</w:t>
+      </w:r>
+      <w:r>
+        <w:rPr>
+          <w:b/>
+          <w:bCs/>
+          <w:color w:val="000000" w:themeColor="text1"/>
+          <w:sz w:val="24"/>
+          <w:szCs w:val="24"/>
+          <w:u w:val="single"/>
+          <w:lang w:val="es-ES"/>
+        </w:rPr>
+        <w:t xml:space="preserve"> días</w:t>
+      </w:r>
+      <w:r>
+        <w:rPr>
+          <w:color w:val="000000" w:themeColor="text1"/>
+          <w:sz w:val="24"/>
+          <w:szCs w:val="24"/>
+          <w:lang w:val="es-ES"/>
         </w:rPr>
         <w:t xml:space="preserve"> </w:t>
       </w:r>
@@ -580,237 +617,244 @@
           <w:color w:val="000000" w:themeColor="text1"/>
           <w:sz w:val="24"/>
           <w:szCs w:val="24"/>
-        </w:rPr>
-        <w:t xml:space="preserve">lesiones de diversa consideración, siendo </w:t>
-      </w:r>
-      <w:r>
-        <w:rPr>
-          <w:b/>
-          <w:bCs/>
+          <w:lang w:val="es-ES"/>
+        </w:rPr>
+        <w:t xml:space="preserve">(desde el día del accidente, esto es desde el </w:t>
+      </w:r>
+      <w:r>
+        <w:rPr>
+          <w:color w:val="000000" w:themeColor="text1"/>
+          <w:sz w:val="24"/>
+          <w:szCs w:val="24"/>
+          <w:lang w:val="es-ES"/>
+        </w:rPr>
+        <w:t xml:space="preserve">{{Días de perjuicio totales: </w:t>
+      </w:r>
+      <w:proofErr w:type="spellStart"/>
+      <w:r>
+        <w:rPr>
+          <w:color w:val="000000" w:themeColor="text1"/>
+          <w:sz w:val="24"/>
+          <w:szCs w:val="24"/>
+          <w:lang w:val="es-ES"/>
+        </w:rPr>
+        <w:t>start</w:t>
+      </w:r>
+      <w:proofErr w:type="spellEnd"/>
+      <w:r>
+        <w:rPr>
+          <w:color w:val="000000" w:themeColor="text1"/>
+          <w:sz w:val="24"/>
+          <w:szCs w:val="24"/>
+          <w:lang w:val="es-ES"/>
+        </w:rPr>
+        <w:t>}}</w:t>
+      </w:r>
+      <w:r>
+        <w:rPr>
+          <w:color w:val="000000" w:themeColor="text1"/>
+          <w:sz w:val="24"/>
+          <w:szCs w:val="24"/>
+          <w:lang w:val="es-ES"/>
+        </w:rPr>
+        <w:t xml:space="preserve"> y hasta el </w:t>
+      </w:r>
+      <w:r>
+        <w:rPr>
+          <w:color w:val="000000" w:themeColor="text1"/>
+          <w:sz w:val="24"/>
+          <w:szCs w:val="24"/>
+          <w:lang w:val="es-ES"/>
+        </w:rPr>
+        <w:t xml:space="preserve">{{Días de perjuicio totales: </w:t>
+      </w:r>
+      <w:proofErr w:type="spellStart"/>
+      <w:r>
+        <w:rPr>
+          <w:color w:val="000000" w:themeColor="text1"/>
+          <w:sz w:val="24"/>
+          <w:szCs w:val="24"/>
+          <w:lang w:val="es-ES"/>
+        </w:rPr>
+        <w:t>end</w:t>
+      </w:r>
+      <w:proofErr w:type="spellEnd"/>
+      <w:r>
+        <w:rPr>
+          <w:color w:val="000000" w:themeColor="text1"/>
+          <w:sz w:val="24"/>
+          <w:szCs w:val="24"/>
+          <w:lang w:val="es-ES"/>
+        </w:rPr>
+        <w:t>}}</w:t>
+      </w:r>
+      <w:r>
+        <w:rPr>
+          <w:color w:val="000000" w:themeColor="text1"/>
+          <w:sz w:val="24"/>
+          <w:szCs w:val="24"/>
+          <w:lang w:val="es-ES"/>
+        </w:rPr>
+        <w:t>, fecha ésta última en la que recibió la última sesión de rehabilitación, ambos inclusive)</w:t>
+      </w:r>
+      <w:r>
+        <w:rPr>
+          <w:color w:val="000000" w:themeColor="text1"/>
+          <w:sz w:val="24"/>
+          <w:szCs w:val="24"/>
+          <w:lang w:val="es-ES"/>
+        </w:rPr>
+        <w:t xml:space="preserve">, de los cuales </w:t>
+      </w:r>
+      <w:r>
+        <w:rPr>
           <w:color w:val="000000" w:themeColor="text1"/>
           <w:sz w:val="24"/>
           <w:szCs w:val="24"/>
           <w:u w:val="single"/>
-        </w:rPr>
-        <w:t xml:space="preserve">que tardó en curar </w:t>
-      </w:r>
-      <w:r>
-        <w:rPr>
-          <w:b/>
-          <w:bCs/>
+          <w:lang w:val="es-ES"/>
+        </w:rPr>
+        <w:t>{{Días de perjuicio moderado [</w:t>
+      </w:r>
+      <w:proofErr w:type="spellStart"/>
+      <w:r>
+        <w:rPr>
           <w:color w:val="000000" w:themeColor="text1"/>
           <w:sz w:val="24"/>
           <w:szCs w:val="24"/>
           <w:u w:val="single"/>
-        </w:rPr>
-        <w:t>{{CALC: Días de perjuicio moderado + Días de perjuicio básico</w:t>
-      </w:r>
-      <w:r>
-        <w:rPr>
-          <w:b/>
-          <w:bCs/>
+          <w:lang w:val="es-ES"/>
+        </w:rPr>
+        <w:t>int</w:t>
+      </w:r>
+      <w:proofErr w:type="spellEnd"/>
+      <w:r>
+        <w:rPr>
           <w:color w:val="000000" w:themeColor="text1"/>
           <w:sz w:val="24"/>
           <w:szCs w:val="24"/>
           <w:u w:val="single"/>
+          <w:lang w:val="es-ES"/>
+        </w:rPr>
+        <w:t xml:space="preserve">]}} </w:t>
+      </w:r>
+      <w:r>
+        <w:rPr>
+          <w:color w:val="000000" w:themeColor="text1"/>
+          <w:sz w:val="24"/>
+          <w:szCs w:val="24"/>
+          <w:u w:val="single"/>
+          <w:lang w:val="es-ES"/>
+        </w:rPr>
+        <w:t>lo fueron de perjuicio personal particular moderado</w:t>
+      </w:r>
+      <w:r>
+        <w:rPr>
+          <w:color w:val="000000" w:themeColor="text1"/>
+          <w:sz w:val="24"/>
+          <w:szCs w:val="24"/>
+          <w:lang w:val="es-ES"/>
+        </w:rPr>
+        <w:t xml:space="preserve"> </w:t>
+      </w:r>
+      <w:r>
+        <w:rPr>
+          <w:color w:val="000000" w:themeColor="text1"/>
+          <w:sz w:val="24"/>
+          <w:szCs w:val="24"/>
+          <w:highlight w:val="yellow"/>
+          <w:lang w:val="es-ES"/>
+        </w:rPr>
+        <w:t>(al haber requerido baja laboral durante dicho periodo, comprendiendo desde el 16/01/24 al 22/01/24 tras el accidente y desde el 30/01/24 hasta el 20/02/24 su baja laboral por recaída</w:t>
+      </w:r>
+      <w:r>
+        <w:rPr>
+          <w:color w:val="000000" w:themeColor="text1"/>
+          <w:sz w:val="24"/>
+          <w:szCs w:val="24"/>
+          <w:lang w:val="es-ES"/>
+        </w:rPr>
+        <w:t xml:space="preserve">) y </w:t>
+      </w:r>
+      <w:r>
+        <w:rPr>
+          <w:color w:val="000000" w:themeColor="text1"/>
+          <w:sz w:val="24"/>
+          <w:szCs w:val="24"/>
+          <w:u w:val="single"/>
+          <w:lang w:val="es-ES"/>
+        </w:rPr>
+        <w:t>{{</w:t>
+      </w:r>
+      <w:r>
+        <w:rPr>
+          <w:color w:val="000000" w:themeColor="text1"/>
+          <w:sz w:val="24"/>
+          <w:szCs w:val="24"/>
+          <w:u w:val="single"/>
+          <w:lang w:val="es-ES"/>
+        </w:rPr>
+        <w:t xml:space="preserve">CALC: </w:t>
+      </w:r>
+      <w:r>
+        <w:rPr>
+          <w:color w:val="000000" w:themeColor="text1"/>
+          <w:sz w:val="24"/>
+          <w:szCs w:val="24"/>
+          <w:u w:val="single"/>
+          <w:lang w:val="es-ES"/>
+        </w:rPr>
+        <w:t xml:space="preserve">Días de perjuicio </w:t>
+      </w:r>
+      <w:r>
+        <w:rPr>
+          <w:color w:val="000000" w:themeColor="text1"/>
+          <w:sz w:val="24"/>
+          <w:szCs w:val="24"/>
+          <w:u w:val="single"/>
+          <w:lang w:val="es-ES"/>
+        </w:rPr>
+        <w:t>totales - Días de perjuicio moderado</w:t>
+      </w:r>
+      <w:r>
+        <w:rPr>
+          <w:color w:val="000000" w:themeColor="text1"/>
+          <w:sz w:val="24"/>
+          <w:szCs w:val="24"/>
+          <w:u w:val="single"/>
+          <w:lang w:val="es-ES"/>
         </w:rPr>
         <w:t xml:space="preserve"> [</w:t>
       </w:r>
       <w:proofErr w:type="spellStart"/>
       <w:r>
         <w:rPr>
-          <w:b/>
-          <w:bCs/>
           <w:color w:val="000000" w:themeColor="text1"/>
           <w:sz w:val="24"/>
           <w:szCs w:val="24"/>
           <w:u w:val="single"/>
+          <w:lang w:val="es-ES"/>
         </w:rPr>
         <w:t>int</w:t>
       </w:r>
       <w:proofErr w:type="spellEnd"/>
       <w:r>
         <w:rPr>
-          <w:b/>
-          <w:bCs/>
           <w:color w:val="000000" w:themeColor="text1"/>
           <w:sz w:val="24"/>
           <w:szCs w:val="24"/>
           <w:u w:val="single"/>
-        </w:rPr>
-        <w:t>]</w:t>
-      </w:r>
-      <w:r>
-        <w:rPr>
-          <w:b/>
-          <w:bCs/>
+          <w:lang w:val="es-ES"/>
+        </w:rPr>
+        <w:t xml:space="preserve">]}} </w:t>
+      </w:r>
+      <w:r>
+        <w:rPr>
           <w:color w:val="000000" w:themeColor="text1"/>
           <w:sz w:val="24"/>
           <w:szCs w:val="24"/>
           <w:u w:val="single"/>
-        </w:rPr>
-        <w:t xml:space="preserve">}} </w:t>
-      </w:r>
-      <w:r>
-        <w:rPr>
-          <w:b/>
-          <w:bCs/>
-          <w:color w:val="000000" w:themeColor="text1"/>
-          <w:sz w:val="24"/>
-          <w:szCs w:val="24"/>
-          <w:u w:val="single"/>
-        </w:rPr>
-        <w:t xml:space="preserve"> días</w:t>
-      </w:r>
-      <w:r>
-        <w:rPr>
-          <w:color w:val="000000" w:themeColor="text1"/>
-          <w:sz w:val="24"/>
-          <w:szCs w:val="24"/>
-        </w:rPr>
-        <w:t xml:space="preserve"> (</w:t>
-      </w:r>
-      <w:r>
-        <w:rPr>
-          <w:color w:val="000000" w:themeColor="text1"/>
-          <w:sz w:val="24"/>
-          <w:szCs w:val="24"/>
-          <w:highlight w:val="yellow"/>
-        </w:rPr>
-        <w:t>desde el día del accidente, esto es desde el 15/01/24 y hasta el 13/08/24, fecha ésta última en la que recibió la última sesión de rehabilitación, ambos inclusive</w:t>
-      </w:r>
-      <w:r>
-        <w:rPr>
-          <w:color w:val="000000" w:themeColor="text1"/>
-          <w:sz w:val="24"/>
-          <w:szCs w:val="24"/>
-        </w:rPr>
-        <w:t xml:space="preserve">), de los </w:t>
-      </w:r>
-      <w:r>
-        <w:rPr>
-          <w:color w:val="000000" w:themeColor="text1"/>
-          <w:sz w:val="24"/>
-          <w:szCs w:val="24"/>
-        </w:rPr>
-        <w:t xml:space="preserve">cuales </w:t>
-      </w:r>
-      <w:r>
-        <w:rPr>
-          <w:color w:val="000000" w:themeColor="text1"/>
-          <w:sz w:val="24"/>
-          <w:szCs w:val="24"/>
-          <w:u w:val="single"/>
-        </w:rPr>
-        <w:t>{{Días de perjuicio moderado [</w:t>
-      </w:r>
-      <w:r>
-        <w:rPr>
-          <w:color w:val="000000" w:themeColor="text1"/>
-          <w:sz w:val="24"/>
-          <w:szCs w:val="24"/>
-          <w:u w:val="single"/>
-        </w:rPr>
-        <w:t>date-</w:t>
-      </w:r>
-      <w:proofErr w:type="spellStart"/>
-      <w:r>
-        <w:rPr>
-          <w:color w:val="000000" w:themeColor="text1"/>
-          <w:sz w:val="24"/>
-          <w:szCs w:val="24"/>
-          <w:u w:val="single"/>
-        </w:rPr>
-        <w:t>range</w:t>
-      </w:r>
-      <w:proofErr w:type="spellEnd"/>
-      <w:r>
-        <w:rPr>
-          <w:color w:val="000000" w:themeColor="text1"/>
-          <w:sz w:val="24"/>
-          <w:szCs w:val="24"/>
-          <w:u w:val="single"/>
-        </w:rPr>
-        <w:t xml:space="preserve">]}} </w:t>
-      </w:r>
-      <w:r>
-        <w:rPr>
-          <w:color w:val="000000" w:themeColor="text1"/>
-          <w:sz w:val="24"/>
-          <w:szCs w:val="24"/>
-          <w:u w:val="single"/>
-        </w:rPr>
-        <w:t>lo fueron de perjuicio personal particular moderado</w:t>
-      </w:r>
-      <w:r>
-        <w:rPr>
-          <w:color w:val="000000" w:themeColor="text1"/>
-          <w:sz w:val="24"/>
-          <w:szCs w:val="24"/>
-        </w:rPr>
-        <w:t xml:space="preserve"> (</w:t>
-      </w:r>
-      <w:r>
-        <w:rPr>
-          <w:color w:val="000000" w:themeColor="text1"/>
-          <w:sz w:val="24"/>
-          <w:szCs w:val="24"/>
-          <w:highlight w:val="green"/>
-        </w:rPr>
-        <w:t>al haber requerido baja laboral durante dicho periodo, comprendiendo desde el 16/01/24 al 22/01/24 tras el accidente y desde el 30/01/24 hasta el 20/02/24 su baja laboral por recaída</w:t>
-      </w:r>
-      <w:r>
-        <w:rPr>
-          <w:color w:val="000000" w:themeColor="text1"/>
-          <w:sz w:val="24"/>
-          <w:szCs w:val="24"/>
-        </w:rPr>
-        <w:t xml:space="preserve">) y </w:t>
-      </w:r>
-      <w:r>
-        <w:rPr>
-          <w:color w:val="000000" w:themeColor="text1"/>
-          <w:sz w:val="24"/>
-          <w:szCs w:val="24"/>
-          <w:u w:val="single"/>
-        </w:rPr>
-        <w:t>{{Días de perjuicio básico [</w:t>
-      </w:r>
-      <w:r>
-        <w:rPr>
-          <w:color w:val="000000" w:themeColor="text1"/>
-          <w:sz w:val="24"/>
-          <w:szCs w:val="24"/>
-          <w:u w:val="single"/>
-        </w:rPr>
-        <w:t>date-</w:t>
-      </w:r>
-      <w:proofErr w:type="spellStart"/>
-      <w:r>
-        <w:rPr>
-          <w:color w:val="000000" w:themeColor="text1"/>
-          <w:sz w:val="24"/>
-          <w:szCs w:val="24"/>
-          <w:u w:val="single"/>
-        </w:rPr>
-        <w:t>range</w:t>
-      </w:r>
-      <w:proofErr w:type="spellEnd"/>
-      <w:r>
-        <w:rPr>
-          <w:color w:val="000000" w:themeColor="text1"/>
-          <w:sz w:val="24"/>
-          <w:szCs w:val="24"/>
-          <w:u w:val="single"/>
-        </w:rPr>
-        <w:t xml:space="preserve">]}} </w:t>
-      </w:r>
-      <w:r>
-        <w:rPr>
-          <w:color w:val="000000" w:themeColor="text1"/>
-          <w:sz w:val="24"/>
-          <w:szCs w:val="24"/>
-          <w:u w:val="single"/>
+          <w:lang w:val="es-ES"/>
         </w:rPr>
         <w:t>lo fueron de perjuicio personal básico</w:t>
       </w:r>
@@ -819,40 +863,9 @@
           <w:color w:val="000000" w:themeColor="text1"/>
           <w:sz w:val="24"/>
           <w:szCs w:val="24"/>
-        </w:rPr>
-        <w:t xml:space="preserve"> (computados desde el día del accidente y hasta el día en que recibió su</w:t>
-      </w:r>
-      <w:r>
-        <w:rPr>
-          <w:color w:val="000000" w:themeColor="text1"/>
-          <w:sz w:val="24"/>
-          <w:szCs w:val="24"/>
-        </w:rPr>
-        <w:t xml:space="preserve"> </w:t>
-      </w:r>
-      <w:r>
-        <w:rPr>
-          <w:color w:val="000000" w:themeColor="text1"/>
-          <w:sz w:val="24"/>
-          <w:szCs w:val="24"/>
-        </w:rPr>
-        <w:t>última sesión de rehabilitación, por descontado el periodo en que estuvo de baja</w:t>
-      </w:r>
-      <w:r>
-        <w:rPr>
-          <w:color w:val="000000" w:themeColor="text1"/>
-          <w:sz w:val="24"/>
-          <w:szCs w:val="24"/>
-        </w:rPr>
-        <w:t xml:space="preserve"> </w:t>
-      </w:r>
-      <w:r>
-        <w:rPr>
-          <w:color w:val="000000" w:themeColor="text1"/>
-          <w:sz w:val="24"/>
-          <w:szCs w:val="24"/>
-        </w:rPr>
-        <w:t>laboral- ya computados como días moderados-), no quedándole secuelas.</w:t>
+          <w:lang w:val="es-ES"/>
+        </w:rPr>
+        <w:t xml:space="preserve"> (computados desde el día del accidente y hasta el día en que recibió su última sesión de rehabilitación, por descontado el periodo en que estuvo de baja laboral- ya computados como días moderados-), no quedándole secuelas.</w:t>
       </w:r>
     </w:p>
     <w:p>
@@ -1403,33 +1416,53 @@
         </w:rPr>
         <w:t xml:space="preserve">visor </w:t>
       </w:r>
+      <w:r>
+        <w:rPr>
+          <w:color w:val="000000" w:themeColor="text1"/>
+          <w:sz w:val="24"/>
+          <w:szCs w:val="24"/>
+        </w:rPr>
+        <w:t>IDEcanarias</w:t>
+      </w:r>
+      <w:r>
+        <w:rPr>
+          <w:color w:val="000000" w:themeColor="text1"/>
+          <w:sz w:val="24"/>
+          <w:szCs w:val="24"/>
+        </w:rPr>
+        <w:t>} {</w:t>
+      </w:r>
+      <w:r>
+        <w:rPr>
+          <w:b/>
+          <w:bCs/>
+          <w:color w:val="000000" w:themeColor="text1"/>
+          <w:sz w:val="24"/>
+          <w:szCs w:val="24"/>
+        </w:rPr>
+        <w:t xml:space="preserve">documento </w:t>
+      </w:r>
       <w:proofErr w:type="spellStart"/>
       <w:r>
         <w:rPr>
-          <w:color w:val="000000" w:themeColor="text1"/>
-          <w:sz w:val="24"/>
-          <w:szCs w:val="24"/>
-        </w:rPr>
-        <w:t>IDEcanarias</w:t>
+          <w:b/>
+          <w:bCs/>
+          <w:color w:val="000000" w:themeColor="text1"/>
+          <w:sz w:val="24"/>
+          <w:szCs w:val="24"/>
+        </w:rPr>
+        <w:t>nº</w:t>
       </w:r>
       <w:proofErr w:type="spellEnd"/>
       <w:r>
         <w:rPr>
-          <w:color w:val="000000" w:themeColor="text1"/>
-          <w:sz w:val="24"/>
-          <w:szCs w:val="24"/>
-        </w:rPr>
-        <w:t>} {</w:t>
-      </w:r>
-      <w:r>
-        <w:rPr>
-          <w:b/>
-          <w:bCs/>
-          <w:color w:val="000000" w:themeColor="text1"/>
-          <w:sz w:val="24"/>
-          <w:szCs w:val="24"/>
-        </w:rPr>
-        <w:t xml:space="preserve">documento </w:t>
+          <w:b/>
+          <w:bCs/>
+          <w:color w:val="000000" w:themeColor="text1"/>
+          <w:sz w:val="24"/>
+          <w:szCs w:val="24"/>
+        </w:rPr>
+        <w:t xml:space="preserve"> [</w:t>
       </w:r>
       <w:proofErr w:type="spellStart"/>
       <w:r>
@@ -1440,7 +1473,7 @@
           <w:sz w:val="24"/>
           <w:szCs w:val="24"/>
         </w:rPr>
-        <w:t>nº</w:t>
+        <w:t>num</w:t>
       </w:r>
       <w:proofErr w:type="spellEnd"/>
       <w:r>
@@ -1451,28 +1484,6 @@
           <w:sz w:val="24"/>
           <w:szCs w:val="24"/>
         </w:rPr>
-        <w:t xml:space="preserve"> [</w:t>
-      </w:r>
-      <w:proofErr w:type="spellStart"/>
-      <w:r>
-        <w:rPr>
-          <w:b/>
-          <w:bCs/>
-          <w:color w:val="000000" w:themeColor="text1"/>
-          <w:sz w:val="24"/>
-          <w:szCs w:val="24"/>
-        </w:rPr>
-        <w:t>num</w:t>
-      </w:r>
-      <w:proofErr w:type="spellEnd"/>
-      <w:r>
-        <w:rPr>
-          <w:b/>
-          <w:bCs/>
-          <w:color w:val="000000" w:themeColor="text1"/>
-          <w:sz w:val="24"/>
-          <w:szCs w:val="24"/>
-        </w:rPr>
         <w:t xml:space="preserve"> </w:t>
       </w:r>
       <w:r>
@@ -1492,9 +1503,8 @@
           <w:highlight w:val="yellow"/>
           <w:lang w:val="es-ES"/>
         </w:rPr>
-        <w:t xml:space="preserve">Situación visor </w:t>
-      </w:r>
-      <w:proofErr w:type="spellStart"/>
+        <w:t>Situación visor IDECanarias</w:t>
+      </w:r>
       <w:r>
         <w:rPr>
           <w:color w:val="000000" w:themeColor="text1"/>
@@ -1503,74 +1513,43 @@
           <w:highlight w:val="yellow"/>
           <w:lang w:val="es-ES"/>
         </w:rPr>
-        <w:t>IDECanarias</w:t>
-      </w:r>
-      <w:proofErr w:type="spellEnd"/>
+        <w:t>.</w:t>
+      </w:r>
+      <w:r>
+        <w:rPr>
+          <w:color w:val="000000" w:themeColor="text1"/>
+          <w:sz w:val="24"/>
+          <w:szCs w:val="24"/>
+          <w:lang w:val="es-ES"/>
+        </w:rPr>
+        <w:t>}</w:t>
+      </w:r>
+      <w:r>
+        <w:rPr>
+          <w:b/>
+          <w:bCs/>
+          <w:color w:val="000000" w:themeColor="text1"/>
+          <w:sz w:val="24"/>
+          <w:szCs w:val="24"/>
+        </w:rPr>
+        <w:t>]</w:t>
+      </w:r>
+      <w:r>
+        <w:rPr>
+          <w:color w:val="000000" w:themeColor="text1"/>
+          <w:sz w:val="24"/>
+          <w:szCs w:val="24"/>
+        </w:rPr>
+        <w:t xml:space="preserve">, </w:t>
+      </w:r>
       <w:r>
         <w:rPr>
           <w:color w:val="000000" w:themeColor="text1"/>
           <w:sz w:val="24"/>
           <w:szCs w:val="24"/>
           <w:highlight w:val="yellow"/>
-          <w:lang w:val="es-ES"/>
-        </w:rPr>
-        <w:t>.</w:t>
-      </w:r>
-      <w:r>
-        <w:rPr>
-          <w:color w:val="000000" w:themeColor="text1"/>
-          <w:sz w:val="24"/>
-          <w:szCs w:val="24"/>
-          <w:lang w:val="es-ES"/>
-        </w:rPr>
-        <w:t>}</w:t>
-      </w:r>
-      <w:r>
-        <w:rPr>
-          <w:b/>
-          <w:bCs/>
-          <w:color w:val="000000" w:themeColor="text1"/>
-          <w:sz w:val="24"/>
-          <w:szCs w:val="24"/>
-        </w:rPr>
-        <w:t>]</w:t>
-      </w:r>
-      <w:r>
-        <w:rPr>
-          <w:color w:val="000000" w:themeColor="text1"/>
-          <w:sz w:val="24"/>
-          <w:szCs w:val="24"/>
-        </w:rPr>
-        <w:t xml:space="preserve">, </w:t>
-      </w:r>
-      <w:r>
-        <w:rPr>
-          <w:color w:val="000000" w:themeColor="text1"/>
-          <w:sz w:val="24"/>
-          <w:szCs w:val="24"/>
-          <w:highlight w:val="yellow"/>
-        </w:rPr>
-        <w:t xml:space="preserve">visor </w:t>
-      </w:r>
-      <w:proofErr w:type="spellStart"/>
-      <w:r>
-        <w:rPr>
-          <w:color w:val="000000" w:themeColor="text1"/>
-          <w:sz w:val="24"/>
-          <w:szCs w:val="24"/>
-          <w:highlight w:val="yellow"/>
-        </w:rPr>
-        <w:t>IDECanarias</w:t>
-      </w:r>
-      <w:proofErr w:type="spellEnd"/>
-      <w:r>
-        <w:rPr>
-          <w:color w:val="000000" w:themeColor="text1"/>
-          <w:sz w:val="24"/>
-          <w:szCs w:val="24"/>
-          <w:highlight w:val="yellow"/>
-        </w:rPr>
-        <w:t xml:space="preserve"> que muestra</w:t>
+        </w:rPr>
+        <w:t>visor IDECanarias que muestra</w:t>
       </w:r>
       <w:r>
         <w:rPr>
@@ -1804,42 +1783,35 @@
           <w:color w:val="000000" w:themeColor="text1"/>
           <w:sz w:val="24"/>
           <w:szCs w:val="24"/>
-        </w:rPr>
-      </w:pPr>
-      <w:r>
-        <w:rPr>
-          <w:color w:val="000000" w:themeColor="text1"/>
-          <w:sz w:val="24"/>
-          <w:szCs w:val="24"/>
-        </w:rPr>
-        <w:lastRenderedPageBreak/>
-        <w:t xml:space="preserve">Se acompaña </w:t>
-      </w:r>
-      <w:r>
-        <w:rPr>
-          <w:color w:val="000000" w:themeColor="text1"/>
-          <w:sz w:val="24"/>
-          <w:szCs w:val="24"/>
-        </w:rPr>
-        <w:t>{{Relación documentos secundaria [</w:t>
-      </w:r>
-      <w:proofErr w:type="spellStart"/>
+          <w:lang w:val="es-ES"/>
+        </w:rPr>
+      </w:pPr>
+      <w:r>
+        <w:rPr>
+          <w:color w:val="000000" w:themeColor="text1"/>
+          <w:sz w:val="24"/>
+          <w:szCs w:val="24"/>
+          <w:lang w:val="es-ES"/>
+        </w:rPr>
+        <w:t>Se acompaña {{Relación documentos secundaria [</w:t>
+      </w:r>
       <w:proofErr w:type="gramStart"/>
       <w:r>
         <w:rPr>
           <w:color w:val="000000" w:themeColor="text1"/>
           <w:sz w:val="24"/>
           <w:szCs w:val="24"/>
+          <w:lang w:val="es-ES"/>
         </w:rPr>
         <w:t>checkbox:autowrap</w:t>
       </w:r>
-      <w:proofErr w:type="spellEnd"/>
       <w:proofErr w:type="gramEnd"/>
       <w:r>
         <w:rPr>
           <w:color w:val="000000" w:themeColor="text1"/>
           <w:sz w:val="24"/>
           <w:szCs w:val="24"/>
+          <w:lang w:val="es-ES"/>
         </w:rPr>
         <w:t xml:space="preserve">] </w:t>
       </w:r>
@@ -1859,75 +1831,37 @@
           <w:color w:val="000000" w:themeColor="text1"/>
           <w:sz w:val="24"/>
           <w:szCs w:val="24"/>
-        </w:rPr>
-      </w:pPr>
-      <w:r>
-        <w:rPr>
-          <w:color w:val="000000" w:themeColor="text1"/>
-          <w:sz w:val="24"/>
-          <w:szCs w:val="24"/>
-        </w:rPr>
-        <w:t>{Perito médico} {</w:t>
-      </w:r>
-      <w:r>
-        <w:rPr>
-          <w:color w:val="000000" w:themeColor="text1"/>
-          <w:sz w:val="24"/>
-          <w:szCs w:val="24"/>
-        </w:rPr>
-        <w:t xml:space="preserve">documentación médica asistencial, </w:t>
-      </w:r>
-      <w:r>
-        <w:rPr>
-          <w:b/>
-          <w:bCs/>
-          <w:color w:val="000000" w:themeColor="text1"/>
-          <w:sz w:val="24"/>
-          <w:szCs w:val="24"/>
-        </w:rPr>
-        <w:t xml:space="preserve">como bloque de documentos </w:t>
-      </w:r>
-      <w:proofErr w:type="spellStart"/>
-      <w:r>
-        <w:rPr>
-          <w:b/>
-          <w:bCs/>
-          <w:color w:val="000000" w:themeColor="text1"/>
-          <w:sz w:val="24"/>
-          <w:szCs w:val="24"/>
-        </w:rPr>
-        <w:t>nº</w:t>
-      </w:r>
-      <w:proofErr w:type="spellEnd"/>
-      <w:r>
-        <w:rPr>
-          <w:b/>
-          <w:bCs/>
-          <w:color w:val="000000" w:themeColor="text1"/>
-          <w:sz w:val="24"/>
-          <w:szCs w:val="24"/>
-        </w:rPr>
-        <w:t xml:space="preserve"> [</w:t>
-      </w:r>
-      <w:proofErr w:type="spellStart"/>
-      <w:r>
-        <w:rPr>
-          <w:b/>
-          <w:bCs/>
-          <w:color w:val="000000" w:themeColor="text1"/>
-          <w:sz w:val="24"/>
-          <w:szCs w:val="24"/>
-        </w:rPr>
-        <w:t>num</w:t>
-      </w:r>
-      <w:proofErr w:type="spellEnd"/>
-      <w:r>
-        <w:rPr>
-          <w:b/>
-          <w:bCs/>
-          <w:color w:val="000000" w:themeColor="text1"/>
-          <w:sz w:val="24"/>
-          <w:szCs w:val="24"/>
+          <w:lang w:val="es-ES"/>
+        </w:rPr>
+      </w:pPr>
+      <w:r>
+        <w:rPr>
+          <w:color w:val="000000" w:themeColor="text1"/>
+          <w:sz w:val="24"/>
+          <w:szCs w:val="24"/>
+          <w:lang w:val="es-ES"/>
+        </w:rPr>
+        <w:t xml:space="preserve">{Perito médico} {documentación médica asistencial, </w:t>
+      </w:r>
+      <w:r>
+        <w:rPr>
+          <w:b/>
+          <w:bCs/>
+          <w:color w:val="000000" w:themeColor="text1"/>
+          <w:sz w:val="24"/>
+          <w:szCs w:val="24"/>
+          <w:lang w:val="es-ES"/>
+        </w:rPr>
+        <w:t>como bloque de documentos nº [num</w:t>
+      </w:r>
+      <w:r>
+        <w:rPr>
+          <w:b/>
+          <w:bCs/>
+          <w:color w:val="000000" w:themeColor="text1"/>
+          <w:sz w:val="24"/>
+          <w:szCs w:val="24"/>
+          <w:lang w:val="es-ES"/>
         </w:rPr>
         <w:t xml:space="preserve"> </w:t>
       </w:r>
@@ -1936,6 +1870,7 @@
           <w:color w:val="000000" w:themeColor="text1"/>
           <w:sz w:val="24"/>
           <w:szCs w:val="24"/>
+          <w:lang w:val="es-ES"/>
         </w:rPr>
         <w:t>{Documentación médica</w:t>
       </w:r>
@@ -1944,6 +1879,7 @@
           <w:color w:val="000000" w:themeColor="text1"/>
           <w:sz w:val="24"/>
           <w:szCs w:val="24"/>
+          <w:lang w:val="es-ES"/>
         </w:rPr>
         <w:t>.</w:t>
       </w:r>
@@ -1952,6 +1888,7 @@
           <w:color w:val="000000" w:themeColor="text1"/>
           <w:sz w:val="24"/>
           <w:szCs w:val="24"/>
+          <w:lang w:val="es-ES"/>
         </w:rPr>
         <w:t>}</w:t>
       </w:r>
@@ -1962,6 +1899,7 @@
           <w:color w:val="000000" w:themeColor="text1"/>
           <w:sz w:val="24"/>
           <w:szCs w:val="24"/>
+          <w:lang w:val="es-ES"/>
         </w:rPr>
         <w:t>]</w:t>
       </w:r>
@@ -1970,6 +1908,7 @@
           <w:color w:val="000000" w:themeColor="text1"/>
           <w:sz w:val="24"/>
           <w:szCs w:val="24"/>
+          <w:lang w:val="es-ES"/>
         </w:rPr>
         <w:t>}</w:t>
       </w:r>
@@ -1989,75 +1928,37 @@
           <w:color w:val="000000" w:themeColor="text1"/>
           <w:sz w:val="24"/>
           <w:szCs w:val="24"/>
-        </w:rPr>
-      </w:pPr>
-      <w:r>
-        <w:rPr>
-          <w:color w:val="000000" w:themeColor="text1"/>
-          <w:sz w:val="24"/>
-          <w:szCs w:val="24"/>
-        </w:rPr>
-        <w:t>{Baja laboral} {</w:t>
-      </w:r>
-      <w:r>
-        <w:rPr>
-          <w:color w:val="000000" w:themeColor="text1"/>
-          <w:sz w:val="24"/>
-          <w:szCs w:val="24"/>
-        </w:rPr>
-        <w:t xml:space="preserve">partes de baja y alta laboral como </w:t>
-      </w:r>
-      <w:r>
-        <w:rPr>
-          <w:b/>
-          <w:bCs/>
-          <w:color w:val="000000" w:themeColor="text1"/>
-          <w:sz w:val="24"/>
-          <w:szCs w:val="24"/>
-        </w:rPr>
-        <w:t xml:space="preserve">bloque de documentos </w:t>
-      </w:r>
-      <w:proofErr w:type="spellStart"/>
-      <w:r>
-        <w:rPr>
-          <w:b/>
-          <w:bCs/>
-          <w:color w:val="000000" w:themeColor="text1"/>
-          <w:sz w:val="24"/>
-          <w:szCs w:val="24"/>
-        </w:rPr>
-        <w:t>nº</w:t>
-      </w:r>
-      <w:proofErr w:type="spellEnd"/>
-      <w:r>
-        <w:rPr>
-          <w:b/>
-          <w:bCs/>
-          <w:color w:val="000000" w:themeColor="text1"/>
-          <w:sz w:val="24"/>
-          <w:szCs w:val="24"/>
-        </w:rPr>
-        <w:t xml:space="preserve"> [</w:t>
-      </w:r>
-      <w:proofErr w:type="spellStart"/>
-      <w:r>
-        <w:rPr>
-          <w:b/>
-          <w:bCs/>
-          <w:color w:val="000000" w:themeColor="text1"/>
-          <w:sz w:val="24"/>
-          <w:szCs w:val="24"/>
-        </w:rPr>
-        <w:t>num</w:t>
-      </w:r>
-      <w:proofErr w:type="spellEnd"/>
-      <w:r>
-        <w:rPr>
-          <w:b/>
-          <w:bCs/>
-          <w:color w:val="000000" w:themeColor="text1"/>
-          <w:sz w:val="24"/>
-          <w:szCs w:val="24"/>
+          <w:lang w:val="es-ES"/>
+        </w:rPr>
+      </w:pPr>
+      <w:r>
+        <w:rPr>
+          <w:color w:val="000000" w:themeColor="text1"/>
+          <w:sz w:val="24"/>
+          <w:szCs w:val="24"/>
+          <w:lang w:val="es-ES"/>
+        </w:rPr>
+        <w:t xml:space="preserve">{Baja laboral} {partes de baja y alta laboral como </w:t>
+      </w:r>
+      <w:r>
+        <w:rPr>
+          <w:b/>
+          <w:bCs/>
+          <w:color w:val="000000" w:themeColor="text1"/>
+          <w:sz w:val="24"/>
+          <w:szCs w:val="24"/>
+          <w:lang w:val="es-ES"/>
+        </w:rPr>
+        <w:t>bloque de documentos nº [num</w:t>
+      </w:r>
+      <w:r>
+        <w:rPr>
+          <w:b/>
+          <w:bCs/>
+          <w:color w:val="000000" w:themeColor="text1"/>
+          <w:sz w:val="24"/>
+          <w:szCs w:val="24"/>
+          <w:lang w:val="es-ES"/>
         </w:rPr>
         <w:t xml:space="preserve"> </w:t>
       </w:r>
@@ -2066,6 +1967,7 @@
           <w:color w:val="000000" w:themeColor="text1"/>
           <w:sz w:val="24"/>
           <w:szCs w:val="24"/>
+          <w:lang w:val="es-ES"/>
         </w:rPr>
         <w:t>{Partes de baja y alta laboral.}</w:t>
       </w:r>
@@ -2076,6 +1978,7 @@
           <w:color w:val="000000" w:themeColor="text1"/>
           <w:sz w:val="24"/>
           <w:szCs w:val="24"/>
+          <w:lang w:val="es-ES"/>
         </w:rPr>
         <w:t>]</w:t>
       </w:r>
@@ -2084,6 +1987,7 @@
           <w:color w:val="000000" w:themeColor="text1"/>
           <w:sz w:val="24"/>
           <w:szCs w:val="24"/>
+          <w:lang w:val="es-ES"/>
         </w:rPr>
         <w:t>}</w:t>
       </w:r>
@@ -2328,6 +2232,7 @@
           <w:sz w:val="24"/>
           <w:szCs w:val="24"/>
           <w:highlight w:val="green"/>
+          <w:lang w:val="es-ES"/>
         </w:rPr>
       </w:pPr>
       <w:r>
@@ -2336,28 +2241,9 @@
           <w:sz w:val="24"/>
           <w:szCs w:val="24"/>
           <w:highlight w:val="green"/>
-        </w:rPr>
-        <w:t xml:space="preserve">Respecto al tratamiento rehabilitador, éste se inicia y finaliza en centro médico </w:t>
-      </w:r>
-      <w:proofErr w:type="spellStart"/>
-      <w:r>
-        <w:rPr>
-          <w:color w:val="000000" w:themeColor="text1"/>
-          <w:sz w:val="24"/>
-          <w:szCs w:val="24"/>
-          <w:highlight w:val="green"/>
-        </w:rPr>
-        <w:t>Icot</w:t>
-      </w:r>
-      <w:proofErr w:type="spellEnd"/>
-      <w:r>
-        <w:rPr>
-          <w:color w:val="000000" w:themeColor="text1"/>
-          <w:sz w:val="24"/>
-          <w:szCs w:val="24"/>
-          <w:highlight w:val="green"/>
-        </w:rPr>
-        <w:t>,</w:t>
+          <w:lang w:val="es-ES"/>
+        </w:rPr>
+        <w:t>Respecto al tratamiento rehabilitador, éste se inicia y finaliza en centro médico Icot,</w:t>
       </w:r>
     </w:p>
     <w:p>
@@ -2380,6 +2266,7 @@
           <w:color w:val="000000" w:themeColor="text1"/>
           <w:sz w:val="24"/>
           <w:szCs w:val="24"/>
+          <w:lang w:val="es-ES"/>
         </w:rPr>
       </w:pPr>
       <w:r>
@@ -2388,34 +2275,16 @@
           <w:sz w:val="24"/>
           <w:szCs w:val="24"/>
           <w:highlight w:val="green"/>
-        </w:rPr>
-        <w:t xml:space="preserve">Y luego se fue </w:t>
-      </w:r>
-      <w:proofErr w:type="spellStart"/>
-      <w:r>
-        <w:rPr>
-          <w:color w:val="000000" w:themeColor="text1"/>
-          <w:sz w:val="24"/>
-          <w:szCs w:val="24"/>
-          <w:highlight w:val="green"/>
-        </w:rPr>
-        <w:t>pa</w:t>
-      </w:r>
-      <w:proofErr w:type="spellEnd"/>
-      <w:r>
-        <w:rPr>
-          <w:color w:val="000000" w:themeColor="text1"/>
-          <w:sz w:val="24"/>
-          <w:szCs w:val="24"/>
-          <w:highlight w:val="green"/>
-        </w:rPr>
-        <w:t xml:space="preserve"> su casa</w:t>
-      </w:r>
-      <w:r>
-        <w:rPr>
-          <w:color w:val="000000" w:themeColor="text1"/>
-          <w:sz w:val="24"/>
-          <w:szCs w:val="24"/>
+          <w:lang w:val="es-ES"/>
+        </w:rPr>
+        <w:t>Y luego se fue pa su casa</w:t>
+      </w:r>
+      <w:r>
+        <w:rPr>
+          <w:color w:val="000000" w:themeColor="text1"/>
+          <w:sz w:val="24"/>
+          <w:szCs w:val="24"/>
+          <w:lang w:val="es-ES"/>
         </w:rPr>
         <w:t>.</w:t>
       </w:r>
@@ -2424,6 +2293,7 @@
           <w:color w:val="000000" w:themeColor="text1"/>
           <w:sz w:val="24"/>
           <w:szCs w:val="24"/>
+          <w:lang w:val="es-ES"/>
         </w:rPr>
         <w:t>}}}</w:t>
       </w:r>
@@ -2917,24 +2787,9 @@
           <w:color w:val="000000" w:themeColor="text1"/>
           <w:sz w:val="24"/>
           <w:szCs w:val="24"/>
-        </w:rPr>
-        <w:t>{{</w:t>
-      </w:r>
-      <w:r>
-        <w:rPr>
-          <w:color w:val="000000" w:themeColor="text1"/>
-          <w:sz w:val="24"/>
-          <w:szCs w:val="24"/>
-        </w:rPr>
-        <w:t xml:space="preserve">Días de perjuicio </w:t>
-      </w:r>
-      <w:r>
-        <w:rPr>
-          <w:color w:val="000000" w:themeColor="text1"/>
-          <w:sz w:val="24"/>
-          <w:szCs w:val="24"/>
-        </w:rPr>
-        <w:t>básico [</w:t>
+          <w:lang w:val="es-ES"/>
+        </w:rPr>
+        <w:t>{{CALC: Días de perjuicio totales - Días de perjuicio moderado [</w:t>
       </w:r>
       <w:proofErr w:type="spellStart"/>
       <w:r>
@@ -2942,6 +2797,7 @@
           <w:color w:val="000000" w:themeColor="text1"/>
           <w:sz w:val="24"/>
           <w:szCs w:val="24"/>
+          <w:lang w:val="es-ES"/>
         </w:rPr>
         <w:t>int</w:t>
       </w:r>
@@ -2951,6 +2807,7 @@
           <w:color w:val="000000" w:themeColor="text1"/>
           <w:sz w:val="24"/>
           <w:szCs w:val="24"/>
+          <w:lang w:val="es-ES"/>
         </w:rPr>
         <w:t>]}}</w:t>
       </w:r>
@@ -2959,6 +2816,8 @@
           <w:color w:val="000000" w:themeColor="text1"/>
           <w:sz w:val="24"/>
           <w:szCs w:val="24"/>
+          <w:u w:val="single"/>
+          <w:lang w:val="es-ES"/>
         </w:rPr>
         <w:t xml:space="preserve"> </w:t>
       </w:r>
@@ -3029,7 +2888,42 @@
           <w:sz w:val="24"/>
           <w:szCs w:val="24"/>
         </w:rPr>
-        <w:t>{{CALC: Días de perjuicio básico * Importe por día de perjuicio básico</w:t>
+        <w:t>{{CALC</w:t>
+      </w:r>
+      <w:r>
+        <w:rPr>
+          <w:color w:val="000000" w:themeColor="text1"/>
+          <w:sz w:val="24"/>
+          <w:szCs w:val="24"/>
+        </w:rPr>
+        <w:t>: (</w:t>
+      </w:r>
+      <w:r>
+        <w:rPr>
+          <w:color w:val="000000" w:themeColor="text1"/>
+          <w:sz w:val="24"/>
+          <w:szCs w:val="24"/>
+          <w:lang w:val="es-ES"/>
+        </w:rPr>
+        <w:t>Días de perjuicio totales - Días de perjuicio moderado</w:t>
+      </w:r>
+      <w:r>
+        <w:rPr>
+          <w:color w:val="000000" w:themeColor="text1"/>
+          <w:sz w:val="24"/>
+          <w:szCs w:val="24"/>
+          <w:u w:val="single"/>
+          <w:lang w:val="es-ES"/>
+        </w:rPr>
+        <w:t>)</w:t>
+      </w:r>
+      <w:r>
+        <w:rPr>
+          <w:color w:val="000000" w:themeColor="text1"/>
+          <w:sz w:val="24"/>
+          <w:szCs w:val="24"/>
+        </w:rPr>
+        <w:t xml:space="preserve"> * Importe por día de perjuicio básico</w:t>
       </w:r>
       <w:proofErr w:type="gramStart"/>
       <w:r>
@@ -3110,6 +3004,7 @@
           <w:lang w:val="es-ES"/>
         </w:rPr>
       </w:pPr>
+      <w:proofErr w:type="gramStart"/>
       <w:r>
         <w:rPr>
           <w:color w:val="000000" w:themeColor="text1"/>
@@ -3119,19 +3014,9 @@
         </w:rPr>
         <w:t>Todas las cantidades señaladas asciende</w:t>
       </w:r>
-      <w:r>
-        <w:rPr>
-          <w:color w:val="000000" w:themeColor="text1"/>
-          <w:sz w:val="24"/>
-          <w:szCs w:val="24"/>
-          <w:lang w:val="es-ES"/>
-        </w:rPr>
-        <w:t xml:space="preserve"> a</w:t>
-      </w:r>
-      <w:r>
-        <w:rPr>
-          <w:b/>
-          <w:bCs/>
+      <w:proofErr w:type="gramEnd"/>
+      <w:r>
+        <w:rPr>
           <w:color w:val="000000" w:themeColor="text1"/>
           <w:sz w:val="24"/>
           <w:szCs w:val="24"/>
@@ -3141,16 +3026,17 @@
       </w:r>
       <w:r>
         <w:rPr>
-          <w:b/>
-          <w:bCs/>
-          <w:color w:val="000000" w:themeColor="text1"/>
-          <w:sz w:val="24"/>
-          <w:szCs w:val="24"/>
-        </w:rPr>
-        <w:t>{{CALC: Días de perjuicio moderado * Importe por día de perjuicio moderado + Días de perjuicio básico * Importe por día de perjuicio básico}}</w:t>
-      </w:r>
-      <w:r>
-        <w:rPr>
+          <w:color w:val="000000" w:themeColor="text1"/>
+          <w:sz w:val="24"/>
+          <w:szCs w:val="24"/>
+          <w:lang w:val="es-ES"/>
+        </w:rPr>
+        <w:t>a</w:t>
+      </w:r>
+      <w:r>
+        <w:rPr>
+          <w:b/>
+          <w:bCs/>
           <w:color w:val="000000" w:themeColor="text1"/>
           <w:sz w:val="24"/>
           <w:szCs w:val="24"/>
@@ -3165,18 +3051,37 @@
           <w:color w:val="000000" w:themeColor="text1"/>
           <w:sz w:val="24"/>
           <w:szCs w:val="24"/>
-          <w:lang w:val="es-ES"/>
-        </w:rPr>
-        <w:t>euros, importe que</w:t>
-      </w:r>
-      <w:r>
-        <w:rPr>
-          <w:b/>
-          <w:bCs/>
-          <w:color w:val="000000" w:themeColor="text1"/>
-          <w:sz w:val="24"/>
-          <w:szCs w:val="24"/>
-          <w:lang w:val="es-ES"/>
+        </w:rPr>
+        <w:t xml:space="preserve">{{CALC: Días de perjuicio moderado * Importe por día de perjuicio moderado + </w:t>
+      </w:r>
+      <w:r>
+        <w:rPr>
+          <w:b/>
+          <w:bCs/>
+          <w:color w:val="000000" w:themeColor="text1"/>
+          <w:sz w:val="24"/>
+          <w:szCs w:val="24"/>
+        </w:rPr>
+        <w:t>(</w:t>
+      </w:r>
+      <w:r>
+        <w:rPr>
+          <w:b/>
+          <w:bCs/>
+          <w:color w:val="000000" w:themeColor="text1"/>
+          <w:sz w:val="24"/>
+          <w:szCs w:val="24"/>
+          <w:lang w:val="es-ES"/>
+        </w:rPr>
+        <w:t>Días de perjuicio totales - Días de perjuicio moderado)</w:t>
+      </w:r>
+      <w:r>
+        <w:rPr>
+          <w:b/>
+          <w:bCs/>
+          <w:color w:val="000000" w:themeColor="text1"/>
+          <w:sz w:val="24"/>
+          <w:szCs w:val="24"/>
         </w:rPr>
         <w:t xml:space="preserve"> </w:t>
       </w:r>
@@ -3187,6 +3092,38 @@
           <w:color w:val="000000" w:themeColor="text1"/>
           <w:sz w:val="24"/>
           <w:szCs w:val="24"/>
+        </w:rPr>
+        <w:t>* Importe por día de perjuicio básico}}</w:t>
+      </w:r>
+      <w:r>
+        <w:rPr>
+          <w:b/>
+          <w:bCs/>
+          <w:color w:val="000000" w:themeColor="text1"/>
+          <w:sz w:val="24"/>
+          <w:szCs w:val="24"/>
+          <w:lang w:val="es-ES"/>
+        </w:rPr>
+        <w:t xml:space="preserve"> euros, importe que</w:t>
+      </w:r>
+      <w:r>
+        <w:rPr>
+          <w:b/>
+          <w:bCs/>
+          <w:color w:val="000000" w:themeColor="text1"/>
+          <w:sz w:val="24"/>
+          <w:szCs w:val="24"/>
+          <w:lang w:val="es-ES"/>
+        </w:rPr>
+        <w:t xml:space="preserve"> </w:t>
+      </w:r>
+      <w:r>
+        <w:rPr>
+          <w:b/>
+          <w:bCs/>
+          <w:color w:val="000000" w:themeColor="text1"/>
+          <w:sz w:val="24"/>
+          <w:szCs w:val="24"/>
           <w:lang w:val="es-ES"/>
         </w:rPr>
         <w:t>se re</w:t>
@@ -3211,16 +3148,7 @@
           <w:szCs w:val="24"/>
           <w:lang w:val="es-ES"/>
         </w:rPr>
-        <w:t>lama como principal</w:t>
-      </w:r>
-      <w:r>
-        <w:rPr>
-          <w:color w:val="000000" w:themeColor="text1"/>
-          <w:sz w:val="24"/>
-          <w:szCs w:val="24"/>
-          <w:lang w:val="es-ES"/>
-        </w:rPr>
-        <w:t>.</w:t>
+        <w:t>lama como principal.</w:t>
       </w:r>
     </w:p>
     <w:p>
@@ -4063,7 +3991,17 @@
           <w:szCs w:val="24"/>
           <w:lang w:val="es-ES"/>
         </w:rPr>
-        <w:t>Por todo lo expuesto no puede considerarse que exista falta de nexo causal, ya</w:t>
+        <w:t xml:space="preserve">Por todo lo expuesto no puede considerarse que </w:t>
+      </w:r>
+      <w:r>
+        <w:rPr>
+          <w:color w:val="000000" w:themeColor="text1"/>
+          <w:sz w:val="24"/>
+          <w:szCs w:val="24"/>
+          <w:lang w:val="es-ES"/>
+        </w:rPr>
+        <w:lastRenderedPageBreak/>
+        <w:t>exista falta de nexo causal, ya</w:t>
       </w:r>
       <w:r>
         <w:rPr>
@@ -4117,17 +4055,7 @@
           <w:szCs w:val="24"/>
           <w:lang w:val="es-ES"/>
         </w:rPr>
-        <w:t xml:space="preserve">pericial para negar igualmente nexo causal y éste se fundamenta </w:t>
-      </w:r>
-      <w:r>
-        <w:rPr>
-          <w:color w:val="000000" w:themeColor="text1"/>
-          <w:sz w:val="24"/>
-          <w:szCs w:val="24"/>
-          <w:lang w:val="es-ES"/>
-        </w:rPr>
-        <w:lastRenderedPageBreak/>
-        <w:t>principalmente en el</w:t>
+        <w:t>pericial para negar igualmente nexo causal y éste se fundamenta principalmente en el</w:t>
       </w:r>
       <w:r>
         <w:rPr>
@@ -4263,7 +4191,48 @@
           <w:sz w:val="24"/>
           <w:szCs w:val="24"/>
         </w:rPr>
-        <w:t>{{CALC: Días de perjuicio moderado * Importe por día de perjuicio moderado + Días de perjuicio básico * Importe por día de perjuicio básico}}</w:t>
+        <w:t xml:space="preserve">{{CALC: Días de perjuicio moderado * Importe por día de perjuicio moderado + </w:t>
+      </w:r>
+      <w:r>
+        <w:rPr>
+          <w:b/>
+          <w:bCs/>
+          <w:color w:val="000000" w:themeColor="text1"/>
+          <w:sz w:val="24"/>
+          <w:szCs w:val="24"/>
+        </w:rPr>
+        <w:t>(</w:t>
+      </w:r>
+      <w:r>
+        <w:rPr>
+          <w:b/>
+          <w:bCs/>
+          <w:color w:val="000000" w:themeColor="text1"/>
+          <w:sz w:val="24"/>
+          <w:szCs w:val="24"/>
+          <w:lang w:val="es-ES"/>
+        </w:rPr>
+        <w:t>Días de perjuicio totales - Días de perjuicio moderado)</w:t>
+      </w:r>
+      <w:r>
+        <w:rPr>
+          <w:b/>
+          <w:bCs/>
+          <w:color w:val="000000" w:themeColor="text1"/>
+          <w:sz w:val="24"/>
+          <w:szCs w:val="24"/>
+        </w:rPr>
+        <w:t xml:space="preserve"> </w:t>
+      </w:r>
+      <w:r>
+        <w:rPr>
+          <w:b/>
+          <w:bCs/>
+          <w:color w:val="000000" w:themeColor="text1"/>
+          <w:sz w:val="24"/>
+          <w:szCs w:val="24"/>
+        </w:rPr>
+        <w:t>* Importe por día de perjuicio básico}}</w:t>
       </w:r>
       <w:r>
         <w:rPr>
@@ -4502,7 +4471,38 @@
           <w:sz w:val="24"/>
           <w:szCs w:val="24"/>
         </w:rPr>
-        <w:t>{{CALC: Días de perjuicio moderado * Importe por día de perjuicio moderado + Días de perjuicio básico * Importe por día de perjuicio básico</w:t>
+        <w:t xml:space="preserve">{{CALC: </w:t>
+      </w:r>
+      <w:r>
+        <w:rPr>
+          <w:b/>
+          <w:bCs/>
+          <w:color w:val="000000" w:themeColor="text1"/>
+          <w:sz w:val="24"/>
+          <w:szCs w:val="24"/>
+        </w:rPr>
+        <w:t>Días de perjuicio moderado * Importe por día de perjuicio moderado + (</w:t>
+      </w:r>
+      <w:r>
+        <w:rPr>
+          <w:b/>
+          <w:bCs/>
+          <w:color w:val="000000" w:themeColor="text1"/>
+          <w:sz w:val="24"/>
+          <w:szCs w:val="24"/>
+          <w:lang w:val="es-ES"/>
+        </w:rPr>
+        <w:t>Días de perjuicio totales - Días de perjuicio moderado)</w:t>
+      </w:r>
+      <w:r>
+        <w:rPr>
+          <w:b/>
+          <w:bCs/>
+          <w:color w:val="000000" w:themeColor="text1"/>
+          <w:sz w:val="24"/>
+          <w:szCs w:val="24"/>
+        </w:rPr>
+        <w:t xml:space="preserve"> * Importe por día de perjuicio básico</w:t>
       </w:r>
       <w:r>
         <w:rPr>

--- a/docs/Test plantilla demanda.docx
+++ b/docs/Test plantilla demanda.docx
@@ -62,6 +62,315 @@
         <w:ind w:left="2" w:right="136" w:firstLine="707"/>
         <w:jc w:val="both"/>
         <w:rPr>
+          <w:color w:val="000000" w:themeColor="text1"/>
+          <w:sz w:val="24"/>
+          <w:szCs w:val="24"/>
+          <w:lang w:val="es-ES"/>
+        </w:rPr>
+      </w:pPr>
+      <w:r>
+        <w:rPr>
+          <w:b/>
+          <w:bCs/>
+          <w:color w:val="000000" w:themeColor="text1"/>
+          <w:sz w:val="24"/>
+          <w:szCs w:val="24"/>
+          <w:lang w:val="es-ES"/>
+        </w:rPr>
+        <w:t>DOÑA DÁCIL ATTENERY RAMOS BELLO</w:t>
+      </w:r>
+      <w:r>
+        <w:rPr>
+          <w:color w:val="000000" w:themeColor="text1"/>
+          <w:sz w:val="24"/>
+          <w:szCs w:val="24"/>
+          <w:lang w:val="es-ES"/>
+        </w:rPr>
+        <w:t>, Procuradora de los tribunales en nombre y representación de</w:t>
+      </w:r>
+    </w:p>
+    <w:p>
+      <w:pPr>
+        <w:pBdr>
+          <w:top w:val="nil"/>
+          <w:left w:val="nil"/>
+          <w:bottom w:val="nil"/>
+          <w:right w:val="nil"/>
+          <w:between w:val="nil"/>
+        </w:pBdr>
+        <w:ind w:left="2" w:right="136" w:firstLine="707"/>
+        <w:jc w:val="both"/>
+        <w:rPr>
+          <w:color w:val="000000" w:themeColor="text1"/>
+          <w:sz w:val="24"/>
+          <w:szCs w:val="24"/>
+          <w:lang w:val="es-ES"/>
+        </w:rPr>
+      </w:pPr>
+    </w:p>
+    <w:p>
+      <w:pPr>
+        <w:pBdr>
+          <w:top w:val="nil"/>
+          <w:left w:val="nil"/>
+          <w:bottom w:val="nil"/>
+          <w:right w:val="nil"/>
+          <w:between w:val="nil"/>
+        </w:pBdr>
+        <w:ind w:left="2" w:right="136" w:firstLine="707"/>
+        <w:jc w:val="both"/>
+        <w:rPr>
+          <w:color w:val="000000" w:themeColor="text1"/>
+          <w:sz w:val="24"/>
+          <w:szCs w:val="24"/>
+          <w:lang w:val="es-ES"/>
+        </w:rPr>
+      </w:pPr>
+      <w:r>
+        <w:rPr>
+          <w:color w:val="000000" w:themeColor="text1"/>
+          <w:sz w:val="24"/>
+          <w:szCs w:val="24"/>
+          <w:lang w:val="es-ES"/>
+        </w:rPr>
+        <w:t xml:space="preserve"> {</w:t>
+      </w:r>
+      <w:r>
+        <w:rPr>
+          <w:color w:val="000000" w:themeColor="text1"/>
+          <w:sz w:val="24"/>
+          <w:szCs w:val="24"/>
+          <w:lang w:val="es-ES"/>
+        </w:rPr>
+        <w:t>{Tratamiento</w:t>
+      </w:r>
+      <w:r>
+        <w:rPr>
+          <w:color w:val="000000" w:themeColor="text1"/>
+          <w:sz w:val="24"/>
+          <w:szCs w:val="24"/>
+          <w:lang w:val="es-ES"/>
+        </w:rPr>
+        <w:t xml:space="preserve"> [select]</w:t>
+      </w:r>
+    </w:p>
+    <w:p>
+      <w:pPr>
+        <w:pBdr>
+          <w:top w:val="nil"/>
+          <w:left w:val="nil"/>
+          <w:bottom w:val="nil"/>
+          <w:right w:val="nil"/>
+          <w:between w:val="nil"/>
+        </w:pBdr>
+        <w:ind w:left="2" w:right="136" w:firstLine="707"/>
+        <w:jc w:val="both"/>
+        <w:rPr>
+          <w:color w:val="000000" w:themeColor="text1"/>
+          <w:sz w:val="24"/>
+          <w:szCs w:val="24"/>
+          <w:lang w:val="es-ES"/>
+        </w:rPr>
+      </w:pPr>
+    </w:p>
+    <w:p>
+      <w:pPr>
+        <w:pBdr>
+          <w:top w:val="nil"/>
+          <w:left w:val="nil"/>
+          <w:bottom w:val="nil"/>
+          <w:right w:val="nil"/>
+          <w:between w:val="nil"/>
+        </w:pBdr>
+        <w:ind w:left="2" w:right="136" w:firstLine="707"/>
+        <w:jc w:val="both"/>
+        <w:rPr>
+          <w:color w:val="000000" w:themeColor="text1"/>
+          <w:sz w:val="24"/>
+          <w:szCs w:val="24"/>
+          <w:lang w:val="es-ES"/>
+        </w:rPr>
+      </w:pPr>
+      <w:r>
+        <w:rPr>
+          <w:color w:val="000000" w:themeColor="text1"/>
+          <w:sz w:val="24"/>
+          <w:szCs w:val="24"/>
+          <w:lang w:val="es-ES"/>
+        </w:rPr>
+        <w:t xml:space="preserve"> {DON} {DON</w:t>
+      </w:r>
+      <w:r>
+        <w:rPr>
+          <w:color w:val="000000" w:themeColor="text1"/>
+          <w:sz w:val="24"/>
+          <w:szCs w:val="24"/>
+          <w:lang w:val="es-ES"/>
+        </w:rPr>
+        <w:t xml:space="preserve">} </w:t>
+      </w:r>
+    </w:p>
+    <w:p>
+      <w:pPr>
+        <w:pBdr>
+          <w:top w:val="nil"/>
+          <w:left w:val="nil"/>
+          <w:bottom w:val="nil"/>
+          <w:right w:val="nil"/>
+          <w:between w:val="nil"/>
+        </w:pBdr>
+        <w:ind w:left="2" w:right="136" w:firstLine="707"/>
+        <w:jc w:val="both"/>
+        <w:rPr>
+          <w:color w:val="000000" w:themeColor="text1"/>
+          <w:sz w:val="24"/>
+          <w:szCs w:val="24"/>
+          <w:lang w:val="es-ES"/>
+        </w:rPr>
+      </w:pPr>
+    </w:p>
+    <w:p>
+      <w:pPr>
+        <w:pBdr>
+          <w:top w:val="nil"/>
+          <w:left w:val="nil"/>
+          <w:bottom w:val="nil"/>
+          <w:right w:val="nil"/>
+          <w:between w:val="nil"/>
+        </w:pBdr>
+        <w:ind w:left="2" w:right="136" w:firstLine="707"/>
+        <w:jc w:val="both"/>
+        <w:rPr>
+          <w:color w:val="000000" w:themeColor="text1"/>
+          <w:sz w:val="24"/>
+          <w:szCs w:val="24"/>
+          <w:lang w:val="es-ES"/>
+        </w:rPr>
+      </w:pPr>
+      <w:r>
+        <w:rPr>
+          <w:color w:val="000000" w:themeColor="text1"/>
+          <w:sz w:val="24"/>
+          <w:szCs w:val="24"/>
+          <w:lang w:val="es-ES"/>
+        </w:rPr>
+        <w:t>{DOÑA</w:t>
+      </w:r>
+      <w:r>
+        <w:rPr>
+          <w:color w:val="000000" w:themeColor="text1"/>
+          <w:sz w:val="24"/>
+          <w:szCs w:val="24"/>
+          <w:lang w:val="es-ES"/>
+        </w:rPr>
+        <w:t>}</w:t>
+      </w:r>
+      <w:r>
+        <w:rPr>
+          <w:color w:val="000000" w:themeColor="text1"/>
+          <w:sz w:val="24"/>
+          <w:szCs w:val="24"/>
+          <w:lang w:val="es-ES"/>
+        </w:rPr>
+        <w:t xml:space="preserve"> {DOÑA}</w:t>
+      </w:r>
+    </w:p>
+    <w:p>
+      <w:pPr>
+        <w:pBdr>
+          <w:top w:val="nil"/>
+          <w:left w:val="nil"/>
+          <w:bottom w:val="nil"/>
+          <w:right w:val="nil"/>
+          <w:between w:val="nil"/>
+        </w:pBdr>
+        <w:ind w:left="2" w:right="136" w:firstLine="707"/>
+        <w:jc w:val="both"/>
+        <w:rPr>
+          <w:color w:val="000000" w:themeColor="text1"/>
+          <w:sz w:val="24"/>
+          <w:szCs w:val="24"/>
+          <w:lang w:val="es-ES"/>
+        </w:rPr>
+      </w:pPr>
+    </w:p>
+    <w:p>
+      <w:pPr>
+        <w:pBdr>
+          <w:top w:val="nil"/>
+          <w:left w:val="nil"/>
+          <w:bottom w:val="nil"/>
+          <w:right w:val="nil"/>
+          <w:between w:val="nil"/>
+        </w:pBdr>
+        <w:ind w:left="2" w:right="136" w:firstLine="707"/>
+        <w:jc w:val="both"/>
+        <w:rPr>
+          <w:color w:val="000000" w:themeColor="text1"/>
+          <w:sz w:val="24"/>
+          <w:szCs w:val="24"/>
+          <w:lang w:val="es-ES"/>
+        </w:rPr>
+      </w:pPr>
+      <w:r>
+        <w:rPr>
+          <w:color w:val="000000" w:themeColor="text1"/>
+          <w:sz w:val="24"/>
+          <w:szCs w:val="24"/>
+          <w:lang w:val="es-ES"/>
+        </w:rPr>
+        <w:t>}</w:t>
+      </w:r>
+      <w:r>
+        <w:rPr>
+          <w:color w:val="000000" w:themeColor="text1"/>
+          <w:sz w:val="24"/>
+          <w:szCs w:val="24"/>
+          <w:lang w:val="es-ES"/>
+        </w:rPr>
+        <w:t>}</w:t>
+      </w:r>
+      <w:r>
+        <w:rPr>
+          <w:color w:val="000000" w:themeColor="text1"/>
+          <w:sz w:val="24"/>
+          <w:szCs w:val="24"/>
+          <w:lang w:val="es-ES"/>
+        </w:rPr>
+        <w:t xml:space="preserve"> </w:t>
+      </w:r>
+    </w:p>
+    <w:p>
+      <w:pPr>
+        <w:pBdr>
+          <w:top w:val="nil"/>
+          <w:left w:val="nil"/>
+          <w:bottom w:val="nil"/>
+          <w:right w:val="nil"/>
+          <w:between w:val="nil"/>
+        </w:pBdr>
+        <w:ind w:left="2" w:right="136" w:firstLine="707"/>
+        <w:jc w:val="both"/>
+        <w:rPr>
+          <w:color w:val="000000" w:themeColor="text1"/>
+          <w:sz w:val="24"/>
+          <w:szCs w:val="24"/>
+          <w:lang w:val="es-ES"/>
+        </w:rPr>
+      </w:pPr>
+    </w:p>
+    <w:p>
+      <w:pPr>
+        <w:pBdr>
+          <w:top w:val="nil"/>
+          <w:left w:val="nil"/>
+          <w:bottom w:val="nil"/>
+          <w:right w:val="nil"/>
+          <w:between w:val="nil"/>
+        </w:pBdr>
+        <w:ind w:left="2" w:right="136" w:firstLine="707"/>
+        <w:jc w:val="both"/>
+        <w:rPr>
           <w:color w:val="000000"/>
           <w:sz w:val="24"/>
           <w:szCs w:val="24"/>
@@ -77,27 +386,18 @@
           <w:szCs w:val="24"/>
           <w:lang w:val="es-ES"/>
         </w:rPr>
-        <w:t>DOÑA DÁCIL ATTENERY RAMOS BELLO</w:t>
-      </w:r>
-      <w:r>
-        <w:rPr>
-          <w:color w:val="000000" w:themeColor="text1"/>
-          <w:sz w:val="24"/>
-          <w:szCs w:val="24"/>
-          <w:lang w:val="es-ES"/>
-        </w:rPr>
-        <w:t xml:space="preserve">, Procuradora de los tribunales en nombre y representación de </w:t>
-      </w:r>
-      <w:r>
-        <w:rPr>
-          <w:b/>
-          <w:bCs/>
-          <w:color w:val="000000" w:themeColor="text1"/>
-          <w:sz w:val="24"/>
-          <w:szCs w:val="24"/>
-          <w:lang w:val="es-ES"/>
-        </w:rPr>
-        <w:t>{{NOMBRE}}</w:t>
+        <w:t>{</w:t>
+      </w:r>
+      <w:r>
+        <w:rPr>
+          <w:b/>
+          <w:bCs/>
+          <w:color w:val="000000" w:themeColor="text1"/>
+          <w:sz w:val="24"/>
+          <w:szCs w:val="24"/>
+          <w:lang w:val="es-ES"/>
+        </w:rPr>
+        <w:t>{NOMBRE}}</w:t>
       </w:r>
       <w:r>
         <w:rPr>
@@ -553,7 +853,6 @@
         </w:rPr>
         <w:t xml:space="preserve"> {{Días de perjuicio totales [date </w:t>
       </w:r>
-      <w:proofErr w:type="spellStart"/>
       <w:r>
         <w:rPr>
           <w:b/>
@@ -564,9 +863,8 @@
           <w:u w:val="single"/>
           <w:lang w:val="es-ES"/>
         </w:rPr>
-        <w:t>range</w:t>
-      </w:r>
-      <w:proofErr w:type="spellEnd"/>
+        <w:t>range]</w:t>
+      </w:r>
       <w:r>
         <w:rPr>
           <w:b/>
@@ -577,756 +875,925 @@
           <w:u w:val="single"/>
           <w:lang w:val="es-ES"/>
         </w:rPr>
+        <w:t>}}</w:t>
+      </w:r>
+      <w:r>
+        <w:rPr>
+          <w:b/>
+          <w:bCs/>
+          <w:color w:val="000000" w:themeColor="text1"/>
+          <w:sz w:val="24"/>
+          <w:szCs w:val="24"/>
+          <w:u w:val="single"/>
+          <w:lang w:val="es-ES"/>
+        </w:rPr>
+        <w:t xml:space="preserve"> días</w:t>
+      </w:r>
+      <w:r>
+        <w:rPr>
+          <w:color w:val="000000" w:themeColor="text1"/>
+          <w:sz w:val="24"/>
+          <w:szCs w:val="24"/>
+          <w:lang w:val="es-ES"/>
+        </w:rPr>
+        <w:t xml:space="preserve"> </w:t>
+      </w:r>
+      <w:r>
+        <w:rPr>
+          <w:color w:val="000000" w:themeColor="text1"/>
+          <w:sz w:val="24"/>
+          <w:szCs w:val="24"/>
+          <w:lang w:val="es-ES"/>
+        </w:rPr>
+        <w:t xml:space="preserve">(desde el día del accidente, esto es desde el </w:t>
+      </w:r>
+      <w:r>
+        <w:rPr>
+          <w:color w:val="000000" w:themeColor="text1"/>
+          <w:sz w:val="24"/>
+          <w:szCs w:val="24"/>
+          <w:lang w:val="es-ES"/>
+        </w:rPr>
+        <w:t>{{Días de perjuicio totales: start}}</w:t>
+      </w:r>
+      <w:r>
+        <w:rPr>
+          <w:color w:val="000000" w:themeColor="text1"/>
+          <w:sz w:val="24"/>
+          <w:szCs w:val="24"/>
+          <w:lang w:val="es-ES"/>
+        </w:rPr>
+        <w:t xml:space="preserve"> y hasta el </w:t>
+      </w:r>
+      <w:r>
+        <w:rPr>
+          <w:color w:val="000000" w:themeColor="text1"/>
+          <w:sz w:val="24"/>
+          <w:szCs w:val="24"/>
+          <w:lang w:val="es-ES"/>
+        </w:rPr>
+        <w:t>{{Días de perjuicio totales: end}}</w:t>
+      </w:r>
+      <w:r>
+        <w:rPr>
+          <w:color w:val="000000" w:themeColor="text1"/>
+          <w:sz w:val="24"/>
+          <w:szCs w:val="24"/>
+          <w:lang w:val="es-ES"/>
+        </w:rPr>
+        <w:t>, fecha ésta última en la que recibió la última sesión de rehabilitación, ambos inclusive)</w:t>
+      </w:r>
+      <w:r>
+        <w:rPr>
+          <w:color w:val="000000" w:themeColor="text1"/>
+          <w:sz w:val="24"/>
+          <w:szCs w:val="24"/>
+          <w:lang w:val="es-ES"/>
+        </w:rPr>
+        <w:t xml:space="preserve">, de los cuales </w:t>
+      </w:r>
+      <w:r>
+        <w:rPr>
+          <w:color w:val="000000" w:themeColor="text1"/>
+          <w:sz w:val="24"/>
+          <w:szCs w:val="24"/>
+          <w:u w:val="single"/>
+          <w:lang w:val="es-ES"/>
+        </w:rPr>
+        <w:t>{{Días de perjuicio moderado [</w:t>
+      </w:r>
+      <w:r>
+        <w:rPr>
+          <w:color w:val="000000" w:themeColor="text1"/>
+          <w:sz w:val="24"/>
+          <w:szCs w:val="24"/>
+          <w:u w:val="single"/>
+          <w:lang w:val="es-ES"/>
+        </w:rPr>
+        <w:t>int</w:t>
+      </w:r>
+      <w:r>
+        <w:rPr>
+          <w:color w:val="000000" w:themeColor="text1"/>
+          <w:sz w:val="24"/>
+          <w:szCs w:val="24"/>
+          <w:u w:val="single"/>
+          <w:lang w:val="es-ES"/>
+        </w:rPr>
+        <w:t xml:space="preserve">]}} </w:t>
+      </w:r>
+      <w:r>
+        <w:rPr>
+          <w:color w:val="000000" w:themeColor="text1"/>
+          <w:sz w:val="24"/>
+          <w:szCs w:val="24"/>
+          <w:u w:val="single"/>
+          <w:lang w:val="es-ES"/>
+        </w:rPr>
+        <w:t>lo fueron de perjuicio personal particular moderado</w:t>
+      </w:r>
+      <w:r>
+        <w:rPr>
+          <w:color w:val="000000" w:themeColor="text1"/>
+          <w:sz w:val="24"/>
+          <w:szCs w:val="24"/>
+          <w:lang w:val="es-ES"/>
+        </w:rPr>
+        <w:t xml:space="preserve"> </w:t>
+      </w:r>
+      <w:r>
+        <w:rPr>
+          <w:color w:val="000000" w:themeColor="text1"/>
+          <w:sz w:val="24"/>
+          <w:szCs w:val="24"/>
+          <w:highlight w:val="yellow"/>
+          <w:lang w:val="es-ES"/>
+        </w:rPr>
+        <w:t>(al haber requerido baja laboral durante dicho periodo, comprendiendo desde el 16/01/24 al 22/01/24 tras el accidente y desde el 30/01/24 hasta el 20/02/24 su baja laboral por recaída</w:t>
+      </w:r>
+      <w:r>
+        <w:rPr>
+          <w:color w:val="000000" w:themeColor="text1"/>
+          <w:sz w:val="24"/>
+          <w:szCs w:val="24"/>
+          <w:lang w:val="es-ES"/>
+        </w:rPr>
+        <w:t xml:space="preserve">) y </w:t>
+      </w:r>
+      <w:r>
+        <w:rPr>
+          <w:color w:val="000000" w:themeColor="text1"/>
+          <w:sz w:val="24"/>
+          <w:szCs w:val="24"/>
+          <w:u w:val="single"/>
+          <w:lang w:val="es-ES"/>
+        </w:rPr>
+        <w:t>{{</w:t>
+      </w:r>
+      <w:r>
+        <w:rPr>
+          <w:color w:val="000000" w:themeColor="text1"/>
+          <w:sz w:val="24"/>
+          <w:szCs w:val="24"/>
+          <w:u w:val="single"/>
+          <w:lang w:val="es-ES"/>
+        </w:rPr>
+        <w:t xml:space="preserve">CALC: </w:t>
+      </w:r>
+      <w:r>
+        <w:rPr>
+          <w:color w:val="000000" w:themeColor="text1"/>
+          <w:sz w:val="24"/>
+          <w:szCs w:val="24"/>
+          <w:u w:val="single"/>
+          <w:lang w:val="es-ES"/>
+        </w:rPr>
+        <w:t xml:space="preserve">Días de perjuicio </w:t>
+      </w:r>
+      <w:r>
+        <w:rPr>
+          <w:color w:val="000000" w:themeColor="text1"/>
+          <w:sz w:val="24"/>
+          <w:szCs w:val="24"/>
+          <w:u w:val="single"/>
+          <w:lang w:val="es-ES"/>
+        </w:rPr>
+        <w:t>totales - Días de perjuicio moderado</w:t>
+      </w:r>
+      <w:r>
+        <w:rPr>
+          <w:color w:val="000000" w:themeColor="text1"/>
+          <w:sz w:val="24"/>
+          <w:szCs w:val="24"/>
+          <w:u w:val="single"/>
+          <w:lang w:val="es-ES"/>
+        </w:rPr>
+        <w:t xml:space="preserve"> [</w:t>
+      </w:r>
+      <w:r>
+        <w:rPr>
+          <w:color w:val="000000" w:themeColor="text1"/>
+          <w:sz w:val="24"/>
+          <w:szCs w:val="24"/>
+          <w:u w:val="single"/>
+          <w:lang w:val="es-ES"/>
+        </w:rPr>
+        <w:t>int</w:t>
+      </w:r>
+      <w:r>
+        <w:rPr>
+          <w:color w:val="000000" w:themeColor="text1"/>
+          <w:sz w:val="24"/>
+          <w:szCs w:val="24"/>
+          <w:u w:val="single"/>
+          <w:lang w:val="es-ES"/>
+        </w:rPr>
+        <w:t xml:space="preserve">]}} </w:t>
+      </w:r>
+      <w:r>
+        <w:rPr>
+          <w:color w:val="000000" w:themeColor="text1"/>
+          <w:sz w:val="24"/>
+          <w:szCs w:val="24"/>
+          <w:u w:val="single"/>
+          <w:lang w:val="es-ES"/>
+        </w:rPr>
+        <w:t>lo fueron de perjuicio personal básico</w:t>
+      </w:r>
+      <w:r>
+        <w:rPr>
+          <w:color w:val="000000" w:themeColor="text1"/>
+          <w:sz w:val="24"/>
+          <w:szCs w:val="24"/>
+          <w:lang w:val="es-ES"/>
+        </w:rPr>
+        <w:t xml:space="preserve"> (computados desde el día del accidente y hasta el día en que recibió su última sesión de rehabilitación, por descontado el periodo en que estuvo de baja laboral- ya computados como días moderados-), no quedándole secuelas.</w:t>
+      </w:r>
+    </w:p>
+    <w:p>
+      <w:pPr>
+        <w:pBdr>
+          <w:top w:val="nil"/>
+          <w:left w:val="nil"/>
+          <w:bottom w:val="nil"/>
+          <w:right w:val="nil"/>
+          <w:between w:val="nil"/>
+        </w:pBdr>
+        <w:ind w:left="2" w:right="136" w:firstLine="707"/>
+        <w:jc w:val="both"/>
+        <w:rPr>
+          <w:color w:val="000000" w:themeColor="text1"/>
+          <w:sz w:val="24"/>
+          <w:szCs w:val="24"/>
+        </w:rPr>
+      </w:pPr>
+    </w:p>
+    <w:p>
+      <w:pPr>
+        <w:pBdr>
+          <w:top w:val="nil"/>
+          <w:left w:val="nil"/>
+          <w:bottom w:val="nil"/>
+          <w:right w:val="nil"/>
+          <w:between w:val="nil"/>
+        </w:pBdr>
+        <w:ind w:left="2" w:right="136" w:firstLine="707"/>
+        <w:jc w:val="both"/>
+        <w:rPr>
+          <w:color w:val="000000" w:themeColor="text1"/>
+          <w:sz w:val="24"/>
+          <w:szCs w:val="24"/>
+          <w:lang w:val="es-ES"/>
+        </w:rPr>
+      </w:pPr>
+      <w:r>
+        <w:rPr>
+          <w:color w:val="000000" w:themeColor="text1"/>
+          <w:sz w:val="24"/>
+          <w:szCs w:val="24"/>
+          <w:lang w:val="es-ES"/>
+        </w:rPr>
+        <w:t xml:space="preserve">Se acompaña como {{Relación documentos </w:t>
+      </w:r>
+      <w:r>
+        <w:rPr>
+          <w:color w:val="000000" w:themeColor="text1"/>
+          <w:sz w:val="24"/>
+          <w:szCs w:val="24"/>
+          <w:lang w:val="es-ES"/>
+        </w:rPr>
+        <w:t xml:space="preserve">inicial </w:t>
+      </w:r>
+      <w:r>
+        <w:rPr>
+          <w:color w:val="000000" w:themeColor="text1"/>
+          <w:sz w:val="24"/>
+          <w:szCs w:val="24"/>
+          <w:lang w:val="es-ES"/>
+        </w:rPr>
+        <w:t xml:space="preserve">[checkbox:2:autowrap] </w:t>
+      </w:r>
+    </w:p>
+    <w:p>
+      <w:pPr>
+        <w:pBdr>
+          <w:top w:val="nil"/>
+          <w:left w:val="nil"/>
+          <w:bottom w:val="nil"/>
+          <w:right w:val="nil"/>
+          <w:between w:val="nil"/>
+        </w:pBdr>
+        <w:ind w:left="2" w:right="136" w:firstLine="707"/>
+        <w:jc w:val="both"/>
+        <w:rPr>
+          <w:color w:val="000000" w:themeColor="text1"/>
+          <w:sz w:val="24"/>
+          <w:szCs w:val="24"/>
+          <w:lang w:val="es-ES"/>
+        </w:rPr>
+      </w:pPr>
+      <w:r>
+        <w:rPr>
+          <w:color w:val="000000" w:themeColor="text1"/>
+          <w:sz w:val="24"/>
+          <w:szCs w:val="24"/>
+          <w:lang w:val="es-ES"/>
+        </w:rPr>
+        <w:t>{Atestado} {</w:t>
+      </w:r>
+      <w:r>
+        <w:rPr>
+          <w:b/>
+          <w:bCs/>
+          <w:color w:val="000000" w:themeColor="text1"/>
+          <w:sz w:val="24"/>
+          <w:szCs w:val="24"/>
+          <w:lang w:val="es-ES"/>
+        </w:rPr>
+        <w:t>documento nº [num</w:t>
+      </w:r>
+      <w:r>
+        <w:rPr>
+          <w:b/>
+          <w:bCs/>
+          <w:color w:val="000000" w:themeColor="text1"/>
+          <w:sz w:val="24"/>
+          <w:szCs w:val="24"/>
+          <w:lang w:val="es-ES"/>
+        </w:rPr>
+        <w:t xml:space="preserve"> </w:t>
+      </w:r>
+      <w:r>
+        <w:rPr>
+          <w:color w:val="000000" w:themeColor="text1"/>
+          <w:sz w:val="24"/>
+          <w:szCs w:val="24"/>
+          <w:lang w:val="es-ES"/>
+        </w:rPr>
+        <w:t>{Registro policial de atestado.}</w:t>
+      </w:r>
+      <w:r>
+        <w:rPr>
+          <w:b/>
+          <w:bCs/>
+          <w:color w:val="000000" w:themeColor="text1"/>
+          <w:sz w:val="24"/>
+          <w:szCs w:val="24"/>
+          <w:lang w:val="es-ES"/>
+        </w:rPr>
         <w:t>]</w:t>
       </w:r>
       <w:r>
         <w:rPr>
-          <w:b/>
-          <w:bCs/>
-          <w:color w:val="000000" w:themeColor="text1"/>
-          <w:sz w:val="24"/>
-          <w:szCs w:val="24"/>
-          <w:u w:val="single"/>
+          <w:color w:val="000000" w:themeColor="text1"/>
+          <w:sz w:val="24"/>
+          <w:szCs w:val="24"/>
+          <w:lang w:val="es-ES"/>
+        </w:rPr>
+        <w:t xml:space="preserve">, registro policial de atestado expedido tras el accidente de referencia} </w:t>
+      </w:r>
+    </w:p>
+    <w:p>
+      <w:pPr>
+        <w:pBdr>
+          <w:top w:val="nil"/>
+          <w:left w:val="nil"/>
+          <w:bottom w:val="nil"/>
+          <w:right w:val="nil"/>
+          <w:between w:val="nil"/>
+        </w:pBdr>
+        <w:ind w:left="2" w:right="136" w:firstLine="707"/>
+        <w:jc w:val="both"/>
+        <w:rPr>
+          <w:color w:val="000000" w:themeColor="text1"/>
+          <w:sz w:val="24"/>
+          <w:szCs w:val="24"/>
+          <w:lang w:val="es-ES"/>
+        </w:rPr>
+      </w:pPr>
+      <w:r>
+        <w:rPr>
+          <w:color w:val="000000" w:themeColor="text1"/>
+          <w:sz w:val="24"/>
+          <w:szCs w:val="24"/>
+          <w:lang w:val="es-ES"/>
+        </w:rPr>
+        <w:t>{Fotografías} {</w:t>
+      </w:r>
+      <w:r>
+        <w:rPr>
+          <w:b/>
+          <w:bCs/>
+          <w:color w:val="000000" w:themeColor="text1"/>
+          <w:sz w:val="24"/>
+          <w:szCs w:val="24"/>
+          <w:lang w:val="es-ES"/>
+        </w:rPr>
+        <w:t>documento nº [num</w:t>
+      </w:r>
+      <w:r>
+        <w:rPr>
+          <w:b/>
+          <w:bCs/>
+          <w:color w:val="000000" w:themeColor="text1"/>
+          <w:sz w:val="24"/>
+          <w:szCs w:val="24"/>
+          <w:lang w:val="es-ES"/>
+        </w:rPr>
+        <w:t xml:space="preserve"> </w:t>
+      </w:r>
+      <w:r>
+        <w:rPr>
+          <w:color w:val="000000" w:themeColor="text1"/>
+          <w:sz w:val="24"/>
+          <w:szCs w:val="24"/>
+          <w:lang w:val="es-ES"/>
+        </w:rPr>
+        <w:t>{</w:t>
+      </w:r>
+      <w:r>
+        <w:rPr>
+          <w:color w:val="000000" w:themeColor="text1"/>
+          <w:sz w:val="24"/>
+          <w:szCs w:val="24"/>
+          <w:lang w:val="es-ES"/>
+        </w:rPr>
+        <w:t xml:space="preserve">Fotografías que muestran el daño material </w:t>
+      </w:r>
+      <w:r>
+        <w:rPr>
+          <w:color w:val="000000" w:themeColor="text1"/>
+          <w:sz w:val="24"/>
+          <w:szCs w:val="24"/>
+          <w:lang w:val="es-ES"/>
+        </w:rPr>
+        <w:lastRenderedPageBreak/>
+        <w:t>irrogado en los</w:t>
+      </w:r>
+      <w:r>
+        <w:rPr>
+          <w:color w:val="000000" w:themeColor="text1"/>
+          <w:sz w:val="24"/>
+          <w:szCs w:val="24"/>
+          <w:lang w:val="es-ES"/>
+        </w:rPr>
+        <w:t xml:space="preserve"> </w:t>
+      </w:r>
+      <w:r>
+        <w:rPr>
+          <w:color w:val="000000" w:themeColor="text1"/>
+          <w:sz w:val="24"/>
+          <w:szCs w:val="24"/>
+          <w:lang w:val="es-ES"/>
+        </w:rPr>
+        <w:t>vehículos implicados.</w:t>
+      </w:r>
+      <w:r>
+        <w:rPr>
+          <w:color w:val="000000" w:themeColor="text1"/>
+          <w:sz w:val="24"/>
+          <w:szCs w:val="24"/>
+          <w:lang w:val="es-ES"/>
+        </w:rPr>
+        <w:t>}</w:t>
+      </w:r>
+      <w:r>
+        <w:rPr>
+          <w:b/>
+          <w:bCs/>
+          <w:color w:val="000000" w:themeColor="text1"/>
+          <w:sz w:val="24"/>
+          <w:szCs w:val="24"/>
+          <w:lang w:val="es-ES"/>
+        </w:rPr>
+        <w:t>]</w:t>
+      </w:r>
+      <w:r>
+        <w:rPr>
+          <w:color w:val="000000" w:themeColor="text1"/>
+          <w:sz w:val="24"/>
+          <w:szCs w:val="24"/>
+          <w:lang w:val="es-ES"/>
+        </w:rPr>
+        <w:t>, fotografías que muestran el daño material irrogado en sendos vehículos implicados}</w:t>
+      </w:r>
+    </w:p>
+    <w:p>
+      <w:pPr>
+        <w:pBdr>
+          <w:top w:val="nil"/>
+          <w:left w:val="nil"/>
+          <w:bottom w:val="nil"/>
+          <w:right w:val="nil"/>
+          <w:between w:val="nil"/>
+        </w:pBdr>
+        <w:ind w:left="2" w:right="136" w:firstLine="707"/>
+        <w:jc w:val="both"/>
+        <w:rPr>
+          <w:color w:val="000000" w:themeColor="text1"/>
+          <w:sz w:val="24"/>
+          <w:szCs w:val="24"/>
+          <w:lang w:val="es-ES"/>
+        </w:rPr>
+      </w:pPr>
+      <w:r>
+        <w:rPr>
+          <w:color w:val="000000" w:themeColor="text1"/>
+          <w:sz w:val="24"/>
+          <w:szCs w:val="24"/>
+          <w:lang w:val="es-ES"/>
+        </w:rPr>
+        <w:t>{Parte amistoso} {</w:t>
+      </w:r>
+      <w:r>
+        <w:rPr>
+          <w:b/>
+          <w:bCs/>
+          <w:color w:val="000000" w:themeColor="text1"/>
+          <w:sz w:val="24"/>
+          <w:szCs w:val="24"/>
+          <w:lang w:val="es-ES"/>
+        </w:rPr>
+        <w:t>documento nº [num</w:t>
+      </w:r>
+      <w:r>
+        <w:rPr>
+          <w:b/>
+          <w:bCs/>
+          <w:color w:val="000000" w:themeColor="text1"/>
+          <w:sz w:val="24"/>
+          <w:szCs w:val="24"/>
+          <w:lang w:val="es-ES"/>
+        </w:rPr>
+        <w:t xml:space="preserve"> </w:t>
+      </w:r>
+      <w:r>
+        <w:rPr>
+          <w:color w:val="000000" w:themeColor="text1"/>
+          <w:sz w:val="24"/>
+          <w:szCs w:val="24"/>
+          <w:lang w:val="es-ES"/>
+        </w:rPr>
+        <w:t>{</w:t>
+      </w:r>
+      <w:r>
+        <w:rPr>
+          <w:color w:val="000000" w:themeColor="text1"/>
+          <w:sz w:val="24"/>
+          <w:szCs w:val="24"/>
+          <w:highlight w:val="yellow"/>
+          <w:lang w:val="es-ES"/>
+        </w:rPr>
+        <w:t>Parte amistoso</w:t>
+      </w:r>
+      <w:r>
+        <w:rPr>
+          <w:color w:val="000000" w:themeColor="text1"/>
+          <w:sz w:val="24"/>
+          <w:szCs w:val="24"/>
+          <w:lang w:val="es-ES"/>
+        </w:rPr>
+        <w:t>.</w:t>
+      </w:r>
+      <w:r>
+        <w:rPr>
+          <w:color w:val="000000" w:themeColor="text1"/>
+          <w:sz w:val="24"/>
+          <w:szCs w:val="24"/>
+          <w:lang w:val="es-ES"/>
+        </w:rPr>
+        <w:t>}</w:t>
+      </w:r>
+      <w:r>
+        <w:rPr>
+          <w:b/>
+          <w:bCs/>
+          <w:color w:val="000000" w:themeColor="text1"/>
+          <w:sz w:val="24"/>
+          <w:szCs w:val="24"/>
+          <w:lang w:val="es-ES"/>
+        </w:rPr>
+        <w:t>]</w:t>
+      </w:r>
+      <w:r>
+        <w:rPr>
+          <w:color w:val="000000" w:themeColor="text1"/>
+          <w:sz w:val="24"/>
+          <w:szCs w:val="24"/>
+          <w:lang w:val="es-ES"/>
+        </w:rPr>
+        <w:t xml:space="preserve">, </w:t>
+      </w:r>
+      <w:r>
+        <w:rPr>
+          <w:color w:val="000000" w:themeColor="text1"/>
+          <w:sz w:val="24"/>
+          <w:szCs w:val="24"/>
+          <w:highlight w:val="yellow"/>
+          <w:lang w:val="es-ES"/>
+        </w:rPr>
+        <w:t>parte amistoso entre los conductores</w:t>
+      </w:r>
+      <w:r>
+        <w:rPr>
+          <w:color w:val="000000" w:themeColor="text1"/>
+          <w:sz w:val="24"/>
+          <w:szCs w:val="24"/>
+          <w:lang w:val="es-ES"/>
+        </w:rPr>
+        <w:t xml:space="preserve">} </w:t>
+      </w:r>
+    </w:p>
+    <w:p>
+      <w:pPr>
+        <w:pBdr>
+          <w:top w:val="nil"/>
+          <w:left w:val="nil"/>
+          <w:bottom w:val="nil"/>
+          <w:right w:val="nil"/>
+          <w:between w:val="nil"/>
+        </w:pBdr>
+        <w:ind w:left="2" w:right="136" w:firstLine="707"/>
+        <w:jc w:val="both"/>
+        <w:rPr>
+          <w:color w:val="000000" w:themeColor="text1"/>
+          <w:sz w:val="24"/>
+          <w:szCs w:val="24"/>
+        </w:rPr>
+      </w:pPr>
+      <w:r>
+        <w:rPr>
+          <w:color w:val="000000" w:themeColor="text1"/>
+          <w:sz w:val="24"/>
+          <w:szCs w:val="24"/>
+        </w:rPr>
+        <w:t>{</w:t>
+      </w:r>
+      <w:r>
+        <w:rPr>
+          <w:color w:val="000000" w:themeColor="text1"/>
+          <w:sz w:val="24"/>
+          <w:szCs w:val="24"/>
+        </w:rPr>
+        <w:t xml:space="preserve">visor </w:t>
+      </w:r>
+      <w:r>
+        <w:rPr>
+          <w:color w:val="000000" w:themeColor="text1"/>
+          <w:sz w:val="24"/>
+          <w:szCs w:val="24"/>
+        </w:rPr>
+        <w:t>IDEcanarias</w:t>
+      </w:r>
+      <w:r>
+        <w:rPr>
+          <w:color w:val="000000" w:themeColor="text1"/>
+          <w:sz w:val="24"/>
+          <w:szCs w:val="24"/>
+        </w:rPr>
+        <w:t>} {</w:t>
+      </w:r>
+      <w:r>
+        <w:rPr>
+          <w:b/>
+          <w:bCs/>
+          <w:color w:val="000000" w:themeColor="text1"/>
+          <w:sz w:val="24"/>
+          <w:szCs w:val="24"/>
+        </w:rPr>
+        <w:t>documento nº [num</w:t>
+      </w:r>
+      <w:r>
+        <w:rPr>
+          <w:b/>
+          <w:bCs/>
+          <w:color w:val="000000" w:themeColor="text1"/>
+          <w:sz w:val="24"/>
+          <w:szCs w:val="24"/>
+        </w:rPr>
+        <w:t xml:space="preserve"> </w:t>
+      </w:r>
+      <w:r>
+        <w:rPr>
+          <w:color w:val="000000" w:themeColor="text1"/>
+          <w:sz w:val="24"/>
+          <w:szCs w:val="24"/>
+          <w:lang w:val="es-ES"/>
+        </w:rPr>
+        <w:t>{</w:t>
+      </w:r>
+      <w:r>
+        <w:rPr>
+          <w:color w:val="000000" w:themeColor="text1"/>
+          <w:sz w:val="24"/>
+          <w:szCs w:val="24"/>
+          <w:highlight w:val="yellow"/>
+          <w:lang w:val="es-ES"/>
+        </w:rPr>
+        <w:t>Situación visor IDECanarias</w:t>
+      </w:r>
+      <w:r>
+        <w:rPr>
+          <w:color w:val="000000" w:themeColor="text1"/>
+          <w:sz w:val="24"/>
+          <w:szCs w:val="24"/>
+          <w:highlight w:val="yellow"/>
+          <w:lang w:val="es-ES"/>
+        </w:rPr>
+        <w:t>.</w:t>
+      </w:r>
+      <w:r>
+        <w:rPr>
+          <w:color w:val="000000" w:themeColor="text1"/>
+          <w:sz w:val="24"/>
+          <w:szCs w:val="24"/>
+          <w:lang w:val="es-ES"/>
+        </w:rPr>
+        <w:t>}</w:t>
+      </w:r>
+      <w:r>
+        <w:rPr>
+          <w:b/>
+          <w:bCs/>
+          <w:color w:val="000000" w:themeColor="text1"/>
+          <w:sz w:val="24"/>
+          <w:szCs w:val="24"/>
+        </w:rPr>
+        <w:t>]</w:t>
+      </w:r>
+      <w:r>
+        <w:rPr>
+          <w:color w:val="000000" w:themeColor="text1"/>
+          <w:sz w:val="24"/>
+          <w:szCs w:val="24"/>
+        </w:rPr>
+        <w:t xml:space="preserve">, </w:t>
+      </w:r>
+      <w:r>
+        <w:rPr>
+          <w:color w:val="000000" w:themeColor="text1"/>
+          <w:sz w:val="24"/>
+          <w:szCs w:val="24"/>
+          <w:highlight w:val="yellow"/>
+        </w:rPr>
+        <w:t>visor IDECanarias que muestra</w:t>
+      </w:r>
+      <w:r>
+        <w:rPr>
+          <w:color w:val="000000" w:themeColor="text1"/>
+          <w:sz w:val="24"/>
+          <w:szCs w:val="24"/>
+          <w:highlight w:val="yellow"/>
+        </w:rPr>
+        <w:t xml:space="preserve"> la situación en el mapa</w:t>
+      </w:r>
+      <w:r>
+        <w:rPr>
+          <w:color w:val="000000" w:themeColor="text1"/>
+          <w:sz w:val="24"/>
+          <w:szCs w:val="24"/>
+        </w:rPr>
+        <w:t>}</w:t>
+      </w:r>
+    </w:p>
+    <w:p>
+      <w:pPr>
+        <w:pBdr>
+          <w:top w:val="nil"/>
+          <w:left w:val="nil"/>
+          <w:bottom w:val="nil"/>
+          <w:right w:val="nil"/>
+          <w:between w:val="nil"/>
+        </w:pBdr>
+        <w:ind w:left="2" w:right="136" w:firstLine="707"/>
+        <w:jc w:val="both"/>
+        <w:rPr>
+          <w:color w:val="000000" w:themeColor="text1"/>
+          <w:sz w:val="24"/>
+          <w:szCs w:val="24"/>
+        </w:rPr>
+      </w:pPr>
+      <w:r>
+        <w:rPr>
+          <w:color w:val="000000" w:themeColor="text1"/>
+          <w:sz w:val="24"/>
+          <w:szCs w:val="24"/>
+        </w:rPr>
+        <w:t>{declaración jurada} {</w:t>
+      </w:r>
+      <w:r>
+        <w:rPr>
+          <w:b/>
+          <w:bCs/>
+          <w:color w:val="000000" w:themeColor="text1"/>
+          <w:sz w:val="24"/>
+          <w:szCs w:val="24"/>
+        </w:rPr>
+        <w:t>documento nº [num</w:t>
+      </w:r>
+      <w:r>
+        <w:rPr>
+          <w:b/>
+          <w:bCs/>
+          <w:color w:val="000000" w:themeColor="text1"/>
+          <w:sz w:val="24"/>
+          <w:szCs w:val="24"/>
+        </w:rPr>
+        <w:t xml:space="preserve"> </w:t>
+      </w:r>
+      <w:r>
+        <w:rPr>
+          <w:color w:val="000000" w:themeColor="text1"/>
+          <w:sz w:val="24"/>
+          <w:szCs w:val="24"/>
+          <w:lang w:val="es-ES"/>
+        </w:rPr>
+        <w:t>{</w:t>
+      </w:r>
+      <w:r>
+        <w:rPr>
+          <w:color w:val="000000" w:themeColor="text1"/>
+          <w:sz w:val="24"/>
+          <w:szCs w:val="24"/>
+          <w:highlight w:val="yellow"/>
+          <w:lang w:val="es-ES"/>
+        </w:rPr>
+        <w:t>Declaración jurada de los testigos</w:t>
+      </w:r>
+      <w:r>
+        <w:rPr>
+          <w:color w:val="000000" w:themeColor="text1"/>
+          <w:sz w:val="24"/>
+          <w:szCs w:val="24"/>
+          <w:lang w:val="es-ES"/>
+        </w:rPr>
+        <w:t>.}</w:t>
+      </w:r>
+      <w:r>
+        <w:rPr>
+          <w:b/>
+          <w:bCs/>
+          <w:color w:val="000000" w:themeColor="text1"/>
+          <w:sz w:val="24"/>
+          <w:szCs w:val="24"/>
+        </w:rPr>
+        <w:t>]</w:t>
+      </w:r>
+      <w:r>
+        <w:rPr>
+          <w:color w:val="000000" w:themeColor="text1"/>
+          <w:sz w:val="24"/>
+          <w:szCs w:val="24"/>
+        </w:rPr>
+        <w:t xml:space="preserve">, </w:t>
+      </w:r>
+      <w:r>
+        <w:rPr>
+          <w:color w:val="000000" w:themeColor="text1"/>
+          <w:sz w:val="24"/>
+          <w:szCs w:val="24"/>
+          <w:highlight w:val="yellow"/>
+        </w:rPr>
+        <w:t>declaración jurada de testigos</w:t>
+      </w:r>
+      <w:r>
+        <w:rPr>
+          <w:color w:val="000000" w:themeColor="text1"/>
+          <w:sz w:val="24"/>
+          <w:szCs w:val="24"/>
+        </w:rPr>
+        <w:t>}</w:t>
+      </w:r>
+    </w:p>
+    <w:p>
+      <w:pPr>
+        <w:pBdr>
+          <w:top w:val="nil"/>
+          <w:left w:val="nil"/>
+          <w:bottom w:val="nil"/>
+          <w:right w:val="nil"/>
+          <w:between w:val="nil"/>
+        </w:pBdr>
+        <w:ind w:left="2" w:right="136" w:firstLine="707"/>
+        <w:jc w:val="both"/>
+        <w:rPr>
+          <w:color w:val="000000" w:themeColor="text1"/>
+          <w:sz w:val="24"/>
+          <w:szCs w:val="24"/>
+          <w:lang w:val="es-ES"/>
+        </w:rPr>
+      </w:pPr>
+      <w:r>
+        <w:rPr>
+          <w:color w:val="000000" w:themeColor="text1"/>
+          <w:sz w:val="24"/>
+          <w:szCs w:val="24"/>
           <w:lang w:val="es-ES"/>
         </w:rPr>
         <w:t>}}</w:t>
       </w:r>
       <w:r>
         <w:rPr>
-          <w:b/>
-          <w:bCs/>
-          <w:color w:val="000000" w:themeColor="text1"/>
-          <w:sz w:val="24"/>
-          <w:szCs w:val="24"/>
-          <w:u w:val="single"/>
-          <w:lang w:val="es-ES"/>
-        </w:rPr>
-        <w:t xml:space="preserve"> días</w:t>
-      </w:r>
-      <w:r>
-        <w:rPr>
-          <w:color w:val="000000" w:themeColor="text1"/>
-          <w:sz w:val="24"/>
-          <w:szCs w:val="24"/>
-          <w:lang w:val="es-ES"/>
-        </w:rPr>
-        <w:t xml:space="preserve"> </w:t>
-      </w:r>
-      <w:r>
-        <w:rPr>
-          <w:color w:val="000000" w:themeColor="text1"/>
-          <w:sz w:val="24"/>
-          <w:szCs w:val="24"/>
-          <w:lang w:val="es-ES"/>
-        </w:rPr>
-        <w:t xml:space="preserve">(desde el día del accidente, esto es desde el </w:t>
-      </w:r>
-      <w:r>
-        <w:rPr>
-          <w:color w:val="000000" w:themeColor="text1"/>
-          <w:sz w:val="24"/>
-          <w:szCs w:val="24"/>
-          <w:lang w:val="es-ES"/>
-        </w:rPr>
-        <w:t xml:space="preserve">{{Días de perjuicio totales: </w:t>
-      </w:r>
-      <w:proofErr w:type="spellStart"/>
-      <w:r>
-        <w:rPr>
-          <w:color w:val="000000" w:themeColor="text1"/>
-          <w:sz w:val="24"/>
-          <w:szCs w:val="24"/>
-          <w:lang w:val="es-ES"/>
-        </w:rPr>
-        <w:t>start</w:t>
-      </w:r>
-      <w:proofErr w:type="spellEnd"/>
-      <w:r>
-        <w:rPr>
-          <w:color w:val="000000" w:themeColor="text1"/>
-          <w:sz w:val="24"/>
-          <w:szCs w:val="24"/>
-          <w:lang w:val="es-ES"/>
-        </w:rPr>
-        <w:t>}}</w:t>
-      </w:r>
-      <w:r>
-        <w:rPr>
-          <w:color w:val="000000" w:themeColor="text1"/>
-          <w:sz w:val="24"/>
-          <w:szCs w:val="24"/>
-          <w:lang w:val="es-ES"/>
-        </w:rPr>
-        <w:t xml:space="preserve"> y hasta el </w:t>
-      </w:r>
-      <w:r>
-        <w:rPr>
-          <w:color w:val="000000" w:themeColor="text1"/>
-          <w:sz w:val="24"/>
-          <w:szCs w:val="24"/>
-          <w:lang w:val="es-ES"/>
-        </w:rPr>
-        <w:t xml:space="preserve">{{Días de perjuicio totales: </w:t>
-      </w:r>
-      <w:proofErr w:type="spellStart"/>
-      <w:r>
-        <w:rPr>
-          <w:color w:val="000000" w:themeColor="text1"/>
-          <w:sz w:val="24"/>
-          <w:szCs w:val="24"/>
-          <w:lang w:val="es-ES"/>
-        </w:rPr>
-        <w:t>end</w:t>
-      </w:r>
-      <w:proofErr w:type="spellEnd"/>
-      <w:r>
-        <w:rPr>
-          <w:color w:val="000000" w:themeColor="text1"/>
-          <w:sz w:val="24"/>
-          <w:szCs w:val="24"/>
-          <w:lang w:val="es-ES"/>
-        </w:rPr>
-        <w:t>}}</w:t>
-      </w:r>
-      <w:r>
-        <w:rPr>
-          <w:color w:val="000000" w:themeColor="text1"/>
-          <w:sz w:val="24"/>
-          <w:szCs w:val="24"/>
-          <w:lang w:val="es-ES"/>
-        </w:rPr>
-        <w:t>, fecha ésta última en la que recibió la última sesión de rehabilitación, ambos inclusive)</w:t>
-      </w:r>
-      <w:r>
-        <w:rPr>
-          <w:color w:val="000000" w:themeColor="text1"/>
-          <w:sz w:val="24"/>
-          <w:szCs w:val="24"/>
-          <w:lang w:val="es-ES"/>
-        </w:rPr>
-        <w:t xml:space="preserve">, de los cuales </w:t>
-      </w:r>
-      <w:r>
-        <w:rPr>
-          <w:color w:val="000000" w:themeColor="text1"/>
-          <w:sz w:val="24"/>
-          <w:szCs w:val="24"/>
-          <w:u w:val="single"/>
-          <w:lang w:val="es-ES"/>
-        </w:rPr>
-        <w:t>{{Días de perjuicio moderado [</w:t>
-      </w:r>
-      <w:proofErr w:type="spellStart"/>
-      <w:r>
-        <w:rPr>
-          <w:color w:val="000000" w:themeColor="text1"/>
-          <w:sz w:val="24"/>
-          <w:szCs w:val="24"/>
-          <w:u w:val="single"/>
-          <w:lang w:val="es-ES"/>
-        </w:rPr>
-        <w:t>int</w:t>
-      </w:r>
-      <w:proofErr w:type="spellEnd"/>
-      <w:r>
-        <w:rPr>
-          <w:color w:val="000000" w:themeColor="text1"/>
-          <w:sz w:val="24"/>
-          <w:szCs w:val="24"/>
-          <w:u w:val="single"/>
-          <w:lang w:val="es-ES"/>
-        </w:rPr>
-        <w:t xml:space="preserve">]}} </w:t>
-      </w:r>
-      <w:r>
-        <w:rPr>
-          <w:color w:val="000000" w:themeColor="text1"/>
-          <w:sz w:val="24"/>
-          <w:szCs w:val="24"/>
-          <w:u w:val="single"/>
-          <w:lang w:val="es-ES"/>
-        </w:rPr>
-        <w:t>lo fueron de perjuicio personal particular moderado</w:t>
-      </w:r>
-      <w:r>
-        <w:rPr>
-          <w:color w:val="000000" w:themeColor="text1"/>
-          <w:sz w:val="24"/>
-          <w:szCs w:val="24"/>
-          <w:lang w:val="es-ES"/>
-        </w:rPr>
-        <w:t xml:space="preserve"> </w:t>
-      </w:r>
-      <w:r>
-        <w:rPr>
-          <w:color w:val="000000" w:themeColor="text1"/>
-          <w:sz w:val="24"/>
-          <w:szCs w:val="24"/>
-          <w:highlight w:val="yellow"/>
-          <w:lang w:val="es-ES"/>
-        </w:rPr>
-        <w:t>(al haber requerido baja laboral durante dicho periodo, comprendiendo desde el 16/01/24 al 22/01/24 tras el accidente y desde el 30/01/24 hasta el 20/02/24 su baja laboral por recaída</w:t>
-      </w:r>
-      <w:r>
-        <w:rPr>
-          <w:color w:val="000000" w:themeColor="text1"/>
-          <w:sz w:val="24"/>
-          <w:szCs w:val="24"/>
-          <w:lang w:val="es-ES"/>
-        </w:rPr>
-        <w:t xml:space="preserve">) y </w:t>
-      </w:r>
-      <w:r>
-        <w:rPr>
-          <w:color w:val="000000" w:themeColor="text1"/>
-          <w:sz w:val="24"/>
-          <w:szCs w:val="24"/>
-          <w:u w:val="single"/>
-          <w:lang w:val="es-ES"/>
-        </w:rPr>
-        <w:t>{{</w:t>
-      </w:r>
-      <w:r>
-        <w:rPr>
-          <w:color w:val="000000" w:themeColor="text1"/>
-          <w:sz w:val="24"/>
-          <w:szCs w:val="24"/>
-          <w:u w:val="single"/>
-          <w:lang w:val="es-ES"/>
-        </w:rPr>
-        <w:t xml:space="preserve">CALC: </w:t>
-      </w:r>
-      <w:r>
-        <w:rPr>
-          <w:color w:val="000000" w:themeColor="text1"/>
-          <w:sz w:val="24"/>
-          <w:szCs w:val="24"/>
-          <w:u w:val="single"/>
-          <w:lang w:val="es-ES"/>
-        </w:rPr>
-        <w:t xml:space="preserve">Días de perjuicio </w:t>
-      </w:r>
-      <w:r>
-        <w:rPr>
-          <w:color w:val="000000" w:themeColor="text1"/>
-          <w:sz w:val="24"/>
-          <w:szCs w:val="24"/>
-          <w:u w:val="single"/>
-          <w:lang w:val="es-ES"/>
-        </w:rPr>
-        <w:t>totales - Días de perjuicio moderado</w:t>
-      </w:r>
-      <w:r>
-        <w:rPr>
-          <w:color w:val="000000" w:themeColor="text1"/>
-          <w:sz w:val="24"/>
-          <w:szCs w:val="24"/>
-          <w:u w:val="single"/>
-          <w:lang w:val="es-ES"/>
-        </w:rPr>
-        <w:t xml:space="preserve"> [</w:t>
-      </w:r>
-      <w:proofErr w:type="spellStart"/>
-      <w:r>
-        <w:rPr>
-          <w:color w:val="000000" w:themeColor="text1"/>
-          <w:sz w:val="24"/>
-          <w:szCs w:val="24"/>
-          <w:u w:val="single"/>
-          <w:lang w:val="es-ES"/>
-        </w:rPr>
-        <w:t>int</w:t>
-      </w:r>
-      <w:proofErr w:type="spellEnd"/>
-      <w:r>
-        <w:rPr>
-          <w:color w:val="000000" w:themeColor="text1"/>
-          <w:sz w:val="24"/>
-          <w:szCs w:val="24"/>
-          <w:u w:val="single"/>
-          <w:lang w:val="es-ES"/>
-        </w:rPr>
-        <w:t xml:space="preserve">]}} </w:t>
-      </w:r>
-      <w:r>
-        <w:rPr>
-          <w:color w:val="000000" w:themeColor="text1"/>
-          <w:sz w:val="24"/>
-          <w:szCs w:val="24"/>
-          <w:u w:val="single"/>
-          <w:lang w:val="es-ES"/>
-        </w:rPr>
-        <w:t>lo fueron de perjuicio personal básico</w:t>
-      </w:r>
-      <w:r>
-        <w:rPr>
-          <w:color w:val="000000" w:themeColor="text1"/>
-          <w:sz w:val="24"/>
-          <w:szCs w:val="24"/>
-          <w:lang w:val="es-ES"/>
-        </w:rPr>
-        <w:t xml:space="preserve"> (computados desde el día del accidente y hasta el día en que recibió su última sesión de rehabilitación, por descontado el periodo en que estuvo de baja laboral- ya computados como días moderados-), no quedándole secuelas.</w:t>
-      </w:r>
-    </w:p>
-    <w:p>
-      <w:pPr>
-        <w:pBdr>
-          <w:top w:val="nil"/>
-          <w:left w:val="nil"/>
-          <w:bottom w:val="nil"/>
-          <w:right w:val="nil"/>
-          <w:between w:val="nil"/>
-        </w:pBdr>
-        <w:ind w:left="2" w:right="136" w:firstLine="707"/>
-        <w:jc w:val="both"/>
-        <w:rPr>
-          <w:color w:val="000000" w:themeColor="text1"/>
-          <w:sz w:val="24"/>
-          <w:szCs w:val="24"/>
-        </w:rPr>
-      </w:pPr>
-    </w:p>
-    <w:p>
-      <w:pPr>
-        <w:pBdr>
-          <w:top w:val="nil"/>
-          <w:left w:val="nil"/>
-          <w:bottom w:val="nil"/>
-          <w:right w:val="nil"/>
-          <w:between w:val="nil"/>
-        </w:pBdr>
-        <w:ind w:left="2" w:right="136" w:firstLine="707"/>
-        <w:jc w:val="both"/>
-        <w:rPr>
-          <w:color w:val="000000" w:themeColor="text1"/>
-          <w:sz w:val="24"/>
-          <w:szCs w:val="24"/>
-          <w:lang w:val="es-ES"/>
-        </w:rPr>
-      </w:pPr>
-      <w:r>
-        <w:rPr>
-          <w:color w:val="000000" w:themeColor="text1"/>
-          <w:sz w:val="24"/>
-          <w:szCs w:val="24"/>
-          <w:lang w:val="es-ES"/>
-        </w:rPr>
-        <w:t xml:space="preserve">Se acompaña como {{Relación documentos </w:t>
-      </w:r>
-      <w:r>
-        <w:rPr>
-          <w:color w:val="000000" w:themeColor="text1"/>
-          <w:sz w:val="24"/>
-          <w:szCs w:val="24"/>
-          <w:lang w:val="es-ES"/>
-        </w:rPr>
-        <w:t xml:space="preserve">inicial </w:t>
-      </w:r>
-      <w:r>
-        <w:rPr>
-          <w:color w:val="000000" w:themeColor="text1"/>
-          <w:sz w:val="24"/>
-          <w:szCs w:val="24"/>
-          <w:lang w:val="es-ES"/>
-        </w:rPr>
-        <w:t>[checkbox:</w:t>
-      </w:r>
-      <w:proofErr w:type="gramStart"/>
-      <w:r>
-        <w:rPr>
-          <w:color w:val="000000" w:themeColor="text1"/>
-          <w:sz w:val="24"/>
-          <w:szCs w:val="24"/>
-          <w:lang w:val="es-ES"/>
-        </w:rPr>
-        <w:t>2:autowrap</w:t>
-      </w:r>
-      <w:proofErr w:type="gramEnd"/>
-      <w:r>
-        <w:rPr>
-          <w:color w:val="000000" w:themeColor="text1"/>
-          <w:sz w:val="24"/>
-          <w:szCs w:val="24"/>
-          <w:lang w:val="es-ES"/>
-        </w:rPr>
-        <w:t xml:space="preserve">] </w:t>
-      </w:r>
-    </w:p>
-    <w:p>
-      <w:pPr>
-        <w:pBdr>
-          <w:top w:val="nil"/>
-          <w:left w:val="nil"/>
-          <w:bottom w:val="nil"/>
-          <w:right w:val="nil"/>
-          <w:between w:val="nil"/>
-        </w:pBdr>
-        <w:ind w:left="2" w:right="136" w:firstLine="707"/>
-        <w:jc w:val="both"/>
-        <w:rPr>
-          <w:color w:val="000000" w:themeColor="text1"/>
-          <w:sz w:val="24"/>
-          <w:szCs w:val="24"/>
-          <w:lang w:val="es-ES"/>
-        </w:rPr>
-      </w:pPr>
-      <w:r>
-        <w:rPr>
-          <w:color w:val="000000" w:themeColor="text1"/>
-          <w:sz w:val="24"/>
-          <w:szCs w:val="24"/>
-          <w:lang w:val="es-ES"/>
-        </w:rPr>
-        <w:t>{Atestado} {</w:t>
-      </w:r>
-      <w:r>
-        <w:rPr>
-          <w:b/>
-          <w:bCs/>
-          <w:color w:val="000000" w:themeColor="text1"/>
-          <w:sz w:val="24"/>
-          <w:szCs w:val="24"/>
-          <w:lang w:val="es-ES"/>
-        </w:rPr>
-        <w:t xml:space="preserve">documento </w:t>
-      </w:r>
-      <w:proofErr w:type="spellStart"/>
-      <w:r>
-        <w:rPr>
-          <w:b/>
-          <w:bCs/>
-          <w:color w:val="000000" w:themeColor="text1"/>
-          <w:sz w:val="24"/>
-          <w:szCs w:val="24"/>
-          <w:lang w:val="es-ES"/>
-        </w:rPr>
-        <w:t>nº</w:t>
-      </w:r>
-      <w:proofErr w:type="spellEnd"/>
-      <w:r>
-        <w:rPr>
-          <w:b/>
-          <w:bCs/>
-          <w:color w:val="000000" w:themeColor="text1"/>
-          <w:sz w:val="24"/>
-          <w:szCs w:val="24"/>
-          <w:lang w:val="es-ES"/>
-        </w:rPr>
-        <w:t xml:space="preserve"> [</w:t>
-      </w:r>
-      <w:proofErr w:type="spellStart"/>
-      <w:r>
-        <w:rPr>
-          <w:b/>
-          <w:bCs/>
-          <w:color w:val="000000" w:themeColor="text1"/>
-          <w:sz w:val="24"/>
-          <w:szCs w:val="24"/>
-          <w:lang w:val="es-ES"/>
-        </w:rPr>
-        <w:t>num</w:t>
-      </w:r>
-      <w:proofErr w:type="spellEnd"/>
-      <w:r>
-        <w:rPr>
-          <w:b/>
-          <w:bCs/>
-          <w:color w:val="000000" w:themeColor="text1"/>
-          <w:sz w:val="24"/>
-          <w:szCs w:val="24"/>
-          <w:lang w:val="es-ES"/>
-        </w:rPr>
-        <w:t xml:space="preserve"> </w:t>
-      </w:r>
-      <w:r>
-        <w:rPr>
-          <w:color w:val="000000" w:themeColor="text1"/>
-          <w:sz w:val="24"/>
-          <w:szCs w:val="24"/>
-          <w:lang w:val="es-ES"/>
-        </w:rPr>
-        <w:t>{Registro policial de atestado.}</w:t>
-      </w:r>
-      <w:r>
-        <w:rPr>
-          <w:b/>
-          <w:bCs/>
-          <w:color w:val="000000" w:themeColor="text1"/>
-          <w:sz w:val="24"/>
-          <w:szCs w:val="24"/>
-          <w:lang w:val="es-ES"/>
-        </w:rPr>
-        <w:t>]</w:t>
-      </w:r>
-      <w:r>
-        <w:rPr>
-          <w:color w:val="000000" w:themeColor="text1"/>
-          <w:sz w:val="24"/>
-          <w:szCs w:val="24"/>
-          <w:lang w:val="es-ES"/>
-        </w:rPr>
-        <w:t xml:space="preserve">, registro policial de atestado expedido tras el accidente de referencia} </w:t>
-      </w:r>
-    </w:p>
-    <w:p>
-      <w:pPr>
-        <w:pBdr>
-          <w:top w:val="nil"/>
-          <w:left w:val="nil"/>
-          <w:bottom w:val="nil"/>
-          <w:right w:val="nil"/>
-          <w:between w:val="nil"/>
-        </w:pBdr>
-        <w:ind w:left="2" w:right="136" w:firstLine="707"/>
-        <w:jc w:val="both"/>
-        <w:rPr>
-          <w:color w:val="000000" w:themeColor="text1"/>
-          <w:sz w:val="24"/>
-          <w:szCs w:val="24"/>
-          <w:lang w:val="es-ES"/>
-        </w:rPr>
-      </w:pPr>
-      <w:r>
-        <w:rPr>
-          <w:color w:val="000000" w:themeColor="text1"/>
-          <w:sz w:val="24"/>
-          <w:szCs w:val="24"/>
-          <w:lang w:val="es-ES"/>
-        </w:rPr>
-        <w:t>{Fotografías} {</w:t>
-      </w:r>
-      <w:r>
-        <w:rPr>
-          <w:b/>
-          <w:bCs/>
-          <w:color w:val="000000" w:themeColor="text1"/>
-          <w:sz w:val="24"/>
-          <w:szCs w:val="24"/>
-          <w:lang w:val="es-ES"/>
-        </w:rPr>
-        <w:t xml:space="preserve">documento </w:t>
-      </w:r>
-      <w:proofErr w:type="spellStart"/>
-      <w:r>
-        <w:rPr>
-          <w:b/>
-          <w:bCs/>
-          <w:color w:val="000000" w:themeColor="text1"/>
-          <w:sz w:val="24"/>
-          <w:szCs w:val="24"/>
-          <w:lang w:val="es-ES"/>
-        </w:rPr>
-        <w:t>nº</w:t>
-      </w:r>
-      <w:proofErr w:type="spellEnd"/>
-      <w:r>
-        <w:rPr>
-          <w:b/>
-          <w:bCs/>
-          <w:color w:val="000000" w:themeColor="text1"/>
-          <w:sz w:val="24"/>
-          <w:szCs w:val="24"/>
-          <w:lang w:val="es-ES"/>
-        </w:rPr>
-        <w:t xml:space="preserve"> [</w:t>
-      </w:r>
-      <w:proofErr w:type="spellStart"/>
-      <w:r>
-        <w:rPr>
-          <w:b/>
-          <w:bCs/>
-          <w:color w:val="000000" w:themeColor="text1"/>
-          <w:sz w:val="24"/>
-          <w:szCs w:val="24"/>
-          <w:lang w:val="es-ES"/>
-        </w:rPr>
-        <w:t>num</w:t>
-      </w:r>
-      <w:proofErr w:type="spellEnd"/>
-      <w:r>
-        <w:rPr>
-          <w:b/>
-          <w:bCs/>
-          <w:color w:val="000000" w:themeColor="text1"/>
-          <w:sz w:val="24"/>
-          <w:szCs w:val="24"/>
-          <w:lang w:val="es-ES"/>
-        </w:rPr>
-        <w:t xml:space="preserve"> </w:t>
-      </w:r>
-      <w:r>
-        <w:rPr>
-          <w:color w:val="000000" w:themeColor="text1"/>
-          <w:sz w:val="24"/>
-          <w:szCs w:val="24"/>
-          <w:lang w:val="es-ES"/>
-        </w:rPr>
-        <w:t>{</w:t>
-      </w:r>
-      <w:r>
-        <w:rPr>
-          <w:color w:val="000000" w:themeColor="text1"/>
-          <w:sz w:val="24"/>
-          <w:szCs w:val="24"/>
-          <w:lang w:val="es-ES"/>
-        </w:rPr>
-        <w:t>Fotografías que muestran el daño material irrogado en los</w:t>
-      </w:r>
-      <w:r>
-        <w:rPr>
-          <w:color w:val="000000" w:themeColor="text1"/>
-          <w:sz w:val="24"/>
-          <w:szCs w:val="24"/>
-          <w:lang w:val="es-ES"/>
-        </w:rPr>
-        <w:t xml:space="preserve"> </w:t>
-      </w:r>
-      <w:r>
-        <w:rPr>
-          <w:color w:val="000000" w:themeColor="text1"/>
-          <w:sz w:val="24"/>
-          <w:szCs w:val="24"/>
-          <w:lang w:val="es-ES"/>
-        </w:rPr>
-        <w:t>vehículos implicados.</w:t>
-      </w:r>
-      <w:r>
-        <w:rPr>
-          <w:color w:val="000000" w:themeColor="text1"/>
-          <w:sz w:val="24"/>
-          <w:szCs w:val="24"/>
-          <w:lang w:val="es-ES"/>
-        </w:rPr>
-        <w:t>}</w:t>
-      </w:r>
-      <w:r>
-        <w:rPr>
-          <w:b/>
-          <w:bCs/>
-          <w:color w:val="000000" w:themeColor="text1"/>
-          <w:sz w:val="24"/>
-          <w:szCs w:val="24"/>
-          <w:lang w:val="es-ES"/>
-        </w:rPr>
-        <w:t>]</w:t>
-      </w:r>
-      <w:r>
-        <w:rPr>
-          <w:color w:val="000000" w:themeColor="text1"/>
-          <w:sz w:val="24"/>
-          <w:szCs w:val="24"/>
-          <w:lang w:val="es-ES"/>
-        </w:rPr>
-        <w:t>, fotografías que muestran el daño material irrogado en sendos vehículos implicados}</w:t>
-      </w:r>
-    </w:p>
-    <w:p>
-      <w:pPr>
-        <w:pBdr>
-          <w:top w:val="nil"/>
-          <w:left w:val="nil"/>
-          <w:bottom w:val="nil"/>
-          <w:right w:val="nil"/>
-          <w:between w:val="nil"/>
-        </w:pBdr>
-        <w:ind w:left="2" w:right="136" w:firstLine="707"/>
-        <w:jc w:val="both"/>
-        <w:rPr>
-          <w:color w:val="000000" w:themeColor="text1"/>
-          <w:sz w:val="24"/>
-          <w:szCs w:val="24"/>
-          <w:lang w:val="es-ES"/>
-        </w:rPr>
-      </w:pPr>
-      <w:r>
-        <w:rPr>
-          <w:color w:val="000000" w:themeColor="text1"/>
-          <w:sz w:val="24"/>
-          <w:szCs w:val="24"/>
-          <w:lang w:val="es-ES"/>
-        </w:rPr>
-        <w:t>{Parte amistoso} {</w:t>
-      </w:r>
-      <w:r>
-        <w:rPr>
-          <w:b/>
-          <w:bCs/>
-          <w:color w:val="000000" w:themeColor="text1"/>
-          <w:sz w:val="24"/>
-          <w:szCs w:val="24"/>
-          <w:lang w:val="es-ES"/>
-        </w:rPr>
-        <w:t xml:space="preserve">documento </w:t>
-      </w:r>
-      <w:proofErr w:type="spellStart"/>
-      <w:r>
-        <w:rPr>
-          <w:b/>
-          <w:bCs/>
-          <w:color w:val="000000" w:themeColor="text1"/>
-          <w:sz w:val="24"/>
-          <w:szCs w:val="24"/>
-          <w:lang w:val="es-ES"/>
-        </w:rPr>
-        <w:t>nº</w:t>
-      </w:r>
-      <w:proofErr w:type="spellEnd"/>
-      <w:r>
-        <w:rPr>
-          <w:b/>
-          <w:bCs/>
-          <w:color w:val="000000" w:themeColor="text1"/>
-          <w:sz w:val="24"/>
-          <w:szCs w:val="24"/>
-          <w:lang w:val="es-ES"/>
-        </w:rPr>
-        <w:t xml:space="preserve"> [</w:t>
-      </w:r>
-      <w:proofErr w:type="spellStart"/>
-      <w:r>
-        <w:rPr>
-          <w:b/>
-          <w:bCs/>
-          <w:color w:val="000000" w:themeColor="text1"/>
-          <w:sz w:val="24"/>
-          <w:szCs w:val="24"/>
-          <w:lang w:val="es-ES"/>
-        </w:rPr>
-        <w:t>num</w:t>
-      </w:r>
-      <w:proofErr w:type="spellEnd"/>
-      <w:r>
-        <w:rPr>
-          <w:b/>
-          <w:bCs/>
-          <w:color w:val="000000" w:themeColor="text1"/>
-          <w:sz w:val="24"/>
-          <w:szCs w:val="24"/>
-          <w:lang w:val="es-ES"/>
-        </w:rPr>
-        <w:t xml:space="preserve"> </w:t>
-      </w:r>
-      <w:r>
-        <w:rPr>
-          <w:color w:val="000000" w:themeColor="text1"/>
-          <w:sz w:val="24"/>
-          <w:szCs w:val="24"/>
-          <w:lang w:val="es-ES"/>
-        </w:rPr>
-        <w:t>{</w:t>
-      </w:r>
-      <w:r>
-        <w:rPr>
-          <w:color w:val="000000" w:themeColor="text1"/>
-          <w:sz w:val="24"/>
-          <w:szCs w:val="24"/>
-          <w:highlight w:val="yellow"/>
-          <w:lang w:val="es-ES"/>
-        </w:rPr>
-        <w:t>Parte amistoso</w:t>
-      </w:r>
-      <w:r>
-        <w:rPr>
           <w:color w:val="000000" w:themeColor="text1"/>
           <w:sz w:val="24"/>
           <w:szCs w:val="24"/>
@@ -1334,486 +1801,52 @@
         </w:rPr>
         <w:t>.</w:t>
       </w:r>
-      <w:r>
-        <w:rPr>
-          <w:color w:val="000000" w:themeColor="text1"/>
-          <w:sz w:val="24"/>
-          <w:szCs w:val="24"/>
-          <w:lang w:val="es-ES"/>
-        </w:rPr>
-        <w:t>}</w:t>
-      </w:r>
-      <w:r>
-        <w:rPr>
-          <w:b/>
-          <w:bCs/>
-          <w:color w:val="000000" w:themeColor="text1"/>
-          <w:sz w:val="24"/>
-          <w:szCs w:val="24"/>
-          <w:lang w:val="es-ES"/>
-        </w:rPr>
-        <w:t>]</w:t>
-      </w:r>
-      <w:r>
-        <w:rPr>
-          <w:color w:val="000000" w:themeColor="text1"/>
-          <w:sz w:val="24"/>
-          <w:szCs w:val="24"/>
-          <w:lang w:val="es-ES"/>
-        </w:rPr>
-        <w:t xml:space="preserve">, </w:t>
-      </w:r>
-      <w:r>
-        <w:rPr>
-          <w:color w:val="000000" w:themeColor="text1"/>
-          <w:sz w:val="24"/>
-          <w:szCs w:val="24"/>
-          <w:highlight w:val="yellow"/>
-          <w:lang w:val="es-ES"/>
-        </w:rPr>
-        <w:t>parte amistoso entre los conductores</w:t>
-      </w:r>
-      <w:r>
-        <w:rPr>
-          <w:color w:val="000000" w:themeColor="text1"/>
-          <w:sz w:val="24"/>
-          <w:szCs w:val="24"/>
-          <w:lang w:val="es-ES"/>
-        </w:rPr>
-        <w:t xml:space="preserve">} </w:t>
-      </w:r>
-    </w:p>
-    <w:p>
-      <w:pPr>
-        <w:pBdr>
-          <w:top w:val="nil"/>
-          <w:left w:val="nil"/>
-          <w:bottom w:val="nil"/>
-          <w:right w:val="nil"/>
-          <w:between w:val="nil"/>
-        </w:pBdr>
-        <w:ind w:left="2" w:right="136" w:firstLine="707"/>
-        <w:jc w:val="both"/>
-        <w:rPr>
-          <w:color w:val="000000" w:themeColor="text1"/>
-          <w:sz w:val="24"/>
-          <w:szCs w:val="24"/>
-        </w:rPr>
-      </w:pPr>
-      <w:r>
-        <w:rPr>
-          <w:color w:val="000000" w:themeColor="text1"/>
-          <w:sz w:val="24"/>
-          <w:szCs w:val="24"/>
-        </w:rPr>
-        <w:t>{</w:t>
-      </w:r>
-      <w:r>
-        <w:rPr>
-          <w:color w:val="000000" w:themeColor="text1"/>
-          <w:sz w:val="24"/>
-          <w:szCs w:val="24"/>
-        </w:rPr>
-        <w:t xml:space="preserve">visor </w:t>
-      </w:r>
-      <w:r>
-        <w:rPr>
-          <w:color w:val="000000" w:themeColor="text1"/>
-          <w:sz w:val="24"/>
-          <w:szCs w:val="24"/>
-        </w:rPr>
-        <w:t>IDEcanarias</w:t>
-      </w:r>
-      <w:r>
-        <w:rPr>
-          <w:color w:val="000000" w:themeColor="text1"/>
-          <w:sz w:val="24"/>
-          <w:szCs w:val="24"/>
-        </w:rPr>
-        <w:t>} {</w:t>
-      </w:r>
-      <w:r>
-        <w:rPr>
-          <w:b/>
-          <w:bCs/>
-          <w:color w:val="000000" w:themeColor="text1"/>
-          <w:sz w:val="24"/>
-          <w:szCs w:val="24"/>
-        </w:rPr>
-        <w:t xml:space="preserve">documento </w:t>
-      </w:r>
-      <w:proofErr w:type="spellStart"/>
-      <w:r>
-        <w:rPr>
-          <w:b/>
-          <w:bCs/>
-          <w:color w:val="000000" w:themeColor="text1"/>
-          <w:sz w:val="24"/>
-          <w:szCs w:val="24"/>
-        </w:rPr>
-        <w:t>nº</w:t>
-      </w:r>
-      <w:proofErr w:type="spellEnd"/>
-      <w:r>
-        <w:rPr>
-          <w:b/>
-          <w:bCs/>
-          <w:color w:val="000000" w:themeColor="text1"/>
-          <w:sz w:val="24"/>
-          <w:szCs w:val="24"/>
-        </w:rPr>
-        <w:t xml:space="preserve"> [</w:t>
-      </w:r>
-      <w:proofErr w:type="spellStart"/>
-      <w:r>
-        <w:rPr>
-          <w:b/>
-          <w:bCs/>
-          <w:color w:val="000000" w:themeColor="text1"/>
-          <w:sz w:val="24"/>
-          <w:szCs w:val="24"/>
-        </w:rPr>
-        <w:t>num</w:t>
-      </w:r>
-      <w:proofErr w:type="spellEnd"/>
-      <w:r>
-        <w:rPr>
-          <w:b/>
-          <w:bCs/>
-          <w:color w:val="000000" w:themeColor="text1"/>
-          <w:sz w:val="24"/>
-          <w:szCs w:val="24"/>
-        </w:rPr>
-        <w:t xml:space="preserve"> </w:t>
-      </w:r>
-      <w:r>
-        <w:rPr>
-          <w:color w:val="000000" w:themeColor="text1"/>
-          <w:sz w:val="24"/>
-          <w:szCs w:val="24"/>
-          <w:lang w:val="es-ES"/>
-        </w:rPr>
-        <w:t>{</w:t>
-      </w:r>
-      <w:r>
-        <w:rPr>
-          <w:color w:val="000000" w:themeColor="text1"/>
-          <w:sz w:val="24"/>
-          <w:szCs w:val="24"/>
-          <w:highlight w:val="yellow"/>
-          <w:lang w:val="es-ES"/>
-        </w:rPr>
-        <w:t>Situación visor IDECanarias</w:t>
-      </w:r>
-      <w:r>
-        <w:rPr>
-          <w:color w:val="000000" w:themeColor="text1"/>
-          <w:sz w:val="24"/>
-          <w:szCs w:val="24"/>
-          <w:highlight w:val="yellow"/>
-          <w:lang w:val="es-ES"/>
-        </w:rPr>
-        <w:t>.</w:t>
-      </w:r>
-      <w:r>
-        <w:rPr>
-          <w:color w:val="000000" w:themeColor="text1"/>
-          <w:sz w:val="24"/>
-          <w:szCs w:val="24"/>
-          <w:lang w:val="es-ES"/>
-        </w:rPr>
-        <w:t>}</w:t>
-      </w:r>
-      <w:r>
-        <w:rPr>
-          <w:b/>
-          <w:bCs/>
-          <w:color w:val="000000" w:themeColor="text1"/>
-          <w:sz w:val="24"/>
-          <w:szCs w:val="24"/>
-        </w:rPr>
-        <w:t>]</w:t>
-      </w:r>
-      <w:r>
-        <w:rPr>
-          <w:color w:val="000000" w:themeColor="text1"/>
-          <w:sz w:val="24"/>
-          <w:szCs w:val="24"/>
-        </w:rPr>
-        <w:t xml:space="preserve">, </w:t>
-      </w:r>
-      <w:r>
-        <w:rPr>
-          <w:color w:val="000000" w:themeColor="text1"/>
-          <w:sz w:val="24"/>
-          <w:szCs w:val="24"/>
-          <w:highlight w:val="yellow"/>
-        </w:rPr>
-        <w:t>visor IDECanarias que muestra</w:t>
-      </w:r>
-      <w:r>
-        <w:rPr>
-          <w:color w:val="000000" w:themeColor="text1"/>
-          <w:sz w:val="24"/>
-          <w:szCs w:val="24"/>
-          <w:highlight w:val="yellow"/>
-        </w:rPr>
-        <w:t xml:space="preserve"> la situación en el mapa</w:t>
-      </w:r>
-      <w:r>
-        <w:rPr>
-          <w:color w:val="000000" w:themeColor="text1"/>
-          <w:sz w:val="24"/>
-          <w:szCs w:val="24"/>
-        </w:rPr>
-        <w:t>}</w:t>
-      </w:r>
-    </w:p>
-    <w:p>
-      <w:pPr>
-        <w:pBdr>
-          <w:top w:val="nil"/>
-          <w:left w:val="nil"/>
-          <w:bottom w:val="nil"/>
-          <w:right w:val="nil"/>
-          <w:between w:val="nil"/>
-        </w:pBdr>
-        <w:ind w:left="2" w:right="136" w:firstLine="707"/>
-        <w:jc w:val="both"/>
-        <w:rPr>
-          <w:color w:val="000000" w:themeColor="text1"/>
-          <w:sz w:val="24"/>
-          <w:szCs w:val="24"/>
-        </w:rPr>
-      </w:pPr>
-      <w:r>
-        <w:rPr>
-          <w:color w:val="000000" w:themeColor="text1"/>
-          <w:sz w:val="24"/>
-          <w:szCs w:val="24"/>
-        </w:rPr>
-        <w:t>{declaración jurada} {</w:t>
-      </w:r>
-      <w:r>
-        <w:rPr>
-          <w:b/>
-          <w:bCs/>
-          <w:color w:val="000000" w:themeColor="text1"/>
-          <w:sz w:val="24"/>
-          <w:szCs w:val="24"/>
-        </w:rPr>
-        <w:t xml:space="preserve">documento </w:t>
-      </w:r>
-      <w:proofErr w:type="spellStart"/>
-      <w:r>
-        <w:rPr>
-          <w:b/>
-          <w:bCs/>
-          <w:color w:val="000000" w:themeColor="text1"/>
-          <w:sz w:val="24"/>
-          <w:szCs w:val="24"/>
-        </w:rPr>
-        <w:t>nº</w:t>
-      </w:r>
-      <w:proofErr w:type="spellEnd"/>
-      <w:r>
-        <w:rPr>
-          <w:b/>
-          <w:bCs/>
-          <w:color w:val="000000" w:themeColor="text1"/>
-          <w:sz w:val="24"/>
-          <w:szCs w:val="24"/>
-        </w:rPr>
-        <w:t xml:space="preserve"> [</w:t>
-      </w:r>
-      <w:proofErr w:type="spellStart"/>
-      <w:r>
-        <w:rPr>
-          <w:b/>
-          <w:bCs/>
-          <w:color w:val="000000" w:themeColor="text1"/>
-          <w:sz w:val="24"/>
-          <w:szCs w:val="24"/>
-        </w:rPr>
-        <w:t>num</w:t>
-      </w:r>
-      <w:proofErr w:type="spellEnd"/>
-      <w:r>
-        <w:rPr>
-          <w:b/>
-          <w:bCs/>
-          <w:color w:val="000000" w:themeColor="text1"/>
-          <w:sz w:val="24"/>
-          <w:szCs w:val="24"/>
-        </w:rPr>
-        <w:t xml:space="preserve"> </w:t>
-      </w:r>
-      <w:r>
-        <w:rPr>
-          <w:color w:val="000000" w:themeColor="text1"/>
-          <w:sz w:val="24"/>
-          <w:szCs w:val="24"/>
-          <w:lang w:val="es-ES"/>
-        </w:rPr>
-        <w:t>{</w:t>
-      </w:r>
-      <w:r>
-        <w:rPr>
-          <w:color w:val="000000" w:themeColor="text1"/>
-          <w:sz w:val="24"/>
-          <w:szCs w:val="24"/>
-          <w:highlight w:val="yellow"/>
-          <w:lang w:val="es-ES"/>
-        </w:rPr>
-        <w:t>Declaración jurada de los testigos</w:t>
-      </w:r>
-      <w:r>
-        <w:rPr>
-          <w:color w:val="000000" w:themeColor="text1"/>
-          <w:sz w:val="24"/>
-          <w:szCs w:val="24"/>
-          <w:lang w:val="es-ES"/>
-        </w:rPr>
-        <w:t>.}</w:t>
-      </w:r>
-      <w:r>
-        <w:rPr>
-          <w:b/>
-          <w:bCs/>
-          <w:color w:val="000000" w:themeColor="text1"/>
-          <w:sz w:val="24"/>
-          <w:szCs w:val="24"/>
-        </w:rPr>
-        <w:t>]</w:t>
-      </w:r>
-      <w:r>
-        <w:rPr>
-          <w:color w:val="000000" w:themeColor="text1"/>
-          <w:sz w:val="24"/>
-          <w:szCs w:val="24"/>
-        </w:rPr>
-        <w:t xml:space="preserve">, </w:t>
-      </w:r>
-      <w:r>
-        <w:rPr>
-          <w:color w:val="000000" w:themeColor="text1"/>
-          <w:sz w:val="24"/>
-          <w:szCs w:val="24"/>
-          <w:highlight w:val="yellow"/>
-        </w:rPr>
-        <w:t>declaración jurada de testigos</w:t>
-      </w:r>
-      <w:r>
-        <w:rPr>
-          <w:color w:val="000000" w:themeColor="text1"/>
-          <w:sz w:val="24"/>
-          <w:szCs w:val="24"/>
-        </w:rPr>
-        <w:t>}</w:t>
-      </w:r>
-    </w:p>
-    <w:p>
-      <w:pPr>
-        <w:pBdr>
-          <w:top w:val="nil"/>
-          <w:left w:val="nil"/>
-          <w:bottom w:val="nil"/>
-          <w:right w:val="nil"/>
-          <w:between w:val="nil"/>
-        </w:pBdr>
-        <w:ind w:left="2" w:right="136" w:firstLine="707"/>
-        <w:jc w:val="both"/>
-        <w:rPr>
-          <w:color w:val="000000" w:themeColor="text1"/>
-          <w:sz w:val="24"/>
-          <w:szCs w:val="24"/>
-          <w:lang w:val="es-ES"/>
-        </w:rPr>
-      </w:pPr>
-      <w:r>
-        <w:rPr>
-          <w:color w:val="000000" w:themeColor="text1"/>
-          <w:sz w:val="24"/>
-          <w:szCs w:val="24"/>
-          <w:lang w:val="es-ES"/>
-        </w:rPr>
-        <w:t>}}</w:t>
-      </w:r>
-      <w:r>
-        <w:rPr>
-          <w:color w:val="000000" w:themeColor="text1"/>
-          <w:sz w:val="24"/>
-          <w:szCs w:val="24"/>
-          <w:lang w:val="es-ES"/>
-        </w:rPr>
-        <w:t>.</w:t>
-      </w:r>
-    </w:p>
-    <w:p>
-      <w:pPr>
-        <w:pBdr>
-          <w:top w:val="nil"/>
-          <w:left w:val="nil"/>
-          <w:bottom w:val="nil"/>
-          <w:right w:val="nil"/>
-          <w:between w:val="nil"/>
-        </w:pBdr>
-        <w:ind w:left="2" w:right="136" w:firstLine="707"/>
-        <w:jc w:val="both"/>
-        <w:rPr>
-          <w:color w:val="000000" w:themeColor="text1"/>
-          <w:sz w:val="24"/>
-          <w:szCs w:val="24"/>
-          <w:lang w:val="es-ES"/>
-        </w:rPr>
-      </w:pPr>
-    </w:p>
-    <w:p>
-      <w:pPr>
-        <w:pBdr>
-          <w:top w:val="nil"/>
-          <w:left w:val="nil"/>
-          <w:bottom w:val="nil"/>
-          <w:right w:val="nil"/>
-          <w:between w:val="nil"/>
-        </w:pBdr>
-        <w:ind w:left="2" w:right="136" w:firstLine="707"/>
-        <w:jc w:val="both"/>
-        <w:rPr>
-          <w:color w:val="000000" w:themeColor="text1"/>
-          <w:sz w:val="24"/>
-          <w:szCs w:val="24"/>
-          <w:lang w:val="es-ES"/>
-        </w:rPr>
-      </w:pPr>
-      <w:r>
-        <w:rPr>
-          <w:color w:val="000000" w:themeColor="text1"/>
-          <w:sz w:val="24"/>
-          <w:szCs w:val="24"/>
-          <w:lang w:val="es-ES"/>
-        </w:rPr>
-        <w:t>Se acompaña {{Relación documentos secundaria [</w:t>
-      </w:r>
-      <w:proofErr w:type="gramStart"/>
-      <w:r>
-        <w:rPr>
-          <w:color w:val="000000" w:themeColor="text1"/>
-          <w:sz w:val="24"/>
-          <w:szCs w:val="24"/>
-          <w:lang w:val="es-ES"/>
-        </w:rPr>
-        <w:t>checkbox:autowrap</w:t>
-      </w:r>
-      <w:proofErr w:type="gramEnd"/>
-      <w:r>
-        <w:rPr>
-          <w:color w:val="000000" w:themeColor="text1"/>
-          <w:sz w:val="24"/>
-          <w:szCs w:val="24"/>
-          <w:lang w:val="es-ES"/>
-        </w:rPr>
-        <w:t xml:space="preserve">] </w:t>
+    </w:p>
+    <w:p>
+      <w:pPr>
+        <w:pBdr>
+          <w:top w:val="nil"/>
+          <w:left w:val="nil"/>
+          <w:bottom w:val="nil"/>
+          <w:right w:val="nil"/>
+          <w:between w:val="nil"/>
+        </w:pBdr>
+        <w:ind w:left="2" w:right="136" w:firstLine="707"/>
+        <w:jc w:val="both"/>
+        <w:rPr>
+          <w:color w:val="000000" w:themeColor="text1"/>
+          <w:sz w:val="24"/>
+          <w:szCs w:val="24"/>
+          <w:lang w:val="es-ES"/>
+        </w:rPr>
+      </w:pPr>
+    </w:p>
+    <w:p>
+      <w:pPr>
+        <w:pBdr>
+          <w:top w:val="nil"/>
+          <w:left w:val="nil"/>
+          <w:bottom w:val="nil"/>
+          <w:right w:val="nil"/>
+          <w:between w:val="nil"/>
+        </w:pBdr>
+        <w:ind w:left="2" w:right="136" w:firstLine="707"/>
+        <w:jc w:val="both"/>
+        <w:rPr>
+          <w:color w:val="000000" w:themeColor="text1"/>
+          <w:sz w:val="24"/>
+          <w:szCs w:val="24"/>
+          <w:lang w:val="es-ES"/>
+        </w:rPr>
+      </w:pPr>
+      <w:r>
+        <w:rPr>
+          <w:color w:val="000000" w:themeColor="text1"/>
+          <w:sz w:val="24"/>
+          <w:szCs w:val="24"/>
+          <w:lang w:val="es-ES"/>
+        </w:rPr>
+        <w:t xml:space="preserve">Se acompaña {{Relación documentos secundaria [checkbox:autowrap] </w:t>
       </w:r>
     </w:p>
     <w:p>
@@ -2436,7 +2469,6 @@
           <w:lang w:val="es-ES"/>
         </w:rPr>
       </w:pPr>
-      <w:proofErr w:type="gramStart"/>
       <w:r>
         <w:rPr>
           <w:b/>
@@ -2455,17 +2487,7 @@
           <w:szCs w:val="24"/>
           <w:lang w:val="es-ES"/>
         </w:rPr>
-        <w:t>.-</w:t>
-      </w:r>
-      <w:proofErr w:type="gramEnd"/>
-      <w:r>
-        <w:rPr>
-          <w:color w:val="000000" w:themeColor="text1"/>
-          <w:sz w:val="24"/>
-          <w:szCs w:val="24"/>
-          <w:lang w:val="es-ES"/>
-        </w:rPr>
-        <w:t xml:space="preserve"> Por ello, se reclama en este procedimiento, a favor de </w:t>
+        <w:t xml:space="preserve">.- Por ello, se reclama en este procedimiento, a favor de </w:t>
       </w:r>
       <w:r>
         <w:rPr>
@@ -2558,23 +2580,13 @@
         </w:rPr>
         <w:t xml:space="preserve"> [</w:t>
       </w:r>
-      <w:proofErr w:type="spellStart"/>
-      <w:r>
-        <w:rPr>
-          <w:color w:val="000000" w:themeColor="text1"/>
-          <w:sz w:val="24"/>
-          <w:szCs w:val="24"/>
-        </w:rPr>
-        <w:t>int</w:t>
-      </w:r>
-      <w:proofErr w:type="spellEnd"/>
-      <w:r>
-        <w:rPr>
-          <w:color w:val="000000" w:themeColor="text1"/>
-          <w:sz w:val="24"/>
-          <w:szCs w:val="24"/>
-        </w:rPr>
-        <w:t>]}</w:t>
+      <w:r>
+        <w:rPr>
+          <w:color w:val="000000" w:themeColor="text1"/>
+          <w:sz w:val="24"/>
+          <w:szCs w:val="24"/>
+        </w:rPr>
+        <w:t>int]}</w:t>
       </w:r>
       <w:r>
         <w:rPr>
@@ -2659,7 +2671,6 @@
         </w:rPr>
         <w:t xml:space="preserve"> </w:t>
       </w:r>
-      <w:proofErr w:type="gramStart"/>
       <w:r>
         <w:rPr>
           <w:color w:val="00B0F0"/>
@@ -2676,17 +2687,7 @@
           <w:szCs w:val="24"/>
           <w:lang w:val="es-ES"/>
         </w:rPr>
-        <w:t>)</w:t>
-      </w:r>
-      <w:proofErr w:type="gramEnd"/>
-      <w:r>
-        <w:rPr>
-          <w:color w:val="000000" w:themeColor="text1"/>
-          <w:sz w:val="24"/>
-          <w:szCs w:val="24"/>
-          <w:lang w:val="es-ES"/>
-        </w:rPr>
-        <w:t xml:space="preserve">, el importe de </w:t>
+        <w:t xml:space="preserve">), el importe de </w:t>
       </w:r>
       <w:r>
         <w:rPr>
@@ -2789,27 +2790,7 @@
           <w:szCs w:val="24"/>
           <w:lang w:val="es-ES"/>
         </w:rPr>
-        <w:t>{{CALC: Días de perjuicio totales - Días de perjuicio moderado [</w:t>
-      </w:r>
-      <w:proofErr w:type="spellStart"/>
-      <w:r>
-        <w:rPr>
-          <w:color w:val="000000" w:themeColor="text1"/>
-          <w:sz w:val="24"/>
-          <w:szCs w:val="24"/>
-          <w:lang w:val="es-ES"/>
-        </w:rPr>
-        <w:t>int</w:t>
-      </w:r>
-      <w:proofErr w:type="spellEnd"/>
-      <w:r>
-        <w:rPr>
-          <w:color w:val="000000" w:themeColor="text1"/>
-          <w:sz w:val="24"/>
-          <w:szCs w:val="24"/>
-          <w:lang w:val="es-ES"/>
-        </w:rPr>
-        <w:t>]}}</w:t>
+        <w:t>{{CALC: Días de perjuicio totales - Días de perjuicio moderado [int]}}</w:t>
       </w:r>
       <w:r>
         <w:rPr>
@@ -2923,16 +2904,7 @@
           <w:sz w:val="24"/>
           <w:szCs w:val="24"/>
         </w:rPr>
-        <w:t xml:space="preserve"> * Importe por día de perjuicio básico</w:t>
-      </w:r>
-      <w:proofErr w:type="gramStart"/>
-      <w:r>
-        <w:rPr>
-          <w:color w:val="000000" w:themeColor="text1"/>
-          <w:sz w:val="24"/>
-          <w:szCs w:val="24"/>
-        </w:rPr>
-        <w:t>}}</w:t>
+        <w:t xml:space="preserve"> * Importe por día de perjuicio básico}}</w:t>
       </w:r>
       <w:r>
         <w:rPr>
@@ -2953,9 +2925,1189 @@
           <w:szCs w:val="24"/>
           <w:lang w:val="es-ES"/>
         </w:rPr>
-        <w:t xml:space="preserve"> euros</w:t>
-      </w:r>
-      <w:proofErr w:type="gramEnd"/>
+        <w:t xml:space="preserve"> euros.</w:t>
+      </w:r>
+    </w:p>
+    <w:p>
+      <w:pPr>
+        <w:pStyle w:val="Prrafodelista"/>
+        <w:pBdr>
+          <w:top w:val="nil"/>
+          <w:left w:val="nil"/>
+          <w:bottom w:val="nil"/>
+          <w:right w:val="nil"/>
+          <w:between w:val="nil"/>
+        </w:pBdr>
+        <w:ind w:left="1080" w:right="136"/>
+        <w:jc w:val="both"/>
+        <w:rPr>
+          <w:color w:val="000000" w:themeColor="text1"/>
+          <w:sz w:val="24"/>
+          <w:szCs w:val="24"/>
+          <w:lang w:val="es-ES"/>
+        </w:rPr>
+      </w:pPr>
+    </w:p>
+    <w:p>
+      <w:pPr>
+        <w:pBdr>
+          <w:top w:val="nil"/>
+          <w:left w:val="nil"/>
+          <w:bottom w:val="nil"/>
+          <w:right w:val="nil"/>
+          <w:between w:val="nil"/>
+        </w:pBdr>
+        <w:ind w:left="2" w:right="136" w:firstLine="707"/>
+        <w:jc w:val="both"/>
+        <w:rPr>
+          <w:color w:val="000000" w:themeColor="text1"/>
+          <w:sz w:val="24"/>
+          <w:szCs w:val="24"/>
+          <w:lang w:val="es-ES"/>
+        </w:rPr>
+      </w:pPr>
+      <w:r>
+        <w:rPr>
+          <w:color w:val="000000" w:themeColor="text1"/>
+          <w:sz w:val="24"/>
+          <w:szCs w:val="24"/>
+          <w:lang w:val="es-ES"/>
+        </w:rPr>
+        <w:t>Todas las cantidades señaladas asciende</w:t>
+      </w:r>
+      <w:r>
+        <w:rPr>
+          <w:color w:val="000000" w:themeColor="text1"/>
+          <w:sz w:val="24"/>
+          <w:szCs w:val="24"/>
+          <w:lang w:val="es-ES"/>
+        </w:rPr>
+        <w:t xml:space="preserve"> </w:t>
+      </w:r>
+      <w:r>
+        <w:rPr>
+          <w:color w:val="000000" w:themeColor="text1"/>
+          <w:sz w:val="24"/>
+          <w:szCs w:val="24"/>
+          <w:lang w:val="es-ES"/>
+        </w:rPr>
+        <w:t>a</w:t>
+      </w:r>
+      <w:r>
+        <w:rPr>
+          <w:b/>
+          <w:bCs/>
+          <w:color w:val="000000" w:themeColor="text1"/>
+          <w:sz w:val="24"/>
+          <w:szCs w:val="24"/>
+          <w:lang w:val="es-ES"/>
+        </w:rPr>
+        <w:t xml:space="preserve"> </w:t>
+      </w:r>
+      <w:r>
+        <w:rPr>
+          <w:b/>
+          <w:bCs/>
+          <w:color w:val="000000" w:themeColor="text1"/>
+          <w:sz w:val="24"/>
+          <w:szCs w:val="24"/>
+        </w:rPr>
+        <w:t xml:space="preserve">{{CALC: Días de perjuicio moderado * Importe por día de perjuicio moderado + </w:t>
+      </w:r>
+      <w:r>
+        <w:rPr>
+          <w:b/>
+          <w:bCs/>
+          <w:color w:val="000000" w:themeColor="text1"/>
+          <w:sz w:val="24"/>
+          <w:szCs w:val="24"/>
+        </w:rPr>
+        <w:t>(</w:t>
+      </w:r>
+      <w:r>
+        <w:rPr>
+          <w:b/>
+          <w:bCs/>
+          <w:color w:val="000000" w:themeColor="text1"/>
+          <w:sz w:val="24"/>
+          <w:szCs w:val="24"/>
+          <w:lang w:val="es-ES"/>
+        </w:rPr>
+        <w:t>Días de perjuicio totales - Días de perjuicio moderado)</w:t>
+      </w:r>
+      <w:r>
+        <w:rPr>
+          <w:b/>
+          <w:bCs/>
+          <w:color w:val="000000" w:themeColor="text1"/>
+          <w:sz w:val="24"/>
+          <w:szCs w:val="24"/>
+        </w:rPr>
+        <w:t xml:space="preserve"> </w:t>
+      </w:r>
+      <w:r>
+        <w:rPr>
+          <w:b/>
+          <w:bCs/>
+          <w:color w:val="000000" w:themeColor="text1"/>
+          <w:sz w:val="24"/>
+          <w:szCs w:val="24"/>
+        </w:rPr>
+        <w:t>* Importe por día de perjuicio básico}}</w:t>
+      </w:r>
+      <w:r>
+        <w:rPr>
+          <w:b/>
+          <w:bCs/>
+          <w:color w:val="000000" w:themeColor="text1"/>
+          <w:sz w:val="24"/>
+          <w:szCs w:val="24"/>
+          <w:lang w:val="es-ES"/>
+        </w:rPr>
+        <w:t xml:space="preserve"> euros, importe que</w:t>
+      </w:r>
+      <w:r>
+        <w:rPr>
+          <w:b/>
+          <w:bCs/>
+          <w:color w:val="000000" w:themeColor="text1"/>
+          <w:sz w:val="24"/>
+          <w:szCs w:val="24"/>
+          <w:lang w:val="es-ES"/>
+        </w:rPr>
+        <w:t xml:space="preserve"> </w:t>
+      </w:r>
+      <w:r>
+        <w:rPr>
+          <w:b/>
+          <w:bCs/>
+          <w:color w:val="000000" w:themeColor="text1"/>
+          <w:sz w:val="24"/>
+          <w:szCs w:val="24"/>
+          <w:lang w:val="es-ES"/>
+        </w:rPr>
+        <w:t>se re</w:t>
+      </w:r>
+      <w:r>
+        <w:rPr>
+          <w:b/>
+          <w:bCs/>
+          <w:color w:val="000000" w:themeColor="text1"/>
+          <w:sz w:val="24"/>
+          <w:szCs w:val="24"/>
+          <w:lang w:val="es-ES"/>
+        </w:rPr>
+        <w:t>c</w:t>
+      </w:r>
+      <w:r>
+        <w:rPr>
+          <w:b/>
+          <w:bCs/>
+          <w:color w:val="000000" w:themeColor="text1"/>
+          <w:sz w:val="24"/>
+          <w:szCs w:val="24"/>
+          <w:lang w:val="es-ES"/>
+        </w:rPr>
+        <w:t>lama como principal.</w:t>
+      </w:r>
+    </w:p>
+    <w:p>
+      <w:pPr>
+        <w:pBdr>
+          <w:top w:val="nil"/>
+          <w:left w:val="nil"/>
+          <w:bottom w:val="nil"/>
+          <w:right w:val="nil"/>
+          <w:between w:val="nil"/>
+        </w:pBdr>
+        <w:ind w:left="2" w:right="136" w:firstLine="707"/>
+        <w:jc w:val="both"/>
+        <w:rPr>
+          <w:color w:val="000000" w:themeColor="text1"/>
+          <w:sz w:val="24"/>
+          <w:szCs w:val="24"/>
+          <w:lang w:val="es-ES"/>
+        </w:rPr>
+      </w:pPr>
+    </w:p>
+    <w:p>
+      <w:pPr>
+        <w:pBdr>
+          <w:top w:val="nil"/>
+          <w:left w:val="nil"/>
+          <w:bottom w:val="nil"/>
+          <w:right w:val="nil"/>
+          <w:between w:val="nil"/>
+        </w:pBdr>
+        <w:ind w:left="2" w:right="136" w:firstLine="707"/>
+        <w:jc w:val="both"/>
+        <w:rPr>
+          <w:color w:val="000000" w:themeColor="text1"/>
+          <w:sz w:val="24"/>
+          <w:szCs w:val="24"/>
+          <w:lang w:val="es-ES"/>
+        </w:rPr>
+      </w:pPr>
+      <w:r>
+        <w:rPr>
+          <w:b/>
+          <w:bCs/>
+          <w:color w:val="000000" w:themeColor="text1"/>
+          <w:sz w:val="24"/>
+          <w:szCs w:val="24"/>
+          <w:highlight w:val="yellow"/>
+          <w:lang w:val="es-ES"/>
+        </w:rPr>
+        <w:t>CUARTO</w:t>
+      </w:r>
+      <w:r>
+        <w:rPr>
+          <w:color w:val="000000" w:themeColor="text1"/>
+          <w:sz w:val="24"/>
+          <w:szCs w:val="24"/>
+          <w:lang w:val="es-ES"/>
+        </w:rPr>
+        <w:t>.- Esta parte ha realizado reclamación previa a la aseguradora</w:t>
+      </w:r>
+      <w:r>
+        <w:rPr>
+          <w:color w:val="000000" w:themeColor="text1"/>
+          <w:sz w:val="24"/>
+          <w:szCs w:val="24"/>
+          <w:lang w:val="es-ES"/>
+        </w:rPr>
+        <w:t xml:space="preserve"> </w:t>
+      </w:r>
+      <w:r>
+        <w:rPr>
+          <w:color w:val="000000" w:themeColor="text1"/>
+          <w:sz w:val="24"/>
+          <w:szCs w:val="24"/>
+          <w:lang w:val="es-ES"/>
+        </w:rPr>
+        <w:t>demandada reclamando la indemnización correspondiente a mi mandante, según ha</w:t>
+      </w:r>
+      <w:r>
+        <w:rPr>
+          <w:color w:val="000000" w:themeColor="text1"/>
+          <w:sz w:val="24"/>
+          <w:szCs w:val="24"/>
+          <w:lang w:val="es-ES"/>
+        </w:rPr>
+        <w:t xml:space="preserve"> </w:t>
+      </w:r>
+      <w:r>
+        <w:rPr>
+          <w:color w:val="000000" w:themeColor="text1"/>
+          <w:sz w:val="24"/>
+          <w:szCs w:val="24"/>
+          <w:lang w:val="es-ES"/>
+        </w:rPr>
+        <w:t>quedado acreditado mediante documento n</w:t>
+      </w:r>
+      <w:r>
+        <w:rPr>
+          <w:color w:val="000000" w:themeColor="text1"/>
+          <w:sz w:val="24"/>
+          <w:szCs w:val="24"/>
+          <w:lang w:val="es-ES"/>
+        </w:rPr>
+        <w:t>º</w:t>
+      </w:r>
+      <w:r>
+        <w:rPr>
+          <w:color w:val="000000" w:themeColor="text1"/>
+          <w:sz w:val="24"/>
+          <w:szCs w:val="24"/>
+          <w:lang w:val="es-ES"/>
+        </w:rPr>
+        <w:t xml:space="preserve"> 1 ya aportado, habiendo contestado</w:t>
+      </w:r>
+      <w:r>
+        <w:rPr>
+          <w:color w:val="000000" w:themeColor="text1"/>
+          <w:sz w:val="24"/>
+          <w:szCs w:val="24"/>
+          <w:lang w:val="es-ES"/>
+        </w:rPr>
+        <w:t xml:space="preserve"> </w:t>
+      </w:r>
+      <w:r>
+        <w:rPr>
+          <w:color w:val="000000" w:themeColor="text1"/>
+          <w:sz w:val="24"/>
+          <w:szCs w:val="24"/>
+          <w:lang w:val="es-ES"/>
+        </w:rPr>
+        <w:t xml:space="preserve">Reale, en fecha </w:t>
+      </w:r>
+      <w:r>
+        <w:rPr>
+          <w:color w:val="000000" w:themeColor="text1"/>
+          <w:sz w:val="24"/>
+          <w:szCs w:val="24"/>
+          <w:highlight w:val="green"/>
+          <w:lang w:val="es-ES"/>
+        </w:rPr>
+        <w:t>23 de mayo de 2024</w:t>
+      </w:r>
+      <w:r>
+        <w:rPr>
+          <w:color w:val="000000" w:themeColor="text1"/>
+          <w:sz w:val="24"/>
+          <w:szCs w:val="24"/>
+          <w:lang w:val="es-ES"/>
+        </w:rPr>
+        <w:t>, negando pago indemnizatorio alegando que “no</w:t>
+      </w:r>
+      <w:r>
+        <w:rPr>
+          <w:color w:val="000000" w:themeColor="text1"/>
+          <w:sz w:val="24"/>
+          <w:szCs w:val="24"/>
+          <w:lang w:val="es-ES"/>
+        </w:rPr>
+        <w:t xml:space="preserve"> </w:t>
+      </w:r>
+      <w:r>
+        <w:rPr>
+          <w:color w:val="000000" w:themeColor="text1"/>
+          <w:sz w:val="24"/>
+          <w:szCs w:val="24"/>
+          <w:lang w:val="es-ES"/>
+        </w:rPr>
+        <w:t xml:space="preserve">existe nexo causal de intensidad”, según respuesta que acompaño como </w:t>
+      </w:r>
+      <w:r>
+        <w:rPr>
+          <w:b/>
+          <w:bCs/>
+          <w:color w:val="000000" w:themeColor="text1"/>
+          <w:sz w:val="24"/>
+          <w:szCs w:val="24"/>
+          <w:highlight w:val="yellow"/>
+          <w:lang w:val="es-ES"/>
+        </w:rPr>
+        <w:t>documento n</w:t>
+      </w:r>
+      <w:r>
+        <w:rPr>
+          <w:b/>
+          <w:bCs/>
+          <w:color w:val="000000" w:themeColor="text1"/>
+          <w:sz w:val="24"/>
+          <w:szCs w:val="24"/>
+          <w:highlight w:val="yellow"/>
+          <w:lang w:val="es-ES"/>
+        </w:rPr>
+        <w:t>º</w:t>
+      </w:r>
+      <w:r>
+        <w:rPr>
+          <w:b/>
+          <w:bCs/>
+          <w:color w:val="000000" w:themeColor="text1"/>
+          <w:sz w:val="24"/>
+          <w:szCs w:val="24"/>
+          <w:highlight w:val="yellow"/>
+          <w:lang w:val="es-ES"/>
+        </w:rPr>
+        <w:t xml:space="preserve"> </w:t>
+      </w:r>
+      <w:r>
+        <w:rPr>
+          <w:b/>
+          <w:bCs/>
+          <w:color w:val="000000" w:themeColor="text1"/>
+          <w:sz w:val="24"/>
+          <w:szCs w:val="24"/>
+          <w:highlight w:val="yellow"/>
+          <w:lang w:val="es-ES"/>
+        </w:rPr>
+        <w:t>{{[num</w:t>
+      </w:r>
+      <w:r>
+        <w:rPr>
+          <w:b/>
+          <w:bCs/>
+          <w:color w:val="000000" w:themeColor="text1"/>
+          <w:sz w:val="24"/>
+          <w:szCs w:val="24"/>
+          <w:highlight w:val="yellow"/>
+          <w:lang w:val="es-ES"/>
+        </w:rPr>
+        <w:t xml:space="preserve"> </w:t>
+      </w:r>
+      <w:r>
+        <w:rPr>
+          <w:color w:val="000000" w:themeColor="text1"/>
+          <w:sz w:val="24"/>
+          <w:szCs w:val="24"/>
+          <w:highlight w:val="yellow"/>
+          <w:lang w:val="es-ES"/>
+        </w:rPr>
+        <w:t>{Respuesta motivada.}</w:t>
+      </w:r>
+      <w:r>
+        <w:rPr>
+          <w:b/>
+          <w:bCs/>
+          <w:color w:val="000000" w:themeColor="text1"/>
+          <w:sz w:val="24"/>
+          <w:szCs w:val="24"/>
+          <w:highlight w:val="yellow"/>
+          <w:lang w:val="es-ES"/>
+        </w:rPr>
+        <w:t>]}}</w:t>
+      </w:r>
+      <w:r>
+        <w:rPr>
+          <w:color w:val="000000" w:themeColor="text1"/>
+          <w:sz w:val="24"/>
+          <w:szCs w:val="24"/>
+          <w:highlight w:val="yellow"/>
+          <w:lang w:val="es-ES"/>
+        </w:rPr>
+        <w:t xml:space="preserve">, basándose en un informe médico y biomecánico, que acompaño como </w:t>
+      </w:r>
+      <w:r>
+        <w:rPr>
+          <w:b/>
+          <w:bCs/>
+          <w:color w:val="000000" w:themeColor="text1"/>
+          <w:sz w:val="24"/>
+          <w:szCs w:val="24"/>
+          <w:highlight w:val="yellow"/>
+          <w:lang w:val="es-ES"/>
+        </w:rPr>
+        <w:t>documento n</w:t>
+      </w:r>
+      <w:r>
+        <w:rPr>
+          <w:b/>
+          <w:bCs/>
+          <w:color w:val="000000" w:themeColor="text1"/>
+          <w:sz w:val="24"/>
+          <w:szCs w:val="24"/>
+          <w:highlight w:val="yellow"/>
+          <w:lang w:val="es-ES"/>
+        </w:rPr>
+        <w:t>º</w:t>
+      </w:r>
+      <w:r>
+        <w:rPr>
+          <w:b/>
+          <w:bCs/>
+          <w:color w:val="000000" w:themeColor="text1"/>
+          <w:sz w:val="24"/>
+          <w:szCs w:val="24"/>
+          <w:highlight w:val="yellow"/>
+          <w:lang w:val="es-ES"/>
+        </w:rPr>
+        <w:t xml:space="preserve"> </w:t>
+      </w:r>
+      <w:r>
+        <w:rPr>
+          <w:b/>
+          <w:bCs/>
+          <w:color w:val="000000" w:themeColor="text1"/>
+          <w:sz w:val="24"/>
+          <w:szCs w:val="24"/>
+          <w:highlight w:val="yellow"/>
+          <w:lang w:val="es-ES"/>
+        </w:rPr>
+        <w:t>{{[num</w:t>
+      </w:r>
+      <w:r>
+        <w:rPr>
+          <w:b/>
+          <w:bCs/>
+          <w:color w:val="000000" w:themeColor="text1"/>
+          <w:sz w:val="24"/>
+          <w:szCs w:val="24"/>
+          <w:highlight w:val="yellow"/>
+          <w:lang w:val="es-ES"/>
+        </w:rPr>
+        <w:t xml:space="preserve"> </w:t>
+      </w:r>
+      <w:r>
+        <w:rPr>
+          <w:color w:val="000000" w:themeColor="text1"/>
+          <w:sz w:val="24"/>
+          <w:szCs w:val="24"/>
+          <w:highlight w:val="yellow"/>
+          <w:lang w:val="es-ES"/>
+        </w:rPr>
+        <w:t>{Informe médico.}</w:t>
+      </w:r>
+      <w:r>
+        <w:rPr>
+          <w:b/>
+          <w:bCs/>
+          <w:color w:val="000000" w:themeColor="text1"/>
+          <w:sz w:val="24"/>
+          <w:szCs w:val="24"/>
+          <w:highlight w:val="yellow"/>
+          <w:lang w:val="es-ES"/>
+        </w:rPr>
+        <w:t>]}}</w:t>
+      </w:r>
+      <w:r>
+        <w:rPr>
+          <w:b/>
+          <w:bCs/>
+          <w:color w:val="000000" w:themeColor="text1"/>
+          <w:sz w:val="24"/>
+          <w:szCs w:val="24"/>
+          <w:highlight w:val="yellow"/>
+          <w:lang w:val="es-ES"/>
+        </w:rPr>
+        <w:t xml:space="preserve"> y </w:t>
+      </w:r>
+      <w:r>
+        <w:rPr>
+          <w:b/>
+          <w:bCs/>
+          <w:color w:val="000000" w:themeColor="text1"/>
+          <w:sz w:val="24"/>
+          <w:szCs w:val="24"/>
+          <w:highlight w:val="yellow"/>
+          <w:lang w:val="es-ES"/>
+        </w:rPr>
+        <w:t>{{[num</w:t>
+      </w:r>
+      <w:r>
+        <w:rPr>
+          <w:b/>
+          <w:bCs/>
+          <w:color w:val="000000" w:themeColor="text1"/>
+          <w:sz w:val="24"/>
+          <w:szCs w:val="24"/>
+          <w:highlight w:val="yellow"/>
+          <w:lang w:val="es-ES"/>
+        </w:rPr>
+        <w:t xml:space="preserve"> </w:t>
+      </w:r>
+      <w:r>
+        <w:rPr>
+          <w:color w:val="000000" w:themeColor="text1"/>
+          <w:sz w:val="24"/>
+          <w:szCs w:val="24"/>
+          <w:highlight w:val="yellow"/>
+          <w:lang w:val="es-ES"/>
+        </w:rPr>
+        <w:t xml:space="preserve">{Informe </w:t>
+      </w:r>
+      <w:r>
+        <w:rPr>
+          <w:color w:val="000000" w:themeColor="text1"/>
+          <w:sz w:val="24"/>
+          <w:szCs w:val="24"/>
+          <w:highlight w:val="yellow"/>
+          <w:lang w:val="es-ES"/>
+        </w:rPr>
+        <w:lastRenderedPageBreak/>
+        <w:t>biomecánico.}</w:t>
+      </w:r>
+      <w:r>
+        <w:rPr>
+          <w:b/>
+          <w:bCs/>
+          <w:color w:val="000000" w:themeColor="text1"/>
+          <w:sz w:val="24"/>
+          <w:szCs w:val="24"/>
+          <w:highlight w:val="yellow"/>
+          <w:lang w:val="es-ES"/>
+        </w:rPr>
+        <w:t>]}}</w:t>
+      </w:r>
+      <w:r>
+        <w:rPr>
+          <w:color w:val="000000" w:themeColor="text1"/>
+          <w:sz w:val="24"/>
+          <w:szCs w:val="24"/>
+          <w:highlight w:val="yellow"/>
+          <w:lang w:val="es-ES"/>
+        </w:rPr>
+        <w:t>, respectivamente.</w:t>
+      </w:r>
+    </w:p>
+    <w:p>
+      <w:pPr>
+        <w:pBdr>
+          <w:top w:val="nil"/>
+          <w:left w:val="nil"/>
+          <w:bottom w:val="nil"/>
+          <w:right w:val="nil"/>
+          <w:between w:val="nil"/>
+        </w:pBdr>
+        <w:ind w:left="2" w:right="136" w:firstLine="707"/>
+        <w:jc w:val="both"/>
+        <w:rPr>
+          <w:color w:val="000000" w:themeColor="text1"/>
+          <w:sz w:val="24"/>
+          <w:szCs w:val="24"/>
+          <w:lang w:val="es-ES"/>
+        </w:rPr>
+      </w:pPr>
+    </w:p>
+    <w:p>
+      <w:pPr>
+        <w:pBdr>
+          <w:top w:val="nil"/>
+          <w:left w:val="nil"/>
+          <w:bottom w:val="nil"/>
+          <w:right w:val="nil"/>
+          <w:between w:val="nil"/>
+        </w:pBdr>
+        <w:ind w:left="2" w:right="136" w:firstLine="707"/>
+        <w:jc w:val="both"/>
+        <w:rPr>
+          <w:color w:val="000000" w:themeColor="text1"/>
+          <w:sz w:val="24"/>
+          <w:szCs w:val="24"/>
+          <w:lang w:val="es-ES"/>
+        </w:rPr>
+      </w:pPr>
+      <w:r>
+        <w:rPr>
+          <w:color w:val="000000" w:themeColor="text1"/>
+          <w:sz w:val="24"/>
+          <w:szCs w:val="24"/>
+          <w:lang w:val="es-ES"/>
+        </w:rPr>
+        <w:t>{{</w:t>
+      </w:r>
+      <w:r>
+        <w:rPr>
+          <w:color w:val="000000" w:themeColor="text1"/>
+          <w:sz w:val="24"/>
+          <w:szCs w:val="24"/>
+          <w:lang w:val="es-ES"/>
+        </w:rPr>
+        <w:t>Oferta previa</w:t>
+      </w:r>
+      <w:r>
+        <w:rPr>
+          <w:color w:val="000000" w:themeColor="text1"/>
+          <w:sz w:val="24"/>
+          <w:szCs w:val="24"/>
+          <w:lang w:val="es-ES"/>
+        </w:rPr>
+        <w:t xml:space="preserve"> </w:t>
+      </w:r>
+      <w:r>
+        <w:rPr>
+          <w:color w:val="000000" w:themeColor="text1"/>
+          <w:sz w:val="24"/>
+          <w:szCs w:val="24"/>
+          <w:lang w:val="es-ES"/>
+        </w:rPr>
+        <w:t>[checkbox]</w:t>
+      </w:r>
+      <w:r>
+        <w:rPr>
+          <w:color w:val="000000" w:themeColor="text1"/>
+          <w:sz w:val="24"/>
+          <w:szCs w:val="24"/>
+          <w:lang w:val="es-ES"/>
+        </w:rPr>
+        <w:t xml:space="preserve"> </w:t>
+      </w:r>
+      <w:r>
+        <w:rPr>
+          <w:color w:val="000000" w:themeColor="text1"/>
+          <w:sz w:val="24"/>
+          <w:szCs w:val="24"/>
+          <w:lang w:val="es-ES"/>
+        </w:rPr>
+        <w:t>{</w:t>
+      </w:r>
+      <w:r>
+        <w:rPr>
+          <w:color w:val="000000" w:themeColor="text1"/>
+          <w:sz w:val="24"/>
+          <w:szCs w:val="24"/>
+          <w:lang w:val="es-ES"/>
+        </w:rPr>
+        <w:t>Habiendo intentado conseguir un acuerdo con la compañía aseguradora, ha</w:t>
+      </w:r>
+      <w:r>
+        <w:rPr>
+          <w:color w:val="000000" w:themeColor="text1"/>
+          <w:sz w:val="24"/>
+          <w:szCs w:val="24"/>
+          <w:lang w:val="es-ES"/>
+        </w:rPr>
+        <w:t xml:space="preserve"> </w:t>
+      </w:r>
+      <w:r>
+        <w:rPr>
+          <w:color w:val="000000" w:themeColor="text1"/>
+          <w:sz w:val="24"/>
+          <w:szCs w:val="24"/>
+          <w:lang w:val="es-ES"/>
+        </w:rPr>
+        <w:t>resultado infructuoso, razón por la que, habiendo interrumpido esta parte la</w:t>
+      </w:r>
+      <w:r>
+        <w:rPr>
+          <w:color w:val="000000" w:themeColor="text1"/>
+          <w:sz w:val="24"/>
+          <w:szCs w:val="24"/>
+          <w:lang w:val="es-ES"/>
+        </w:rPr>
+        <w:t xml:space="preserve"> </w:t>
+      </w:r>
+      <w:r>
+        <w:rPr>
+          <w:color w:val="000000" w:themeColor="text1"/>
+          <w:sz w:val="24"/>
+          <w:szCs w:val="24"/>
+          <w:lang w:val="es-ES"/>
+        </w:rPr>
+        <w:t xml:space="preserve">prescripción de la acción que ahora se ejercita (según acredito mediante </w:t>
+      </w:r>
+      <w:r>
+        <w:rPr>
+          <w:b/>
+          <w:bCs/>
+          <w:color w:val="000000" w:themeColor="text1"/>
+          <w:sz w:val="24"/>
+          <w:szCs w:val="24"/>
+          <w:lang w:val="es-ES"/>
+        </w:rPr>
+        <w:t>documento nº</w:t>
+      </w:r>
+      <w:r>
+        <w:rPr>
+          <w:b/>
+          <w:bCs/>
+          <w:color w:val="000000" w:themeColor="text1"/>
+          <w:sz w:val="24"/>
+          <w:szCs w:val="24"/>
+          <w:lang w:val="es-ES"/>
+        </w:rPr>
+        <w:t xml:space="preserve"> </w:t>
+      </w:r>
+      <w:r>
+        <w:rPr>
+          <w:b/>
+          <w:bCs/>
+          <w:color w:val="000000" w:themeColor="text1"/>
+          <w:sz w:val="24"/>
+          <w:szCs w:val="24"/>
+          <w:lang w:val="es-ES"/>
+        </w:rPr>
+        <w:t>[</w:t>
+      </w:r>
+      <w:r>
+        <w:rPr>
+          <w:b/>
+          <w:bCs/>
+          <w:color w:val="000000" w:themeColor="text1"/>
+          <w:sz w:val="24"/>
+          <w:szCs w:val="24"/>
+          <w:lang w:val="es-ES"/>
+        </w:rPr>
+        <w:t>num</w:t>
+      </w:r>
+      <w:r>
+        <w:rPr>
+          <w:b/>
+          <w:bCs/>
+          <w:color w:val="000000" w:themeColor="text1"/>
+          <w:sz w:val="24"/>
+          <w:szCs w:val="24"/>
+          <w:lang w:val="es-ES"/>
+        </w:rPr>
+        <w:t xml:space="preserve"> </w:t>
+      </w:r>
+      <w:r>
+        <w:rPr>
+          <w:color w:val="000000" w:themeColor="text1"/>
+          <w:sz w:val="24"/>
+          <w:szCs w:val="24"/>
+          <w:lang w:val="es-ES"/>
+        </w:rPr>
+        <w:t>{Burofax de interrupción de prescripción.}</w:t>
+      </w:r>
+      <w:r>
+        <w:rPr>
+          <w:b/>
+          <w:bCs/>
+          <w:color w:val="000000" w:themeColor="text1"/>
+          <w:sz w:val="24"/>
+          <w:szCs w:val="24"/>
+          <w:lang w:val="es-ES"/>
+        </w:rPr>
+        <w:t>]</w:t>
+      </w:r>
+      <w:r>
+        <w:rPr>
+          <w:b/>
+          <w:bCs/>
+          <w:color w:val="000000" w:themeColor="text1"/>
+          <w:sz w:val="24"/>
+          <w:szCs w:val="24"/>
+          <w:lang w:val="es-ES"/>
+        </w:rPr>
+        <w:t xml:space="preserve">) </w:t>
+      </w:r>
+      <w:r>
+        <w:rPr>
+          <w:color w:val="000000" w:themeColor="text1"/>
+          <w:sz w:val="24"/>
+          <w:szCs w:val="24"/>
+          <w:lang w:val="es-ES"/>
+        </w:rPr>
+        <w:t>se interpone la presente demanda.</w:t>
+      </w:r>
+      <w:r>
+        <w:rPr>
+          <w:color w:val="000000" w:themeColor="text1"/>
+          <w:sz w:val="24"/>
+          <w:szCs w:val="24"/>
+          <w:lang w:val="es-ES"/>
+        </w:rPr>
+        <w:t>}}}</w:t>
+      </w:r>
+    </w:p>
+    <w:p>
+      <w:pPr>
+        <w:pBdr>
+          <w:top w:val="nil"/>
+          <w:left w:val="nil"/>
+          <w:bottom w:val="nil"/>
+          <w:right w:val="nil"/>
+          <w:between w:val="nil"/>
+        </w:pBdr>
+        <w:ind w:left="2" w:right="136" w:firstLine="707"/>
+        <w:jc w:val="both"/>
+        <w:rPr>
+          <w:color w:val="000000" w:themeColor="text1"/>
+          <w:sz w:val="24"/>
+          <w:szCs w:val="24"/>
+          <w:lang w:val="es-ES"/>
+        </w:rPr>
+      </w:pPr>
+    </w:p>
+    <w:p>
+      <w:pPr>
+        <w:pBdr>
+          <w:top w:val="nil"/>
+          <w:left w:val="nil"/>
+          <w:bottom w:val="nil"/>
+          <w:right w:val="nil"/>
+          <w:between w:val="nil"/>
+        </w:pBdr>
+        <w:ind w:left="2" w:right="136" w:firstLine="707"/>
+        <w:jc w:val="both"/>
+        <w:rPr>
+          <w:color w:val="000000" w:themeColor="text1"/>
+          <w:sz w:val="24"/>
+          <w:szCs w:val="24"/>
+          <w:lang w:val="es-ES"/>
+        </w:rPr>
+      </w:pPr>
+      <w:r>
+        <w:rPr>
+          <w:color w:val="000000" w:themeColor="text1"/>
+          <w:sz w:val="24"/>
+          <w:szCs w:val="24"/>
+          <w:lang w:val="es-ES"/>
+        </w:rPr>
+        <w:t>{{Con contractura [checkbox</w:t>
+      </w:r>
+      <w:r>
+        <w:rPr>
+          <w:color w:val="000000" w:themeColor="text1"/>
+          <w:sz w:val="24"/>
+          <w:szCs w:val="24"/>
+          <w:lang w:val="es-ES"/>
+        </w:rPr>
+        <w:t>] {</w:t>
+      </w:r>
+      <w:r>
+        <w:rPr>
+          <w:color w:val="000000" w:themeColor="text1"/>
+          <w:sz w:val="24"/>
+          <w:szCs w:val="24"/>
+          <w:lang w:val="es-ES"/>
+        </w:rPr>
+        <w:t>Por todo lo expuesto no puede considerarse que exista falta de nexo causal, ya</w:t>
+      </w:r>
+      <w:r>
+        <w:rPr>
+          <w:color w:val="000000" w:themeColor="text1"/>
+          <w:sz w:val="24"/>
+          <w:szCs w:val="24"/>
+          <w:lang w:val="es-ES"/>
+        </w:rPr>
+        <w:t xml:space="preserve"> </w:t>
+      </w:r>
+      <w:r>
+        <w:rPr>
+          <w:color w:val="000000" w:themeColor="text1"/>
+          <w:sz w:val="24"/>
+          <w:szCs w:val="24"/>
+          <w:lang w:val="es-ES"/>
+        </w:rPr>
+        <w:t>que el informe biomecánico es una prueba insuficiente para acreditarlo y,</w:t>
+      </w:r>
+      <w:r>
+        <w:rPr>
+          <w:color w:val="000000" w:themeColor="text1"/>
+          <w:sz w:val="24"/>
+          <w:szCs w:val="24"/>
+          <w:lang w:val="es-ES"/>
+        </w:rPr>
+        <w:t xml:space="preserve"> </w:t>
+      </w:r>
+      <w:r>
+        <w:rPr>
+          <w:color w:val="000000" w:themeColor="text1"/>
+          <w:sz w:val="24"/>
+          <w:szCs w:val="24"/>
+          <w:lang w:val="es-ES"/>
+        </w:rPr>
+        <w:t>consecuentemente, siendo que, además, la demandada se basa en un informe médico</w:t>
+      </w:r>
+      <w:r>
+        <w:rPr>
+          <w:color w:val="000000" w:themeColor="text1"/>
+          <w:sz w:val="24"/>
+          <w:szCs w:val="24"/>
+          <w:lang w:val="es-ES"/>
+        </w:rPr>
+        <w:t xml:space="preserve"> </w:t>
+      </w:r>
+      <w:r>
+        <w:rPr>
+          <w:color w:val="000000" w:themeColor="text1"/>
+          <w:sz w:val="24"/>
+          <w:szCs w:val="24"/>
+          <w:lang w:val="es-ES"/>
+        </w:rPr>
+        <w:t>pericial para negar igualmente nexo causal y éste se fundamenta principalmente en el</w:t>
+      </w:r>
+      <w:r>
+        <w:rPr>
+          <w:color w:val="000000" w:themeColor="text1"/>
+          <w:sz w:val="24"/>
+          <w:szCs w:val="24"/>
+          <w:lang w:val="es-ES"/>
+        </w:rPr>
+        <w:t xml:space="preserve"> </w:t>
+      </w:r>
+      <w:r>
+        <w:rPr>
+          <w:color w:val="000000" w:themeColor="text1"/>
+          <w:sz w:val="24"/>
+          <w:szCs w:val="24"/>
+          <w:lang w:val="es-ES"/>
+        </w:rPr>
+        <w:t>propio informe biomecánico antedicho, tampoco ha de considerarse éste válido.</w:t>
+      </w:r>
+      <w:r>
+        <w:rPr>
+          <w:color w:val="000000" w:themeColor="text1"/>
+          <w:sz w:val="24"/>
+          <w:szCs w:val="24"/>
+          <w:lang w:val="es-ES"/>
+        </w:rPr>
+        <w:t>}}}</w:t>
+      </w:r>
+    </w:p>
+    <w:p>
+      <w:pPr>
+        <w:pBdr>
+          <w:top w:val="nil"/>
+          <w:left w:val="nil"/>
+          <w:bottom w:val="nil"/>
+          <w:right w:val="nil"/>
+          <w:between w:val="nil"/>
+        </w:pBdr>
+        <w:ind w:left="2" w:right="136" w:firstLine="707"/>
+        <w:jc w:val="both"/>
+        <w:rPr>
+          <w:color w:val="000000" w:themeColor="text1"/>
+          <w:sz w:val="24"/>
+          <w:szCs w:val="24"/>
+          <w:lang w:val="es-ES"/>
+        </w:rPr>
+      </w:pPr>
+    </w:p>
+    <w:p>
+      <w:pPr>
+        <w:pBdr>
+          <w:top w:val="nil"/>
+          <w:left w:val="nil"/>
+          <w:bottom w:val="nil"/>
+          <w:right w:val="nil"/>
+          <w:between w:val="nil"/>
+        </w:pBdr>
+        <w:ind w:left="2" w:right="136" w:firstLine="707"/>
+        <w:jc w:val="both"/>
+        <w:rPr>
+          <w:b/>
+          <w:bCs/>
+          <w:color w:val="000000" w:themeColor="text1"/>
+          <w:sz w:val="24"/>
+          <w:szCs w:val="24"/>
+          <w:lang w:val="es-ES"/>
+        </w:rPr>
+      </w:pPr>
+      <w:r>
+        <w:rPr>
+          <w:b/>
+          <w:bCs/>
+          <w:color w:val="000000" w:themeColor="text1"/>
+          <w:sz w:val="24"/>
+          <w:szCs w:val="24"/>
+          <w:lang w:val="es-ES"/>
+        </w:rPr>
+        <w:t>V.- Cuantía</w:t>
+      </w:r>
+    </w:p>
+    <w:p>
+      <w:pPr>
+        <w:pBdr>
+          <w:top w:val="nil"/>
+          <w:left w:val="nil"/>
+          <w:bottom w:val="nil"/>
+          <w:right w:val="nil"/>
+          <w:between w:val="nil"/>
+        </w:pBdr>
+        <w:ind w:left="2" w:right="136" w:firstLine="707"/>
+        <w:jc w:val="both"/>
+        <w:rPr>
+          <w:color w:val="000000" w:themeColor="text1"/>
+          <w:sz w:val="24"/>
+          <w:szCs w:val="24"/>
+          <w:lang w:val="es-ES"/>
+        </w:rPr>
+      </w:pPr>
+      <w:r>
+        <w:rPr>
+          <w:color w:val="000000" w:themeColor="text1"/>
+          <w:sz w:val="24"/>
+          <w:szCs w:val="24"/>
+          <w:lang w:val="es-ES"/>
+        </w:rPr>
+        <w:t>La</w:t>
+      </w:r>
+      <w:r>
+        <w:rPr>
+          <w:b/>
+          <w:bCs/>
+          <w:color w:val="000000" w:themeColor="text1"/>
+          <w:sz w:val="24"/>
+          <w:szCs w:val="24"/>
+          <w:lang w:val="es-ES"/>
+        </w:rPr>
+        <w:t xml:space="preserve"> CUANTÍA </w:t>
+      </w:r>
+      <w:r>
+        <w:rPr>
+          <w:color w:val="000000" w:themeColor="text1"/>
+          <w:sz w:val="24"/>
+          <w:szCs w:val="24"/>
+          <w:lang w:val="es-ES"/>
+        </w:rPr>
+        <w:t xml:space="preserve">del presente procedimiento la ciframos en la cantidad de </w:t>
+      </w:r>
+      <w:r>
+        <w:rPr>
+          <w:b/>
+          <w:bCs/>
+          <w:color w:val="000000" w:themeColor="text1"/>
+          <w:sz w:val="24"/>
+          <w:szCs w:val="24"/>
+        </w:rPr>
+        <w:t xml:space="preserve">{{CALC: Días de perjuicio moderado * Importe por día de perjuicio moderado + </w:t>
+      </w:r>
+      <w:r>
+        <w:rPr>
+          <w:b/>
+          <w:bCs/>
+          <w:color w:val="000000" w:themeColor="text1"/>
+          <w:sz w:val="24"/>
+          <w:szCs w:val="24"/>
+        </w:rPr>
+        <w:t>(</w:t>
+      </w:r>
+      <w:r>
+        <w:rPr>
+          <w:b/>
+          <w:bCs/>
+          <w:color w:val="000000" w:themeColor="text1"/>
+          <w:sz w:val="24"/>
+          <w:szCs w:val="24"/>
+          <w:lang w:val="es-ES"/>
+        </w:rPr>
+        <w:t>Días de perjuicio totales - Días de perjuicio moderado)</w:t>
+      </w:r>
+      <w:r>
+        <w:rPr>
+          <w:b/>
+          <w:bCs/>
+          <w:color w:val="000000" w:themeColor="text1"/>
+          <w:sz w:val="24"/>
+          <w:szCs w:val="24"/>
+        </w:rPr>
+        <w:t xml:space="preserve"> </w:t>
+      </w:r>
+      <w:r>
+        <w:rPr>
+          <w:b/>
+          <w:bCs/>
+          <w:color w:val="000000" w:themeColor="text1"/>
+          <w:sz w:val="24"/>
+          <w:szCs w:val="24"/>
+        </w:rPr>
+        <w:t>* Importe por día de perjuicio básico}}</w:t>
+      </w:r>
+      <w:r>
+        <w:rPr>
+          <w:color w:val="000000" w:themeColor="text1"/>
+          <w:sz w:val="24"/>
+          <w:szCs w:val="24"/>
+          <w:lang w:val="es-ES"/>
+        </w:rPr>
+        <w:t xml:space="preserve"> </w:t>
+      </w:r>
+      <w:r>
+        <w:rPr>
+          <w:b/>
+          <w:bCs/>
+          <w:color w:val="000000" w:themeColor="text1"/>
+          <w:sz w:val="24"/>
+          <w:szCs w:val="24"/>
+          <w:lang w:val="es-ES"/>
+        </w:rPr>
+        <w:t>euros</w:t>
+      </w:r>
+      <w:r>
+        <w:rPr>
+          <w:color w:val="000000" w:themeColor="text1"/>
+          <w:sz w:val="24"/>
+          <w:szCs w:val="24"/>
+          <w:lang w:val="es-ES"/>
+        </w:rPr>
+        <w:t xml:space="preserve"> que reclamamos como </w:t>
+      </w:r>
+      <w:r>
+        <w:rPr>
+          <w:b/>
+          <w:bCs/>
+          <w:color w:val="000000" w:themeColor="text1"/>
+          <w:sz w:val="24"/>
+          <w:szCs w:val="24"/>
+          <w:lang w:val="es-ES"/>
+        </w:rPr>
+        <w:t>PRINCIPAL</w:t>
+      </w:r>
       <w:r>
         <w:rPr>
           <w:color w:val="000000" w:themeColor="text1"/>
@@ -2968,53 +4120,61 @@
     </w:p>
     <w:p>
       <w:pPr>
-        <w:pStyle w:val="Prrafodelista"/>
-        <w:pBdr>
-          <w:top w:val="nil"/>
-          <w:left w:val="nil"/>
-          <w:bottom w:val="nil"/>
-          <w:right w:val="nil"/>
-          <w:between w:val="nil"/>
-        </w:pBdr>
-        <w:ind w:left="1080" w:right="136"/>
-        <w:jc w:val="both"/>
-        <w:rPr>
-          <w:color w:val="000000" w:themeColor="text1"/>
-          <w:sz w:val="24"/>
-          <w:szCs w:val="24"/>
-          <w:lang w:val="es-ES"/>
-        </w:rPr>
-      </w:pPr>
-    </w:p>
-    <w:p>
-      <w:pPr>
-        <w:pBdr>
-          <w:top w:val="nil"/>
-          <w:left w:val="nil"/>
-          <w:bottom w:val="nil"/>
-          <w:right w:val="nil"/>
-          <w:between w:val="nil"/>
-        </w:pBdr>
-        <w:ind w:left="2" w:right="136" w:firstLine="707"/>
-        <w:jc w:val="both"/>
-        <w:rPr>
-          <w:color w:val="000000" w:themeColor="text1"/>
-          <w:sz w:val="24"/>
-          <w:szCs w:val="24"/>
-          <w:lang w:val="es-ES"/>
-        </w:rPr>
-      </w:pPr>
-      <w:proofErr w:type="gramStart"/>
-      <w:r>
-        <w:rPr>
-          <w:color w:val="000000" w:themeColor="text1"/>
-          <w:sz w:val="24"/>
-          <w:szCs w:val="24"/>
-          <w:lang w:val="es-ES"/>
-        </w:rPr>
-        <w:t>Todas las cantidades señaladas asciende</w:t>
-      </w:r>
-      <w:proofErr w:type="gramEnd"/>
+        <w:pBdr>
+          <w:top w:val="nil"/>
+          <w:left w:val="nil"/>
+          <w:bottom w:val="nil"/>
+          <w:right w:val="nil"/>
+          <w:between w:val="nil"/>
+        </w:pBdr>
+        <w:ind w:left="2" w:right="136" w:firstLine="707"/>
+        <w:jc w:val="both"/>
+        <w:rPr>
+          <w:color w:val="000000" w:themeColor="text1"/>
+          <w:sz w:val="24"/>
+          <w:szCs w:val="24"/>
+          <w:lang w:val="es-ES"/>
+        </w:rPr>
+      </w:pPr>
+    </w:p>
+    <w:p>
+      <w:pPr>
+        <w:pBdr>
+          <w:top w:val="nil"/>
+          <w:left w:val="nil"/>
+          <w:bottom w:val="nil"/>
+          <w:right w:val="nil"/>
+          <w:between w:val="nil"/>
+        </w:pBdr>
+        <w:ind w:left="2" w:right="136" w:firstLine="707"/>
+        <w:jc w:val="both"/>
+        <w:rPr>
+          <w:color w:val="000000" w:themeColor="text1"/>
+          <w:sz w:val="24"/>
+          <w:szCs w:val="24"/>
+          <w:lang w:val="es-ES"/>
+        </w:rPr>
+      </w:pPr>
+      <w:r>
+        <w:rPr>
+          <w:b/>
+          <w:bCs/>
+          <w:color w:val="000000" w:themeColor="text1"/>
+          <w:sz w:val="24"/>
+          <w:szCs w:val="24"/>
+          <w:lang w:val="es-ES"/>
+        </w:rPr>
+        <w:t>SUPLICO AL JUZGADO</w:t>
+      </w:r>
+      <w:r>
+        <w:rPr>
+          <w:color w:val="000000" w:themeColor="text1"/>
+          <w:sz w:val="24"/>
+          <w:szCs w:val="24"/>
+          <w:lang w:val="es-ES"/>
+        </w:rPr>
+        <w:t>: Que habiendo por presentado este escrito con los</w:t>
+      </w:r>
       <w:r>
         <w:rPr>
           <w:color w:val="000000" w:themeColor="text1"/>
@@ -3031,12 +4191,10 @@
           <w:szCs w:val="24"/>
           <w:lang w:val="es-ES"/>
         </w:rPr>
-        <w:t>a</w:t>
-      </w:r>
-      <w:r>
-        <w:rPr>
-          <w:b/>
-          <w:bCs/>
+        <w:t>documentos que se acompañan y copias simples de todo ello se sirva admitirlo y por</w:t>
+      </w:r>
+      <w:r>
+        <w:rPr>
           <w:color w:val="000000" w:themeColor="text1"/>
           <w:sz w:val="24"/>
           <w:szCs w:val="24"/>
@@ -3046,23 +4204,118 @@
       </w:r>
       <w:r>
         <w:rPr>
-          <w:b/>
-          <w:bCs/>
-          <w:color w:val="000000" w:themeColor="text1"/>
-          <w:sz w:val="24"/>
-          <w:szCs w:val="24"/>
-        </w:rPr>
-        <w:t xml:space="preserve">{{CALC: Días de perjuicio moderado * Importe por día de perjuicio moderado + </w:t>
-      </w:r>
-      <w:r>
-        <w:rPr>
-          <w:b/>
-          <w:bCs/>
-          <w:color w:val="000000" w:themeColor="text1"/>
-          <w:sz w:val="24"/>
-          <w:szCs w:val="24"/>
-        </w:rPr>
-        <w:t>(</w:t>
+          <w:color w:val="000000" w:themeColor="text1"/>
+          <w:sz w:val="24"/>
+          <w:szCs w:val="24"/>
+          <w:lang w:val="es-ES"/>
+        </w:rPr>
+        <w:t xml:space="preserve">parte en nombre de quien comparezco Y </w:t>
+      </w:r>
+      <w:r>
+        <w:rPr>
+          <w:b/>
+          <w:bCs/>
+          <w:color w:val="000000" w:themeColor="text1"/>
+          <w:sz w:val="24"/>
+          <w:szCs w:val="24"/>
+          <w:lang w:val="es-ES"/>
+        </w:rPr>
+        <w:t>TENER POR INTERPUESTA DEMANDA DE JUICIO VERBAL CONTRA</w:t>
+      </w:r>
+      <w:r>
+        <w:rPr>
+          <w:color w:val="000000" w:themeColor="text1"/>
+          <w:sz w:val="24"/>
+          <w:szCs w:val="24"/>
+          <w:lang w:val="es-ES"/>
+        </w:rPr>
+        <w:t xml:space="preserve"> la entidad </w:t>
+      </w:r>
+      <w:r>
+        <w:rPr>
+          <w:color w:val="000000" w:themeColor="text1"/>
+          <w:sz w:val="24"/>
+          <w:szCs w:val="24"/>
+          <w:highlight w:val="green"/>
+          <w:lang w:val="es-ES"/>
+        </w:rPr>
+        <w:t>REALE</w:t>
+      </w:r>
+      <w:r>
+        <w:rPr>
+          <w:color w:val="000000" w:themeColor="text1"/>
+          <w:sz w:val="24"/>
+          <w:szCs w:val="24"/>
+          <w:lang w:val="es-ES"/>
+        </w:rPr>
+        <w:t>, dándosele la tramitación de los arts. 437 y</w:t>
+      </w:r>
+      <w:r>
+        <w:rPr>
+          <w:color w:val="000000" w:themeColor="text1"/>
+          <w:sz w:val="24"/>
+          <w:szCs w:val="24"/>
+          <w:lang w:val="es-ES"/>
+        </w:rPr>
+        <w:t xml:space="preserve"> </w:t>
+      </w:r>
+      <w:r>
+        <w:rPr>
+          <w:color w:val="000000" w:themeColor="text1"/>
+          <w:sz w:val="24"/>
+          <w:szCs w:val="24"/>
+          <w:lang w:val="es-ES"/>
+        </w:rPr>
+        <w:t>siguientes de la LEC, y tras los trámites legales oportunos, se dicte sentencia por la que</w:t>
+      </w:r>
+      <w:r>
+        <w:rPr>
+          <w:color w:val="000000" w:themeColor="text1"/>
+          <w:sz w:val="24"/>
+          <w:szCs w:val="24"/>
+          <w:lang w:val="es-ES"/>
+        </w:rPr>
+        <w:t xml:space="preserve"> </w:t>
+      </w:r>
+      <w:r>
+        <w:rPr>
+          <w:color w:val="000000" w:themeColor="text1"/>
+          <w:sz w:val="24"/>
+          <w:szCs w:val="24"/>
+          <w:lang w:val="es-ES"/>
+        </w:rPr>
+        <w:t xml:space="preserve">se condene a la demandada a pagar a la actora la </w:t>
+      </w:r>
+      <w:r>
+        <w:rPr>
+          <w:b/>
+          <w:bCs/>
+          <w:color w:val="000000" w:themeColor="text1"/>
+          <w:sz w:val="24"/>
+          <w:szCs w:val="24"/>
+          <w:lang w:val="es-ES"/>
+        </w:rPr>
+        <w:t xml:space="preserve">SUMA DE </w:t>
+      </w:r>
+      <w:r>
+        <w:rPr>
+          <w:b/>
+          <w:bCs/>
+          <w:color w:val="000000" w:themeColor="text1"/>
+          <w:sz w:val="24"/>
+          <w:szCs w:val="24"/>
+        </w:rPr>
+        <w:t xml:space="preserve">{{CALC: </w:t>
+      </w:r>
+      <w:r>
+        <w:rPr>
+          <w:b/>
+          <w:bCs/>
+          <w:color w:val="000000" w:themeColor="text1"/>
+          <w:sz w:val="24"/>
+          <w:szCs w:val="24"/>
+        </w:rPr>
+        <w:t>Días de perjuicio moderado * Importe por día de perjuicio moderado + (</w:t>
       </w:r>
       <w:r>
         <w:rPr>
@@ -3083,1425 +4336,6 @@
           <w:sz w:val="24"/>
           <w:szCs w:val="24"/>
         </w:rPr>
-        <w:t xml:space="preserve"> </w:t>
-      </w:r>
-      <w:r>
-        <w:rPr>
-          <w:b/>
-          <w:bCs/>
-          <w:color w:val="000000" w:themeColor="text1"/>
-          <w:sz w:val="24"/>
-          <w:szCs w:val="24"/>
-        </w:rPr>
-        <w:t>* Importe por día de perjuicio básico}}</w:t>
-      </w:r>
-      <w:r>
-        <w:rPr>
-          <w:b/>
-          <w:bCs/>
-          <w:color w:val="000000" w:themeColor="text1"/>
-          <w:sz w:val="24"/>
-          <w:szCs w:val="24"/>
-          <w:lang w:val="es-ES"/>
-        </w:rPr>
-        <w:t xml:space="preserve"> euros, importe que</w:t>
-      </w:r>
-      <w:r>
-        <w:rPr>
-          <w:b/>
-          <w:bCs/>
-          <w:color w:val="000000" w:themeColor="text1"/>
-          <w:sz w:val="24"/>
-          <w:szCs w:val="24"/>
-          <w:lang w:val="es-ES"/>
-        </w:rPr>
-        <w:t xml:space="preserve"> </w:t>
-      </w:r>
-      <w:r>
-        <w:rPr>
-          <w:b/>
-          <w:bCs/>
-          <w:color w:val="000000" w:themeColor="text1"/>
-          <w:sz w:val="24"/>
-          <w:szCs w:val="24"/>
-          <w:lang w:val="es-ES"/>
-        </w:rPr>
-        <w:t>se re</w:t>
-      </w:r>
-      <w:r>
-        <w:rPr>
-          <w:b/>
-          <w:bCs/>
-          <w:color w:val="000000" w:themeColor="text1"/>
-          <w:sz w:val="24"/>
-          <w:szCs w:val="24"/>
-          <w:lang w:val="es-ES"/>
-        </w:rPr>
-        <w:t>c</w:t>
-      </w:r>
-      <w:r>
-        <w:rPr>
-          <w:b/>
-          <w:bCs/>
-          <w:color w:val="000000" w:themeColor="text1"/>
-          <w:sz w:val="24"/>
-          <w:szCs w:val="24"/>
-          <w:lang w:val="es-ES"/>
-        </w:rPr>
-        <w:t>lama como principal.</w:t>
-      </w:r>
-    </w:p>
-    <w:p>
-      <w:pPr>
-        <w:pBdr>
-          <w:top w:val="nil"/>
-          <w:left w:val="nil"/>
-          <w:bottom w:val="nil"/>
-          <w:right w:val="nil"/>
-          <w:between w:val="nil"/>
-        </w:pBdr>
-        <w:ind w:left="2" w:right="136" w:firstLine="707"/>
-        <w:jc w:val="both"/>
-        <w:rPr>
-          <w:color w:val="000000" w:themeColor="text1"/>
-          <w:sz w:val="24"/>
-          <w:szCs w:val="24"/>
-          <w:lang w:val="es-ES"/>
-        </w:rPr>
-      </w:pPr>
-    </w:p>
-    <w:p>
-      <w:pPr>
-        <w:pBdr>
-          <w:top w:val="nil"/>
-          <w:left w:val="nil"/>
-          <w:bottom w:val="nil"/>
-          <w:right w:val="nil"/>
-          <w:between w:val="nil"/>
-        </w:pBdr>
-        <w:ind w:left="2" w:right="136" w:firstLine="707"/>
-        <w:jc w:val="both"/>
-        <w:rPr>
-          <w:color w:val="000000" w:themeColor="text1"/>
-          <w:sz w:val="24"/>
-          <w:szCs w:val="24"/>
-          <w:lang w:val="es-ES"/>
-        </w:rPr>
-      </w:pPr>
-      <w:r>
-        <w:rPr>
-          <w:b/>
-          <w:bCs/>
-          <w:color w:val="000000" w:themeColor="text1"/>
-          <w:sz w:val="24"/>
-          <w:szCs w:val="24"/>
-          <w:highlight w:val="yellow"/>
-          <w:lang w:val="es-ES"/>
-        </w:rPr>
-        <w:t>CUARTO</w:t>
-      </w:r>
-      <w:r>
-        <w:rPr>
-          <w:color w:val="000000" w:themeColor="text1"/>
-          <w:sz w:val="24"/>
-          <w:szCs w:val="24"/>
-          <w:lang w:val="es-ES"/>
-        </w:rPr>
-        <w:t>.- Esta parte ha realizado reclamación previa a la aseguradora</w:t>
-      </w:r>
-      <w:r>
-        <w:rPr>
-          <w:color w:val="000000" w:themeColor="text1"/>
-          <w:sz w:val="24"/>
-          <w:szCs w:val="24"/>
-          <w:lang w:val="es-ES"/>
-        </w:rPr>
-        <w:t xml:space="preserve"> </w:t>
-      </w:r>
-      <w:r>
-        <w:rPr>
-          <w:color w:val="000000" w:themeColor="text1"/>
-          <w:sz w:val="24"/>
-          <w:szCs w:val="24"/>
-          <w:lang w:val="es-ES"/>
-        </w:rPr>
-        <w:t>demandada reclamando la indemnización correspondiente a mi mandante, según ha</w:t>
-      </w:r>
-      <w:r>
-        <w:rPr>
-          <w:color w:val="000000" w:themeColor="text1"/>
-          <w:sz w:val="24"/>
-          <w:szCs w:val="24"/>
-          <w:lang w:val="es-ES"/>
-        </w:rPr>
-        <w:t xml:space="preserve"> </w:t>
-      </w:r>
-      <w:r>
-        <w:rPr>
-          <w:color w:val="000000" w:themeColor="text1"/>
-          <w:sz w:val="24"/>
-          <w:szCs w:val="24"/>
-          <w:lang w:val="es-ES"/>
-        </w:rPr>
-        <w:t xml:space="preserve">quedado acreditado mediante documento </w:t>
-      </w:r>
-      <w:proofErr w:type="spellStart"/>
-      <w:r>
-        <w:rPr>
-          <w:color w:val="000000" w:themeColor="text1"/>
-          <w:sz w:val="24"/>
-          <w:szCs w:val="24"/>
-          <w:lang w:val="es-ES"/>
-        </w:rPr>
-        <w:t>n</w:t>
-      </w:r>
-      <w:r>
-        <w:rPr>
-          <w:color w:val="000000" w:themeColor="text1"/>
-          <w:sz w:val="24"/>
-          <w:szCs w:val="24"/>
-          <w:lang w:val="es-ES"/>
-        </w:rPr>
-        <w:t>º</w:t>
-      </w:r>
-      <w:proofErr w:type="spellEnd"/>
-      <w:r>
-        <w:rPr>
-          <w:color w:val="000000" w:themeColor="text1"/>
-          <w:sz w:val="24"/>
-          <w:szCs w:val="24"/>
-          <w:lang w:val="es-ES"/>
-        </w:rPr>
-        <w:t xml:space="preserve"> 1 ya aportado, habiendo contestado</w:t>
-      </w:r>
-      <w:r>
-        <w:rPr>
-          <w:color w:val="000000" w:themeColor="text1"/>
-          <w:sz w:val="24"/>
-          <w:szCs w:val="24"/>
-          <w:lang w:val="es-ES"/>
-        </w:rPr>
-        <w:t xml:space="preserve"> </w:t>
-      </w:r>
-      <w:r>
-        <w:rPr>
-          <w:color w:val="000000" w:themeColor="text1"/>
-          <w:sz w:val="24"/>
-          <w:szCs w:val="24"/>
-          <w:lang w:val="es-ES"/>
-        </w:rPr>
-        <w:t xml:space="preserve">Reale, en fecha </w:t>
-      </w:r>
-      <w:r>
-        <w:rPr>
-          <w:color w:val="000000" w:themeColor="text1"/>
-          <w:sz w:val="24"/>
-          <w:szCs w:val="24"/>
-          <w:highlight w:val="green"/>
-          <w:lang w:val="es-ES"/>
-        </w:rPr>
-        <w:t>23 de mayo de 2024</w:t>
-      </w:r>
-      <w:r>
-        <w:rPr>
-          <w:color w:val="000000" w:themeColor="text1"/>
-          <w:sz w:val="24"/>
-          <w:szCs w:val="24"/>
-          <w:lang w:val="es-ES"/>
-        </w:rPr>
-        <w:t>, negando pago indemnizatorio alegando que “no</w:t>
-      </w:r>
-      <w:r>
-        <w:rPr>
-          <w:color w:val="000000" w:themeColor="text1"/>
-          <w:sz w:val="24"/>
-          <w:szCs w:val="24"/>
-          <w:lang w:val="es-ES"/>
-        </w:rPr>
-        <w:t xml:space="preserve"> </w:t>
-      </w:r>
-      <w:r>
-        <w:rPr>
-          <w:color w:val="000000" w:themeColor="text1"/>
-          <w:sz w:val="24"/>
-          <w:szCs w:val="24"/>
-          <w:lang w:val="es-ES"/>
-        </w:rPr>
-        <w:t xml:space="preserve">existe nexo causal de intensidad”, según respuesta que acompaño como </w:t>
-      </w:r>
-      <w:r>
-        <w:rPr>
-          <w:b/>
-          <w:bCs/>
-          <w:color w:val="000000" w:themeColor="text1"/>
-          <w:sz w:val="24"/>
-          <w:szCs w:val="24"/>
-          <w:highlight w:val="yellow"/>
-          <w:lang w:val="es-ES"/>
-        </w:rPr>
-        <w:t xml:space="preserve">documento </w:t>
-      </w:r>
-      <w:proofErr w:type="spellStart"/>
-      <w:r>
-        <w:rPr>
-          <w:b/>
-          <w:bCs/>
-          <w:color w:val="000000" w:themeColor="text1"/>
-          <w:sz w:val="24"/>
-          <w:szCs w:val="24"/>
-          <w:highlight w:val="yellow"/>
-          <w:lang w:val="es-ES"/>
-        </w:rPr>
-        <w:t>n</w:t>
-      </w:r>
-      <w:r>
-        <w:rPr>
-          <w:b/>
-          <w:bCs/>
-          <w:color w:val="000000" w:themeColor="text1"/>
-          <w:sz w:val="24"/>
-          <w:szCs w:val="24"/>
-          <w:highlight w:val="yellow"/>
-          <w:lang w:val="es-ES"/>
-        </w:rPr>
-        <w:t>º</w:t>
-      </w:r>
-      <w:proofErr w:type="spellEnd"/>
-      <w:r>
-        <w:rPr>
-          <w:b/>
-          <w:bCs/>
-          <w:color w:val="000000" w:themeColor="text1"/>
-          <w:sz w:val="24"/>
-          <w:szCs w:val="24"/>
-          <w:highlight w:val="yellow"/>
-          <w:lang w:val="es-ES"/>
-        </w:rPr>
-        <w:t xml:space="preserve"> </w:t>
-      </w:r>
-      <w:r>
-        <w:rPr>
-          <w:b/>
-          <w:bCs/>
-          <w:color w:val="000000" w:themeColor="text1"/>
-          <w:sz w:val="24"/>
-          <w:szCs w:val="24"/>
-          <w:highlight w:val="yellow"/>
-          <w:lang w:val="es-ES"/>
-        </w:rPr>
-        <w:t>{{[</w:t>
-      </w:r>
-      <w:proofErr w:type="spellStart"/>
-      <w:r>
-        <w:rPr>
-          <w:b/>
-          <w:bCs/>
-          <w:color w:val="000000" w:themeColor="text1"/>
-          <w:sz w:val="24"/>
-          <w:szCs w:val="24"/>
-          <w:highlight w:val="yellow"/>
-          <w:lang w:val="es-ES"/>
-        </w:rPr>
-        <w:t>num</w:t>
-      </w:r>
-      <w:proofErr w:type="spellEnd"/>
-      <w:r>
-        <w:rPr>
-          <w:b/>
-          <w:bCs/>
-          <w:color w:val="000000" w:themeColor="text1"/>
-          <w:sz w:val="24"/>
-          <w:szCs w:val="24"/>
-          <w:highlight w:val="yellow"/>
-          <w:lang w:val="es-ES"/>
-        </w:rPr>
-        <w:t xml:space="preserve"> </w:t>
-      </w:r>
-      <w:r>
-        <w:rPr>
-          <w:color w:val="000000" w:themeColor="text1"/>
-          <w:sz w:val="24"/>
-          <w:szCs w:val="24"/>
-          <w:highlight w:val="yellow"/>
-          <w:lang w:val="es-ES"/>
-        </w:rPr>
-        <w:t>{Respuesta motivada.}</w:t>
-      </w:r>
-      <w:r>
-        <w:rPr>
-          <w:b/>
-          <w:bCs/>
-          <w:color w:val="000000" w:themeColor="text1"/>
-          <w:sz w:val="24"/>
-          <w:szCs w:val="24"/>
-          <w:highlight w:val="yellow"/>
-          <w:lang w:val="es-ES"/>
-        </w:rPr>
-        <w:t>]}}</w:t>
-      </w:r>
-      <w:r>
-        <w:rPr>
-          <w:color w:val="000000" w:themeColor="text1"/>
-          <w:sz w:val="24"/>
-          <w:szCs w:val="24"/>
-          <w:highlight w:val="yellow"/>
-          <w:lang w:val="es-ES"/>
-        </w:rPr>
-        <w:t xml:space="preserve">, basándose en un informe médico y biomecánico, que acompaño como </w:t>
-      </w:r>
-      <w:r>
-        <w:rPr>
-          <w:b/>
-          <w:bCs/>
-          <w:color w:val="000000" w:themeColor="text1"/>
-          <w:sz w:val="24"/>
-          <w:szCs w:val="24"/>
-          <w:highlight w:val="yellow"/>
-          <w:lang w:val="es-ES"/>
-        </w:rPr>
-        <w:t xml:space="preserve">documento </w:t>
-      </w:r>
-      <w:proofErr w:type="spellStart"/>
-      <w:r>
-        <w:rPr>
-          <w:b/>
-          <w:bCs/>
-          <w:color w:val="000000" w:themeColor="text1"/>
-          <w:sz w:val="24"/>
-          <w:szCs w:val="24"/>
-          <w:highlight w:val="yellow"/>
-          <w:lang w:val="es-ES"/>
-        </w:rPr>
-        <w:t>n</w:t>
-      </w:r>
-      <w:r>
-        <w:rPr>
-          <w:b/>
-          <w:bCs/>
-          <w:color w:val="000000" w:themeColor="text1"/>
-          <w:sz w:val="24"/>
-          <w:szCs w:val="24"/>
-          <w:highlight w:val="yellow"/>
-          <w:lang w:val="es-ES"/>
-        </w:rPr>
-        <w:t>º</w:t>
-      </w:r>
-      <w:proofErr w:type="spellEnd"/>
-      <w:r>
-        <w:rPr>
-          <w:b/>
-          <w:bCs/>
-          <w:color w:val="000000" w:themeColor="text1"/>
-          <w:sz w:val="24"/>
-          <w:szCs w:val="24"/>
-          <w:highlight w:val="yellow"/>
-          <w:lang w:val="es-ES"/>
-        </w:rPr>
-        <w:t xml:space="preserve"> </w:t>
-      </w:r>
-      <w:r>
-        <w:rPr>
-          <w:b/>
-          <w:bCs/>
-          <w:color w:val="000000" w:themeColor="text1"/>
-          <w:sz w:val="24"/>
-          <w:szCs w:val="24"/>
-          <w:highlight w:val="yellow"/>
-          <w:lang w:val="es-ES"/>
-        </w:rPr>
-        <w:t>{{[</w:t>
-      </w:r>
-      <w:proofErr w:type="spellStart"/>
-      <w:r>
-        <w:rPr>
-          <w:b/>
-          <w:bCs/>
-          <w:color w:val="000000" w:themeColor="text1"/>
-          <w:sz w:val="24"/>
-          <w:szCs w:val="24"/>
-          <w:highlight w:val="yellow"/>
-          <w:lang w:val="es-ES"/>
-        </w:rPr>
-        <w:t>num</w:t>
-      </w:r>
-      <w:proofErr w:type="spellEnd"/>
-      <w:r>
-        <w:rPr>
-          <w:b/>
-          <w:bCs/>
-          <w:color w:val="000000" w:themeColor="text1"/>
-          <w:sz w:val="24"/>
-          <w:szCs w:val="24"/>
-          <w:highlight w:val="yellow"/>
-          <w:lang w:val="es-ES"/>
-        </w:rPr>
-        <w:t xml:space="preserve"> </w:t>
-      </w:r>
-      <w:r>
-        <w:rPr>
-          <w:color w:val="000000" w:themeColor="text1"/>
-          <w:sz w:val="24"/>
-          <w:szCs w:val="24"/>
-          <w:highlight w:val="yellow"/>
-          <w:lang w:val="es-ES"/>
-        </w:rPr>
-        <w:t>{Informe médico.}</w:t>
-      </w:r>
-      <w:r>
-        <w:rPr>
-          <w:b/>
-          <w:bCs/>
-          <w:color w:val="000000" w:themeColor="text1"/>
-          <w:sz w:val="24"/>
-          <w:szCs w:val="24"/>
-          <w:highlight w:val="yellow"/>
-          <w:lang w:val="es-ES"/>
-        </w:rPr>
-        <w:t>]}}</w:t>
-      </w:r>
-      <w:r>
-        <w:rPr>
-          <w:b/>
-          <w:bCs/>
-          <w:color w:val="000000" w:themeColor="text1"/>
-          <w:sz w:val="24"/>
-          <w:szCs w:val="24"/>
-          <w:highlight w:val="yellow"/>
-          <w:lang w:val="es-ES"/>
-        </w:rPr>
-        <w:t xml:space="preserve"> y </w:t>
-      </w:r>
-      <w:r>
-        <w:rPr>
-          <w:b/>
-          <w:bCs/>
-          <w:color w:val="000000" w:themeColor="text1"/>
-          <w:sz w:val="24"/>
-          <w:szCs w:val="24"/>
-          <w:highlight w:val="yellow"/>
-          <w:lang w:val="es-ES"/>
-        </w:rPr>
-        <w:t>{{[</w:t>
-      </w:r>
-      <w:proofErr w:type="spellStart"/>
-      <w:r>
-        <w:rPr>
-          <w:b/>
-          <w:bCs/>
-          <w:color w:val="000000" w:themeColor="text1"/>
-          <w:sz w:val="24"/>
-          <w:szCs w:val="24"/>
-          <w:highlight w:val="yellow"/>
-          <w:lang w:val="es-ES"/>
-        </w:rPr>
-        <w:t>num</w:t>
-      </w:r>
-      <w:proofErr w:type="spellEnd"/>
-      <w:r>
-        <w:rPr>
-          <w:b/>
-          <w:bCs/>
-          <w:color w:val="000000" w:themeColor="text1"/>
-          <w:sz w:val="24"/>
-          <w:szCs w:val="24"/>
-          <w:highlight w:val="yellow"/>
-          <w:lang w:val="es-ES"/>
-        </w:rPr>
-        <w:t xml:space="preserve"> </w:t>
-      </w:r>
-      <w:r>
-        <w:rPr>
-          <w:color w:val="000000" w:themeColor="text1"/>
-          <w:sz w:val="24"/>
-          <w:szCs w:val="24"/>
-          <w:highlight w:val="yellow"/>
-          <w:lang w:val="es-ES"/>
-        </w:rPr>
-        <w:t>{Informe biomecánico.}</w:t>
-      </w:r>
-      <w:r>
-        <w:rPr>
-          <w:b/>
-          <w:bCs/>
-          <w:color w:val="000000" w:themeColor="text1"/>
-          <w:sz w:val="24"/>
-          <w:szCs w:val="24"/>
-          <w:highlight w:val="yellow"/>
-          <w:lang w:val="es-ES"/>
-        </w:rPr>
-        <w:t>]}}</w:t>
-      </w:r>
-      <w:r>
-        <w:rPr>
-          <w:color w:val="000000" w:themeColor="text1"/>
-          <w:sz w:val="24"/>
-          <w:szCs w:val="24"/>
-          <w:highlight w:val="yellow"/>
-          <w:lang w:val="es-ES"/>
-        </w:rPr>
-        <w:t>, respectivamente.</w:t>
-      </w:r>
-    </w:p>
-    <w:p>
-      <w:pPr>
-        <w:pBdr>
-          <w:top w:val="nil"/>
-          <w:left w:val="nil"/>
-          <w:bottom w:val="nil"/>
-          <w:right w:val="nil"/>
-          <w:between w:val="nil"/>
-        </w:pBdr>
-        <w:ind w:left="2" w:right="136" w:firstLine="707"/>
-        <w:jc w:val="both"/>
-        <w:rPr>
-          <w:color w:val="000000" w:themeColor="text1"/>
-          <w:sz w:val="24"/>
-          <w:szCs w:val="24"/>
-          <w:lang w:val="es-ES"/>
-        </w:rPr>
-      </w:pPr>
-    </w:p>
-    <w:p>
-      <w:pPr>
-        <w:pBdr>
-          <w:top w:val="nil"/>
-          <w:left w:val="nil"/>
-          <w:bottom w:val="nil"/>
-          <w:right w:val="nil"/>
-          <w:between w:val="nil"/>
-        </w:pBdr>
-        <w:ind w:left="2" w:right="136" w:firstLine="707"/>
-        <w:jc w:val="both"/>
-        <w:rPr>
-          <w:color w:val="000000" w:themeColor="text1"/>
-          <w:sz w:val="24"/>
-          <w:szCs w:val="24"/>
-          <w:lang w:val="es-ES"/>
-        </w:rPr>
-      </w:pPr>
-      <w:r>
-        <w:rPr>
-          <w:color w:val="000000" w:themeColor="text1"/>
-          <w:sz w:val="24"/>
-          <w:szCs w:val="24"/>
-          <w:lang w:val="es-ES"/>
-        </w:rPr>
-        <w:t>{{</w:t>
-      </w:r>
-      <w:r>
-        <w:rPr>
-          <w:color w:val="000000" w:themeColor="text1"/>
-          <w:sz w:val="24"/>
-          <w:szCs w:val="24"/>
-          <w:lang w:val="es-ES"/>
-        </w:rPr>
-        <w:t>Oferta previa</w:t>
-      </w:r>
-      <w:r>
-        <w:rPr>
-          <w:color w:val="000000" w:themeColor="text1"/>
-          <w:sz w:val="24"/>
-          <w:szCs w:val="24"/>
-          <w:lang w:val="es-ES"/>
-        </w:rPr>
-        <w:t xml:space="preserve"> </w:t>
-      </w:r>
-      <w:r>
-        <w:rPr>
-          <w:color w:val="000000" w:themeColor="text1"/>
-          <w:sz w:val="24"/>
-          <w:szCs w:val="24"/>
-          <w:lang w:val="es-ES"/>
-        </w:rPr>
-        <w:t>[</w:t>
-      </w:r>
-      <w:proofErr w:type="spellStart"/>
-      <w:r>
-        <w:rPr>
-          <w:color w:val="000000" w:themeColor="text1"/>
-          <w:sz w:val="24"/>
-          <w:szCs w:val="24"/>
-          <w:lang w:val="es-ES"/>
-        </w:rPr>
-        <w:t>checkbox</w:t>
-      </w:r>
-      <w:proofErr w:type="spellEnd"/>
-      <w:r>
-        <w:rPr>
-          <w:color w:val="000000" w:themeColor="text1"/>
-          <w:sz w:val="24"/>
-          <w:szCs w:val="24"/>
-          <w:lang w:val="es-ES"/>
-        </w:rPr>
-        <w:t>]</w:t>
-      </w:r>
-      <w:r>
-        <w:rPr>
-          <w:color w:val="000000" w:themeColor="text1"/>
-          <w:sz w:val="24"/>
-          <w:szCs w:val="24"/>
-          <w:lang w:val="es-ES"/>
-        </w:rPr>
-        <w:t xml:space="preserve"> </w:t>
-      </w:r>
-      <w:r>
-        <w:rPr>
-          <w:color w:val="000000" w:themeColor="text1"/>
-          <w:sz w:val="24"/>
-          <w:szCs w:val="24"/>
-          <w:lang w:val="es-ES"/>
-        </w:rPr>
-        <w:t>{</w:t>
-      </w:r>
-      <w:r>
-        <w:rPr>
-          <w:color w:val="000000" w:themeColor="text1"/>
-          <w:sz w:val="24"/>
-          <w:szCs w:val="24"/>
-          <w:lang w:val="es-ES"/>
-        </w:rPr>
-        <w:t>Habiendo intentado conseguir un acuerdo con la compañía aseguradora, ha</w:t>
-      </w:r>
-      <w:r>
-        <w:rPr>
-          <w:color w:val="000000" w:themeColor="text1"/>
-          <w:sz w:val="24"/>
-          <w:szCs w:val="24"/>
-          <w:lang w:val="es-ES"/>
-        </w:rPr>
-        <w:t xml:space="preserve"> </w:t>
-      </w:r>
-      <w:r>
-        <w:rPr>
-          <w:color w:val="000000" w:themeColor="text1"/>
-          <w:sz w:val="24"/>
-          <w:szCs w:val="24"/>
-          <w:lang w:val="es-ES"/>
-        </w:rPr>
-        <w:t>resultado infructuoso, razón por la que, habiendo interrumpido esta parte la</w:t>
-      </w:r>
-      <w:r>
-        <w:rPr>
-          <w:color w:val="000000" w:themeColor="text1"/>
-          <w:sz w:val="24"/>
-          <w:szCs w:val="24"/>
-          <w:lang w:val="es-ES"/>
-        </w:rPr>
-        <w:t xml:space="preserve"> </w:t>
-      </w:r>
-      <w:r>
-        <w:rPr>
-          <w:color w:val="000000" w:themeColor="text1"/>
-          <w:sz w:val="24"/>
-          <w:szCs w:val="24"/>
-          <w:lang w:val="es-ES"/>
-        </w:rPr>
-        <w:t xml:space="preserve">prescripción de la acción que ahora se ejercita (según acredito mediante </w:t>
-      </w:r>
-      <w:r>
-        <w:rPr>
-          <w:b/>
-          <w:bCs/>
-          <w:color w:val="000000" w:themeColor="text1"/>
-          <w:sz w:val="24"/>
-          <w:szCs w:val="24"/>
-          <w:lang w:val="es-ES"/>
-        </w:rPr>
-        <w:t xml:space="preserve">documento </w:t>
-      </w:r>
-      <w:proofErr w:type="spellStart"/>
-      <w:r>
-        <w:rPr>
-          <w:b/>
-          <w:bCs/>
-          <w:color w:val="000000" w:themeColor="text1"/>
-          <w:sz w:val="24"/>
-          <w:szCs w:val="24"/>
-          <w:lang w:val="es-ES"/>
-        </w:rPr>
-        <w:t>nº</w:t>
-      </w:r>
-      <w:proofErr w:type="spellEnd"/>
-      <w:r>
-        <w:rPr>
-          <w:b/>
-          <w:bCs/>
-          <w:color w:val="000000" w:themeColor="text1"/>
-          <w:sz w:val="24"/>
-          <w:szCs w:val="24"/>
-          <w:lang w:val="es-ES"/>
-        </w:rPr>
-        <w:t xml:space="preserve"> </w:t>
-      </w:r>
-      <w:r>
-        <w:rPr>
-          <w:b/>
-          <w:bCs/>
-          <w:color w:val="000000" w:themeColor="text1"/>
-          <w:sz w:val="24"/>
-          <w:szCs w:val="24"/>
-          <w:lang w:val="es-ES"/>
-        </w:rPr>
-        <w:t>[</w:t>
-      </w:r>
-      <w:proofErr w:type="spellStart"/>
-      <w:r>
-        <w:rPr>
-          <w:b/>
-          <w:bCs/>
-          <w:color w:val="000000" w:themeColor="text1"/>
-          <w:sz w:val="24"/>
-          <w:szCs w:val="24"/>
-          <w:lang w:val="es-ES"/>
-        </w:rPr>
-        <w:t>num</w:t>
-      </w:r>
-      <w:proofErr w:type="spellEnd"/>
-      <w:r>
-        <w:rPr>
-          <w:b/>
-          <w:bCs/>
-          <w:color w:val="000000" w:themeColor="text1"/>
-          <w:sz w:val="24"/>
-          <w:szCs w:val="24"/>
-          <w:lang w:val="es-ES"/>
-        </w:rPr>
-        <w:t xml:space="preserve"> </w:t>
-      </w:r>
-      <w:r>
-        <w:rPr>
-          <w:color w:val="000000" w:themeColor="text1"/>
-          <w:sz w:val="24"/>
-          <w:szCs w:val="24"/>
-          <w:lang w:val="es-ES"/>
-        </w:rPr>
-        <w:t>{Burofax de interrupción de prescripción.}</w:t>
-      </w:r>
-      <w:r>
-        <w:rPr>
-          <w:b/>
-          <w:bCs/>
-          <w:color w:val="000000" w:themeColor="text1"/>
-          <w:sz w:val="24"/>
-          <w:szCs w:val="24"/>
-          <w:lang w:val="es-ES"/>
-        </w:rPr>
-        <w:t>]</w:t>
-      </w:r>
-      <w:r>
-        <w:rPr>
-          <w:b/>
-          <w:bCs/>
-          <w:color w:val="000000" w:themeColor="text1"/>
-          <w:sz w:val="24"/>
-          <w:szCs w:val="24"/>
-          <w:lang w:val="es-ES"/>
-        </w:rPr>
-        <w:t xml:space="preserve">) </w:t>
-      </w:r>
-      <w:r>
-        <w:rPr>
-          <w:color w:val="000000" w:themeColor="text1"/>
-          <w:sz w:val="24"/>
-          <w:szCs w:val="24"/>
-          <w:lang w:val="es-ES"/>
-        </w:rPr>
-        <w:t>se interpone la presente demanda.</w:t>
-      </w:r>
-      <w:r>
-        <w:rPr>
-          <w:color w:val="000000" w:themeColor="text1"/>
-          <w:sz w:val="24"/>
-          <w:szCs w:val="24"/>
-          <w:lang w:val="es-ES"/>
-        </w:rPr>
-        <w:t>}}}</w:t>
-      </w:r>
-    </w:p>
-    <w:p>
-      <w:pPr>
-        <w:pBdr>
-          <w:top w:val="nil"/>
-          <w:left w:val="nil"/>
-          <w:bottom w:val="nil"/>
-          <w:right w:val="nil"/>
-          <w:between w:val="nil"/>
-        </w:pBdr>
-        <w:ind w:left="2" w:right="136" w:firstLine="707"/>
-        <w:jc w:val="both"/>
-        <w:rPr>
-          <w:color w:val="000000" w:themeColor="text1"/>
-          <w:sz w:val="24"/>
-          <w:szCs w:val="24"/>
-          <w:lang w:val="es-ES"/>
-        </w:rPr>
-      </w:pPr>
-    </w:p>
-    <w:p>
-      <w:pPr>
-        <w:pBdr>
-          <w:top w:val="nil"/>
-          <w:left w:val="nil"/>
-          <w:bottom w:val="nil"/>
-          <w:right w:val="nil"/>
-          <w:between w:val="nil"/>
-        </w:pBdr>
-        <w:ind w:left="2" w:right="136" w:firstLine="707"/>
-        <w:jc w:val="both"/>
-        <w:rPr>
-          <w:color w:val="000000" w:themeColor="text1"/>
-          <w:sz w:val="24"/>
-          <w:szCs w:val="24"/>
-          <w:lang w:val="es-ES"/>
-        </w:rPr>
-      </w:pPr>
-      <w:r>
-        <w:rPr>
-          <w:color w:val="000000" w:themeColor="text1"/>
-          <w:sz w:val="24"/>
-          <w:szCs w:val="24"/>
-          <w:lang w:val="es-ES"/>
-        </w:rPr>
-        <w:t>{{Con contractura [</w:t>
-      </w:r>
-      <w:proofErr w:type="spellStart"/>
-      <w:r>
-        <w:rPr>
-          <w:color w:val="000000" w:themeColor="text1"/>
-          <w:sz w:val="24"/>
-          <w:szCs w:val="24"/>
-          <w:lang w:val="es-ES"/>
-        </w:rPr>
-        <w:t>checkbox</w:t>
-      </w:r>
-      <w:proofErr w:type="spellEnd"/>
-      <w:r>
-        <w:rPr>
-          <w:color w:val="000000" w:themeColor="text1"/>
-          <w:sz w:val="24"/>
-          <w:szCs w:val="24"/>
-          <w:lang w:val="es-ES"/>
-        </w:rPr>
-        <w:t>] {</w:t>
-      </w:r>
-      <w:r>
-        <w:rPr>
-          <w:color w:val="000000" w:themeColor="text1"/>
-          <w:sz w:val="24"/>
-          <w:szCs w:val="24"/>
-          <w:lang w:val="es-ES"/>
-        </w:rPr>
-        <w:t xml:space="preserve">Por todo lo expuesto no puede considerarse que </w:t>
-      </w:r>
-      <w:r>
-        <w:rPr>
-          <w:color w:val="000000" w:themeColor="text1"/>
-          <w:sz w:val="24"/>
-          <w:szCs w:val="24"/>
-          <w:lang w:val="es-ES"/>
-        </w:rPr>
-        <w:lastRenderedPageBreak/>
-        <w:t>exista falta de nexo causal, ya</w:t>
-      </w:r>
-      <w:r>
-        <w:rPr>
-          <w:color w:val="000000" w:themeColor="text1"/>
-          <w:sz w:val="24"/>
-          <w:szCs w:val="24"/>
-          <w:lang w:val="es-ES"/>
-        </w:rPr>
-        <w:t xml:space="preserve"> </w:t>
-      </w:r>
-      <w:r>
-        <w:rPr>
-          <w:color w:val="000000" w:themeColor="text1"/>
-          <w:sz w:val="24"/>
-          <w:szCs w:val="24"/>
-          <w:lang w:val="es-ES"/>
-        </w:rPr>
-        <w:t>que el informe biomecánico es una prueba insuficiente para acreditarlo y,</w:t>
-      </w:r>
-      <w:r>
-        <w:rPr>
-          <w:color w:val="000000" w:themeColor="text1"/>
-          <w:sz w:val="24"/>
-          <w:szCs w:val="24"/>
-          <w:lang w:val="es-ES"/>
-        </w:rPr>
-        <w:t xml:space="preserve"> </w:t>
-      </w:r>
-      <w:r>
-        <w:rPr>
-          <w:color w:val="000000" w:themeColor="text1"/>
-          <w:sz w:val="24"/>
-          <w:szCs w:val="24"/>
-          <w:lang w:val="es-ES"/>
-        </w:rPr>
-        <w:t>consecuentemente, siendo que, además, la demandada se basa en un informe médico</w:t>
-      </w:r>
-      <w:r>
-        <w:rPr>
-          <w:color w:val="000000" w:themeColor="text1"/>
-          <w:sz w:val="24"/>
-          <w:szCs w:val="24"/>
-          <w:lang w:val="es-ES"/>
-        </w:rPr>
-        <w:t xml:space="preserve"> </w:t>
-      </w:r>
-      <w:r>
-        <w:rPr>
-          <w:color w:val="000000" w:themeColor="text1"/>
-          <w:sz w:val="24"/>
-          <w:szCs w:val="24"/>
-          <w:lang w:val="es-ES"/>
-        </w:rPr>
-        <w:t>pericial para negar igualmente nexo causal y éste se fundamenta principalmente en el</w:t>
-      </w:r>
-      <w:r>
-        <w:rPr>
-          <w:color w:val="000000" w:themeColor="text1"/>
-          <w:sz w:val="24"/>
-          <w:szCs w:val="24"/>
-          <w:lang w:val="es-ES"/>
-        </w:rPr>
-        <w:t xml:space="preserve"> </w:t>
-      </w:r>
-      <w:r>
-        <w:rPr>
-          <w:color w:val="000000" w:themeColor="text1"/>
-          <w:sz w:val="24"/>
-          <w:szCs w:val="24"/>
-          <w:lang w:val="es-ES"/>
-        </w:rPr>
-        <w:t>propio informe biomecánico antedicho, tampoco ha de considerarse éste válido.</w:t>
-      </w:r>
-      <w:r>
-        <w:rPr>
-          <w:color w:val="000000" w:themeColor="text1"/>
-          <w:sz w:val="24"/>
-          <w:szCs w:val="24"/>
-          <w:lang w:val="es-ES"/>
-        </w:rPr>
-        <w:t>}}}</w:t>
-      </w:r>
-    </w:p>
-    <w:p>
-      <w:pPr>
-        <w:pBdr>
-          <w:top w:val="nil"/>
-          <w:left w:val="nil"/>
-          <w:bottom w:val="nil"/>
-          <w:right w:val="nil"/>
-          <w:between w:val="nil"/>
-        </w:pBdr>
-        <w:ind w:left="2" w:right="136" w:firstLine="707"/>
-        <w:jc w:val="both"/>
-        <w:rPr>
-          <w:color w:val="000000" w:themeColor="text1"/>
-          <w:sz w:val="24"/>
-          <w:szCs w:val="24"/>
-          <w:lang w:val="es-ES"/>
-        </w:rPr>
-      </w:pPr>
-    </w:p>
-    <w:p>
-      <w:pPr>
-        <w:pBdr>
-          <w:top w:val="nil"/>
-          <w:left w:val="nil"/>
-          <w:bottom w:val="nil"/>
-          <w:right w:val="nil"/>
-          <w:between w:val="nil"/>
-        </w:pBdr>
-        <w:ind w:left="2" w:right="136" w:firstLine="707"/>
-        <w:jc w:val="both"/>
-        <w:rPr>
-          <w:b/>
-          <w:bCs/>
-          <w:color w:val="000000" w:themeColor="text1"/>
-          <w:sz w:val="24"/>
-          <w:szCs w:val="24"/>
-          <w:lang w:val="es-ES"/>
-        </w:rPr>
-      </w:pPr>
-      <w:r>
-        <w:rPr>
-          <w:b/>
-          <w:bCs/>
-          <w:color w:val="000000" w:themeColor="text1"/>
-          <w:sz w:val="24"/>
-          <w:szCs w:val="24"/>
-          <w:lang w:val="es-ES"/>
-        </w:rPr>
-        <w:t>V.- Cuantía</w:t>
-      </w:r>
-    </w:p>
-    <w:p>
-      <w:pPr>
-        <w:pBdr>
-          <w:top w:val="nil"/>
-          <w:left w:val="nil"/>
-          <w:bottom w:val="nil"/>
-          <w:right w:val="nil"/>
-          <w:between w:val="nil"/>
-        </w:pBdr>
-        <w:ind w:left="2" w:right="136" w:firstLine="707"/>
-        <w:jc w:val="both"/>
-        <w:rPr>
-          <w:color w:val="000000" w:themeColor="text1"/>
-          <w:sz w:val="24"/>
-          <w:szCs w:val="24"/>
-          <w:lang w:val="es-ES"/>
-        </w:rPr>
-      </w:pPr>
-      <w:r>
-        <w:rPr>
-          <w:color w:val="000000" w:themeColor="text1"/>
-          <w:sz w:val="24"/>
-          <w:szCs w:val="24"/>
-          <w:lang w:val="es-ES"/>
-        </w:rPr>
-        <w:t>La</w:t>
-      </w:r>
-      <w:r>
-        <w:rPr>
-          <w:b/>
-          <w:bCs/>
-          <w:color w:val="000000" w:themeColor="text1"/>
-          <w:sz w:val="24"/>
-          <w:szCs w:val="24"/>
-          <w:lang w:val="es-ES"/>
-        </w:rPr>
-        <w:t xml:space="preserve"> CUANTÍA </w:t>
-      </w:r>
-      <w:r>
-        <w:rPr>
-          <w:color w:val="000000" w:themeColor="text1"/>
-          <w:sz w:val="24"/>
-          <w:szCs w:val="24"/>
-          <w:lang w:val="es-ES"/>
-        </w:rPr>
-        <w:t xml:space="preserve">del presente procedimiento la ciframos en la cantidad de </w:t>
-      </w:r>
-      <w:r>
-        <w:rPr>
-          <w:b/>
-          <w:bCs/>
-          <w:color w:val="000000" w:themeColor="text1"/>
-          <w:sz w:val="24"/>
-          <w:szCs w:val="24"/>
-        </w:rPr>
-        <w:t xml:space="preserve">{{CALC: Días de perjuicio moderado * Importe por día de perjuicio moderado + </w:t>
-      </w:r>
-      <w:r>
-        <w:rPr>
-          <w:b/>
-          <w:bCs/>
-          <w:color w:val="000000" w:themeColor="text1"/>
-          <w:sz w:val="24"/>
-          <w:szCs w:val="24"/>
-        </w:rPr>
-        <w:t>(</w:t>
-      </w:r>
-      <w:r>
-        <w:rPr>
-          <w:b/>
-          <w:bCs/>
-          <w:color w:val="000000" w:themeColor="text1"/>
-          <w:sz w:val="24"/>
-          <w:szCs w:val="24"/>
-          <w:lang w:val="es-ES"/>
-        </w:rPr>
-        <w:t>Días de perjuicio totales - Días de perjuicio moderado)</w:t>
-      </w:r>
-      <w:r>
-        <w:rPr>
-          <w:b/>
-          <w:bCs/>
-          <w:color w:val="000000" w:themeColor="text1"/>
-          <w:sz w:val="24"/>
-          <w:szCs w:val="24"/>
-        </w:rPr>
-        <w:t xml:space="preserve"> </w:t>
-      </w:r>
-      <w:r>
-        <w:rPr>
-          <w:b/>
-          <w:bCs/>
-          <w:color w:val="000000" w:themeColor="text1"/>
-          <w:sz w:val="24"/>
-          <w:szCs w:val="24"/>
-        </w:rPr>
-        <w:t>* Importe por día de perjuicio básico}}</w:t>
-      </w:r>
-      <w:r>
-        <w:rPr>
-          <w:color w:val="000000" w:themeColor="text1"/>
-          <w:sz w:val="24"/>
-          <w:szCs w:val="24"/>
-          <w:lang w:val="es-ES"/>
-        </w:rPr>
-        <w:t xml:space="preserve"> </w:t>
-      </w:r>
-      <w:r>
-        <w:rPr>
-          <w:b/>
-          <w:bCs/>
-          <w:color w:val="000000" w:themeColor="text1"/>
-          <w:sz w:val="24"/>
-          <w:szCs w:val="24"/>
-          <w:lang w:val="es-ES"/>
-        </w:rPr>
-        <w:t>euros</w:t>
-      </w:r>
-      <w:r>
-        <w:rPr>
-          <w:color w:val="000000" w:themeColor="text1"/>
-          <w:sz w:val="24"/>
-          <w:szCs w:val="24"/>
-          <w:lang w:val="es-ES"/>
-        </w:rPr>
-        <w:t xml:space="preserve"> que reclamamos como </w:t>
-      </w:r>
-      <w:r>
-        <w:rPr>
-          <w:b/>
-          <w:bCs/>
-          <w:color w:val="000000" w:themeColor="text1"/>
-          <w:sz w:val="24"/>
-          <w:szCs w:val="24"/>
-          <w:lang w:val="es-ES"/>
-        </w:rPr>
-        <w:t>PRINCIPAL</w:t>
-      </w:r>
-      <w:r>
-        <w:rPr>
-          <w:color w:val="000000" w:themeColor="text1"/>
-          <w:sz w:val="24"/>
-          <w:szCs w:val="24"/>
-          <w:lang w:val="es-ES"/>
-        </w:rPr>
-        <w:t>.</w:t>
-      </w:r>
-    </w:p>
-    <w:p>
-      <w:pPr>
-        <w:pBdr>
-          <w:top w:val="nil"/>
-          <w:left w:val="nil"/>
-          <w:bottom w:val="nil"/>
-          <w:right w:val="nil"/>
-          <w:between w:val="nil"/>
-        </w:pBdr>
-        <w:ind w:left="2" w:right="136" w:firstLine="707"/>
-        <w:jc w:val="both"/>
-        <w:rPr>
-          <w:color w:val="000000" w:themeColor="text1"/>
-          <w:sz w:val="24"/>
-          <w:szCs w:val="24"/>
-          <w:lang w:val="es-ES"/>
-        </w:rPr>
-      </w:pPr>
-    </w:p>
-    <w:p>
-      <w:pPr>
-        <w:pBdr>
-          <w:top w:val="nil"/>
-          <w:left w:val="nil"/>
-          <w:bottom w:val="nil"/>
-          <w:right w:val="nil"/>
-          <w:between w:val="nil"/>
-        </w:pBdr>
-        <w:ind w:left="2" w:right="136" w:firstLine="707"/>
-        <w:jc w:val="both"/>
-        <w:rPr>
-          <w:color w:val="000000" w:themeColor="text1"/>
-          <w:sz w:val="24"/>
-          <w:szCs w:val="24"/>
-          <w:lang w:val="es-ES"/>
-        </w:rPr>
-      </w:pPr>
-      <w:r>
-        <w:rPr>
-          <w:b/>
-          <w:bCs/>
-          <w:color w:val="000000" w:themeColor="text1"/>
-          <w:sz w:val="24"/>
-          <w:szCs w:val="24"/>
-          <w:lang w:val="es-ES"/>
-        </w:rPr>
-        <w:t>SUPLICO AL JUZGADO</w:t>
-      </w:r>
-      <w:r>
-        <w:rPr>
-          <w:color w:val="000000" w:themeColor="text1"/>
-          <w:sz w:val="24"/>
-          <w:szCs w:val="24"/>
-          <w:lang w:val="es-ES"/>
-        </w:rPr>
-        <w:t>: Que habiendo por presentado este escrito con los</w:t>
-      </w:r>
-      <w:r>
-        <w:rPr>
-          <w:color w:val="000000" w:themeColor="text1"/>
-          <w:sz w:val="24"/>
-          <w:szCs w:val="24"/>
-          <w:lang w:val="es-ES"/>
-        </w:rPr>
-        <w:t xml:space="preserve"> </w:t>
-      </w:r>
-      <w:r>
-        <w:rPr>
-          <w:color w:val="000000" w:themeColor="text1"/>
-          <w:sz w:val="24"/>
-          <w:szCs w:val="24"/>
-          <w:lang w:val="es-ES"/>
-        </w:rPr>
-        <w:t>documentos que se acompañan y copias simples de todo ello se sirva admitirlo y por</w:t>
-      </w:r>
-      <w:r>
-        <w:rPr>
-          <w:color w:val="000000" w:themeColor="text1"/>
-          <w:sz w:val="24"/>
-          <w:szCs w:val="24"/>
-          <w:lang w:val="es-ES"/>
-        </w:rPr>
-        <w:t xml:space="preserve"> </w:t>
-      </w:r>
-      <w:r>
-        <w:rPr>
-          <w:color w:val="000000" w:themeColor="text1"/>
-          <w:sz w:val="24"/>
-          <w:szCs w:val="24"/>
-          <w:lang w:val="es-ES"/>
-        </w:rPr>
-        <w:t xml:space="preserve">parte en nombre de quien comparezco Y </w:t>
-      </w:r>
-      <w:r>
-        <w:rPr>
-          <w:b/>
-          <w:bCs/>
-          <w:color w:val="000000" w:themeColor="text1"/>
-          <w:sz w:val="24"/>
-          <w:szCs w:val="24"/>
-          <w:lang w:val="es-ES"/>
-        </w:rPr>
-        <w:t>TENER POR INTERPUESTA DEMANDA DE JUICIO VERBAL CONTRA</w:t>
-      </w:r>
-      <w:r>
-        <w:rPr>
-          <w:color w:val="000000" w:themeColor="text1"/>
-          <w:sz w:val="24"/>
-          <w:szCs w:val="24"/>
-          <w:lang w:val="es-ES"/>
-        </w:rPr>
-        <w:t xml:space="preserve"> la entidad </w:t>
-      </w:r>
-      <w:r>
-        <w:rPr>
-          <w:color w:val="000000" w:themeColor="text1"/>
-          <w:sz w:val="24"/>
-          <w:szCs w:val="24"/>
-          <w:highlight w:val="green"/>
-          <w:lang w:val="es-ES"/>
-        </w:rPr>
-        <w:t>REALE</w:t>
-      </w:r>
-      <w:r>
-        <w:rPr>
-          <w:color w:val="000000" w:themeColor="text1"/>
-          <w:sz w:val="24"/>
-          <w:szCs w:val="24"/>
-          <w:lang w:val="es-ES"/>
-        </w:rPr>
-        <w:t>, dándosele la tramitación de los arts. 437 y</w:t>
-      </w:r>
-      <w:r>
-        <w:rPr>
-          <w:color w:val="000000" w:themeColor="text1"/>
-          <w:sz w:val="24"/>
-          <w:szCs w:val="24"/>
-          <w:lang w:val="es-ES"/>
-        </w:rPr>
-        <w:t xml:space="preserve"> </w:t>
-      </w:r>
-      <w:r>
-        <w:rPr>
-          <w:color w:val="000000" w:themeColor="text1"/>
-          <w:sz w:val="24"/>
-          <w:szCs w:val="24"/>
-          <w:lang w:val="es-ES"/>
-        </w:rPr>
-        <w:t>siguientes de la LEC, y tras los trámites legales oportunos, se dicte sentencia por la que</w:t>
-      </w:r>
-      <w:r>
-        <w:rPr>
-          <w:color w:val="000000" w:themeColor="text1"/>
-          <w:sz w:val="24"/>
-          <w:szCs w:val="24"/>
-          <w:lang w:val="es-ES"/>
-        </w:rPr>
-        <w:t xml:space="preserve"> </w:t>
-      </w:r>
-      <w:r>
-        <w:rPr>
-          <w:color w:val="000000" w:themeColor="text1"/>
-          <w:sz w:val="24"/>
-          <w:szCs w:val="24"/>
-          <w:lang w:val="es-ES"/>
-        </w:rPr>
-        <w:t xml:space="preserve">se condene a la demandada a pagar a la actora la </w:t>
-      </w:r>
-      <w:r>
-        <w:rPr>
-          <w:b/>
-          <w:bCs/>
-          <w:color w:val="000000" w:themeColor="text1"/>
-          <w:sz w:val="24"/>
-          <w:szCs w:val="24"/>
-          <w:lang w:val="es-ES"/>
-        </w:rPr>
-        <w:t xml:space="preserve">SUMA DE </w:t>
-      </w:r>
-      <w:r>
-        <w:rPr>
-          <w:b/>
-          <w:bCs/>
-          <w:color w:val="000000" w:themeColor="text1"/>
-          <w:sz w:val="24"/>
-          <w:szCs w:val="24"/>
-        </w:rPr>
-        <w:t xml:space="preserve">{{CALC: </w:t>
-      </w:r>
-      <w:r>
-        <w:rPr>
-          <w:b/>
-          <w:bCs/>
-          <w:color w:val="000000" w:themeColor="text1"/>
-          <w:sz w:val="24"/>
-          <w:szCs w:val="24"/>
-        </w:rPr>
-        <w:t>Días de perjuicio moderado * Importe por día de perjuicio moderado + (</w:t>
-      </w:r>
-      <w:r>
-        <w:rPr>
-          <w:b/>
-          <w:bCs/>
-          <w:color w:val="000000" w:themeColor="text1"/>
-          <w:sz w:val="24"/>
-          <w:szCs w:val="24"/>
-          <w:lang w:val="es-ES"/>
-        </w:rPr>
-        <w:t>Días de perjuicio totales - Días de perjuicio moderado)</w:t>
-      </w:r>
-      <w:r>
-        <w:rPr>
-          <w:b/>
-          <w:bCs/>
-          <w:color w:val="000000" w:themeColor="text1"/>
-          <w:sz w:val="24"/>
-          <w:szCs w:val="24"/>
-        </w:rPr>
         <w:t xml:space="preserve"> * Importe por día de perjuicio básico</w:t>
       </w:r>
       <w:r>
@@ -4512,29 +4346,7 @@
           <w:sz w:val="24"/>
           <w:szCs w:val="24"/>
         </w:rPr>
-        <w:t xml:space="preserve"> [</w:t>
-      </w:r>
-      <w:proofErr w:type="spellStart"/>
-      <w:r>
-        <w:rPr>
-          <w:b/>
-          <w:bCs/>
-          <w:color w:val="000000" w:themeColor="text1"/>
-          <w:sz w:val="24"/>
-          <w:szCs w:val="24"/>
-        </w:rPr>
-        <w:t>words</w:t>
-      </w:r>
-      <w:proofErr w:type="spellEnd"/>
-      <w:r>
-        <w:rPr>
-          <w:b/>
-          <w:bCs/>
-          <w:color w:val="000000" w:themeColor="text1"/>
-          <w:sz w:val="24"/>
-          <w:szCs w:val="24"/>
-        </w:rPr>
-        <w:t>]</w:t>
+        <w:t xml:space="preserve"> [words]</w:t>
       </w:r>
       <w:r>
         <w:rPr>

--- a/docs/Test plantilla demanda.docx
+++ b/docs/Test plantilla demanda.docx
@@ -88,6 +88,278 @@
         </w:rPr>
         <w:t>, Procuradora de los tribunales en nombre y representación de</w:t>
       </w:r>
+      <w:r>
+        <w:rPr>
+          <w:color w:val="000000" w:themeColor="text1"/>
+          <w:sz w:val="24"/>
+          <w:szCs w:val="24"/>
+          <w:lang w:val="es-ES"/>
+        </w:rPr>
+        <w:t xml:space="preserve"> </w:t>
+      </w:r>
+      <w:r>
+        <w:rPr>
+          <w:b/>
+          <w:bCs/>
+          <w:color w:val="000000" w:themeColor="text1"/>
+          <w:sz w:val="24"/>
+          <w:szCs w:val="24"/>
+          <w:highlight w:val="green"/>
+          <w:lang w:val="es-ES"/>
+        </w:rPr>
+        <w:t>{</w:t>
+      </w:r>
+      <w:r>
+        <w:rPr>
+          <w:b/>
+          <w:bCs/>
+          <w:color w:val="000000" w:themeColor="text1"/>
+          <w:sz w:val="24"/>
+          <w:szCs w:val="24"/>
+          <w:highlight w:val="green"/>
+          <w:lang w:val="es-ES"/>
+        </w:rPr>
+        <w:t>{Tratamiento</w:t>
+      </w:r>
+      <w:r>
+        <w:rPr>
+          <w:b/>
+          <w:bCs/>
+          <w:color w:val="000000" w:themeColor="text1"/>
+          <w:sz w:val="24"/>
+          <w:szCs w:val="24"/>
+          <w:highlight w:val="green"/>
+          <w:lang w:val="es-ES"/>
+        </w:rPr>
+        <w:t xml:space="preserve"> [</w:t>
+      </w:r>
+      <w:proofErr w:type="spellStart"/>
+      <w:r>
+        <w:rPr>
+          <w:b/>
+          <w:bCs/>
+          <w:color w:val="000000" w:themeColor="text1"/>
+          <w:sz w:val="24"/>
+          <w:szCs w:val="24"/>
+          <w:highlight w:val="green"/>
+          <w:lang w:val="es-ES"/>
+        </w:rPr>
+        <w:t>select</w:t>
+      </w:r>
+      <w:proofErr w:type="spellEnd"/>
+      <w:r>
+        <w:rPr>
+          <w:b/>
+          <w:bCs/>
+          <w:color w:val="000000" w:themeColor="text1"/>
+          <w:sz w:val="24"/>
+          <w:szCs w:val="24"/>
+          <w:highlight w:val="green"/>
+          <w:lang w:val="es-ES"/>
+        </w:rPr>
+        <w:t>]</w:t>
+      </w:r>
+      <w:r>
+        <w:rPr>
+          <w:b/>
+          <w:bCs/>
+          <w:color w:val="000000" w:themeColor="text1"/>
+          <w:sz w:val="24"/>
+          <w:szCs w:val="24"/>
+          <w:highlight w:val="green"/>
+          <w:lang w:val="es-ES"/>
+        </w:rPr>
+        <w:t xml:space="preserve"> </w:t>
+      </w:r>
+      <w:r>
+        <w:rPr>
+          <w:b/>
+          <w:bCs/>
+          <w:color w:val="000000" w:themeColor="text1"/>
+          <w:sz w:val="24"/>
+          <w:szCs w:val="24"/>
+          <w:highlight w:val="green"/>
+          <w:lang w:val="es-ES"/>
+        </w:rPr>
+        <w:t>{DON} {DON</w:t>
+      </w:r>
+      <w:r>
+        <w:rPr>
+          <w:b/>
+          <w:bCs/>
+          <w:color w:val="000000" w:themeColor="text1"/>
+          <w:sz w:val="24"/>
+          <w:szCs w:val="24"/>
+          <w:highlight w:val="green"/>
+          <w:lang w:val="es-ES"/>
+        </w:rPr>
+        <w:t>} {DOÑA</w:t>
+      </w:r>
+      <w:r>
+        <w:rPr>
+          <w:b/>
+          <w:bCs/>
+          <w:color w:val="000000" w:themeColor="text1"/>
+          <w:sz w:val="24"/>
+          <w:szCs w:val="24"/>
+          <w:highlight w:val="green"/>
+          <w:lang w:val="es-ES"/>
+        </w:rPr>
+        <w:t>}</w:t>
+      </w:r>
+      <w:r>
+        <w:rPr>
+          <w:b/>
+          <w:bCs/>
+          <w:color w:val="000000" w:themeColor="text1"/>
+          <w:sz w:val="24"/>
+          <w:szCs w:val="24"/>
+          <w:highlight w:val="green"/>
+          <w:lang w:val="es-ES"/>
+        </w:rPr>
+        <w:t xml:space="preserve"> {DOÑA}</w:t>
+      </w:r>
+      <w:r>
+        <w:rPr>
+          <w:b/>
+          <w:bCs/>
+          <w:color w:val="000000" w:themeColor="text1"/>
+          <w:sz w:val="24"/>
+          <w:szCs w:val="24"/>
+          <w:highlight w:val="green"/>
+          <w:lang w:val="es-ES"/>
+        </w:rPr>
+        <w:t>}</w:t>
+      </w:r>
+      <w:r>
+        <w:rPr>
+          <w:b/>
+          <w:bCs/>
+          <w:color w:val="000000" w:themeColor="text1"/>
+          <w:sz w:val="24"/>
+          <w:szCs w:val="24"/>
+          <w:highlight w:val="green"/>
+          <w:lang w:val="es-ES"/>
+        </w:rPr>
+        <w:t>}</w:t>
+      </w:r>
+      <w:r>
+        <w:rPr>
+          <w:b/>
+          <w:bCs/>
+          <w:color w:val="000000" w:themeColor="text1"/>
+          <w:sz w:val="24"/>
+          <w:szCs w:val="24"/>
+          <w:highlight w:val="green"/>
+          <w:lang w:val="es-ES"/>
+        </w:rPr>
+        <w:t xml:space="preserve"> </w:t>
+      </w:r>
+      <w:r>
+        <w:rPr>
+          <w:b/>
+          <w:bCs/>
+          <w:color w:val="000000" w:themeColor="text1"/>
+          <w:sz w:val="24"/>
+          <w:szCs w:val="24"/>
+          <w:highlight w:val="green"/>
+          <w:lang w:val="es-ES"/>
+        </w:rPr>
+        <w:t>{</w:t>
+      </w:r>
+      <w:r>
+        <w:rPr>
+          <w:b/>
+          <w:bCs/>
+          <w:color w:val="000000" w:themeColor="text1"/>
+          <w:sz w:val="24"/>
+          <w:szCs w:val="24"/>
+          <w:highlight w:val="green"/>
+          <w:lang w:val="es-ES"/>
+        </w:rPr>
+        <w:t>{NOMBRE}}</w:t>
+      </w:r>
+      <w:r>
+        <w:rPr>
+          <w:color w:val="000000" w:themeColor="text1"/>
+          <w:sz w:val="24"/>
+          <w:szCs w:val="24"/>
+          <w:highlight w:val="green"/>
+          <w:lang w:val="es-ES"/>
+        </w:rPr>
+        <w:t xml:space="preserve">, mayor de edad, con DNI </w:t>
+      </w:r>
+      <w:r>
+        <w:rPr>
+          <w:color w:val="000000" w:themeColor="text1"/>
+          <w:sz w:val="24"/>
+          <w:szCs w:val="24"/>
+          <w:highlight w:val="green"/>
+          <w:lang w:val="es-ES"/>
+        </w:rPr>
+        <w:t>{{DNI}}</w:t>
+      </w:r>
+      <w:r>
+        <w:rPr>
+          <w:color w:val="000000" w:themeColor="text1"/>
+          <w:sz w:val="24"/>
+          <w:szCs w:val="24"/>
+          <w:highlight w:val="green"/>
+          <w:lang w:val="es-ES"/>
+        </w:rPr>
+        <w:t xml:space="preserve">, y </w:t>
+      </w:r>
+      <w:r>
+        <w:rPr>
+          <w:sz w:val="24"/>
+          <w:szCs w:val="24"/>
+          <w:highlight w:val="green"/>
+          <w:lang w:val="es-ES"/>
+        </w:rPr>
+        <w:t xml:space="preserve">domicilio en </w:t>
+      </w:r>
+      <w:r>
+        <w:rPr>
+          <w:sz w:val="24"/>
+          <w:szCs w:val="24"/>
+          <w:highlight w:val="green"/>
+          <w:lang w:val="es-ES"/>
+        </w:rPr>
+        <w:t>{{Domicilio}}</w:t>
+      </w:r>
+      <w:r>
+        <w:rPr>
+          <w:sz w:val="24"/>
+          <w:szCs w:val="24"/>
+          <w:lang w:val="es-ES"/>
+        </w:rPr>
+        <w:t>, en virtud de</w:t>
+      </w:r>
+      <w:r>
+        <w:rPr>
+          <w:sz w:val="24"/>
+          <w:szCs w:val="24"/>
+          <w:lang w:val="es-ES"/>
+        </w:rPr>
+        <w:t xml:space="preserve"> </w:t>
+      </w:r>
+      <w:r>
+        <w:rPr>
+          <w:sz w:val="24"/>
+          <w:szCs w:val="24"/>
+          <w:lang w:val="es-ES"/>
+        </w:rPr>
+        <w:t xml:space="preserve">apoderamiento “apud acta” que se conferirá en el juzgado </w:t>
+      </w:r>
+      <w:r>
+        <w:rPr>
+          <w:color w:val="000000" w:themeColor="text1"/>
+          <w:sz w:val="24"/>
+          <w:szCs w:val="24"/>
+          <w:lang w:val="es-ES"/>
+        </w:rPr>
+        <w:t>en el momento procesal oportuno, y asistida por el Letrado D. Reinaldo Velázquez Quintana, como mejor proceda en Derecho comparezco y DIGO:</w:t>
+      </w:r>
     </w:p>
     <w:p>
       <w:pPr>
@@ -101,7 +373,7 @@
         <w:ind w:left="2" w:right="136" w:firstLine="707"/>
         <w:jc w:val="both"/>
         <w:rPr>
-          <w:color w:val="000000" w:themeColor="text1"/>
+          <w:color w:val="000000"/>
           <w:sz w:val="24"/>
           <w:szCs w:val="24"/>
           <w:lang w:val="es-ES"/>
@@ -120,38 +392,48 @@
         <w:ind w:left="2" w:right="136" w:firstLine="707"/>
         <w:jc w:val="both"/>
         <w:rPr>
-          <w:color w:val="000000" w:themeColor="text1"/>
-          <w:sz w:val="24"/>
-          <w:szCs w:val="24"/>
-          <w:lang w:val="es-ES"/>
-        </w:rPr>
-      </w:pPr>
-      <w:r>
-        <w:rPr>
-          <w:color w:val="000000" w:themeColor="text1"/>
-          <w:sz w:val="24"/>
-          <w:szCs w:val="24"/>
-          <w:lang w:val="es-ES"/>
-        </w:rPr>
-        <w:t xml:space="preserve"> {</w:t>
-      </w:r>
-      <w:r>
-        <w:rPr>
-          <w:color w:val="000000" w:themeColor="text1"/>
-          <w:sz w:val="24"/>
-          <w:szCs w:val="24"/>
-          <w:lang w:val="es-ES"/>
-        </w:rPr>
-        <w:t>{Tratamiento</w:t>
-      </w:r>
-      <w:r>
-        <w:rPr>
-          <w:color w:val="000000" w:themeColor="text1"/>
-          <w:sz w:val="24"/>
-          <w:szCs w:val="24"/>
-          <w:lang w:val="es-ES"/>
-        </w:rPr>
-        <w:t xml:space="preserve"> [select]</w:t>
+          <w:color w:val="000000"/>
+          <w:sz w:val="24"/>
+          <w:szCs w:val="24"/>
+          <w:lang w:val="es-ES"/>
+        </w:rPr>
+      </w:pPr>
+      <w:r>
+        <w:rPr>
+          <w:color w:val="000000"/>
+          <w:sz w:val="24"/>
+          <w:szCs w:val="24"/>
+          <w:lang w:val="es-ES"/>
+        </w:rPr>
+        <w:t>Que siguiendo instrucciones expresas de mis mandantes, por medio del presente escrito vengo a deducir DEMANDA DE JUICIO VERBAL DE RECLAMACIÓN DE CANTIDAD POR DAÑOS PRODUCIDOS EN ACCIDENTE DE CIRCULACIÓN contra la entidad</w:t>
+      </w:r>
+      <w:r>
+        <w:rPr>
+          <w:color w:val="000000"/>
+          <w:sz w:val="24"/>
+          <w:szCs w:val="24"/>
+          <w:lang w:val="es-ES"/>
+        </w:rPr>
+        <w:t xml:space="preserve"> </w:t>
+      </w:r>
+      <w:r>
+        <w:rPr>
+          <w:color w:val="000000"/>
+          <w:sz w:val="24"/>
+          <w:szCs w:val="24"/>
+          <w:highlight w:val="yellow"/>
+          <w:lang w:val="es-ES"/>
+        </w:rPr>
+        <w:t>REALE, con CIF A-78520293, domicilio social en calle Príncipe de Vergara, 125, 28002, Madrid y teléfono 914 547 400</w:t>
+      </w:r>
+      <w:r>
+        <w:rPr>
+          <w:color w:val="000000"/>
+          <w:sz w:val="24"/>
+          <w:szCs w:val="24"/>
+          <w:lang w:val="es-ES"/>
+        </w:rPr>
+        <w:t>, a fin de que en el ejercicio de la acción que a mi principal corresponde como resarcimiento de daños y perjuicios, reclamar, previos los trámites correspondientes, se dicte sentencia condenándole a abonar a mi representada el principal reclamado, los intereses que le son aplicables a dicha cantidad y las costas, en base a los hechos y fundamentos que se exponen.</w:t>
       </w:r>
     </w:p>
     <w:p>
@@ -166,7 +448,7 @@
         <w:ind w:left="2" w:right="136" w:firstLine="707"/>
         <w:jc w:val="both"/>
         <w:rPr>
-          <w:color w:val="000000" w:themeColor="text1"/>
+          <w:color w:val="000000"/>
           <w:sz w:val="24"/>
           <w:szCs w:val="24"/>
           <w:lang w:val="es-ES"/>
@@ -185,30 +467,12 @@
         <w:ind w:left="2" w:right="136" w:firstLine="707"/>
         <w:jc w:val="both"/>
         <w:rPr>
-          <w:color w:val="000000" w:themeColor="text1"/>
-          <w:sz w:val="24"/>
-          <w:szCs w:val="24"/>
-          <w:lang w:val="es-ES"/>
-        </w:rPr>
-      </w:pPr>
-      <w:r>
-        <w:rPr>
-          <w:color w:val="000000" w:themeColor="text1"/>
-          <w:sz w:val="24"/>
-          <w:szCs w:val="24"/>
-          <w:lang w:val="es-ES"/>
-        </w:rPr>
-        <w:t xml:space="preserve"> {DON} {DON</w:t>
-      </w:r>
-      <w:r>
-        <w:rPr>
-          <w:color w:val="000000" w:themeColor="text1"/>
-          <w:sz w:val="24"/>
-          <w:szCs w:val="24"/>
-          <w:lang w:val="es-ES"/>
-        </w:rPr>
-        <w:t xml:space="preserve">} </w:t>
-      </w:r>
+          <w:color w:val="000000"/>
+          <w:sz w:val="24"/>
+          <w:szCs w:val="24"/>
+          <w:lang w:val="es-ES"/>
+        </w:rPr>
+      </w:pPr>
     </w:p>
     <w:p>
       <w:pPr>
@@ -220,14 +484,27 @@
           <w:between w:val="nil"/>
         </w:pBdr>
         <w:ind w:left="2" w:right="136" w:firstLine="707"/>
-        <w:jc w:val="both"/>
-        <w:rPr>
-          <w:color w:val="000000" w:themeColor="text1"/>
-          <w:sz w:val="24"/>
-          <w:szCs w:val="24"/>
-          <w:lang w:val="es-ES"/>
-        </w:rPr>
-      </w:pPr>
+        <w:jc w:val="center"/>
+        <w:rPr>
+          <w:b/>
+          <w:bCs/>
+          <w:color w:val="000000"/>
+          <w:sz w:val="24"/>
+          <w:szCs w:val="24"/>
+          <w:lang w:val="es-ES"/>
+        </w:rPr>
+      </w:pPr>
+      <w:r>
+        <w:rPr>
+          <w:b/>
+          <w:bCs/>
+          <w:color w:val="000000"/>
+          <w:sz w:val="24"/>
+          <w:szCs w:val="24"/>
+          <w:lang w:val="es-ES"/>
+        </w:rPr>
+        <w:t>HECHOS</w:t>
+      </w:r>
     </w:p>
     <w:p>
       <w:pPr>
@@ -244,36 +521,605 @@
           <w:color w:val="000000" w:themeColor="text1"/>
           <w:sz w:val="24"/>
           <w:szCs w:val="24"/>
-          <w:lang w:val="es-ES"/>
-        </w:rPr>
-      </w:pPr>
-      <w:r>
-        <w:rPr>
-          <w:color w:val="000000" w:themeColor="text1"/>
-          <w:sz w:val="24"/>
-          <w:szCs w:val="24"/>
-          <w:lang w:val="es-ES"/>
-        </w:rPr>
-        <w:t>{DOÑA</w:t>
-      </w:r>
-      <w:r>
-        <w:rPr>
-          <w:color w:val="000000" w:themeColor="text1"/>
+        </w:rPr>
+      </w:pPr>
+    </w:p>
+    <w:p>
+      <w:pPr>
+        <w:pBdr>
+          <w:top w:val="nil"/>
+          <w:left w:val="nil"/>
+          <w:bottom w:val="nil"/>
+          <w:right w:val="nil"/>
+          <w:between w:val="nil"/>
+        </w:pBdr>
+        <w:ind w:left="2" w:right="136" w:firstLine="707"/>
+        <w:jc w:val="both"/>
+        <w:rPr>
+          <w:b/>
+          <w:bCs/>
+          <w:color w:val="000000" w:themeColor="text1"/>
+          <w:sz w:val="24"/>
+          <w:szCs w:val="24"/>
+          <w:lang w:val="es-ES"/>
+        </w:rPr>
+      </w:pPr>
+      <w:proofErr w:type="gramStart"/>
+      <w:r>
+        <w:rPr>
+          <w:b/>
+          <w:bCs/>
+          <w:color w:val="000000" w:themeColor="text1"/>
+          <w:sz w:val="24"/>
+          <w:szCs w:val="24"/>
+          <w:lang w:val="es-ES"/>
+        </w:rPr>
+        <w:t>PREVIO.-</w:t>
+      </w:r>
+      <w:proofErr w:type="gramEnd"/>
+      <w:r>
+        <w:rPr>
+          <w:b/>
+          <w:bCs/>
+          <w:color w:val="000000" w:themeColor="text1"/>
+          <w:sz w:val="24"/>
+          <w:szCs w:val="24"/>
+          <w:lang w:val="es-ES"/>
+        </w:rPr>
+        <w:t xml:space="preserve"> CUMPLIMIENTO DEL PRESUPUESTO DE PROCEDIBILIDAD DEL MEDIO</w:t>
+      </w:r>
+    </w:p>
+    <w:p>
+      <w:pPr>
+        <w:pBdr>
+          <w:top w:val="nil"/>
+          <w:left w:val="nil"/>
+          <w:bottom w:val="nil"/>
+          <w:right w:val="nil"/>
+          <w:between w:val="nil"/>
+        </w:pBdr>
+        <w:ind w:right="136"/>
+        <w:jc w:val="both"/>
+        <w:rPr>
+          <w:b/>
+          <w:bCs/>
+          <w:color w:val="000000" w:themeColor="text1"/>
+          <w:sz w:val="24"/>
+          <w:szCs w:val="24"/>
+          <w:lang w:val="es-ES"/>
+        </w:rPr>
+      </w:pPr>
+      <w:r>
+        <w:rPr>
+          <w:b/>
+          <w:bCs/>
+          <w:color w:val="000000" w:themeColor="text1"/>
+          <w:sz w:val="24"/>
+          <w:szCs w:val="24"/>
+          <w:lang w:val="es-ES"/>
+        </w:rPr>
+        <w:t>ADECUADO DE SOLUCIÓN DE CONTROVERSIA NO JURIDICCIONAL.</w:t>
+      </w:r>
+    </w:p>
+    <w:p>
+      <w:pPr>
+        <w:pBdr>
+          <w:top w:val="nil"/>
+          <w:left w:val="nil"/>
+          <w:bottom w:val="nil"/>
+          <w:right w:val="nil"/>
+          <w:between w:val="nil"/>
+        </w:pBdr>
+        <w:ind w:left="2" w:right="136" w:firstLine="707"/>
+        <w:jc w:val="both"/>
+        <w:rPr>
+          <w:color w:val="000000" w:themeColor="text1"/>
+          <w:sz w:val="24"/>
+          <w:szCs w:val="24"/>
+          <w:lang w:val="es-ES"/>
+        </w:rPr>
+      </w:pPr>
+    </w:p>
+    <w:p>
+      <w:pPr>
+        <w:pBdr>
+          <w:top w:val="nil"/>
+          <w:left w:val="nil"/>
+          <w:bottom w:val="nil"/>
+          <w:right w:val="nil"/>
+          <w:between w:val="nil"/>
+        </w:pBdr>
+        <w:ind w:left="2" w:right="136" w:firstLine="707"/>
+        <w:jc w:val="both"/>
+        <w:rPr>
+          <w:color w:val="000000" w:themeColor="text1"/>
+          <w:sz w:val="24"/>
+          <w:szCs w:val="24"/>
+          <w:lang w:val="es-ES"/>
+        </w:rPr>
+      </w:pPr>
+      <w:r>
+        <w:rPr>
+          <w:color w:val="000000" w:themeColor="text1"/>
+          <w:sz w:val="24"/>
+          <w:szCs w:val="24"/>
+          <w:lang w:val="es-ES"/>
+        </w:rPr>
+        <w:t>Se presentó la preceptiva reclamación extrajudicial con la comunicación del siniestro ante la aseguradora, en fecha 21 de mayo de 2024, de acuerdo a lo establecido en el art. 7 del Texto Refundido de la Ley de Responsabilidad Civil y Seguro en la circulación de vehículo a motor, aprobado por el Real Decreto Legislativo, 8/2004, de 29 de octubre, según redacción dada por la Ley 35/2014, de 22 de septiembre, de reforma del sistema para la valoración de los daños y perjuicios causados a las personas en accidentes de circulación, habiendo contestado la misma negando pago indemnizatorio, en los términos y según documentación acreditativa que queda adjunta a la presente demanda, no quedando a esta parte otro remedio que instar la actual demanda.</w:t>
+      </w:r>
+    </w:p>
+    <w:p>
+      <w:pPr>
+        <w:pBdr>
+          <w:top w:val="nil"/>
+          <w:left w:val="nil"/>
+          <w:bottom w:val="nil"/>
+          <w:right w:val="nil"/>
+          <w:between w:val="nil"/>
+        </w:pBdr>
+        <w:ind w:left="2" w:right="136" w:firstLine="707"/>
+        <w:jc w:val="both"/>
+        <w:rPr>
+          <w:color w:val="000000" w:themeColor="text1"/>
+          <w:sz w:val="24"/>
+          <w:szCs w:val="24"/>
+          <w:lang w:val="es-ES"/>
+        </w:rPr>
+      </w:pPr>
+    </w:p>
+    <w:p>
+      <w:pPr>
+        <w:pBdr>
+          <w:top w:val="nil"/>
+          <w:left w:val="nil"/>
+          <w:bottom w:val="nil"/>
+          <w:right w:val="nil"/>
+          <w:between w:val="nil"/>
+        </w:pBdr>
+        <w:ind w:left="2" w:right="136" w:firstLine="707"/>
+        <w:jc w:val="both"/>
+        <w:rPr>
+          <w:color w:val="000000" w:themeColor="text1"/>
+          <w:sz w:val="24"/>
+          <w:szCs w:val="24"/>
+          <w:lang w:val="es-ES"/>
+        </w:rPr>
+      </w:pPr>
+      <w:r>
+        <w:rPr>
+          <w:color w:val="000000" w:themeColor="text1"/>
+          <w:sz w:val="24"/>
+          <w:szCs w:val="24"/>
+          <w:lang w:val="es-ES"/>
+        </w:rPr>
+        <w:t>Se ha cumplido con el requisito de procedibilidad exigido en el art. 5 de la Ley Orgánica 1/2025, de 2 de enero, de Medidas de Eficiencia del Servicio Público de Justifica y desarrollados en los arts. 2 a 19 de dicho cuerpo legal acudiendo a un previo medio adecuado de solución de controversias (MASC).</w:t>
+      </w:r>
+    </w:p>
+    <w:p>
+      <w:pPr>
+        <w:pBdr>
+          <w:top w:val="nil"/>
+          <w:left w:val="nil"/>
+          <w:bottom w:val="nil"/>
+          <w:right w:val="nil"/>
+          <w:between w:val="nil"/>
+        </w:pBdr>
+        <w:ind w:left="2" w:right="136" w:firstLine="707"/>
+        <w:jc w:val="both"/>
+        <w:rPr>
+          <w:color w:val="000000" w:themeColor="text1"/>
+          <w:sz w:val="24"/>
+          <w:szCs w:val="24"/>
+          <w:lang w:val="es-ES"/>
+        </w:rPr>
+      </w:pPr>
+    </w:p>
+    <w:p>
+      <w:pPr>
+        <w:pBdr>
+          <w:top w:val="nil"/>
+          <w:left w:val="nil"/>
+          <w:bottom w:val="nil"/>
+          <w:right w:val="nil"/>
+          <w:between w:val="nil"/>
+        </w:pBdr>
+        <w:ind w:left="2" w:right="136" w:firstLine="707"/>
+        <w:jc w:val="both"/>
+        <w:rPr>
+          <w:color w:val="000000" w:themeColor="text1"/>
+          <w:sz w:val="24"/>
+          <w:szCs w:val="24"/>
+          <w:lang w:val="es-ES"/>
+        </w:rPr>
+      </w:pPr>
+      <w:r>
+        <w:rPr>
+          <w:color w:val="000000" w:themeColor="text1"/>
+          <w:sz w:val="24"/>
+          <w:szCs w:val="24"/>
+          <w:lang w:val="es-ES"/>
+        </w:rPr>
+        <w:t xml:space="preserve">Se acompaña, como </w:t>
+      </w:r>
+      <w:r>
+        <w:rPr>
+          <w:b/>
+          <w:bCs/>
+          <w:color w:val="000000" w:themeColor="text1"/>
+          <w:sz w:val="24"/>
+          <w:szCs w:val="24"/>
+          <w:lang w:val="es-ES"/>
+        </w:rPr>
+        <w:t xml:space="preserve">documento </w:t>
+      </w:r>
+      <w:proofErr w:type="spellStart"/>
+      <w:r>
+        <w:rPr>
+          <w:b/>
+          <w:bCs/>
+          <w:color w:val="000000" w:themeColor="text1"/>
+          <w:sz w:val="24"/>
+          <w:szCs w:val="24"/>
+          <w:lang w:val="es-ES"/>
+        </w:rPr>
+        <w:t>nº</w:t>
+      </w:r>
+      <w:proofErr w:type="spellEnd"/>
+      <w:r>
+        <w:rPr>
+          <w:b/>
+          <w:bCs/>
+          <w:color w:val="000000" w:themeColor="text1"/>
+          <w:sz w:val="24"/>
+          <w:szCs w:val="24"/>
+          <w:lang w:val="es-ES"/>
+        </w:rPr>
+        <w:t xml:space="preserve"> 1</w:t>
+      </w:r>
+      <w:r>
+        <w:rPr>
+          <w:color w:val="000000" w:themeColor="text1"/>
+          <w:sz w:val="24"/>
+          <w:szCs w:val="24"/>
+          <w:lang w:val="es-ES"/>
+        </w:rPr>
+        <w:t>, dicha Comunicación a la aseguradora a efectos de acreditación del intento de negociación, con terminación del proceso sin acuerdo del art. 10.1 de la LO 1/2025 tal como recoge el art. 264.4 LEC.</w:t>
+      </w:r>
+    </w:p>
+    <w:p>
+      <w:pPr>
+        <w:pBdr>
+          <w:top w:val="nil"/>
+          <w:left w:val="nil"/>
+          <w:bottom w:val="nil"/>
+          <w:right w:val="nil"/>
+          <w:between w:val="nil"/>
+        </w:pBdr>
+        <w:ind w:left="2" w:right="136" w:firstLine="707"/>
+        <w:jc w:val="both"/>
+        <w:rPr>
+          <w:color w:val="000000" w:themeColor="text1"/>
+          <w:sz w:val="24"/>
+          <w:szCs w:val="24"/>
+          <w:lang w:val="es-ES"/>
+        </w:rPr>
+      </w:pPr>
+    </w:p>
+    <w:p>
+      <w:pPr>
+        <w:pBdr>
+          <w:top w:val="nil"/>
+          <w:left w:val="nil"/>
+          <w:bottom w:val="nil"/>
+          <w:right w:val="nil"/>
+          <w:between w:val="nil"/>
+        </w:pBdr>
+        <w:ind w:left="2" w:right="136" w:firstLine="707"/>
+        <w:jc w:val="both"/>
+        <w:rPr>
+          <w:color w:val="000000" w:themeColor="text1"/>
+          <w:sz w:val="24"/>
+          <w:szCs w:val="24"/>
+          <w:lang w:val="es-ES"/>
+        </w:rPr>
+      </w:pPr>
+      <w:proofErr w:type="gramStart"/>
+      <w:r>
+        <w:rPr>
+          <w:b/>
+          <w:bCs/>
+          <w:color w:val="000000" w:themeColor="text1"/>
+          <w:sz w:val="24"/>
+          <w:szCs w:val="24"/>
+          <w:lang w:val="es-ES"/>
+        </w:rPr>
+        <w:t>PRIMERO</w:t>
+      </w:r>
+      <w:r>
+        <w:rPr>
+          <w:color w:val="000000" w:themeColor="text1"/>
+          <w:sz w:val="24"/>
+          <w:szCs w:val="24"/>
+          <w:lang w:val="es-ES"/>
+        </w:rPr>
+        <w:t>.-</w:t>
+      </w:r>
+      <w:proofErr w:type="gramEnd"/>
+      <w:r>
+        <w:rPr>
+          <w:color w:val="000000" w:themeColor="text1"/>
+          <w:sz w:val="24"/>
+          <w:szCs w:val="24"/>
+          <w:lang w:val="es-ES"/>
+        </w:rPr>
+        <w:t xml:space="preserve"> El día </w:t>
+      </w:r>
+      <w:r>
+        <w:rPr>
+          <w:color w:val="000000" w:themeColor="text1"/>
+          <w:sz w:val="24"/>
+          <w:szCs w:val="24"/>
+          <w:highlight w:val="green"/>
+          <w:lang w:val="es-ES"/>
+        </w:rPr>
+        <w:t>{{Fecha accidente</w:t>
+      </w:r>
+      <w:r>
+        <w:rPr>
+          <w:color w:val="000000" w:themeColor="text1"/>
+          <w:sz w:val="24"/>
+          <w:szCs w:val="24"/>
+          <w:highlight w:val="green"/>
+          <w:lang w:val="es-ES"/>
+        </w:rPr>
+        <w:t xml:space="preserve"> [date]</w:t>
+      </w:r>
+      <w:r>
+        <w:rPr>
+          <w:color w:val="000000" w:themeColor="text1"/>
+          <w:sz w:val="24"/>
+          <w:szCs w:val="24"/>
+          <w:highlight w:val="green"/>
+          <w:lang w:val="es-ES"/>
+        </w:rPr>
+        <w:t>}}</w:t>
+      </w:r>
+      <w:r>
+        <w:rPr>
+          <w:color w:val="000000" w:themeColor="text1"/>
+          <w:sz w:val="24"/>
+          <w:szCs w:val="24"/>
+          <w:highlight w:val="green"/>
+          <w:lang w:val="es-ES"/>
+        </w:rPr>
+        <w:t>,</w:t>
+      </w:r>
+      <w:r>
+        <w:rPr>
+          <w:color w:val="000000" w:themeColor="text1"/>
+          <w:sz w:val="24"/>
+          <w:szCs w:val="24"/>
+          <w:lang w:val="es-ES"/>
+        </w:rPr>
+        <w:t xml:space="preserve"> mi representada, </w:t>
+      </w:r>
+      <w:r>
+        <w:rPr>
+          <w:color w:val="000000" w:themeColor="text1"/>
+          <w:sz w:val="24"/>
+          <w:szCs w:val="24"/>
+          <w:highlight w:val="yellow"/>
+          <w:lang w:val="es-ES"/>
+        </w:rPr>
+        <w:t xml:space="preserve">sobre las 14:30 horas, iba conduciendo el vehículo matrícula 7199-GHT por el carril izquierdo de la GC-10, próximo a la rotonda </w:t>
+      </w:r>
+      <w:proofErr w:type="spellStart"/>
+      <w:r>
+        <w:rPr>
+          <w:color w:val="000000" w:themeColor="text1"/>
+          <w:sz w:val="24"/>
+          <w:szCs w:val="24"/>
+          <w:highlight w:val="yellow"/>
+          <w:lang w:val="es-ES"/>
+        </w:rPr>
+        <w:t>Daora</w:t>
+      </w:r>
+      <w:proofErr w:type="spellEnd"/>
+      <w:r>
+        <w:rPr>
+          <w:color w:val="000000" w:themeColor="text1"/>
+          <w:sz w:val="24"/>
+          <w:szCs w:val="24"/>
+          <w:highlight w:val="yellow"/>
+          <w:lang w:val="es-ES"/>
+        </w:rPr>
+        <w:t>, en el término municipal de Telde.</w:t>
+      </w:r>
+    </w:p>
+    <w:p>
+      <w:pPr>
+        <w:pBdr>
+          <w:top w:val="nil"/>
+          <w:left w:val="nil"/>
+          <w:bottom w:val="nil"/>
+          <w:right w:val="nil"/>
+          <w:between w:val="nil"/>
+        </w:pBdr>
+        <w:ind w:left="2" w:right="136" w:firstLine="707"/>
+        <w:jc w:val="both"/>
+        <w:rPr>
+          <w:color w:val="000000" w:themeColor="text1"/>
+          <w:sz w:val="24"/>
+          <w:szCs w:val="24"/>
+          <w:lang w:val="es-ES"/>
+        </w:rPr>
+      </w:pPr>
+    </w:p>
+    <w:p>
+      <w:pPr>
+        <w:pBdr>
+          <w:top w:val="nil"/>
+          <w:left w:val="nil"/>
+          <w:bottom w:val="nil"/>
+          <w:right w:val="nil"/>
+          <w:between w:val="nil"/>
+        </w:pBdr>
+        <w:ind w:left="2" w:right="136" w:firstLine="707"/>
+        <w:jc w:val="both"/>
+        <w:rPr>
+          <w:color w:val="000000" w:themeColor="text1"/>
+          <w:sz w:val="24"/>
+          <w:szCs w:val="24"/>
+          <w:lang w:val="es-ES"/>
+        </w:rPr>
+      </w:pPr>
+    </w:p>
+    <w:p>
+      <w:pPr>
+        <w:pBdr>
+          <w:top w:val="nil"/>
+          <w:left w:val="nil"/>
+          <w:bottom w:val="nil"/>
+          <w:right w:val="nil"/>
+          <w:between w:val="nil"/>
+        </w:pBdr>
+        <w:ind w:left="2" w:right="136" w:firstLine="707"/>
+        <w:jc w:val="both"/>
+        <w:rPr>
+          <w:color w:val="000000" w:themeColor="text1"/>
+          <w:sz w:val="24"/>
+          <w:szCs w:val="24"/>
+          <w:lang w:val="es-ES"/>
+        </w:rPr>
+      </w:pPr>
+      <w:r>
+        <w:rPr>
+          <w:color w:val="000000" w:themeColor="text1"/>
+          <w:sz w:val="24"/>
+          <w:szCs w:val="24"/>
+          <w:lang w:val="es-ES"/>
+        </w:rPr>
+        <w:t>{{Descripción accidente</w:t>
+      </w:r>
+      <w:r>
+        <w:rPr>
+          <w:color w:val="000000" w:themeColor="text1"/>
+          <w:sz w:val="24"/>
+          <w:szCs w:val="24"/>
+          <w:lang w:val="es-ES"/>
+        </w:rPr>
+        <w:t xml:space="preserve"> [</w:t>
+      </w:r>
+      <w:proofErr w:type="spellStart"/>
+      <w:r>
+        <w:rPr>
+          <w:color w:val="000000" w:themeColor="text1"/>
+          <w:sz w:val="24"/>
+          <w:szCs w:val="24"/>
+          <w:lang w:val="es-ES"/>
+        </w:rPr>
+        <w:t>select</w:t>
+      </w:r>
+      <w:proofErr w:type="spellEnd"/>
+      <w:r>
+        <w:rPr>
+          <w:color w:val="000000" w:themeColor="text1"/>
+          <w:sz w:val="24"/>
+          <w:szCs w:val="24"/>
+          <w:lang w:val="es-ES"/>
+        </w:rPr>
+        <w:t>]</w:t>
+      </w:r>
+    </w:p>
+    <w:p>
+      <w:pPr>
+        <w:pBdr>
+          <w:top w:val="nil"/>
+          <w:left w:val="nil"/>
+          <w:bottom w:val="nil"/>
+          <w:right w:val="nil"/>
+          <w:between w:val="nil"/>
+        </w:pBdr>
+        <w:ind w:left="2" w:right="136" w:firstLine="707"/>
+        <w:jc w:val="both"/>
+        <w:rPr>
+          <w:color w:val="000000" w:themeColor="text1"/>
+          <w:sz w:val="24"/>
+          <w:szCs w:val="24"/>
+        </w:rPr>
+      </w:pPr>
+    </w:p>
+    <w:p>
+      <w:pPr>
+        <w:pBdr>
+          <w:top w:val="nil"/>
+          <w:left w:val="nil"/>
+          <w:bottom w:val="nil"/>
+          <w:right w:val="nil"/>
+          <w:between w:val="nil"/>
+        </w:pBdr>
+        <w:ind w:left="2" w:right="136" w:firstLine="707"/>
+        <w:jc w:val="both"/>
+        <w:rPr>
+          <w:color w:val="000000" w:themeColor="text1"/>
+          <w:sz w:val="24"/>
+          <w:szCs w:val="24"/>
+          <w:lang w:val="es-ES"/>
+        </w:rPr>
+      </w:pPr>
+      <w:r>
+        <w:rPr>
+          <w:color w:val="000000" w:themeColor="text1"/>
+          <w:sz w:val="24"/>
+          <w:szCs w:val="24"/>
+          <w:lang w:val="es-ES"/>
+        </w:rPr>
+        <w:t>{Colisión por alcance} {</w:t>
+      </w:r>
+      <w:r>
+        <w:rPr>
+          <w:sz w:val="24"/>
+          <w:szCs w:val="24"/>
+          <w:highlight w:val="green"/>
+          <w:lang w:val="es-ES"/>
+        </w:rPr>
+        <w:t xml:space="preserve">El vehículo vino por detrás y le </w:t>
+      </w:r>
+      <w:r>
+        <w:rPr>
+          <w:sz w:val="24"/>
+          <w:szCs w:val="24"/>
+          <w:highlight w:val="green"/>
+          <w:lang w:val="es-ES"/>
+        </w:rPr>
+        <w:t xml:space="preserve">metió </w:t>
+      </w:r>
+      <w:r>
+        <w:rPr>
+          <w:sz w:val="24"/>
+          <w:szCs w:val="24"/>
+          <w:highlight w:val="green"/>
+          <w:lang w:val="es-ES"/>
+        </w:rPr>
+        <w:t>tremendo</w:t>
+      </w:r>
+      <w:r>
+        <w:rPr>
+          <w:sz w:val="24"/>
+          <w:szCs w:val="24"/>
+          <w:highlight w:val="green"/>
+          <w:lang w:val="es-ES"/>
+        </w:rPr>
+        <w:t xml:space="preserve"> viaje …</w:t>
+      </w:r>
+      <w:r>
+        <w:rPr>
           <w:sz w:val="24"/>
           <w:szCs w:val="24"/>
           <w:lang w:val="es-ES"/>
         </w:rPr>
         <w:t>}</w:t>
       </w:r>
-      <w:r>
-        <w:rPr>
-          <w:color w:val="000000" w:themeColor="text1"/>
-          <w:sz w:val="24"/>
-          <w:szCs w:val="24"/>
-          <w:lang w:val="es-ES"/>
-        </w:rPr>
-        <w:t xml:space="preserve"> {DOÑA}</w:t>
-      </w:r>
     </w:p>
     <w:p>
       <w:pPr>
@@ -286,12 +1132,6 @@
         </w:pBdr>
         <w:ind w:left="2" w:right="136" w:firstLine="707"/>
         <w:jc w:val="both"/>
-        <w:rPr>
-          <w:color w:val="000000" w:themeColor="text1"/>
-          <w:sz w:val="24"/>
-          <w:szCs w:val="24"/>
-          <w:lang w:val="es-ES"/>
-        </w:rPr>
       </w:pPr>
     </w:p>
     <w:p>
@@ -319,26 +1159,27 @@
           <w:szCs w:val="24"/>
           <w:lang w:val="es-ES"/>
         </w:rPr>
+        <w:t>{Rotonda} {</w:t>
+      </w:r>
+      <w:r>
+        <w:rPr>
+          <w:color w:val="000000" w:themeColor="text1"/>
+          <w:sz w:val="24"/>
+          <w:szCs w:val="24"/>
+          <w:highlight w:val="green"/>
+          <w:lang w:val="es-ES"/>
+        </w:rPr>
+        <w:t>El vehículo entro en la rotonda…</w:t>
+      </w:r>
+      <w:r>
+        <w:rPr>
+          <w:color w:val="000000" w:themeColor="text1"/>
+          <w:sz w:val="24"/>
+          <w:szCs w:val="24"/>
+          <w:lang w:val="es-ES"/>
+        </w:rPr>
         <w:t>}</w:t>
       </w:r>
-      <w:r>
-        <w:rPr>
-          <w:color w:val="000000" w:themeColor="text1"/>
-          <w:sz w:val="24"/>
-          <w:szCs w:val="24"/>
-          <w:lang w:val="es-ES"/>
-        </w:rPr>
-        <w:t>}</w:t>
-      </w:r>
-      <w:r>
-        <w:rPr>
-          <w:color w:val="000000" w:themeColor="text1"/>
-          <w:sz w:val="24"/>
-          <w:szCs w:val="24"/>
-          <w:lang w:val="es-ES"/>
-        </w:rPr>
-        <w:t xml:space="preserve"> </w:t>
-      </w:r>
     </w:p>
     <w:p>
       <w:pPr>
@@ -351,12 +1192,6 @@
         </w:pBdr>
         <w:ind w:left="2" w:right="136" w:firstLine="707"/>
         <w:jc w:val="both"/>
-        <w:rPr>
-          <w:color w:val="000000" w:themeColor="text1"/>
-          <w:sz w:val="24"/>
-          <w:szCs w:val="24"/>
-          <w:lang w:val="es-ES"/>
-        </w:rPr>
       </w:pPr>
     </w:p>
     <w:p>
@@ -371,274 +1206,65 @@
         <w:ind w:left="2" w:right="136" w:firstLine="707"/>
         <w:jc w:val="both"/>
         <w:rPr>
-          <w:color w:val="000000"/>
-          <w:sz w:val="24"/>
-          <w:szCs w:val="24"/>
-          <w:lang w:val="es-ES"/>
-        </w:rPr>
-      </w:pPr>
-      <w:r>
-        <w:rPr>
-          <w:b/>
-          <w:bCs/>
-          <w:color w:val="000000" w:themeColor="text1"/>
-          <w:sz w:val="24"/>
-          <w:szCs w:val="24"/>
-          <w:lang w:val="es-ES"/>
-        </w:rPr>
-        <w:t>{</w:t>
-      </w:r>
-      <w:r>
-        <w:rPr>
-          <w:b/>
-          <w:bCs/>
-          <w:color w:val="000000" w:themeColor="text1"/>
-          <w:sz w:val="24"/>
-          <w:szCs w:val="24"/>
-          <w:lang w:val="es-ES"/>
-        </w:rPr>
-        <w:t>{NOMBRE}}</w:t>
-      </w:r>
-      <w:r>
-        <w:rPr>
-          <w:color w:val="000000" w:themeColor="text1"/>
-          <w:sz w:val="24"/>
-          <w:szCs w:val="24"/>
-          <w:lang w:val="es-ES"/>
-        </w:rPr>
-        <w:t xml:space="preserve">, mayor de edad, con DNI 45362114-L, y domicilio en calle Paraguay, 44, 35210, Telde, </w:t>
-      </w:r>
-      <w:r>
-        <w:rPr>
-          <w:color w:val="0070C0"/>
-          <w:sz w:val="24"/>
-          <w:szCs w:val="24"/>
-          <w:lang w:val="es-ES"/>
-        </w:rPr>
-        <w:t>en virtud de</w:t>
-      </w:r>
-      <w:r>
-        <w:rPr>
-          <w:color w:val="0070C0"/>
-          <w:sz w:val="24"/>
-          <w:szCs w:val="24"/>
-          <w:lang w:val="es-ES"/>
-        </w:rPr>
-        <w:t xml:space="preserve"> </w:t>
-      </w:r>
-      <w:r>
-        <w:rPr>
-          <w:color w:val="0070C0"/>
-          <w:sz w:val="24"/>
-          <w:szCs w:val="24"/>
-          <w:lang w:val="es-ES"/>
-        </w:rPr>
-        <w:t>juju</w:t>
-      </w:r>
-      <w:r>
-        <w:rPr>
-          <w:color w:val="0070C0"/>
-          <w:sz w:val="24"/>
-          <w:szCs w:val="24"/>
-          <w:lang w:val="es-ES"/>
-        </w:rPr>
-        <w:t xml:space="preserve"> apoderamiento </w:t>
-      </w:r>
-      <w:r>
-        <w:rPr>
-          <w:color w:val="000000" w:themeColor="text1"/>
-          <w:sz w:val="24"/>
-          <w:szCs w:val="24"/>
-          <w:lang w:val="es-ES"/>
-        </w:rPr>
-        <w:t>“apud acta” que se conferirá en el juzgado en el momento procesal oportuno, y asistida por el Letrado D. Reinaldo Velázquez Quintana, como mejor proceda en Derecho comparezco y DIGO:</w:t>
-      </w:r>
-    </w:p>
-    <w:p>
-      <w:pPr>
-        <w:pBdr>
-          <w:top w:val="nil"/>
-          <w:left w:val="nil"/>
-          <w:bottom w:val="nil"/>
-          <w:right w:val="nil"/>
-          <w:between w:val="nil"/>
-        </w:pBdr>
-        <w:ind w:left="2" w:right="136" w:firstLine="707"/>
-        <w:jc w:val="both"/>
-        <w:rPr>
-          <w:color w:val="000000" w:themeColor="text1"/>
-          <w:sz w:val="24"/>
-          <w:szCs w:val="24"/>
-        </w:rPr>
-      </w:pPr>
-    </w:p>
-    <w:p>
-      <w:pPr>
-        <w:pBdr>
-          <w:top w:val="nil"/>
-          <w:left w:val="nil"/>
-          <w:bottom w:val="nil"/>
-          <w:right w:val="nil"/>
-          <w:between w:val="nil"/>
-        </w:pBdr>
-        <w:ind w:left="2" w:right="136" w:firstLine="707"/>
-        <w:jc w:val="both"/>
-        <w:rPr>
-          <w:color w:val="000000" w:themeColor="text1"/>
-          <w:sz w:val="24"/>
-          <w:szCs w:val="24"/>
-          <w:lang w:val="es-ES"/>
-        </w:rPr>
-      </w:pPr>
-      <w:r>
-        <w:rPr>
-          <w:color w:val="000000" w:themeColor="text1"/>
-          <w:sz w:val="24"/>
-          <w:szCs w:val="24"/>
-          <w:lang w:val="es-ES"/>
-        </w:rPr>
-        <w:t>{{Descripción accidente</w:t>
-      </w:r>
-      <w:r>
-        <w:rPr>
-          <w:color w:val="000000" w:themeColor="text1"/>
-          <w:sz w:val="24"/>
-          <w:szCs w:val="24"/>
-          <w:lang w:val="es-ES"/>
-        </w:rPr>
-        <w:t xml:space="preserve"> [select]</w:t>
-      </w:r>
-    </w:p>
-    <w:p>
-      <w:pPr>
-        <w:pBdr>
-          <w:top w:val="nil"/>
-          <w:left w:val="nil"/>
-          <w:bottom w:val="nil"/>
-          <w:right w:val="nil"/>
-          <w:between w:val="nil"/>
-        </w:pBdr>
-        <w:ind w:left="2" w:right="136" w:firstLine="707"/>
-        <w:jc w:val="both"/>
-        <w:rPr>
-          <w:color w:val="000000" w:themeColor="text1"/>
-          <w:sz w:val="24"/>
-          <w:szCs w:val="24"/>
-        </w:rPr>
-      </w:pPr>
-    </w:p>
-    <w:p>
-      <w:pPr>
-        <w:pBdr>
-          <w:top w:val="nil"/>
-          <w:left w:val="nil"/>
-          <w:bottom w:val="nil"/>
-          <w:right w:val="nil"/>
-          <w:between w:val="nil"/>
-        </w:pBdr>
-        <w:ind w:left="2" w:right="136" w:firstLine="707"/>
-        <w:jc w:val="both"/>
-        <w:rPr>
-          <w:color w:val="000000" w:themeColor="text1"/>
-          <w:sz w:val="24"/>
-          <w:szCs w:val="24"/>
-          <w:lang w:val="es-ES"/>
-        </w:rPr>
-      </w:pPr>
-      <w:r>
-        <w:rPr>
-          <w:color w:val="000000" w:themeColor="text1"/>
-          <w:sz w:val="24"/>
-          <w:szCs w:val="24"/>
-          <w:lang w:val="es-ES"/>
-        </w:rPr>
-        <w:t>{Colisión por alcance} {</w:t>
-      </w:r>
-      <w:r>
-        <w:rPr>
+          <w:color w:val="000000" w:themeColor="text1"/>
+          <w:sz w:val="24"/>
+          <w:szCs w:val="24"/>
+          <w:lang w:val="es-ES"/>
+        </w:rPr>
+      </w:pPr>
+      <w:r>
+        <w:rPr>
+          <w:color w:val="000000" w:themeColor="text1"/>
+          <w:sz w:val="24"/>
+          <w:szCs w:val="24"/>
+          <w:lang w:val="es-ES"/>
+        </w:rPr>
+        <w:t>{Autopista} {</w:t>
+      </w:r>
+      <w:r>
+        <w:rPr>
+          <w:color w:val="000000" w:themeColor="text1"/>
           <w:sz w:val="24"/>
           <w:szCs w:val="24"/>
           <w:highlight w:val="green"/>
           <w:lang w:val="es-ES"/>
         </w:rPr>
-        <w:t xml:space="preserve">El vehículo vino por detrás y le </w:t>
-      </w:r>
-      <w:r>
-        <w:rPr>
+        <w:t xml:space="preserve">Que, de forma repentina, vino desde el interior de la rotonda </w:t>
+      </w:r>
+      <w:proofErr w:type="spellStart"/>
+      <w:r>
+        <w:rPr>
+          <w:color w:val="000000" w:themeColor="text1"/>
           <w:sz w:val="24"/>
           <w:szCs w:val="24"/>
           <w:highlight w:val="green"/>
           <w:lang w:val="es-ES"/>
         </w:rPr>
-        <w:t xml:space="preserve">metió </w:t>
-      </w:r>
-      <w:r>
-        <w:rPr>
+        <w:t>Daora</w:t>
+      </w:r>
+      <w:proofErr w:type="spellEnd"/>
+      <w:r>
+        <w:rPr>
+          <w:color w:val="000000" w:themeColor="text1"/>
           <w:sz w:val="24"/>
           <w:szCs w:val="24"/>
           <w:highlight w:val="green"/>
           <w:lang w:val="es-ES"/>
         </w:rPr>
-        <w:t>tremendo</w:t>
-      </w:r>
-      <w:r>
-        <w:rPr>
+        <w:t xml:space="preserve"> el vehículo matrícula 8954-BKX, conducido por D. Francisco García Magariño y asegurado en Reale y, al incorporarse a la GC-10, golpeó, de forma </w:t>
+      </w:r>
+      <w:proofErr w:type="spellStart"/>
+      <w:r>
+        <w:rPr>
+          <w:color w:val="000000" w:themeColor="text1"/>
           <w:sz w:val="24"/>
           <w:szCs w:val="24"/>
           <w:highlight w:val="green"/>
           <w:lang w:val="es-ES"/>
         </w:rPr>
-        <w:t xml:space="preserve"> viaje …</w:t>
-      </w:r>
-      <w:r>
-        <w:rPr>
-          <w:sz w:val="24"/>
-          <w:szCs w:val="24"/>
-          <w:lang w:val="es-ES"/>
-        </w:rPr>
-        <w:t>}</w:t>
-      </w:r>
-    </w:p>
-    <w:p>
-      <w:pPr>
-        <w:pBdr>
-          <w:top w:val="nil"/>
-          <w:left w:val="nil"/>
-          <w:bottom w:val="nil"/>
-          <w:right w:val="nil"/>
-          <w:between w:val="nil"/>
-        </w:pBdr>
-        <w:ind w:left="2" w:right="136" w:firstLine="707"/>
-        <w:jc w:val="both"/>
-      </w:pPr>
-    </w:p>
-    <w:p>
-      <w:pPr>
-        <w:pBdr>
-          <w:top w:val="nil"/>
-          <w:left w:val="nil"/>
-          <w:bottom w:val="nil"/>
-          <w:right w:val="nil"/>
-          <w:between w:val="nil"/>
-        </w:pBdr>
-        <w:ind w:left="2" w:right="136" w:firstLine="707"/>
-        <w:jc w:val="both"/>
-        <w:rPr>
-          <w:color w:val="000000" w:themeColor="text1"/>
-          <w:sz w:val="24"/>
-          <w:szCs w:val="24"/>
-          <w:lang w:val="es-ES"/>
-        </w:rPr>
-      </w:pPr>
-      <w:r>
-        <w:rPr>
-          <w:color w:val="000000" w:themeColor="text1"/>
-          <w:sz w:val="24"/>
-          <w:szCs w:val="24"/>
-          <w:lang w:val="es-ES"/>
-        </w:rPr>
-        <w:t>{Rotonda} {</w:t>
-      </w:r>
+        <w:t>fronto</w:t>
+      </w:r>
+      <w:proofErr w:type="spellEnd"/>
       <w:r>
         <w:rPr>
           <w:color w:val="000000" w:themeColor="text1"/>
@@ -647,67 +1273,7 @@
           <w:highlight w:val="green"/>
           <w:lang w:val="es-ES"/>
         </w:rPr>
-        <w:t>El vehículo entro en la rotonda…</w:t>
-      </w:r>
-      <w:r>
-        <w:rPr>
-          <w:color w:val="000000" w:themeColor="text1"/>
-          <w:sz w:val="24"/>
-          <w:szCs w:val="24"/>
-          <w:lang w:val="es-ES"/>
-        </w:rPr>
-        <w:t>}</w:t>
-      </w:r>
-    </w:p>
-    <w:p>
-      <w:pPr>
-        <w:pBdr>
-          <w:top w:val="nil"/>
-          <w:left w:val="nil"/>
-          <w:bottom w:val="nil"/>
-          <w:right w:val="nil"/>
-          <w:between w:val="nil"/>
-        </w:pBdr>
-        <w:ind w:left="2" w:right="136" w:firstLine="707"/>
-        <w:jc w:val="both"/>
-      </w:pPr>
-    </w:p>
-    <w:p>
-      <w:pPr>
-        <w:pBdr>
-          <w:top w:val="nil"/>
-          <w:left w:val="nil"/>
-          <w:bottom w:val="nil"/>
-          <w:right w:val="nil"/>
-          <w:between w:val="nil"/>
-        </w:pBdr>
-        <w:ind w:left="2" w:right="136" w:firstLine="707"/>
-        <w:jc w:val="both"/>
-        <w:rPr>
-          <w:color w:val="000000" w:themeColor="text1"/>
-          <w:sz w:val="24"/>
-          <w:szCs w:val="24"/>
-          <w:lang w:val="es-ES"/>
-        </w:rPr>
-      </w:pPr>
-      <w:r>
-        <w:rPr>
-          <w:color w:val="000000" w:themeColor="text1"/>
-          <w:sz w:val="24"/>
-          <w:szCs w:val="24"/>
-          <w:lang w:val="es-ES"/>
-        </w:rPr>
-        <w:t>{Autopista} {</w:t>
-      </w:r>
-      <w:r>
-        <w:rPr>
-          <w:color w:val="000000" w:themeColor="text1"/>
-          <w:sz w:val="24"/>
-          <w:szCs w:val="24"/>
-          <w:highlight w:val="green"/>
-          <w:lang w:val="es-ES"/>
-        </w:rPr>
-        <w:t>Que, de forma repentina, vino desde el interior de la rotonda Daora el vehículo matrícula 8954-BKX, conducido por D. Francisco García Magariño y asegurado en Reale y, al incorporarse a la GC-10, golpeó, de forma fronto-angular, el lateral del vehículo de mi mandante que, habiendo sufrido daños materiales, fueron ya reparados por convenio entre las entidades aseguradoras</w:t>
+        <w:t>-angular, el lateral del vehículo de mi mandante que, habiendo sufrido daños materiales, fueron ya reparados por convenio entre las entidades aseguradoras</w:t>
       </w:r>
       <w:r>
         <w:rPr>
@@ -853,6 +1419,7 @@
         </w:rPr>
         <w:t xml:space="preserve"> {{Días de perjuicio totales [date </w:t>
       </w:r>
+      <w:proofErr w:type="spellStart"/>
       <w:r>
         <w:rPr>
           <w:b/>
@@ -863,8 +1430,9 @@
           <w:u w:val="single"/>
           <w:lang w:val="es-ES"/>
         </w:rPr>
-        <w:t>range]</w:t>
-      </w:r>
+        <w:t>range</w:t>
+      </w:r>
+      <w:proofErr w:type="spellEnd"/>
       <w:r>
         <w:rPr>
           <w:b/>
@@ -875,6 +1443,18 @@
           <w:u w:val="single"/>
           <w:lang w:val="es-ES"/>
         </w:rPr>
+        <w:t>]</w:t>
+      </w:r>
+      <w:r>
+        <w:rPr>
+          <w:b/>
+          <w:bCs/>
+          <w:color w:val="000000" w:themeColor="text1"/>
+          <w:sz w:val="24"/>
+          <w:szCs w:val="24"/>
+          <w:u w:val="single"/>
+          <w:lang w:val="es-ES"/>
+        </w:rPr>
         <w:t>}}</w:t>
       </w:r>
       <w:r>
@@ -914,7 +1494,27 @@
           <w:szCs w:val="24"/>
           <w:lang w:val="es-ES"/>
         </w:rPr>
-        <w:t>{{Días de perjuicio totales: start}}</w:t>
+        <w:t xml:space="preserve">{{Días de perjuicio totales: </w:t>
+      </w:r>
+      <w:proofErr w:type="spellStart"/>
+      <w:r>
+        <w:rPr>
+          <w:color w:val="000000" w:themeColor="text1"/>
+          <w:sz w:val="24"/>
+          <w:szCs w:val="24"/>
+          <w:lang w:val="es-ES"/>
+        </w:rPr>
+        <w:t>start</w:t>
+      </w:r>
+      <w:proofErr w:type="spellEnd"/>
+      <w:r>
+        <w:rPr>
+          <w:color w:val="000000" w:themeColor="text1"/>
+          <w:sz w:val="24"/>
+          <w:szCs w:val="24"/>
+          <w:lang w:val="es-ES"/>
+        </w:rPr>
+        <w:t>}}</w:t>
       </w:r>
       <w:r>
         <w:rPr>
@@ -932,7 +1532,27 @@
           <w:szCs w:val="24"/>
           <w:lang w:val="es-ES"/>
         </w:rPr>
-        <w:t>{{Días de perjuicio totales: end}}</w:t>
+        <w:t xml:space="preserve">{{Días de perjuicio totales: </w:t>
+      </w:r>
+      <w:proofErr w:type="spellStart"/>
+      <w:r>
+        <w:rPr>
+          <w:color w:val="000000" w:themeColor="text1"/>
+          <w:sz w:val="24"/>
+          <w:szCs w:val="24"/>
+          <w:lang w:val="es-ES"/>
+        </w:rPr>
+        <w:t>end</w:t>
+      </w:r>
+      <w:proofErr w:type="spellEnd"/>
+      <w:r>
+        <w:rPr>
+          <w:color w:val="000000" w:themeColor="text1"/>
+          <w:sz w:val="24"/>
+          <w:szCs w:val="24"/>
+          <w:lang w:val="es-ES"/>
+        </w:rPr>
+        <w:t>}}</w:t>
       </w:r>
       <w:r>
         <w:rPr>
@@ -962,6 +1582,7 @@
         </w:rPr>
         <w:t>{{Días de perjuicio moderado [</w:t>
       </w:r>
+      <w:proofErr w:type="spellStart"/>
       <w:r>
         <w:rPr>
           <w:color w:val="000000" w:themeColor="text1"/>
@@ -972,6 +1593,7 @@
         </w:rPr>
         <w:t>int</w:t>
       </w:r>
+      <w:proofErr w:type="spellEnd"/>
       <w:r>
         <w:rPr>
           <w:color w:val="000000" w:themeColor="text1"/>
@@ -1070,6 +1692,7 @@
         </w:rPr>
         <w:t xml:space="preserve"> [</w:t>
       </w:r>
+      <w:proofErr w:type="spellStart"/>
       <w:r>
         <w:rPr>
           <w:color w:val="000000" w:themeColor="text1"/>
@@ -1080,6 +1703,7 @@
         </w:rPr>
         <w:t>int</w:t>
       </w:r>
+      <w:proofErr w:type="spellEnd"/>
       <w:r>
         <w:rPr>
           <w:color w:val="000000" w:themeColor="text1"/>
@@ -1171,7 +1795,27 @@
           <w:szCs w:val="24"/>
           <w:lang w:val="es-ES"/>
         </w:rPr>
-        <w:t xml:space="preserve">[checkbox:2:autowrap] </w:t>
+        <w:t>[checkbox:</w:t>
+      </w:r>
+      <w:proofErr w:type="gramStart"/>
+      <w:r>
+        <w:rPr>
+          <w:color w:val="000000" w:themeColor="text1"/>
+          <w:sz w:val="24"/>
+          <w:szCs w:val="24"/>
+          <w:lang w:val="es-ES"/>
+        </w:rPr>
+        <w:t>2:autowrap</w:t>
+      </w:r>
+      <w:proofErr w:type="gramEnd"/>
+      <w:r>
+        <w:rPr>
+          <w:color w:val="000000" w:themeColor="text1"/>
+          <w:sz w:val="24"/>
+          <w:szCs w:val="24"/>
+          <w:lang w:val="es-ES"/>
+        </w:rPr>
+        <w:t xml:space="preserve">] </w:t>
       </w:r>
     </w:p>
     <w:p>
@@ -1210,8 +1854,45 @@
           <w:szCs w:val="24"/>
           <w:lang w:val="es-ES"/>
         </w:rPr>
-        <w:t>documento nº [num</w:t>
-      </w:r>
+        <w:t xml:space="preserve">documento </w:t>
+      </w:r>
+      <w:proofErr w:type="spellStart"/>
+      <w:r>
+        <w:rPr>
+          <w:b/>
+          <w:bCs/>
+          <w:color w:val="000000" w:themeColor="text1"/>
+          <w:sz w:val="24"/>
+          <w:szCs w:val="24"/>
+          <w:lang w:val="es-ES"/>
+        </w:rPr>
+        <w:t>nº</w:t>
+      </w:r>
+      <w:proofErr w:type="spellEnd"/>
+      <w:r>
+        <w:rPr>
+          <w:b/>
+          <w:bCs/>
+          <w:color w:val="000000" w:themeColor="text1"/>
+          <w:sz w:val="24"/>
+          <w:szCs w:val="24"/>
+          <w:lang w:val="es-ES"/>
+        </w:rPr>
+        <w:t xml:space="preserve"> [</w:t>
+      </w:r>
+      <w:proofErr w:type="spellStart"/>
+      <w:r>
+        <w:rPr>
+          <w:b/>
+          <w:bCs/>
+          <w:color w:val="000000" w:themeColor="text1"/>
+          <w:sz w:val="24"/>
+          <w:szCs w:val="24"/>
+          <w:lang w:val="es-ES"/>
+        </w:rPr>
+        <w:t>num</w:t>
+      </w:r>
+      <w:proofErr w:type="spellEnd"/>
       <w:r>
         <w:rPr>
           <w:b/>
@@ -1289,8 +1970,45 @@
           <w:szCs w:val="24"/>
           <w:lang w:val="es-ES"/>
         </w:rPr>
-        <w:t>documento nº [num</w:t>
-      </w:r>
+        <w:t xml:space="preserve">documento </w:t>
+      </w:r>
+      <w:proofErr w:type="spellStart"/>
+      <w:r>
+        <w:rPr>
+          <w:b/>
+          <w:bCs/>
+          <w:color w:val="000000" w:themeColor="text1"/>
+          <w:sz w:val="24"/>
+          <w:szCs w:val="24"/>
+          <w:lang w:val="es-ES"/>
+        </w:rPr>
+        <w:t>nº</w:t>
+      </w:r>
+      <w:proofErr w:type="spellEnd"/>
+      <w:r>
+        <w:rPr>
+          <w:b/>
+          <w:bCs/>
+          <w:color w:val="000000" w:themeColor="text1"/>
+          <w:sz w:val="24"/>
+          <w:szCs w:val="24"/>
+          <w:lang w:val="es-ES"/>
+        </w:rPr>
+        <w:t xml:space="preserve"> [</w:t>
+      </w:r>
+      <w:proofErr w:type="spellStart"/>
+      <w:r>
+        <w:rPr>
+          <w:b/>
+          <w:bCs/>
+          <w:color w:val="000000" w:themeColor="text1"/>
+          <w:sz w:val="24"/>
+          <w:szCs w:val="24"/>
+          <w:lang w:val="es-ES"/>
+        </w:rPr>
+        <w:t>num</w:t>
+      </w:r>
+      <w:proofErr w:type="spellEnd"/>
       <w:r>
         <w:rPr>
           <w:b/>
@@ -1318,17 +2036,7 @@
           <w:szCs w:val="24"/>
           <w:lang w:val="es-ES"/>
         </w:rPr>
-        <w:t xml:space="preserve">Fotografías que muestran el daño material </w:t>
-      </w:r>
-      <w:r>
-        <w:rPr>
-          <w:color w:val="000000" w:themeColor="text1"/>
-          <w:sz w:val="24"/>
-          <w:szCs w:val="24"/>
-          <w:lang w:val="es-ES"/>
-        </w:rPr>
-        <w:lastRenderedPageBreak/>
-        <w:t>irrogado en los</w:t>
+        <w:t>Fotografías que muestran el daño material irrogado en los</w:t>
       </w:r>
       <w:r>
         <w:rPr>
@@ -1414,8 +2122,45 @@
           <w:szCs w:val="24"/>
           <w:lang w:val="es-ES"/>
         </w:rPr>
-        <w:t>documento nº [num</w:t>
-      </w:r>
+        <w:t xml:space="preserve">documento </w:t>
+      </w:r>
+      <w:proofErr w:type="spellStart"/>
+      <w:r>
+        <w:rPr>
+          <w:b/>
+          <w:bCs/>
+          <w:color w:val="000000" w:themeColor="text1"/>
+          <w:sz w:val="24"/>
+          <w:szCs w:val="24"/>
+          <w:lang w:val="es-ES"/>
+        </w:rPr>
+        <w:t>nº</w:t>
+      </w:r>
+      <w:proofErr w:type="spellEnd"/>
+      <w:r>
+        <w:rPr>
+          <w:b/>
+          <w:bCs/>
+          <w:color w:val="000000" w:themeColor="text1"/>
+          <w:sz w:val="24"/>
+          <w:szCs w:val="24"/>
+          <w:lang w:val="es-ES"/>
+        </w:rPr>
+        <w:t xml:space="preserve"> [</w:t>
+      </w:r>
+      <w:proofErr w:type="spellStart"/>
+      <w:r>
+        <w:rPr>
+          <w:b/>
+          <w:bCs/>
+          <w:color w:val="000000" w:themeColor="text1"/>
+          <w:sz w:val="24"/>
+          <w:szCs w:val="24"/>
+          <w:lang w:val="es-ES"/>
+        </w:rPr>
+        <w:t>num</w:t>
+      </w:r>
+      <w:proofErr w:type="spellEnd"/>
       <w:r>
         <w:rPr>
           <w:b/>
@@ -1561,8 +2306,42 @@
           <w:sz w:val="24"/>
           <w:szCs w:val="24"/>
         </w:rPr>
-        <w:t>documento nº [num</w:t>
-      </w:r>
+        <w:t xml:space="preserve">documento </w:t>
+      </w:r>
+      <w:proofErr w:type="spellStart"/>
+      <w:r>
+        <w:rPr>
+          <w:b/>
+          <w:bCs/>
+          <w:color w:val="000000" w:themeColor="text1"/>
+          <w:sz w:val="24"/>
+          <w:szCs w:val="24"/>
+        </w:rPr>
+        <w:t>nº</w:t>
+      </w:r>
+      <w:proofErr w:type="spellEnd"/>
+      <w:r>
+        <w:rPr>
+          <w:b/>
+          <w:bCs/>
+          <w:color w:val="000000" w:themeColor="text1"/>
+          <w:sz w:val="24"/>
+          <w:szCs w:val="24"/>
+        </w:rPr>
+        <w:t xml:space="preserve"> [</w:t>
+      </w:r>
+      <w:proofErr w:type="spellStart"/>
+      <w:r>
+        <w:rPr>
+          <w:b/>
+          <w:bCs/>
+          <w:color w:val="000000" w:themeColor="text1"/>
+          <w:sz w:val="24"/>
+          <w:szCs w:val="24"/>
+        </w:rPr>
+        <w:t>num</w:t>
+      </w:r>
+      <w:proofErr w:type="spellEnd"/>
       <w:r>
         <w:rPr>
           <w:b/>
@@ -1689,8 +2468,42 @@
           <w:sz w:val="24"/>
           <w:szCs w:val="24"/>
         </w:rPr>
-        <w:t>documento nº [num</w:t>
-      </w:r>
+        <w:t xml:space="preserve">documento </w:t>
+      </w:r>
+      <w:proofErr w:type="spellStart"/>
+      <w:r>
+        <w:rPr>
+          <w:b/>
+          <w:bCs/>
+          <w:color w:val="000000" w:themeColor="text1"/>
+          <w:sz w:val="24"/>
+          <w:szCs w:val="24"/>
+        </w:rPr>
+        <w:t>nº</w:t>
+      </w:r>
+      <w:proofErr w:type="spellEnd"/>
+      <w:r>
+        <w:rPr>
+          <w:b/>
+          <w:bCs/>
+          <w:color w:val="000000" w:themeColor="text1"/>
+          <w:sz w:val="24"/>
+          <w:szCs w:val="24"/>
+        </w:rPr>
+        <w:t xml:space="preserve"> [</w:t>
+      </w:r>
+      <w:proofErr w:type="spellStart"/>
+      <w:r>
+        <w:rPr>
+          <w:b/>
+          <w:bCs/>
+          <w:color w:val="000000" w:themeColor="text1"/>
+          <w:sz w:val="24"/>
+          <w:szCs w:val="24"/>
+        </w:rPr>
+        <w:t>num</w:t>
+      </w:r>
+      <w:proofErr w:type="spellEnd"/>
       <w:r>
         <w:rPr>
           <w:b/>
@@ -1846,7 +2659,29 @@
           <w:szCs w:val="24"/>
           <w:lang w:val="es-ES"/>
         </w:rPr>
-        <w:t xml:space="preserve">Se acompaña {{Relación documentos secundaria [checkbox:autowrap] </w:t>
+        <w:t>Se acompaña {{Relación documentos secundaria [</w:t>
+      </w:r>
+      <w:proofErr w:type="spellStart"/>
+      <w:proofErr w:type="gramStart"/>
+      <w:r>
+        <w:rPr>
+          <w:color w:val="000000" w:themeColor="text1"/>
+          <w:sz w:val="24"/>
+          <w:szCs w:val="24"/>
+          <w:lang w:val="es-ES"/>
+        </w:rPr>
+        <w:t>checkbox:autowrap</w:t>
+      </w:r>
+      <w:proofErr w:type="spellEnd"/>
+      <w:proofErr w:type="gramEnd"/>
+      <w:r>
+        <w:rPr>
+          <w:color w:val="000000" w:themeColor="text1"/>
+          <w:sz w:val="24"/>
+          <w:szCs w:val="24"/>
+          <w:lang w:val="es-ES"/>
+        </w:rPr>
+        <w:t xml:space="preserve">] </w:t>
       </w:r>
     </w:p>
     <w:p>
@@ -1885,8 +2720,45 @@
           <w:szCs w:val="24"/>
           <w:lang w:val="es-ES"/>
         </w:rPr>
-        <w:t>como bloque de documentos nº [num</w:t>
-      </w:r>
+        <w:t xml:space="preserve">como bloque de documentos </w:t>
+      </w:r>
+      <w:proofErr w:type="spellStart"/>
+      <w:r>
+        <w:rPr>
+          <w:b/>
+          <w:bCs/>
+          <w:color w:val="000000" w:themeColor="text1"/>
+          <w:sz w:val="24"/>
+          <w:szCs w:val="24"/>
+          <w:lang w:val="es-ES"/>
+        </w:rPr>
+        <w:t>nº</w:t>
+      </w:r>
+      <w:proofErr w:type="spellEnd"/>
+      <w:r>
+        <w:rPr>
+          <w:b/>
+          <w:bCs/>
+          <w:color w:val="000000" w:themeColor="text1"/>
+          <w:sz w:val="24"/>
+          <w:szCs w:val="24"/>
+          <w:lang w:val="es-ES"/>
+        </w:rPr>
+        <w:t xml:space="preserve"> [</w:t>
+      </w:r>
+      <w:proofErr w:type="spellStart"/>
+      <w:r>
+        <w:rPr>
+          <w:b/>
+          <w:bCs/>
+          <w:color w:val="000000" w:themeColor="text1"/>
+          <w:sz w:val="24"/>
+          <w:szCs w:val="24"/>
+          <w:lang w:val="es-ES"/>
+        </w:rPr>
+        <w:t>num</w:t>
+      </w:r>
+      <w:proofErr w:type="spellEnd"/>
       <w:r>
         <w:rPr>
           <w:b/>
@@ -1982,8 +2854,45 @@
           <w:szCs w:val="24"/>
           <w:lang w:val="es-ES"/>
         </w:rPr>
-        <w:t>bloque de documentos nº [num</w:t>
-      </w:r>
+        <w:t xml:space="preserve">bloque de documentos </w:t>
+      </w:r>
+      <w:proofErr w:type="spellStart"/>
+      <w:r>
+        <w:rPr>
+          <w:b/>
+          <w:bCs/>
+          <w:color w:val="000000" w:themeColor="text1"/>
+          <w:sz w:val="24"/>
+          <w:szCs w:val="24"/>
+          <w:lang w:val="es-ES"/>
+        </w:rPr>
+        <w:t>nº</w:t>
+      </w:r>
+      <w:proofErr w:type="spellEnd"/>
+      <w:r>
+        <w:rPr>
+          <w:b/>
+          <w:bCs/>
+          <w:color w:val="000000" w:themeColor="text1"/>
+          <w:sz w:val="24"/>
+          <w:szCs w:val="24"/>
+          <w:lang w:val="es-ES"/>
+        </w:rPr>
+        <w:t xml:space="preserve"> [</w:t>
+      </w:r>
+      <w:proofErr w:type="spellStart"/>
+      <w:r>
+        <w:rPr>
+          <w:b/>
+          <w:bCs/>
+          <w:color w:val="000000" w:themeColor="text1"/>
+          <w:sz w:val="24"/>
+          <w:szCs w:val="24"/>
+          <w:lang w:val="es-ES"/>
+        </w:rPr>
+        <w:t>num</w:t>
+      </w:r>
+      <w:proofErr w:type="spellEnd"/>
       <w:r>
         <w:rPr>
           <w:b/>
@@ -2276,7 +3185,29 @@
           <w:highlight w:val="green"/>
           <w:lang w:val="es-ES"/>
         </w:rPr>
-        <w:t>Respecto al tratamiento rehabilitador, éste se inicia y finaliza en centro médico Icot,</w:t>
+        <w:t xml:space="preserve">Respecto al tratamiento rehabilitador, éste se inicia y finaliza en centro médico </w:t>
+      </w:r>
+      <w:proofErr w:type="spellStart"/>
+      <w:r>
+        <w:rPr>
+          <w:color w:val="000000" w:themeColor="text1"/>
+          <w:sz w:val="24"/>
+          <w:szCs w:val="24"/>
+          <w:highlight w:val="green"/>
+          <w:lang w:val="es-ES"/>
+        </w:rPr>
+        <w:t>Icot</w:t>
+      </w:r>
+      <w:proofErr w:type="spellEnd"/>
+      <w:r>
+        <w:rPr>
+          <w:color w:val="000000" w:themeColor="text1"/>
+          <w:sz w:val="24"/>
+          <w:szCs w:val="24"/>
+          <w:highlight w:val="green"/>
+          <w:lang w:val="es-ES"/>
+        </w:rPr>
+        <w:t>,</w:t>
       </w:r>
     </w:p>
     <w:p>
@@ -2310,7 +3241,30 @@
           <w:highlight w:val="green"/>
           <w:lang w:val="es-ES"/>
         </w:rPr>
-        <w:t>Y luego se fue pa su casa</w:t>
+        <w:lastRenderedPageBreak/>
+        <w:t xml:space="preserve">Y luego se fue </w:t>
+      </w:r>
+      <w:proofErr w:type="spellStart"/>
+      <w:r>
+        <w:rPr>
+          <w:color w:val="000000" w:themeColor="text1"/>
+          <w:sz w:val="24"/>
+          <w:szCs w:val="24"/>
+          <w:highlight w:val="green"/>
+          <w:lang w:val="es-ES"/>
+        </w:rPr>
+        <w:t>pa</w:t>
+      </w:r>
+      <w:proofErr w:type="spellEnd"/>
+      <w:r>
+        <w:rPr>
+          <w:color w:val="000000" w:themeColor="text1"/>
+          <w:sz w:val="24"/>
+          <w:szCs w:val="24"/>
+          <w:highlight w:val="green"/>
+          <w:lang w:val="es-ES"/>
+        </w:rPr>
+        <w:t xml:space="preserve"> su casa</w:t>
       </w:r>
       <w:r>
         <w:rPr>
@@ -2469,6 +3423,7 @@
           <w:lang w:val="es-ES"/>
         </w:rPr>
       </w:pPr>
+      <w:proofErr w:type="gramStart"/>
       <w:r>
         <w:rPr>
           <w:b/>
@@ -2487,7 +3442,17 @@
           <w:szCs w:val="24"/>
           <w:lang w:val="es-ES"/>
         </w:rPr>
-        <w:t xml:space="preserve">.- Por ello, se reclama en este procedimiento, a favor de </w:t>
+        <w:t>.-</w:t>
+      </w:r>
+      <w:proofErr w:type="gramEnd"/>
+      <w:r>
+        <w:rPr>
+          <w:color w:val="000000" w:themeColor="text1"/>
+          <w:sz w:val="24"/>
+          <w:szCs w:val="24"/>
+          <w:lang w:val="es-ES"/>
+        </w:rPr>
+        <w:t xml:space="preserve"> Por ello, se reclama en este procedimiento, a favor de </w:t>
       </w:r>
       <w:r>
         <w:rPr>
@@ -2580,13 +3545,23 @@
         </w:rPr>
         <w:t xml:space="preserve"> [</w:t>
       </w:r>
-      <w:r>
-        <w:rPr>
-          <w:color w:val="000000" w:themeColor="text1"/>
-          <w:sz w:val="24"/>
-          <w:szCs w:val="24"/>
-        </w:rPr>
-        <w:t>int]}</w:t>
+      <w:proofErr w:type="spellStart"/>
+      <w:r>
+        <w:rPr>
+          <w:color w:val="000000" w:themeColor="text1"/>
+          <w:sz w:val="24"/>
+          <w:szCs w:val="24"/>
+        </w:rPr>
+        <w:t>int</w:t>
+      </w:r>
+      <w:proofErr w:type="spellEnd"/>
+      <w:r>
+        <w:rPr>
+          <w:color w:val="000000" w:themeColor="text1"/>
+          <w:sz w:val="24"/>
+          <w:szCs w:val="24"/>
+        </w:rPr>
+        <w:t>]}</w:t>
       </w:r>
       <w:r>
         <w:rPr>
@@ -2671,6 +3646,7 @@
         </w:rPr>
         <w:t xml:space="preserve"> </w:t>
       </w:r>
+      <w:proofErr w:type="gramStart"/>
       <w:r>
         <w:rPr>
           <w:color w:val="00B0F0"/>
@@ -2687,7 +3663,17 @@
           <w:szCs w:val="24"/>
           <w:lang w:val="es-ES"/>
         </w:rPr>
-        <w:t xml:space="preserve">), el importe de </w:t>
+        <w:t>)</w:t>
+      </w:r>
+      <w:proofErr w:type="gramEnd"/>
+      <w:r>
+        <w:rPr>
+          <w:color w:val="000000" w:themeColor="text1"/>
+          <w:sz w:val="24"/>
+          <w:szCs w:val="24"/>
+          <w:lang w:val="es-ES"/>
+        </w:rPr>
+        <w:t xml:space="preserve">, el importe de </w:t>
       </w:r>
       <w:r>
         <w:rPr>
@@ -2790,7 +3776,27 @@
           <w:szCs w:val="24"/>
           <w:lang w:val="es-ES"/>
         </w:rPr>
-        <w:t>{{CALC: Días de perjuicio totales - Días de perjuicio moderado [int]}}</w:t>
+        <w:t>{{CALC: Días de perjuicio totales - Días de perjuicio moderado [</w:t>
+      </w:r>
+      <w:proofErr w:type="spellStart"/>
+      <w:r>
+        <w:rPr>
+          <w:color w:val="000000" w:themeColor="text1"/>
+          <w:sz w:val="24"/>
+          <w:szCs w:val="24"/>
+          <w:lang w:val="es-ES"/>
+        </w:rPr>
+        <w:t>int</w:t>
+      </w:r>
+      <w:proofErr w:type="spellEnd"/>
+      <w:r>
+        <w:rPr>
+          <w:color w:val="000000" w:themeColor="text1"/>
+          <w:sz w:val="24"/>
+          <w:szCs w:val="24"/>
+          <w:lang w:val="es-ES"/>
+        </w:rPr>
+        <w:t>]}}</w:t>
       </w:r>
       <w:r>
         <w:rPr>
@@ -2904,7 +3910,16 @@
           <w:sz w:val="24"/>
           <w:szCs w:val="24"/>
         </w:rPr>
-        <w:t xml:space="preserve"> * Importe por día de perjuicio básico}}</w:t>
+        <w:t xml:space="preserve"> * Importe por día de perjuicio básico</w:t>
+      </w:r>
+      <w:proofErr w:type="gramStart"/>
+      <w:r>
+        <w:rPr>
+          <w:color w:val="000000" w:themeColor="text1"/>
+          <w:sz w:val="24"/>
+          <w:szCs w:val="24"/>
+        </w:rPr>
+        <w:t>}}</w:t>
       </w:r>
       <w:r>
         <w:rPr>
@@ -2925,7 +3940,17 @@
           <w:szCs w:val="24"/>
           <w:lang w:val="es-ES"/>
         </w:rPr>
-        <w:t xml:space="preserve"> euros.</w:t>
+        <w:t xml:space="preserve"> euros</w:t>
+      </w:r>
+      <w:proofErr w:type="gramEnd"/>
+      <w:r>
+        <w:rPr>
+          <w:color w:val="000000" w:themeColor="text1"/>
+          <w:sz w:val="24"/>
+          <w:szCs w:val="24"/>
+          <w:lang w:val="es-ES"/>
+        </w:rPr>
+        <w:t>.</w:t>
       </w:r>
     </w:p>
     <w:p>
@@ -2966,6 +3991,7 @@
           <w:lang w:val="es-ES"/>
         </w:rPr>
       </w:pPr>
+      <w:proofErr w:type="gramStart"/>
       <w:r>
         <w:rPr>
           <w:color w:val="000000" w:themeColor="text1"/>
@@ -2975,6 +4001,7 @@
         </w:rPr>
         <w:t>Todas las cantidades señaladas asciende</w:t>
       </w:r>
+      <w:proofErr w:type="gramEnd"/>
       <w:r>
         <w:rPr>
           <w:color w:val="000000" w:themeColor="text1"/>
@@ -3203,7 +4230,17 @@
           <w:szCs w:val="24"/>
           <w:lang w:val="es-ES"/>
         </w:rPr>
-        <w:t>quedado acreditado mediante documento n</w:t>
+        <w:t xml:space="preserve">quedado acreditado mediante documento </w:t>
+      </w:r>
+      <w:proofErr w:type="spellStart"/>
+      <w:r>
+        <w:rPr>
+          <w:color w:val="000000" w:themeColor="text1"/>
+          <w:sz w:val="24"/>
+          <w:szCs w:val="24"/>
+          <w:lang w:val="es-ES"/>
+        </w:rPr>
+        <w:t>n</w:t>
       </w:r>
       <w:r>
         <w:rPr>
@@ -3214,6 +4251,7 @@
         </w:rPr>
         <w:t>º</w:t>
       </w:r>
+      <w:proofErr w:type="spellEnd"/>
       <w:r>
         <w:rPr>
           <w:color w:val="000000" w:themeColor="text1"/>
@@ -3288,8 +4326,9 @@
           <w:highlight w:val="yellow"/>
           <w:lang w:val="es-ES"/>
         </w:rPr>
-        <w:t>documento n</w:t>
-      </w:r>
+        <w:t xml:space="preserve">documento </w:t>
+      </w:r>
+      <w:proofErr w:type="spellStart"/>
       <w:r>
         <w:rPr>
           <w:b/>
@@ -3300,8 +4339,21 @@
           <w:highlight w:val="yellow"/>
           <w:lang w:val="es-ES"/>
         </w:rPr>
+        <w:t>n</w:t>
+      </w:r>
+      <w:r>
+        <w:rPr>
+          <w:b/>
+          <w:bCs/>
+          <w:color w:val="000000" w:themeColor="text1"/>
+          <w:sz w:val="24"/>
+          <w:szCs w:val="24"/>
+          <w:highlight w:val="yellow"/>
+          <w:lang w:val="es-ES"/>
+        </w:rPr>
         <w:t>º</w:t>
       </w:r>
+      <w:proofErr w:type="spellEnd"/>
       <w:r>
         <w:rPr>
           <w:b/>
@@ -3324,8 +4376,9 @@
           <w:highlight w:val="yellow"/>
           <w:lang w:val="es-ES"/>
         </w:rPr>
-        <w:t>{{[num</w:t>
-      </w:r>
+        <w:t>{{[</w:t>
+      </w:r>
+      <w:proofErr w:type="spellStart"/>
       <w:r>
         <w:rPr>
           <w:b/>
@@ -3336,6 +4389,19 @@
           <w:highlight w:val="yellow"/>
           <w:lang w:val="es-ES"/>
         </w:rPr>
+        <w:t>num</w:t>
+      </w:r>
+      <w:proofErr w:type="spellEnd"/>
+      <w:r>
+        <w:rPr>
+          <w:b/>
+          <w:bCs/>
+          <w:color w:val="000000" w:themeColor="text1"/>
+          <w:sz w:val="24"/>
+          <w:szCs w:val="24"/>
+          <w:highlight w:val="yellow"/>
+          <w:lang w:val="es-ES"/>
+        </w:rPr>
         <w:t xml:space="preserve"> </w:t>
       </w:r>
       <w:r>
@@ -3380,8 +4446,9 @@
           <w:highlight w:val="yellow"/>
           <w:lang w:val="es-ES"/>
         </w:rPr>
-        <w:t>documento n</w:t>
-      </w:r>
+        <w:t xml:space="preserve">documento </w:t>
+      </w:r>
+      <w:proofErr w:type="spellStart"/>
       <w:r>
         <w:rPr>
           <w:b/>
@@ -3392,8 +4459,21 @@
           <w:highlight w:val="yellow"/>
           <w:lang w:val="es-ES"/>
         </w:rPr>
+        <w:t>n</w:t>
+      </w:r>
+      <w:r>
+        <w:rPr>
+          <w:b/>
+          <w:bCs/>
+          <w:color w:val="000000" w:themeColor="text1"/>
+          <w:sz w:val="24"/>
+          <w:szCs w:val="24"/>
+          <w:highlight w:val="yellow"/>
+          <w:lang w:val="es-ES"/>
+        </w:rPr>
         <w:t>º</w:t>
       </w:r>
+      <w:proofErr w:type="spellEnd"/>
       <w:r>
         <w:rPr>
           <w:b/>
@@ -3416,8 +4496,9 @@
           <w:highlight w:val="yellow"/>
           <w:lang w:val="es-ES"/>
         </w:rPr>
-        <w:t>{{[num</w:t>
-      </w:r>
+        <w:t>{{[</w:t>
+      </w:r>
+      <w:proofErr w:type="spellStart"/>
       <w:r>
         <w:rPr>
           <w:b/>
@@ -3428,6 +4509,19 @@
           <w:highlight w:val="yellow"/>
           <w:lang w:val="es-ES"/>
         </w:rPr>
+        <w:t>num</w:t>
+      </w:r>
+      <w:proofErr w:type="spellEnd"/>
+      <w:r>
+        <w:rPr>
+          <w:b/>
+          <w:bCs/>
+          <w:color w:val="000000" w:themeColor="text1"/>
+          <w:sz w:val="24"/>
+          <w:szCs w:val="24"/>
+          <w:highlight w:val="yellow"/>
+          <w:lang w:val="es-ES"/>
+        </w:rPr>
         <w:t xml:space="preserve"> </w:t>
       </w:r>
       <w:r>
@@ -3474,8 +4568,9 @@
           <w:highlight w:val="yellow"/>
           <w:lang w:val="es-ES"/>
         </w:rPr>
-        <w:t>{{[num</w:t>
-      </w:r>
+        <w:t>{{[</w:t>
+      </w:r>
+      <w:proofErr w:type="spellStart"/>
       <w:r>
         <w:rPr>
           <w:b/>
@@ -3486,6 +4581,19 @@
           <w:highlight w:val="yellow"/>
           <w:lang w:val="es-ES"/>
         </w:rPr>
+        <w:t>num</w:t>
+      </w:r>
+      <w:proofErr w:type="spellEnd"/>
+      <w:r>
+        <w:rPr>
+          <w:b/>
+          <w:bCs/>
+          <w:color w:val="000000" w:themeColor="text1"/>
+          <w:sz w:val="24"/>
+          <w:szCs w:val="24"/>
+          <w:highlight w:val="yellow"/>
+          <w:lang w:val="es-ES"/>
+        </w:rPr>
         <w:t xml:space="preserve"> </w:t>
       </w:r>
       <w:r>
@@ -3496,96 +4604,720 @@
           <w:highlight w:val="yellow"/>
           <w:lang w:val="es-ES"/>
         </w:rPr>
-        <w:t xml:space="preserve">{Informe </w:t>
-      </w:r>
-      <w:r>
-        <w:rPr>
+        <w:t>{Informe biomecánico.}</w:t>
+      </w:r>
+      <w:r>
+        <w:rPr>
+          <w:b/>
+          <w:bCs/>
           <w:color w:val="000000" w:themeColor="text1"/>
           <w:sz w:val="24"/>
           <w:szCs w:val="24"/>
           <w:highlight w:val="yellow"/>
           <w:lang w:val="es-ES"/>
         </w:rPr>
+        <w:t>]}}</w:t>
+      </w:r>
+      <w:r>
+        <w:rPr>
+          <w:color w:val="000000" w:themeColor="text1"/>
+          <w:sz w:val="24"/>
+          <w:szCs w:val="24"/>
+          <w:highlight w:val="yellow"/>
+          <w:lang w:val="es-ES"/>
+        </w:rPr>
+        <w:t>, respectivamente.</w:t>
+      </w:r>
+    </w:p>
+    <w:p>
+      <w:pPr>
+        <w:pBdr>
+          <w:top w:val="nil"/>
+          <w:left w:val="nil"/>
+          <w:bottom w:val="nil"/>
+          <w:right w:val="nil"/>
+          <w:between w:val="nil"/>
+        </w:pBdr>
+        <w:ind w:left="2" w:right="136" w:firstLine="707"/>
+        <w:jc w:val="both"/>
+        <w:rPr>
+          <w:color w:val="000000" w:themeColor="text1"/>
+          <w:sz w:val="24"/>
+          <w:szCs w:val="24"/>
+          <w:lang w:val="es-ES"/>
+        </w:rPr>
+      </w:pPr>
+    </w:p>
+    <w:p>
+      <w:pPr>
+        <w:pBdr>
+          <w:top w:val="nil"/>
+          <w:left w:val="nil"/>
+          <w:bottom w:val="nil"/>
+          <w:right w:val="nil"/>
+          <w:between w:val="nil"/>
+        </w:pBdr>
+        <w:ind w:left="2" w:right="136" w:firstLine="707"/>
+        <w:jc w:val="both"/>
+        <w:rPr>
+          <w:color w:val="000000" w:themeColor="text1"/>
+          <w:sz w:val="24"/>
+          <w:szCs w:val="24"/>
+          <w:lang w:val="es-ES"/>
+        </w:rPr>
+      </w:pPr>
+      <w:r>
+        <w:rPr>
+          <w:color w:val="000000" w:themeColor="text1"/>
+          <w:sz w:val="24"/>
+          <w:szCs w:val="24"/>
+          <w:lang w:val="es-ES"/>
+        </w:rPr>
+        <w:t>{{</w:t>
+      </w:r>
+      <w:r>
+        <w:rPr>
+          <w:color w:val="000000" w:themeColor="text1"/>
+          <w:sz w:val="24"/>
+          <w:szCs w:val="24"/>
+          <w:lang w:val="es-ES"/>
+        </w:rPr>
+        <w:t>Oferta previa</w:t>
+      </w:r>
+      <w:r>
+        <w:rPr>
+          <w:color w:val="000000" w:themeColor="text1"/>
+          <w:sz w:val="24"/>
+          <w:szCs w:val="24"/>
+          <w:lang w:val="es-ES"/>
+        </w:rPr>
+        <w:t xml:space="preserve"> </w:t>
+      </w:r>
+      <w:r>
+        <w:rPr>
+          <w:color w:val="000000" w:themeColor="text1"/>
+          <w:sz w:val="24"/>
+          <w:szCs w:val="24"/>
+          <w:lang w:val="es-ES"/>
+        </w:rPr>
+        <w:t>[</w:t>
+      </w:r>
+      <w:proofErr w:type="spellStart"/>
+      <w:r>
+        <w:rPr>
+          <w:color w:val="000000" w:themeColor="text1"/>
+          <w:sz w:val="24"/>
+          <w:szCs w:val="24"/>
+          <w:lang w:val="es-ES"/>
+        </w:rPr>
+        <w:t>checkbox</w:t>
+      </w:r>
+      <w:proofErr w:type="spellEnd"/>
+      <w:r>
+        <w:rPr>
+          <w:color w:val="000000" w:themeColor="text1"/>
+          <w:sz w:val="24"/>
+          <w:szCs w:val="24"/>
+          <w:lang w:val="es-ES"/>
+        </w:rPr>
+        <w:t>]</w:t>
+      </w:r>
+      <w:r>
+        <w:rPr>
+          <w:color w:val="000000" w:themeColor="text1"/>
+          <w:sz w:val="24"/>
+          <w:szCs w:val="24"/>
+          <w:lang w:val="es-ES"/>
+        </w:rPr>
+        <w:t xml:space="preserve"> </w:t>
+      </w:r>
+      <w:r>
+        <w:rPr>
+          <w:color w:val="000000" w:themeColor="text1"/>
+          <w:sz w:val="24"/>
+          <w:szCs w:val="24"/>
+          <w:lang w:val="es-ES"/>
+        </w:rPr>
+        <w:t>{</w:t>
+      </w:r>
+      <w:r>
+        <w:rPr>
+          <w:color w:val="000000" w:themeColor="text1"/>
+          <w:sz w:val="24"/>
+          <w:szCs w:val="24"/>
+          <w:lang w:val="es-ES"/>
+        </w:rPr>
+        <w:t>Habiendo intentado conseguir un acuerdo con la compañía aseguradora, ha</w:t>
+      </w:r>
+      <w:r>
+        <w:rPr>
+          <w:color w:val="000000" w:themeColor="text1"/>
+          <w:sz w:val="24"/>
+          <w:szCs w:val="24"/>
+          <w:lang w:val="es-ES"/>
+        </w:rPr>
+        <w:t xml:space="preserve"> </w:t>
+      </w:r>
+      <w:r>
+        <w:rPr>
+          <w:color w:val="000000" w:themeColor="text1"/>
+          <w:sz w:val="24"/>
+          <w:szCs w:val="24"/>
+          <w:lang w:val="es-ES"/>
+        </w:rPr>
+        <w:t>resultado infructuoso, razón por la que, habiendo interrumpido esta parte la</w:t>
+      </w:r>
+      <w:r>
+        <w:rPr>
+          <w:color w:val="000000" w:themeColor="text1"/>
+          <w:sz w:val="24"/>
+          <w:szCs w:val="24"/>
+          <w:lang w:val="es-ES"/>
+        </w:rPr>
+        <w:t xml:space="preserve"> </w:t>
+      </w:r>
+      <w:r>
+        <w:rPr>
+          <w:color w:val="000000" w:themeColor="text1"/>
+          <w:sz w:val="24"/>
+          <w:szCs w:val="24"/>
+          <w:lang w:val="es-ES"/>
+        </w:rPr>
+        <w:t xml:space="preserve">prescripción de la acción que ahora se ejercita (según acredito mediante </w:t>
+      </w:r>
+      <w:r>
+        <w:rPr>
+          <w:b/>
+          <w:bCs/>
+          <w:color w:val="000000" w:themeColor="text1"/>
+          <w:sz w:val="24"/>
+          <w:szCs w:val="24"/>
+          <w:lang w:val="es-ES"/>
+        </w:rPr>
+        <w:t xml:space="preserve">documento </w:t>
+      </w:r>
+      <w:proofErr w:type="spellStart"/>
+      <w:r>
+        <w:rPr>
+          <w:b/>
+          <w:bCs/>
+          <w:color w:val="000000" w:themeColor="text1"/>
+          <w:sz w:val="24"/>
+          <w:szCs w:val="24"/>
+          <w:lang w:val="es-ES"/>
+        </w:rPr>
+        <w:t>nº</w:t>
+      </w:r>
+      <w:proofErr w:type="spellEnd"/>
+      <w:r>
+        <w:rPr>
+          <w:b/>
+          <w:bCs/>
+          <w:color w:val="000000" w:themeColor="text1"/>
+          <w:sz w:val="24"/>
+          <w:szCs w:val="24"/>
+          <w:lang w:val="es-ES"/>
+        </w:rPr>
+        <w:t xml:space="preserve"> </w:t>
+      </w:r>
+      <w:r>
+        <w:rPr>
+          <w:b/>
+          <w:bCs/>
+          <w:color w:val="000000" w:themeColor="text1"/>
+          <w:sz w:val="24"/>
+          <w:szCs w:val="24"/>
+          <w:lang w:val="es-ES"/>
+        </w:rPr>
+        <w:t>[</w:t>
+      </w:r>
+      <w:proofErr w:type="spellStart"/>
+      <w:r>
+        <w:rPr>
+          <w:b/>
+          <w:bCs/>
+          <w:color w:val="000000" w:themeColor="text1"/>
+          <w:sz w:val="24"/>
+          <w:szCs w:val="24"/>
+          <w:lang w:val="es-ES"/>
+        </w:rPr>
+        <w:t>num</w:t>
+      </w:r>
+      <w:proofErr w:type="spellEnd"/>
+      <w:r>
+        <w:rPr>
+          <w:b/>
+          <w:bCs/>
+          <w:color w:val="000000" w:themeColor="text1"/>
+          <w:sz w:val="24"/>
+          <w:szCs w:val="24"/>
+          <w:lang w:val="es-ES"/>
+        </w:rPr>
+        <w:t xml:space="preserve"> </w:t>
+      </w:r>
+      <w:r>
+        <w:rPr>
+          <w:color w:val="000000" w:themeColor="text1"/>
+          <w:sz w:val="24"/>
+          <w:szCs w:val="24"/>
+          <w:lang w:val="es-ES"/>
+        </w:rPr>
+        <w:t>{Burofax de interrupción de prescripción.}</w:t>
+      </w:r>
+      <w:r>
+        <w:rPr>
+          <w:b/>
+          <w:bCs/>
+          <w:color w:val="000000" w:themeColor="text1"/>
+          <w:sz w:val="24"/>
+          <w:szCs w:val="24"/>
+          <w:lang w:val="es-ES"/>
+        </w:rPr>
+        <w:t>]</w:t>
+      </w:r>
+      <w:r>
+        <w:rPr>
+          <w:b/>
+          <w:bCs/>
+          <w:color w:val="000000" w:themeColor="text1"/>
+          <w:sz w:val="24"/>
+          <w:szCs w:val="24"/>
+          <w:lang w:val="es-ES"/>
+        </w:rPr>
+        <w:t xml:space="preserve">) </w:t>
+      </w:r>
+      <w:r>
+        <w:rPr>
+          <w:color w:val="000000" w:themeColor="text1"/>
+          <w:sz w:val="24"/>
+          <w:szCs w:val="24"/>
+          <w:lang w:val="es-ES"/>
+        </w:rPr>
+        <w:t>se interpone la presente demanda.</w:t>
+      </w:r>
+      <w:r>
+        <w:rPr>
+          <w:color w:val="000000" w:themeColor="text1"/>
+          <w:sz w:val="24"/>
+          <w:szCs w:val="24"/>
+          <w:lang w:val="es-ES"/>
+        </w:rPr>
+        <w:t>}}}</w:t>
+      </w:r>
+    </w:p>
+    <w:p>
+      <w:pPr>
+        <w:pBdr>
+          <w:top w:val="nil"/>
+          <w:left w:val="nil"/>
+          <w:bottom w:val="nil"/>
+          <w:right w:val="nil"/>
+          <w:between w:val="nil"/>
+        </w:pBdr>
+        <w:ind w:left="2" w:right="136" w:firstLine="707"/>
+        <w:jc w:val="both"/>
+        <w:rPr>
+          <w:color w:val="000000" w:themeColor="text1"/>
+          <w:sz w:val="24"/>
+          <w:szCs w:val="24"/>
+          <w:lang w:val="es-ES"/>
+        </w:rPr>
+      </w:pPr>
+    </w:p>
+    <w:p>
+      <w:pPr>
+        <w:pBdr>
+          <w:top w:val="nil"/>
+          <w:left w:val="nil"/>
+          <w:bottom w:val="nil"/>
+          <w:right w:val="nil"/>
+          <w:between w:val="nil"/>
+        </w:pBdr>
+        <w:ind w:left="2" w:right="136" w:firstLine="707"/>
+        <w:jc w:val="both"/>
+        <w:rPr>
+          <w:color w:val="000000" w:themeColor="text1"/>
+          <w:sz w:val="24"/>
+          <w:szCs w:val="24"/>
+          <w:lang w:val="es-ES"/>
+        </w:rPr>
+      </w:pPr>
+      <w:r>
+        <w:rPr>
+          <w:color w:val="000000" w:themeColor="text1"/>
+          <w:sz w:val="24"/>
+          <w:szCs w:val="24"/>
+          <w:lang w:val="es-ES"/>
+        </w:rPr>
+        <w:t>{{Con contractura [</w:t>
+      </w:r>
+      <w:proofErr w:type="spellStart"/>
+      <w:r>
+        <w:rPr>
+          <w:color w:val="000000" w:themeColor="text1"/>
+          <w:sz w:val="24"/>
+          <w:szCs w:val="24"/>
+          <w:lang w:val="es-ES"/>
+        </w:rPr>
+        <w:t>checkbox</w:t>
+      </w:r>
+      <w:proofErr w:type="spellEnd"/>
+      <w:r>
+        <w:rPr>
+          <w:color w:val="000000" w:themeColor="text1"/>
+          <w:sz w:val="24"/>
+          <w:szCs w:val="24"/>
+          <w:lang w:val="es-ES"/>
+        </w:rPr>
+        <w:t>] {</w:t>
+      </w:r>
+      <w:r>
+        <w:rPr>
+          <w:color w:val="000000" w:themeColor="text1"/>
+          <w:sz w:val="24"/>
+          <w:szCs w:val="24"/>
+          <w:lang w:val="es-ES"/>
+        </w:rPr>
+        <w:t>Por todo lo expuesto no puede considerarse que exista falta de nexo causal, ya</w:t>
+      </w:r>
+      <w:r>
+        <w:rPr>
+          <w:color w:val="000000" w:themeColor="text1"/>
+          <w:sz w:val="24"/>
+          <w:szCs w:val="24"/>
+          <w:lang w:val="es-ES"/>
+        </w:rPr>
+        <w:t xml:space="preserve"> </w:t>
+      </w:r>
+      <w:r>
+        <w:rPr>
+          <w:color w:val="000000" w:themeColor="text1"/>
+          <w:sz w:val="24"/>
+          <w:szCs w:val="24"/>
+          <w:lang w:val="es-ES"/>
+        </w:rPr>
+        <w:t>que el informe biomecánico es una prueba insuficiente para acreditarlo y,</w:t>
+      </w:r>
+      <w:r>
+        <w:rPr>
+          <w:color w:val="000000" w:themeColor="text1"/>
+          <w:sz w:val="24"/>
+          <w:szCs w:val="24"/>
+          <w:lang w:val="es-ES"/>
+        </w:rPr>
+        <w:t xml:space="preserve"> </w:t>
+      </w:r>
+      <w:r>
+        <w:rPr>
+          <w:color w:val="000000" w:themeColor="text1"/>
+          <w:sz w:val="24"/>
+          <w:szCs w:val="24"/>
+          <w:lang w:val="es-ES"/>
+        </w:rPr>
+        <w:t>consecuentemente, siendo que, además, la demandada se basa en un informe médico</w:t>
+      </w:r>
+      <w:r>
+        <w:rPr>
+          <w:color w:val="000000" w:themeColor="text1"/>
+          <w:sz w:val="24"/>
+          <w:szCs w:val="24"/>
+          <w:lang w:val="es-ES"/>
+        </w:rPr>
+        <w:t xml:space="preserve"> </w:t>
+      </w:r>
+      <w:r>
+        <w:rPr>
+          <w:color w:val="000000" w:themeColor="text1"/>
+          <w:sz w:val="24"/>
+          <w:szCs w:val="24"/>
+          <w:lang w:val="es-ES"/>
+        </w:rPr>
+        <w:t>pericial para negar igualmente nexo causal y éste se fundamenta principalmente en el</w:t>
+      </w:r>
+      <w:r>
+        <w:rPr>
+          <w:color w:val="000000" w:themeColor="text1"/>
+          <w:sz w:val="24"/>
+          <w:szCs w:val="24"/>
+          <w:lang w:val="es-ES"/>
+        </w:rPr>
+        <w:t xml:space="preserve"> </w:t>
+      </w:r>
+      <w:r>
+        <w:rPr>
+          <w:color w:val="000000" w:themeColor="text1"/>
+          <w:sz w:val="24"/>
+          <w:szCs w:val="24"/>
+          <w:lang w:val="es-ES"/>
+        </w:rPr>
+        <w:t>propio informe biomecánico antedicho, tampoco ha de considerarse éste válido.</w:t>
+      </w:r>
+      <w:r>
+        <w:rPr>
+          <w:color w:val="000000" w:themeColor="text1"/>
+          <w:sz w:val="24"/>
+          <w:szCs w:val="24"/>
+          <w:lang w:val="es-ES"/>
+        </w:rPr>
+        <w:t>}}}</w:t>
+      </w:r>
+    </w:p>
+    <w:p>
+      <w:pPr>
+        <w:pBdr>
+          <w:top w:val="nil"/>
+          <w:left w:val="nil"/>
+          <w:bottom w:val="nil"/>
+          <w:right w:val="nil"/>
+          <w:between w:val="nil"/>
+        </w:pBdr>
+        <w:ind w:left="2" w:right="136" w:firstLine="707"/>
+        <w:jc w:val="both"/>
+        <w:rPr>
+          <w:color w:val="000000" w:themeColor="text1"/>
+          <w:sz w:val="24"/>
+          <w:szCs w:val="24"/>
+          <w:lang w:val="es-ES"/>
+        </w:rPr>
+      </w:pPr>
+    </w:p>
+    <w:p>
+      <w:pPr>
+        <w:pBdr>
+          <w:top w:val="nil"/>
+          <w:left w:val="nil"/>
+          <w:bottom w:val="nil"/>
+          <w:right w:val="nil"/>
+          <w:between w:val="nil"/>
+        </w:pBdr>
+        <w:ind w:left="2" w:right="136" w:firstLine="707"/>
+        <w:jc w:val="both"/>
+        <w:rPr>
+          <w:b/>
+          <w:bCs/>
+          <w:color w:val="000000" w:themeColor="text1"/>
+          <w:sz w:val="24"/>
+          <w:szCs w:val="24"/>
+          <w:lang w:val="es-ES"/>
+        </w:rPr>
+      </w:pPr>
+      <w:r>
+        <w:rPr>
+          <w:b/>
+          <w:bCs/>
+          <w:color w:val="000000" w:themeColor="text1"/>
+          <w:sz w:val="24"/>
+          <w:szCs w:val="24"/>
+          <w:lang w:val="es-ES"/>
+        </w:rPr>
+        <w:t>V.- Cuantía</w:t>
+      </w:r>
+    </w:p>
+    <w:p>
+      <w:pPr>
+        <w:pBdr>
+          <w:top w:val="nil"/>
+          <w:left w:val="nil"/>
+          <w:bottom w:val="nil"/>
+          <w:right w:val="nil"/>
+          <w:between w:val="nil"/>
+        </w:pBdr>
+        <w:ind w:left="2" w:right="136" w:firstLine="707"/>
+        <w:jc w:val="both"/>
+        <w:rPr>
+          <w:color w:val="000000" w:themeColor="text1"/>
+          <w:sz w:val="24"/>
+          <w:szCs w:val="24"/>
+          <w:lang w:val="es-ES"/>
+        </w:rPr>
+      </w:pPr>
+      <w:r>
+        <w:rPr>
+          <w:color w:val="000000" w:themeColor="text1"/>
+          <w:sz w:val="24"/>
+          <w:szCs w:val="24"/>
+          <w:lang w:val="es-ES"/>
+        </w:rPr>
+        <w:t>La</w:t>
+      </w:r>
+      <w:r>
+        <w:rPr>
+          <w:b/>
+          <w:bCs/>
+          <w:color w:val="000000" w:themeColor="text1"/>
+          <w:sz w:val="24"/>
+          <w:szCs w:val="24"/>
+          <w:lang w:val="es-ES"/>
+        </w:rPr>
+        <w:t xml:space="preserve"> CUANTÍA </w:t>
+      </w:r>
+      <w:r>
+        <w:rPr>
+          <w:color w:val="000000" w:themeColor="text1"/>
+          <w:sz w:val="24"/>
+          <w:szCs w:val="24"/>
+          <w:lang w:val="es-ES"/>
+        </w:rPr>
+        <w:t xml:space="preserve">del presente procedimiento la ciframos en la cantidad de </w:t>
+      </w:r>
+      <w:r>
+        <w:rPr>
+          <w:b/>
+          <w:bCs/>
+          <w:color w:val="000000" w:themeColor="text1"/>
+          <w:sz w:val="24"/>
+          <w:szCs w:val="24"/>
+        </w:rPr>
+        <w:t xml:space="preserve">{{CALC: Días de perjuicio moderado * Importe por día de perjuicio moderado + </w:t>
+      </w:r>
+      <w:r>
+        <w:rPr>
+          <w:b/>
+          <w:bCs/>
+          <w:color w:val="000000" w:themeColor="text1"/>
+          <w:sz w:val="24"/>
+          <w:szCs w:val="24"/>
+        </w:rPr>
+        <w:t>(</w:t>
+      </w:r>
+      <w:r>
+        <w:rPr>
+          <w:b/>
+          <w:bCs/>
+          <w:color w:val="000000" w:themeColor="text1"/>
+          <w:sz w:val="24"/>
+          <w:szCs w:val="24"/>
+          <w:lang w:val="es-ES"/>
+        </w:rPr>
+        <w:t>Días de perjuicio totales - Días de perjuicio moderado)</w:t>
+      </w:r>
+      <w:r>
+        <w:rPr>
+          <w:b/>
+          <w:bCs/>
+          <w:color w:val="000000" w:themeColor="text1"/>
+          <w:sz w:val="24"/>
+          <w:szCs w:val="24"/>
+        </w:rPr>
+        <w:t xml:space="preserve"> </w:t>
+      </w:r>
+      <w:r>
+        <w:rPr>
+          <w:b/>
+          <w:bCs/>
+          <w:color w:val="000000" w:themeColor="text1"/>
+          <w:sz w:val="24"/>
+          <w:szCs w:val="24"/>
+        </w:rPr>
+        <w:t>* Importe por día de perjuicio básico}}</w:t>
+      </w:r>
+      <w:r>
+        <w:rPr>
+          <w:color w:val="000000" w:themeColor="text1"/>
+          <w:sz w:val="24"/>
+          <w:szCs w:val="24"/>
+          <w:lang w:val="es-ES"/>
+        </w:rPr>
+        <w:t xml:space="preserve"> </w:t>
+      </w:r>
+      <w:r>
+        <w:rPr>
+          <w:b/>
+          <w:bCs/>
+          <w:color w:val="000000" w:themeColor="text1"/>
+          <w:sz w:val="24"/>
+          <w:szCs w:val="24"/>
+          <w:lang w:val="es-ES"/>
+        </w:rPr>
+        <w:t>euros</w:t>
+      </w:r>
+      <w:r>
+        <w:rPr>
+          <w:color w:val="000000" w:themeColor="text1"/>
+          <w:sz w:val="24"/>
+          <w:szCs w:val="24"/>
+          <w:lang w:val="es-ES"/>
+        </w:rPr>
+        <w:t xml:space="preserve"> que reclamamos como </w:t>
+      </w:r>
+      <w:r>
+        <w:rPr>
+          <w:b/>
+          <w:bCs/>
+          <w:color w:val="000000" w:themeColor="text1"/>
+          <w:sz w:val="24"/>
+          <w:szCs w:val="24"/>
+          <w:lang w:val="es-ES"/>
+        </w:rPr>
+        <w:t>PRINCIPAL</w:t>
+      </w:r>
+      <w:r>
+        <w:rPr>
+          <w:color w:val="000000" w:themeColor="text1"/>
+          <w:sz w:val="24"/>
+          <w:szCs w:val="24"/>
+          <w:lang w:val="es-ES"/>
+        </w:rPr>
+        <w:t>.</w:t>
+      </w:r>
+    </w:p>
+    <w:p>
+      <w:pPr>
+        <w:pBdr>
+          <w:top w:val="nil"/>
+          <w:left w:val="nil"/>
+          <w:bottom w:val="nil"/>
+          <w:right w:val="nil"/>
+          <w:between w:val="nil"/>
+        </w:pBdr>
+        <w:ind w:left="2" w:right="136" w:firstLine="707"/>
+        <w:jc w:val="both"/>
+        <w:rPr>
+          <w:color w:val="000000" w:themeColor="text1"/>
+          <w:sz w:val="24"/>
+          <w:szCs w:val="24"/>
+          <w:lang w:val="es-ES"/>
+        </w:rPr>
+      </w:pPr>
+    </w:p>
+    <w:p>
+      <w:pPr>
+        <w:pBdr>
+          <w:top w:val="nil"/>
+          <w:left w:val="nil"/>
+          <w:bottom w:val="nil"/>
+          <w:right w:val="nil"/>
+          <w:between w:val="nil"/>
+        </w:pBdr>
+        <w:ind w:left="2" w:right="136" w:firstLine="707"/>
+        <w:jc w:val="both"/>
+        <w:rPr>
+          <w:color w:val="000000" w:themeColor="text1"/>
+          <w:sz w:val="24"/>
+          <w:szCs w:val="24"/>
+          <w:lang w:val="es-ES"/>
+        </w:rPr>
+      </w:pPr>
+      <w:r>
+        <w:rPr>
+          <w:b/>
+          <w:bCs/>
+          <w:color w:val="000000" w:themeColor="text1"/>
+          <w:sz w:val="24"/>
+          <w:szCs w:val="24"/>
+          <w:lang w:val="es-ES"/>
+        </w:rPr>
         <w:lastRenderedPageBreak/>
-        <w:t>biomecánico.}</w:t>
-      </w:r>
-      <w:r>
-        <w:rPr>
-          <w:b/>
-          <w:bCs/>
-          <w:color w:val="000000" w:themeColor="text1"/>
-          <w:sz w:val="24"/>
-          <w:szCs w:val="24"/>
-          <w:highlight w:val="yellow"/>
-          <w:lang w:val="es-ES"/>
-        </w:rPr>
-        <w:t>]}}</w:t>
-      </w:r>
-      <w:r>
-        <w:rPr>
-          <w:color w:val="000000" w:themeColor="text1"/>
-          <w:sz w:val="24"/>
-          <w:szCs w:val="24"/>
-          <w:highlight w:val="yellow"/>
-          <w:lang w:val="es-ES"/>
-        </w:rPr>
-        <w:t>, respectivamente.</w:t>
-      </w:r>
-    </w:p>
-    <w:p>
-      <w:pPr>
-        <w:pBdr>
-          <w:top w:val="nil"/>
-          <w:left w:val="nil"/>
-          <w:bottom w:val="nil"/>
-          <w:right w:val="nil"/>
-          <w:between w:val="nil"/>
-        </w:pBdr>
-        <w:ind w:left="2" w:right="136" w:firstLine="707"/>
-        <w:jc w:val="both"/>
-        <w:rPr>
-          <w:color w:val="000000" w:themeColor="text1"/>
-          <w:sz w:val="24"/>
-          <w:szCs w:val="24"/>
-          <w:lang w:val="es-ES"/>
-        </w:rPr>
-      </w:pPr>
-    </w:p>
-    <w:p>
-      <w:pPr>
-        <w:pBdr>
-          <w:top w:val="nil"/>
-          <w:left w:val="nil"/>
-          <w:bottom w:val="nil"/>
-          <w:right w:val="nil"/>
-          <w:between w:val="nil"/>
-        </w:pBdr>
-        <w:ind w:left="2" w:right="136" w:firstLine="707"/>
-        <w:jc w:val="both"/>
-        <w:rPr>
-          <w:color w:val="000000" w:themeColor="text1"/>
-          <w:sz w:val="24"/>
-          <w:szCs w:val="24"/>
-          <w:lang w:val="es-ES"/>
-        </w:rPr>
-      </w:pPr>
-      <w:r>
-        <w:rPr>
-          <w:color w:val="000000" w:themeColor="text1"/>
-          <w:sz w:val="24"/>
-          <w:szCs w:val="24"/>
-          <w:lang w:val="es-ES"/>
-        </w:rPr>
-        <w:t>{{</w:t>
-      </w:r>
-      <w:r>
-        <w:rPr>
-          <w:color w:val="000000" w:themeColor="text1"/>
-          <w:sz w:val="24"/>
-          <w:szCs w:val="24"/>
-          <w:lang w:val="es-ES"/>
-        </w:rPr>
-        <w:t>Oferta previa</w:t>
+        <w:t>SUPLICO AL JUZGADO</w:t>
+      </w:r>
+      <w:r>
+        <w:rPr>
+          <w:color w:val="000000" w:themeColor="text1"/>
+          <w:sz w:val="24"/>
+          <w:szCs w:val="24"/>
+          <w:lang w:val="es-ES"/>
+        </w:rPr>
+        <w:t>: Que habiendo por presentado este escrito con los</w:t>
       </w:r>
       <w:r>
         <w:rPr>
@@ -3603,7 +5335,7 @@
           <w:szCs w:val="24"/>
           <w:lang w:val="es-ES"/>
         </w:rPr>
-        <w:t>[checkbox]</w:t>
+        <w:t>documentos que se acompañan y copias simples de todo ello se sirva admitirlo y por</w:t>
       </w:r>
       <w:r>
         <w:rPr>
@@ -3621,16 +5353,46 @@
           <w:szCs w:val="24"/>
           <w:lang w:val="es-ES"/>
         </w:rPr>
-        <w:t>{</w:t>
-      </w:r>
-      <w:r>
-        <w:rPr>
-          <w:color w:val="000000" w:themeColor="text1"/>
-          <w:sz w:val="24"/>
-          <w:szCs w:val="24"/>
-          <w:lang w:val="es-ES"/>
-        </w:rPr>
-        <w:t>Habiendo intentado conseguir un acuerdo con la compañía aseguradora, ha</w:t>
+        <w:t xml:space="preserve">parte en nombre de quien comparezco Y </w:t>
+      </w:r>
+      <w:r>
+        <w:rPr>
+          <w:b/>
+          <w:bCs/>
+          <w:color w:val="000000" w:themeColor="text1"/>
+          <w:sz w:val="24"/>
+          <w:szCs w:val="24"/>
+          <w:lang w:val="es-ES"/>
+        </w:rPr>
+        <w:t>TENER POR INTERPUESTA DEMANDA DE JUICIO VERBAL CONTRA</w:t>
+      </w:r>
+      <w:r>
+        <w:rPr>
+          <w:color w:val="000000" w:themeColor="text1"/>
+          <w:sz w:val="24"/>
+          <w:szCs w:val="24"/>
+          <w:lang w:val="es-ES"/>
+        </w:rPr>
+        <w:t xml:space="preserve"> la entidad </w:t>
+      </w:r>
+      <w:r>
+        <w:rPr>
+          <w:color w:val="000000" w:themeColor="text1"/>
+          <w:sz w:val="24"/>
+          <w:szCs w:val="24"/>
+          <w:highlight w:val="green"/>
+          <w:lang w:val="es-ES"/>
+        </w:rPr>
+        <w:t>REALE</w:t>
+      </w:r>
+      <w:r>
+        <w:rPr>
+          <w:color w:val="000000" w:themeColor="text1"/>
+          <w:sz w:val="24"/>
+          <w:szCs w:val="24"/>
+          <w:lang w:val="es-ES"/>
+        </w:rPr>
+        <w:t>, dándosele la tramitación de los arts. 437 y</w:t>
       </w:r>
       <w:r>
         <w:rPr>
@@ -3648,7 +5410,7 @@
           <w:szCs w:val="24"/>
           <w:lang w:val="es-ES"/>
         </w:rPr>
-        <w:t>resultado infructuoso, razón por la que, habiendo interrumpido esta parte la</w:t>
+        <w:t>siguientes de la LEC, y tras los trámites legales oportunos, se dicte sentencia por la que</w:t>
       </w:r>
       <w:r>
         <w:rPr>
@@ -3666,687 +5428,91 @@
           <w:szCs w:val="24"/>
           <w:lang w:val="es-ES"/>
         </w:rPr>
-        <w:t xml:space="preserve">prescripción de la acción que ahora se ejercita (según acredito mediante </w:t>
-      </w:r>
-      <w:r>
-        <w:rPr>
-          <w:b/>
-          <w:bCs/>
-          <w:color w:val="000000" w:themeColor="text1"/>
-          <w:sz w:val="24"/>
-          <w:szCs w:val="24"/>
-          <w:lang w:val="es-ES"/>
-        </w:rPr>
-        <w:t>documento nº</w:t>
-      </w:r>
-      <w:r>
-        <w:rPr>
-          <w:b/>
-          <w:bCs/>
-          <w:color w:val="000000" w:themeColor="text1"/>
-          <w:sz w:val="24"/>
-          <w:szCs w:val="24"/>
-          <w:lang w:val="es-ES"/>
-        </w:rPr>
-        <w:t xml:space="preserve"> </w:t>
-      </w:r>
-      <w:r>
-        <w:rPr>
-          <w:b/>
-          <w:bCs/>
-          <w:color w:val="000000" w:themeColor="text1"/>
-          <w:sz w:val="24"/>
-          <w:szCs w:val="24"/>
-          <w:lang w:val="es-ES"/>
-        </w:rPr>
-        <w:t>[</w:t>
-      </w:r>
-      <w:r>
-        <w:rPr>
-          <w:b/>
-          <w:bCs/>
-          <w:color w:val="000000" w:themeColor="text1"/>
-          <w:sz w:val="24"/>
-          <w:szCs w:val="24"/>
-          <w:lang w:val="es-ES"/>
-        </w:rPr>
-        <w:t>num</w:t>
-      </w:r>
-      <w:r>
-        <w:rPr>
-          <w:b/>
-          <w:bCs/>
-          <w:color w:val="000000" w:themeColor="text1"/>
-          <w:sz w:val="24"/>
-          <w:szCs w:val="24"/>
-          <w:lang w:val="es-ES"/>
-        </w:rPr>
-        <w:t xml:space="preserve"> </w:t>
-      </w:r>
-      <w:r>
-        <w:rPr>
-          <w:color w:val="000000" w:themeColor="text1"/>
-          <w:sz w:val="24"/>
-          <w:szCs w:val="24"/>
-          <w:lang w:val="es-ES"/>
-        </w:rPr>
-        <w:t>{Burofax de interrupción de prescripción.}</w:t>
-      </w:r>
-      <w:r>
-        <w:rPr>
-          <w:b/>
-          <w:bCs/>
-          <w:color w:val="000000" w:themeColor="text1"/>
-          <w:sz w:val="24"/>
-          <w:szCs w:val="24"/>
-          <w:lang w:val="es-ES"/>
+        <w:t xml:space="preserve">se condene a la demandada a pagar a la actora la </w:t>
+      </w:r>
+      <w:r>
+        <w:rPr>
+          <w:b/>
+          <w:bCs/>
+          <w:color w:val="000000" w:themeColor="text1"/>
+          <w:sz w:val="24"/>
+          <w:szCs w:val="24"/>
+          <w:lang w:val="es-ES"/>
+        </w:rPr>
+        <w:t xml:space="preserve">SUMA DE </w:t>
+      </w:r>
+      <w:r>
+        <w:rPr>
+          <w:b/>
+          <w:bCs/>
+          <w:color w:val="000000" w:themeColor="text1"/>
+          <w:sz w:val="24"/>
+          <w:szCs w:val="24"/>
+        </w:rPr>
+        <w:t xml:space="preserve">{{CALC: </w:t>
+      </w:r>
+      <w:r>
+        <w:rPr>
+          <w:b/>
+          <w:bCs/>
+          <w:color w:val="000000" w:themeColor="text1"/>
+          <w:sz w:val="24"/>
+          <w:szCs w:val="24"/>
+        </w:rPr>
+        <w:t>Días de perjuicio moderado * Importe por día de perjuicio moderado + (</w:t>
+      </w:r>
+      <w:r>
+        <w:rPr>
+          <w:b/>
+          <w:bCs/>
+          <w:color w:val="000000" w:themeColor="text1"/>
+          <w:sz w:val="24"/>
+          <w:szCs w:val="24"/>
+          <w:lang w:val="es-ES"/>
+        </w:rPr>
+        <w:t>Días de perjuicio totales - Días de perjuicio moderado)</w:t>
+      </w:r>
+      <w:r>
+        <w:rPr>
+          <w:b/>
+          <w:bCs/>
+          <w:color w:val="000000" w:themeColor="text1"/>
+          <w:sz w:val="24"/>
+          <w:szCs w:val="24"/>
+        </w:rPr>
+        <w:t xml:space="preserve"> * Importe por día de perjuicio básico</w:t>
+      </w:r>
+      <w:r>
+        <w:rPr>
+          <w:b/>
+          <w:bCs/>
+          <w:color w:val="000000" w:themeColor="text1"/>
+          <w:sz w:val="24"/>
+          <w:szCs w:val="24"/>
+        </w:rPr>
+        <w:t xml:space="preserve"> [</w:t>
+      </w:r>
+      <w:proofErr w:type="spellStart"/>
+      <w:r>
+        <w:rPr>
+          <w:b/>
+          <w:bCs/>
+          <w:color w:val="000000" w:themeColor="text1"/>
+          <w:sz w:val="24"/>
+          <w:szCs w:val="24"/>
+        </w:rPr>
+        <w:t>words</w:t>
+      </w:r>
+      <w:proofErr w:type="spellEnd"/>
+      <w:r>
+        <w:rPr>
+          <w:b/>
+          <w:bCs/>
+          <w:color w:val="000000" w:themeColor="text1"/>
+          <w:sz w:val="24"/>
+          <w:szCs w:val="24"/>
         </w:rPr>
         <w:t>]</w:t>
-      </w:r>
-      <w:r>
-        <w:rPr>
-          <w:b/>
-          <w:bCs/>
-          <w:color w:val="000000" w:themeColor="text1"/>
-          <w:sz w:val="24"/>
-          <w:szCs w:val="24"/>
-          <w:lang w:val="es-ES"/>
-        </w:rPr>
-        <w:t xml:space="preserve">) </w:t>
-      </w:r>
-      <w:r>
-        <w:rPr>
-          <w:color w:val="000000" w:themeColor="text1"/>
-          <w:sz w:val="24"/>
-          <w:szCs w:val="24"/>
-          <w:lang w:val="es-ES"/>
-        </w:rPr>
-        <w:t>se interpone la presente demanda.</w:t>
-      </w:r>
-      <w:r>
-        <w:rPr>
-          <w:color w:val="000000" w:themeColor="text1"/>
-          <w:sz w:val="24"/>
-          <w:szCs w:val="24"/>
-          <w:lang w:val="es-ES"/>
-        </w:rPr>
-        <w:t>}}}</w:t>
-      </w:r>
-    </w:p>
-    <w:p>
-      <w:pPr>
-        <w:pBdr>
-          <w:top w:val="nil"/>
-          <w:left w:val="nil"/>
-          <w:bottom w:val="nil"/>
-          <w:right w:val="nil"/>
-          <w:between w:val="nil"/>
-        </w:pBdr>
-        <w:ind w:left="2" w:right="136" w:firstLine="707"/>
-        <w:jc w:val="both"/>
-        <w:rPr>
-          <w:color w:val="000000" w:themeColor="text1"/>
-          <w:sz w:val="24"/>
-          <w:szCs w:val="24"/>
-          <w:lang w:val="es-ES"/>
-        </w:rPr>
-      </w:pPr>
-    </w:p>
-    <w:p>
-      <w:pPr>
-        <w:pBdr>
-          <w:top w:val="nil"/>
-          <w:left w:val="nil"/>
-          <w:bottom w:val="nil"/>
-          <w:right w:val="nil"/>
-          <w:between w:val="nil"/>
-        </w:pBdr>
-        <w:ind w:left="2" w:right="136" w:firstLine="707"/>
-        <w:jc w:val="both"/>
-        <w:rPr>
-          <w:color w:val="000000" w:themeColor="text1"/>
-          <w:sz w:val="24"/>
-          <w:szCs w:val="24"/>
-          <w:lang w:val="es-ES"/>
-        </w:rPr>
-      </w:pPr>
-      <w:r>
-        <w:rPr>
-          <w:color w:val="000000" w:themeColor="text1"/>
-          <w:sz w:val="24"/>
-          <w:szCs w:val="24"/>
-          <w:lang w:val="es-ES"/>
-        </w:rPr>
-        <w:t>{{Con contractura [checkbox</w:t>
-      </w:r>
-      <w:r>
-        <w:rPr>
-          <w:color w:val="000000" w:themeColor="text1"/>
-          <w:sz w:val="24"/>
-          <w:szCs w:val="24"/>
-          <w:lang w:val="es-ES"/>
-        </w:rPr>
-        <w:t>] {</w:t>
-      </w:r>
-      <w:r>
-        <w:rPr>
-          <w:color w:val="000000" w:themeColor="text1"/>
-          <w:sz w:val="24"/>
-          <w:szCs w:val="24"/>
-          <w:lang w:val="es-ES"/>
-        </w:rPr>
-        <w:t>Por todo lo expuesto no puede considerarse que exista falta de nexo causal, ya</w:t>
-      </w:r>
-      <w:r>
-        <w:rPr>
-          <w:color w:val="000000" w:themeColor="text1"/>
-          <w:sz w:val="24"/>
-          <w:szCs w:val="24"/>
-          <w:lang w:val="es-ES"/>
-        </w:rPr>
-        <w:t xml:space="preserve"> </w:t>
-      </w:r>
-      <w:r>
-        <w:rPr>
-          <w:color w:val="000000" w:themeColor="text1"/>
-          <w:sz w:val="24"/>
-          <w:szCs w:val="24"/>
-          <w:lang w:val="es-ES"/>
-        </w:rPr>
-        <w:t>que el informe biomecánico es una prueba insuficiente para acreditarlo y,</w:t>
-      </w:r>
-      <w:r>
-        <w:rPr>
-          <w:color w:val="000000" w:themeColor="text1"/>
-          <w:sz w:val="24"/>
-          <w:szCs w:val="24"/>
-          <w:lang w:val="es-ES"/>
-        </w:rPr>
-        <w:t xml:space="preserve"> </w:t>
-      </w:r>
-      <w:r>
-        <w:rPr>
-          <w:color w:val="000000" w:themeColor="text1"/>
-          <w:sz w:val="24"/>
-          <w:szCs w:val="24"/>
-          <w:lang w:val="es-ES"/>
-        </w:rPr>
-        <w:t>consecuentemente, siendo que, además, la demandada se basa en un informe médico</w:t>
-      </w:r>
-      <w:r>
-        <w:rPr>
-          <w:color w:val="000000" w:themeColor="text1"/>
-          <w:sz w:val="24"/>
-          <w:szCs w:val="24"/>
-          <w:lang w:val="es-ES"/>
-        </w:rPr>
-        <w:t xml:space="preserve"> </w:t>
-      </w:r>
-      <w:r>
-        <w:rPr>
-          <w:color w:val="000000" w:themeColor="text1"/>
-          <w:sz w:val="24"/>
-          <w:szCs w:val="24"/>
-          <w:lang w:val="es-ES"/>
-        </w:rPr>
-        <w:t>pericial para negar igualmente nexo causal y éste se fundamenta principalmente en el</w:t>
-      </w:r>
-      <w:r>
-        <w:rPr>
-          <w:color w:val="000000" w:themeColor="text1"/>
-          <w:sz w:val="24"/>
-          <w:szCs w:val="24"/>
-          <w:lang w:val="es-ES"/>
-        </w:rPr>
-        <w:t xml:space="preserve"> </w:t>
-      </w:r>
-      <w:r>
-        <w:rPr>
-          <w:color w:val="000000" w:themeColor="text1"/>
-          <w:sz w:val="24"/>
-          <w:szCs w:val="24"/>
-          <w:lang w:val="es-ES"/>
-        </w:rPr>
-        <w:t>propio informe biomecánico antedicho, tampoco ha de considerarse éste válido.</w:t>
-      </w:r>
-      <w:r>
-        <w:rPr>
-          <w:color w:val="000000" w:themeColor="text1"/>
-          <w:sz w:val="24"/>
-          <w:szCs w:val="24"/>
-          <w:lang w:val="es-ES"/>
-        </w:rPr>
-        <w:t>}}}</w:t>
-      </w:r>
-    </w:p>
-    <w:p>
-      <w:pPr>
-        <w:pBdr>
-          <w:top w:val="nil"/>
-          <w:left w:val="nil"/>
-          <w:bottom w:val="nil"/>
-          <w:right w:val="nil"/>
-          <w:between w:val="nil"/>
-        </w:pBdr>
-        <w:ind w:left="2" w:right="136" w:firstLine="707"/>
-        <w:jc w:val="both"/>
-        <w:rPr>
-          <w:color w:val="000000" w:themeColor="text1"/>
-          <w:sz w:val="24"/>
-          <w:szCs w:val="24"/>
-          <w:lang w:val="es-ES"/>
-        </w:rPr>
-      </w:pPr>
-    </w:p>
-    <w:p>
-      <w:pPr>
-        <w:pBdr>
-          <w:top w:val="nil"/>
-          <w:left w:val="nil"/>
-          <w:bottom w:val="nil"/>
-          <w:right w:val="nil"/>
-          <w:between w:val="nil"/>
-        </w:pBdr>
-        <w:ind w:left="2" w:right="136" w:firstLine="707"/>
-        <w:jc w:val="both"/>
-        <w:rPr>
-          <w:b/>
-          <w:bCs/>
-          <w:color w:val="000000" w:themeColor="text1"/>
-          <w:sz w:val="24"/>
-          <w:szCs w:val="24"/>
-          <w:lang w:val="es-ES"/>
-        </w:rPr>
-      </w:pPr>
-      <w:r>
-        <w:rPr>
-          <w:b/>
-          <w:bCs/>
-          <w:color w:val="000000" w:themeColor="text1"/>
-          <w:sz w:val="24"/>
-          <w:szCs w:val="24"/>
-          <w:lang w:val="es-ES"/>
-        </w:rPr>
-        <w:t>V.- Cuantía</w:t>
-      </w:r>
-    </w:p>
-    <w:p>
-      <w:pPr>
-        <w:pBdr>
-          <w:top w:val="nil"/>
-          <w:left w:val="nil"/>
-          <w:bottom w:val="nil"/>
-          <w:right w:val="nil"/>
-          <w:between w:val="nil"/>
-        </w:pBdr>
-        <w:ind w:left="2" w:right="136" w:firstLine="707"/>
-        <w:jc w:val="both"/>
-        <w:rPr>
-          <w:color w:val="000000" w:themeColor="text1"/>
-          <w:sz w:val="24"/>
-          <w:szCs w:val="24"/>
-          <w:lang w:val="es-ES"/>
-        </w:rPr>
-      </w:pPr>
-      <w:r>
-        <w:rPr>
-          <w:color w:val="000000" w:themeColor="text1"/>
-          <w:sz w:val="24"/>
-          <w:szCs w:val="24"/>
-          <w:lang w:val="es-ES"/>
-        </w:rPr>
-        <w:t>La</w:t>
-      </w:r>
-      <w:r>
-        <w:rPr>
-          <w:b/>
-          <w:bCs/>
-          <w:color w:val="000000" w:themeColor="text1"/>
-          <w:sz w:val="24"/>
-          <w:szCs w:val="24"/>
-          <w:lang w:val="es-ES"/>
-        </w:rPr>
-        <w:t xml:space="preserve"> CUANTÍA </w:t>
-      </w:r>
-      <w:r>
-        <w:rPr>
-          <w:color w:val="000000" w:themeColor="text1"/>
-          <w:sz w:val="24"/>
-          <w:szCs w:val="24"/>
-          <w:lang w:val="es-ES"/>
-        </w:rPr>
-        <w:t xml:space="preserve">del presente procedimiento la ciframos en la cantidad de </w:t>
-      </w:r>
-      <w:r>
-        <w:rPr>
-          <w:b/>
-          <w:bCs/>
-          <w:color w:val="000000" w:themeColor="text1"/>
-          <w:sz w:val="24"/>
-          <w:szCs w:val="24"/>
-        </w:rPr>
-        <w:t xml:space="preserve">{{CALC: Días de perjuicio moderado * Importe por día de perjuicio moderado + </w:t>
-      </w:r>
-      <w:r>
-        <w:rPr>
-          <w:b/>
-          <w:bCs/>
-          <w:color w:val="000000" w:themeColor="text1"/>
-          <w:sz w:val="24"/>
-          <w:szCs w:val="24"/>
-        </w:rPr>
-        <w:t>(</w:t>
-      </w:r>
-      <w:r>
-        <w:rPr>
-          <w:b/>
-          <w:bCs/>
-          <w:color w:val="000000" w:themeColor="text1"/>
-          <w:sz w:val="24"/>
-          <w:szCs w:val="24"/>
-          <w:lang w:val="es-ES"/>
-        </w:rPr>
-        <w:t>Días de perjuicio totales - Días de perjuicio moderado)</w:t>
-      </w:r>
-      <w:r>
-        <w:rPr>
-          <w:b/>
-          <w:bCs/>
-          <w:color w:val="000000" w:themeColor="text1"/>
-          <w:sz w:val="24"/>
-          <w:szCs w:val="24"/>
-        </w:rPr>
-        <w:t xml:space="preserve"> </w:t>
-      </w:r>
-      <w:r>
-        <w:rPr>
-          <w:b/>
-          <w:bCs/>
-          <w:color w:val="000000" w:themeColor="text1"/>
-          <w:sz w:val="24"/>
-          <w:szCs w:val="24"/>
-        </w:rPr>
-        <w:t>* Importe por día de perjuicio básico}}</w:t>
-      </w:r>
-      <w:r>
-        <w:rPr>
-          <w:color w:val="000000" w:themeColor="text1"/>
-          <w:sz w:val="24"/>
-          <w:szCs w:val="24"/>
-          <w:lang w:val="es-ES"/>
-        </w:rPr>
-        <w:t xml:space="preserve"> </w:t>
-      </w:r>
-      <w:r>
-        <w:rPr>
-          <w:b/>
-          <w:bCs/>
-          <w:color w:val="000000" w:themeColor="text1"/>
-          <w:sz w:val="24"/>
-          <w:szCs w:val="24"/>
-          <w:lang w:val="es-ES"/>
-        </w:rPr>
-        <w:t>euros</w:t>
-      </w:r>
-      <w:r>
-        <w:rPr>
-          <w:color w:val="000000" w:themeColor="text1"/>
-          <w:sz w:val="24"/>
-          <w:szCs w:val="24"/>
-          <w:lang w:val="es-ES"/>
-        </w:rPr>
-        <w:t xml:space="preserve"> que reclamamos como </w:t>
-      </w:r>
-      <w:r>
-        <w:rPr>
-          <w:b/>
-          <w:bCs/>
-          <w:color w:val="000000" w:themeColor="text1"/>
-          <w:sz w:val="24"/>
-          <w:szCs w:val="24"/>
-          <w:lang w:val="es-ES"/>
-        </w:rPr>
-        <w:t>PRINCIPAL</w:t>
-      </w:r>
-      <w:r>
-        <w:rPr>
-          <w:color w:val="000000" w:themeColor="text1"/>
-          <w:sz w:val="24"/>
-          <w:szCs w:val="24"/>
-          <w:lang w:val="es-ES"/>
-        </w:rPr>
-        <w:t>.</w:t>
-      </w:r>
-    </w:p>
-    <w:p>
-      <w:pPr>
-        <w:pBdr>
-          <w:top w:val="nil"/>
-          <w:left w:val="nil"/>
-          <w:bottom w:val="nil"/>
-          <w:right w:val="nil"/>
-          <w:between w:val="nil"/>
-        </w:pBdr>
-        <w:ind w:left="2" w:right="136" w:firstLine="707"/>
-        <w:jc w:val="both"/>
-        <w:rPr>
-          <w:color w:val="000000" w:themeColor="text1"/>
-          <w:sz w:val="24"/>
-          <w:szCs w:val="24"/>
-          <w:lang w:val="es-ES"/>
-        </w:rPr>
-      </w:pPr>
-    </w:p>
-    <w:p>
-      <w:pPr>
-        <w:pBdr>
-          <w:top w:val="nil"/>
-          <w:left w:val="nil"/>
-          <w:bottom w:val="nil"/>
-          <w:right w:val="nil"/>
-          <w:between w:val="nil"/>
-        </w:pBdr>
-        <w:ind w:left="2" w:right="136" w:firstLine="707"/>
-        <w:jc w:val="both"/>
-        <w:rPr>
-          <w:color w:val="000000" w:themeColor="text1"/>
-          <w:sz w:val="24"/>
-          <w:szCs w:val="24"/>
-          <w:lang w:val="es-ES"/>
-        </w:rPr>
-      </w:pPr>
-      <w:r>
-        <w:rPr>
-          <w:b/>
-          <w:bCs/>
-          <w:color w:val="000000" w:themeColor="text1"/>
-          <w:sz w:val="24"/>
-          <w:szCs w:val="24"/>
-          <w:lang w:val="es-ES"/>
-        </w:rPr>
-        <w:t>SUPLICO AL JUZGADO</w:t>
-      </w:r>
-      <w:r>
-        <w:rPr>
-          <w:color w:val="000000" w:themeColor="text1"/>
-          <w:sz w:val="24"/>
-          <w:szCs w:val="24"/>
-          <w:lang w:val="es-ES"/>
-        </w:rPr>
-        <w:t>: Que habiendo por presentado este escrito con los</w:t>
-      </w:r>
-      <w:r>
-        <w:rPr>
-          <w:color w:val="000000" w:themeColor="text1"/>
-          <w:sz w:val="24"/>
-          <w:szCs w:val="24"/>
-          <w:lang w:val="es-ES"/>
-        </w:rPr>
-        <w:t xml:space="preserve"> </w:t>
-      </w:r>
-      <w:r>
-        <w:rPr>
-          <w:color w:val="000000" w:themeColor="text1"/>
-          <w:sz w:val="24"/>
-          <w:szCs w:val="24"/>
-          <w:lang w:val="es-ES"/>
-        </w:rPr>
-        <w:t>documentos que se acompañan y copias simples de todo ello se sirva admitirlo y por</w:t>
-      </w:r>
-      <w:r>
-        <w:rPr>
-          <w:color w:val="000000" w:themeColor="text1"/>
-          <w:sz w:val="24"/>
-          <w:szCs w:val="24"/>
-          <w:lang w:val="es-ES"/>
-        </w:rPr>
-        <w:t xml:space="preserve"> </w:t>
-      </w:r>
-      <w:r>
-        <w:rPr>
-          <w:color w:val="000000" w:themeColor="text1"/>
-          <w:sz w:val="24"/>
-          <w:szCs w:val="24"/>
-          <w:lang w:val="es-ES"/>
-        </w:rPr>
-        <w:t xml:space="preserve">parte en nombre de quien comparezco Y </w:t>
-      </w:r>
-      <w:r>
-        <w:rPr>
-          <w:b/>
-          <w:bCs/>
-          <w:color w:val="000000" w:themeColor="text1"/>
-          <w:sz w:val="24"/>
-          <w:szCs w:val="24"/>
-          <w:lang w:val="es-ES"/>
-        </w:rPr>
-        <w:t>TENER POR INTERPUESTA DEMANDA DE JUICIO VERBAL CONTRA</w:t>
-      </w:r>
-      <w:r>
-        <w:rPr>
-          <w:color w:val="000000" w:themeColor="text1"/>
-          <w:sz w:val="24"/>
-          <w:szCs w:val="24"/>
-          <w:lang w:val="es-ES"/>
-        </w:rPr>
-        <w:t xml:space="preserve"> la entidad </w:t>
-      </w:r>
-      <w:r>
-        <w:rPr>
-          <w:color w:val="000000" w:themeColor="text1"/>
-          <w:sz w:val="24"/>
-          <w:szCs w:val="24"/>
-          <w:highlight w:val="green"/>
-          <w:lang w:val="es-ES"/>
-        </w:rPr>
-        <w:t>REALE</w:t>
-      </w:r>
-      <w:r>
-        <w:rPr>
-          <w:color w:val="000000" w:themeColor="text1"/>
-          <w:sz w:val="24"/>
-          <w:szCs w:val="24"/>
-          <w:lang w:val="es-ES"/>
-        </w:rPr>
-        <w:t>, dándosele la tramitación de los arts. 437 y</w:t>
-      </w:r>
-      <w:r>
-        <w:rPr>
-          <w:color w:val="000000" w:themeColor="text1"/>
-          <w:sz w:val="24"/>
-          <w:szCs w:val="24"/>
-          <w:lang w:val="es-ES"/>
-        </w:rPr>
-        <w:t xml:space="preserve"> </w:t>
-      </w:r>
-      <w:r>
-        <w:rPr>
-          <w:color w:val="000000" w:themeColor="text1"/>
-          <w:sz w:val="24"/>
-          <w:szCs w:val="24"/>
-          <w:lang w:val="es-ES"/>
-        </w:rPr>
-        <w:t>siguientes de la LEC, y tras los trámites legales oportunos, se dicte sentencia por la que</w:t>
-      </w:r>
-      <w:r>
-        <w:rPr>
-          <w:color w:val="000000" w:themeColor="text1"/>
-          <w:sz w:val="24"/>
-          <w:szCs w:val="24"/>
-          <w:lang w:val="es-ES"/>
-        </w:rPr>
-        <w:t xml:space="preserve"> </w:t>
-      </w:r>
-      <w:r>
-        <w:rPr>
-          <w:color w:val="000000" w:themeColor="text1"/>
-          <w:sz w:val="24"/>
-          <w:szCs w:val="24"/>
-          <w:lang w:val="es-ES"/>
-        </w:rPr>
-        <w:t xml:space="preserve">se condene a la demandada a pagar a la actora la </w:t>
-      </w:r>
-      <w:r>
-        <w:rPr>
-          <w:b/>
-          <w:bCs/>
-          <w:color w:val="000000" w:themeColor="text1"/>
-          <w:sz w:val="24"/>
-          <w:szCs w:val="24"/>
-          <w:lang w:val="es-ES"/>
-        </w:rPr>
-        <w:t xml:space="preserve">SUMA DE </w:t>
-      </w:r>
-      <w:r>
-        <w:rPr>
-          <w:b/>
-          <w:bCs/>
-          <w:color w:val="000000" w:themeColor="text1"/>
-          <w:sz w:val="24"/>
-          <w:szCs w:val="24"/>
-        </w:rPr>
-        <w:t xml:space="preserve">{{CALC: </w:t>
-      </w:r>
-      <w:r>
-        <w:rPr>
-          <w:b/>
-          <w:bCs/>
-          <w:color w:val="000000" w:themeColor="text1"/>
-          <w:sz w:val="24"/>
-          <w:szCs w:val="24"/>
-        </w:rPr>
-        <w:t>Días de perjuicio moderado * Importe por día de perjuicio moderado + (</w:t>
-      </w:r>
-      <w:r>
-        <w:rPr>
-          <w:b/>
-          <w:bCs/>
-          <w:color w:val="000000" w:themeColor="text1"/>
-          <w:sz w:val="24"/>
-          <w:szCs w:val="24"/>
-          <w:lang w:val="es-ES"/>
-        </w:rPr>
-        <w:t>Días de perjuicio totales - Días de perjuicio moderado)</w:t>
-      </w:r>
-      <w:r>
-        <w:rPr>
-          <w:b/>
-          <w:bCs/>
-          <w:color w:val="000000" w:themeColor="text1"/>
-          <w:sz w:val="24"/>
-          <w:szCs w:val="24"/>
-        </w:rPr>
-        <w:t xml:space="preserve"> * Importe por día de perjuicio básico</w:t>
-      </w:r>
-      <w:r>
-        <w:rPr>
-          <w:b/>
-          <w:bCs/>
-          <w:color w:val="000000" w:themeColor="text1"/>
-          <w:sz w:val="24"/>
-          <w:szCs w:val="24"/>
-        </w:rPr>
-        <w:t xml:space="preserve"> [words]</w:t>
       </w:r>
       <w:r>
         <w:rPr>
@@ -5469,7 +6635,6 @@
   <w:style w:type="character" w:default="1" w:styleId="Fuentedeprrafopredeter">
     <w:name w:val="Default Paragraph Font"/>
     <w:uiPriority w:val="1"/>
-    <w:semiHidden/>
     <w:unhideWhenUsed/>
   </w:style>
   <w:style w:type="table" w:default="1" w:styleId="Tablanormal">

--- a/docs/Test plantilla demanda.docx
+++ b/docs/Test plantilla demanda.docx
@@ -131,2692 +131,1988 @@
           <w:highlight w:val="green"/>
           <w:lang w:val="es-ES"/>
         </w:rPr>
+        <w:t xml:space="preserve"> [select]</w:t>
+      </w:r>
+      <w:r>
+        <w:rPr>
+          <w:b/>
+          <w:bCs/>
+          <w:color w:val="000000" w:themeColor="text1"/>
+          <w:sz w:val="24"/>
+          <w:szCs w:val="24"/>
+          <w:highlight w:val="green"/>
+          <w:lang w:val="es-ES"/>
+        </w:rPr>
+        <w:t xml:space="preserve"> </w:t>
+      </w:r>
+      <w:r>
+        <w:rPr>
+          <w:b/>
+          <w:bCs/>
+          <w:color w:val="000000" w:themeColor="text1"/>
+          <w:sz w:val="24"/>
+          <w:szCs w:val="24"/>
+          <w:highlight w:val="green"/>
+          <w:lang w:val="es-ES"/>
+        </w:rPr>
+        <w:t>{DON} {DON</w:t>
+      </w:r>
+      <w:r>
+        <w:rPr>
+          <w:b/>
+          <w:bCs/>
+          <w:color w:val="000000" w:themeColor="text1"/>
+          <w:sz w:val="24"/>
+          <w:szCs w:val="24"/>
+          <w:highlight w:val="green"/>
+          <w:lang w:val="es-ES"/>
+        </w:rPr>
+        <w:t>} {DOÑA</w:t>
+      </w:r>
+      <w:r>
+        <w:rPr>
+          <w:b/>
+          <w:bCs/>
+          <w:color w:val="000000" w:themeColor="text1"/>
+          <w:sz w:val="24"/>
+          <w:szCs w:val="24"/>
+          <w:highlight w:val="green"/>
+          <w:lang w:val="es-ES"/>
+        </w:rPr>
+        <w:t>}</w:t>
+      </w:r>
+      <w:r>
+        <w:rPr>
+          <w:b/>
+          <w:bCs/>
+          <w:color w:val="000000" w:themeColor="text1"/>
+          <w:sz w:val="24"/>
+          <w:szCs w:val="24"/>
+          <w:highlight w:val="green"/>
+          <w:lang w:val="es-ES"/>
+        </w:rPr>
+        <w:t xml:space="preserve"> {DOÑA}</w:t>
+      </w:r>
+      <w:r>
+        <w:rPr>
+          <w:b/>
+          <w:bCs/>
+          <w:color w:val="000000" w:themeColor="text1"/>
+          <w:sz w:val="24"/>
+          <w:szCs w:val="24"/>
+          <w:highlight w:val="green"/>
+          <w:lang w:val="es-ES"/>
+        </w:rPr>
+        <w:t>}</w:t>
+      </w:r>
+      <w:r>
+        <w:rPr>
+          <w:b/>
+          <w:bCs/>
+          <w:color w:val="000000" w:themeColor="text1"/>
+          <w:sz w:val="24"/>
+          <w:szCs w:val="24"/>
+          <w:highlight w:val="green"/>
+          <w:lang w:val="es-ES"/>
+        </w:rPr>
+        <w:t>}</w:t>
+      </w:r>
+      <w:r>
+        <w:rPr>
+          <w:b/>
+          <w:bCs/>
+          <w:color w:val="000000" w:themeColor="text1"/>
+          <w:sz w:val="24"/>
+          <w:szCs w:val="24"/>
+          <w:highlight w:val="green"/>
+          <w:lang w:val="es-ES"/>
+        </w:rPr>
+        <w:t xml:space="preserve"> </w:t>
+      </w:r>
+      <w:r>
+        <w:rPr>
+          <w:b/>
+          <w:bCs/>
+          <w:color w:val="000000" w:themeColor="text1"/>
+          <w:sz w:val="24"/>
+          <w:szCs w:val="24"/>
+          <w:highlight w:val="green"/>
+          <w:lang w:val="es-ES"/>
+        </w:rPr>
+        <w:t>{</w:t>
+      </w:r>
+      <w:r>
+        <w:rPr>
+          <w:b/>
+          <w:bCs/>
+          <w:color w:val="000000" w:themeColor="text1"/>
+          <w:sz w:val="24"/>
+          <w:szCs w:val="24"/>
+          <w:highlight w:val="green"/>
+          <w:lang w:val="es-ES"/>
+        </w:rPr>
+        <w:t>{NOMBRE}}</w:t>
+      </w:r>
+      <w:r>
+        <w:rPr>
+          <w:color w:val="000000" w:themeColor="text1"/>
+          <w:sz w:val="24"/>
+          <w:szCs w:val="24"/>
+          <w:highlight w:val="green"/>
+          <w:lang w:val="es-ES"/>
+        </w:rPr>
+        <w:t xml:space="preserve">, mayor de edad, con DNI </w:t>
+      </w:r>
+      <w:r>
+        <w:rPr>
+          <w:color w:val="000000" w:themeColor="text1"/>
+          <w:sz w:val="24"/>
+          <w:szCs w:val="24"/>
+          <w:highlight w:val="green"/>
+          <w:lang w:val="es-ES"/>
+        </w:rPr>
+        <w:t>{{DNI}}</w:t>
+      </w:r>
+      <w:r>
+        <w:rPr>
+          <w:color w:val="000000" w:themeColor="text1"/>
+          <w:sz w:val="24"/>
+          <w:szCs w:val="24"/>
+          <w:highlight w:val="green"/>
+          <w:lang w:val="es-ES"/>
+        </w:rPr>
+        <w:t xml:space="preserve">, y </w:t>
+      </w:r>
+      <w:r>
+        <w:rPr>
+          <w:sz w:val="24"/>
+          <w:szCs w:val="24"/>
+          <w:highlight w:val="green"/>
+          <w:lang w:val="es-ES"/>
+        </w:rPr>
+        <w:t xml:space="preserve">domicilio en </w:t>
+      </w:r>
+      <w:r>
+        <w:rPr>
+          <w:sz w:val="24"/>
+          <w:szCs w:val="24"/>
+          <w:highlight w:val="green"/>
+          <w:lang w:val="es-ES"/>
+        </w:rPr>
+        <w:t>{{Domicilio}}</w:t>
+      </w:r>
+      <w:r>
+        <w:rPr>
+          <w:sz w:val="24"/>
+          <w:szCs w:val="24"/>
+          <w:lang w:val="es-ES"/>
+        </w:rPr>
+        <w:t>, en virtud de</w:t>
+      </w:r>
+      <w:r>
+        <w:rPr>
+          <w:sz w:val="24"/>
+          <w:szCs w:val="24"/>
+          <w:lang w:val="es-ES"/>
+        </w:rPr>
+        <w:t xml:space="preserve"> </w:t>
+      </w:r>
+      <w:r>
+        <w:rPr>
+          <w:sz w:val="24"/>
+          <w:szCs w:val="24"/>
+          <w:lang w:val="es-ES"/>
+        </w:rPr>
+        <w:t xml:space="preserve">apoderamiento “apud acta” que se conferirá en el juzgado </w:t>
+      </w:r>
+      <w:r>
+        <w:rPr>
+          <w:color w:val="000000" w:themeColor="text1"/>
+          <w:sz w:val="24"/>
+          <w:szCs w:val="24"/>
+          <w:lang w:val="es-ES"/>
+        </w:rPr>
+        <w:t>en el momento procesal oportuno, y asistida por el Letrado D. Reinaldo Velázquez Quintana, como mejor proceda en Derecho comparezco y DIGO:</w:t>
+      </w:r>
+    </w:p>
+    <w:p>
+      <w:pPr>
+        <w:pBdr>
+          <w:top w:val="nil"/>
+          <w:left w:val="nil"/>
+          <w:bottom w:val="nil"/>
+          <w:right w:val="nil"/>
+          <w:between w:val="nil"/>
+        </w:pBdr>
+        <w:ind w:left="2" w:right="136" w:firstLine="707"/>
+        <w:jc w:val="both"/>
+        <w:rPr>
+          <w:color w:val="000000"/>
+          <w:sz w:val="24"/>
+          <w:szCs w:val="24"/>
+          <w:lang w:val="es-ES"/>
+        </w:rPr>
+      </w:pPr>
+    </w:p>
+    <w:p>
+      <w:pPr>
+        <w:pBdr>
+          <w:top w:val="nil"/>
+          <w:left w:val="nil"/>
+          <w:bottom w:val="nil"/>
+          <w:right w:val="nil"/>
+          <w:between w:val="nil"/>
+        </w:pBdr>
+        <w:ind w:left="2" w:right="136" w:firstLine="707"/>
+        <w:jc w:val="both"/>
+        <w:rPr>
+          <w:color w:val="000000"/>
+          <w:sz w:val="24"/>
+          <w:szCs w:val="24"/>
+          <w:lang w:val="es-ES"/>
+        </w:rPr>
+      </w:pPr>
+      <w:r>
+        <w:rPr>
+          <w:color w:val="000000"/>
+          <w:sz w:val="24"/>
+          <w:szCs w:val="24"/>
+          <w:lang w:val="es-ES"/>
+        </w:rPr>
+        <w:t>Que siguiendo instrucciones expresas de mis mandantes, por medio del presente escrito vengo a deducir DEMANDA DE JUICIO VERBAL DE RECLAMACIÓN DE CANTIDAD POR DAÑOS PRODUCIDOS EN ACCIDENTE DE CIRCULACIÓN contra la entidad</w:t>
+      </w:r>
+      <w:r>
+        <w:rPr>
+          <w:color w:val="000000"/>
+          <w:sz w:val="24"/>
+          <w:szCs w:val="24"/>
+          <w:lang w:val="es-ES"/>
+        </w:rPr>
+        <w:t xml:space="preserve"> </w:t>
+      </w:r>
+      <w:r>
+        <w:rPr>
+          <w:color w:val="000000"/>
+          <w:sz w:val="24"/>
+          <w:szCs w:val="24"/>
+          <w:highlight w:val="yellow"/>
+          <w:lang w:val="es-ES"/>
+        </w:rPr>
+        <w:t>REALE, con CIF A-78520293, domicilio social en calle Príncipe de Vergara, 125, 28002, Madrid y teléfono 914 547 400</w:t>
+      </w:r>
+      <w:r>
+        <w:rPr>
+          <w:color w:val="000000"/>
+          <w:sz w:val="24"/>
+          <w:szCs w:val="24"/>
+          <w:lang w:val="es-ES"/>
+        </w:rPr>
+        <w:t>, a fin de que en el ejercicio de la acción que a mi principal corresponde como resarcimiento de daños y perjuicios, reclamar, previos los trámites correspondientes, se dicte sentencia condenándole a abonar a mi representada el principal reclamado, los intereses que le son aplicables a dicha cantidad y las costas, en base a los hechos y fundamentos que se exponen.</w:t>
+      </w:r>
+    </w:p>
+    <w:p>
+      <w:pPr>
+        <w:pBdr>
+          <w:top w:val="nil"/>
+          <w:left w:val="nil"/>
+          <w:bottom w:val="nil"/>
+          <w:right w:val="nil"/>
+          <w:between w:val="nil"/>
+        </w:pBdr>
+        <w:ind w:left="2" w:right="136" w:firstLine="707"/>
+        <w:jc w:val="both"/>
+        <w:rPr>
+          <w:color w:val="000000"/>
+          <w:sz w:val="24"/>
+          <w:szCs w:val="24"/>
+          <w:lang w:val="es-ES"/>
+        </w:rPr>
+      </w:pPr>
+    </w:p>
+    <w:p>
+      <w:pPr>
+        <w:pBdr>
+          <w:top w:val="nil"/>
+          <w:left w:val="nil"/>
+          <w:bottom w:val="nil"/>
+          <w:right w:val="nil"/>
+          <w:between w:val="nil"/>
+        </w:pBdr>
+        <w:ind w:left="2" w:right="136" w:firstLine="707"/>
+        <w:jc w:val="both"/>
+        <w:rPr>
+          <w:color w:val="000000"/>
+          <w:sz w:val="24"/>
+          <w:szCs w:val="24"/>
+          <w:lang w:val="es-ES"/>
+        </w:rPr>
+      </w:pPr>
+    </w:p>
+    <w:p>
+      <w:pPr>
+        <w:pBdr>
+          <w:top w:val="nil"/>
+          <w:left w:val="nil"/>
+          <w:bottom w:val="nil"/>
+          <w:right w:val="nil"/>
+          <w:between w:val="nil"/>
+        </w:pBdr>
+        <w:ind w:left="2" w:right="136" w:firstLine="707"/>
+        <w:jc w:val="center"/>
+        <w:rPr>
+          <w:b/>
+          <w:bCs/>
+          <w:color w:val="000000"/>
+          <w:sz w:val="24"/>
+          <w:szCs w:val="24"/>
+          <w:lang w:val="es-ES"/>
+        </w:rPr>
+      </w:pPr>
+      <w:r>
+        <w:rPr>
+          <w:b/>
+          <w:bCs/>
+          <w:color w:val="000000"/>
+          <w:sz w:val="24"/>
+          <w:szCs w:val="24"/>
+          <w:lang w:val="es-ES"/>
+        </w:rPr>
+        <w:t>HECHOS</w:t>
+      </w:r>
+    </w:p>
+    <w:p>
+      <w:pPr>
+        <w:pBdr>
+          <w:top w:val="nil"/>
+          <w:left w:val="nil"/>
+          <w:bottom w:val="nil"/>
+          <w:right w:val="nil"/>
+          <w:between w:val="nil"/>
+        </w:pBdr>
+        <w:ind w:left="2" w:right="136" w:firstLine="707"/>
+        <w:jc w:val="both"/>
+        <w:rPr>
+          <w:color w:val="000000" w:themeColor="text1"/>
+          <w:sz w:val="24"/>
+          <w:szCs w:val="24"/>
+        </w:rPr>
+      </w:pPr>
+    </w:p>
+    <w:p>
+      <w:pPr>
+        <w:pBdr>
+          <w:top w:val="nil"/>
+          <w:left w:val="nil"/>
+          <w:bottom w:val="nil"/>
+          <w:right w:val="nil"/>
+          <w:between w:val="nil"/>
+        </w:pBdr>
+        <w:ind w:left="2" w:right="136" w:firstLine="707"/>
+        <w:jc w:val="both"/>
+        <w:rPr>
+          <w:b/>
+          <w:bCs/>
+          <w:color w:val="000000" w:themeColor="text1"/>
+          <w:sz w:val="24"/>
+          <w:szCs w:val="24"/>
+          <w:lang w:val="es-ES"/>
+        </w:rPr>
+      </w:pPr>
+      <w:r>
+        <w:rPr>
+          <w:b/>
+          <w:bCs/>
+          <w:color w:val="000000" w:themeColor="text1"/>
+          <w:sz w:val="24"/>
+          <w:szCs w:val="24"/>
+          <w:lang w:val="es-ES"/>
+        </w:rPr>
+        <w:t>PREVIO.- CUMPLIMIENTO DEL PRESUPUESTO DE PROCEDIBILIDAD DEL MEDIO</w:t>
+      </w:r>
+    </w:p>
+    <w:p>
+      <w:pPr>
+        <w:pBdr>
+          <w:top w:val="nil"/>
+          <w:left w:val="nil"/>
+          <w:bottom w:val="nil"/>
+          <w:right w:val="nil"/>
+          <w:between w:val="nil"/>
+        </w:pBdr>
+        <w:ind w:right="136"/>
+        <w:jc w:val="both"/>
+        <w:rPr>
+          <w:b/>
+          <w:bCs/>
+          <w:color w:val="000000" w:themeColor="text1"/>
+          <w:sz w:val="24"/>
+          <w:szCs w:val="24"/>
+          <w:lang w:val="es-ES"/>
+        </w:rPr>
+      </w:pPr>
+      <w:r>
+        <w:rPr>
+          <w:b/>
+          <w:bCs/>
+          <w:color w:val="000000" w:themeColor="text1"/>
+          <w:sz w:val="24"/>
+          <w:szCs w:val="24"/>
+          <w:lang w:val="es-ES"/>
+        </w:rPr>
+        <w:t>ADECUADO DE SOLUCIÓN DE CONTROVERSIA NO JURIDICCIONAL.</w:t>
+      </w:r>
+    </w:p>
+    <w:p>
+      <w:pPr>
+        <w:pBdr>
+          <w:top w:val="nil"/>
+          <w:left w:val="nil"/>
+          <w:bottom w:val="nil"/>
+          <w:right w:val="nil"/>
+          <w:between w:val="nil"/>
+        </w:pBdr>
+        <w:ind w:left="2" w:right="136" w:firstLine="707"/>
+        <w:jc w:val="both"/>
+        <w:rPr>
+          <w:color w:val="000000" w:themeColor="text1"/>
+          <w:sz w:val="24"/>
+          <w:szCs w:val="24"/>
+          <w:lang w:val="es-ES"/>
+        </w:rPr>
+      </w:pPr>
+    </w:p>
+    <w:p>
+      <w:pPr>
+        <w:pBdr>
+          <w:top w:val="nil"/>
+          <w:left w:val="nil"/>
+          <w:bottom w:val="nil"/>
+          <w:right w:val="nil"/>
+          <w:between w:val="nil"/>
+        </w:pBdr>
+        <w:ind w:left="2" w:right="136" w:firstLine="707"/>
+        <w:jc w:val="both"/>
+        <w:rPr>
+          <w:color w:val="000000" w:themeColor="text1"/>
+          <w:sz w:val="24"/>
+          <w:szCs w:val="24"/>
+          <w:lang w:val="es-ES"/>
+        </w:rPr>
+      </w:pPr>
+      <w:r>
+        <w:rPr>
+          <w:color w:val="000000" w:themeColor="text1"/>
+          <w:sz w:val="24"/>
+          <w:szCs w:val="24"/>
+          <w:lang w:val="es-ES"/>
+        </w:rPr>
+        <w:t>Se presentó la preceptiva reclamación extrajudicial con la comunicación del siniestro ante la aseguradora, en fecha 21 de mayo de 2024, de acuerdo a lo establecido en el art. 7 del Texto Refundido de la Ley de Responsabilidad Civil y Seguro en la circulación de vehículo a motor, aprobado por el Real Decreto Legislativo, 8/2004, de 29 de octubre, según redacción dada por la Ley 35/2014, de 22 de septiembre, de reforma del sistema para la valoración de los daños y perjuicios causados a las personas en accidentes de circulación, habiendo contestado la misma negando pago indemnizatorio, en los términos y según documentación acreditativa que queda adjunta a la presente demanda, no quedando a esta parte otro remedio que instar la actual demanda.</w:t>
+      </w:r>
+    </w:p>
+    <w:p>
+      <w:pPr>
+        <w:pBdr>
+          <w:top w:val="nil"/>
+          <w:left w:val="nil"/>
+          <w:bottom w:val="nil"/>
+          <w:right w:val="nil"/>
+          <w:between w:val="nil"/>
+        </w:pBdr>
+        <w:ind w:left="2" w:right="136" w:firstLine="707"/>
+        <w:jc w:val="both"/>
+        <w:rPr>
+          <w:color w:val="000000" w:themeColor="text1"/>
+          <w:sz w:val="24"/>
+          <w:szCs w:val="24"/>
+          <w:lang w:val="es-ES"/>
+        </w:rPr>
+      </w:pPr>
+    </w:p>
+    <w:p>
+      <w:pPr>
+        <w:pBdr>
+          <w:top w:val="nil"/>
+          <w:left w:val="nil"/>
+          <w:bottom w:val="nil"/>
+          <w:right w:val="nil"/>
+          <w:between w:val="nil"/>
+        </w:pBdr>
+        <w:ind w:left="2" w:right="136" w:firstLine="707"/>
+        <w:jc w:val="both"/>
+        <w:rPr>
+          <w:color w:val="000000" w:themeColor="text1"/>
+          <w:sz w:val="24"/>
+          <w:szCs w:val="24"/>
+          <w:lang w:val="es-ES"/>
+        </w:rPr>
+      </w:pPr>
+      <w:r>
+        <w:rPr>
+          <w:color w:val="000000" w:themeColor="text1"/>
+          <w:sz w:val="24"/>
+          <w:szCs w:val="24"/>
+          <w:lang w:val="es-ES"/>
+        </w:rPr>
+        <w:t>Se ha cumplido con el requisito de procedibilidad exigido en el art. 5 de la Ley Orgánica 1/2025, de 2 de enero, de Medidas de Eficiencia del Servicio Público de Justifica y desarrollados en los arts. 2 a 19 de dicho cuerpo legal acudiendo a un previo medio adecuado de solución de controversias (MASC).</w:t>
+      </w:r>
+    </w:p>
+    <w:p>
+      <w:pPr>
+        <w:pBdr>
+          <w:top w:val="nil"/>
+          <w:left w:val="nil"/>
+          <w:bottom w:val="nil"/>
+          <w:right w:val="nil"/>
+          <w:between w:val="nil"/>
+        </w:pBdr>
+        <w:ind w:left="2" w:right="136" w:firstLine="707"/>
+        <w:jc w:val="both"/>
+        <w:rPr>
+          <w:color w:val="000000" w:themeColor="text1"/>
+          <w:sz w:val="24"/>
+          <w:szCs w:val="24"/>
+          <w:lang w:val="es-ES"/>
+        </w:rPr>
+      </w:pPr>
+    </w:p>
+    <w:p>
+      <w:pPr>
+        <w:pBdr>
+          <w:top w:val="nil"/>
+          <w:left w:val="nil"/>
+          <w:bottom w:val="nil"/>
+          <w:right w:val="nil"/>
+          <w:between w:val="nil"/>
+        </w:pBdr>
+        <w:ind w:left="2" w:right="136" w:firstLine="707"/>
+        <w:jc w:val="both"/>
+        <w:rPr>
+          <w:color w:val="000000" w:themeColor="text1"/>
+          <w:sz w:val="24"/>
+          <w:szCs w:val="24"/>
+          <w:lang w:val="es-ES"/>
+        </w:rPr>
+      </w:pPr>
+      <w:r>
+        <w:rPr>
+          <w:color w:val="000000" w:themeColor="text1"/>
+          <w:sz w:val="24"/>
+          <w:szCs w:val="24"/>
+          <w:lang w:val="es-ES"/>
+        </w:rPr>
+        <w:t xml:space="preserve">Se acompaña, como </w:t>
+      </w:r>
+      <w:r>
+        <w:rPr>
+          <w:b/>
+          <w:bCs/>
+          <w:color w:val="000000" w:themeColor="text1"/>
+          <w:sz w:val="24"/>
+          <w:szCs w:val="24"/>
+          <w:lang w:val="es-ES"/>
+        </w:rPr>
+        <w:t>documento nº 1</w:t>
+      </w:r>
+      <w:r>
+        <w:rPr>
+          <w:color w:val="000000" w:themeColor="text1"/>
+          <w:sz w:val="24"/>
+          <w:szCs w:val="24"/>
+          <w:lang w:val="es-ES"/>
+        </w:rPr>
+        <w:t>, dicha Comunicación a la aseguradora a efectos de acreditación del intento de negociación, con terminación del proceso sin acuerdo del art. 10.1 de la LO 1/2025 tal como recoge el art. 264.4 LEC.</w:t>
+      </w:r>
+    </w:p>
+    <w:p>
+      <w:pPr>
+        <w:pBdr>
+          <w:top w:val="nil"/>
+          <w:left w:val="nil"/>
+          <w:bottom w:val="nil"/>
+          <w:right w:val="nil"/>
+          <w:between w:val="nil"/>
+        </w:pBdr>
+        <w:ind w:left="2" w:right="136" w:firstLine="707"/>
+        <w:jc w:val="both"/>
+        <w:rPr>
+          <w:color w:val="000000" w:themeColor="text1"/>
+          <w:sz w:val="24"/>
+          <w:szCs w:val="24"/>
+          <w:lang w:val="es-ES"/>
+        </w:rPr>
+      </w:pPr>
+    </w:p>
+    <w:p>
+      <w:pPr>
+        <w:pBdr>
+          <w:top w:val="nil"/>
+          <w:left w:val="nil"/>
+          <w:bottom w:val="nil"/>
+          <w:right w:val="nil"/>
+          <w:between w:val="nil"/>
+        </w:pBdr>
+        <w:ind w:left="2" w:right="136" w:firstLine="707"/>
+        <w:jc w:val="both"/>
+        <w:rPr>
+          <w:color w:val="000000" w:themeColor="text1"/>
+          <w:sz w:val="24"/>
+          <w:szCs w:val="24"/>
+          <w:lang w:val="es-ES"/>
+        </w:rPr>
+      </w:pPr>
+      <w:r>
+        <w:rPr>
+          <w:b/>
+          <w:bCs/>
+          <w:color w:val="000000" w:themeColor="text1"/>
+          <w:sz w:val="24"/>
+          <w:szCs w:val="24"/>
+          <w:lang w:val="es-ES"/>
+        </w:rPr>
+        <w:t>PRIMERO</w:t>
+      </w:r>
+      <w:r>
+        <w:rPr>
+          <w:color w:val="000000" w:themeColor="text1"/>
+          <w:sz w:val="24"/>
+          <w:szCs w:val="24"/>
+          <w:lang w:val="es-ES"/>
+        </w:rPr>
+        <w:t xml:space="preserve">.- El día </w:t>
+      </w:r>
+      <w:r>
+        <w:rPr>
+          <w:color w:val="000000" w:themeColor="text1"/>
+          <w:sz w:val="24"/>
+          <w:szCs w:val="24"/>
+          <w:highlight w:val="green"/>
+          <w:lang w:val="es-ES"/>
+        </w:rPr>
+        <w:t>{{Fecha accidente</w:t>
+      </w:r>
+      <w:r>
+        <w:rPr>
+          <w:color w:val="000000" w:themeColor="text1"/>
+          <w:sz w:val="24"/>
+          <w:szCs w:val="24"/>
+          <w:highlight w:val="green"/>
+          <w:lang w:val="es-ES"/>
+        </w:rPr>
+        <w:t xml:space="preserve"> [date]</w:t>
+      </w:r>
+      <w:r>
+        <w:rPr>
+          <w:color w:val="000000" w:themeColor="text1"/>
+          <w:sz w:val="24"/>
+          <w:szCs w:val="24"/>
+          <w:highlight w:val="green"/>
+          <w:lang w:val="es-ES"/>
+        </w:rPr>
+        <w:t>}}</w:t>
+      </w:r>
+      <w:r>
+        <w:rPr>
+          <w:color w:val="000000" w:themeColor="text1"/>
+          <w:sz w:val="24"/>
+          <w:szCs w:val="24"/>
+          <w:highlight w:val="green"/>
+          <w:lang w:val="es-ES"/>
+        </w:rPr>
+        <w:t>,</w:t>
+      </w:r>
+      <w:r>
+        <w:rPr>
+          <w:color w:val="000000" w:themeColor="text1"/>
+          <w:sz w:val="24"/>
+          <w:szCs w:val="24"/>
+          <w:lang w:val="es-ES"/>
+        </w:rPr>
+        <w:t xml:space="preserve"> mi representada, </w:t>
+      </w:r>
+      <w:r>
+        <w:rPr>
+          <w:color w:val="000000" w:themeColor="text1"/>
+          <w:sz w:val="24"/>
+          <w:szCs w:val="24"/>
+          <w:highlight w:val="yellow"/>
+          <w:lang w:val="es-ES"/>
+        </w:rPr>
+        <w:t>sobre las 14:30 horas, iba conduciendo el vehículo matrícula 7199-GHT por el carril izquierdo de la GC-10, próximo a la rotonda Daora, en el término municipal de Telde.</w:t>
+      </w:r>
+    </w:p>
+    <w:p>
+      <w:pPr>
+        <w:pBdr>
+          <w:top w:val="nil"/>
+          <w:left w:val="nil"/>
+          <w:bottom w:val="nil"/>
+          <w:right w:val="nil"/>
+          <w:between w:val="nil"/>
+        </w:pBdr>
+        <w:ind w:left="2" w:right="136" w:firstLine="707"/>
+        <w:jc w:val="both"/>
+        <w:rPr>
+          <w:color w:val="000000" w:themeColor="text1"/>
+          <w:sz w:val="24"/>
+          <w:szCs w:val="24"/>
+          <w:lang w:val="es-ES"/>
+        </w:rPr>
+      </w:pPr>
+    </w:p>
+    <w:p>
+      <w:pPr>
+        <w:pBdr>
+          <w:top w:val="nil"/>
+          <w:left w:val="nil"/>
+          <w:bottom w:val="nil"/>
+          <w:right w:val="nil"/>
+          <w:between w:val="nil"/>
+        </w:pBdr>
+        <w:ind w:left="2" w:right="136" w:firstLine="707"/>
+        <w:jc w:val="both"/>
+        <w:rPr>
+          <w:color w:val="000000" w:themeColor="text1"/>
+          <w:sz w:val="24"/>
+          <w:szCs w:val="24"/>
+          <w:highlight w:val="green"/>
+          <w:lang w:val="es-ES"/>
+        </w:rPr>
+      </w:pPr>
+      <w:r>
+        <w:rPr>
+          <w:color w:val="000000" w:themeColor="text1"/>
+          <w:sz w:val="24"/>
+          <w:szCs w:val="24"/>
+          <w:highlight w:val="green"/>
+          <w:lang w:val="es-ES"/>
+        </w:rPr>
+        <w:t>{{Descripción accidente</w:t>
+      </w:r>
+      <w:r>
+        <w:rPr>
+          <w:color w:val="000000" w:themeColor="text1"/>
+          <w:sz w:val="24"/>
+          <w:szCs w:val="24"/>
+          <w:highlight w:val="green"/>
+          <w:lang w:val="es-ES"/>
+        </w:rPr>
+        <w:t xml:space="preserve"> [select]</w:t>
+      </w:r>
+    </w:p>
+    <w:p>
+      <w:pPr>
+        <w:pBdr>
+          <w:top w:val="nil"/>
+          <w:left w:val="nil"/>
+          <w:bottom w:val="nil"/>
+          <w:right w:val="nil"/>
+          <w:between w:val="nil"/>
+        </w:pBdr>
+        <w:ind w:left="2" w:right="136" w:firstLine="707"/>
+        <w:jc w:val="both"/>
+        <w:rPr>
+          <w:color w:val="000000" w:themeColor="text1"/>
+          <w:sz w:val="24"/>
+          <w:szCs w:val="24"/>
+          <w:highlight w:val="green"/>
+          <w:lang w:val="es-ES"/>
+        </w:rPr>
+      </w:pPr>
+      <w:r>
+        <w:rPr>
+          <w:color w:val="000000" w:themeColor="text1"/>
+          <w:sz w:val="24"/>
+          <w:szCs w:val="24"/>
+          <w:highlight w:val="green"/>
+          <w:lang w:val="es-ES"/>
+        </w:rPr>
+        <w:t>{Colisión por alcance} {</w:t>
+      </w:r>
+      <w:r>
+        <w:rPr>
+          <w:sz w:val="24"/>
+          <w:szCs w:val="24"/>
+          <w:highlight w:val="green"/>
+          <w:lang w:val="es-ES"/>
+        </w:rPr>
+        <w:t xml:space="preserve">El vehículo vino por detrás y le </w:t>
+      </w:r>
+      <w:r>
+        <w:rPr>
+          <w:sz w:val="24"/>
+          <w:szCs w:val="24"/>
+          <w:highlight w:val="green"/>
+          <w:lang w:val="es-ES"/>
+        </w:rPr>
+        <w:t xml:space="preserve">metió </w:t>
+      </w:r>
+      <w:r>
+        <w:rPr>
+          <w:sz w:val="24"/>
+          <w:szCs w:val="24"/>
+          <w:highlight w:val="green"/>
+          <w:lang w:val="es-ES"/>
+        </w:rPr>
+        <w:t>tremendo</w:t>
+      </w:r>
+      <w:r>
+        <w:rPr>
+          <w:sz w:val="24"/>
+          <w:szCs w:val="24"/>
+          <w:highlight w:val="green"/>
+          <w:lang w:val="es-ES"/>
+        </w:rPr>
+        <w:t xml:space="preserve"> viaje …</w:t>
+      </w:r>
+      <w:r>
+        <w:rPr>
+          <w:sz w:val="24"/>
+          <w:szCs w:val="24"/>
+          <w:highlight w:val="green"/>
+          <w:lang w:val="es-ES"/>
+        </w:rPr>
+        <w:t>}</w:t>
+      </w:r>
+    </w:p>
+    <w:p>
+      <w:pPr>
+        <w:pBdr>
+          <w:top w:val="nil"/>
+          <w:left w:val="nil"/>
+          <w:bottom w:val="nil"/>
+          <w:right w:val="nil"/>
+          <w:between w:val="nil"/>
+        </w:pBdr>
+        <w:ind w:left="2" w:right="136" w:firstLine="707"/>
+        <w:jc w:val="both"/>
+        <w:rPr>
+          <w:color w:val="000000" w:themeColor="text1"/>
+          <w:sz w:val="24"/>
+          <w:szCs w:val="24"/>
+          <w:highlight w:val="green"/>
+          <w:lang w:val="es-ES"/>
+        </w:rPr>
+      </w:pPr>
+      <w:r>
+        <w:rPr>
+          <w:color w:val="000000" w:themeColor="text1"/>
+          <w:sz w:val="24"/>
+          <w:szCs w:val="24"/>
+          <w:highlight w:val="green"/>
+          <w:lang w:val="es-ES"/>
+        </w:rPr>
+        <w:lastRenderedPageBreak/>
+        <w:t>{Rotonda} {El vehículo entro en la rotonda…}</w:t>
+      </w:r>
+    </w:p>
+    <w:p>
+      <w:pPr>
+        <w:pBdr>
+          <w:top w:val="nil"/>
+          <w:left w:val="nil"/>
+          <w:bottom w:val="nil"/>
+          <w:right w:val="nil"/>
+          <w:between w:val="nil"/>
+        </w:pBdr>
+        <w:ind w:left="2" w:right="136" w:firstLine="707"/>
+        <w:jc w:val="both"/>
+        <w:rPr>
+          <w:color w:val="000000" w:themeColor="text1"/>
+          <w:sz w:val="24"/>
+          <w:szCs w:val="24"/>
+          <w:highlight w:val="green"/>
+          <w:lang w:val="es-ES"/>
+        </w:rPr>
+      </w:pPr>
+      <w:r>
+        <w:rPr>
+          <w:color w:val="000000" w:themeColor="text1"/>
+          <w:sz w:val="24"/>
+          <w:szCs w:val="24"/>
+          <w:highlight w:val="green"/>
+          <w:lang w:val="es-ES"/>
+        </w:rPr>
+        <w:t>{Autopista} {</w:t>
+      </w:r>
+      <w:r>
+        <w:rPr>
+          <w:color w:val="000000" w:themeColor="text1"/>
+          <w:sz w:val="24"/>
+          <w:szCs w:val="24"/>
+          <w:highlight w:val="green"/>
+          <w:lang w:val="es-ES"/>
+        </w:rPr>
+        <w:t>Que, de forma repentina, vino desde el interior de la rotonda Daora el vehículo matrícula 8954-BKX, conducido por D. Francisco García Magariño y asegurado en Reale y, al incorporarse a la GC-10, golpeó, de forma fronto-angular, el lateral del vehículo de mi mandante que, habiendo sufrido daños materiales, fueron ya reparados por convenio entre las entidades aseguradoras.</w:t>
+      </w:r>
+      <w:r>
+        <w:rPr>
+          <w:color w:val="000000" w:themeColor="text1"/>
+          <w:sz w:val="24"/>
+          <w:szCs w:val="24"/>
+          <w:highlight w:val="green"/>
+          <w:lang w:val="es-ES"/>
+        </w:rPr>
+        <w:t>}</w:t>
+      </w:r>
+    </w:p>
+    <w:p>
+      <w:pPr>
+        <w:pBdr>
+          <w:top w:val="nil"/>
+          <w:left w:val="nil"/>
+          <w:bottom w:val="nil"/>
+          <w:right w:val="nil"/>
+          <w:between w:val="nil"/>
+        </w:pBdr>
+        <w:ind w:left="2" w:right="136" w:firstLine="707"/>
+        <w:jc w:val="both"/>
+        <w:rPr>
+          <w:color w:val="000000" w:themeColor="text1"/>
+          <w:sz w:val="24"/>
+          <w:szCs w:val="24"/>
+        </w:rPr>
+      </w:pPr>
+      <w:r>
+        <w:rPr>
+          <w:color w:val="000000" w:themeColor="text1"/>
+          <w:sz w:val="24"/>
+          <w:szCs w:val="24"/>
+          <w:highlight w:val="green"/>
+        </w:rPr>
+        <w:t>}}</w:t>
+      </w:r>
+    </w:p>
+    <w:p>
+      <w:pPr>
+        <w:pBdr>
+          <w:top w:val="nil"/>
+          <w:left w:val="nil"/>
+          <w:bottom w:val="nil"/>
+          <w:right w:val="nil"/>
+          <w:between w:val="nil"/>
+        </w:pBdr>
+        <w:ind w:left="2" w:right="136" w:firstLine="707"/>
+        <w:jc w:val="both"/>
+        <w:rPr>
+          <w:color w:val="000000" w:themeColor="text1"/>
+          <w:sz w:val="24"/>
+          <w:szCs w:val="24"/>
+        </w:rPr>
+      </w:pPr>
+    </w:p>
+    <w:p>
+      <w:pPr>
+        <w:pBdr>
+          <w:top w:val="nil"/>
+          <w:left w:val="nil"/>
+          <w:bottom w:val="nil"/>
+          <w:right w:val="nil"/>
+          <w:between w:val="nil"/>
+        </w:pBdr>
+        <w:ind w:left="2" w:right="136" w:firstLine="707"/>
+        <w:jc w:val="both"/>
+        <w:rPr>
+          <w:color w:val="000000" w:themeColor="text1"/>
+          <w:sz w:val="24"/>
+          <w:szCs w:val="24"/>
+          <w:highlight w:val="green"/>
+          <w:lang w:val="es-ES"/>
+        </w:rPr>
+      </w:pPr>
+      <w:r>
+        <w:rPr>
+          <w:color w:val="000000" w:themeColor="text1"/>
+          <w:sz w:val="24"/>
+          <w:szCs w:val="24"/>
+          <w:lang w:val="es-ES"/>
+        </w:rPr>
+        <w:t xml:space="preserve">Se acompaña como </w:t>
+      </w:r>
+      <w:r>
+        <w:rPr>
+          <w:color w:val="000000" w:themeColor="text1"/>
+          <w:sz w:val="24"/>
+          <w:szCs w:val="24"/>
+          <w:highlight w:val="green"/>
+          <w:lang w:val="es-ES"/>
+        </w:rPr>
+        <w:t xml:space="preserve">{{Relación documentos inicial [checkbox:2:autowrap] </w:t>
+      </w:r>
+    </w:p>
+    <w:p>
+      <w:pPr>
+        <w:pBdr>
+          <w:top w:val="nil"/>
+          <w:left w:val="nil"/>
+          <w:bottom w:val="nil"/>
+          <w:right w:val="nil"/>
+          <w:between w:val="nil"/>
+        </w:pBdr>
+        <w:ind w:left="2" w:right="136" w:firstLine="707"/>
+        <w:jc w:val="both"/>
+        <w:rPr>
+          <w:color w:val="000000" w:themeColor="text1"/>
+          <w:sz w:val="24"/>
+          <w:szCs w:val="24"/>
+          <w:highlight w:val="green"/>
+          <w:lang w:val="es-ES"/>
+        </w:rPr>
+      </w:pPr>
+      <w:r>
+        <w:rPr>
+          <w:color w:val="000000" w:themeColor="text1"/>
+          <w:sz w:val="24"/>
+          <w:szCs w:val="24"/>
+          <w:highlight w:val="green"/>
+          <w:lang w:val="es-ES"/>
+        </w:rPr>
+        <w:t>{Atestado} {</w:t>
+      </w:r>
+      <w:r>
+        <w:rPr>
+          <w:b/>
+          <w:bCs/>
+          <w:color w:val="000000" w:themeColor="text1"/>
+          <w:sz w:val="24"/>
+          <w:szCs w:val="24"/>
+          <w:highlight w:val="green"/>
+          <w:lang w:val="es-ES"/>
+        </w:rPr>
+        <w:t xml:space="preserve">documento nº [num </w:t>
+      </w:r>
+      <w:r>
+        <w:rPr>
+          <w:color w:val="000000" w:themeColor="text1"/>
+          <w:sz w:val="24"/>
+          <w:szCs w:val="24"/>
+          <w:highlight w:val="green"/>
+          <w:lang w:val="es-ES"/>
+        </w:rPr>
+        <w:t>{Registro policial de atestado.}</w:t>
+      </w:r>
+      <w:r>
+        <w:rPr>
+          <w:b/>
+          <w:bCs/>
+          <w:color w:val="000000" w:themeColor="text1"/>
+          <w:sz w:val="24"/>
+          <w:szCs w:val="24"/>
+          <w:highlight w:val="green"/>
+          <w:lang w:val="es-ES"/>
+        </w:rPr>
+        <w:t>]</w:t>
+      </w:r>
+      <w:r>
+        <w:rPr>
+          <w:color w:val="000000" w:themeColor="text1"/>
+          <w:sz w:val="24"/>
+          <w:szCs w:val="24"/>
+          <w:highlight w:val="green"/>
+          <w:lang w:val="es-ES"/>
+        </w:rPr>
+        <w:t xml:space="preserve">, registro policial de atestado expedido tras el accidente de referencia} </w:t>
+      </w:r>
+    </w:p>
+    <w:p>
+      <w:pPr>
+        <w:pBdr>
+          <w:top w:val="nil"/>
+          <w:left w:val="nil"/>
+          <w:bottom w:val="nil"/>
+          <w:right w:val="nil"/>
+          <w:between w:val="nil"/>
+        </w:pBdr>
+        <w:ind w:left="2" w:right="136" w:firstLine="707"/>
+        <w:jc w:val="both"/>
+        <w:rPr>
+          <w:color w:val="000000" w:themeColor="text1"/>
+          <w:sz w:val="24"/>
+          <w:szCs w:val="24"/>
+          <w:highlight w:val="green"/>
+          <w:lang w:val="es-ES"/>
+        </w:rPr>
+      </w:pPr>
+      <w:r>
+        <w:rPr>
+          <w:color w:val="000000" w:themeColor="text1"/>
+          <w:sz w:val="24"/>
+          <w:szCs w:val="24"/>
+          <w:highlight w:val="green"/>
+          <w:lang w:val="es-ES"/>
+        </w:rPr>
+        <w:t>{Fotografías} {</w:t>
+      </w:r>
+      <w:r>
+        <w:rPr>
+          <w:b/>
+          <w:bCs/>
+          <w:color w:val="000000" w:themeColor="text1"/>
+          <w:sz w:val="24"/>
+          <w:szCs w:val="24"/>
+          <w:highlight w:val="green"/>
+          <w:lang w:val="es-ES"/>
+        </w:rPr>
+        <w:t xml:space="preserve">documento nº [num </w:t>
+      </w:r>
+      <w:r>
+        <w:rPr>
+          <w:color w:val="000000" w:themeColor="text1"/>
+          <w:sz w:val="24"/>
+          <w:szCs w:val="24"/>
+          <w:highlight w:val="green"/>
+          <w:lang w:val="es-ES"/>
+        </w:rPr>
+        <w:t>{Fotografías que muestran el daño material irrogado en los vehículos implicados.}</w:t>
+      </w:r>
+      <w:r>
+        <w:rPr>
+          <w:b/>
+          <w:bCs/>
+          <w:color w:val="000000" w:themeColor="text1"/>
+          <w:sz w:val="24"/>
+          <w:szCs w:val="24"/>
+          <w:highlight w:val="green"/>
+          <w:lang w:val="es-ES"/>
+        </w:rPr>
+        <w:t>]</w:t>
+      </w:r>
+      <w:r>
+        <w:rPr>
+          <w:color w:val="000000" w:themeColor="text1"/>
+          <w:sz w:val="24"/>
+          <w:szCs w:val="24"/>
+          <w:highlight w:val="green"/>
+          <w:lang w:val="es-ES"/>
+        </w:rPr>
+        <w:t>, fotografías que muestran el daño material irrogado en sendos vehículos implicados}</w:t>
+      </w:r>
+    </w:p>
+    <w:p>
+      <w:pPr>
+        <w:pBdr>
+          <w:top w:val="nil"/>
+          <w:left w:val="nil"/>
+          <w:bottom w:val="nil"/>
+          <w:right w:val="nil"/>
+          <w:between w:val="nil"/>
+        </w:pBdr>
+        <w:ind w:left="2" w:right="136" w:firstLine="707"/>
+        <w:jc w:val="both"/>
+        <w:rPr>
+          <w:color w:val="000000" w:themeColor="text1"/>
+          <w:sz w:val="24"/>
+          <w:szCs w:val="24"/>
+          <w:highlight w:val="green"/>
+          <w:lang w:val="es-ES"/>
+        </w:rPr>
+      </w:pPr>
+      <w:r>
+        <w:rPr>
+          <w:color w:val="000000" w:themeColor="text1"/>
+          <w:sz w:val="24"/>
+          <w:szCs w:val="24"/>
+          <w:highlight w:val="green"/>
+          <w:lang w:val="es-ES"/>
+        </w:rPr>
+        <w:t>{Parte amistoso} {</w:t>
+      </w:r>
+      <w:r>
+        <w:rPr>
+          <w:b/>
+          <w:bCs/>
+          <w:color w:val="000000" w:themeColor="text1"/>
+          <w:sz w:val="24"/>
+          <w:szCs w:val="24"/>
+          <w:highlight w:val="green"/>
+          <w:lang w:val="es-ES"/>
+        </w:rPr>
+        <w:t xml:space="preserve">documento nº [num </w:t>
+      </w:r>
+      <w:r>
+        <w:rPr>
+          <w:color w:val="000000" w:themeColor="text1"/>
+          <w:sz w:val="24"/>
+          <w:szCs w:val="24"/>
+          <w:highlight w:val="green"/>
+          <w:lang w:val="es-ES"/>
+        </w:rPr>
+        <w:t>{Parte amistoso.}</w:t>
+      </w:r>
+      <w:r>
+        <w:rPr>
+          <w:b/>
+          <w:bCs/>
+          <w:color w:val="000000" w:themeColor="text1"/>
+          <w:sz w:val="24"/>
+          <w:szCs w:val="24"/>
+          <w:highlight w:val="green"/>
+          <w:lang w:val="es-ES"/>
+        </w:rPr>
+        <w:t>]</w:t>
+      </w:r>
+      <w:r>
+        <w:rPr>
+          <w:color w:val="000000" w:themeColor="text1"/>
+          <w:sz w:val="24"/>
+          <w:szCs w:val="24"/>
+          <w:highlight w:val="green"/>
+          <w:lang w:val="es-ES"/>
+        </w:rPr>
+        <w:t xml:space="preserve">, parte amistoso entre los conductores} </w:t>
+      </w:r>
+    </w:p>
+    <w:p>
+      <w:pPr>
+        <w:pBdr>
+          <w:top w:val="nil"/>
+          <w:left w:val="nil"/>
+          <w:bottom w:val="nil"/>
+          <w:right w:val="nil"/>
+          <w:between w:val="nil"/>
+        </w:pBdr>
+        <w:ind w:left="2" w:right="136" w:firstLine="707"/>
+        <w:jc w:val="both"/>
+        <w:rPr>
+          <w:color w:val="000000" w:themeColor="text1"/>
+          <w:sz w:val="24"/>
+          <w:szCs w:val="24"/>
+          <w:highlight w:val="green"/>
+        </w:rPr>
+      </w:pPr>
+      <w:r>
+        <w:rPr>
+          <w:color w:val="000000" w:themeColor="text1"/>
+          <w:sz w:val="24"/>
+          <w:szCs w:val="24"/>
+          <w:highlight w:val="green"/>
+        </w:rPr>
+        <w:t>{visor IDEcanarias} {</w:t>
+      </w:r>
+      <w:r>
+        <w:rPr>
+          <w:b/>
+          <w:bCs/>
+          <w:color w:val="000000" w:themeColor="text1"/>
+          <w:sz w:val="24"/>
+          <w:szCs w:val="24"/>
+          <w:highlight w:val="green"/>
+        </w:rPr>
+        <w:t xml:space="preserve">documento nº [num </w:t>
+      </w:r>
+      <w:r>
+        <w:rPr>
+          <w:color w:val="000000" w:themeColor="text1"/>
+          <w:sz w:val="24"/>
+          <w:szCs w:val="24"/>
+          <w:highlight w:val="green"/>
+          <w:lang w:val="es-ES"/>
+        </w:rPr>
+        <w:t>{Situación visor IDECanarias.}</w:t>
+      </w:r>
+      <w:r>
+        <w:rPr>
+          <w:b/>
+          <w:bCs/>
+          <w:color w:val="000000" w:themeColor="text1"/>
+          <w:sz w:val="24"/>
+          <w:szCs w:val="24"/>
+          <w:highlight w:val="green"/>
+        </w:rPr>
+        <w:t>]</w:t>
+      </w:r>
+      <w:r>
+        <w:rPr>
+          <w:color w:val="000000" w:themeColor="text1"/>
+          <w:sz w:val="24"/>
+          <w:szCs w:val="24"/>
+          <w:highlight w:val="green"/>
+        </w:rPr>
+        <w:t>, visor IDECanarias que muestra la situación en el mapa}</w:t>
+      </w:r>
+    </w:p>
+    <w:p>
+      <w:pPr>
+        <w:pBdr>
+          <w:top w:val="nil"/>
+          <w:left w:val="nil"/>
+          <w:bottom w:val="nil"/>
+          <w:right w:val="nil"/>
+          <w:between w:val="nil"/>
+        </w:pBdr>
+        <w:ind w:left="2" w:right="136" w:firstLine="707"/>
+        <w:jc w:val="both"/>
+        <w:rPr>
+          <w:color w:val="000000" w:themeColor="text1"/>
+          <w:sz w:val="24"/>
+          <w:szCs w:val="24"/>
+          <w:highlight w:val="green"/>
+        </w:rPr>
+      </w:pPr>
+      <w:r>
+        <w:rPr>
+          <w:color w:val="000000" w:themeColor="text1"/>
+          <w:sz w:val="24"/>
+          <w:szCs w:val="24"/>
+          <w:highlight w:val="green"/>
+        </w:rPr>
+        <w:t>{declaración jurada} {</w:t>
+      </w:r>
+      <w:r>
+        <w:rPr>
+          <w:b/>
+          <w:bCs/>
+          <w:color w:val="000000" w:themeColor="text1"/>
+          <w:sz w:val="24"/>
+          <w:szCs w:val="24"/>
+          <w:highlight w:val="green"/>
+        </w:rPr>
+        <w:t xml:space="preserve">documento nº [num </w:t>
+      </w:r>
+      <w:r>
+        <w:rPr>
+          <w:color w:val="000000" w:themeColor="text1"/>
+          <w:sz w:val="24"/>
+          <w:szCs w:val="24"/>
+          <w:highlight w:val="green"/>
+          <w:lang w:val="es-ES"/>
+        </w:rPr>
+        <w:t>{Declaración jurada de los testigos.}</w:t>
+      </w:r>
+      <w:r>
+        <w:rPr>
+          <w:b/>
+          <w:bCs/>
+          <w:color w:val="000000" w:themeColor="text1"/>
+          <w:sz w:val="24"/>
+          <w:szCs w:val="24"/>
+          <w:highlight w:val="green"/>
+        </w:rPr>
+        <w:t>]</w:t>
+      </w:r>
+      <w:r>
+        <w:rPr>
+          <w:color w:val="000000" w:themeColor="text1"/>
+          <w:sz w:val="24"/>
+          <w:szCs w:val="24"/>
+          <w:highlight w:val="green"/>
+        </w:rPr>
+        <w:t>, declaración jurada de testigos}</w:t>
+      </w:r>
+    </w:p>
+    <w:p>
+      <w:pPr>
+        <w:pBdr>
+          <w:top w:val="nil"/>
+          <w:left w:val="nil"/>
+          <w:bottom w:val="nil"/>
+          <w:right w:val="nil"/>
+          <w:between w:val="nil"/>
+        </w:pBdr>
+        <w:ind w:left="2" w:right="136" w:firstLine="707"/>
+        <w:jc w:val="both"/>
+        <w:rPr>
+          <w:color w:val="000000" w:themeColor="text1"/>
+          <w:sz w:val="24"/>
+          <w:szCs w:val="24"/>
+          <w:lang w:val="es-ES"/>
+        </w:rPr>
+      </w:pPr>
+      <w:r>
+        <w:rPr>
+          <w:color w:val="000000" w:themeColor="text1"/>
+          <w:sz w:val="24"/>
+          <w:szCs w:val="24"/>
+          <w:highlight w:val="green"/>
+          <w:lang w:val="es-ES"/>
+        </w:rPr>
+        <w:t>}}.</w:t>
+      </w:r>
+    </w:p>
+    <w:p>
+      <w:pPr>
+        <w:pBdr>
+          <w:top w:val="nil"/>
+          <w:left w:val="nil"/>
+          <w:bottom w:val="nil"/>
+          <w:right w:val="nil"/>
+          <w:between w:val="nil"/>
+        </w:pBdr>
+        <w:ind w:left="2" w:right="136" w:firstLine="707"/>
+        <w:jc w:val="both"/>
+        <w:rPr>
+          <w:color w:val="000000" w:themeColor="text1"/>
+          <w:sz w:val="24"/>
+          <w:szCs w:val="24"/>
+        </w:rPr>
+      </w:pPr>
+    </w:p>
+    <w:p>
+      <w:pPr>
+        <w:pBdr>
+          <w:top w:val="nil"/>
+          <w:left w:val="nil"/>
+          <w:bottom w:val="nil"/>
+          <w:right w:val="nil"/>
+          <w:between w:val="nil"/>
+        </w:pBdr>
+        <w:ind w:left="2" w:right="136" w:firstLine="707"/>
+        <w:jc w:val="both"/>
+        <w:rPr>
+          <w:color w:val="000000" w:themeColor="text1"/>
+          <w:sz w:val="24"/>
+          <w:szCs w:val="24"/>
+        </w:rPr>
+      </w:pPr>
+      <w:r>
+        <w:rPr>
+          <w:color w:val="000000" w:themeColor="text1"/>
+          <w:sz w:val="24"/>
+          <w:szCs w:val="24"/>
+        </w:rPr>
+        <w:t xml:space="preserve">El día </w:t>
+      </w:r>
+      <w:r>
+        <w:rPr>
+          <w:color w:val="000000" w:themeColor="text1"/>
+          <w:sz w:val="24"/>
+          <w:szCs w:val="24"/>
+        </w:rPr>
+        <w:t>{{Último día de baja [date]}}</w:t>
+      </w:r>
+      <w:r>
+        <w:rPr>
+          <w:color w:val="000000" w:themeColor="text1"/>
+          <w:sz w:val="24"/>
+          <w:szCs w:val="24"/>
+        </w:rPr>
+        <w:t>, mi representada…</w:t>
+      </w:r>
+    </w:p>
+    <w:p>
+      <w:pPr>
+        <w:pBdr>
+          <w:top w:val="nil"/>
+          <w:left w:val="nil"/>
+          <w:bottom w:val="nil"/>
+          <w:right w:val="nil"/>
+          <w:between w:val="nil"/>
+        </w:pBdr>
+        <w:ind w:left="2" w:right="136" w:firstLine="707"/>
+        <w:jc w:val="both"/>
+        <w:rPr>
+          <w:color w:val="000000" w:themeColor="text1"/>
+          <w:sz w:val="24"/>
+          <w:szCs w:val="24"/>
+        </w:rPr>
+      </w:pPr>
+    </w:p>
+    <w:p>
+      <w:pPr>
+        <w:pBdr>
+          <w:top w:val="nil"/>
+          <w:left w:val="nil"/>
+          <w:bottom w:val="nil"/>
+          <w:right w:val="nil"/>
+          <w:between w:val="nil"/>
+        </w:pBdr>
+        <w:ind w:left="2" w:right="136" w:firstLine="707"/>
+        <w:jc w:val="both"/>
+        <w:rPr>
+          <w:color w:val="000000" w:themeColor="text1"/>
+          <w:sz w:val="24"/>
+          <w:szCs w:val="24"/>
+        </w:rPr>
+      </w:pPr>
+      <w:r>
+        <w:rPr>
+          <w:color w:val="000000" w:themeColor="text1"/>
+          <w:sz w:val="24"/>
+          <w:szCs w:val="24"/>
+        </w:rPr>
+        <w:t>Tardó en curar {{CALC: Último día de baja - Fecha accidente}} días en curar.</w:t>
+      </w:r>
+    </w:p>
+    <w:p>
+      <w:pPr>
+        <w:pBdr>
+          <w:top w:val="nil"/>
+          <w:left w:val="nil"/>
+          <w:bottom w:val="nil"/>
+          <w:right w:val="nil"/>
+          <w:between w:val="nil"/>
+        </w:pBdr>
+        <w:ind w:left="2" w:right="136" w:firstLine="707"/>
+        <w:jc w:val="both"/>
+        <w:rPr>
+          <w:color w:val="000000" w:themeColor="text1"/>
+          <w:sz w:val="24"/>
+          <w:szCs w:val="24"/>
+        </w:rPr>
+      </w:pPr>
+    </w:p>
+    <w:p>
+      <w:pPr>
+        <w:pBdr>
+          <w:top w:val="nil"/>
+          <w:left w:val="nil"/>
+          <w:bottom w:val="nil"/>
+          <w:right w:val="nil"/>
+          <w:between w:val="nil"/>
+        </w:pBdr>
+        <w:spacing w:line="259" w:lineRule="auto"/>
+        <w:ind w:left="2" w:right="136" w:firstLine="707"/>
+        <w:jc w:val="both"/>
+        <w:rPr>
+          <w:color w:val="000000" w:themeColor="text1"/>
+          <w:sz w:val="24"/>
+          <w:szCs w:val="24"/>
+          <w:lang w:val="es-ES"/>
+        </w:rPr>
+      </w:pPr>
+      <w:r>
+        <w:rPr>
+          <w:b/>
+          <w:bCs/>
+          <w:color w:val="000000" w:themeColor="text1"/>
+          <w:sz w:val="24"/>
+          <w:szCs w:val="24"/>
+          <w:lang w:val="es-ES"/>
+        </w:rPr>
+        <w:t>SEGUNDO</w:t>
+      </w:r>
+      <w:r>
+        <w:rPr>
+          <w:color w:val="000000" w:themeColor="text1"/>
+          <w:sz w:val="24"/>
+          <w:szCs w:val="24"/>
+          <w:lang w:val="es-ES"/>
+        </w:rPr>
+        <w:t xml:space="preserve">.- A consecuencia del referido accidente, mi representada sufrió lesiones de diversa consideración, siendo </w:t>
+      </w:r>
+      <w:r>
+        <w:rPr>
+          <w:b/>
+          <w:bCs/>
+          <w:color w:val="000000" w:themeColor="text1"/>
+          <w:sz w:val="24"/>
+          <w:szCs w:val="24"/>
+          <w:u w:val="single"/>
+          <w:lang w:val="es-ES"/>
+        </w:rPr>
+        <w:t>que tardó en curar</w:t>
+      </w:r>
+      <w:r>
+        <w:rPr>
+          <w:b/>
+          <w:bCs/>
+          <w:color w:val="000000" w:themeColor="text1"/>
+          <w:sz w:val="24"/>
+          <w:szCs w:val="24"/>
+          <w:u w:val="single"/>
+          <w:lang w:val="es-ES"/>
+        </w:rPr>
+        <w:t xml:space="preserve"> {{Días de perjuicio totales [date </w:t>
+      </w:r>
+      <w:r>
+        <w:rPr>
+          <w:b/>
+          <w:bCs/>
+          <w:color w:val="000000" w:themeColor="text1"/>
+          <w:sz w:val="24"/>
+          <w:szCs w:val="24"/>
+          <w:u w:val="single"/>
+          <w:lang w:val="es-ES"/>
+        </w:rPr>
+        <w:t>range]</w:t>
+      </w:r>
+      <w:r>
+        <w:rPr>
+          <w:b/>
+          <w:bCs/>
+          <w:color w:val="000000" w:themeColor="text1"/>
+          <w:sz w:val="24"/>
+          <w:szCs w:val="24"/>
+          <w:u w:val="single"/>
+          <w:lang w:val="es-ES"/>
+        </w:rPr>
+        <w:t>}}</w:t>
+      </w:r>
+      <w:r>
+        <w:rPr>
+          <w:b/>
+          <w:bCs/>
+          <w:color w:val="000000" w:themeColor="text1"/>
+          <w:sz w:val="24"/>
+          <w:szCs w:val="24"/>
+          <w:u w:val="single"/>
+          <w:lang w:val="es-ES"/>
+        </w:rPr>
+        <w:t xml:space="preserve"> días</w:t>
+      </w:r>
+      <w:r>
+        <w:rPr>
+          <w:color w:val="000000" w:themeColor="text1"/>
+          <w:sz w:val="24"/>
+          <w:szCs w:val="24"/>
+          <w:lang w:val="es-ES"/>
+        </w:rPr>
+        <w:t xml:space="preserve"> </w:t>
+      </w:r>
+      <w:r>
+        <w:rPr>
+          <w:color w:val="000000" w:themeColor="text1"/>
+          <w:sz w:val="24"/>
+          <w:szCs w:val="24"/>
+          <w:lang w:val="es-ES"/>
+        </w:rPr>
+        <w:t xml:space="preserve">(desde el día del accidente, esto es desde el </w:t>
+      </w:r>
+      <w:r>
+        <w:rPr>
+          <w:color w:val="000000" w:themeColor="text1"/>
+          <w:sz w:val="24"/>
+          <w:szCs w:val="24"/>
+          <w:lang w:val="es-ES"/>
+        </w:rPr>
+        <w:t>{{Días de perjuicio totales: start}}</w:t>
+      </w:r>
+      <w:r>
+        <w:rPr>
+          <w:color w:val="000000" w:themeColor="text1"/>
+          <w:sz w:val="24"/>
+          <w:szCs w:val="24"/>
+          <w:lang w:val="es-ES"/>
+        </w:rPr>
+        <w:t xml:space="preserve"> y hasta el </w:t>
+      </w:r>
+      <w:r>
+        <w:rPr>
+          <w:color w:val="000000" w:themeColor="text1"/>
+          <w:sz w:val="24"/>
+          <w:szCs w:val="24"/>
+          <w:lang w:val="es-ES"/>
+        </w:rPr>
+        <w:t>{{Días de perjuicio totales: end}}</w:t>
+      </w:r>
+      <w:r>
+        <w:rPr>
+          <w:color w:val="000000" w:themeColor="text1"/>
+          <w:sz w:val="24"/>
+          <w:szCs w:val="24"/>
+          <w:lang w:val="es-ES"/>
+        </w:rPr>
+        <w:t>, fecha ésta última en la que recibió la última sesión de rehabilitación, ambos inclusive)</w:t>
+      </w:r>
+      <w:r>
+        <w:rPr>
+          <w:color w:val="000000" w:themeColor="text1"/>
+          <w:sz w:val="24"/>
+          <w:szCs w:val="24"/>
+          <w:lang w:val="es-ES"/>
+        </w:rPr>
+        <w:t xml:space="preserve">, de los cuales </w:t>
+      </w:r>
+      <w:r>
+        <w:rPr>
+          <w:color w:val="000000" w:themeColor="text1"/>
+          <w:sz w:val="24"/>
+          <w:szCs w:val="24"/>
+          <w:u w:val="single"/>
+          <w:lang w:val="es-ES"/>
+        </w:rPr>
+        <w:t>{{Días de perjuicio moderado [</w:t>
+      </w:r>
+      <w:r>
+        <w:rPr>
+          <w:color w:val="000000" w:themeColor="text1"/>
+          <w:sz w:val="24"/>
+          <w:szCs w:val="24"/>
+          <w:u w:val="single"/>
+          <w:lang w:val="es-ES"/>
+        </w:rPr>
+        <w:t>int</w:t>
+      </w:r>
+      <w:r>
+        <w:rPr>
+          <w:color w:val="000000" w:themeColor="text1"/>
+          <w:sz w:val="24"/>
+          <w:szCs w:val="24"/>
+          <w:u w:val="single"/>
+          <w:lang w:val="es-ES"/>
+        </w:rPr>
+        <w:t xml:space="preserve">]}} </w:t>
+      </w:r>
+      <w:r>
+        <w:rPr>
+          <w:color w:val="000000" w:themeColor="text1"/>
+          <w:sz w:val="24"/>
+          <w:szCs w:val="24"/>
+          <w:u w:val="single"/>
+          <w:lang w:val="es-ES"/>
+        </w:rPr>
+        <w:t>lo fueron de perjuicio personal particular moderado</w:t>
+      </w:r>
+      <w:r>
+        <w:rPr>
+          <w:color w:val="000000" w:themeColor="text1"/>
+          <w:sz w:val="24"/>
+          <w:szCs w:val="24"/>
+          <w:lang w:val="es-ES"/>
+        </w:rPr>
+        <w:t xml:space="preserve"> </w:t>
+      </w:r>
+      <w:r>
+        <w:rPr>
+          <w:color w:val="000000" w:themeColor="text1"/>
+          <w:sz w:val="24"/>
+          <w:szCs w:val="24"/>
+          <w:highlight w:val="yellow"/>
+          <w:lang w:val="es-ES"/>
+        </w:rPr>
+        <w:t>(al haber requerido baja laboral durante dicho periodo, comprendiendo desde el 16/01/24 al 22/01/24 tras el accidente y desde el 30/01/24 hasta el 20/02/24 su baja laboral por recaída</w:t>
+      </w:r>
+      <w:r>
+        <w:rPr>
+          <w:color w:val="000000" w:themeColor="text1"/>
+          <w:sz w:val="24"/>
+          <w:szCs w:val="24"/>
+          <w:lang w:val="es-ES"/>
+        </w:rPr>
+        <w:t xml:space="preserve">) y </w:t>
+      </w:r>
+      <w:r>
+        <w:rPr>
+          <w:color w:val="000000" w:themeColor="text1"/>
+          <w:sz w:val="24"/>
+          <w:szCs w:val="24"/>
+          <w:u w:val="single"/>
+          <w:lang w:val="es-ES"/>
+        </w:rPr>
+        <w:t>{{</w:t>
+      </w:r>
+      <w:r>
+        <w:rPr>
+          <w:color w:val="000000" w:themeColor="text1"/>
+          <w:sz w:val="24"/>
+          <w:szCs w:val="24"/>
+          <w:u w:val="single"/>
+          <w:lang w:val="es-ES"/>
+        </w:rPr>
+        <w:t xml:space="preserve">CALC: </w:t>
+      </w:r>
+      <w:r>
+        <w:rPr>
+          <w:color w:val="000000" w:themeColor="text1"/>
+          <w:sz w:val="24"/>
+          <w:szCs w:val="24"/>
+          <w:u w:val="single"/>
+          <w:lang w:val="es-ES"/>
+        </w:rPr>
+        <w:t xml:space="preserve">Días de perjuicio </w:t>
+      </w:r>
+      <w:r>
+        <w:rPr>
+          <w:color w:val="000000" w:themeColor="text1"/>
+          <w:sz w:val="24"/>
+          <w:szCs w:val="24"/>
+          <w:u w:val="single"/>
+          <w:lang w:val="es-ES"/>
+        </w:rPr>
+        <w:t>totales - Días de perjuicio moderado</w:t>
+      </w:r>
+      <w:r>
+        <w:rPr>
+          <w:color w:val="000000" w:themeColor="text1"/>
+          <w:sz w:val="24"/>
+          <w:szCs w:val="24"/>
+          <w:u w:val="single"/>
+          <w:lang w:val="es-ES"/>
+        </w:rPr>
         <w:t xml:space="preserve"> [</w:t>
       </w:r>
-      <w:proofErr w:type="spellStart"/>
-      <w:r>
-        <w:rPr>
-          <w:b/>
-          <w:bCs/>
-          <w:color w:val="000000" w:themeColor="text1"/>
-          <w:sz w:val="24"/>
-          <w:szCs w:val="24"/>
-          <w:highlight w:val="green"/>
-          <w:lang w:val="es-ES"/>
-        </w:rPr>
-        <w:t>select</w:t>
-      </w:r>
-      <w:proofErr w:type="spellEnd"/>
-      <w:r>
-        <w:rPr>
-          <w:b/>
-          <w:bCs/>
-          <w:color w:val="000000" w:themeColor="text1"/>
-          <w:sz w:val="24"/>
-          <w:szCs w:val="24"/>
-          <w:highlight w:val="green"/>
+      <w:r>
+        <w:rPr>
+          <w:color w:val="000000" w:themeColor="text1"/>
+          <w:sz w:val="24"/>
+          <w:szCs w:val="24"/>
+          <w:u w:val="single"/>
+          <w:lang w:val="es-ES"/>
+        </w:rPr>
+        <w:t>int</w:t>
+      </w:r>
+      <w:r>
+        <w:rPr>
+          <w:color w:val="000000" w:themeColor="text1"/>
+          <w:sz w:val="24"/>
+          <w:szCs w:val="24"/>
+          <w:u w:val="single"/>
+          <w:lang w:val="es-ES"/>
+        </w:rPr>
+        <w:t xml:space="preserve">]}} </w:t>
+      </w:r>
+      <w:r>
+        <w:rPr>
+          <w:color w:val="000000" w:themeColor="text1"/>
+          <w:sz w:val="24"/>
+          <w:szCs w:val="24"/>
+          <w:u w:val="single"/>
+          <w:lang w:val="es-ES"/>
+        </w:rPr>
+        <w:t>lo fueron de perjuicio personal básico</w:t>
+      </w:r>
+      <w:r>
+        <w:rPr>
+          <w:color w:val="000000" w:themeColor="text1"/>
+          <w:sz w:val="24"/>
+          <w:szCs w:val="24"/>
+          <w:lang w:val="es-ES"/>
+        </w:rPr>
+        <w:t xml:space="preserve"> (computados desde el día del accidente y hasta el día en que recibió su última sesión de rehabilitación, por descontado el periodo en que estuvo de baja laboral- ya computados como días moderados-), no quedándole secuelas.</w:t>
+      </w:r>
+    </w:p>
+    <w:p>
+      <w:pPr>
+        <w:pBdr>
+          <w:top w:val="nil"/>
+          <w:left w:val="nil"/>
+          <w:bottom w:val="nil"/>
+          <w:right w:val="nil"/>
+          <w:between w:val="nil"/>
+        </w:pBdr>
+        <w:ind w:right="136"/>
+        <w:jc w:val="both"/>
+        <w:rPr>
+          <w:color w:val="000000" w:themeColor="text1"/>
+          <w:sz w:val="24"/>
+          <w:szCs w:val="24"/>
+          <w:lang w:val="es-ES"/>
+        </w:rPr>
+      </w:pPr>
+    </w:p>
+    <w:p>
+      <w:pPr>
+        <w:pBdr>
+          <w:top w:val="nil"/>
+          <w:left w:val="nil"/>
+          <w:bottom w:val="nil"/>
+          <w:right w:val="nil"/>
+          <w:between w:val="nil"/>
+        </w:pBdr>
+        <w:ind w:left="2" w:right="136" w:firstLine="707"/>
+        <w:jc w:val="both"/>
+        <w:rPr>
+          <w:color w:val="000000" w:themeColor="text1"/>
+          <w:sz w:val="24"/>
+          <w:szCs w:val="24"/>
+          <w:lang w:val="es-ES"/>
+        </w:rPr>
+      </w:pPr>
+      <w:r>
+        <w:rPr>
+          <w:color w:val="000000" w:themeColor="text1"/>
+          <w:sz w:val="24"/>
+          <w:szCs w:val="24"/>
+          <w:lang w:val="es-ES"/>
+        </w:rPr>
+        <w:t xml:space="preserve">Se acompaña {{Relación documentos secundaria [checkbox:autowrap] </w:t>
+      </w:r>
+    </w:p>
+    <w:p>
+      <w:pPr>
+        <w:pBdr>
+          <w:top w:val="nil"/>
+          <w:left w:val="nil"/>
+          <w:bottom w:val="nil"/>
+          <w:right w:val="nil"/>
+          <w:between w:val="nil"/>
+        </w:pBdr>
+        <w:ind w:left="2" w:right="136" w:firstLine="707"/>
+        <w:jc w:val="both"/>
+        <w:rPr>
+          <w:color w:val="000000" w:themeColor="text1"/>
+          <w:sz w:val="24"/>
+          <w:szCs w:val="24"/>
+          <w:lang w:val="es-ES"/>
+        </w:rPr>
+      </w:pPr>
+      <w:r>
+        <w:rPr>
+          <w:color w:val="000000" w:themeColor="text1"/>
+          <w:sz w:val="24"/>
+          <w:szCs w:val="24"/>
+          <w:lang w:val="es-ES"/>
+        </w:rPr>
+        <w:t xml:space="preserve">{Perito médico} {documentación médica asistencial, </w:t>
+      </w:r>
+      <w:r>
+        <w:rPr>
+          <w:b/>
+          <w:bCs/>
+          <w:color w:val="000000" w:themeColor="text1"/>
+          <w:sz w:val="24"/>
+          <w:szCs w:val="24"/>
+          <w:lang w:val="es-ES"/>
+        </w:rPr>
+        <w:t>como bloque de documentos nº [num</w:t>
+      </w:r>
+      <w:r>
+        <w:rPr>
+          <w:b/>
+          <w:bCs/>
+          <w:color w:val="000000" w:themeColor="text1"/>
+          <w:sz w:val="24"/>
+          <w:szCs w:val="24"/>
+          <w:lang w:val="es-ES"/>
+        </w:rPr>
+        <w:t xml:space="preserve"> </w:t>
+      </w:r>
+      <w:r>
+        <w:rPr>
+          <w:color w:val="000000" w:themeColor="text1"/>
+          <w:sz w:val="24"/>
+          <w:szCs w:val="24"/>
+          <w:lang w:val="es-ES"/>
+        </w:rPr>
+        <w:t>{Documentación médica</w:t>
+      </w:r>
+      <w:r>
+        <w:rPr>
+          <w:color w:val="000000" w:themeColor="text1"/>
+          <w:sz w:val="24"/>
+          <w:szCs w:val="24"/>
+          <w:lang w:val="es-ES"/>
+        </w:rPr>
+        <w:t>.</w:t>
+      </w:r>
+      <w:r>
+        <w:rPr>
+          <w:color w:val="000000" w:themeColor="text1"/>
+          <w:sz w:val="24"/>
+          <w:szCs w:val="24"/>
+          <w:lang w:val="es-ES"/>
+        </w:rPr>
+        <w:t>}</w:t>
+      </w:r>
+      <w:r>
+        <w:rPr>
+          <w:b/>
+          <w:bCs/>
+          <w:color w:val="000000" w:themeColor="text1"/>
+          <w:sz w:val="24"/>
+          <w:szCs w:val="24"/>
           <w:lang w:val="es-ES"/>
         </w:rPr>
         <w:t>]</w:t>
       </w:r>
       <w:r>
         <w:rPr>
-          <w:b/>
-          <w:bCs/>
-          <w:color w:val="000000" w:themeColor="text1"/>
-          <w:sz w:val="24"/>
-          <w:szCs w:val="24"/>
-          <w:highlight w:val="green"/>
-          <w:lang w:val="es-ES"/>
-        </w:rPr>
-        <w:t xml:space="preserve"> </w:t>
-      </w:r>
-      <w:r>
-        <w:rPr>
-          <w:b/>
-          <w:bCs/>
-          <w:color w:val="000000" w:themeColor="text1"/>
-          <w:sz w:val="24"/>
-          <w:szCs w:val="24"/>
-          <w:highlight w:val="green"/>
-          <w:lang w:val="es-ES"/>
-        </w:rPr>
-        <w:t>{DON} {DON</w:t>
-      </w:r>
-      <w:r>
-        <w:rPr>
-          <w:b/>
-          <w:bCs/>
-          <w:color w:val="000000" w:themeColor="text1"/>
-          <w:sz w:val="24"/>
-          <w:szCs w:val="24"/>
-          <w:highlight w:val="green"/>
-          <w:lang w:val="es-ES"/>
-        </w:rPr>
-        <w:t>} {DOÑA</w:t>
-      </w:r>
-      <w:r>
-        <w:rPr>
-          <w:b/>
-          <w:bCs/>
-          <w:color w:val="000000" w:themeColor="text1"/>
-          <w:sz w:val="24"/>
-          <w:szCs w:val="24"/>
-          <w:highlight w:val="green"/>
+          <w:color w:val="000000" w:themeColor="text1"/>
+          <w:sz w:val="24"/>
+          <w:szCs w:val="24"/>
           <w:lang w:val="es-ES"/>
         </w:rPr>
         <w:t>}</w:t>
       </w:r>
-      <w:r>
-        <w:rPr>
-          <w:b/>
-          <w:bCs/>
-          <w:color w:val="000000" w:themeColor="text1"/>
-          <w:sz w:val="24"/>
-          <w:szCs w:val="24"/>
-          <w:highlight w:val="green"/>
-          <w:lang w:val="es-ES"/>
-        </w:rPr>
-        <w:t xml:space="preserve"> {DOÑA}</w:t>
-      </w:r>
-      <w:r>
-        <w:rPr>
-          <w:b/>
-          <w:bCs/>
-          <w:color w:val="000000" w:themeColor="text1"/>
-          <w:sz w:val="24"/>
-          <w:szCs w:val="24"/>
-          <w:highlight w:val="green"/>
-          <w:lang w:val="es-ES"/>
-        </w:rPr>
-        <w:t>}</w:t>
-      </w:r>
-      <w:r>
-        <w:rPr>
-          <w:b/>
-          <w:bCs/>
-          <w:color w:val="000000" w:themeColor="text1"/>
-          <w:sz w:val="24"/>
-          <w:szCs w:val="24"/>
-          <w:highlight w:val="green"/>
-          <w:lang w:val="es-ES"/>
-        </w:rPr>
-        <w:t>}</w:t>
-      </w:r>
-      <w:r>
-        <w:rPr>
-          <w:b/>
-          <w:bCs/>
-          <w:color w:val="000000" w:themeColor="text1"/>
-          <w:sz w:val="24"/>
-          <w:szCs w:val="24"/>
-          <w:highlight w:val="green"/>
-          <w:lang w:val="es-ES"/>
-        </w:rPr>
-        <w:t xml:space="preserve"> </w:t>
-      </w:r>
-      <w:r>
-        <w:rPr>
-          <w:b/>
-          <w:bCs/>
-          <w:color w:val="000000" w:themeColor="text1"/>
-          <w:sz w:val="24"/>
-          <w:szCs w:val="24"/>
-          <w:highlight w:val="green"/>
-          <w:lang w:val="es-ES"/>
-        </w:rPr>
-        <w:t>{</w:t>
-      </w:r>
-      <w:r>
-        <w:rPr>
-          <w:b/>
-          <w:bCs/>
-          <w:color w:val="000000" w:themeColor="text1"/>
-          <w:sz w:val="24"/>
-          <w:szCs w:val="24"/>
-          <w:highlight w:val="green"/>
-          <w:lang w:val="es-ES"/>
-        </w:rPr>
-        <w:t>{NOMBRE}}</w:t>
-      </w:r>
-      <w:r>
-        <w:rPr>
-          <w:color w:val="000000" w:themeColor="text1"/>
-          <w:sz w:val="24"/>
-          <w:szCs w:val="24"/>
-          <w:highlight w:val="green"/>
-          <w:lang w:val="es-ES"/>
-        </w:rPr>
-        <w:t xml:space="preserve">, mayor de edad, con DNI </w:t>
-      </w:r>
-      <w:r>
-        <w:rPr>
-          <w:color w:val="000000" w:themeColor="text1"/>
-          <w:sz w:val="24"/>
-          <w:szCs w:val="24"/>
-          <w:highlight w:val="green"/>
-          <w:lang w:val="es-ES"/>
-        </w:rPr>
-        <w:t>{{DNI}}</w:t>
-      </w:r>
-      <w:r>
-        <w:rPr>
-          <w:color w:val="000000" w:themeColor="text1"/>
-          <w:sz w:val="24"/>
-          <w:szCs w:val="24"/>
-          <w:highlight w:val="green"/>
-          <w:lang w:val="es-ES"/>
-        </w:rPr>
-        <w:t xml:space="preserve">, y </w:t>
-      </w:r>
-      <w:r>
-        <w:rPr>
-          <w:sz w:val="24"/>
-          <w:szCs w:val="24"/>
-          <w:highlight w:val="green"/>
-          <w:lang w:val="es-ES"/>
-        </w:rPr>
-        <w:t xml:space="preserve">domicilio en </w:t>
-      </w:r>
-      <w:r>
-        <w:rPr>
-          <w:sz w:val="24"/>
-          <w:szCs w:val="24"/>
-          <w:highlight w:val="green"/>
-          <w:lang w:val="es-ES"/>
-        </w:rPr>
-        <w:t>{{Domicilio}}</w:t>
-      </w:r>
-      <w:r>
-        <w:rPr>
-          <w:sz w:val="24"/>
-          <w:szCs w:val="24"/>
-          <w:lang w:val="es-ES"/>
-        </w:rPr>
-        <w:t>, en virtud de</w:t>
-      </w:r>
-      <w:r>
-        <w:rPr>
-          <w:sz w:val="24"/>
-          <w:szCs w:val="24"/>
-          <w:lang w:val="es-ES"/>
-        </w:rPr>
-        <w:t xml:space="preserve"> </w:t>
-      </w:r>
-      <w:r>
-        <w:rPr>
-          <w:sz w:val="24"/>
-          <w:szCs w:val="24"/>
-          <w:lang w:val="es-ES"/>
-        </w:rPr>
-        <w:t xml:space="preserve">apoderamiento “apud acta” que se conferirá en el juzgado </w:t>
-      </w:r>
-      <w:r>
-        <w:rPr>
-          <w:color w:val="000000" w:themeColor="text1"/>
-          <w:sz w:val="24"/>
-          <w:szCs w:val="24"/>
-          <w:lang w:val="es-ES"/>
-        </w:rPr>
-        <w:t>en el momento procesal oportuno, y asistida por el Letrado D. Reinaldo Velázquez Quintana, como mejor proceda en Derecho comparezco y DIGO:</w:t>
-      </w:r>
-    </w:p>
-    <w:p>
-      <w:pPr>
-        <w:pBdr>
-          <w:top w:val="nil"/>
-          <w:left w:val="nil"/>
-          <w:bottom w:val="nil"/>
-          <w:right w:val="nil"/>
-          <w:between w:val="nil"/>
-        </w:pBdr>
-        <w:ind w:left="2" w:right="136" w:firstLine="707"/>
-        <w:jc w:val="both"/>
-        <w:rPr>
-          <w:color w:val="000000"/>
-          <w:sz w:val="24"/>
-          <w:szCs w:val="24"/>
-          <w:lang w:val="es-ES"/>
-        </w:rPr>
-      </w:pPr>
-    </w:p>
-    <w:p>
-      <w:pPr>
-        <w:pBdr>
-          <w:top w:val="nil"/>
-          <w:left w:val="nil"/>
-          <w:bottom w:val="nil"/>
-          <w:right w:val="nil"/>
-          <w:between w:val="nil"/>
-        </w:pBdr>
-        <w:ind w:left="2" w:right="136" w:firstLine="707"/>
-        <w:jc w:val="both"/>
-        <w:rPr>
-          <w:color w:val="000000"/>
-          <w:sz w:val="24"/>
-          <w:szCs w:val="24"/>
-          <w:lang w:val="es-ES"/>
-        </w:rPr>
-      </w:pPr>
-      <w:r>
-        <w:rPr>
-          <w:color w:val="000000"/>
-          <w:sz w:val="24"/>
-          <w:szCs w:val="24"/>
-          <w:lang w:val="es-ES"/>
-        </w:rPr>
-        <w:t>Que siguiendo instrucciones expresas de mis mandantes, por medio del presente escrito vengo a deducir DEMANDA DE JUICIO VERBAL DE RECLAMACIÓN DE CANTIDAD POR DAÑOS PRODUCIDOS EN ACCIDENTE DE CIRCULACIÓN contra la entidad</w:t>
-      </w:r>
-      <w:r>
-        <w:rPr>
-          <w:color w:val="000000"/>
-          <w:sz w:val="24"/>
-          <w:szCs w:val="24"/>
-          <w:lang w:val="es-ES"/>
-        </w:rPr>
-        <w:t xml:space="preserve"> </w:t>
-      </w:r>
-      <w:r>
-        <w:rPr>
-          <w:color w:val="000000"/>
-          <w:sz w:val="24"/>
-          <w:szCs w:val="24"/>
-          <w:highlight w:val="yellow"/>
-          <w:lang w:val="es-ES"/>
-        </w:rPr>
-        <w:t>REALE, con CIF A-78520293, domicilio social en calle Príncipe de Vergara, 125, 28002, Madrid y teléfono 914 547 400</w:t>
-      </w:r>
-      <w:r>
-        <w:rPr>
-          <w:color w:val="000000"/>
-          <w:sz w:val="24"/>
-          <w:szCs w:val="24"/>
-          <w:lang w:val="es-ES"/>
-        </w:rPr>
-        <w:t>, a fin de que en el ejercicio de la acción que a mi principal corresponde como resarcimiento de daños y perjuicios, reclamar, previos los trámites correspondientes, se dicte sentencia condenándole a abonar a mi representada el principal reclamado, los intereses que le son aplicables a dicha cantidad y las costas, en base a los hechos y fundamentos que se exponen.</w:t>
-      </w:r>
-    </w:p>
-    <w:p>
-      <w:pPr>
-        <w:pBdr>
-          <w:top w:val="nil"/>
-          <w:left w:val="nil"/>
-          <w:bottom w:val="nil"/>
-          <w:right w:val="nil"/>
-          <w:between w:val="nil"/>
-        </w:pBdr>
-        <w:ind w:left="2" w:right="136" w:firstLine="707"/>
-        <w:jc w:val="both"/>
-        <w:rPr>
-          <w:color w:val="000000"/>
-          <w:sz w:val="24"/>
-          <w:szCs w:val="24"/>
-          <w:lang w:val="es-ES"/>
-        </w:rPr>
-      </w:pPr>
-    </w:p>
-    <w:p>
-      <w:pPr>
-        <w:pBdr>
-          <w:top w:val="nil"/>
-          <w:left w:val="nil"/>
-          <w:bottom w:val="nil"/>
-          <w:right w:val="nil"/>
-          <w:between w:val="nil"/>
-        </w:pBdr>
-        <w:ind w:left="2" w:right="136" w:firstLine="707"/>
-        <w:jc w:val="both"/>
-        <w:rPr>
-          <w:color w:val="000000"/>
-          <w:sz w:val="24"/>
-          <w:szCs w:val="24"/>
-          <w:lang w:val="es-ES"/>
-        </w:rPr>
-      </w:pPr>
-    </w:p>
-    <w:p>
-      <w:pPr>
-        <w:pBdr>
-          <w:top w:val="nil"/>
-          <w:left w:val="nil"/>
-          <w:bottom w:val="nil"/>
-          <w:right w:val="nil"/>
-          <w:between w:val="nil"/>
-        </w:pBdr>
-        <w:ind w:left="2" w:right="136" w:firstLine="707"/>
-        <w:jc w:val="center"/>
-        <w:rPr>
-          <w:b/>
-          <w:bCs/>
-          <w:color w:val="000000"/>
-          <w:sz w:val="24"/>
-          <w:szCs w:val="24"/>
-          <w:lang w:val="es-ES"/>
-        </w:rPr>
-      </w:pPr>
-      <w:r>
-        <w:rPr>
-          <w:b/>
-          <w:bCs/>
-          <w:color w:val="000000"/>
-          <w:sz w:val="24"/>
-          <w:szCs w:val="24"/>
-          <w:lang w:val="es-ES"/>
-        </w:rPr>
-        <w:t>HECHOS</w:t>
-      </w:r>
-    </w:p>
-    <w:p>
-      <w:pPr>
-        <w:pBdr>
-          <w:top w:val="nil"/>
-          <w:left w:val="nil"/>
-          <w:bottom w:val="nil"/>
-          <w:right w:val="nil"/>
-          <w:between w:val="nil"/>
-        </w:pBdr>
-        <w:ind w:left="2" w:right="136" w:firstLine="707"/>
-        <w:jc w:val="both"/>
-        <w:rPr>
-          <w:color w:val="000000" w:themeColor="text1"/>
-          <w:sz w:val="24"/>
-          <w:szCs w:val="24"/>
-        </w:rPr>
-      </w:pPr>
-    </w:p>
-    <w:p>
-      <w:pPr>
-        <w:pBdr>
-          <w:top w:val="nil"/>
-          <w:left w:val="nil"/>
-          <w:bottom w:val="nil"/>
-          <w:right w:val="nil"/>
-          <w:between w:val="nil"/>
-        </w:pBdr>
-        <w:ind w:left="2" w:right="136" w:firstLine="707"/>
-        <w:jc w:val="both"/>
-        <w:rPr>
-          <w:b/>
-          <w:bCs/>
-          <w:color w:val="000000" w:themeColor="text1"/>
-          <w:sz w:val="24"/>
-          <w:szCs w:val="24"/>
-          <w:lang w:val="es-ES"/>
-        </w:rPr>
-      </w:pPr>
-      <w:proofErr w:type="gramStart"/>
-      <w:r>
-        <w:rPr>
-          <w:b/>
-          <w:bCs/>
-          <w:color w:val="000000" w:themeColor="text1"/>
-          <w:sz w:val="24"/>
-          <w:szCs w:val="24"/>
-          <w:lang w:val="es-ES"/>
-        </w:rPr>
-        <w:t>PREVIO.-</w:t>
-      </w:r>
-      <w:proofErr w:type="gramEnd"/>
-      <w:r>
-        <w:rPr>
-          <w:b/>
-          <w:bCs/>
-          <w:color w:val="000000" w:themeColor="text1"/>
-          <w:sz w:val="24"/>
-          <w:szCs w:val="24"/>
-          <w:lang w:val="es-ES"/>
-        </w:rPr>
-        <w:t xml:space="preserve"> CUMPLIMIENTO DEL PRESUPUESTO DE PROCEDIBILIDAD DEL MEDIO</w:t>
-      </w:r>
-    </w:p>
-    <w:p>
-      <w:pPr>
-        <w:pBdr>
-          <w:top w:val="nil"/>
-          <w:left w:val="nil"/>
-          <w:bottom w:val="nil"/>
-          <w:right w:val="nil"/>
-          <w:between w:val="nil"/>
-        </w:pBdr>
-        <w:ind w:right="136"/>
-        <w:jc w:val="both"/>
-        <w:rPr>
-          <w:b/>
-          <w:bCs/>
-          <w:color w:val="000000" w:themeColor="text1"/>
-          <w:sz w:val="24"/>
-          <w:szCs w:val="24"/>
-          <w:lang w:val="es-ES"/>
-        </w:rPr>
-      </w:pPr>
-      <w:r>
-        <w:rPr>
-          <w:b/>
-          <w:bCs/>
-          <w:color w:val="000000" w:themeColor="text1"/>
-          <w:sz w:val="24"/>
-          <w:szCs w:val="24"/>
-          <w:lang w:val="es-ES"/>
-        </w:rPr>
-        <w:t>ADECUADO DE SOLUCIÓN DE CONTROVERSIA NO JURIDICCIONAL.</w:t>
-      </w:r>
-    </w:p>
-    <w:p>
-      <w:pPr>
-        <w:pBdr>
-          <w:top w:val="nil"/>
-          <w:left w:val="nil"/>
-          <w:bottom w:val="nil"/>
-          <w:right w:val="nil"/>
-          <w:between w:val="nil"/>
-        </w:pBdr>
-        <w:ind w:left="2" w:right="136" w:firstLine="707"/>
-        <w:jc w:val="both"/>
-        <w:rPr>
-          <w:color w:val="000000" w:themeColor="text1"/>
-          <w:sz w:val="24"/>
-          <w:szCs w:val="24"/>
-          <w:lang w:val="es-ES"/>
-        </w:rPr>
-      </w:pPr>
-    </w:p>
-    <w:p>
-      <w:pPr>
-        <w:pBdr>
-          <w:top w:val="nil"/>
-          <w:left w:val="nil"/>
-          <w:bottom w:val="nil"/>
-          <w:right w:val="nil"/>
-          <w:between w:val="nil"/>
-        </w:pBdr>
-        <w:ind w:left="2" w:right="136" w:firstLine="707"/>
-        <w:jc w:val="both"/>
-        <w:rPr>
-          <w:color w:val="000000" w:themeColor="text1"/>
-          <w:sz w:val="24"/>
-          <w:szCs w:val="24"/>
-          <w:lang w:val="es-ES"/>
-        </w:rPr>
-      </w:pPr>
-      <w:r>
-        <w:rPr>
-          <w:color w:val="000000" w:themeColor="text1"/>
-          <w:sz w:val="24"/>
-          <w:szCs w:val="24"/>
-          <w:lang w:val="es-ES"/>
-        </w:rPr>
-        <w:t>Se presentó la preceptiva reclamación extrajudicial con la comunicación del siniestro ante la aseguradora, en fecha 21 de mayo de 2024, de acuerdo a lo establecido en el art. 7 del Texto Refundido de la Ley de Responsabilidad Civil y Seguro en la circulación de vehículo a motor, aprobado por el Real Decreto Legislativo, 8/2004, de 29 de octubre, según redacción dada por la Ley 35/2014, de 22 de septiembre, de reforma del sistema para la valoración de los daños y perjuicios causados a las personas en accidentes de circulación, habiendo contestado la misma negando pago indemnizatorio, en los términos y según documentación acreditativa que queda adjunta a la presente demanda, no quedando a esta parte otro remedio que instar la actual demanda.</w:t>
-      </w:r>
-    </w:p>
-    <w:p>
-      <w:pPr>
-        <w:pBdr>
-          <w:top w:val="nil"/>
-          <w:left w:val="nil"/>
-          <w:bottom w:val="nil"/>
-          <w:right w:val="nil"/>
-          <w:between w:val="nil"/>
-        </w:pBdr>
-        <w:ind w:left="2" w:right="136" w:firstLine="707"/>
-        <w:jc w:val="both"/>
-        <w:rPr>
-          <w:color w:val="000000" w:themeColor="text1"/>
-          <w:sz w:val="24"/>
-          <w:szCs w:val="24"/>
-          <w:lang w:val="es-ES"/>
-        </w:rPr>
-      </w:pPr>
-    </w:p>
-    <w:p>
-      <w:pPr>
-        <w:pBdr>
-          <w:top w:val="nil"/>
-          <w:left w:val="nil"/>
-          <w:bottom w:val="nil"/>
-          <w:right w:val="nil"/>
-          <w:between w:val="nil"/>
-        </w:pBdr>
-        <w:ind w:left="2" w:right="136" w:firstLine="707"/>
-        <w:jc w:val="both"/>
-        <w:rPr>
-          <w:color w:val="000000" w:themeColor="text1"/>
-          <w:sz w:val="24"/>
-          <w:szCs w:val="24"/>
-          <w:lang w:val="es-ES"/>
-        </w:rPr>
-      </w:pPr>
-      <w:r>
-        <w:rPr>
-          <w:color w:val="000000" w:themeColor="text1"/>
-          <w:sz w:val="24"/>
-          <w:szCs w:val="24"/>
-          <w:lang w:val="es-ES"/>
-        </w:rPr>
-        <w:t>Se ha cumplido con el requisito de procedibilidad exigido en el art. 5 de la Ley Orgánica 1/2025, de 2 de enero, de Medidas de Eficiencia del Servicio Público de Justifica y desarrollados en los arts. 2 a 19 de dicho cuerpo legal acudiendo a un previo medio adecuado de solución de controversias (MASC).</w:t>
-      </w:r>
-    </w:p>
-    <w:p>
-      <w:pPr>
-        <w:pBdr>
-          <w:top w:val="nil"/>
-          <w:left w:val="nil"/>
-          <w:bottom w:val="nil"/>
-          <w:right w:val="nil"/>
-          <w:between w:val="nil"/>
-        </w:pBdr>
-        <w:ind w:left="2" w:right="136" w:firstLine="707"/>
-        <w:jc w:val="both"/>
-        <w:rPr>
-          <w:color w:val="000000" w:themeColor="text1"/>
-          <w:sz w:val="24"/>
-          <w:szCs w:val="24"/>
-          <w:lang w:val="es-ES"/>
-        </w:rPr>
-      </w:pPr>
-    </w:p>
-    <w:p>
-      <w:pPr>
-        <w:pBdr>
-          <w:top w:val="nil"/>
-          <w:left w:val="nil"/>
-          <w:bottom w:val="nil"/>
-          <w:right w:val="nil"/>
-          <w:between w:val="nil"/>
-        </w:pBdr>
-        <w:ind w:left="2" w:right="136" w:firstLine="707"/>
-        <w:jc w:val="both"/>
-        <w:rPr>
-          <w:color w:val="000000" w:themeColor="text1"/>
-          <w:sz w:val="24"/>
-          <w:szCs w:val="24"/>
-          <w:lang w:val="es-ES"/>
-        </w:rPr>
-      </w:pPr>
-      <w:r>
-        <w:rPr>
-          <w:color w:val="000000" w:themeColor="text1"/>
-          <w:sz w:val="24"/>
-          <w:szCs w:val="24"/>
-          <w:lang w:val="es-ES"/>
-        </w:rPr>
-        <w:t xml:space="preserve">Se acompaña, como </w:t>
-      </w:r>
-      <w:r>
-        <w:rPr>
-          <w:b/>
-          <w:bCs/>
-          <w:color w:val="000000" w:themeColor="text1"/>
-          <w:sz w:val="24"/>
-          <w:szCs w:val="24"/>
-          <w:lang w:val="es-ES"/>
-        </w:rPr>
-        <w:t xml:space="preserve">documento </w:t>
-      </w:r>
-      <w:proofErr w:type="spellStart"/>
-      <w:r>
-        <w:rPr>
-          <w:b/>
-          <w:bCs/>
-          <w:color w:val="000000" w:themeColor="text1"/>
-          <w:sz w:val="24"/>
-          <w:szCs w:val="24"/>
-          <w:lang w:val="es-ES"/>
-        </w:rPr>
-        <w:t>nº</w:t>
-      </w:r>
-      <w:proofErr w:type="spellEnd"/>
-      <w:r>
-        <w:rPr>
-          <w:b/>
-          <w:bCs/>
-          <w:color w:val="000000" w:themeColor="text1"/>
-          <w:sz w:val="24"/>
-          <w:szCs w:val="24"/>
-          <w:lang w:val="es-ES"/>
-        </w:rPr>
-        <w:t xml:space="preserve"> 1</w:t>
-      </w:r>
-      <w:r>
-        <w:rPr>
-          <w:color w:val="000000" w:themeColor="text1"/>
-          <w:sz w:val="24"/>
-          <w:szCs w:val="24"/>
-          <w:lang w:val="es-ES"/>
-        </w:rPr>
-        <w:t>, dicha Comunicación a la aseguradora a efectos de acreditación del intento de negociación, con terminación del proceso sin acuerdo del art. 10.1 de la LO 1/2025 tal como recoge el art. 264.4 LEC.</w:t>
-      </w:r>
-    </w:p>
-    <w:p>
-      <w:pPr>
-        <w:pBdr>
-          <w:top w:val="nil"/>
-          <w:left w:val="nil"/>
-          <w:bottom w:val="nil"/>
-          <w:right w:val="nil"/>
-          <w:between w:val="nil"/>
-        </w:pBdr>
-        <w:ind w:left="2" w:right="136" w:firstLine="707"/>
-        <w:jc w:val="both"/>
-        <w:rPr>
-          <w:color w:val="000000" w:themeColor="text1"/>
-          <w:sz w:val="24"/>
-          <w:szCs w:val="24"/>
-          <w:lang w:val="es-ES"/>
-        </w:rPr>
-      </w:pPr>
-    </w:p>
-    <w:p>
-      <w:pPr>
-        <w:pBdr>
-          <w:top w:val="nil"/>
-          <w:left w:val="nil"/>
-          <w:bottom w:val="nil"/>
-          <w:right w:val="nil"/>
-          <w:between w:val="nil"/>
-        </w:pBdr>
-        <w:ind w:left="2" w:right="136" w:firstLine="707"/>
-        <w:jc w:val="both"/>
-        <w:rPr>
-          <w:color w:val="000000" w:themeColor="text1"/>
-          <w:sz w:val="24"/>
-          <w:szCs w:val="24"/>
-          <w:lang w:val="es-ES"/>
-        </w:rPr>
-      </w:pPr>
-      <w:proofErr w:type="gramStart"/>
-      <w:r>
-        <w:rPr>
-          <w:b/>
-          <w:bCs/>
-          <w:color w:val="000000" w:themeColor="text1"/>
-          <w:sz w:val="24"/>
-          <w:szCs w:val="24"/>
-          <w:lang w:val="es-ES"/>
-        </w:rPr>
-        <w:t>PRIMERO</w:t>
-      </w:r>
-      <w:r>
-        <w:rPr>
-          <w:color w:val="000000" w:themeColor="text1"/>
-          <w:sz w:val="24"/>
-          <w:szCs w:val="24"/>
-          <w:lang w:val="es-ES"/>
-        </w:rPr>
-        <w:t>.-</w:t>
-      </w:r>
-      <w:proofErr w:type="gramEnd"/>
-      <w:r>
-        <w:rPr>
-          <w:color w:val="000000" w:themeColor="text1"/>
-          <w:sz w:val="24"/>
-          <w:szCs w:val="24"/>
-          <w:lang w:val="es-ES"/>
-        </w:rPr>
-        <w:t xml:space="preserve"> El día </w:t>
-      </w:r>
-      <w:r>
-        <w:rPr>
-          <w:color w:val="000000" w:themeColor="text1"/>
-          <w:sz w:val="24"/>
-          <w:szCs w:val="24"/>
-          <w:highlight w:val="green"/>
-          <w:lang w:val="es-ES"/>
-        </w:rPr>
-        <w:t>{{Fecha accidente</w:t>
-      </w:r>
-      <w:r>
-        <w:rPr>
-          <w:color w:val="000000" w:themeColor="text1"/>
-          <w:sz w:val="24"/>
-          <w:szCs w:val="24"/>
-          <w:highlight w:val="green"/>
-          <w:lang w:val="es-ES"/>
-        </w:rPr>
-        <w:t xml:space="preserve"> [date]</w:t>
-      </w:r>
-      <w:r>
-        <w:rPr>
-          <w:color w:val="000000" w:themeColor="text1"/>
-          <w:sz w:val="24"/>
-          <w:szCs w:val="24"/>
-          <w:highlight w:val="green"/>
-          <w:lang w:val="es-ES"/>
-        </w:rPr>
-        <w:t>}}</w:t>
-      </w:r>
-      <w:r>
-        <w:rPr>
-          <w:color w:val="000000" w:themeColor="text1"/>
-          <w:sz w:val="24"/>
-          <w:szCs w:val="24"/>
-          <w:highlight w:val="green"/>
-          <w:lang w:val="es-ES"/>
-        </w:rPr>
-        <w:t>,</w:t>
-      </w:r>
-      <w:r>
-        <w:rPr>
-          <w:color w:val="000000" w:themeColor="text1"/>
-          <w:sz w:val="24"/>
-          <w:szCs w:val="24"/>
-          <w:lang w:val="es-ES"/>
-        </w:rPr>
-        <w:t xml:space="preserve"> mi representada, </w:t>
-      </w:r>
-      <w:r>
-        <w:rPr>
-          <w:color w:val="000000" w:themeColor="text1"/>
-          <w:sz w:val="24"/>
-          <w:szCs w:val="24"/>
-          <w:highlight w:val="yellow"/>
-          <w:lang w:val="es-ES"/>
-        </w:rPr>
-        <w:t xml:space="preserve">sobre las 14:30 horas, iba conduciendo el vehículo matrícula 7199-GHT por el carril izquierdo de la GC-10, próximo a la rotonda </w:t>
-      </w:r>
-      <w:proofErr w:type="spellStart"/>
-      <w:r>
-        <w:rPr>
-          <w:color w:val="000000" w:themeColor="text1"/>
-          <w:sz w:val="24"/>
-          <w:szCs w:val="24"/>
-          <w:highlight w:val="yellow"/>
-          <w:lang w:val="es-ES"/>
-        </w:rPr>
-        <w:t>Daora</w:t>
-      </w:r>
-      <w:proofErr w:type="spellEnd"/>
-      <w:r>
-        <w:rPr>
-          <w:color w:val="000000" w:themeColor="text1"/>
-          <w:sz w:val="24"/>
-          <w:szCs w:val="24"/>
-          <w:highlight w:val="yellow"/>
-          <w:lang w:val="es-ES"/>
-        </w:rPr>
-        <w:t>, en el término municipal de Telde.</w:t>
-      </w:r>
-    </w:p>
-    <w:p>
-      <w:pPr>
-        <w:pBdr>
-          <w:top w:val="nil"/>
-          <w:left w:val="nil"/>
-          <w:bottom w:val="nil"/>
-          <w:right w:val="nil"/>
-          <w:between w:val="nil"/>
-        </w:pBdr>
-        <w:ind w:left="2" w:right="136" w:firstLine="707"/>
-        <w:jc w:val="both"/>
-        <w:rPr>
-          <w:color w:val="000000" w:themeColor="text1"/>
-          <w:sz w:val="24"/>
-          <w:szCs w:val="24"/>
-          <w:lang w:val="es-ES"/>
-        </w:rPr>
-      </w:pPr>
-    </w:p>
-    <w:p>
-      <w:pPr>
-        <w:pBdr>
-          <w:top w:val="nil"/>
-          <w:left w:val="nil"/>
-          <w:bottom w:val="nil"/>
-          <w:right w:val="nil"/>
-          <w:between w:val="nil"/>
-        </w:pBdr>
-        <w:ind w:left="2" w:right="136" w:firstLine="707"/>
-        <w:jc w:val="both"/>
-        <w:rPr>
-          <w:color w:val="000000" w:themeColor="text1"/>
-          <w:sz w:val="24"/>
-          <w:szCs w:val="24"/>
-          <w:lang w:val="es-ES"/>
-        </w:rPr>
-      </w:pPr>
-    </w:p>
-    <w:p>
-      <w:pPr>
-        <w:pBdr>
-          <w:top w:val="nil"/>
-          <w:left w:val="nil"/>
-          <w:bottom w:val="nil"/>
-          <w:right w:val="nil"/>
-          <w:between w:val="nil"/>
-        </w:pBdr>
-        <w:ind w:left="2" w:right="136" w:firstLine="707"/>
-        <w:jc w:val="both"/>
-        <w:rPr>
-          <w:color w:val="000000" w:themeColor="text1"/>
-          <w:sz w:val="24"/>
-          <w:szCs w:val="24"/>
-          <w:lang w:val="es-ES"/>
-        </w:rPr>
-      </w:pPr>
-      <w:r>
-        <w:rPr>
-          <w:color w:val="000000" w:themeColor="text1"/>
-          <w:sz w:val="24"/>
-          <w:szCs w:val="24"/>
-          <w:lang w:val="es-ES"/>
-        </w:rPr>
-        <w:t>{{Descripción accidente</w:t>
-      </w:r>
-      <w:r>
-        <w:rPr>
-          <w:color w:val="000000" w:themeColor="text1"/>
-          <w:sz w:val="24"/>
-          <w:szCs w:val="24"/>
-          <w:lang w:val="es-ES"/>
-        </w:rPr>
-        <w:t xml:space="preserve"> [</w:t>
-      </w:r>
-      <w:proofErr w:type="spellStart"/>
-      <w:r>
-        <w:rPr>
-          <w:color w:val="000000" w:themeColor="text1"/>
-          <w:sz w:val="24"/>
-          <w:szCs w:val="24"/>
-          <w:lang w:val="es-ES"/>
-        </w:rPr>
-        <w:t>select</w:t>
-      </w:r>
-      <w:proofErr w:type="spellEnd"/>
-      <w:r>
-        <w:rPr>
-          <w:color w:val="000000" w:themeColor="text1"/>
-          <w:sz w:val="24"/>
-          <w:szCs w:val="24"/>
-          <w:lang w:val="es-ES"/>
-        </w:rPr>
-        <w:t>]</w:t>
-      </w:r>
-    </w:p>
-    <w:p>
-      <w:pPr>
-        <w:pBdr>
-          <w:top w:val="nil"/>
-          <w:left w:val="nil"/>
-          <w:bottom w:val="nil"/>
-          <w:right w:val="nil"/>
-          <w:between w:val="nil"/>
-        </w:pBdr>
-        <w:ind w:left="2" w:right="136" w:firstLine="707"/>
-        <w:jc w:val="both"/>
-        <w:rPr>
-          <w:color w:val="000000" w:themeColor="text1"/>
-          <w:sz w:val="24"/>
-          <w:szCs w:val="24"/>
-        </w:rPr>
-      </w:pPr>
-    </w:p>
-    <w:p>
-      <w:pPr>
-        <w:pBdr>
-          <w:top w:val="nil"/>
-          <w:left w:val="nil"/>
-          <w:bottom w:val="nil"/>
-          <w:right w:val="nil"/>
-          <w:between w:val="nil"/>
-        </w:pBdr>
-        <w:ind w:left="2" w:right="136" w:firstLine="707"/>
-        <w:jc w:val="both"/>
-        <w:rPr>
-          <w:color w:val="000000" w:themeColor="text1"/>
-          <w:sz w:val="24"/>
-          <w:szCs w:val="24"/>
-          <w:lang w:val="es-ES"/>
-        </w:rPr>
-      </w:pPr>
-      <w:r>
-        <w:rPr>
-          <w:color w:val="000000" w:themeColor="text1"/>
-          <w:sz w:val="24"/>
-          <w:szCs w:val="24"/>
-          <w:lang w:val="es-ES"/>
-        </w:rPr>
-        <w:t>{Colisión por alcance} {</w:t>
-      </w:r>
-      <w:r>
-        <w:rPr>
-          <w:sz w:val="24"/>
-          <w:szCs w:val="24"/>
-          <w:highlight w:val="green"/>
-          <w:lang w:val="es-ES"/>
-        </w:rPr>
-        <w:t xml:space="preserve">El vehículo vino por detrás y le </w:t>
-      </w:r>
-      <w:r>
-        <w:rPr>
-          <w:sz w:val="24"/>
-          <w:szCs w:val="24"/>
-          <w:highlight w:val="green"/>
-          <w:lang w:val="es-ES"/>
-        </w:rPr>
-        <w:t xml:space="preserve">metió </w:t>
-      </w:r>
-      <w:r>
-        <w:rPr>
-          <w:sz w:val="24"/>
-          <w:szCs w:val="24"/>
-          <w:highlight w:val="green"/>
-          <w:lang w:val="es-ES"/>
-        </w:rPr>
-        <w:t>tremendo</w:t>
-      </w:r>
-      <w:r>
-        <w:rPr>
-          <w:sz w:val="24"/>
-          <w:szCs w:val="24"/>
-          <w:highlight w:val="green"/>
-          <w:lang w:val="es-ES"/>
-        </w:rPr>
-        <w:t xml:space="preserve"> viaje …</w:t>
-      </w:r>
-      <w:r>
-        <w:rPr>
-          <w:sz w:val="24"/>
-          <w:szCs w:val="24"/>
-          <w:lang w:val="es-ES"/>
-        </w:rPr>
-        <w:t>}</w:t>
-      </w:r>
-    </w:p>
-    <w:p>
-      <w:pPr>
-        <w:pBdr>
-          <w:top w:val="nil"/>
-          <w:left w:val="nil"/>
-          <w:bottom w:val="nil"/>
-          <w:right w:val="nil"/>
-          <w:between w:val="nil"/>
-        </w:pBdr>
-        <w:ind w:left="2" w:right="136" w:firstLine="707"/>
-        <w:jc w:val="both"/>
-      </w:pPr>
-    </w:p>
-    <w:p>
-      <w:pPr>
-        <w:pBdr>
-          <w:top w:val="nil"/>
-          <w:left w:val="nil"/>
-          <w:bottom w:val="nil"/>
-          <w:right w:val="nil"/>
-          <w:between w:val="nil"/>
-        </w:pBdr>
-        <w:ind w:left="2" w:right="136" w:firstLine="707"/>
-        <w:jc w:val="both"/>
-        <w:rPr>
-          <w:color w:val="000000" w:themeColor="text1"/>
-          <w:sz w:val="24"/>
-          <w:szCs w:val="24"/>
-          <w:lang w:val="es-ES"/>
-        </w:rPr>
-      </w:pPr>
-      <w:r>
-        <w:rPr>
-          <w:color w:val="000000" w:themeColor="text1"/>
-          <w:sz w:val="24"/>
-          <w:szCs w:val="24"/>
-          <w:lang w:val="es-ES"/>
-        </w:rPr>
-        <w:t>{Rotonda} {</w:t>
-      </w:r>
-      <w:r>
-        <w:rPr>
-          <w:color w:val="000000" w:themeColor="text1"/>
-          <w:sz w:val="24"/>
-          <w:szCs w:val="24"/>
-          <w:highlight w:val="green"/>
-          <w:lang w:val="es-ES"/>
-        </w:rPr>
-        <w:t>El vehículo entro en la rotonda…</w:t>
-      </w:r>
-      <w:r>
-        <w:rPr>
-          <w:color w:val="000000" w:themeColor="text1"/>
-          <w:sz w:val="24"/>
-          <w:szCs w:val="24"/>
-          <w:lang w:val="es-ES"/>
-        </w:rPr>
-        <w:t>}</w:t>
-      </w:r>
-    </w:p>
-    <w:p>
-      <w:pPr>
-        <w:pBdr>
-          <w:top w:val="nil"/>
-          <w:left w:val="nil"/>
-          <w:bottom w:val="nil"/>
-          <w:right w:val="nil"/>
-          <w:between w:val="nil"/>
-        </w:pBdr>
-        <w:ind w:left="2" w:right="136" w:firstLine="707"/>
-        <w:jc w:val="both"/>
-      </w:pPr>
-    </w:p>
-    <w:p>
-      <w:pPr>
-        <w:pBdr>
-          <w:top w:val="nil"/>
-          <w:left w:val="nil"/>
-          <w:bottom w:val="nil"/>
-          <w:right w:val="nil"/>
-          <w:between w:val="nil"/>
-        </w:pBdr>
-        <w:ind w:left="2" w:right="136" w:firstLine="707"/>
-        <w:jc w:val="both"/>
-        <w:rPr>
-          <w:color w:val="000000" w:themeColor="text1"/>
-          <w:sz w:val="24"/>
-          <w:szCs w:val="24"/>
-          <w:lang w:val="es-ES"/>
-        </w:rPr>
-      </w:pPr>
-      <w:r>
-        <w:rPr>
-          <w:color w:val="000000" w:themeColor="text1"/>
-          <w:sz w:val="24"/>
-          <w:szCs w:val="24"/>
-          <w:lang w:val="es-ES"/>
-        </w:rPr>
-        <w:t>{Autopista} {</w:t>
-      </w:r>
-      <w:r>
-        <w:rPr>
-          <w:color w:val="000000" w:themeColor="text1"/>
-          <w:sz w:val="24"/>
-          <w:szCs w:val="24"/>
-          <w:highlight w:val="green"/>
-          <w:lang w:val="es-ES"/>
-        </w:rPr>
-        <w:t xml:space="preserve">Que, de forma repentina, vino desde el interior de la rotonda </w:t>
-      </w:r>
-      <w:proofErr w:type="spellStart"/>
-      <w:r>
-        <w:rPr>
-          <w:color w:val="000000" w:themeColor="text1"/>
-          <w:sz w:val="24"/>
-          <w:szCs w:val="24"/>
-          <w:highlight w:val="green"/>
-          <w:lang w:val="es-ES"/>
-        </w:rPr>
-        <w:t>Daora</w:t>
-      </w:r>
-      <w:proofErr w:type="spellEnd"/>
-      <w:r>
-        <w:rPr>
-          <w:color w:val="000000" w:themeColor="text1"/>
-          <w:sz w:val="24"/>
-          <w:szCs w:val="24"/>
-          <w:highlight w:val="green"/>
-          <w:lang w:val="es-ES"/>
-        </w:rPr>
-        <w:t xml:space="preserve"> el vehículo matrícula 8954-BKX, conducido por D. Francisco García Magariño y asegurado en Reale y, al incorporarse a la GC-10, golpeó, de forma </w:t>
-      </w:r>
-      <w:proofErr w:type="spellStart"/>
-      <w:r>
-        <w:rPr>
-          <w:color w:val="000000" w:themeColor="text1"/>
-          <w:sz w:val="24"/>
-          <w:szCs w:val="24"/>
-          <w:highlight w:val="green"/>
-          <w:lang w:val="es-ES"/>
-        </w:rPr>
-        <w:t>fronto</w:t>
-      </w:r>
-      <w:proofErr w:type="spellEnd"/>
-      <w:r>
-        <w:rPr>
-          <w:color w:val="000000" w:themeColor="text1"/>
-          <w:sz w:val="24"/>
-          <w:szCs w:val="24"/>
-          <w:highlight w:val="green"/>
-          <w:lang w:val="es-ES"/>
-        </w:rPr>
-        <w:t>-angular, el lateral del vehículo de mi mandante que, habiendo sufrido daños materiales, fueron ya reparados por convenio entre las entidades aseguradoras</w:t>
-      </w:r>
-      <w:r>
-        <w:rPr>
-          <w:color w:val="000000" w:themeColor="text1"/>
-          <w:sz w:val="24"/>
-          <w:szCs w:val="24"/>
-          <w:lang w:val="es-ES"/>
-        </w:rPr>
-        <w:t>.</w:t>
-      </w:r>
-      <w:r>
-        <w:rPr>
-          <w:color w:val="000000" w:themeColor="text1"/>
-          <w:sz w:val="24"/>
-          <w:szCs w:val="24"/>
-          <w:lang w:val="es-ES"/>
-        </w:rPr>
-        <w:t>}</w:t>
-      </w:r>
-    </w:p>
-    <w:p>
-      <w:pPr>
-        <w:pBdr>
-          <w:top w:val="nil"/>
-          <w:left w:val="nil"/>
-          <w:bottom w:val="nil"/>
-          <w:right w:val="nil"/>
-          <w:between w:val="nil"/>
-        </w:pBdr>
-        <w:ind w:left="2" w:right="136" w:firstLine="707"/>
-        <w:jc w:val="both"/>
-        <w:rPr>
-          <w:color w:val="000000" w:themeColor="text1"/>
-          <w:sz w:val="24"/>
-          <w:szCs w:val="24"/>
-        </w:rPr>
-      </w:pPr>
-    </w:p>
-    <w:p>
-      <w:pPr>
-        <w:pBdr>
-          <w:top w:val="nil"/>
-          <w:left w:val="nil"/>
-          <w:bottom w:val="nil"/>
-          <w:right w:val="nil"/>
-          <w:between w:val="nil"/>
-        </w:pBdr>
-        <w:ind w:left="2" w:right="136" w:firstLine="707"/>
-        <w:jc w:val="both"/>
-        <w:rPr>
-          <w:color w:val="000000" w:themeColor="text1"/>
-          <w:sz w:val="24"/>
-          <w:szCs w:val="24"/>
-        </w:rPr>
-      </w:pPr>
-      <w:r>
-        <w:rPr>
-          <w:color w:val="000000" w:themeColor="text1"/>
-          <w:sz w:val="24"/>
-          <w:szCs w:val="24"/>
-        </w:rPr>
-        <w:t>}}</w:t>
-      </w:r>
-    </w:p>
-    <w:p>
-      <w:pPr>
-        <w:pBdr>
-          <w:top w:val="nil"/>
-          <w:left w:val="nil"/>
-          <w:bottom w:val="nil"/>
-          <w:right w:val="nil"/>
-          <w:between w:val="nil"/>
-        </w:pBdr>
-        <w:ind w:left="2" w:right="136" w:firstLine="707"/>
-        <w:jc w:val="both"/>
-        <w:rPr>
-          <w:color w:val="000000" w:themeColor="text1"/>
-          <w:sz w:val="24"/>
-          <w:szCs w:val="24"/>
-        </w:rPr>
-      </w:pPr>
-    </w:p>
-    <w:p>
-      <w:pPr>
-        <w:pBdr>
-          <w:top w:val="nil"/>
-          <w:left w:val="nil"/>
-          <w:bottom w:val="nil"/>
-          <w:right w:val="nil"/>
-          <w:between w:val="nil"/>
-        </w:pBdr>
-        <w:spacing w:line="259" w:lineRule="auto"/>
-        <w:ind w:left="2" w:right="136" w:firstLine="707"/>
-        <w:jc w:val="both"/>
-        <w:rPr>
-          <w:color w:val="000000" w:themeColor="text1"/>
-          <w:sz w:val="24"/>
-          <w:szCs w:val="24"/>
-          <w:lang w:val="es-ES"/>
-        </w:rPr>
-      </w:pPr>
-      <w:r>
-        <w:rPr>
-          <w:b/>
-          <w:bCs/>
-          <w:color w:val="000000" w:themeColor="text1"/>
-          <w:sz w:val="24"/>
-          <w:szCs w:val="24"/>
-          <w:lang w:val="es-ES"/>
-        </w:rPr>
-        <w:t>SEGUNDO</w:t>
-      </w:r>
-      <w:r>
-        <w:rPr>
-          <w:color w:val="000000" w:themeColor="text1"/>
-          <w:sz w:val="24"/>
-          <w:szCs w:val="24"/>
-          <w:lang w:val="es-ES"/>
-        </w:rPr>
-        <w:t xml:space="preserve">.- A consecuencia del referido accidente, mi representada sufrió lesiones de diversa consideración, siendo </w:t>
-      </w:r>
-      <w:r>
-        <w:rPr>
-          <w:b/>
-          <w:bCs/>
-          <w:color w:val="000000" w:themeColor="text1"/>
-          <w:sz w:val="24"/>
-          <w:szCs w:val="24"/>
-          <w:u w:val="single"/>
-          <w:lang w:val="es-ES"/>
-        </w:rPr>
-        <w:t>que tardó en curar</w:t>
-      </w:r>
-      <w:r>
-        <w:rPr>
-          <w:b/>
-          <w:bCs/>
-          <w:color w:val="000000" w:themeColor="text1"/>
-          <w:sz w:val="24"/>
-          <w:szCs w:val="24"/>
-          <w:u w:val="single"/>
-          <w:lang w:val="es-ES"/>
-        </w:rPr>
-        <w:t xml:space="preserve"> {{Días de perjuicio totales [date </w:t>
-      </w:r>
-      <w:proofErr w:type="spellStart"/>
-      <w:r>
-        <w:rPr>
-          <w:b/>
-          <w:bCs/>
-          <w:color w:val="000000" w:themeColor="text1"/>
-          <w:sz w:val="24"/>
-          <w:szCs w:val="24"/>
-          <w:u w:val="single"/>
-          <w:lang w:val="es-ES"/>
-        </w:rPr>
-        <w:t>range</w:t>
-      </w:r>
-      <w:proofErr w:type="spellEnd"/>
-      <w:r>
-        <w:rPr>
-          <w:b/>
-          <w:bCs/>
-          <w:color w:val="000000" w:themeColor="text1"/>
-          <w:sz w:val="24"/>
-          <w:szCs w:val="24"/>
-          <w:u w:val="single"/>
-          <w:lang w:val="es-ES"/>
-        </w:rPr>
-        <w:t>]</w:t>
-      </w:r>
-      <w:r>
-        <w:rPr>
-          <w:b/>
-          <w:bCs/>
-          <w:color w:val="000000" w:themeColor="text1"/>
-          <w:sz w:val="24"/>
-          <w:szCs w:val="24"/>
-          <w:u w:val="single"/>
-          <w:lang w:val="es-ES"/>
-        </w:rPr>
-        <w:t>}}</w:t>
-      </w:r>
-      <w:r>
-        <w:rPr>
-          <w:b/>
-          <w:bCs/>
-          <w:color w:val="000000" w:themeColor="text1"/>
-          <w:sz w:val="24"/>
-          <w:szCs w:val="24"/>
-          <w:u w:val="single"/>
-          <w:lang w:val="es-ES"/>
-        </w:rPr>
-        <w:t xml:space="preserve"> días</w:t>
-      </w:r>
-      <w:r>
-        <w:rPr>
-          <w:color w:val="000000" w:themeColor="text1"/>
-          <w:sz w:val="24"/>
-          <w:szCs w:val="24"/>
-          <w:lang w:val="es-ES"/>
-        </w:rPr>
-        <w:t xml:space="preserve"> </w:t>
-      </w:r>
-      <w:r>
-        <w:rPr>
-          <w:color w:val="000000" w:themeColor="text1"/>
-          <w:sz w:val="24"/>
-          <w:szCs w:val="24"/>
-          <w:lang w:val="es-ES"/>
-        </w:rPr>
-        <w:t xml:space="preserve">(desde el día del accidente, esto es desde el </w:t>
-      </w:r>
-      <w:r>
-        <w:rPr>
-          <w:color w:val="000000" w:themeColor="text1"/>
-          <w:sz w:val="24"/>
-          <w:szCs w:val="24"/>
-          <w:lang w:val="es-ES"/>
-        </w:rPr>
-        <w:t xml:space="preserve">{{Días de perjuicio totales: </w:t>
-      </w:r>
-      <w:proofErr w:type="spellStart"/>
-      <w:r>
-        <w:rPr>
-          <w:color w:val="000000" w:themeColor="text1"/>
-          <w:sz w:val="24"/>
-          <w:szCs w:val="24"/>
-          <w:lang w:val="es-ES"/>
-        </w:rPr>
-        <w:t>start</w:t>
-      </w:r>
-      <w:proofErr w:type="spellEnd"/>
-      <w:r>
-        <w:rPr>
-          <w:color w:val="000000" w:themeColor="text1"/>
-          <w:sz w:val="24"/>
-          <w:szCs w:val="24"/>
-          <w:lang w:val="es-ES"/>
-        </w:rPr>
-        <w:t>}}</w:t>
-      </w:r>
-      <w:r>
-        <w:rPr>
-          <w:color w:val="000000" w:themeColor="text1"/>
-          <w:sz w:val="24"/>
-          <w:szCs w:val="24"/>
-          <w:lang w:val="es-ES"/>
-        </w:rPr>
-        <w:t xml:space="preserve"> y hasta el </w:t>
-      </w:r>
-      <w:r>
-        <w:rPr>
-          <w:color w:val="000000" w:themeColor="text1"/>
-          <w:sz w:val="24"/>
-          <w:szCs w:val="24"/>
-          <w:lang w:val="es-ES"/>
-        </w:rPr>
-        <w:t xml:space="preserve">{{Días de perjuicio totales: </w:t>
-      </w:r>
-      <w:proofErr w:type="spellStart"/>
-      <w:r>
-        <w:rPr>
-          <w:color w:val="000000" w:themeColor="text1"/>
-          <w:sz w:val="24"/>
-          <w:szCs w:val="24"/>
-          <w:lang w:val="es-ES"/>
-        </w:rPr>
-        <w:t>end</w:t>
-      </w:r>
-      <w:proofErr w:type="spellEnd"/>
-      <w:r>
-        <w:rPr>
-          <w:color w:val="000000" w:themeColor="text1"/>
-          <w:sz w:val="24"/>
-          <w:szCs w:val="24"/>
-          <w:lang w:val="es-ES"/>
-        </w:rPr>
-        <w:t>}}</w:t>
-      </w:r>
-      <w:r>
-        <w:rPr>
-          <w:color w:val="000000" w:themeColor="text1"/>
-          <w:sz w:val="24"/>
-          <w:szCs w:val="24"/>
-          <w:lang w:val="es-ES"/>
-        </w:rPr>
-        <w:t>, fecha ésta última en la que recibió la última sesión de rehabilitación, ambos inclusive)</w:t>
-      </w:r>
-      <w:r>
-        <w:rPr>
-          <w:color w:val="000000" w:themeColor="text1"/>
-          <w:sz w:val="24"/>
-          <w:szCs w:val="24"/>
-          <w:lang w:val="es-ES"/>
-        </w:rPr>
-        <w:t xml:space="preserve">, de los cuales </w:t>
-      </w:r>
-      <w:r>
-        <w:rPr>
-          <w:color w:val="000000" w:themeColor="text1"/>
-          <w:sz w:val="24"/>
-          <w:szCs w:val="24"/>
-          <w:u w:val="single"/>
-          <w:lang w:val="es-ES"/>
-        </w:rPr>
-        <w:t>{{Días de perjuicio moderado [</w:t>
-      </w:r>
-      <w:proofErr w:type="spellStart"/>
-      <w:r>
-        <w:rPr>
-          <w:color w:val="000000" w:themeColor="text1"/>
-          <w:sz w:val="24"/>
-          <w:szCs w:val="24"/>
-          <w:u w:val="single"/>
-          <w:lang w:val="es-ES"/>
-        </w:rPr>
-        <w:t>int</w:t>
-      </w:r>
-      <w:proofErr w:type="spellEnd"/>
-      <w:r>
-        <w:rPr>
-          <w:color w:val="000000" w:themeColor="text1"/>
-          <w:sz w:val="24"/>
-          <w:szCs w:val="24"/>
-          <w:u w:val="single"/>
-          <w:lang w:val="es-ES"/>
-        </w:rPr>
-        <w:t xml:space="preserve">]}} </w:t>
-      </w:r>
-      <w:r>
-        <w:rPr>
-          <w:color w:val="000000" w:themeColor="text1"/>
-          <w:sz w:val="24"/>
-          <w:szCs w:val="24"/>
-          <w:u w:val="single"/>
-          <w:lang w:val="es-ES"/>
-        </w:rPr>
-        <w:t>lo fueron de perjuicio personal particular moderado</w:t>
-      </w:r>
-      <w:r>
-        <w:rPr>
-          <w:color w:val="000000" w:themeColor="text1"/>
-          <w:sz w:val="24"/>
-          <w:szCs w:val="24"/>
-          <w:lang w:val="es-ES"/>
-        </w:rPr>
-        <w:t xml:space="preserve"> </w:t>
-      </w:r>
-      <w:r>
-        <w:rPr>
-          <w:color w:val="000000" w:themeColor="text1"/>
-          <w:sz w:val="24"/>
-          <w:szCs w:val="24"/>
-          <w:highlight w:val="yellow"/>
-          <w:lang w:val="es-ES"/>
-        </w:rPr>
-        <w:t>(al haber requerido baja laboral durante dicho periodo, comprendiendo desde el 16/01/24 al 22/01/24 tras el accidente y desde el 30/01/24 hasta el 20/02/24 su baja laboral por recaída</w:t>
-      </w:r>
-      <w:r>
-        <w:rPr>
-          <w:color w:val="000000" w:themeColor="text1"/>
-          <w:sz w:val="24"/>
-          <w:szCs w:val="24"/>
-          <w:lang w:val="es-ES"/>
-        </w:rPr>
-        <w:t xml:space="preserve">) y </w:t>
-      </w:r>
-      <w:r>
-        <w:rPr>
-          <w:color w:val="000000" w:themeColor="text1"/>
-          <w:sz w:val="24"/>
-          <w:szCs w:val="24"/>
-          <w:u w:val="single"/>
-          <w:lang w:val="es-ES"/>
-        </w:rPr>
-        <w:t>{{</w:t>
-      </w:r>
-      <w:r>
-        <w:rPr>
-          <w:color w:val="000000" w:themeColor="text1"/>
-          <w:sz w:val="24"/>
-          <w:szCs w:val="24"/>
-          <w:u w:val="single"/>
-          <w:lang w:val="es-ES"/>
-        </w:rPr>
-        <w:t xml:space="preserve">CALC: </w:t>
-      </w:r>
-      <w:r>
-        <w:rPr>
-          <w:color w:val="000000" w:themeColor="text1"/>
-          <w:sz w:val="24"/>
-          <w:szCs w:val="24"/>
-          <w:u w:val="single"/>
-          <w:lang w:val="es-ES"/>
-        </w:rPr>
-        <w:t xml:space="preserve">Días de perjuicio </w:t>
-      </w:r>
-      <w:r>
-        <w:rPr>
-          <w:color w:val="000000" w:themeColor="text1"/>
-          <w:sz w:val="24"/>
-          <w:szCs w:val="24"/>
-          <w:u w:val="single"/>
-          <w:lang w:val="es-ES"/>
-        </w:rPr>
-        <w:t>totales - Días de perjuicio moderado</w:t>
-      </w:r>
-      <w:r>
-        <w:rPr>
-          <w:color w:val="000000" w:themeColor="text1"/>
-          <w:sz w:val="24"/>
-          <w:szCs w:val="24"/>
-          <w:u w:val="single"/>
-          <w:lang w:val="es-ES"/>
-        </w:rPr>
-        <w:t xml:space="preserve"> [</w:t>
-      </w:r>
-      <w:proofErr w:type="spellStart"/>
-      <w:r>
-        <w:rPr>
-          <w:color w:val="000000" w:themeColor="text1"/>
-          <w:sz w:val="24"/>
-          <w:szCs w:val="24"/>
-          <w:u w:val="single"/>
-          <w:lang w:val="es-ES"/>
-        </w:rPr>
-        <w:t>int</w:t>
-      </w:r>
-      <w:proofErr w:type="spellEnd"/>
-      <w:r>
-        <w:rPr>
-          <w:color w:val="000000" w:themeColor="text1"/>
-          <w:sz w:val="24"/>
-          <w:szCs w:val="24"/>
-          <w:u w:val="single"/>
-          <w:lang w:val="es-ES"/>
-        </w:rPr>
-        <w:t xml:space="preserve">]}} </w:t>
-      </w:r>
-      <w:r>
-        <w:rPr>
-          <w:color w:val="000000" w:themeColor="text1"/>
-          <w:sz w:val="24"/>
-          <w:szCs w:val="24"/>
-          <w:u w:val="single"/>
-          <w:lang w:val="es-ES"/>
-        </w:rPr>
-        <w:t>lo fueron de perjuicio personal básico</w:t>
-      </w:r>
-      <w:r>
-        <w:rPr>
-          <w:color w:val="000000" w:themeColor="text1"/>
-          <w:sz w:val="24"/>
-          <w:szCs w:val="24"/>
-          <w:lang w:val="es-ES"/>
-        </w:rPr>
-        <w:t xml:space="preserve"> (computados desde el día del accidente y hasta el día en que recibió su última sesión de rehabilitación, por descontado el periodo en que estuvo de baja laboral- ya computados como días moderados-), no quedándole secuelas.</w:t>
-      </w:r>
-    </w:p>
-    <w:p>
-      <w:pPr>
-        <w:pBdr>
-          <w:top w:val="nil"/>
-          <w:left w:val="nil"/>
-          <w:bottom w:val="nil"/>
-          <w:right w:val="nil"/>
-          <w:between w:val="nil"/>
-        </w:pBdr>
-        <w:ind w:left="2" w:right="136" w:firstLine="707"/>
-        <w:jc w:val="both"/>
-        <w:rPr>
-          <w:color w:val="000000" w:themeColor="text1"/>
-          <w:sz w:val="24"/>
-          <w:szCs w:val="24"/>
-        </w:rPr>
-      </w:pPr>
-    </w:p>
-    <w:p>
-      <w:pPr>
-        <w:pBdr>
-          <w:top w:val="nil"/>
-          <w:left w:val="nil"/>
-          <w:bottom w:val="nil"/>
-          <w:right w:val="nil"/>
-          <w:between w:val="nil"/>
-        </w:pBdr>
-        <w:ind w:left="2" w:right="136" w:firstLine="707"/>
-        <w:jc w:val="both"/>
-        <w:rPr>
-          <w:color w:val="000000" w:themeColor="text1"/>
-          <w:sz w:val="24"/>
-          <w:szCs w:val="24"/>
-          <w:lang w:val="es-ES"/>
-        </w:rPr>
-      </w:pPr>
-      <w:r>
-        <w:rPr>
-          <w:color w:val="000000" w:themeColor="text1"/>
-          <w:sz w:val="24"/>
-          <w:szCs w:val="24"/>
-          <w:lang w:val="es-ES"/>
-        </w:rPr>
-        <w:t xml:space="preserve">Se acompaña como {{Relación documentos </w:t>
-      </w:r>
-      <w:r>
-        <w:rPr>
-          <w:color w:val="000000" w:themeColor="text1"/>
-          <w:sz w:val="24"/>
-          <w:szCs w:val="24"/>
-          <w:lang w:val="es-ES"/>
-        </w:rPr>
-        <w:t xml:space="preserve">inicial </w:t>
-      </w:r>
-      <w:r>
-        <w:rPr>
-          <w:color w:val="000000" w:themeColor="text1"/>
-          <w:sz w:val="24"/>
-          <w:szCs w:val="24"/>
-          <w:lang w:val="es-ES"/>
-        </w:rPr>
-        <w:t>[checkbox:</w:t>
-      </w:r>
-      <w:proofErr w:type="gramStart"/>
-      <w:r>
-        <w:rPr>
-          <w:color w:val="000000" w:themeColor="text1"/>
-          <w:sz w:val="24"/>
-          <w:szCs w:val="24"/>
-          <w:lang w:val="es-ES"/>
-        </w:rPr>
-        <w:t>2:autowrap</w:t>
-      </w:r>
-      <w:proofErr w:type="gramEnd"/>
-      <w:r>
-        <w:rPr>
-          <w:color w:val="000000" w:themeColor="text1"/>
-          <w:sz w:val="24"/>
-          <w:szCs w:val="24"/>
-          <w:lang w:val="es-ES"/>
-        </w:rPr>
-        <w:t xml:space="preserve">] </w:t>
-      </w:r>
-    </w:p>
-    <w:p>
-      <w:pPr>
-        <w:pBdr>
-          <w:top w:val="nil"/>
-          <w:left w:val="nil"/>
-          <w:bottom w:val="nil"/>
-          <w:right w:val="nil"/>
-          <w:between w:val="nil"/>
-        </w:pBdr>
-        <w:ind w:left="2" w:right="136" w:firstLine="707"/>
-        <w:jc w:val="both"/>
-        <w:rPr>
-          <w:color w:val="000000" w:themeColor="text1"/>
-          <w:sz w:val="24"/>
-          <w:szCs w:val="24"/>
-          <w:lang w:val="es-ES"/>
-        </w:rPr>
-      </w:pPr>
-      <w:r>
-        <w:rPr>
-          <w:color w:val="000000" w:themeColor="text1"/>
-          <w:sz w:val="24"/>
-          <w:szCs w:val="24"/>
-          <w:lang w:val="es-ES"/>
-        </w:rPr>
-        <w:t>{Atestado} {</w:t>
-      </w:r>
-      <w:r>
-        <w:rPr>
-          <w:b/>
-          <w:bCs/>
-          <w:color w:val="000000" w:themeColor="text1"/>
-          <w:sz w:val="24"/>
-          <w:szCs w:val="24"/>
-          <w:lang w:val="es-ES"/>
-        </w:rPr>
-        <w:t xml:space="preserve">documento </w:t>
-      </w:r>
-      <w:proofErr w:type="spellStart"/>
-      <w:r>
-        <w:rPr>
-          <w:b/>
-          <w:bCs/>
-          <w:color w:val="000000" w:themeColor="text1"/>
-          <w:sz w:val="24"/>
-          <w:szCs w:val="24"/>
-          <w:lang w:val="es-ES"/>
-        </w:rPr>
-        <w:t>nº</w:t>
-      </w:r>
-      <w:proofErr w:type="spellEnd"/>
-      <w:r>
-        <w:rPr>
-          <w:b/>
-          <w:bCs/>
-          <w:color w:val="000000" w:themeColor="text1"/>
-          <w:sz w:val="24"/>
-          <w:szCs w:val="24"/>
-          <w:lang w:val="es-ES"/>
-        </w:rPr>
-        <w:t xml:space="preserve"> [</w:t>
-      </w:r>
-      <w:proofErr w:type="spellStart"/>
-      <w:r>
-        <w:rPr>
-          <w:b/>
-          <w:bCs/>
-          <w:color w:val="000000" w:themeColor="text1"/>
-          <w:sz w:val="24"/>
-          <w:szCs w:val="24"/>
-          <w:lang w:val="es-ES"/>
-        </w:rPr>
-        <w:t>num</w:t>
-      </w:r>
-      <w:proofErr w:type="spellEnd"/>
-      <w:r>
-        <w:rPr>
-          <w:b/>
-          <w:bCs/>
-          <w:color w:val="000000" w:themeColor="text1"/>
-          <w:sz w:val="24"/>
-          <w:szCs w:val="24"/>
-          <w:lang w:val="es-ES"/>
-        </w:rPr>
-        <w:t xml:space="preserve"> </w:t>
-      </w:r>
-      <w:r>
-        <w:rPr>
-          <w:color w:val="000000" w:themeColor="text1"/>
-          <w:sz w:val="24"/>
-          <w:szCs w:val="24"/>
-          <w:lang w:val="es-ES"/>
-        </w:rPr>
-        <w:t>{Registro policial de atestado.}</w:t>
-      </w:r>
-      <w:r>
-        <w:rPr>
-          <w:b/>
-          <w:bCs/>
-          <w:color w:val="000000" w:themeColor="text1"/>
-          <w:sz w:val="24"/>
-          <w:szCs w:val="24"/>
-          <w:lang w:val="es-ES"/>
-        </w:rPr>
-        <w:t>]</w:t>
-      </w:r>
-      <w:r>
-        <w:rPr>
-          <w:color w:val="000000" w:themeColor="text1"/>
-          <w:sz w:val="24"/>
-          <w:szCs w:val="24"/>
-          <w:lang w:val="es-ES"/>
-        </w:rPr>
-        <w:t xml:space="preserve">, registro policial de atestado expedido tras el accidente de referencia} </w:t>
-      </w:r>
-    </w:p>
-    <w:p>
-      <w:pPr>
-        <w:pBdr>
-          <w:top w:val="nil"/>
-          <w:left w:val="nil"/>
-          <w:bottom w:val="nil"/>
-          <w:right w:val="nil"/>
-          <w:between w:val="nil"/>
-        </w:pBdr>
-        <w:ind w:left="2" w:right="136" w:firstLine="707"/>
-        <w:jc w:val="both"/>
-        <w:rPr>
-          <w:color w:val="000000" w:themeColor="text1"/>
-          <w:sz w:val="24"/>
-          <w:szCs w:val="24"/>
-          <w:lang w:val="es-ES"/>
-        </w:rPr>
-      </w:pPr>
-      <w:r>
-        <w:rPr>
-          <w:color w:val="000000" w:themeColor="text1"/>
-          <w:sz w:val="24"/>
-          <w:szCs w:val="24"/>
-          <w:lang w:val="es-ES"/>
-        </w:rPr>
-        <w:t>{Fotografías} {</w:t>
-      </w:r>
-      <w:r>
-        <w:rPr>
-          <w:b/>
-          <w:bCs/>
-          <w:color w:val="000000" w:themeColor="text1"/>
-          <w:sz w:val="24"/>
-          <w:szCs w:val="24"/>
-          <w:lang w:val="es-ES"/>
-        </w:rPr>
-        <w:t xml:space="preserve">documento </w:t>
-      </w:r>
-      <w:proofErr w:type="spellStart"/>
-      <w:r>
-        <w:rPr>
-          <w:b/>
-          <w:bCs/>
-          <w:color w:val="000000" w:themeColor="text1"/>
-          <w:sz w:val="24"/>
-          <w:szCs w:val="24"/>
-          <w:lang w:val="es-ES"/>
-        </w:rPr>
-        <w:t>nº</w:t>
-      </w:r>
-      <w:proofErr w:type="spellEnd"/>
-      <w:r>
-        <w:rPr>
-          <w:b/>
-          <w:bCs/>
-          <w:color w:val="000000" w:themeColor="text1"/>
-          <w:sz w:val="24"/>
-          <w:szCs w:val="24"/>
-          <w:lang w:val="es-ES"/>
-        </w:rPr>
-        <w:t xml:space="preserve"> [</w:t>
-      </w:r>
-      <w:proofErr w:type="spellStart"/>
-      <w:r>
-        <w:rPr>
-          <w:b/>
-          <w:bCs/>
-          <w:color w:val="000000" w:themeColor="text1"/>
-          <w:sz w:val="24"/>
-          <w:szCs w:val="24"/>
-          <w:lang w:val="es-ES"/>
-        </w:rPr>
-        <w:t>num</w:t>
-      </w:r>
-      <w:proofErr w:type="spellEnd"/>
-      <w:r>
-        <w:rPr>
-          <w:b/>
-          <w:bCs/>
-          <w:color w:val="000000" w:themeColor="text1"/>
-          <w:sz w:val="24"/>
-          <w:szCs w:val="24"/>
-          <w:lang w:val="es-ES"/>
-        </w:rPr>
-        <w:t xml:space="preserve"> </w:t>
-      </w:r>
-      <w:r>
-        <w:rPr>
-          <w:color w:val="000000" w:themeColor="text1"/>
-          <w:sz w:val="24"/>
-          <w:szCs w:val="24"/>
-          <w:lang w:val="es-ES"/>
-        </w:rPr>
-        <w:t>{</w:t>
-      </w:r>
-      <w:r>
-        <w:rPr>
-          <w:color w:val="000000" w:themeColor="text1"/>
-          <w:sz w:val="24"/>
-          <w:szCs w:val="24"/>
-          <w:lang w:val="es-ES"/>
-        </w:rPr>
-        <w:t>Fotografías que muestran el daño material irrogado en los</w:t>
-      </w:r>
-      <w:r>
-        <w:rPr>
-          <w:color w:val="000000" w:themeColor="text1"/>
-          <w:sz w:val="24"/>
-          <w:szCs w:val="24"/>
-          <w:lang w:val="es-ES"/>
-        </w:rPr>
-        <w:t xml:space="preserve"> </w:t>
-      </w:r>
-      <w:r>
-        <w:rPr>
-          <w:color w:val="000000" w:themeColor="text1"/>
-          <w:sz w:val="24"/>
-          <w:szCs w:val="24"/>
-          <w:lang w:val="es-ES"/>
-        </w:rPr>
-        <w:t>vehículos implicados.</w:t>
-      </w:r>
-      <w:r>
-        <w:rPr>
-          <w:color w:val="000000" w:themeColor="text1"/>
-          <w:sz w:val="24"/>
-          <w:szCs w:val="24"/>
-          <w:lang w:val="es-ES"/>
-        </w:rPr>
-        <w:t>}</w:t>
-      </w:r>
-      <w:r>
-        <w:rPr>
-          <w:b/>
-          <w:bCs/>
-          <w:color w:val="000000" w:themeColor="text1"/>
-          <w:sz w:val="24"/>
-          <w:szCs w:val="24"/>
-          <w:lang w:val="es-ES"/>
-        </w:rPr>
-        <w:t>]</w:t>
-      </w:r>
-      <w:r>
-        <w:rPr>
-          <w:color w:val="000000" w:themeColor="text1"/>
-          <w:sz w:val="24"/>
-          <w:szCs w:val="24"/>
-          <w:lang w:val="es-ES"/>
-        </w:rPr>
-        <w:t>, fotografías que muestran el daño material irrogado en sendos vehículos implicados}</w:t>
-      </w:r>
-    </w:p>
-    <w:p>
-      <w:pPr>
-        <w:pBdr>
-          <w:top w:val="nil"/>
-          <w:left w:val="nil"/>
-          <w:bottom w:val="nil"/>
-          <w:right w:val="nil"/>
-          <w:between w:val="nil"/>
-        </w:pBdr>
-        <w:ind w:left="2" w:right="136" w:firstLine="707"/>
-        <w:jc w:val="both"/>
-        <w:rPr>
-          <w:color w:val="000000" w:themeColor="text1"/>
-          <w:sz w:val="24"/>
-          <w:szCs w:val="24"/>
-          <w:lang w:val="es-ES"/>
-        </w:rPr>
-      </w:pPr>
-      <w:r>
-        <w:rPr>
-          <w:color w:val="000000" w:themeColor="text1"/>
-          <w:sz w:val="24"/>
-          <w:szCs w:val="24"/>
-          <w:lang w:val="es-ES"/>
-        </w:rPr>
-        <w:t>{Parte amistoso} {</w:t>
-      </w:r>
-      <w:r>
-        <w:rPr>
-          <w:b/>
-          <w:bCs/>
-          <w:color w:val="000000" w:themeColor="text1"/>
-          <w:sz w:val="24"/>
-          <w:szCs w:val="24"/>
-          <w:lang w:val="es-ES"/>
-        </w:rPr>
-        <w:t xml:space="preserve">documento </w:t>
-      </w:r>
-      <w:proofErr w:type="spellStart"/>
-      <w:r>
-        <w:rPr>
-          <w:b/>
-          <w:bCs/>
-          <w:color w:val="000000" w:themeColor="text1"/>
-          <w:sz w:val="24"/>
-          <w:szCs w:val="24"/>
-          <w:lang w:val="es-ES"/>
-        </w:rPr>
-        <w:t>nº</w:t>
-      </w:r>
-      <w:proofErr w:type="spellEnd"/>
-      <w:r>
-        <w:rPr>
-          <w:b/>
-          <w:bCs/>
-          <w:color w:val="000000" w:themeColor="text1"/>
-          <w:sz w:val="24"/>
-          <w:szCs w:val="24"/>
-          <w:lang w:val="es-ES"/>
-        </w:rPr>
-        <w:t xml:space="preserve"> [</w:t>
-      </w:r>
-      <w:proofErr w:type="spellStart"/>
-      <w:r>
-        <w:rPr>
-          <w:b/>
-          <w:bCs/>
-          <w:color w:val="000000" w:themeColor="text1"/>
-          <w:sz w:val="24"/>
-          <w:szCs w:val="24"/>
-          <w:lang w:val="es-ES"/>
-        </w:rPr>
-        <w:t>num</w:t>
-      </w:r>
-      <w:proofErr w:type="spellEnd"/>
-      <w:r>
-        <w:rPr>
-          <w:b/>
-          <w:bCs/>
-          <w:color w:val="000000" w:themeColor="text1"/>
-          <w:sz w:val="24"/>
-          <w:szCs w:val="24"/>
-          <w:lang w:val="es-ES"/>
-        </w:rPr>
-        <w:t xml:space="preserve"> </w:t>
-      </w:r>
-      <w:r>
-        <w:rPr>
-          <w:color w:val="000000" w:themeColor="text1"/>
-          <w:sz w:val="24"/>
-          <w:szCs w:val="24"/>
-          <w:lang w:val="es-ES"/>
-        </w:rPr>
-        <w:t>{</w:t>
-      </w:r>
-      <w:r>
-        <w:rPr>
-          <w:color w:val="000000" w:themeColor="text1"/>
-          <w:sz w:val="24"/>
-          <w:szCs w:val="24"/>
-          <w:highlight w:val="yellow"/>
-          <w:lang w:val="es-ES"/>
-        </w:rPr>
-        <w:t>Parte amistoso</w:t>
-      </w:r>
-      <w:r>
-        <w:rPr>
-          <w:color w:val="000000" w:themeColor="text1"/>
-          <w:sz w:val="24"/>
-          <w:szCs w:val="24"/>
-          <w:lang w:val="es-ES"/>
-        </w:rPr>
-        <w:t>.</w:t>
-      </w:r>
-      <w:r>
-        <w:rPr>
-          <w:color w:val="000000" w:themeColor="text1"/>
-          <w:sz w:val="24"/>
-          <w:szCs w:val="24"/>
-          <w:lang w:val="es-ES"/>
-        </w:rPr>
-        <w:t>}</w:t>
-      </w:r>
-      <w:r>
-        <w:rPr>
-          <w:b/>
-          <w:bCs/>
-          <w:color w:val="000000" w:themeColor="text1"/>
-          <w:sz w:val="24"/>
-          <w:szCs w:val="24"/>
-          <w:lang w:val="es-ES"/>
-        </w:rPr>
-        <w:t>]</w:t>
-      </w:r>
-      <w:r>
-        <w:rPr>
-          <w:color w:val="000000" w:themeColor="text1"/>
-          <w:sz w:val="24"/>
-          <w:szCs w:val="24"/>
-          <w:lang w:val="es-ES"/>
-        </w:rPr>
-        <w:t xml:space="preserve">, </w:t>
-      </w:r>
-      <w:r>
-        <w:rPr>
-          <w:color w:val="000000" w:themeColor="text1"/>
-          <w:sz w:val="24"/>
-          <w:szCs w:val="24"/>
-          <w:highlight w:val="yellow"/>
-          <w:lang w:val="es-ES"/>
-        </w:rPr>
-        <w:t>parte amistoso entre los conductores</w:t>
-      </w:r>
-      <w:r>
-        <w:rPr>
-          <w:color w:val="000000" w:themeColor="text1"/>
-          <w:sz w:val="24"/>
-          <w:szCs w:val="24"/>
-          <w:lang w:val="es-ES"/>
-        </w:rPr>
-        <w:t xml:space="preserve">} </w:t>
-      </w:r>
-    </w:p>
-    <w:p>
-      <w:pPr>
-        <w:pBdr>
-          <w:top w:val="nil"/>
-          <w:left w:val="nil"/>
-          <w:bottom w:val="nil"/>
-          <w:right w:val="nil"/>
-          <w:between w:val="nil"/>
-        </w:pBdr>
-        <w:ind w:left="2" w:right="136" w:firstLine="707"/>
-        <w:jc w:val="both"/>
-        <w:rPr>
-          <w:color w:val="000000" w:themeColor="text1"/>
-          <w:sz w:val="24"/>
-          <w:szCs w:val="24"/>
-        </w:rPr>
-      </w:pPr>
-      <w:r>
-        <w:rPr>
-          <w:color w:val="000000" w:themeColor="text1"/>
-          <w:sz w:val="24"/>
-          <w:szCs w:val="24"/>
-        </w:rPr>
-        <w:t>{</w:t>
-      </w:r>
-      <w:r>
-        <w:rPr>
-          <w:color w:val="000000" w:themeColor="text1"/>
-          <w:sz w:val="24"/>
-          <w:szCs w:val="24"/>
-        </w:rPr>
-        <w:t xml:space="preserve">visor </w:t>
-      </w:r>
-      <w:r>
-        <w:rPr>
-          <w:color w:val="000000" w:themeColor="text1"/>
-          <w:sz w:val="24"/>
-          <w:szCs w:val="24"/>
-        </w:rPr>
-        <w:t>IDEcanarias</w:t>
-      </w:r>
-      <w:r>
-        <w:rPr>
-          <w:color w:val="000000" w:themeColor="text1"/>
-          <w:sz w:val="24"/>
-          <w:szCs w:val="24"/>
-        </w:rPr>
-        <w:t>} {</w:t>
-      </w:r>
-      <w:r>
-        <w:rPr>
-          <w:b/>
-          <w:bCs/>
-          <w:color w:val="000000" w:themeColor="text1"/>
-          <w:sz w:val="24"/>
-          <w:szCs w:val="24"/>
-        </w:rPr>
-        <w:t xml:space="preserve">documento </w:t>
-      </w:r>
-      <w:proofErr w:type="spellStart"/>
-      <w:r>
-        <w:rPr>
-          <w:b/>
-          <w:bCs/>
-          <w:color w:val="000000" w:themeColor="text1"/>
-          <w:sz w:val="24"/>
-          <w:szCs w:val="24"/>
-        </w:rPr>
-        <w:t>nº</w:t>
-      </w:r>
-      <w:proofErr w:type="spellEnd"/>
-      <w:r>
-        <w:rPr>
-          <w:b/>
-          <w:bCs/>
-          <w:color w:val="000000" w:themeColor="text1"/>
-          <w:sz w:val="24"/>
-          <w:szCs w:val="24"/>
-        </w:rPr>
-        <w:t xml:space="preserve"> [</w:t>
-      </w:r>
-      <w:proofErr w:type="spellStart"/>
-      <w:r>
-        <w:rPr>
-          <w:b/>
-          <w:bCs/>
-          <w:color w:val="000000" w:themeColor="text1"/>
-          <w:sz w:val="24"/>
-          <w:szCs w:val="24"/>
-        </w:rPr>
-        <w:t>num</w:t>
-      </w:r>
-      <w:proofErr w:type="spellEnd"/>
-      <w:r>
-        <w:rPr>
-          <w:b/>
-          <w:bCs/>
-          <w:color w:val="000000" w:themeColor="text1"/>
-          <w:sz w:val="24"/>
-          <w:szCs w:val="24"/>
-        </w:rPr>
-        <w:t xml:space="preserve"> </w:t>
-      </w:r>
-      <w:r>
-        <w:rPr>
-          <w:color w:val="000000" w:themeColor="text1"/>
-          <w:sz w:val="24"/>
-          <w:szCs w:val="24"/>
-          <w:lang w:val="es-ES"/>
-        </w:rPr>
-        <w:t>{</w:t>
-      </w:r>
-      <w:r>
-        <w:rPr>
-          <w:color w:val="000000" w:themeColor="text1"/>
-          <w:sz w:val="24"/>
-          <w:szCs w:val="24"/>
-          <w:highlight w:val="yellow"/>
-          <w:lang w:val="es-ES"/>
-        </w:rPr>
-        <w:t>Situación visor IDECanarias</w:t>
-      </w:r>
-      <w:r>
-        <w:rPr>
-          <w:color w:val="000000" w:themeColor="text1"/>
-          <w:sz w:val="24"/>
-          <w:szCs w:val="24"/>
-          <w:highlight w:val="yellow"/>
-          <w:lang w:val="es-ES"/>
-        </w:rPr>
-        <w:t>.</w:t>
-      </w:r>
-      <w:r>
-        <w:rPr>
-          <w:color w:val="000000" w:themeColor="text1"/>
-          <w:sz w:val="24"/>
-          <w:szCs w:val="24"/>
-          <w:lang w:val="es-ES"/>
-        </w:rPr>
-        <w:t>}</w:t>
-      </w:r>
-      <w:r>
-        <w:rPr>
-          <w:b/>
-          <w:bCs/>
-          <w:color w:val="000000" w:themeColor="text1"/>
-          <w:sz w:val="24"/>
-          <w:szCs w:val="24"/>
-        </w:rPr>
-        <w:t>]</w:t>
-      </w:r>
-      <w:r>
-        <w:rPr>
-          <w:color w:val="000000" w:themeColor="text1"/>
-          <w:sz w:val="24"/>
-          <w:szCs w:val="24"/>
-        </w:rPr>
-        <w:t xml:space="preserve">, </w:t>
-      </w:r>
-      <w:r>
-        <w:rPr>
-          <w:color w:val="000000" w:themeColor="text1"/>
-          <w:sz w:val="24"/>
-          <w:szCs w:val="24"/>
-          <w:highlight w:val="yellow"/>
-        </w:rPr>
-        <w:t>visor IDECanarias que muestra</w:t>
-      </w:r>
-      <w:r>
-        <w:rPr>
-          <w:color w:val="000000" w:themeColor="text1"/>
-          <w:sz w:val="24"/>
-          <w:szCs w:val="24"/>
-          <w:highlight w:val="yellow"/>
-        </w:rPr>
-        <w:t xml:space="preserve"> la situación en el mapa</w:t>
-      </w:r>
-      <w:r>
-        <w:rPr>
-          <w:color w:val="000000" w:themeColor="text1"/>
-          <w:sz w:val="24"/>
-          <w:szCs w:val="24"/>
-        </w:rPr>
-        <w:t>}</w:t>
-      </w:r>
-    </w:p>
-    <w:p>
-      <w:pPr>
-        <w:pBdr>
-          <w:top w:val="nil"/>
-          <w:left w:val="nil"/>
-          <w:bottom w:val="nil"/>
-          <w:right w:val="nil"/>
-          <w:between w:val="nil"/>
-        </w:pBdr>
-        <w:ind w:left="2" w:right="136" w:firstLine="707"/>
-        <w:jc w:val="both"/>
-        <w:rPr>
-          <w:color w:val="000000" w:themeColor="text1"/>
-          <w:sz w:val="24"/>
-          <w:szCs w:val="24"/>
-        </w:rPr>
-      </w:pPr>
-      <w:r>
-        <w:rPr>
-          <w:color w:val="000000" w:themeColor="text1"/>
-          <w:sz w:val="24"/>
-          <w:szCs w:val="24"/>
-        </w:rPr>
-        <w:t>{declaración jurada} {</w:t>
-      </w:r>
-      <w:r>
-        <w:rPr>
-          <w:b/>
-          <w:bCs/>
-          <w:color w:val="000000" w:themeColor="text1"/>
-          <w:sz w:val="24"/>
-          <w:szCs w:val="24"/>
-        </w:rPr>
-        <w:t xml:space="preserve">documento </w:t>
-      </w:r>
-      <w:proofErr w:type="spellStart"/>
-      <w:r>
-        <w:rPr>
-          <w:b/>
-          <w:bCs/>
-          <w:color w:val="000000" w:themeColor="text1"/>
-          <w:sz w:val="24"/>
-          <w:szCs w:val="24"/>
-        </w:rPr>
-        <w:t>nº</w:t>
-      </w:r>
-      <w:proofErr w:type="spellEnd"/>
-      <w:r>
-        <w:rPr>
-          <w:b/>
-          <w:bCs/>
-          <w:color w:val="000000" w:themeColor="text1"/>
-          <w:sz w:val="24"/>
-          <w:szCs w:val="24"/>
-        </w:rPr>
-        <w:t xml:space="preserve"> [</w:t>
-      </w:r>
-      <w:proofErr w:type="spellStart"/>
-      <w:r>
-        <w:rPr>
-          <w:b/>
-          <w:bCs/>
-          <w:color w:val="000000" w:themeColor="text1"/>
-          <w:sz w:val="24"/>
-          <w:szCs w:val="24"/>
-        </w:rPr>
-        <w:t>num</w:t>
-      </w:r>
-      <w:proofErr w:type="spellEnd"/>
-      <w:r>
-        <w:rPr>
-          <w:b/>
-          <w:bCs/>
-          <w:color w:val="000000" w:themeColor="text1"/>
-          <w:sz w:val="24"/>
-          <w:szCs w:val="24"/>
-        </w:rPr>
-        <w:t xml:space="preserve"> </w:t>
-      </w:r>
-      <w:r>
-        <w:rPr>
-          <w:color w:val="000000" w:themeColor="text1"/>
-          <w:sz w:val="24"/>
-          <w:szCs w:val="24"/>
-          <w:lang w:val="es-ES"/>
-        </w:rPr>
-        <w:t>{</w:t>
-      </w:r>
-      <w:r>
-        <w:rPr>
-          <w:color w:val="000000" w:themeColor="text1"/>
-          <w:sz w:val="24"/>
-          <w:szCs w:val="24"/>
-          <w:highlight w:val="yellow"/>
-          <w:lang w:val="es-ES"/>
-        </w:rPr>
-        <w:t>Declaración jurada de los testigos</w:t>
-      </w:r>
-      <w:r>
-        <w:rPr>
-          <w:color w:val="000000" w:themeColor="text1"/>
-          <w:sz w:val="24"/>
-          <w:szCs w:val="24"/>
-          <w:lang w:val="es-ES"/>
-        </w:rPr>
-        <w:t>.}</w:t>
-      </w:r>
-      <w:r>
-        <w:rPr>
-          <w:b/>
-          <w:bCs/>
-          <w:color w:val="000000" w:themeColor="text1"/>
-          <w:sz w:val="24"/>
-          <w:szCs w:val="24"/>
-        </w:rPr>
-        <w:t>]</w:t>
-      </w:r>
-      <w:r>
-        <w:rPr>
-          <w:color w:val="000000" w:themeColor="text1"/>
-          <w:sz w:val="24"/>
-          <w:szCs w:val="24"/>
-        </w:rPr>
-        <w:t xml:space="preserve">, </w:t>
-      </w:r>
-      <w:r>
-        <w:rPr>
-          <w:color w:val="000000" w:themeColor="text1"/>
-          <w:sz w:val="24"/>
-          <w:szCs w:val="24"/>
-          <w:highlight w:val="yellow"/>
-        </w:rPr>
-        <w:t>declaración jurada de testigos</w:t>
-      </w:r>
-      <w:r>
-        <w:rPr>
-          <w:color w:val="000000" w:themeColor="text1"/>
-          <w:sz w:val="24"/>
-          <w:szCs w:val="24"/>
-        </w:rPr>
-        <w:t>}</w:t>
-      </w:r>
-    </w:p>
-    <w:p>
-      <w:pPr>
-        <w:pBdr>
-          <w:top w:val="nil"/>
-          <w:left w:val="nil"/>
-          <w:bottom w:val="nil"/>
-          <w:right w:val="nil"/>
-          <w:between w:val="nil"/>
-        </w:pBdr>
-        <w:ind w:left="2" w:right="136" w:firstLine="707"/>
-        <w:jc w:val="both"/>
-        <w:rPr>
-          <w:color w:val="000000" w:themeColor="text1"/>
-          <w:sz w:val="24"/>
-          <w:szCs w:val="24"/>
-          <w:lang w:val="es-ES"/>
-        </w:rPr>
-      </w:pPr>
-      <w:r>
-        <w:rPr>
-          <w:color w:val="000000" w:themeColor="text1"/>
-          <w:sz w:val="24"/>
-          <w:szCs w:val="24"/>
-          <w:lang w:val="es-ES"/>
-        </w:rPr>
-        <w:t>}}</w:t>
-      </w:r>
-      <w:r>
-        <w:rPr>
-          <w:color w:val="000000" w:themeColor="text1"/>
-          <w:sz w:val="24"/>
-          <w:szCs w:val="24"/>
-          <w:lang w:val="es-ES"/>
-        </w:rPr>
-        <w:t>.</w:t>
-      </w:r>
-    </w:p>
-    <w:p>
-      <w:pPr>
-        <w:pBdr>
-          <w:top w:val="nil"/>
-          <w:left w:val="nil"/>
-          <w:bottom w:val="nil"/>
-          <w:right w:val="nil"/>
-          <w:between w:val="nil"/>
-        </w:pBdr>
-        <w:ind w:left="2" w:right="136" w:firstLine="707"/>
-        <w:jc w:val="both"/>
-        <w:rPr>
-          <w:color w:val="000000" w:themeColor="text1"/>
-          <w:sz w:val="24"/>
-          <w:szCs w:val="24"/>
-          <w:lang w:val="es-ES"/>
-        </w:rPr>
-      </w:pPr>
-    </w:p>
-    <w:p>
-      <w:pPr>
-        <w:pBdr>
-          <w:top w:val="nil"/>
-          <w:left w:val="nil"/>
-          <w:bottom w:val="nil"/>
-          <w:right w:val="nil"/>
-          <w:between w:val="nil"/>
-        </w:pBdr>
-        <w:ind w:left="2" w:right="136" w:firstLine="707"/>
-        <w:jc w:val="both"/>
-        <w:rPr>
-          <w:color w:val="000000" w:themeColor="text1"/>
-          <w:sz w:val="24"/>
-          <w:szCs w:val="24"/>
-          <w:lang w:val="es-ES"/>
-        </w:rPr>
-      </w:pPr>
-      <w:r>
-        <w:rPr>
-          <w:color w:val="000000" w:themeColor="text1"/>
-          <w:sz w:val="24"/>
-          <w:szCs w:val="24"/>
-          <w:lang w:val="es-ES"/>
-        </w:rPr>
-        <w:t>Se acompaña {{Relación documentos secundaria [</w:t>
-      </w:r>
-      <w:proofErr w:type="spellStart"/>
-      <w:proofErr w:type="gramStart"/>
-      <w:r>
-        <w:rPr>
-          <w:color w:val="000000" w:themeColor="text1"/>
-          <w:sz w:val="24"/>
-          <w:szCs w:val="24"/>
-          <w:lang w:val="es-ES"/>
-        </w:rPr>
-        <w:t>checkbox:autowrap</w:t>
-      </w:r>
-      <w:proofErr w:type="spellEnd"/>
-      <w:proofErr w:type="gramEnd"/>
-      <w:r>
-        <w:rPr>
-          <w:color w:val="000000" w:themeColor="text1"/>
-          <w:sz w:val="24"/>
-          <w:szCs w:val="24"/>
-          <w:lang w:val="es-ES"/>
-        </w:rPr>
-        <w:t xml:space="preserve">] </w:t>
-      </w:r>
-    </w:p>
-    <w:p>
-      <w:pPr>
-        <w:pBdr>
-          <w:top w:val="nil"/>
-          <w:left w:val="nil"/>
-          <w:bottom w:val="nil"/>
-          <w:right w:val="nil"/>
-          <w:between w:val="nil"/>
-        </w:pBdr>
-        <w:ind w:left="2" w:right="136" w:firstLine="707"/>
-        <w:jc w:val="both"/>
-        <w:rPr>
-          <w:color w:val="000000" w:themeColor="text1"/>
-          <w:sz w:val="24"/>
-          <w:szCs w:val="24"/>
-          <w:lang w:val="es-ES"/>
-        </w:rPr>
-      </w:pPr>
-      <w:r>
-        <w:rPr>
-          <w:color w:val="000000" w:themeColor="text1"/>
-          <w:sz w:val="24"/>
-          <w:szCs w:val="24"/>
-          <w:lang w:val="es-ES"/>
-        </w:rPr>
-        <w:t xml:space="preserve">{Perito médico} {documentación médica asistencial, </w:t>
-      </w:r>
-      <w:r>
-        <w:rPr>
-          <w:b/>
-          <w:bCs/>
-          <w:color w:val="000000" w:themeColor="text1"/>
-          <w:sz w:val="24"/>
-          <w:szCs w:val="24"/>
-          <w:lang w:val="es-ES"/>
-        </w:rPr>
-        <w:t xml:space="preserve">como bloque de documentos </w:t>
-      </w:r>
-      <w:proofErr w:type="spellStart"/>
-      <w:r>
-        <w:rPr>
-          <w:b/>
-          <w:bCs/>
-          <w:color w:val="000000" w:themeColor="text1"/>
-          <w:sz w:val="24"/>
-          <w:szCs w:val="24"/>
-          <w:lang w:val="es-ES"/>
-        </w:rPr>
-        <w:t>nº</w:t>
-      </w:r>
-      <w:proofErr w:type="spellEnd"/>
-      <w:r>
-        <w:rPr>
-          <w:b/>
-          <w:bCs/>
-          <w:color w:val="000000" w:themeColor="text1"/>
-          <w:sz w:val="24"/>
-          <w:szCs w:val="24"/>
-          <w:lang w:val="es-ES"/>
-        </w:rPr>
-        <w:t xml:space="preserve"> [</w:t>
-      </w:r>
-      <w:proofErr w:type="spellStart"/>
-      <w:r>
-        <w:rPr>
-          <w:b/>
-          <w:bCs/>
-          <w:color w:val="000000" w:themeColor="text1"/>
-          <w:sz w:val="24"/>
-          <w:szCs w:val="24"/>
-          <w:lang w:val="es-ES"/>
-        </w:rPr>
-        <w:t>num</w:t>
-      </w:r>
-      <w:proofErr w:type="spellEnd"/>
-      <w:r>
-        <w:rPr>
-          <w:b/>
-          <w:bCs/>
-          <w:color w:val="000000" w:themeColor="text1"/>
-          <w:sz w:val="24"/>
-          <w:szCs w:val="24"/>
-          <w:lang w:val="es-ES"/>
-        </w:rPr>
-        <w:t xml:space="preserve"> </w:t>
-      </w:r>
-      <w:r>
-        <w:rPr>
-          <w:color w:val="000000" w:themeColor="text1"/>
-          <w:sz w:val="24"/>
-          <w:szCs w:val="24"/>
-          <w:lang w:val="es-ES"/>
-        </w:rPr>
-        <w:t>{Documentación médica</w:t>
-      </w:r>
-      <w:r>
-        <w:rPr>
-          <w:color w:val="000000" w:themeColor="text1"/>
-          <w:sz w:val="24"/>
-          <w:szCs w:val="24"/>
-          <w:lang w:val="es-ES"/>
-        </w:rPr>
-        <w:t>.</w:t>
-      </w:r>
-      <w:r>
-        <w:rPr>
-          <w:color w:val="000000" w:themeColor="text1"/>
-          <w:sz w:val="24"/>
-          <w:szCs w:val="24"/>
-          <w:lang w:val="es-ES"/>
-        </w:rPr>
-        <w:t>}</w:t>
-      </w:r>
-      <w:r>
-        <w:rPr>
-          <w:b/>
-          <w:bCs/>
-          <w:color w:val="000000" w:themeColor="text1"/>
-          <w:sz w:val="24"/>
-          <w:szCs w:val="24"/>
-          <w:lang w:val="es-ES"/>
-        </w:rPr>
-        <w:t>]</w:t>
-      </w:r>
-      <w:r>
-        <w:rPr>
-          <w:color w:val="000000" w:themeColor="text1"/>
-          <w:sz w:val="24"/>
-          <w:szCs w:val="24"/>
-          <w:lang w:val="es-ES"/>
-        </w:rPr>
-        <w:t>}</w:t>
-      </w:r>
     </w:p>
     <w:p>
       <w:pPr>
@@ -2854,45 +2150,8 @@
           <w:szCs w:val="24"/>
           <w:lang w:val="es-ES"/>
         </w:rPr>
-        <w:t xml:space="preserve">bloque de documentos </w:t>
-      </w:r>
-      <w:proofErr w:type="spellStart"/>
-      <w:r>
-        <w:rPr>
-          <w:b/>
-          <w:bCs/>
-          <w:color w:val="000000" w:themeColor="text1"/>
-          <w:sz w:val="24"/>
-          <w:szCs w:val="24"/>
-          <w:lang w:val="es-ES"/>
-        </w:rPr>
-        <w:t>nº</w:t>
-      </w:r>
-      <w:proofErr w:type="spellEnd"/>
-      <w:r>
-        <w:rPr>
-          <w:b/>
-          <w:bCs/>
-          <w:color w:val="000000" w:themeColor="text1"/>
-          <w:sz w:val="24"/>
-          <w:szCs w:val="24"/>
-          <w:lang w:val="es-ES"/>
-        </w:rPr>
-        <w:t xml:space="preserve"> [</w:t>
-      </w:r>
-      <w:proofErr w:type="spellStart"/>
-      <w:r>
-        <w:rPr>
-          <w:b/>
-          <w:bCs/>
-          <w:color w:val="000000" w:themeColor="text1"/>
-          <w:sz w:val="24"/>
-          <w:szCs w:val="24"/>
-          <w:lang w:val="es-ES"/>
-        </w:rPr>
-        <w:t>num</w:t>
-      </w:r>
-      <w:proofErr w:type="spellEnd"/>
+        <w:t>bloque de documentos nº [num</w:t>
+      </w:r>
       <w:r>
         <w:rPr>
           <w:b/>
@@ -3185,29 +2444,7 @@
           <w:highlight w:val="green"/>
           <w:lang w:val="es-ES"/>
         </w:rPr>
-        <w:t xml:space="preserve">Respecto al tratamiento rehabilitador, éste se inicia y finaliza en centro médico </w:t>
-      </w:r>
-      <w:proofErr w:type="spellStart"/>
-      <w:r>
-        <w:rPr>
-          <w:color w:val="000000" w:themeColor="text1"/>
-          <w:sz w:val="24"/>
-          <w:szCs w:val="24"/>
-          <w:highlight w:val="green"/>
-          <w:lang w:val="es-ES"/>
-        </w:rPr>
-        <w:t>Icot</w:t>
-      </w:r>
-      <w:proofErr w:type="spellEnd"/>
-      <w:r>
-        <w:rPr>
-          <w:color w:val="000000" w:themeColor="text1"/>
-          <w:sz w:val="24"/>
-          <w:szCs w:val="24"/>
-          <w:highlight w:val="green"/>
-          <w:lang w:val="es-ES"/>
-        </w:rPr>
-        <w:t>,</w:t>
+        <w:t>Respecto al tratamiento rehabilitador, éste se inicia y finaliza en centro médico Icot,</w:t>
       </w:r>
     </w:p>
     <w:p>
@@ -3242,29 +2479,7 @@
           <w:lang w:val="es-ES"/>
         </w:rPr>
         <w:lastRenderedPageBreak/>
-        <w:t xml:space="preserve">Y luego se fue </w:t>
-      </w:r>
-      <w:proofErr w:type="spellStart"/>
-      <w:r>
-        <w:rPr>
-          <w:color w:val="000000" w:themeColor="text1"/>
-          <w:sz w:val="24"/>
-          <w:szCs w:val="24"/>
-          <w:highlight w:val="green"/>
-          <w:lang w:val="es-ES"/>
-        </w:rPr>
-        <w:t>pa</w:t>
-      </w:r>
-      <w:proofErr w:type="spellEnd"/>
-      <w:r>
-        <w:rPr>
-          <w:color w:val="000000" w:themeColor="text1"/>
-          <w:sz w:val="24"/>
-          <w:szCs w:val="24"/>
-          <w:highlight w:val="green"/>
-          <w:lang w:val="es-ES"/>
-        </w:rPr>
-        <w:t xml:space="preserve"> su casa</w:t>
+        <w:t>Y luego se fue pa su casa</w:t>
       </w:r>
       <w:r>
         <w:rPr>
@@ -3423,7 +2638,6 @@
           <w:lang w:val="es-ES"/>
         </w:rPr>
       </w:pPr>
-      <w:proofErr w:type="gramStart"/>
       <w:r>
         <w:rPr>
           <w:b/>
@@ -3442,17 +2656,7 @@
           <w:szCs w:val="24"/>
           <w:lang w:val="es-ES"/>
         </w:rPr>
-        <w:t>.-</w:t>
-      </w:r>
-      <w:proofErr w:type="gramEnd"/>
-      <w:r>
-        <w:rPr>
-          <w:color w:val="000000" w:themeColor="text1"/>
-          <w:sz w:val="24"/>
-          <w:szCs w:val="24"/>
-          <w:lang w:val="es-ES"/>
-        </w:rPr>
-        <w:t xml:space="preserve"> Por ello, se reclama en este procedimiento, a favor de </w:t>
+        <w:t xml:space="preserve">.- Por ello, se reclama en este procedimiento, a favor de </w:t>
       </w:r>
       <w:r>
         <w:rPr>
@@ -3545,23 +2749,13 @@
         </w:rPr>
         <w:t xml:space="preserve"> [</w:t>
       </w:r>
-      <w:proofErr w:type="spellStart"/>
-      <w:r>
-        <w:rPr>
-          <w:color w:val="000000" w:themeColor="text1"/>
-          <w:sz w:val="24"/>
-          <w:szCs w:val="24"/>
-        </w:rPr>
-        <w:t>int</w:t>
-      </w:r>
-      <w:proofErr w:type="spellEnd"/>
-      <w:r>
-        <w:rPr>
-          <w:color w:val="000000" w:themeColor="text1"/>
-          <w:sz w:val="24"/>
-          <w:szCs w:val="24"/>
-        </w:rPr>
-        <w:t>]}</w:t>
+      <w:r>
+        <w:rPr>
+          <w:color w:val="000000" w:themeColor="text1"/>
+          <w:sz w:val="24"/>
+          <w:szCs w:val="24"/>
+        </w:rPr>
+        <w:t>int]}</w:t>
       </w:r>
       <w:r>
         <w:rPr>
@@ -3646,7 +2840,6 @@
         </w:rPr>
         <w:t xml:space="preserve"> </w:t>
       </w:r>
-      <w:proofErr w:type="gramStart"/>
       <w:r>
         <w:rPr>
           <w:color w:val="00B0F0"/>
@@ -3663,17 +2856,7 @@
           <w:szCs w:val="24"/>
           <w:lang w:val="es-ES"/>
         </w:rPr>
-        <w:t>)</w:t>
-      </w:r>
-      <w:proofErr w:type="gramEnd"/>
-      <w:r>
-        <w:rPr>
-          <w:color w:val="000000" w:themeColor="text1"/>
-          <w:sz w:val="24"/>
-          <w:szCs w:val="24"/>
-          <w:lang w:val="es-ES"/>
-        </w:rPr>
-        <w:t xml:space="preserve">, el importe de </w:t>
+        <w:t xml:space="preserve">), el importe de </w:t>
       </w:r>
       <w:r>
         <w:rPr>
@@ -3776,27 +2959,7 @@
           <w:szCs w:val="24"/>
           <w:lang w:val="es-ES"/>
         </w:rPr>
-        <w:t>{{CALC: Días de perjuicio totales - Días de perjuicio moderado [</w:t>
-      </w:r>
-      <w:proofErr w:type="spellStart"/>
-      <w:r>
-        <w:rPr>
-          <w:color w:val="000000" w:themeColor="text1"/>
-          <w:sz w:val="24"/>
-          <w:szCs w:val="24"/>
-          <w:lang w:val="es-ES"/>
-        </w:rPr>
-        <w:t>int</w:t>
-      </w:r>
-      <w:proofErr w:type="spellEnd"/>
-      <w:r>
-        <w:rPr>
-          <w:color w:val="000000" w:themeColor="text1"/>
-          <w:sz w:val="24"/>
-          <w:szCs w:val="24"/>
-          <w:lang w:val="es-ES"/>
-        </w:rPr>
-        <w:t>]}}</w:t>
+        <w:t>{{CALC: Días de perjuicio totales - Días de perjuicio moderado [int]}}</w:t>
       </w:r>
       <w:r>
         <w:rPr>
@@ -3910,16 +3073,7 @@
           <w:sz w:val="24"/>
           <w:szCs w:val="24"/>
         </w:rPr>
-        <w:t xml:space="preserve"> * Importe por día de perjuicio básico</w:t>
-      </w:r>
-      <w:proofErr w:type="gramStart"/>
-      <w:r>
-        <w:rPr>
-          <w:color w:val="000000" w:themeColor="text1"/>
-          <w:sz w:val="24"/>
-          <w:szCs w:val="24"/>
-        </w:rPr>
-        <w:t>}}</w:t>
+        <w:t xml:space="preserve"> * Importe por día de perjuicio básico}}</w:t>
       </w:r>
       <w:r>
         <w:rPr>
@@ -3940,17 +3094,7 @@
           <w:szCs w:val="24"/>
           <w:lang w:val="es-ES"/>
         </w:rPr>
-        <w:t xml:space="preserve"> euros</w:t>
-      </w:r>
-      <w:proofErr w:type="gramEnd"/>
-      <w:r>
-        <w:rPr>
-          <w:color w:val="000000" w:themeColor="text1"/>
-          <w:sz w:val="24"/>
-          <w:szCs w:val="24"/>
-          <w:lang w:val="es-ES"/>
-        </w:rPr>
-        <w:t>.</w:t>
+        <w:t xml:space="preserve"> euros.</w:t>
       </w:r>
     </w:p>
     <w:p>
@@ -3991,7 +3135,6 @@
           <w:lang w:val="es-ES"/>
         </w:rPr>
       </w:pPr>
-      <w:proofErr w:type="gramStart"/>
       <w:r>
         <w:rPr>
           <w:color w:val="000000" w:themeColor="text1"/>
@@ -4001,7 +3144,6 @@
         </w:rPr>
         <w:t>Todas las cantidades señaladas asciende</w:t>
       </w:r>
-      <w:proofErr w:type="gramEnd"/>
       <w:r>
         <w:rPr>
           <w:color w:val="000000" w:themeColor="text1"/>
@@ -4230,17 +3372,7 @@
           <w:szCs w:val="24"/>
           <w:lang w:val="es-ES"/>
         </w:rPr>
-        <w:t xml:space="preserve">quedado acreditado mediante documento </w:t>
-      </w:r>
-      <w:proofErr w:type="spellStart"/>
-      <w:r>
-        <w:rPr>
-          <w:color w:val="000000" w:themeColor="text1"/>
-          <w:sz w:val="24"/>
-          <w:szCs w:val="24"/>
-          <w:lang w:val="es-ES"/>
-        </w:rPr>
-        <w:t>n</w:t>
+        <w:t>quedado acreditado mediante documento n</w:t>
       </w:r>
       <w:r>
         <w:rPr>
@@ -4251,7 +3383,6 @@
         </w:rPr>
         <w:t>º</w:t>
       </w:r>
-      <w:proofErr w:type="spellEnd"/>
       <w:r>
         <w:rPr>
           <w:color w:val="000000" w:themeColor="text1"/>
@@ -4326,9 +3457,8 @@
           <w:highlight w:val="yellow"/>
           <w:lang w:val="es-ES"/>
         </w:rPr>
-        <w:t xml:space="preserve">documento </w:t>
-      </w:r>
-      <w:proofErr w:type="spellStart"/>
+        <w:t>documento n</w:t>
+      </w:r>
       <w:r>
         <w:rPr>
           <w:b/>
@@ -4339,7 +3469,7 @@
           <w:highlight w:val="yellow"/>
           <w:lang w:val="es-ES"/>
         </w:rPr>
-        <w:t>n</w:t>
+        <w:t>º</w:t>
       </w:r>
       <w:r>
         <w:rPr>
@@ -4351,9 +3481,88 @@
           <w:highlight w:val="yellow"/>
           <w:lang w:val="es-ES"/>
         </w:rPr>
+        <w:t xml:space="preserve"> </w:t>
+      </w:r>
+      <w:r>
+        <w:rPr>
+          <w:b/>
+          <w:bCs/>
+          <w:color w:val="000000" w:themeColor="text1"/>
+          <w:sz w:val="24"/>
+          <w:szCs w:val="24"/>
+          <w:highlight w:val="yellow"/>
+          <w:lang w:val="es-ES"/>
+        </w:rPr>
+        <w:t>{{[num</w:t>
+      </w:r>
+      <w:r>
+        <w:rPr>
+          <w:b/>
+          <w:bCs/>
+          <w:color w:val="000000" w:themeColor="text1"/>
+          <w:sz w:val="24"/>
+          <w:szCs w:val="24"/>
+          <w:highlight w:val="yellow"/>
+          <w:lang w:val="es-ES"/>
+        </w:rPr>
+        <w:t xml:space="preserve"> </w:t>
+      </w:r>
+      <w:r>
+        <w:rPr>
+          <w:color w:val="000000" w:themeColor="text1"/>
+          <w:sz w:val="24"/>
+          <w:szCs w:val="24"/>
+          <w:highlight w:val="yellow"/>
+          <w:lang w:val="es-ES"/>
+        </w:rPr>
+        <w:t>{Respuesta motivada.}</w:t>
+      </w:r>
+      <w:r>
+        <w:rPr>
+          <w:b/>
+          <w:bCs/>
+          <w:color w:val="000000" w:themeColor="text1"/>
+          <w:sz w:val="24"/>
+          <w:szCs w:val="24"/>
+          <w:highlight w:val="yellow"/>
+          <w:lang w:val="es-ES"/>
+        </w:rPr>
+        <w:t>]}}</w:t>
+      </w:r>
+      <w:r>
+        <w:rPr>
+          <w:color w:val="000000" w:themeColor="text1"/>
+          <w:sz w:val="24"/>
+          <w:szCs w:val="24"/>
+          <w:highlight w:val="yellow"/>
+          <w:lang w:val="es-ES"/>
+        </w:rPr>
+        <w:t xml:space="preserve">, basándose en un informe médico y biomecánico, que acompaño como </w:t>
+      </w:r>
+      <w:r>
+        <w:rPr>
+          <w:b/>
+          <w:bCs/>
+          <w:color w:val="000000" w:themeColor="text1"/>
+          <w:sz w:val="24"/>
+          <w:szCs w:val="24"/>
+          <w:highlight w:val="yellow"/>
+          <w:lang w:val="es-ES"/>
+        </w:rPr>
+        <w:t>documento n</w:t>
+      </w:r>
+      <w:r>
+        <w:rPr>
+          <w:b/>
+          <w:bCs/>
+          <w:color w:val="000000" w:themeColor="text1"/>
+          <w:sz w:val="24"/>
+          <w:szCs w:val="24"/>
+          <w:highlight w:val="yellow"/>
+          <w:lang w:val="es-ES"/>
+        </w:rPr>
         <w:t>º</w:t>
       </w:r>
-      <w:proofErr w:type="spellEnd"/>
       <w:r>
         <w:rPr>
           <w:b/>
@@ -4376,9 +3585,8 @@
           <w:highlight w:val="yellow"/>
           <w:lang w:val="es-ES"/>
         </w:rPr>
-        <w:t>{{[</w:t>
-      </w:r>
-      <w:proofErr w:type="spellStart"/>
+        <w:t>{{[num</w:t>
+      </w:r>
       <w:r>
         <w:rPr>
           <w:b/>
@@ -4389,17 +3597,286 @@
           <w:highlight w:val="yellow"/>
           <w:lang w:val="es-ES"/>
         </w:rPr>
+        <w:t xml:space="preserve"> </w:t>
+      </w:r>
+      <w:r>
+        <w:rPr>
+          <w:color w:val="000000" w:themeColor="text1"/>
+          <w:sz w:val="24"/>
+          <w:szCs w:val="24"/>
+          <w:highlight w:val="yellow"/>
+          <w:lang w:val="es-ES"/>
+        </w:rPr>
+        <w:t>{Informe médico.}</w:t>
+      </w:r>
+      <w:r>
+        <w:rPr>
+          <w:b/>
+          <w:bCs/>
+          <w:color w:val="000000" w:themeColor="text1"/>
+          <w:sz w:val="24"/>
+          <w:szCs w:val="24"/>
+          <w:highlight w:val="yellow"/>
+          <w:lang w:val="es-ES"/>
+        </w:rPr>
+        <w:t>]}}</w:t>
+      </w:r>
+      <w:r>
+        <w:rPr>
+          <w:b/>
+          <w:bCs/>
+          <w:color w:val="000000" w:themeColor="text1"/>
+          <w:sz w:val="24"/>
+          <w:szCs w:val="24"/>
+          <w:highlight w:val="yellow"/>
+          <w:lang w:val="es-ES"/>
+        </w:rPr>
+        <w:t xml:space="preserve"> y </w:t>
+      </w:r>
+      <w:r>
+        <w:rPr>
+          <w:b/>
+          <w:bCs/>
+          <w:color w:val="000000" w:themeColor="text1"/>
+          <w:sz w:val="24"/>
+          <w:szCs w:val="24"/>
+          <w:highlight w:val="yellow"/>
+          <w:lang w:val="es-ES"/>
+        </w:rPr>
+        <w:t>{{[num</w:t>
+      </w:r>
+      <w:r>
+        <w:rPr>
+          <w:b/>
+          <w:bCs/>
+          <w:color w:val="000000" w:themeColor="text1"/>
+          <w:sz w:val="24"/>
+          <w:szCs w:val="24"/>
+          <w:highlight w:val="yellow"/>
+          <w:lang w:val="es-ES"/>
+        </w:rPr>
+        <w:t xml:space="preserve"> </w:t>
+      </w:r>
+      <w:r>
+        <w:rPr>
+          <w:color w:val="000000" w:themeColor="text1"/>
+          <w:sz w:val="24"/>
+          <w:szCs w:val="24"/>
+          <w:highlight w:val="yellow"/>
+          <w:lang w:val="es-ES"/>
+        </w:rPr>
+        <w:t>{Informe biomecánico.}</w:t>
+      </w:r>
+      <w:r>
+        <w:rPr>
+          <w:b/>
+          <w:bCs/>
+          <w:color w:val="000000" w:themeColor="text1"/>
+          <w:sz w:val="24"/>
+          <w:szCs w:val="24"/>
+          <w:highlight w:val="yellow"/>
+          <w:lang w:val="es-ES"/>
+        </w:rPr>
+        <w:t>]}}</w:t>
+      </w:r>
+      <w:r>
+        <w:rPr>
+          <w:color w:val="000000" w:themeColor="text1"/>
+          <w:sz w:val="24"/>
+          <w:szCs w:val="24"/>
+          <w:highlight w:val="yellow"/>
+          <w:lang w:val="es-ES"/>
+        </w:rPr>
+        <w:t>, respectivamente.</w:t>
+      </w:r>
+    </w:p>
+    <w:p>
+      <w:pPr>
+        <w:pBdr>
+          <w:top w:val="nil"/>
+          <w:left w:val="nil"/>
+          <w:bottom w:val="nil"/>
+          <w:right w:val="nil"/>
+          <w:between w:val="nil"/>
+        </w:pBdr>
+        <w:ind w:left="2" w:right="136" w:firstLine="707"/>
+        <w:jc w:val="both"/>
+        <w:rPr>
+          <w:color w:val="000000" w:themeColor="text1"/>
+          <w:sz w:val="24"/>
+          <w:szCs w:val="24"/>
+          <w:lang w:val="es-ES"/>
+        </w:rPr>
+      </w:pPr>
+    </w:p>
+    <w:p>
+      <w:pPr>
+        <w:pBdr>
+          <w:top w:val="nil"/>
+          <w:left w:val="nil"/>
+          <w:bottom w:val="nil"/>
+          <w:right w:val="nil"/>
+          <w:between w:val="nil"/>
+        </w:pBdr>
+        <w:ind w:left="2" w:right="136" w:firstLine="707"/>
+        <w:jc w:val="both"/>
+        <w:rPr>
+          <w:color w:val="000000" w:themeColor="text1"/>
+          <w:sz w:val="24"/>
+          <w:szCs w:val="24"/>
+          <w:lang w:val="es-ES"/>
+        </w:rPr>
+      </w:pPr>
+      <w:r>
+        <w:rPr>
+          <w:color w:val="000000" w:themeColor="text1"/>
+          <w:sz w:val="24"/>
+          <w:szCs w:val="24"/>
+          <w:lang w:val="es-ES"/>
+        </w:rPr>
+        <w:t>{{</w:t>
+      </w:r>
+      <w:r>
+        <w:rPr>
+          <w:color w:val="000000" w:themeColor="text1"/>
+          <w:sz w:val="24"/>
+          <w:szCs w:val="24"/>
+          <w:lang w:val="es-ES"/>
+        </w:rPr>
+        <w:t>Oferta previa</w:t>
+      </w:r>
+      <w:r>
+        <w:rPr>
+          <w:color w:val="000000" w:themeColor="text1"/>
+          <w:sz w:val="24"/>
+          <w:szCs w:val="24"/>
+          <w:lang w:val="es-ES"/>
+        </w:rPr>
+        <w:t xml:space="preserve"> </w:t>
+      </w:r>
+      <w:r>
+        <w:rPr>
+          <w:color w:val="000000" w:themeColor="text1"/>
+          <w:sz w:val="24"/>
+          <w:szCs w:val="24"/>
+          <w:lang w:val="es-ES"/>
+        </w:rPr>
+        <w:t>[checkbox]</w:t>
+      </w:r>
+      <w:r>
+        <w:rPr>
+          <w:color w:val="000000" w:themeColor="text1"/>
+          <w:sz w:val="24"/>
+          <w:szCs w:val="24"/>
+          <w:lang w:val="es-ES"/>
+        </w:rPr>
+        <w:t xml:space="preserve"> </w:t>
+      </w:r>
+      <w:r>
+        <w:rPr>
+          <w:color w:val="000000" w:themeColor="text1"/>
+          <w:sz w:val="24"/>
+          <w:szCs w:val="24"/>
+          <w:lang w:val="es-ES"/>
+        </w:rPr>
+        <w:t>{</w:t>
+      </w:r>
+      <w:r>
+        <w:rPr>
+          <w:color w:val="000000" w:themeColor="text1"/>
+          <w:sz w:val="24"/>
+          <w:szCs w:val="24"/>
+          <w:lang w:val="es-ES"/>
+        </w:rPr>
+        <w:t>Habiendo intentado conseguir un acuerdo con la compañía aseguradora, ha</w:t>
+      </w:r>
+      <w:r>
+        <w:rPr>
+          <w:color w:val="000000" w:themeColor="text1"/>
+          <w:sz w:val="24"/>
+          <w:szCs w:val="24"/>
+          <w:lang w:val="es-ES"/>
+        </w:rPr>
+        <w:t xml:space="preserve"> </w:t>
+      </w:r>
+      <w:r>
+        <w:rPr>
+          <w:color w:val="000000" w:themeColor="text1"/>
+          <w:sz w:val="24"/>
+          <w:szCs w:val="24"/>
+          <w:lang w:val="es-ES"/>
+        </w:rPr>
+        <w:t>resultado infructuoso, razón por la que, habiendo interrumpido esta parte la</w:t>
+      </w:r>
+      <w:r>
+        <w:rPr>
+          <w:color w:val="000000" w:themeColor="text1"/>
+          <w:sz w:val="24"/>
+          <w:szCs w:val="24"/>
+          <w:lang w:val="es-ES"/>
+        </w:rPr>
+        <w:t xml:space="preserve"> </w:t>
+      </w:r>
+      <w:r>
+        <w:rPr>
+          <w:color w:val="000000" w:themeColor="text1"/>
+          <w:sz w:val="24"/>
+          <w:szCs w:val="24"/>
+          <w:lang w:val="es-ES"/>
+        </w:rPr>
+        <w:t xml:space="preserve">prescripción de la acción que ahora se ejercita (según acredito mediante </w:t>
+      </w:r>
+      <w:r>
+        <w:rPr>
+          <w:b/>
+          <w:bCs/>
+          <w:color w:val="000000" w:themeColor="text1"/>
+          <w:sz w:val="24"/>
+          <w:szCs w:val="24"/>
+          <w:lang w:val="es-ES"/>
+        </w:rPr>
+        <w:t>documento nº</w:t>
+      </w:r>
+      <w:r>
+        <w:rPr>
+          <w:b/>
+          <w:bCs/>
+          <w:color w:val="000000" w:themeColor="text1"/>
+          <w:sz w:val="24"/>
+          <w:szCs w:val="24"/>
+          <w:lang w:val="es-ES"/>
+        </w:rPr>
+        <w:t xml:space="preserve"> </w:t>
+      </w:r>
+      <w:r>
+        <w:rPr>
+          <w:b/>
+          <w:bCs/>
+          <w:color w:val="000000" w:themeColor="text1"/>
+          <w:sz w:val="24"/>
+          <w:szCs w:val="24"/>
+          <w:lang w:val="es-ES"/>
+        </w:rPr>
+        <w:t>[</w:t>
+      </w:r>
+      <w:r>
+        <w:rPr>
+          <w:b/>
+          <w:bCs/>
+          <w:color w:val="000000" w:themeColor="text1"/>
+          <w:sz w:val="24"/>
+          <w:szCs w:val="24"/>
+          <w:lang w:val="es-ES"/>
+        </w:rPr>
         <w:t>num</w:t>
       </w:r>
-      <w:proofErr w:type="spellEnd"/>
-      <w:r>
-        <w:rPr>
-          <w:b/>
-          <w:bCs/>
-          <w:color w:val="000000" w:themeColor="text1"/>
-          <w:sz w:val="24"/>
-          <w:szCs w:val="24"/>
-          <w:highlight w:val="yellow"/>
+      <w:r>
+        <w:rPr>
+          <w:b/>
+          <w:bCs/>
+          <w:color w:val="000000" w:themeColor="text1"/>
+          <w:sz w:val="24"/>
+          <w:szCs w:val="24"/>
           <w:lang w:val="es-ES"/>
         </w:rPr>
         <w:t xml:space="preserve"> </w:t>
@@ -4409,312 +3886,14 @@
           <w:color w:val="000000" w:themeColor="text1"/>
           <w:sz w:val="24"/>
           <w:szCs w:val="24"/>
-          <w:highlight w:val="yellow"/>
-          <w:lang w:val="es-ES"/>
-        </w:rPr>
-        <w:t>{Respuesta motivada.}</w:t>
-      </w:r>
-      <w:r>
-        <w:rPr>
-          <w:b/>
-          <w:bCs/>
-          <w:color w:val="000000" w:themeColor="text1"/>
-          <w:sz w:val="24"/>
-          <w:szCs w:val="24"/>
-          <w:highlight w:val="yellow"/>
-          <w:lang w:val="es-ES"/>
-        </w:rPr>
-        <w:t>]}}</w:t>
-      </w:r>
-      <w:r>
-        <w:rPr>
-          <w:color w:val="000000" w:themeColor="text1"/>
-          <w:sz w:val="24"/>
-          <w:szCs w:val="24"/>
-          <w:highlight w:val="yellow"/>
-          <w:lang w:val="es-ES"/>
-        </w:rPr>
-        <w:t xml:space="preserve">, basándose en un informe médico y biomecánico, que acompaño como </w:t>
-      </w:r>
-      <w:r>
-        <w:rPr>
-          <w:b/>
-          <w:bCs/>
-          <w:color w:val="000000" w:themeColor="text1"/>
-          <w:sz w:val="24"/>
-          <w:szCs w:val="24"/>
-          <w:highlight w:val="yellow"/>
-          <w:lang w:val="es-ES"/>
-        </w:rPr>
-        <w:t xml:space="preserve">documento </w:t>
-      </w:r>
-      <w:proofErr w:type="spellStart"/>
-      <w:r>
-        <w:rPr>
-          <w:b/>
-          <w:bCs/>
-          <w:color w:val="000000" w:themeColor="text1"/>
-          <w:sz w:val="24"/>
-          <w:szCs w:val="24"/>
-          <w:highlight w:val="yellow"/>
-          <w:lang w:val="es-ES"/>
-        </w:rPr>
-        <w:t>n</w:t>
-      </w:r>
-      <w:r>
-        <w:rPr>
-          <w:b/>
-          <w:bCs/>
-          <w:color w:val="000000" w:themeColor="text1"/>
-          <w:sz w:val="24"/>
-          <w:szCs w:val="24"/>
-          <w:highlight w:val="yellow"/>
-          <w:lang w:val="es-ES"/>
-        </w:rPr>
-        <w:t>º</w:t>
-      </w:r>
-      <w:proofErr w:type="spellEnd"/>
-      <w:r>
-        <w:rPr>
-          <w:b/>
-          <w:bCs/>
-          <w:color w:val="000000" w:themeColor="text1"/>
-          <w:sz w:val="24"/>
-          <w:szCs w:val="24"/>
-          <w:highlight w:val="yellow"/>
-          <w:lang w:val="es-ES"/>
-        </w:rPr>
-        <w:t xml:space="preserve"> </w:t>
-      </w:r>
-      <w:r>
-        <w:rPr>
-          <w:b/>
-          <w:bCs/>
-          <w:color w:val="000000" w:themeColor="text1"/>
-          <w:sz w:val="24"/>
-          <w:szCs w:val="24"/>
-          <w:highlight w:val="yellow"/>
-          <w:lang w:val="es-ES"/>
-        </w:rPr>
-        <w:t>{{[</w:t>
-      </w:r>
-      <w:proofErr w:type="spellStart"/>
-      <w:r>
-        <w:rPr>
-          <w:b/>
-          <w:bCs/>
-          <w:color w:val="000000" w:themeColor="text1"/>
-          <w:sz w:val="24"/>
-          <w:szCs w:val="24"/>
-          <w:highlight w:val="yellow"/>
-          <w:lang w:val="es-ES"/>
-        </w:rPr>
-        <w:t>num</w:t>
-      </w:r>
-      <w:proofErr w:type="spellEnd"/>
-      <w:r>
-        <w:rPr>
-          <w:b/>
-          <w:bCs/>
-          <w:color w:val="000000" w:themeColor="text1"/>
-          <w:sz w:val="24"/>
-          <w:szCs w:val="24"/>
-          <w:highlight w:val="yellow"/>
-          <w:lang w:val="es-ES"/>
-        </w:rPr>
-        <w:t xml:space="preserve"> </w:t>
-      </w:r>
-      <w:r>
-        <w:rPr>
-          <w:color w:val="000000" w:themeColor="text1"/>
-          <w:sz w:val="24"/>
-          <w:szCs w:val="24"/>
-          <w:highlight w:val="yellow"/>
-          <w:lang w:val="es-ES"/>
-        </w:rPr>
-        <w:t>{Informe médico.}</w:t>
-      </w:r>
-      <w:r>
-        <w:rPr>
-          <w:b/>
-          <w:bCs/>
-          <w:color w:val="000000" w:themeColor="text1"/>
-          <w:sz w:val="24"/>
-          <w:szCs w:val="24"/>
-          <w:highlight w:val="yellow"/>
-          <w:lang w:val="es-ES"/>
-        </w:rPr>
-        <w:t>]}}</w:t>
-      </w:r>
-      <w:r>
-        <w:rPr>
-          <w:b/>
-          <w:bCs/>
-          <w:color w:val="000000" w:themeColor="text1"/>
-          <w:sz w:val="24"/>
-          <w:szCs w:val="24"/>
-          <w:highlight w:val="yellow"/>
-          <w:lang w:val="es-ES"/>
-        </w:rPr>
-        <w:t xml:space="preserve"> y </w:t>
-      </w:r>
-      <w:r>
-        <w:rPr>
-          <w:b/>
-          <w:bCs/>
-          <w:color w:val="000000" w:themeColor="text1"/>
-          <w:sz w:val="24"/>
-          <w:szCs w:val="24"/>
-          <w:highlight w:val="yellow"/>
-          <w:lang w:val="es-ES"/>
-        </w:rPr>
-        <w:t>{{[</w:t>
-      </w:r>
-      <w:proofErr w:type="spellStart"/>
-      <w:r>
-        <w:rPr>
-          <w:b/>
-          <w:bCs/>
-          <w:color w:val="000000" w:themeColor="text1"/>
-          <w:sz w:val="24"/>
-          <w:szCs w:val="24"/>
-          <w:highlight w:val="yellow"/>
-          <w:lang w:val="es-ES"/>
-        </w:rPr>
-        <w:t>num</w:t>
-      </w:r>
-      <w:proofErr w:type="spellEnd"/>
-      <w:r>
-        <w:rPr>
-          <w:b/>
-          <w:bCs/>
-          <w:color w:val="000000" w:themeColor="text1"/>
-          <w:sz w:val="24"/>
-          <w:szCs w:val="24"/>
-          <w:highlight w:val="yellow"/>
-          <w:lang w:val="es-ES"/>
-        </w:rPr>
-        <w:t xml:space="preserve"> </w:t>
-      </w:r>
-      <w:r>
-        <w:rPr>
-          <w:color w:val="000000" w:themeColor="text1"/>
-          <w:sz w:val="24"/>
-          <w:szCs w:val="24"/>
-          <w:highlight w:val="yellow"/>
-          <w:lang w:val="es-ES"/>
-        </w:rPr>
-        <w:t>{Informe biomecánico.}</w:t>
-      </w:r>
-      <w:r>
-        <w:rPr>
-          <w:b/>
-          <w:bCs/>
-          <w:color w:val="000000" w:themeColor="text1"/>
-          <w:sz w:val="24"/>
-          <w:szCs w:val="24"/>
-          <w:highlight w:val="yellow"/>
-          <w:lang w:val="es-ES"/>
-        </w:rPr>
-        <w:t>]}}</w:t>
-      </w:r>
-      <w:r>
-        <w:rPr>
-          <w:color w:val="000000" w:themeColor="text1"/>
-          <w:sz w:val="24"/>
-          <w:szCs w:val="24"/>
-          <w:highlight w:val="yellow"/>
-          <w:lang w:val="es-ES"/>
-        </w:rPr>
-        <w:t>, respectivamente.</w:t>
-      </w:r>
-    </w:p>
-    <w:p>
-      <w:pPr>
-        <w:pBdr>
-          <w:top w:val="nil"/>
-          <w:left w:val="nil"/>
-          <w:bottom w:val="nil"/>
-          <w:right w:val="nil"/>
-          <w:between w:val="nil"/>
-        </w:pBdr>
-        <w:ind w:left="2" w:right="136" w:firstLine="707"/>
-        <w:jc w:val="both"/>
-        <w:rPr>
-          <w:color w:val="000000" w:themeColor="text1"/>
-          <w:sz w:val="24"/>
-          <w:szCs w:val="24"/>
-          <w:lang w:val="es-ES"/>
-        </w:rPr>
-      </w:pPr>
-    </w:p>
-    <w:p>
-      <w:pPr>
-        <w:pBdr>
-          <w:top w:val="nil"/>
-          <w:left w:val="nil"/>
-          <w:bottom w:val="nil"/>
-          <w:right w:val="nil"/>
-          <w:between w:val="nil"/>
-        </w:pBdr>
-        <w:ind w:left="2" w:right="136" w:firstLine="707"/>
-        <w:jc w:val="both"/>
-        <w:rPr>
-          <w:color w:val="000000" w:themeColor="text1"/>
-          <w:sz w:val="24"/>
-          <w:szCs w:val="24"/>
-          <w:lang w:val="es-ES"/>
-        </w:rPr>
-      </w:pPr>
-      <w:r>
-        <w:rPr>
-          <w:color w:val="000000" w:themeColor="text1"/>
-          <w:sz w:val="24"/>
-          <w:szCs w:val="24"/>
-          <w:lang w:val="es-ES"/>
-        </w:rPr>
-        <w:t>{{</w:t>
-      </w:r>
-      <w:r>
-        <w:rPr>
-          <w:color w:val="000000" w:themeColor="text1"/>
-          <w:sz w:val="24"/>
-          <w:szCs w:val="24"/>
-          <w:lang w:val="es-ES"/>
-        </w:rPr>
-        <w:t>Oferta previa</w:t>
-      </w:r>
-      <w:r>
-        <w:rPr>
-          <w:color w:val="000000" w:themeColor="text1"/>
-          <w:sz w:val="24"/>
-          <w:szCs w:val="24"/>
-          <w:lang w:val="es-ES"/>
-        </w:rPr>
-        <w:t xml:space="preserve"> </w:t>
-      </w:r>
-      <w:r>
-        <w:rPr>
-          <w:color w:val="000000" w:themeColor="text1"/>
-          <w:sz w:val="24"/>
-          <w:szCs w:val="24"/>
-          <w:lang w:val="es-ES"/>
-        </w:rPr>
-        <w:t>[</w:t>
-      </w:r>
-      <w:proofErr w:type="spellStart"/>
-      <w:r>
-        <w:rPr>
-          <w:color w:val="000000" w:themeColor="text1"/>
-          <w:sz w:val="24"/>
-          <w:szCs w:val="24"/>
-          <w:lang w:val="es-ES"/>
-        </w:rPr>
-        <w:t>checkbox</w:t>
-      </w:r>
-      <w:proofErr w:type="spellEnd"/>
-      <w:r>
-        <w:rPr>
+          <w:lang w:val="es-ES"/>
+        </w:rPr>
+        <w:t>{Burofax de interrupción de prescripción.}</w:t>
+      </w:r>
+      <w:r>
+        <w:rPr>
+          <w:b/>
+          <w:bCs/>
           <w:color w:val="000000" w:themeColor="text1"/>
           <w:sz w:val="24"/>
           <w:szCs w:val="24"/>
@@ -4724,159 +3903,6 @@
       </w:r>
       <w:r>
         <w:rPr>
-          <w:color w:val="000000" w:themeColor="text1"/>
-          <w:sz w:val="24"/>
-          <w:szCs w:val="24"/>
-          <w:lang w:val="es-ES"/>
-        </w:rPr>
-        <w:t xml:space="preserve"> </w:t>
-      </w:r>
-      <w:r>
-        <w:rPr>
-          <w:color w:val="000000" w:themeColor="text1"/>
-          <w:sz w:val="24"/>
-          <w:szCs w:val="24"/>
-          <w:lang w:val="es-ES"/>
-        </w:rPr>
-        <w:t>{</w:t>
-      </w:r>
-      <w:r>
-        <w:rPr>
-          <w:color w:val="000000" w:themeColor="text1"/>
-          <w:sz w:val="24"/>
-          <w:szCs w:val="24"/>
-          <w:lang w:val="es-ES"/>
-        </w:rPr>
-        <w:t>Habiendo intentado conseguir un acuerdo con la compañía aseguradora, ha</w:t>
-      </w:r>
-      <w:r>
-        <w:rPr>
-          <w:color w:val="000000" w:themeColor="text1"/>
-          <w:sz w:val="24"/>
-          <w:szCs w:val="24"/>
-          <w:lang w:val="es-ES"/>
-        </w:rPr>
-        <w:t xml:space="preserve"> </w:t>
-      </w:r>
-      <w:r>
-        <w:rPr>
-          <w:color w:val="000000" w:themeColor="text1"/>
-          <w:sz w:val="24"/>
-          <w:szCs w:val="24"/>
-          <w:lang w:val="es-ES"/>
-        </w:rPr>
-        <w:t>resultado infructuoso, razón por la que, habiendo interrumpido esta parte la</w:t>
-      </w:r>
-      <w:r>
-        <w:rPr>
-          <w:color w:val="000000" w:themeColor="text1"/>
-          <w:sz w:val="24"/>
-          <w:szCs w:val="24"/>
-          <w:lang w:val="es-ES"/>
-        </w:rPr>
-        <w:t xml:space="preserve"> </w:t>
-      </w:r>
-      <w:r>
-        <w:rPr>
-          <w:color w:val="000000" w:themeColor="text1"/>
-          <w:sz w:val="24"/>
-          <w:szCs w:val="24"/>
-          <w:lang w:val="es-ES"/>
-        </w:rPr>
-        <w:t xml:space="preserve">prescripción de la acción que ahora se ejercita (según acredito mediante </w:t>
-      </w:r>
-      <w:r>
-        <w:rPr>
-          <w:b/>
-          <w:bCs/>
-          <w:color w:val="000000" w:themeColor="text1"/>
-          <w:sz w:val="24"/>
-          <w:szCs w:val="24"/>
-          <w:lang w:val="es-ES"/>
-        </w:rPr>
-        <w:t xml:space="preserve">documento </w:t>
-      </w:r>
-      <w:proofErr w:type="spellStart"/>
-      <w:r>
-        <w:rPr>
-          <w:b/>
-          <w:bCs/>
-          <w:color w:val="000000" w:themeColor="text1"/>
-          <w:sz w:val="24"/>
-          <w:szCs w:val="24"/>
-          <w:lang w:val="es-ES"/>
-        </w:rPr>
-        <w:t>nº</w:t>
-      </w:r>
-      <w:proofErr w:type="spellEnd"/>
-      <w:r>
-        <w:rPr>
-          <w:b/>
-          <w:bCs/>
-          <w:color w:val="000000" w:themeColor="text1"/>
-          <w:sz w:val="24"/>
-          <w:szCs w:val="24"/>
-          <w:lang w:val="es-ES"/>
-        </w:rPr>
-        <w:t xml:space="preserve"> </w:t>
-      </w:r>
-      <w:r>
-        <w:rPr>
-          <w:b/>
-          <w:bCs/>
-          <w:color w:val="000000" w:themeColor="text1"/>
-          <w:sz w:val="24"/>
-          <w:szCs w:val="24"/>
-          <w:lang w:val="es-ES"/>
-        </w:rPr>
-        <w:t>[</w:t>
-      </w:r>
-      <w:proofErr w:type="spellStart"/>
-      <w:r>
-        <w:rPr>
-          <w:b/>
-          <w:bCs/>
-          <w:color w:val="000000" w:themeColor="text1"/>
-          <w:sz w:val="24"/>
-          <w:szCs w:val="24"/>
-          <w:lang w:val="es-ES"/>
-        </w:rPr>
-        <w:t>num</w:t>
-      </w:r>
-      <w:proofErr w:type="spellEnd"/>
-      <w:r>
-        <w:rPr>
-          <w:b/>
-          <w:bCs/>
-          <w:color w:val="000000" w:themeColor="text1"/>
-          <w:sz w:val="24"/>
-          <w:szCs w:val="24"/>
-          <w:lang w:val="es-ES"/>
-        </w:rPr>
-        <w:t xml:space="preserve"> </w:t>
-      </w:r>
-      <w:r>
-        <w:rPr>
-          <w:color w:val="000000" w:themeColor="text1"/>
-          <w:sz w:val="24"/>
-          <w:szCs w:val="24"/>
-          <w:lang w:val="es-ES"/>
-        </w:rPr>
-        <w:t>{Burofax de interrupción de prescripción.}</w:t>
-      </w:r>
-      <w:r>
-        <w:rPr>
-          <w:b/>
-          <w:bCs/>
-          <w:color w:val="000000" w:themeColor="text1"/>
-          <w:sz w:val="24"/>
-          <w:szCs w:val="24"/>
-          <w:lang w:val="es-ES"/>
-        </w:rPr>
-        <w:t>]</w:t>
-      </w:r>
-      <w:r>
-        <w:rPr>
           <w:b/>
           <w:bCs/>
           <w:color w:val="000000" w:themeColor="text1"/>
@@ -4949,19 +3975,8 @@
           <w:szCs w:val="24"/>
           <w:lang w:val="es-ES"/>
         </w:rPr>
-        <w:t>{{Con contractura [</w:t>
-      </w:r>
-      <w:proofErr w:type="spellStart"/>
-      <w:r>
-        <w:rPr>
-          <w:color w:val="000000" w:themeColor="text1"/>
-          <w:sz w:val="24"/>
-          <w:szCs w:val="24"/>
-          <w:lang w:val="es-ES"/>
-        </w:rPr>
-        <w:t>checkbox</w:t>
-      </w:r>
-      <w:proofErr w:type="spellEnd"/>
+        <w:t>{{Con contractura [checkbox</w:t>
+      </w:r>
       <w:r>
         <w:rPr>
           <w:color w:val="000000" w:themeColor="text1"/>
@@ -5490,29 +4505,7 @@
           <w:sz w:val="24"/>
           <w:szCs w:val="24"/>
         </w:rPr>
-        <w:t xml:space="preserve"> [</w:t>
-      </w:r>
-      <w:proofErr w:type="spellStart"/>
-      <w:r>
-        <w:rPr>
-          <w:b/>
-          <w:bCs/>
-          <w:color w:val="000000" w:themeColor="text1"/>
-          <w:sz w:val="24"/>
-          <w:szCs w:val="24"/>
-        </w:rPr>
-        <w:t>words</w:t>
-      </w:r>
-      <w:proofErr w:type="spellEnd"/>
-      <w:r>
-        <w:rPr>
-          <w:b/>
-          <w:bCs/>
-          <w:color w:val="000000" w:themeColor="text1"/>
-          <w:sz w:val="24"/>
-          <w:szCs w:val="24"/>
-        </w:rPr>
-        <w:t>]</w:t>
+        <w:t xml:space="preserve"> [words]</w:t>
       </w:r>
       <w:r>
         <w:rPr>
@@ -6635,6 +5628,7 @@
   <w:style w:type="character" w:default="1" w:styleId="Fuentedeprrafopredeter">
     <w:name w:val="Default Paragraph Font"/>
     <w:uiPriority w:val="1"/>
+    <w:semiHidden/>
     <w:unhideWhenUsed/>
   </w:style>
   <w:style w:type="table" w:default="1" w:styleId="Tablanormal">

--- a/docs/Test plantilla demanda.docx
+++ b/docs/Test plantilla demanda.docx
@@ -131,7 +131,33 @@
           <w:highlight w:val="green"/>
           <w:lang w:val="es-ES"/>
         </w:rPr>
-        <w:t xml:space="preserve"> [select]</w:t>
+        <w:t xml:space="preserve"> [</w:t>
+      </w:r>
+      <w:proofErr w:type="spellStart"/>
+      <w:r>
+        <w:rPr>
+          <w:b/>
+          <w:bCs/>
+          <w:color w:val="000000" w:themeColor="text1"/>
+          <w:sz w:val="24"/>
+          <w:szCs w:val="24"/>
+          <w:highlight w:val="green"/>
+          <w:lang w:val="es-ES"/>
+        </w:rPr>
+        <w:t>select</w:t>
+      </w:r>
+      <w:proofErr w:type="spellEnd"/>
+      <w:r>
+        <w:rPr>
+          <w:b/>
+          <w:bCs/>
+          <w:color w:val="000000" w:themeColor="text1"/>
+          <w:sz w:val="24"/>
+          <w:szCs w:val="24"/>
+          <w:highlight w:val="green"/>
+          <w:lang w:val="es-ES"/>
+        </w:rPr>
+        <w:t>]</w:t>
       </w:r>
       <w:r>
         <w:rPr>
@@ -711,7 +737,31 @@
           <w:szCs w:val="24"/>
           <w:lang w:val="es-ES"/>
         </w:rPr>
-        <w:t>documento nº 1</w:t>
+        <w:t xml:space="preserve">documento </w:t>
+      </w:r>
+      <w:proofErr w:type="spellStart"/>
+      <w:r>
+        <w:rPr>
+          <w:b/>
+          <w:bCs/>
+          <w:color w:val="000000" w:themeColor="text1"/>
+          <w:sz w:val="24"/>
+          <w:szCs w:val="24"/>
+          <w:lang w:val="es-ES"/>
+        </w:rPr>
+        <w:t>nº</w:t>
+      </w:r>
+      <w:proofErr w:type="spellEnd"/>
+      <w:r>
+        <w:rPr>
+          <w:b/>
+          <w:bCs/>
+          <w:color w:val="000000" w:themeColor="text1"/>
+          <w:sz w:val="24"/>
+          <w:szCs w:val="24"/>
+          <w:lang w:val="es-ES"/>
+        </w:rPr>
+        <w:t xml:space="preserve"> 1</w:t>
       </w:r>
       <w:r>
         <w:rPr>
@@ -837,7 +887,29 @@
           <w:highlight w:val="yellow"/>
           <w:lang w:val="es-ES"/>
         </w:rPr>
-        <w:t>sobre las 14:30 horas, iba conduciendo el vehículo matrícula 7199-GHT por el carril izquierdo de la GC-10, próximo a la rotonda Daora, en el término municipal de Telde.</w:t>
+        <w:t xml:space="preserve">sobre las 14:30 horas, iba conduciendo el vehículo matrícula 7199-GHT por el carril izquierdo de la GC-10, próximo a la rotonda </w:t>
+      </w:r>
+      <w:proofErr w:type="spellStart"/>
+      <w:r>
+        <w:rPr>
+          <w:color w:val="000000" w:themeColor="text1"/>
+          <w:sz w:val="24"/>
+          <w:szCs w:val="24"/>
+          <w:highlight w:val="yellow"/>
+          <w:lang w:val="es-ES"/>
+        </w:rPr>
+        <w:t>Daora</w:t>
+      </w:r>
+      <w:proofErr w:type="spellEnd"/>
+      <w:r>
+        <w:rPr>
+          <w:color w:val="000000" w:themeColor="text1"/>
+          <w:sz w:val="24"/>
+          <w:szCs w:val="24"/>
+          <w:highlight w:val="yellow"/>
+          <w:lang w:val="es-ES"/>
+        </w:rPr>
+        <w:t>, en el término municipal de Telde.</w:t>
       </w:r>
     </w:p>
     <w:p>
@@ -896,7 +968,29 @@
           <w:highlight w:val="green"/>
           <w:lang w:val="es-ES"/>
         </w:rPr>
-        <w:t xml:space="preserve"> [select]</w:t>
+        <w:t xml:space="preserve"> [</w:t>
+      </w:r>
+      <w:proofErr w:type="spellStart"/>
+      <w:r>
+        <w:rPr>
+          <w:color w:val="000000" w:themeColor="text1"/>
+          <w:sz w:val="24"/>
+          <w:szCs w:val="24"/>
+          <w:highlight w:val="green"/>
+          <w:lang w:val="es-ES"/>
+        </w:rPr>
+        <w:t>select</w:t>
+      </w:r>
+      <w:proofErr w:type="spellEnd"/>
+      <w:r>
+        <w:rPr>
+          <w:color w:val="000000" w:themeColor="text1"/>
+          <w:sz w:val="24"/>
+          <w:szCs w:val="24"/>
+          <w:highlight w:val="green"/>
+          <w:lang w:val="es-ES"/>
+        </w:rPr>
+        <w:t>]</w:t>
       </w:r>
     </w:p>
     <w:p>
@@ -1042,7 +1136,51 @@
           <w:highlight w:val="green"/>
           <w:lang w:val="es-ES"/>
         </w:rPr>
-        <w:t>Que, de forma repentina, vino desde el interior de la rotonda Daora el vehículo matrícula 8954-BKX, conducido por D. Francisco García Magariño y asegurado en Reale y, al incorporarse a la GC-10, golpeó, de forma fronto-angular, el lateral del vehículo de mi mandante que, habiendo sufrido daños materiales, fueron ya reparados por convenio entre las entidades aseguradoras.</w:t>
+        <w:t xml:space="preserve">Que, de forma repentina, vino desde el interior de la rotonda </w:t>
+      </w:r>
+      <w:proofErr w:type="spellStart"/>
+      <w:r>
+        <w:rPr>
+          <w:color w:val="000000" w:themeColor="text1"/>
+          <w:sz w:val="24"/>
+          <w:szCs w:val="24"/>
+          <w:highlight w:val="green"/>
+          <w:lang w:val="es-ES"/>
+        </w:rPr>
+        <w:t>Daora</w:t>
+      </w:r>
+      <w:proofErr w:type="spellEnd"/>
+      <w:r>
+        <w:rPr>
+          <w:color w:val="000000" w:themeColor="text1"/>
+          <w:sz w:val="24"/>
+          <w:szCs w:val="24"/>
+          <w:highlight w:val="green"/>
+          <w:lang w:val="es-ES"/>
+        </w:rPr>
+        <w:t xml:space="preserve"> el vehículo matrícula 8954-BKX, conducido por D. Francisco García Magariño y asegurado en Reale y, al incorporarse a la GC-10, golpeó, de forma </w:t>
+      </w:r>
+      <w:proofErr w:type="spellStart"/>
+      <w:r>
+        <w:rPr>
+          <w:color w:val="000000" w:themeColor="text1"/>
+          <w:sz w:val="24"/>
+          <w:szCs w:val="24"/>
+          <w:highlight w:val="green"/>
+          <w:lang w:val="es-ES"/>
+        </w:rPr>
+        <w:t>fronto</w:t>
+      </w:r>
+      <w:proofErr w:type="spellEnd"/>
+      <w:r>
+        <w:rPr>
+          <w:color w:val="000000" w:themeColor="text1"/>
+          <w:sz w:val="24"/>
+          <w:szCs w:val="24"/>
+          <w:highlight w:val="green"/>
+          <w:lang w:val="es-ES"/>
+        </w:rPr>
+        <w:t>-angular, el lateral del vehículo de mi mandante que, habiendo sufrido daños materiales, fueron ya reparados por convenio entre las entidades aseguradoras.</w:t>
       </w:r>
       <w:r>
         <w:rPr>
@@ -1178,7 +1316,59 @@
           <w:highlight w:val="green"/>
           <w:lang w:val="es-ES"/>
         </w:rPr>
-        <w:t xml:space="preserve">documento nº [num </w:t>
+        <w:t xml:space="preserve">documento </w:t>
+      </w:r>
+      <w:proofErr w:type="spellStart"/>
+      <w:r>
+        <w:rPr>
+          <w:b/>
+          <w:bCs/>
+          <w:color w:val="000000" w:themeColor="text1"/>
+          <w:sz w:val="24"/>
+          <w:szCs w:val="24"/>
+          <w:highlight w:val="green"/>
+          <w:lang w:val="es-ES"/>
+        </w:rPr>
+        <w:t>nº</w:t>
+      </w:r>
+      <w:proofErr w:type="spellEnd"/>
+      <w:r>
+        <w:rPr>
+          <w:b/>
+          <w:bCs/>
+          <w:color w:val="000000" w:themeColor="text1"/>
+          <w:sz w:val="24"/>
+          <w:szCs w:val="24"/>
+          <w:highlight w:val="green"/>
+          <w:lang w:val="es-ES"/>
+        </w:rPr>
+        <w:t xml:space="preserve"> [</w:t>
+      </w:r>
+      <w:proofErr w:type="spellStart"/>
+      <w:r>
+        <w:rPr>
+          <w:b/>
+          <w:bCs/>
+          <w:color w:val="000000" w:themeColor="text1"/>
+          <w:sz w:val="24"/>
+          <w:szCs w:val="24"/>
+          <w:highlight w:val="green"/>
+          <w:lang w:val="es-ES"/>
+        </w:rPr>
+        <w:t>num</w:t>
+      </w:r>
+      <w:proofErr w:type="spellEnd"/>
+      <w:r>
+        <w:rPr>
+          <w:b/>
+          <w:bCs/>
+          <w:color w:val="000000" w:themeColor="text1"/>
+          <w:sz w:val="24"/>
+          <w:szCs w:val="24"/>
+          <w:highlight w:val="green"/>
+          <w:lang w:val="es-ES"/>
+        </w:rPr>
+        <w:t xml:space="preserve"> </w:t>
       </w:r>
       <w:r>
         <w:rPr>
@@ -1252,7 +1442,59 @@
           <w:highlight w:val="green"/>
           <w:lang w:val="es-ES"/>
         </w:rPr>
-        <w:t xml:space="preserve">documento nº [num </w:t>
+        <w:t xml:space="preserve">documento </w:t>
+      </w:r>
+      <w:proofErr w:type="spellStart"/>
+      <w:r>
+        <w:rPr>
+          <w:b/>
+          <w:bCs/>
+          <w:color w:val="000000" w:themeColor="text1"/>
+          <w:sz w:val="24"/>
+          <w:szCs w:val="24"/>
+          <w:highlight w:val="green"/>
+          <w:lang w:val="es-ES"/>
+        </w:rPr>
+        <w:t>nº</w:t>
+      </w:r>
+      <w:proofErr w:type="spellEnd"/>
+      <w:r>
+        <w:rPr>
+          <w:b/>
+          <w:bCs/>
+          <w:color w:val="000000" w:themeColor="text1"/>
+          <w:sz w:val="24"/>
+          <w:szCs w:val="24"/>
+          <w:highlight w:val="green"/>
+          <w:lang w:val="es-ES"/>
+        </w:rPr>
+        <w:t xml:space="preserve"> [</w:t>
+      </w:r>
+      <w:proofErr w:type="spellStart"/>
+      <w:r>
+        <w:rPr>
+          <w:b/>
+          <w:bCs/>
+          <w:color w:val="000000" w:themeColor="text1"/>
+          <w:sz w:val="24"/>
+          <w:szCs w:val="24"/>
+          <w:highlight w:val="green"/>
+          <w:lang w:val="es-ES"/>
+        </w:rPr>
+        <w:t>num</w:t>
+      </w:r>
+      <w:proofErr w:type="spellEnd"/>
+      <w:r>
+        <w:rPr>
+          <w:b/>
+          <w:bCs/>
+          <w:color w:val="000000" w:themeColor="text1"/>
+          <w:sz w:val="24"/>
+          <w:szCs w:val="24"/>
+          <w:highlight w:val="green"/>
+          <w:lang w:val="es-ES"/>
+        </w:rPr>
+        <w:t xml:space="preserve"> </w:t>
       </w:r>
       <w:r>
         <w:rPr>
@@ -1326,7 +1568,59 @@
           <w:highlight w:val="green"/>
           <w:lang w:val="es-ES"/>
         </w:rPr>
-        <w:t xml:space="preserve">documento nº [num </w:t>
+        <w:t xml:space="preserve">documento </w:t>
+      </w:r>
+      <w:proofErr w:type="spellStart"/>
+      <w:r>
+        <w:rPr>
+          <w:b/>
+          <w:bCs/>
+          <w:color w:val="000000" w:themeColor="text1"/>
+          <w:sz w:val="24"/>
+          <w:szCs w:val="24"/>
+          <w:highlight w:val="green"/>
+          <w:lang w:val="es-ES"/>
+        </w:rPr>
+        <w:t>nº</w:t>
+      </w:r>
+      <w:proofErr w:type="spellEnd"/>
+      <w:r>
+        <w:rPr>
+          <w:b/>
+          <w:bCs/>
+          <w:color w:val="000000" w:themeColor="text1"/>
+          <w:sz w:val="24"/>
+          <w:szCs w:val="24"/>
+          <w:highlight w:val="green"/>
+          <w:lang w:val="es-ES"/>
+        </w:rPr>
+        <w:t xml:space="preserve"> [</w:t>
+      </w:r>
+      <w:proofErr w:type="spellStart"/>
+      <w:r>
+        <w:rPr>
+          <w:b/>
+          <w:bCs/>
+          <w:color w:val="000000" w:themeColor="text1"/>
+          <w:sz w:val="24"/>
+          <w:szCs w:val="24"/>
+          <w:highlight w:val="green"/>
+          <w:lang w:val="es-ES"/>
+        </w:rPr>
+        <w:t>num</w:t>
+      </w:r>
+      <w:proofErr w:type="spellEnd"/>
+      <w:r>
+        <w:rPr>
+          <w:b/>
+          <w:bCs/>
+          <w:color w:val="000000" w:themeColor="text1"/>
+          <w:sz w:val="24"/>
+          <w:szCs w:val="24"/>
+          <w:highlight w:val="green"/>
+          <w:lang w:val="es-ES"/>
+        </w:rPr>
+        <w:t xml:space="preserve"> </w:t>
       </w:r>
       <w:r>
         <w:rPr>
@@ -1397,7 +1691,55 @@
           <w:szCs w:val="24"/>
           <w:highlight w:val="green"/>
         </w:rPr>
-        <w:t xml:space="preserve">documento nº [num </w:t>
+        <w:t xml:space="preserve">documento </w:t>
+      </w:r>
+      <w:proofErr w:type="spellStart"/>
+      <w:r>
+        <w:rPr>
+          <w:b/>
+          <w:bCs/>
+          <w:color w:val="000000" w:themeColor="text1"/>
+          <w:sz w:val="24"/>
+          <w:szCs w:val="24"/>
+          <w:highlight w:val="green"/>
+        </w:rPr>
+        <w:t>nº</w:t>
+      </w:r>
+      <w:proofErr w:type="spellEnd"/>
+      <w:r>
+        <w:rPr>
+          <w:b/>
+          <w:bCs/>
+          <w:color w:val="000000" w:themeColor="text1"/>
+          <w:sz w:val="24"/>
+          <w:szCs w:val="24"/>
+          <w:highlight w:val="green"/>
+        </w:rPr>
+        <w:t xml:space="preserve"> [</w:t>
+      </w:r>
+      <w:proofErr w:type="spellStart"/>
+      <w:r>
+        <w:rPr>
+          <w:b/>
+          <w:bCs/>
+          <w:color w:val="000000" w:themeColor="text1"/>
+          <w:sz w:val="24"/>
+          <w:szCs w:val="24"/>
+          <w:highlight w:val="green"/>
+        </w:rPr>
+        <w:t>num</w:t>
+      </w:r>
+      <w:proofErr w:type="spellEnd"/>
+      <w:r>
+        <w:rPr>
+          <w:b/>
+          <w:bCs/>
+          <w:color w:val="000000" w:themeColor="text1"/>
+          <w:sz w:val="24"/>
+          <w:szCs w:val="24"/>
+          <w:highlight w:val="green"/>
+        </w:rPr>
+        <w:t xml:space="preserve"> </w:t>
       </w:r>
       <w:r>
         <w:rPr>
@@ -1466,7 +1808,55 @@
           <w:szCs w:val="24"/>
           <w:highlight w:val="green"/>
         </w:rPr>
-        <w:t xml:space="preserve">documento nº [num </w:t>
+        <w:t xml:space="preserve">documento </w:t>
+      </w:r>
+      <w:proofErr w:type="spellStart"/>
+      <w:r>
+        <w:rPr>
+          <w:b/>
+          <w:bCs/>
+          <w:color w:val="000000" w:themeColor="text1"/>
+          <w:sz w:val="24"/>
+          <w:szCs w:val="24"/>
+          <w:highlight w:val="green"/>
+        </w:rPr>
+        <w:t>nº</w:t>
+      </w:r>
+      <w:proofErr w:type="spellEnd"/>
+      <w:r>
+        <w:rPr>
+          <w:b/>
+          <w:bCs/>
+          <w:color w:val="000000" w:themeColor="text1"/>
+          <w:sz w:val="24"/>
+          <w:szCs w:val="24"/>
+          <w:highlight w:val="green"/>
+        </w:rPr>
+        <w:t xml:space="preserve"> [</w:t>
+      </w:r>
+      <w:proofErr w:type="spellStart"/>
+      <w:r>
+        <w:rPr>
+          <w:b/>
+          <w:bCs/>
+          <w:color w:val="000000" w:themeColor="text1"/>
+          <w:sz w:val="24"/>
+          <w:szCs w:val="24"/>
+          <w:highlight w:val="green"/>
+        </w:rPr>
+        <w:t>num</w:t>
+      </w:r>
+      <w:proofErr w:type="spellEnd"/>
+      <w:r>
+        <w:rPr>
+          <w:b/>
+          <w:bCs/>
+          <w:color w:val="000000" w:themeColor="text1"/>
+          <w:sz w:val="24"/>
+          <w:szCs w:val="24"/>
+          <w:highlight w:val="green"/>
+        </w:rPr>
+        <w:t xml:space="preserve"> </w:t>
       </w:r>
       <w:r>
         <w:rPr>
@@ -1615,33 +2005,7 @@
           <w:right w:val="nil"/>
           <w:between w:val="nil"/>
         </w:pBdr>
-        <w:ind w:left="2" w:right="136" w:firstLine="707"/>
-        <w:jc w:val="both"/>
-        <w:rPr>
-          <w:color w:val="000000" w:themeColor="text1"/>
-          <w:sz w:val="24"/>
-          <w:szCs w:val="24"/>
-        </w:rPr>
-      </w:pPr>
-      <w:r>
-        <w:rPr>
-          <w:color w:val="000000" w:themeColor="text1"/>
-          <w:sz w:val="24"/>
-          <w:szCs w:val="24"/>
-        </w:rPr>
-        <w:t>Tardó en curar {{CALC: Último día de baja - Fecha accidente}} días en curar.</w:t>
-      </w:r>
-    </w:p>
-    <w:p>
-      <w:pPr>
-        <w:pBdr>
-          <w:top w:val="nil"/>
-          <w:left w:val="nil"/>
-          <w:bottom w:val="nil"/>
-          <w:right w:val="nil"/>
-          <w:between w:val="nil"/>
-        </w:pBdr>
-        <w:ind w:left="2" w:right="136" w:firstLine="707"/>
+        <w:ind w:right="136"/>
         <w:jc w:val="both"/>
         <w:rPr>
           <w:color w:val="000000" w:themeColor="text1"/>
@@ -1713,6 +2077,7 @@
         </w:rPr>
         <w:t xml:space="preserve"> {{Días de perjuicio totales [date </w:t>
       </w:r>
+      <w:proofErr w:type="spellStart"/>
       <w:r>
         <w:rPr>
           <w:b/>
@@ -1723,8 +2088,9 @@
           <w:u w:val="single"/>
           <w:lang w:val="es-ES"/>
         </w:rPr>
-        <w:t>range]</w:t>
-      </w:r>
+        <w:t>range</w:t>
+      </w:r>
+      <w:proofErr w:type="spellEnd"/>
       <w:r>
         <w:rPr>
           <w:b/>
@@ -1735,6 +2101,18 @@
           <w:u w:val="single"/>
           <w:lang w:val="es-ES"/>
         </w:rPr>
+        <w:t>]</w:t>
+      </w:r>
+      <w:r>
+        <w:rPr>
+          <w:b/>
+          <w:bCs/>
+          <w:color w:val="000000" w:themeColor="text1"/>
+          <w:sz w:val="24"/>
+          <w:szCs w:val="24"/>
+          <w:u w:val="single"/>
+          <w:lang w:val="es-ES"/>
+        </w:rPr>
         <w:t>}}</w:t>
       </w:r>
       <w:r>
@@ -1774,7 +2152,27 @@
           <w:szCs w:val="24"/>
           <w:lang w:val="es-ES"/>
         </w:rPr>
-        <w:t>{{Días de perjuicio totales: start}}</w:t>
+        <w:t xml:space="preserve">{{Días de perjuicio totales: </w:t>
+      </w:r>
+      <w:proofErr w:type="spellStart"/>
+      <w:r>
+        <w:rPr>
+          <w:color w:val="000000" w:themeColor="text1"/>
+          <w:sz w:val="24"/>
+          <w:szCs w:val="24"/>
+          <w:lang w:val="es-ES"/>
+        </w:rPr>
+        <w:t>start</w:t>
+      </w:r>
+      <w:proofErr w:type="spellEnd"/>
+      <w:r>
+        <w:rPr>
+          <w:color w:val="000000" w:themeColor="text1"/>
+          <w:sz w:val="24"/>
+          <w:szCs w:val="24"/>
+          <w:lang w:val="es-ES"/>
+        </w:rPr>
+        <w:t>}}</w:t>
       </w:r>
       <w:r>
         <w:rPr>
@@ -1792,7 +2190,27 @@
           <w:szCs w:val="24"/>
           <w:lang w:val="es-ES"/>
         </w:rPr>
-        <w:t>{{Días de perjuicio totales: end}}</w:t>
+        <w:t xml:space="preserve">{{Días de perjuicio totales: </w:t>
+      </w:r>
+      <w:proofErr w:type="spellStart"/>
+      <w:r>
+        <w:rPr>
+          <w:color w:val="000000" w:themeColor="text1"/>
+          <w:sz w:val="24"/>
+          <w:szCs w:val="24"/>
+          <w:lang w:val="es-ES"/>
+        </w:rPr>
+        <w:t>end</w:t>
+      </w:r>
+      <w:proofErr w:type="spellEnd"/>
+      <w:r>
+        <w:rPr>
+          <w:color w:val="000000" w:themeColor="text1"/>
+          <w:sz w:val="24"/>
+          <w:szCs w:val="24"/>
+          <w:lang w:val="es-ES"/>
+        </w:rPr>
+        <w:t>}}</w:t>
       </w:r>
       <w:r>
         <w:rPr>
@@ -1822,6 +2240,7 @@
         </w:rPr>
         <w:t>{{Días de perjuicio moderado [</w:t>
       </w:r>
+      <w:proofErr w:type="spellStart"/>
       <w:r>
         <w:rPr>
           <w:color w:val="000000" w:themeColor="text1"/>
@@ -1832,6 +2251,7 @@
         </w:rPr>
         <w:t>int</w:t>
       </w:r>
+      <w:proofErr w:type="spellEnd"/>
       <w:r>
         <w:rPr>
           <w:color w:val="000000" w:themeColor="text1"/>
@@ -1930,6 +2350,7 @@
         </w:rPr>
         <w:t xml:space="preserve"> [</w:t>
       </w:r>
+      <w:proofErr w:type="spellStart"/>
       <w:r>
         <w:rPr>
           <w:color w:val="000000" w:themeColor="text1"/>
@@ -1940,6 +2361,7 @@
         </w:rPr>
         <w:t>int</w:t>
       </w:r>
+      <w:proofErr w:type="spellEnd"/>
       <w:r>
         <w:rPr>
           <w:color w:val="000000" w:themeColor="text1"/>
@@ -2014,7 +2436,27 @@
           <w:szCs w:val="24"/>
           <w:lang w:val="es-ES"/>
         </w:rPr>
-        <w:t xml:space="preserve">Se acompaña {{Relación documentos secundaria [checkbox:autowrap] </w:t>
+        <w:t>Se acompaña {{Relación documentos secundaria [</w:t>
+      </w:r>
+      <w:proofErr w:type="spellStart"/>
+      <w:r>
+        <w:rPr>
+          <w:color w:val="000000" w:themeColor="text1"/>
+          <w:sz w:val="24"/>
+          <w:szCs w:val="24"/>
+          <w:lang w:val="es-ES"/>
+        </w:rPr>
+        <w:t>checkbox:autowrap</w:t>
+      </w:r>
+      <w:proofErr w:type="spellEnd"/>
+      <w:r>
+        <w:rPr>
+          <w:color w:val="000000" w:themeColor="text1"/>
+          <w:sz w:val="24"/>
+          <w:szCs w:val="24"/>
+          <w:lang w:val="es-ES"/>
+        </w:rPr>
+        <w:t xml:space="preserve">] </w:t>
       </w:r>
     </w:p>
     <w:p>
@@ -2053,8 +2495,45 @@
           <w:szCs w:val="24"/>
           <w:lang w:val="es-ES"/>
         </w:rPr>
-        <w:t>como bloque de documentos nº [num</w:t>
-      </w:r>
+        <w:t xml:space="preserve">como bloque de documentos </w:t>
+      </w:r>
+      <w:proofErr w:type="spellStart"/>
+      <w:r>
+        <w:rPr>
+          <w:b/>
+          <w:bCs/>
+          <w:color w:val="000000" w:themeColor="text1"/>
+          <w:sz w:val="24"/>
+          <w:szCs w:val="24"/>
+          <w:lang w:val="es-ES"/>
+        </w:rPr>
+        <w:t>nº</w:t>
+      </w:r>
+      <w:proofErr w:type="spellEnd"/>
+      <w:r>
+        <w:rPr>
+          <w:b/>
+          <w:bCs/>
+          <w:color w:val="000000" w:themeColor="text1"/>
+          <w:sz w:val="24"/>
+          <w:szCs w:val="24"/>
+          <w:lang w:val="es-ES"/>
+        </w:rPr>
+        <w:t xml:space="preserve"> [</w:t>
+      </w:r>
+      <w:proofErr w:type="spellStart"/>
+      <w:r>
+        <w:rPr>
+          <w:b/>
+          <w:bCs/>
+          <w:color w:val="000000" w:themeColor="text1"/>
+          <w:sz w:val="24"/>
+          <w:szCs w:val="24"/>
+          <w:lang w:val="es-ES"/>
+        </w:rPr>
+        <w:t>num</w:t>
+      </w:r>
+      <w:proofErr w:type="spellEnd"/>
       <w:r>
         <w:rPr>
           <w:b/>
@@ -2150,8 +2629,45 @@
           <w:szCs w:val="24"/>
           <w:lang w:val="es-ES"/>
         </w:rPr>
-        <w:t>bloque de documentos nº [num</w:t>
-      </w:r>
+        <w:t xml:space="preserve">bloque de documentos </w:t>
+      </w:r>
+      <w:proofErr w:type="spellStart"/>
+      <w:r>
+        <w:rPr>
+          <w:b/>
+          <w:bCs/>
+          <w:color w:val="000000" w:themeColor="text1"/>
+          <w:sz w:val="24"/>
+          <w:szCs w:val="24"/>
+          <w:lang w:val="es-ES"/>
+        </w:rPr>
+        <w:t>nº</w:t>
+      </w:r>
+      <w:proofErr w:type="spellEnd"/>
+      <w:r>
+        <w:rPr>
+          <w:b/>
+          <w:bCs/>
+          <w:color w:val="000000" w:themeColor="text1"/>
+          <w:sz w:val="24"/>
+          <w:szCs w:val="24"/>
+          <w:lang w:val="es-ES"/>
+        </w:rPr>
+        <w:t xml:space="preserve"> [</w:t>
+      </w:r>
+      <w:proofErr w:type="spellStart"/>
+      <w:r>
+        <w:rPr>
+          <w:b/>
+          <w:bCs/>
+          <w:color w:val="000000" w:themeColor="text1"/>
+          <w:sz w:val="24"/>
+          <w:szCs w:val="24"/>
+          <w:lang w:val="es-ES"/>
+        </w:rPr>
+        <w:t>num</w:t>
+      </w:r>
+      <w:proofErr w:type="spellEnd"/>
       <w:r>
         <w:rPr>
           <w:b/>
@@ -2444,7 +2960,29 @@
           <w:highlight w:val="green"/>
           <w:lang w:val="es-ES"/>
         </w:rPr>
-        <w:t>Respecto al tratamiento rehabilitador, éste se inicia y finaliza en centro médico Icot,</w:t>
+        <w:t xml:space="preserve">Respecto al tratamiento rehabilitador, éste se inicia y finaliza en centro médico </w:t>
+      </w:r>
+      <w:proofErr w:type="spellStart"/>
+      <w:r>
+        <w:rPr>
+          <w:color w:val="000000" w:themeColor="text1"/>
+          <w:sz w:val="24"/>
+          <w:szCs w:val="24"/>
+          <w:highlight w:val="green"/>
+          <w:lang w:val="es-ES"/>
+        </w:rPr>
+        <w:t>Icot</w:t>
+      </w:r>
+      <w:proofErr w:type="spellEnd"/>
+      <w:r>
+        <w:rPr>
+          <w:color w:val="000000" w:themeColor="text1"/>
+          <w:sz w:val="24"/>
+          <w:szCs w:val="24"/>
+          <w:highlight w:val="green"/>
+          <w:lang w:val="es-ES"/>
+        </w:rPr>
+        <w:t>,</w:t>
       </w:r>
     </w:p>
     <w:p>
@@ -2478,8 +3016,29 @@
           <w:highlight w:val="green"/>
           <w:lang w:val="es-ES"/>
         </w:rPr>
-        <w:lastRenderedPageBreak/>
-        <w:t>Y luego se fue pa su casa</w:t>
+        <w:t xml:space="preserve">Y luego se fue </w:t>
+      </w:r>
+      <w:proofErr w:type="spellStart"/>
+      <w:r>
+        <w:rPr>
+          <w:color w:val="000000" w:themeColor="text1"/>
+          <w:sz w:val="24"/>
+          <w:szCs w:val="24"/>
+          <w:highlight w:val="green"/>
+          <w:lang w:val="es-ES"/>
+        </w:rPr>
+        <w:t>pa</w:t>
+      </w:r>
+      <w:proofErr w:type="spellEnd"/>
+      <w:r>
+        <w:rPr>
+          <w:color w:val="000000" w:themeColor="text1"/>
+          <w:sz w:val="24"/>
+          <w:szCs w:val="24"/>
+          <w:highlight w:val="green"/>
+          <w:lang w:val="es-ES"/>
+        </w:rPr>
+        <w:t xml:space="preserve"> su casa</w:t>
       </w:r>
       <w:r>
         <w:rPr>
@@ -2749,13 +3308,23 @@
         </w:rPr>
         <w:t xml:space="preserve"> [</w:t>
       </w:r>
-      <w:r>
-        <w:rPr>
-          <w:color w:val="000000" w:themeColor="text1"/>
-          <w:sz w:val="24"/>
-          <w:szCs w:val="24"/>
-        </w:rPr>
-        <w:t>int]}</w:t>
+      <w:proofErr w:type="spellStart"/>
+      <w:r>
+        <w:rPr>
+          <w:color w:val="000000" w:themeColor="text1"/>
+          <w:sz w:val="24"/>
+          <w:szCs w:val="24"/>
+        </w:rPr>
+        <w:t>int</w:t>
+      </w:r>
+      <w:proofErr w:type="spellEnd"/>
+      <w:r>
+        <w:rPr>
+          <w:color w:val="000000" w:themeColor="text1"/>
+          <w:sz w:val="24"/>
+          <w:szCs w:val="24"/>
+        </w:rPr>
+        <w:t>]}</w:t>
       </w:r>
       <w:r>
         <w:rPr>
@@ -2959,7 +3528,27 @@
           <w:szCs w:val="24"/>
           <w:lang w:val="es-ES"/>
         </w:rPr>
-        <w:t>{{CALC: Días de perjuicio totales - Días de perjuicio moderado [int]}}</w:t>
+        <w:t>{{CALC: Días de perjuicio totales - Días de perjuicio moderado [</w:t>
+      </w:r>
+      <w:proofErr w:type="spellStart"/>
+      <w:r>
+        <w:rPr>
+          <w:color w:val="000000" w:themeColor="text1"/>
+          <w:sz w:val="24"/>
+          <w:szCs w:val="24"/>
+          <w:lang w:val="es-ES"/>
+        </w:rPr>
+        <w:t>int</w:t>
+      </w:r>
+      <w:proofErr w:type="spellEnd"/>
+      <w:r>
+        <w:rPr>
+          <w:color w:val="000000" w:themeColor="text1"/>
+          <w:sz w:val="24"/>
+          <w:szCs w:val="24"/>
+          <w:lang w:val="es-ES"/>
+        </w:rPr>
+        <w:t>]}}</w:t>
       </w:r>
       <w:r>
         <w:rPr>
@@ -3372,7 +3961,17 @@
           <w:szCs w:val="24"/>
           <w:lang w:val="es-ES"/>
         </w:rPr>
-        <w:t>quedado acreditado mediante documento n</w:t>
+        <w:t xml:space="preserve">quedado acreditado mediante documento </w:t>
+      </w:r>
+      <w:proofErr w:type="spellStart"/>
+      <w:r>
+        <w:rPr>
+          <w:color w:val="000000" w:themeColor="text1"/>
+          <w:sz w:val="24"/>
+          <w:szCs w:val="24"/>
+          <w:lang w:val="es-ES"/>
+        </w:rPr>
+        <w:t>n</w:t>
       </w:r>
       <w:r>
         <w:rPr>
@@ -3383,6 +3982,7 @@
         </w:rPr>
         <w:t>º</w:t>
       </w:r>
+      <w:proofErr w:type="spellEnd"/>
       <w:r>
         <w:rPr>
           <w:color w:val="000000" w:themeColor="text1"/>
@@ -3457,8 +4057,9 @@
           <w:highlight w:val="yellow"/>
           <w:lang w:val="es-ES"/>
         </w:rPr>
-        <w:t>documento n</w:t>
-      </w:r>
+        <w:t xml:space="preserve">documento </w:t>
+      </w:r>
+      <w:proofErr w:type="spellStart"/>
       <w:r>
         <w:rPr>
           <w:b/>
@@ -3469,8 +4070,21 @@
           <w:highlight w:val="yellow"/>
           <w:lang w:val="es-ES"/>
         </w:rPr>
+        <w:t>n</w:t>
+      </w:r>
+      <w:r>
+        <w:rPr>
+          <w:b/>
+          <w:bCs/>
+          <w:color w:val="000000" w:themeColor="text1"/>
+          <w:sz w:val="24"/>
+          <w:szCs w:val="24"/>
+          <w:highlight w:val="yellow"/>
+          <w:lang w:val="es-ES"/>
+        </w:rPr>
         <w:t>º</w:t>
       </w:r>
+      <w:proofErr w:type="spellEnd"/>
       <w:r>
         <w:rPr>
           <w:b/>
@@ -3493,8 +4107,9 @@
           <w:highlight w:val="yellow"/>
           <w:lang w:val="es-ES"/>
         </w:rPr>
-        <w:t>{{[num</w:t>
-      </w:r>
+        <w:t>{{[</w:t>
+      </w:r>
+      <w:proofErr w:type="spellStart"/>
       <w:r>
         <w:rPr>
           <w:b/>
@@ -3505,6 +4120,19 @@
           <w:highlight w:val="yellow"/>
           <w:lang w:val="es-ES"/>
         </w:rPr>
+        <w:t>num</w:t>
+      </w:r>
+      <w:proofErr w:type="spellEnd"/>
+      <w:r>
+        <w:rPr>
+          <w:b/>
+          <w:bCs/>
+          <w:color w:val="000000" w:themeColor="text1"/>
+          <w:sz w:val="24"/>
+          <w:szCs w:val="24"/>
+          <w:highlight w:val="yellow"/>
+          <w:lang w:val="es-ES"/>
+        </w:rPr>
         <w:t xml:space="preserve"> </w:t>
       </w:r>
       <w:r>
@@ -3549,8 +4177,9 @@
           <w:highlight w:val="yellow"/>
           <w:lang w:val="es-ES"/>
         </w:rPr>
-        <w:t>documento n</w:t>
-      </w:r>
+        <w:t xml:space="preserve">documento </w:t>
+      </w:r>
+      <w:proofErr w:type="spellStart"/>
       <w:r>
         <w:rPr>
           <w:b/>
@@ -3561,8 +4190,21 @@
           <w:highlight w:val="yellow"/>
           <w:lang w:val="es-ES"/>
         </w:rPr>
+        <w:t>n</w:t>
+      </w:r>
+      <w:r>
+        <w:rPr>
+          <w:b/>
+          <w:bCs/>
+          <w:color w:val="000000" w:themeColor="text1"/>
+          <w:sz w:val="24"/>
+          <w:szCs w:val="24"/>
+          <w:highlight w:val="yellow"/>
+          <w:lang w:val="es-ES"/>
+        </w:rPr>
         <w:t>º</w:t>
       </w:r>
+      <w:proofErr w:type="spellEnd"/>
       <w:r>
         <w:rPr>
           <w:b/>
@@ -3585,8 +4227,9 @@
           <w:highlight w:val="yellow"/>
           <w:lang w:val="es-ES"/>
         </w:rPr>
-        <w:t>{{[num</w:t>
-      </w:r>
+        <w:t>{{[</w:t>
+      </w:r>
+      <w:proofErr w:type="spellStart"/>
       <w:r>
         <w:rPr>
           <w:b/>
@@ -3597,6 +4240,19 @@
           <w:highlight w:val="yellow"/>
           <w:lang w:val="es-ES"/>
         </w:rPr>
+        <w:t>num</w:t>
+      </w:r>
+      <w:proofErr w:type="spellEnd"/>
+      <w:r>
+        <w:rPr>
+          <w:b/>
+          <w:bCs/>
+          <w:color w:val="000000" w:themeColor="text1"/>
+          <w:sz w:val="24"/>
+          <w:szCs w:val="24"/>
+          <w:highlight w:val="yellow"/>
+          <w:lang w:val="es-ES"/>
+        </w:rPr>
         <w:t xml:space="preserve"> </w:t>
       </w:r>
       <w:r>
@@ -3643,8 +4299,9 @@
           <w:highlight w:val="yellow"/>
           <w:lang w:val="es-ES"/>
         </w:rPr>
-        <w:t>{{[num</w:t>
-      </w:r>
+        <w:t>{{[</w:t>
+      </w:r>
+      <w:proofErr w:type="spellStart"/>
       <w:r>
         <w:rPr>
           <w:b/>
@@ -3655,6 +4312,19 @@
           <w:highlight w:val="yellow"/>
           <w:lang w:val="es-ES"/>
         </w:rPr>
+        <w:t>num</w:t>
+      </w:r>
+      <w:proofErr w:type="spellEnd"/>
+      <w:r>
+        <w:rPr>
+          <w:b/>
+          <w:bCs/>
+          <w:color w:val="000000" w:themeColor="text1"/>
+          <w:sz w:val="24"/>
+          <w:szCs w:val="24"/>
+          <w:highlight w:val="yellow"/>
+          <w:lang w:val="es-ES"/>
+        </w:rPr>
         <w:t xml:space="preserve"> </w:t>
       </w:r>
       <w:r>
@@ -3761,7 +4431,27 @@
           <w:szCs w:val="24"/>
           <w:lang w:val="es-ES"/>
         </w:rPr>
-        <w:t>[checkbox]</w:t>
+        <w:t>[</w:t>
+      </w:r>
+      <w:proofErr w:type="spellStart"/>
+      <w:r>
+        <w:rPr>
+          <w:color w:val="000000" w:themeColor="text1"/>
+          <w:sz w:val="24"/>
+          <w:szCs w:val="24"/>
+          <w:lang w:val="es-ES"/>
+        </w:rPr>
+        <w:t>checkbox</w:t>
+      </w:r>
+      <w:proofErr w:type="spellEnd"/>
+      <w:r>
+        <w:rPr>
+          <w:color w:val="000000" w:themeColor="text1"/>
+          <w:sz w:val="24"/>
+          <w:szCs w:val="24"/>
+          <w:lang w:val="es-ES"/>
+        </w:rPr>
+        <w:t>]</w:t>
       </w:r>
       <w:r>
         <w:rPr>
@@ -3835,8 +4525,21 @@
           <w:szCs w:val="24"/>
           <w:lang w:val="es-ES"/>
         </w:rPr>
-        <w:t>documento nº</w:t>
-      </w:r>
+        <w:t xml:space="preserve">documento </w:t>
+      </w:r>
+      <w:proofErr w:type="spellStart"/>
+      <w:r>
+        <w:rPr>
+          <w:b/>
+          <w:bCs/>
+          <w:color w:val="000000" w:themeColor="text1"/>
+          <w:sz w:val="24"/>
+          <w:szCs w:val="24"/>
+          <w:lang w:val="es-ES"/>
+        </w:rPr>
+        <w:t>nº</w:t>
+      </w:r>
+      <w:proofErr w:type="spellEnd"/>
       <w:r>
         <w:rPr>
           <w:b/>
@@ -3859,6 +4562,7 @@
         </w:rPr>
         <w:t>[</w:t>
       </w:r>
+      <w:proofErr w:type="spellStart"/>
       <w:r>
         <w:rPr>
           <w:b/>
@@ -3870,6 +4574,7 @@
         </w:rPr>
         <w:t>num</w:t>
       </w:r>
+      <w:proofErr w:type="spellEnd"/>
       <w:r>
         <w:rPr>
           <w:b/>
@@ -3975,8 +4680,19 @@
           <w:szCs w:val="24"/>
           <w:lang w:val="es-ES"/>
         </w:rPr>
-        <w:t>{{Con contractura [checkbox</w:t>
-      </w:r>
+        <w:t>{{Con contractura [</w:t>
+      </w:r>
+      <w:proofErr w:type="spellStart"/>
+      <w:r>
+        <w:rPr>
+          <w:color w:val="000000" w:themeColor="text1"/>
+          <w:sz w:val="24"/>
+          <w:szCs w:val="24"/>
+          <w:lang w:val="es-ES"/>
+        </w:rPr>
+        <w:t>checkbox</w:t>
+      </w:r>
+      <w:proofErr w:type="spellEnd"/>
       <w:r>
         <w:rPr>
           <w:color w:val="000000" w:themeColor="text1"/>
@@ -4322,17 +5038,35 @@
           <w:szCs w:val="24"/>
           <w:lang w:val="es-ES"/>
         </w:rPr>
+        <w:t>SUPLICO AL JUZGADO</w:t>
+      </w:r>
+      <w:r>
+        <w:rPr>
+          <w:color w:val="000000" w:themeColor="text1"/>
+          <w:sz w:val="24"/>
+          <w:szCs w:val="24"/>
+          <w:lang w:val="es-ES"/>
+        </w:rPr>
+        <w:t>: Que habiendo por presentado este escrito con los</w:t>
+      </w:r>
+      <w:r>
+        <w:rPr>
+          <w:color w:val="000000" w:themeColor="text1"/>
+          <w:sz w:val="24"/>
+          <w:szCs w:val="24"/>
+          <w:lang w:val="es-ES"/>
+        </w:rPr>
+        <w:t xml:space="preserve"> </w:t>
+      </w:r>
+      <w:r>
+        <w:rPr>
+          <w:color w:val="000000" w:themeColor="text1"/>
+          <w:sz w:val="24"/>
+          <w:szCs w:val="24"/>
+          <w:lang w:val="es-ES"/>
+        </w:rPr>
         <w:lastRenderedPageBreak/>
-        <w:t>SUPLICO AL JUZGADO</w:t>
-      </w:r>
-      <w:r>
-        <w:rPr>
-          <w:color w:val="000000" w:themeColor="text1"/>
-          <w:sz w:val="24"/>
-          <w:szCs w:val="24"/>
-          <w:lang w:val="es-ES"/>
-        </w:rPr>
-        <w:t>: Que habiendo por presentado este escrito con los</w:t>
+        <w:t>documentos que se acompañan y copias simples de todo ello se sirva admitirlo y por</w:t>
       </w:r>
       <w:r>
         <w:rPr>
@@ -4350,7 +5084,46 @@
           <w:szCs w:val="24"/>
           <w:lang w:val="es-ES"/>
         </w:rPr>
-        <w:t>documentos que se acompañan y copias simples de todo ello se sirva admitirlo y por</w:t>
+        <w:t xml:space="preserve">parte en nombre de quien comparezco Y </w:t>
+      </w:r>
+      <w:r>
+        <w:rPr>
+          <w:b/>
+          <w:bCs/>
+          <w:color w:val="000000" w:themeColor="text1"/>
+          <w:sz w:val="24"/>
+          <w:szCs w:val="24"/>
+          <w:lang w:val="es-ES"/>
+        </w:rPr>
+        <w:t>TENER POR INTERPUESTA DEMANDA DE JUICIO VERBAL CONTRA</w:t>
+      </w:r>
+      <w:r>
+        <w:rPr>
+          <w:color w:val="000000" w:themeColor="text1"/>
+          <w:sz w:val="24"/>
+          <w:szCs w:val="24"/>
+          <w:lang w:val="es-ES"/>
+        </w:rPr>
+        <w:t xml:space="preserve"> la entidad </w:t>
+      </w:r>
+      <w:r>
+        <w:rPr>
+          <w:color w:val="000000" w:themeColor="text1"/>
+          <w:sz w:val="24"/>
+          <w:szCs w:val="24"/>
+          <w:highlight w:val="green"/>
+          <w:lang w:val="es-ES"/>
+        </w:rPr>
+        <w:t>REALE</w:t>
+      </w:r>
+      <w:r>
+        <w:rPr>
+          <w:color w:val="000000" w:themeColor="text1"/>
+          <w:sz w:val="24"/>
+          <w:szCs w:val="24"/>
+          <w:lang w:val="es-ES"/>
+        </w:rPr>
+        <w:t>, dándosele la tramitación de los arts. 437 y</w:t>
       </w:r>
       <w:r>
         <w:rPr>
@@ -4368,46 +5141,7 @@
           <w:szCs w:val="24"/>
           <w:lang w:val="es-ES"/>
         </w:rPr>
-        <w:t xml:space="preserve">parte en nombre de quien comparezco Y </w:t>
-      </w:r>
-      <w:r>
-        <w:rPr>
-          <w:b/>
-          <w:bCs/>
-          <w:color w:val="000000" w:themeColor="text1"/>
-          <w:sz w:val="24"/>
-          <w:szCs w:val="24"/>
-          <w:lang w:val="es-ES"/>
-        </w:rPr>
-        <w:t>TENER POR INTERPUESTA DEMANDA DE JUICIO VERBAL CONTRA</w:t>
-      </w:r>
-      <w:r>
-        <w:rPr>
-          <w:color w:val="000000" w:themeColor="text1"/>
-          <w:sz w:val="24"/>
-          <w:szCs w:val="24"/>
-          <w:lang w:val="es-ES"/>
-        </w:rPr>
-        <w:t xml:space="preserve"> la entidad </w:t>
-      </w:r>
-      <w:r>
-        <w:rPr>
-          <w:color w:val="000000" w:themeColor="text1"/>
-          <w:sz w:val="24"/>
-          <w:szCs w:val="24"/>
-          <w:highlight w:val="green"/>
-          <w:lang w:val="es-ES"/>
-        </w:rPr>
-        <w:t>REALE</w:t>
-      </w:r>
-      <w:r>
-        <w:rPr>
-          <w:color w:val="000000" w:themeColor="text1"/>
-          <w:sz w:val="24"/>
-          <w:szCs w:val="24"/>
-          <w:lang w:val="es-ES"/>
-        </w:rPr>
-        <w:t>, dándosele la tramitación de los arts. 437 y</w:t>
+        <w:t>siguientes de la LEC, y tras los trámites legales oportunos, se dicte sentencia por la que</w:t>
       </w:r>
       <w:r>
         <w:rPr>
@@ -4425,24 +5159,6 @@
           <w:szCs w:val="24"/>
           <w:lang w:val="es-ES"/>
         </w:rPr>
-        <w:t>siguientes de la LEC, y tras los trámites legales oportunos, se dicte sentencia por la que</w:t>
-      </w:r>
-      <w:r>
-        <w:rPr>
-          <w:color w:val="000000" w:themeColor="text1"/>
-          <w:sz w:val="24"/>
-          <w:szCs w:val="24"/>
-          <w:lang w:val="es-ES"/>
-        </w:rPr>
-        <w:t xml:space="preserve"> </w:t>
-      </w:r>
-      <w:r>
-        <w:rPr>
-          <w:color w:val="000000" w:themeColor="text1"/>
-          <w:sz w:val="24"/>
-          <w:szCs w:val="24"/>
-          <w:lang w:val="es-ES"/>
-        </w:rPr>
         <w:t xml:space="preserve">se condene a la demandada a pagar a la actora la </w:t>
       </w:r>
       <w:r>
@@ -4505,7 +5221,29 @@
           <w:sz w:val="24"/>
           <w:szCs w:val="24"/>
         </w:rPr>
-        <w:t xml:space="preserve"> [words]</w:t>
+        <w:t xml:space="preserve"> [</w:t>
+      </w:r>
+      <w:proofErr w:type="spellStart"/>
+      <w:r>
+        <w:rPr>
+          <w:b/>
+          <w:bCs/>
+          <w:color w:val="000000" w:themeColor="text1"/>
+          <w:sz w:val="24"/>
+          <w:szCs w:val="24"/>
+        </w:rPr>
+        <w:t>words</w:t>
+      </w:r>
+      <w:proofErr w:type="spellEnd"/>
+      <w:r>
+        <w:rPr>
+          <w:b/>
+          <w:bCs/>
+          <w:color w:val="000000" w:themeColor="text1"/>
+          <w:sz w:val="24"/>
+          <w:szCs w:val="24"/>
+        </w:rPr>
+        <w:t>]</w:t>
       </w:r>
       <w:r>
         <w:rPr>

--- a/docs/Test plantilla demanda.docx
+++ b/docs/Test plantilla demanda.docx
@@ -544,16 +544,29 @@
           <w:lang w:val="es-ES"/>
         </w:rPr>
       </w:pPr>
-      <w:r>
-        <w:rPr>
-          <w:b/>
-          <w:bCs/>
-          <w:color w:val="000000" w:themeColor="text1"/>
-          <w:sz w:val="24"/>
-          <w:szCs w:val="24"/>
-          <w:lang w:val="es-ES"/>
-        </w:rPr>
-        <w:t>PREVIO.- CUMPLIMIENTO DEL PRESUPUESTO DE PROCEDIBILIDAD DEL MEDIO</w:t>
+      <w:proofErr w:type="gramStart"/>
+      <w:r>
+        <w:rPr>
+          <w:b/>
+          <w:bCs/>
+          <w:color w:val="000000" w:themeColor="text1"/>
+          <w:sz w:val="24"/>
+          <w:szCs w:val="24"/>
+          <w:lang w:val="es-ES"/>
+        </w:rPr>
+        <w:t>PREVIO.-</w:t>
+      </w:r>
+      <w:proofErr w:type="gramEnd"/>
+      <w:r>
+        <w:rPr>
+          <w:b/>
+          <w:bCs/>
+          <w:color w:val="000000" w:themeColor="text1"/>
+          <w:sz w:val="24"/>
+          <w:szCs w:val="24"/>
+          <w:lang w:val="es-ES"/>
+        </w:rPr>
+        <w:t xml:space="preserve"> CUMPLIMIENTO DEL PRESUPUESTO DE PROCEDIBILIDAD DEL MEDIO</w:t>
       </w:r>
     </w:p>
     <w:p>
@@ -810,6 +823,7 @@
           <w:lang w:val="es-ES"/>
         </w:rPr>
       </w:pPr>
+      <w:proofErr w:type="gramStart"/>
       <w:r>
         <w:rPr>
           <w:b/>
@@ -828,7 +842,17 @@
           <w:szCs w:val="24"/>
           <w:lang w:val="es-ES"/>
         </w:rPr>
-        <w:t xml:space="preserve">.- El día </w:t>
+        <w:t>.-</w:t>
+      </w:r>
+      <w:proofErr w:type="gramEnd"/>
+      <w:r>
+        <w:rPr>
+          <w:color w:val="000000" w:themeColor="text1"/>
+          <w:sz w:val="24"/>
+          <w:szCs w:val="24"/>
+          <w:lang w:val="es-ES"/>
+        </w:rPr>
+        <w:t xml:space="preserve"> El día </w:t>
       </w:r>
       <w:r>
         <w:rPr>
@@ -1274,7 +1298,29 @@
           <w:highlight w:val="green"/>
           <w:lang w:val="es-ES"/>
         </w:rPr>
-        <w:t xml:space="preserve">{{Relación documentos inicial [checkbox:2:autowrap] </w:t>
+        <w:t>{{Relación documentos inicial [checkbox:</w:t>
+      </w:r>
+      <w:proofErr w:type="gramStart"/>
+      <w:r>
+        <w:rPr>
+          <w:color w:val="000000" w:themeColor="text1"/>
+          <w:sz w:val="24"/>
+          <w:szCs w:val="24"/>
+          <w:highlight w:val="green"/>
+          <w:lang w:val="es-ES"/>
+        </w:rPr>
+        <w:t>2:autowrap</w:t>
+      </w:r>
+      <w:proofErr w:type="gramEnd"/>
+      <w:r>
+        <w:rPr>
+          <w:color w:val="000000" w:themeColor="text1"/>
+          <w:sz w:val="24"/>
+          <w:szCs w:val="24"/>
+          <w:highlight w:val="green"/>
+          <w:lang w:val="es-ES"/>
+        </w:rPr>
+        <w:t xml:space="preserve">] </w:t>
       </w:r>
     </w:p>
     <w:p>
@@ -1966,8 +2012,29 @@
           <w:color w:val="000000" w:themeColor="text1"/>
           <w:sz w:val="24"/>
           <w:szCs w:val="24"/>
-        </w:rPr>
-        <w:t>{{Último día de baja [date]}}</w:t>
+          <w:lang w:val="es-ES"/>
+        </w:rPr>
+        <w:t xml:space="preserve">{{Días de perjuicio totales: </w:t>
+      </w:r>
+      <w:proofErr w:type="spellStart"/>
+      <w:r>
+        <w:rPr>
+          <w:color w:val="000000" w:themeColor="text1"/>
+          <w:sz w:val="24"/>
+          <w:szCs w:val="24"/>
+          <w:lang w:val="es-ES"/>
+        </w:rPr>
+        <w:t>start</w:t>
+      </w:r>
+      <w:proofErr w:type="spellEnd"/>
+      <w:r>
+        <w:rPr>
+          <w:color w:val="000000" w:themeColor="text1"/>
+          <w:sz w:val="24"/>
+          <w:szCs w:val="24"/>
+          <w:lang w:val="es-ES"/>
+        </w:rPr>
+        <w:t>}}</w:t>
       </w:r>
       <w:r>
         <w:rPr>
@@ -2439,6 +2506,7 @@
         <w:t>Se acompaña {{Relación documentos secundaria [</w:t>
       </w:r>
       <w:proofErr w:type="spellStart"/>
+      <w:proofErr w:type="gramStart"/>
       <w:r>
         <w:rPr>
           <w:color w:val="000000" w:themeColor="text1"/>
@@ -2449,6 +2517,7 @@
         <w:t>checkbox:autowrap</w:t>
       </w:r>
       <w:proofErr w:type="spellEnd"/>
+      <w:proofErr w:type="gramEnd"/>
       <w:r>
         <w:rPr>
           <w:color w:val="000000" w:themeColor="text1"/>
@@ -3197,6 +3266,7 @@
           <w:lang w:val="es-ES"/>
         </w:rPr>
       </w:pPr>
+      <w:proofErr w:type="gramStart"/>
       <w:r>
         <w:rPr>
           <w:b/>
@@ -3215,7 +3285,17 @@
           <w:szCs w:val="24"/>
           <w:lang w:val="es-ES"/>
         </w:rPr>
-        <w:t xml:space="preserve">.- Por ello, se reclama en este procedimiento, a favor de </w:t>
+        <w:t>.-</w:t>
+      </w:r>
+      <w:proofErr w:type="gramEnd"/>
+      <w:r>
+        <w:rPr>
+          <w:color w:val="000000" w:themeColor="text1"/>
+          <w:sz w:val="24"/>
+          <w:szCs w:val="24"/>
+          <w:lang w:val="es-ES"/>
+        </w:rPr>
+        <w:t xml:space="preserve"> Por ello, se reclama en este procedimiento, a favor de </w:t>
       </w:r>
       <w:r>
         <w:rPr>
@@ -3409,6 +3489,7 @@
         </w:rPr>
         <w:t xml:space="preserve"> </w:t>
       </w:r>
+      <w:proofErr w:type="gramStart"/>
       <w:r>
         <w:rPr>
           <w:color w:val="00B0F0"/>
@@ -3425,7 +3506,17 @@
           <w:szCs w:val="24"/>
           <w:lang w:val="es-ES"/>
         </w:rPr>
-        <w:t xml:space="preserve">), el importe de </w:t>
+        <w:t>)</w:t>
+      </w:r>
+      <w:proofErr w:type="gramEnd"/>
+      <w:r>
+        <w:rPr>
+          <w:color w:val="000000" w:themeColor="text1"/>
+          <w:sz w:val="24"/>
+          <w:szCs w:val="24"/>
+          <w:lang w:val="es-ES"/>
+        </w:rPr>
+        <w:t xml:space="preserve">, el importe de </w:t>
       </w:r>
       <w:r>
         <w:rPr>
@@ -3662,7 +3753,16 @@
           <w:sz w:val="24"/>
           <w:szCs w:val="24"/>
         </w:rPr>
-        <w:t xml:space="preserve"> * Importe por día de perjuicio básico}}</w:t>
+        <w:t xml:space="preserve"> * Importe por día de perjuicio básico</w:t>
+      </w:r>
+      <w:proofErr w:type="gramStart"/>
+      <w:r>
+        <w:rPr>
+          <w:color w:val="000000" w:themeColor="text1"/>
+          <w:sz w:val="24"/>
+          <w:szCs w:val="24"/>
+        </w:rPr>
+        <w:t>}}</w:t>
       </w:r>
       <w:r>
         <w:rPr>
@@ -3683,7 +3783,17 @@
           <w:szCs w:val="24"/>
           <w:lang w:val="es-ES"/>
         </w:rPr>
-        <w:t xml:space="preserve"> euros.</w:t>
+        <w:t xml:space="preserve"> euros</w:t>
+      </w:r>
+      <w:proofErr w:type="gramEnd"/>
+      <w:r>
+        <w:rPr>
+          <w:color w:val="000000" w:themeColor="text1"/>
+          <w:sz w:val="24"/>
+          <w:szCs w:val="24"/>
+          <w:lang w:val="es-ES"/>
+        </w:rPr>
+        <w:t>.</w:t>
       </w:r>
     </w:p>
     <w:p>
@@ -3724,6 +3834,7 @@
           <w:lang w:val="es-ES"/>
         </w:rPr>
       </w:pPr>
+      <w:proofErr w:type="gramStart"/>
       <w:r>
         <w:rPr>
           <w:color w:val="000000" w:themeColor="text1"/>
@@ -3733,6 +3844,7 @@
         </w:rPr>
         <w:t>Todas las cantidades señaladas asciende</w:t>
       </w:r>
+      <w:proofErr w:type="gramEnd"/>
       <w:r>
         <w:rPr>
           <w:color w:val="000000" w:themeColor="text1"/>

--- a/docs/Test plantilla demanda.docx
+++ b/docs/Test plantilla demanda.docx
@@ -131,33 +131,7 @@
           <w:highlight w:val="green"/>
           <w:lang w:val="es-ES"/>
         </w:rPr>
-        <w:t xml:space="preserve"> [</w:t>
-      </w:r>
-      <w:proofErr w:type="spellStart"/>
-      <w:r>
-        <w:rPr>
-          <w:b/>
-          <w:bCs/>
-          <w:color w:val="000000" w:themeColor="text1"/>
-          <w:sz w:val="24"/>
-          <w:szCs w:val="24"/>
-          <w:highlight w:val="green"/>
-          <w:lang w:val="es-ES"/>
-        </w:rPr>
-        <w:t>select</w:t>
-      </w:r>
-      <w:proofErr w:type="spellEnd"/>
-      <w:r>
-        <w:rPr>
-          <w:b/>
-          <w:bCs/>
-          <w:color w:val="000000" w:themeColor="text1"/>
-          <w:sz w:val="24"/>
-          <w:szCs w:val="24"/>
-          <w:highlight w:val="green"/>
-          <w:lang w:val="es-ES"/>
-        </w:rPr>
-        <w:t>]</w:t>
+        <w:t xml:space="preserve"> [select]</w:t>
       </w:r>
       <w:r>
         <w:rPr>
@@ -405,26 +379,58 @@
           <w:szCs w:val="24"/>
           <w:lang w:val="es-ES"/>
         </w:rPr>
-        <w:t>Que siguiendo instrucciones expresas de mis mandantes, por medio del presente escrito vengo a deducir DEMANDA DE JUICIO VERBAL DE RECLAMACIÓN DE CANTIDAD POR DAÑOS PRODUCIDOS EN ACCIDENTE DE CIRCULACIÓN contra la entidad</w:t>
-      </w:r>
-      <w:r>
-        <w:rPr>
+        <w:t xml:space="preserve">Que siguiendo instrucciones expresas de mis mandantes, por medio del presente escrito vengo a deducir </w:t>
+      </w:r>
+      <w:r>
+        <w:rPr>
+          <w:b/>
+          <w:bCs/>
           <w:color w:val="000000"/>
           <w:sz w:val="24"/>
           <w:szCs w:val="24"/>
           <w:lang w:val="es-ES"/>
         </w:rPr>
+        <w:t xml:space="preserve">DEMANDA DE JUICIO VERBAL DE RECLAMACIÓN DE CANTIDAD POR DAÑOS PRODUCIDOS EN ACCIDENTE DE CIRCULACIÓN </w:t>
+      </w:r>
+      <w:r>
+        <w:rPr>
+          <w:color w:val="000000"/>
+          <w:sz w:val="24"/>
+          <w:szCs w:val="24"/>
+          <w:lang w:val="es-ES"/>
+        </w:rPr>
+        <w:t>contra la entidad</w:t>
+      </w:r>
+      <w:r>
+        <w:rPr>
+          <w:color w:val="000000"/>
+          <w:sz w:val="24"/>
+          <w:szCs w:val="24"/>
+          <w:lang w:val="es-ES"/>
+        </w:rPr>
         <w:t xml:space="preserve"> </w:t>
       </w:r>
       <w:r>
         <w:rPr>
+          <w:b/>
+          <w:bCs/>
           <w:color w:val="000000"/>
           <w:sz w:val="24"/>
           <w:szCs w:val="24"/>
           <w:highlight w:val="yellow"/>
           <w:lang w:val="es-ES"/>
         </w:rPr>
-        <w:t>REALE, con CIF A-78520293, domicilio social en calle Príncipe de Vergara, 125, 28002, Madrid y teléfono 914 547 400</w:t>
+        <w:t>REALE</w:t>
+      </w:r>
+      <w:r>
+        <w:rPr>
+          <w:color w:val="000000"/>
+          <w:sz w:val="24"/>
+          <w:szCs w:val="24"/>
+          <w:highlight w:val="yellow"/>
+          <w:lang w:val="es-ES"/>
+        </w:rPr>
+        <w:t>, con CIF A-78520293, domicilio social en calle Príncipe de Vergara, 125, 28002, Madrid y teléfono 914 547 400</w:t>
       </w:r>
       <w:r>
         <w:rPr>
@@ -544,29 +550,16 @@
           <w:lang w:val="es-ES"/>
         </w:rPr>
       </w:pPr>
-      <w:proofErr w:type="gramStart"/>
-      <w:r>
-        <w:rPr>
-          <w:b/>
-          <w:bCs/>
-          <w:color w:val="000000" w:themeColor="text1"/>
-          <w:sz w:val="24"/>
-          <w:szCs w:val="24"/>
-          <w:lang w:val="es-ES"/>
-        </w:rPr>
-        <w:t>PREVIO.-</w:t>
-      </w:r>
-      <w:proofErr w:type="gramEnd"/>
-      <w:r>
-        <w:rPr>
-          <w:b/>
-          <w:bCs/>
-          <w:color w:val="000000" w:themeColor="text1"/>
-          <w:sz w:val="24"/>
-          <w:szCs w:val="24"/>
-          <w:lang w:val="es-ES"/>
-        </w:rPr>
-        <w:t xml:space="preserve"> CUMPLIMIENTO DEL PRESUPUESTO DE PROCEDIBILIDAD DEL MEDIO</w:t>
+      <w:r>
+        <w:rPr>
+          <w:b/>
+          <w:bCs/>
+          <w:color w:val="000000" w:themeColor="text1"/>
+          <w:sz w:val="24"/>
+          <w:szCs w:val="24"/>
+          <w:lang w:val="es-ES"/>
+        </w:rPr>
+        <w:t>PREVIO.- CUMPLIMIENTO DEL PRESUPUESTO DE PROCEDIBILIDAD DEL MEDIO</w:t>
       </w:r>
     </w:p>
     <w:p>
@@ -739,51 +732,48 @@
           <w:szCs w:val="24"/>
           <w:lang w:val="es-ES"/>
         </w:rPr>
-        <w:t xml:space="preserve">Se acompaña, como </w:t>
-      </w:r>
-      <w:r>
-        <w:rPr>
-          <w:b/>
-          <w:bCs/>
-          <w:color w:val="000000" w:themeColor="text1"/>
-          <w:sz w:val="24"/>
-          <w:szCs w:val="24"/>
-          <w:lang w:val="es-ES"/>
-        </w:rPr>
-        <w:t xml:space="preserve">documento </w:t>
-      </w:r>
-      <w:proofErr w:type="spellStart"/>
-      <w:r>
-        <w:rPr>
-          <w:b/>
-          <w:bCs/>
-          <w:color w:val="000000" w:themeColor="text1"/>
-          <w:sz w:val="24"/>
-          <w:szCs w:val="24"/>
-          <w:lang w:val="es-ES"/>
-        </w:rPr>
-        <w:t>nº</w:t>
-      </w:r>
-      <w:proofErr w:type="spellEnd"/>
-      <w:r>
-        <w:rPr>
-          <w:b/>
-          <w:bCs/>
-          <w:color w:val="000000" w:themeColor="text1"/>
-          <w:sz w:val="24"/>
-          <w:szCs w:val="24"/>
-          <w:lang w:val="es-ES"/>
-        </w:rPr>
-        <w:t xml:space="preserve"> 1</w:t>
-      </w:r>
-      <w:r>
-        <w:rPr>
-          <w:color w:val="000000" w:themeColor="text1"/>
-          <w:sz w:val="24"/>
-          <w:szCs w:val="24"/>
-          <w:lang w:val="es-ES"/>
-        </w:rPr>
-        <w:t>, dicha Comunicación a la aseguradora a efectos de acreditación del intento de negociación, con terminación del proceso sin acuerdo del art. 10.1 de la LO 1/2025 tal como recoge el art. 264.4 LEC.</w:t>
+        <w:t xml:space="preserve">Se acompaña, </w:t>
+      </w:r>
+      <w:r>
+        <w:rPr>
+          <w:color w:val="000000" w:themeColor="text1"/>
+          <w:sz w:val="24"/>
+          <w:szCs w:val="24"/>
+          <w:highlight w:val="green"/>
+          <w:lang w:val="es-ES"/>
+        </w:rPr>
+        <w:t xml:space="preserve">como </w:t>
+      </w:r>
+      <w:r>
+        <w:rPr>
+          <w:b/>
+          <w:bCs/>
+          <w:color w:val="000000" w:themeColor="text1"/>
+          <w:sz w:val="24"/>
+          <w:szCs w:val="24"/>
+          <w:highlight w:val="green"/>
+          <w:lang w:val="es-ES"/>
+        </w:rPr>
+        <w:t>documento nº 1</w:t>
+      </w:r>
+      <w:r>
+        <w:rPr>
+          <w:color w:val="000000" w:themeColor="text1"/>
+          <w:sz w:val="24"/>
+          <w:szCs w:val="24"/>
+          <w:highlight w:val="green"/>
+          <w:lang w:val="es-ES"/>
+        </w:rPr>
+        <w:t>,</w:t>
+      </w:r>
+      <w:r>
+        <w:rPr>
+          <w:color w:val="000000" w:themeColor="text1"/>
+          <w:sz w:val="24"/>
+          <w:szCs w:val="24"/>
+          <w:lang w:val="es-ES"/>
+        </w:rPr>
+        <w:t xml:space="preserve"> dicha Comunicación a la aseguradora a efectos de acreditación del intento de negociación, con terminación del proceso sin acuerdo del art. 10.1 de la LO 1/2025 tal como recoge el art. 264.4 LEC.</w:t>
       </w:r>
     </w:p>
     <w:p>
@@ -823,7 +813,6 @@
           <w:lang w:val="es-ES"/>
         </w:rPr>
       </w:pPr>
-      <w:proofErr w:type="gramStart"/>
       <w:r>
         <w:rPr>
           <w:b/>
@@ -842,55 +831,42 @@
           <w:szCs w:val="24"/>
           <w:lang w:val="es-ES"/>
         </w:rPr>
-        <w:t>.-</w:t>
-      </w:r>
-      <w:proofErr w:type="gramEnd"/>
-      <w:r>
-        <w:rPr>
-          <w:color w:val="000000" w:themeColor="text1"/>
-          <w:sz w:val="24"/>
-          <w:szCs w:val="24"/>
-          <w:lang w:val="es-ES"/>
-        </w:rPr>
-        <w:t xml:space="preserve"> El día </w:t>
-      </w:r>
-      <w:r>
-        <w:rPr>
-          <w:color w:val="000000" w:themeColor="text1"/>
-          <w:sz w:val="24"/>
-          <w:szCs w:val="24"/>
-          <w:highlight w:val="green"/>
-          <w:lang w:val="es-ES"/>
-        </w:rPr>
-        <w:t>{{Fecha accidente</w:t>
-      </w:r>
-      <w:r>
-        <w:rPr>
-          <w:color w:val="000000" w:themeColor="text1"/>
-          <w:sz w:val="24"/>
-          <w:szCs w:val="24"/>
-          <w:highlight w:val="green"/>
-          <w:lang w:val="es-ES"/>
-        </w:rPr>
-        <w:t xml:space="preserve"> [date]</w:t>
-      </w:r>
-      <w:r>
-        <w:rPr>
-          <w:color w:val="000000" w:themeColor="text1"/>
-          <w:sz w:val="24"/>
-          <w:szCs w:val="24"/>
-          <w:highlight w:val="green"/>
-          <w:lang w:val="es-ES"/>
-        </w:rPr>
-        <w:t>}}</w:t>
-      </w:r>
-      <w:r>
-        <w:rPr>
-          <w:color w:val="000000" w:themeColor="text1"/>
-          <w:sz w:val="24"/>
-          <w:szCs w:val="24"/>
-          <w:highlight w:val="green"/>
-          <w:lang w:val="es-ES"/>
+        <w:t xml:space="preserve">.- </w:t>
+      </w:r>
+      <w:r>
+        <w:rPr>
+          <w:color w:val="000000" w:themeColor="text1"/>
+          <w:sz w:val="24"/>
+          <w:szCs w:val="24"/>
+          <w:lang w:val="es-ES"/>
+        </w:rPr>
+        <w:t xml:space="preserve"> </w:t>
+      </w:r>
+      <w:r>
+        <w:rPr>
+          <w:color w:val="000000" w:themeColor="text1"/>
+          <w:sz w:val="24"/>
+          <w:szCs w:val="24"/>
+          <w:highlight w:val="green"/>
+        </w:rPr>
+        <w:t xml:space="preserve">El día </w:t>
+      </w:r>
+      <w:r>
+        <w:rPr>
+          <w:color w:val="000000" w:themeColor="text1"/>
+          <w:sz w:val="24"/>
+          <w:szCs w:val="24"/>
+          <w:highlight w:val="green"/>
+          <w:lang w:val="es-ES"/>
+        </w:rPr>
+        <w:t>{{Días de perjuicio totales: start-text}}</w:t>
+      </w:r>
+      <w:r>
+        <w:rPr>
+          <w:color w:val="000000" w:themeColor="text1"/>
+          <w:sz w:val="24"/>
+          <w:szCs w:val="24"/>
+          <w:highlight w:val="green"/>
         </w:rPr>
         <w:t>,</w:t>
       </w:r>
@@ -899,9 +875,17 @@
           <w:color w:val="000000" w:themeColor="text1"/>
           <w:sz w:val="24"/>
           <w:szCs w:val="24"/>
-          <w:lang w:val="es-ES"/>
-        </w:rPr>
-        <w:t xml:space="preserve"> mi representada, </w:t>
+        </w:rPr>
+        <w:t xml:space="preserve"> mi representada</w:t>
+      </w:r>
+      <w:r>
+        <w:rPr>
+          <w:color w:val="000000" w:themeColor="text1"/>
+          <w:sz w:val="24"/>
+          <w:szCs w:val="24"/>
+          <w:lang w:val="es-ES"/>
+        </w:rPr>
+        <w:t xml:space="preserve">, </w:t>
       </w:r>
       <w:r>
         <w:rPr>
@@ -911,29 +895,7 @@
           <w:highlight w:val="yellow"/>
           <w:lang w:val="es-ES"/>
         </w:rPr>
-        <w:t xml:space="preserve">sobre las 14:30 horas, iba conduciendo el vehículo matrícula 7199-GHT por el carril izquierdo de la GC-10, próximo a la rotonda </w:t>
-      </w:r>
-      <w:proofErr w:type="spellStart"/>
-      <w:r>
-        <w:rPr>
-          <w:color w:val="000000" w:themeColor="text1"/>
-          <w:sz w:val="24"/>
-          <w:szCs w:val="24"/>
-          <w:highlight w:val="yellow"/>
-          <w:lang w:val="es-ES"/>
-        </w:rPr>
-        <w:t>Daora</w:t>
-      </w:r>
-      <w:proofErr w:type="spellEnd"/>
-      <w:r>
-        <w:rPr>
-          <w:color w:val="000000" w:themeColor="text1"/>
-          <w:sz w:val="24"/>
-          <w:szCs w:val="24"/>
-          <w:highlight w:val="yellow"/>
-          <w:lang w:val="es-ES"/>
-        </w:rPr>
-        <w:t>, en el término municipal de Telde.</w:t>
+        <w:t>sobre las 14:30 horas, iba conduciendo el vehículo matrícula 7199-GHT por el carril izquierdo de la GC-10, próximo a la rotonda Daora, en el término municipal de Telde.</w:t>
       </w:r>
     </w:p>
     <w:p>
@@ -992,29 +954,7 @@
           <w:highlight w:val="green"/>
           <w:lang w:val="es-ES"/>
         </w:rPr>
-        <w:t xml:space="preserve"> [</w:t>
-      </w:r>
-      <w:proofErr w:type="spellStart"/>
-      <w:r>
-        <w:rPr>
-          <w:color w:val="000000" w:themeColor="text1"/>
-          <w:sz w:val="24"/>
-          <w:szCs w:val="24"/>
-          <w:highlight w:val="green"/>
-          <w:lang w:val="es-ES"/>
-        </w:rPr>
-        <w:t>select</w:t>
-      </w:r>
-      <w:proofErr w:type="spellEnd"/>
-      <w:r>
-        <w:rPr>
-          <w:color w:val="000000" w:themeColor="text1"/>
-          <w:sz w:val="24"/>
-          <w:szCs w:val="24"/>
-          <w:highlight w:val="green"/>
-          <w:lang w:val="es-ES"/>
-        </w:rPr>
-        <w:t>]</w:t>
+        <w:t xml:space="preserve"> [select]</w:t>
       </w:r>
     </w:p>
     <w:p>
@@ -1160,51 +1100,27 @@
           <w:highlight w:val="green"/>
           <w:lang w:val="es-ES"/>
         </w:rPr>
-        <w:t xml:space="preserve">Que, de forma repentina, vino desde el interior de la rotonda </w:t>
-      </w:r>
-      <w:proofErr w:type="spellStart"/>
-      <w:r>
-        <w:rPr>
-          <w:color w:val="000000" w:themeColor="text1"/>
-          <w:sz w:val="24"/>
-          <w:szCs w:val="24"/>
-          <w:highlight w:val="green"/>
-          <w:lang w:val="es-ES"/>
-        </w:rPr>
-        <w:t>Daora</w:t>
-      </w:r>
-      <w:proofErr w:type="spellEnd"/>
-      <w:r>
-        <w:rPr>
-          <w:color w:val="000000" w:themeColor="text1"/>
-          <w:sz w:val="24"/>
-          <w:szCs w:val="24"/>
-          <w:highlight w:val="green"/>
-          <w:lang w:val="es-ES"/>
-        </w:rPr>
-        <w:t xml:space="preserve"> el vehículo matrícula 8954-BKX, conducido por D. Francisco García Magariño y asegurado en Reale y, al incorporarse a la GC-10, golpeó, de forma </w:t>
-      </w:r>
-      <w:proofErr w:type="spellStart"/>
-      <w:r>
-        <w:rPr>
-          <w:color w:val="000000" w:themeColor="text1"/>
-          <w:sz w:val="24"/>
-          <w:szCs w:val="24"/>
-          <w:highlight w:val="green"/>
-          <w:lang w:val="es-ES"/>
-        </w:rPr>
-        <w:t>fronto</w:t>
-      </w:r>
-      <w:proofErr w:type="spellEnd"/>
-      <w:r>
-        <w:rPr>
-          <w:color w:val="000000" w:themeColor="text1"/>
-          <w:sz w:val="24"/>
-          <w:szCs w:val="24"/>
-          <w:highlight w:val="green"/>
-          <w:lang w:val="es-ES"/>
-        </w:rPr>
-        <w:t>-angular, el lateral del vehículo de mi mandante que, habiendo sufrido daños materiales, fueron ya reparados por convenio entre las entidades aseguradoras.</w:t>
+        <w:t xml:space="preserve">Que, de forma repentina, </w:t>
+      </w:r>
+      <w:r>
+        <w:rPr>
+          <w:color w:val="000000" w:themeColor="text1"/>
+          <w:sz w:val="24"/>
+          <w:szCs w:val="24"/>
+          <w:highlight w:val="yellow"/>
+          <w:lang w:val="es-ES"/>
+        </w:rPr>
+        <w:t>vino desde el interior de la rotonda Daora el vehículo matrícula 8954-BKX, conducido por D. Francisco García Magariño y asegurado en Reale y, al incorporarse a la GC-10, golpeó, de forma fronto-angular, el lateral del vehículo de mi mandante que, habiendo sufrido daños materiales, fueron ya reparados por convenio entre las entidades aseguradoras</w:t>
+      </w:r>
+      <w:r>
+        <w:rPr>
+          <w:color w:val="000000" w:themeColor="text1"/>
+          <w:sz w:val="24"/>
+          <w:szCs w:val="24"/>
+          <w:highlight w:val="green"/>
+          <w:lang w:val="es-ES"/>
+        </w:rPr>
+        <w:t>.</w:t>
       </w:r>
       <w:r>
         <w:rPr>
@@ -1298,29 +1214,7 @@
           <w:highlight w:val="green"/>
           <w:lang w:val="es-ES"/>
         </w:rPr>
-        <w:t>{{Relación documentos inicial [checkbox:</w:t>
-      </w:r>
-      <w:proofErr w:type="gramStart"/>
-      <w:r>
-        <w:rPr>
-          <w:color w:val="000000" w:themeColor="text1"/>
-          <w:sz w:val="24"/>
-          <w:szCs w:val="24"/>
-          <w:highlight w:val="green"/>
-          <w:lang w:val="es-ES"/>
-        </w:rPr>
-        <w:t>2:autowrap</w:t>
-      </w:r>
-      <w:proofErr w:type="gramEnd"/>
-      <w:r>
-        <w:rPr>
-          <w:color w:val="000000" w:themeColor="text1"/>
-          <w:sz w:val="24"/>
-          <w:szCs w:val="24"/>
-          <w:highlight w:val="green"/>
-          <w:lang w:val="es-ES"/>
-        </w:rPr>
-        <w:t xml:space="preserve">] </w:t>
+        <w:t xml:space="preserve">{{Relación documentos inicial [checkbox:2:autowrap] </w:t>
       </w:r>
     </w:p>
     <w:p>
@@ -1362,59 +1256,7 @@
           <w:highlight w:val="green"/>
           <w:lang w:val="es-ES"/>
         </w:rPr>
-        <w:t xml:space="preserve">documento </w:t>
-      </w:r>
-      <w:proofErr w:type="spellStart"/>
-      <w:r>
-        <w:rPr>
-          <w:b/>
-          <w:bCs/>
-          <w:color w:val="000000" w:themeColor="text1"/>
-          <w:sz w:val="24"/>
-          <w:szCs w:val="24"/>
-          <w:highlight w:val="green"/>
-          <w:lang w:val="es-ES"/>
-        </w:rPr>
-        <w:t>nº</w:t>
-      </w:r>
-      <w:proofErr w:type="spellEnd"/>
-      <w:r>
-        <w:rPr>
-          <w:b/>
-          <w:bCs/>
-          <w:color w:val="000000" w:themeColor="text1"/>
-          <w:sz w:val="24"/>
-          <w:szCs w:val="24"/>
-          <w:highlight w:val="green"/>
-          <w:lang w:val="es-ES"/>
-        </w:rPr>
-        <w:t xml:space="preserve"> [</w:t>
-      </w:r>
-      <w:proofErr w:type="spellStart"/>
-      <w:r>
-        <w:rPr>
-          <w:b/>
-          <w:bCs/>
-          <w:color w:val="000000" w:themeColor="text1"/>
-          <w:sz w:val="24"/>
-          <w:szCs w:val="24"/>
-          <w:highlight w:val="green"/>
-          <w:lang w:val="es-ES"/>
-        </w:rPr>
-        <w:t>num</w:t>
-      </w:r>
-      <w:proofErr w:type="spellEnd"/>
-      <w:r>
-        <w:rPr>
-          <w:b/>
-          <w:bCs/>
-          <w:color w:val="000000" w:themeColor="text1"/>
-          <w:sz w:val="24"/>
-          <w:szCs w:val="24"/>
-          <w:highlight w:val="green"/>
-          <w:lang w:val="es-ES"/>
-        </w:rPr>
-        <w:t xml:space="preserve"> </w:t>
+        <w:t xml:space="preserve">documento nº [num </w:t>
       </w:r>
       <w:r>
         <w:rPr>
@@ -1488,59 +1330,7 @@
           <w:highlight w:val="green"/>
           <w:lang w:val="es-ES"/>
         </w:rPr>
-        <w:t xml:space="preserve">documento </w:t>
-      </w:r>
-      <w:proofErr w:type="spellStart"/>
-      <w:r>
-        <w:rPr>
-          <w:b/>
-          <w:bCs/>
-          <w:color w:val="000000" w:themeColor="text1"/>
-          <w:sz w:val="24"/>
-          <w:szCs w:val="24"/>
-          <w:highlight w:val="green"/>
-          <w:lang w:val="es-ES"/>
-        </w:rPr>
-        <w:t>nº</w:t>
-      </w:r>
-      <w:proofErr w:type="spellEnd"/>
-      <w:r>
-        <w:rPr>
-          <w:b/>
-          <w:bCs/>
-          <w:color w:val="000000" w:themeColor="text1"/>
-          <w:sz w:val="24"/>
-          <w:szCs w:val="24"/>
-          <w:highlight w:val="green"/>
-          <w:lang w:val="es-ES"/>
-        </w:rPr>
-        <w:t xml:space="preserve"> [</w:t>
-      </w:r>
-      <w:proofErr w:type="spellStart"/>
-      <w:r>
-        <w:rPr>
-          <w:b/>
-          <w:bCs/>
-          <w:color w:val="000000" w:themeColor="text1"/>
-          <w:sz w:val="24"/>
-          <w:szCs w:val="24"/>
-          <w:highlight w:val="green"/>
-          <w:lang w:val="es-ES"/>
-        </w:rPr>
-        <w:t>num</w:t>
-      </w:r>
-      <w:proofErr w:type="spellEnd"/>
-      <w:r>
-        <w:rPr>
-          <w:b/>
-          <w:bCs/>
-          <w:color w:val="000000" w:themeColor="text1"/>
-          <w:sz w:val="24"/>
-          <w:szCs w:val="24"/>
-          <w:highlight w:val="green"/>
-          <w:lang w:val="es-ES"/>
-        </w:rPr>
-        <w:t xml:space="preserve"> </w:t>
+        <w:t xml:space="preserve">documento nº [num </w:t>
       </w:r>
       <w:r>
         <w:rPr>
@@ -1614,59 +1404,7 @@
           <w:highlight w:val="green"/>
           <w:lang w:val="es-ES"/>
         </w:rPr>
-        <w:t xml:space="preserve">documento </w:t>
-      </w:r>
-      <w:proofErr w:type="spellStart"/>
-      <w:r>
-        <w:rPr>
-          <w:b/>
-          <w:bCs/>
-          <w:color w:val="000000" w:themeColor="text1"/>
-          <w:sz w:val="24"/>
-          <w:szCs w:val="24"/>
-          <w:highlight w:val="green"/>
-          <w:lang w:val="es-ES"/>
-        </w:rPr>
-        <w:t>nº</w:t>
-      </w:r>
-      <w:proofErr w:type="spellEnd"/>
-      <w:r>
-        <w:rPr>
-          <w:b/>
-          <w:bCs/>
-          <w:color w:val="000000" w:themeColor="text1"/>
-          <w:sz w:val="24"/>
-          <w:szCs w:val="24"/>
-          <w:highlight w:val="green"/>
-          <w:lang w:val="es-ES"/>
-        </w:rPr>
-        <w:t xml:space="preserve"> [</w:t>
-      </w:r>
-      <w:proofErr w:type="spellStart"/>
-      <w:r>
-        <w:rPr>
-          <w:b/>
-          <w:bCs/>
-          <w:color w:val="000000" w:themeColor="text1"/>
-          <w:sz w:val="24"/>
-          <w:szCs w:val="24"/>
-          <w:highlight w:val="green"/>
-          <w:lang w:val="es-ES"/>
-        </w:rPr>
-        <w:t>num</w:t>
-      </w:r>
-      <w:proofErr w:type="spellEnd"/>
-      <w:r>
-        <w:rPr>
-          <w:b/>
-          <w:bCs/>
-          <w:color w:val="000000" w:themeColor="text1"/>
-          <w:sz w:val="24"/>
-          <w:szCs w:val="24"/>
-          <w:highlight w:val="green"/>
-          <w:lang w:val="es-ES"/>
-        </w:rPr>
-        <w:t xml:space="preserve"> </w:t>
+        <w:t xml:space="preserve">documento nº [num </w:t>
       </w:r>
       <w:r>
         <w:rPr>
@@ -1737,55 +1475,7 @@
           <w:szCs w:val="24"/>
           <w:highlight w:val="green"/>
         </w:rPr>
-        <w:t xml:space="preserve">documento </w:t>
-      </w:r>
-      <w:proofErr w:type="spellStart"/>
-      <w:r>
-        <w:rPr>
-          <w:b/>
-          <w:bCs/>
-          <w:color w:val="000000" w:themeColor="text1"/>
-          <w:sz w:val="24"/>
-          <w:szCs w:val="24"/>
-          <w:highlight w:val="green"/>
-        </w:rPr>
-        <w:t>nº</w:t>
-      </w:r>
-      <w:proofErr w:type="spellEnd"/>
-      <w:r>
-        <w:rPr>
-          <w:b/>
-          <w:bCs/>
-          <w:color w:val="000000" w:themeColor="text1"/>
-          <w:sz w:val="24"/>
-          <w:szCs w:val="24"/>
-          <w:highlight w:val="green"/>
-        </w:rPr>
-        <w:t xml:space="preserve"> [</w:t>
-      </w:r>
-      <w:proofErr w:type="spellStart"/>
-      <w:r>
-        <w:rPr>
-          <w:b/>
-          <w:bCs/>
-          <w:color w:val="000000" w:themeColor="text1"/>
-          <w:sz w:val="24"/>
-          <w:szCs w:val="24"/>
-          <w:highlight w:val="green"/>
-        </w:rPr>
-        <w:t>num</w:t>
-      </w:r>
-      <w:proofErr w:type="spellEnd"/>
-      <w:r>
-        <w:rPr>
-          <w:b/>
-          <w:bCs/>
-          <w:color w:val="000000" w:themeColor="text1"/>
-          <w:sz w:val="24"/>
-          <w:szCs w:val="24"/>
-          <w:highlight w:val="green"/>
-        </w:rPr>
-        <w:t xml:space="preserve"> </w:t>
+        <w:t xml:space="preserve">documento nº [num </w:t>
       </w:r>
       <w:r>
         <w:rPr>
@@ -1854,55 +1544,7 @@
           <w:szCs w:val="24"/>
           <w:highlight w:val="green"/>
         </w:rPr>
-        <w:t xml:space="preserve">documento </w:t>
-      </w:r>
-      <w:proofErr w:type="spellStart"/>
-      <w:r>
-        <w:rPr>
-          <w:b/>
-          <w:bCs/>
-          <w:color w:val="000000" w:themeColor="text1"/>
-          <w:sz w:val="24"/>
-          <w:szCs w:val="24"/>
-          <w:highlight w:val="green"/>
-        </w:rPr>
-        <w:t>nº</w:t>
-      </w:r>
-      <w:proofErr w:type="spellEnd"/>
-      <w:r>
-        <w:rPr>
-          <w:b/>
-          <w:bCs/>
-          <w:color w:val="000000" w:themeColor="text1"/>
-          <w:sz w:val="24"/>
-          <w:szCs w:val="24"/>
-          <w:highlight w:val="green"/>
-        </w:rPr>
-        <w:t xml:space="preserve"> [</w:t>
-      </w:r>
-      <w:proofErr w:type="spellStart"/>
-      <w:r>
-        <w:rPr>
-          <w:b/>
-          <w:bCs/>
-          <w:color w:val="000000" w:themeColor="text1"/>
-          <w:sz w:val="24"/>
-          <w:szCs w:val="24"/>
-          <w:highlight w:val="green"/>
-        </w:rPr>
-        <w:t>num</w:t>
-      </w:r>
-      <w:proofErr w:type="spellEnd"/>
-      <w:r>
-        <w:rPr>
-          <w:b/>
-          <w:bCs/>
-          <w:color w:val="000000" w:themeColor="text1"/>
-          <w:sz w:val="24"/>
-          <w:szCs w:val="24"/>
-          <w:highlight w:val="green"/>
-        </w:rPr>
-        <w:t xml:space="preserve"> </w:t>
+        <w:t xml:space="preserve">documento nº [num </w:t>
       </w:r>
       <w:r>
         <w:rPr>
@@ -1963,105 +1605,6 @@
         </w:rPr>
         <w:t>}}.</w:t>
       </w:r>
-    </w:p>
-    <w:p>
-      <w:pPr>
-        <w:pBdr>
-          <w:top w:val="nil"/>
-          <w:left w:val="nil"/>
-          <w:bottom w:val="nil"/>
-          <w:right w:val="nil"/>
-          <w:between w:val="nil"/>
-        </w:pBdr>
-        <w:ind w:left="2" w:right="136" w:firstLine="707"/>
-        <w:jc w:val="both"/>
-        <w:rPr>
-          <w:color w:val="000000" w:themeColor="text1"/>
-          <w:sz w:val="24"/>
-          <w:szCs w:val="24"/>
-        </w:rPr>
-      </w:pPr>
-    </w:p>
-    <w:p>
-      <w:pPr>
-        <w:pBdr>
-          <w:top w:val="nil"/>
-          <w:left w:val="nil"/>
-          <w:bottom w:val="nil"/>
-          <w:right w:val="nil"/>
-          <w:between w:val="nil"/>
-        </w:pBdr>
-        <w:ind w:left="2" w:right="136" w:firstLine="707"/>
-        <w:jc w:val="both"/>
-        <w:rPr>
-          <w:color w:val="000000" w:themeColor="text1"/>
-          <w:sz w:val="24"/>
-          <w:szCs w:val="24"/>
-        </w:rPr>
-      </w:pPr>
-      <w:r>
-        <w:rPr>
-          <w:color w:val="000000" w:themeColor="text1"/>
-          <w:sz w:val="24"/>
-          <w:szCs w:val="24"/>
-        </w:rPr>
-        <w:t xml:space="preserve">El día </w:t>
-      </w:r>
-      <w:r>
-        <w:rPr>
-          <w:color w:val="000000" w:themeColor="text1"/>
-          <w:sz w:val="24"/>
-          <w:szCs w:val="24"/>
-          <w:lang w:val="es-ES"/>
-        </w:rPr>
-        <w:t xml:space="preserve">{{Días de perjuicio totales: </w:t>
-      </w:r>
-      <w:proofErr w:type="spellStart"/>
-      <w:r>
-        <w:rPr>
-          <w:color w:val="000000" w:themeColor="text1"/>
-          <w:sz w:val="24"/>
-          <w:szCs w:val="24"/>
-          <w:lang w:val="es-ES"/>
-        </w:rPr>
-        <w:t>start</w:t>
-      </w:r>
-      <w:proofErr w:type="spellEnd"/>
-      <w:r>
-        <w:rPr>
-          <w:color w:val="000000" w:themeColor="text1"/>
-          <w:sz w:val="24"/>
-          <w:szCs w:val="24"/>
-          <w:lang w:val="es-ES"/>
-        </w:rPr>
-        <w:t>}}</w:t>
-      </w:r>
-      <w:r>
-        <w:rPr>
-          <w:color w:val="000000" w:themeColor="text1"/>
-          <w:sz w:val="24"/>
-          <w:szCs w:val="24"/>
-        </w:rPr>
-        <w:t>, mi representada…</w:t>
-      </w:r>
-    </w:p>
-    <w:p>
-      <w:pPr>
-        <w:pBdr>
-          <w:top w:val="nil"/>
-          <w:left w:val="nil"/>
-          <w:bottom w:val="nil"/>
-          <w:right w:val="nil"/>
-          <w:between w:val="nil"/>
-        </w:pBdr>
-        <w:ind w:left="2" w:right="136" w:firstLine="707"/>
-        <w:jc w:val="both"/>
-        <w:rPr>
-          <w:color w:val="000000" w:themeColor="text1"/>
-          <w:sz w:val="24"/>
-          <w:szCs w:val="24"/>
-        </w:rPr>
-      </w:pPr>
     </w:p>
     <w:p>
       <w:pPr>
@@ -2142,63 +1685,499 @@
           <w:u w:val="single"/>
           <w:lang w:val="es-ES"/>
         </w:rPr>
-        <w:t xml:space="preserve"> {{Días de perjuicio totales [date </w:t>
-      </w:r>
-      <w:proofErr w:type="spellStart"/>
-      <w:r>
-        <w:rPr>
-          <w:b/>
-          <w:bCs/>
-          <w:color w:val="000000" w:themeColor="text1"/>
-          <w:sz w:val="24"/>
-          <w:szCs w:val="24"/>
+        <w:t xml:space="preserve"> </w:t>
+      </w:r>
+      <w:r>
+        <w:rPr>
+          <w:b/>
+          <w:bCs/>
+          <w:color w:val="000000" w:themeColor="text1"/>
+          <w:sz w:val="24"/>
+          <w:szCs w:val="24"/>
+          <w:highlight w:val="green"/>
           <w:u w:val="single"/>
           <w:lang w:val="es-ES"/>
         </w:rPr>
-        <w:t>range</w:t>
-      </w:r>
-      <w:proofErr w:type="spellEnd"/>
-      <w:r>
-        <w:rPr>
-          <w:b/>
-          <w:bCs/>
-          <w:color w:val="000000" w:themeColor="text1"/>
-          <w:sz w:val="24"/>
-          <w:szCs w:val="24"/>
+        <w:t>{{Días de perjuicio totales [date range]</w:t>
+      </w:r>
+      <w:r>
+        <w:rPr>
+          <w:b/>
+          <w:bCs/>
+          <w:color w:val="000000" w:themeColor="text1"/>
+          <w:sz w:val="24"/>
+          <w:szCs w:val="24"/>
+          <w:highlight w:val="green"/>
           <w:u w:val="single"/>
           <w:lang w:val="es-ES"/>
         </w:rPr>
+        <w:t>}}</w:t>
+      </w:r>
+      <w:r>
+        <w:rPr>
+          <w:b/>
+          <w:bCs/>
+          <w:color w:val="000000" w:themeColor="text1"/>
+          <w:sz w:val="24"/>
+          <w:szCs w:val="24"/>
+          <w:highlight w:val="green"/>
+          <w:u w:val="single"/>
+          <w:lang w:val="es-ES"/>
+        </w:rPr>
+        <w:t xml:space="preserve"> días</w:t>
+      </w:r>
+      <w:r>
+        <w:rPr>
+          <w:color w:val="000000" w:themeColor="text1"/>
+          <w:sz w:val="24"/>
+          <w:szCs w:val="24"/>
+          <w:highlight w:val="green"/>
+          <w:lang w:val="es-ES"/>
+        </w:rPr>
+        <w:t xml:space="preserve"> (desde el día del accidente, esto es desde el </w:t>
+      </w:r>
+      <w:r>
+        <w:rPr>
+          <w:color w:val="000000" w:themeColor="text1"/>
+          <w:sz w:val="24"/>
+          <w:szCs w:val="24"/>
+          <w:highlight w:val="green"/>
+          <w:lang w:val="es-ES"/>
+        </w:rPr>
+        <w:t>{{Días de perjuicio totales: start}}</w:t>
+      </w:r>
+      <w:r>
+        <w:rPr>
+          <w:color w:val="000000" w:themeColor="text1"/>
+          <w:sz w:val="24"/>
+          <w:szCs w:val="24"/>
+          <w:highlight w:val="green"/>
+          <w:lang w:val="es-ES"/>
+        </w:rPr>
+        <w:t xml:space="preserve"> y hasta el </w:t>
+      </w:r>
+      <w:r>
+        <w:rPr>
+          <w:color w:val="000000" w:themeColor="text1"/>
+          <w:sz w:val="24"/>
+          <w:szCs w:val="24"/>
+          <w:highlight w:val="green"/>
+          <w:lang w:val="es-ES"/>
+        </w:rPr>
+        <w:t>{{Días de perjuicio totales: end}}</w:t>
+      </w:r>
+      <w:r>
+        <w:rPr>
+          <w:color w:val="000000" w:themeColor="text1"/>
+          <w:sz w:val="24"/>
+          <w:szCs w:val="24"/>
+          <w:highlight w:val="green"/>
+          <w:lang w:val="es-ES"/>
+        </w:rPr>
+        <w:t xml:space="preserve">, fecha ésta última en la que recibió la última sesión de rehabilitación, ambos inclusive), de los cuales </w:t>
+      </w:r>
+      <w:r>
+        <w:rPr>
+          <w:color w:val="000000" w:themeColor="text1"/>
+          <w:sz w:val="24"/>
+          <w:szCs w:val="24"/>
+          <w:highlight w:val="green"/>
+          <w:u w:val="single"/>
+          <w:lang w:val="es-ES"/>
+        </w:rPr>
+        <w:t>{{Días de perjuicio moderado [</w:t>
+      </w:r>
+      <w:r>
+        <w:rPr>
+          <w:color w:val="000000" w:themeColor="text1"/>
+          <w:sz w:val="24"/>
+          <w:szCs w:val="24"/>
+          <w:highlight w:val="green"/>
+          <w:u w:val="single"/>
+          <w:lang w:val="es-ES"/>
+        </w:rPr>
+        <w:t>int</w:t>
+      </w:r>
+      <w:r>
+        <w:rPr>
+          <w:color w:val="000000" w:themeColor="text1"/>
+          <w:sz w:val="24"/>
+          <w:szCs w:val="24"/>
+          <w:highlight w:val="green"/>
+          <w:u w:val="single"/>
+          <w:lang w:val="es-ES"/>
+        </w:rPr>
+        <w:t>]}}</w:t>
+      </w:r>
+      <w:r>
+        <w:rPr>
+          <w:color w:val="000000" w:themeColor="text1"/>
+          <w:sz w:val="24"/>
+          <w:szCs w:val="24"/>
+          <w:u w:val="single"/>
+          <w:lang w:val="es-ES"/>
+        </w:rPr>
+        <w:t xml:space="preserve"> </w:t>
+      </w:r>
+      <w:r>
+        <w:rPr>
+          <w:color w:val="000000" w:themeColor="text1"/>
+          <w:sz w:val="24"/>
+          <w:szCs w:val="24"/>
+          <w:u w:val="single"/>
+          <w:lang w:val="es-ES"/>
+        </w:rPr>
+        <w:t>lo fueron de perjuicio personal particular moderado</w:t>
+      </w:r>
+      <w:r>
+        <w:rPr>
+          <w:color w:val="000000" w:themeColor="text1"/>
+          <w:sz w:val="24"/>
+          <w:szCs w:val="24"/>
+          <w:lang w:val="es-ES"/>
+        </w:rPr>
+        <w:t xml:space="preserve"> </w:t>
+      </w:r>
+      <w:r>
+        <w:rPr>
+          <w:color w:val="000000" w:themeColor="text1"/>
+          <w:sz w:val="24"/>
+          <w:szCs w:val="24"/>
+          <w:highlight w:val="yellow"/>
+          <w:lang w:val="es-ES"/>
+        </w:rPr>
+        <w:t>(al haber requerido baja laboral durante dicho periodo, comprendiendo desde el 16/01/24 al 22/01/24 tras el accidente y desde el 30/01/24 hasta el 20/02/24 su baja laboral por recaída</w:t>
+      </w:r>
+      <w:r>
+        <w:rPr>
+          <w:color w:val="000000" w:themeColor="text1"/>
+          <w:sz w:val="24"/>
+          <w:szCs w:val="24"/>
+          <w:lang w:val="es-ES"/>
+        </w:rPr>
+        <w:t xml:space="preserve">) </w:t>
+      </w:r>
+      <w:r>
+        <w:rPr>
+          <w:color w:val="000000" w:themeColor="text1"/>
+          <w:sz w:val="24"/>
+          <w:szCs w:val="24"/>
+          <w:highlight w:val="green"/>
+          <w:lang w:val="es-ES"/>
+        </w:rPr>
+        <w:t xml:space="preserve">y </w:t>
+      </w:r>
+      <w:r>
+        <w:rPr>
+          <w:color w:val="000000" w:themeColor="text1"/>
+          <w:sz w:val="24"/>
+          <w:szCs w:val="24"/>
+          <w:highlight w:val="green"/>
+          <w:u w:val="single"/>
+          <w:lang w:val="es-ES"/>
+        </w:rPr>
+        <w:t>{{</w:t>
+      </w:r>
+      <w:r>
+        <w:rPr>
+          <w:color w:val="000000" w:themeColor="text1"/>
+          <w:sz w:val="24"/>
+          <w:szCs w:val="24"/>
+          <w:highlight w:val="green"/>
+          <w:u w:val="single"/>
+          <w:lang w:val="es-ES"/>
+        </w:rPr>
+        <w:t xml:space="preserve">CALC: </w:t>
+      </w:r>
+      <w:r>
+        <w:rPr>
+          <w:color w:val="000000" w:themeColor="text1"/>
+          <w:sz w:val="24"/>
+          <w:szCs w:val="24"/>
+          <w:highlight w:val="green"/>
+          <w:u w:val="single"/>
+          <w:lang w:val="es-ES"/>
+        </w:rPr>
+        <w:t xml:space="preserve">Días de perjuicio </w:t>
+      </w:r>
+      <w:r>
+        <w:rPr>
+          <w:color w:val="000000" w:themeColor="text1"/>
+          <w:sz w:val="24"/>
+          <w:szCs w:val="24"/>
+          <w:highlight w:val="green"/>
+          <w:u w:val="single"/>
+          <w:lang w:val="es-ES"/>
+        </w:rPr>
+        <w:t>totales - Días de perjuicio moderado</w:t>
+      </w:r>
+      <w:r>
+        <w:rPr>
+          <w:color w:val="000000" w:themeColor="text1"/>
+          <w:sz w:val="24"/>
+          <w:szCs w:val="24"/>
+          <w:highlight w:val="green"/>
+          <w:u w:val="single"/>
+          <w:lang w:val="es-ES"/>
+        </w:rPr>
+        <w:t xml:space="preserve"> [</w:t>
+      </w:r>
+      <w:r>
+        <w:rPr>
+          <w:color w:val="000000" w:themeColor="text1"/>
+          <w:sz w:val="24"/>
+          <w:szCs w:val="24"/>
+          <w:highlight w:val="green"/>
+          <w:u w:val="single"/>
+          <w:lang w:val="es-ES"/>
+        </w:rPr>
+        <w:t>int</w:t>
+      </w:r>
+      <w:r>
+        <w:rPr>
+          <w:color w:val="000000" w:themeColor="text1"/>
+          <w:sz w:val="24"/>
+          <w:szCs w:val="24"/>
+          <w:highlight w:val="green"/>
+          <w:u w:val="single"/>
+          <w:lang w:val="es-ES"/>
+        </w:rPr>
+        <w:t xml:space="preserve">]}} </w:t>
+      </w:r>
+      <w:r>
+        <w:rPr>
+          <w:color w:val="000000" w:themeColor="text1"/>
+          <w:sz w:val="24"/>
+          <w:szCs w:val="24"/>
+          <w:highlight w:val="green"/>
+          <w:u w:val="single"/>
+          <w:lang w:val="es-ES"/>
+        </w:rPr>
+        <w:t>lo fueron de perjuicio personal básico</w:t>
+      </w:r>
+      <w:r>
+        <w:rPr>
+          <w:color w:val="000000" w:themeColor="text1"/>
+          <w:sz w:val="24"/>
+          <w:szCs w:val="24"/>
+          <w:lang w:val="es-ES"/>
+        </w:rPr>
+        <w:t xml:space="preserve"> (computados desde el día del accidente y hasta el día en que recibió su última sesión de rehabilitación, por descontado el periodo en que estuvo de baja laboral- ya computados como días moderados-), no quedándole secuelas.</w:t>
+      </w:r>
+    </w:p>
+    <w:p>
+      <w:pPr>
+        <w:pBdr>
+          <w:top w:val="nil"/>
+          <w:left w:val="nil"/>
+          <w:bottom w:val="nil"/>
+          <w:right w:val="nil"/>
+          <w:between w:val="nil"/>
+        </w:pBdr>
+        <w:ind w:right="136"/>
+        <w:jc w:val="both"/>
+        <w:rPr>
+          <w:color w:val="000000" w:themeColor="text1"/>
+          <w:sz w:val="24"/>
+          <w:szCs w:val="24"/>
+          <w:lang w:val="es-ES"/>
+        </w:rPr>
+      </w:pPr>
+    </w:p>
+    <w:p>
+      <w:pPr>
+        <w:pBdr>
+          <w:top w:val="nil"/>
+          <w:left w:val="nil"/>
+          <w:bottom w:val="nil"/>
+          <w:right w:val="nil"/>
+          <w:between w:val="nil"/>
+        </w:pBdr>
+        <w:ind w:left="2" w:right="136" w:firstLine="707"/>
+        <w:jc w:val="both"/>
+        <w:rPr>
+          <w:color w:val="000000" w:themeColor="text1"/>
+          <w:sz w:val="24"/>
+          <w:szCs w:val="24"/>
+          <w:highlight w:val="green"/>
+          <w:lang w:val="es-ES"/>
+        </w:rPr>
+      </w:pPr>
+      <w:r>
+        <w:rPr>
+          <w:color w:val="000000" w:themeColor="text1"/>
+          <w:sz w:val="24"/>
+          <w:szCs w:val="24"/>
+          <w:lang w:val="es-ES"/>
+        </w:rPr>
+        <w:t xml:space="preserve">Se acompaña </w:t>
+      </w:r>
+      <w:r>
+        <w:rPr>
+          <w:color w:val="000000" w:themeColor="text1"/>
+          <w:sz w:val="24"/>
+          <w:szCs w:val="24"/>
+          <w:highlight w:val="green"/>
+          <w:lang w:val="es-ES"/>
+        </w:rPr>
+        <w:t xml:space="preserve">{{Relación documentos secundaria [checkbox:autowrap] </w:t>
+      </w:r>
+    </w:p>
+    <w:p>
+      <w:pPr>
+        <w:pBdr>
+          <w:top w:val="nil"/>
+          <w:left w:val="nil"/>
+          <w:bottom w:val="nil"/>
+          <w:right w:val="nil"/>
+          <w:between w:val="nil"/>
+        </w:pBdr>
+        <w:ind w:left="2" w:right="136" w:firstLine="707"/>
+        <w:jc w:val="both"/>
+        <w:rPr>
+          <w:color w:val="000000" w:themeColor="text1"/>
+          <w:sz w:val="24"/>
+          <w:szCs w:val="24"/>
+          <w:highlight w:val="green"/>
+          <w:lang w:val="es-ES"/>
+        </w:rPr>
+      </w:pPr>
+      <w:r>
+        <w:rPr>
+          <w:color w:val="000000" w:themeColor="text1"/>
+          <w:sz w:val="24"/>
+          <w:szCs w:val="24"/>
+          <w:highlight w:val="green"/>
+          <w:lang w:val="es-ES"/>
+        </w:rPr>
+        <w:t xml:space="preserve">{Perito médico} {documentación médica asistencial, </w:t>
+      </w:r>
+      <w:r>
+        <w:rPr>
+          <w:b/>
+          <w:bCs/>
+          <w:color w:val="000000" w:themeColor="text1"/>
+          <w:sz w:val="24"/>
+          <w:szCs w:val="24"/>
+          <w:highlight w:val="green"/>
+          <w:lang w:val="es-ES"/>
+        </w:rPr>
+        <w:t>como bloque de documentos nº [num</w:t>
+      </w:r>
+      <w:r>
+        <w:rPr>
+          <w:b/>
+          <w:bCs/>
+          <w:color w:val="000000" w:themeColor="text1"/>
+          <w:sz w:val="24"/>
+          <w:szCs w:val="24"/>
+          <w:highlight w:val="green"/>
+          <w:lang w:val="es-ES"/>
+        </w:rPr>
+        <w:t xml:space="preserve"> </w:t>
+      </w:r>
+      <w:r>
+        <w:rPr>
+          <w:color w:val="000000" w:themeColor="text1"/>
+          <w:sz w:val="24"/>
+          <w:szCs w:val="24"/>
+          <w:highlight w:val="green"/>
+          <w:lang w:val="es-ES"/>
+        </w:rPr>
+        <w:t>{Documentación médica</w:t>
+      </w:r>
+      <w:r>
+        <w:rPr>
+          <w:color w:val="000000" w:themeColor="text1"/>
+          <w:sz w:val="24"/>
+          <w:szCs w:val="24"/>
+          <w:highlight w:val="green"/>
+          <w:lang w:val="es-ES"/>
+        </w:rPr>
+        <w:t>.</w:t>
+      </w:r>
+      <w:r>
+        <w:rPr>
+          <w:color w:val="000000" w:themeColor="text1"/>
+          <w:sz w:val="24"/>
+          <w:szCs w:val="24"/>
+          <w:highlight w:val="green"/>
+          <w:lang w:val="es-ES"/>
+        </w:rPr>
+        <w:t>}</w:t>
+      </w:r>
+      <w:r>
+        <w:rPr>
+          <w:b/>
+          <w:bCs/>
+          <w:color w:val="000000" w:themeColor="text1"/>
+          <w:sz w:val="24"/>
+          <w:szCs w:val="24"/>
+          <w:highlight w:val="green"/>
+          <w:lang w:val="es-ES"/>
+        </w:rPr>
         <w:t>]</w:t>
       </w:r>
       <w:r>
         <w:rPr>
-          <w:b/>
-          <w:bCs/>
-          <w:color w:val="000000" w:themeColor="text1"/>
-          <w:sz w:val="24"/>
-          <w:szCs w:val="24"/>
-          <w:u w:val="single"/>
-          <w:lang w:val="es-ES"/>
-        </w:rPr>
-        <w:t>}}</w:t>
-      </w:r>
-      <w:r>
-        <w:rPr>
-          <w:b/>
-          <w:bCs/>
-          <w:color w:val="000000" w:themeColor="text1"/>
-          <w:sz w:val="24"/>
-          <w:szCs w:val="24"/>
-          <w:u w:val="single"/>
-          <w:lang w:val="es-ES"/>
-        </w:rPr>
-        <w:t xml:space="preserve"> días</w:t>
-      </w:r>
-      <w:r>
-        <w:rPr>
-          <w:color w:val="000000" w:themeColor="text1"/>
-          <w:sz w:val="24"/>
-          <w:szCs w:val="24"/>
+          <w:color w:val="000000" w:themeColor="text1"/>
+          <w:sz w:val="24"/>
+          <w:szCs w:val="24"/>
+          <w:highlight w:val="green"/>
+          <w:lang w:val="es-ES"/>
+        </w:rPr>
+        <w:t>}</w:t>
+      </w:r>
+    </w:p>
+    <w:p>
+      <w:pPr>
+        <w:pBdr>
+          <w:top w:val="nil"/>
+          <w:left w:val="nil"/>
+          <w:bottom w:val="nil"/>
+          <w:right w:val="nil"/>
+          <w:between w:val="nil"/>
+        </w:pBdr>
+        <w:ind w:left="2" w:right="136" w:firstLine="707"/>
+        <w:jc w:val="both"/>
+        <w:rPr>
+          <w:color w:val="000000" w:themeColor="text1"/>
+          <w:sz w:val="24"/>
+          <w:szCs w:val="24"/>
+          <w:highlight w:val="green"/>
+          <w:lang w:val="es-ES"/>
+        </w:rPr>
+      </w:pPr>
+      <w:r>
+        <w:rPr>
+          <w:color w:val="000000" w:themeColor="text1"/>
+          <w:sz w:val="24"/>
+          <w:szCs w:val="24"/>
+          <w:highlight w:val="green"/>
+          <w:lang w:val="es-ES"/>
+        </w:rPr>
+        <w:t xml:space="preserve">{Baja laboral} {partes de baja y alta laboral como </w:t>
+      </w:r>
+      <w:r>
+        <w:rPr>
+          <w:b/>
+          <w:bCs/>
+          <w:color w:val="000000" w:themeColor="text1"/>
+          <w:sz w:val="24"/>
+          <w:szCs w:val="24"/>
+          <w:highlight w:val="green"/>
+          <w:lang w:val="es-ES"/>
+        </w:rPr>
+        <w:t>bloque de documentos nº [num</w:t>
+      </w:r>
+      <w:r>
+        <w:rPr>
+          <w:b/>
+          <w:bCs/>
+          <w:color w:val="000000" w:themeColor="text1"/>
+          <w:sz w:val="24"/>
+          <w:szCs w:val="24"/>
+          <w:highlight w:val="green"/>
           <w:lang w:val="es-ES"/>
         </w:rPr>
         <w:t xml:space="preserve"> </w:t>
@@ -2208,275 +2187,33 @@
           <w:color w:val="000000" w:themeColor="text1"/>
           <w:sz w:val="24"/>
           <w:szCs w:val="24"/>
-          <w:lang w:val="es-ES"/>
-        </w:rPr>
-        <w:t xml:space="preserve">(desde el día del accidente, esto es desde el </w:t>
-      </w:r>
-      <w:r>
-        <w:rPr>
-          <w:color w:val="000000" w:themeColor="text1"/>
-          <w:sz w:val="24"/>
-          <w:szCs w:val="24"/>
-          <w:lang w:val="es-ES"/>
-        </w:rPr>
-        <w:t xml:space="preserve">{{Días de perjuicio totales: </w:t>
-      </w:r>
-      <w:proofErr w:type="spellStart"/>
-      <w:r>
-        <w:rPr>
-          <w:color w:val="000000" w:themeColor="text1"/>
-          <w:sz w:val="24"/>
-          <w:szCs w:val="24"/>
-          <w:lang w:val="es-ES"/>
-        </w:rPr>
-        <w:t>start</w:t>
-      </w:r>
-      <w:proofErr w:type="spellEnd"/>
-      <w:r>
-        <w:rPr>
-          <w:color w:val="000000" w:themeColor="text1"/>
-          <w:sz w:val="24"/>
-          <w:szCs w:val="24"/>
-          <w:lang w:val="es-ES"/>
-        </w:rPr>
-        <w:t>}}</w:t>
-      </w:r>
-      <w:r>
-        <w:rPr>
-          <w:color w:val="000000" w:themeColor="text1"/>
-          <w:sz w:val="24"/>
-          <w:szCs w:val="24"/>
-          <w:lang w:val="es-ES"/>
-        </w:rPr>
-        <w:t xml:space="preserve"> y hasta el </w:t>
-      </w:r>
-      <w:r>
-        <w:rPr>
-          <w:color w:val="000000" w:themeColor="text1"/>
-          <w:sz w:val="24"/>
-          <w:szCs w:val="24"/>
-          <w:lang w:val="es-ES"/>
-        </w:rPr>
-        <w:t xml:space="preserve">{{Días de perjuicio totales: </w:t>
-      </w:r>
-      <w:proofErr w:type="spellStart"/>
-      <w:r>
-        <w:rPr>
-          <w:color w:val="000000" w:themeColor="text1"/>
-          <w:sz w:val="24"/>
-          <w:szCs w:val="24"/>
-          <w:lang w:val="es-ES"/>
-        </w:rPr>
-        <w:t>end</w:t>
-      </w:r>
-      <w:proofErr w:type="spellEnd"/>
-      <w:r>
-        <w:rPr>
-          <w:color w:val="000000" w:themeColor="text1"/>
-          <w:sz w:val="24"/>
-          <w:szCs w:val="24"/>
-          <w:lang w:val="es-ES"/>
-        </w:rPr>
-        <w:t>}}</w:t>
-      </w:r>
-      <w:r>
-        <w:rPr>
-          <w:color w:val="000000" w:themeColor="text1"/>
-          <w:sz w:val="24"/>
-          <w:szCs w:val="24"/>
-          <w:lang w:val="es-ES"/>
-        </w:rPr>
-        <w:t>, fecha ésta última en la que recibió la última sesión de rehabilitación, ambos inclusive)</w:t>
-      </w:r>
-      <w:r>
-        <w:rPr>
-          <w:color w:val="000000" w:themeColor="text1"/>
-          <w:sz w:val="24"/>
-          <w:szCs w:val="24"/>
-          <w:lang w:val="es-ES"/>
-        </w:rPr>
-        <w:t xml:space="preserve">, de los cuales </w:t>
-      </w:r>
-      <w:r>
-        <w:rPr>
-          <w:color w:val="000000" w:themeColor="text1"/>
-          <w:sz w:val="24"/>
-          <w:szCs w:val="24"/>
-          <w:u w:val="single"/>
-          <w:lang w:val="es-ES"/>
-        </w:rPr>
-        <w:t>{{Días de perjuicio moderado [</w:t>
-      </w:r>
-      <w:proofErr w:type="spellStart"/>
-      <w:r>
-        <w:rPr>
-          <w:color w:val="000000" w:themeColor="text1"/>
-          <w:sz w:val="24"/>
-          <w:szCs w:val="24"/>
-          <w:u w:val="single"/>
-          <w:lang w:val="es-ES"/>
-        </w:rPr>
-        <w:t>int</w:t>
-      </w:r>
-      <w:proofErr w:type="spellEnd"/>
-      <w:r>
-        <w:rPr>
-          <w:color w:val="000000" w:themeColor="text1"/>
-          <w:sz w:val="24"/>
-          <w:szCs w:val="24"/>
-          <w:u w:val="single"/>
-          <w:lang w:val="es-ES"/>
-        </w:rPr>
-        <w:t xml:space="preserve">]}} </w:t>
-      </w:r>
-      <w:r>
-        <w:rPr>
-          <w:color w:val="000000" w:themeColor="text1"/>
-          <w:sz w:val="24"/>
-          <w:szCs w:val="24"/>
-          <w:u w:val="single"/>
-          <w:lang w:val="es-ES"/>
-        </w:rPr>
-        <w:t>lo fueron de perjuicio personal particular moderado</w:t>
-      </w:r>
-      <w:r>
-        <w:rPr>
-          <w:color w:val="000000" w:themeColor="text1"/>
-          <w:sz w:val="24"/>
-          <w:szCs w:val="24"/>
-          <w:lang w:val="es-ES"/>
-        </w:rPr>
-        <w:t xml:space="preserve"> </w:t>
-      </w:r>
-      <w:r>
-        <w:rPr>
-          <w:color w:val="000000" w:themeColor="text1"/>
-          <w:sz w:val="24"/>
-          <w:szCs w:val="24"/>
-          <w:highlight w:val="yellow"/>
-          <w:lang w:val="es-ES"/>
-        </w:rPr>
-        <w:t>(al haber requerido baja laboral durante dicho periodo, comprendiendo desde el 16/01/24 al 22/01/24 tras el accidente y desde el 30/01/24 hasta el 20/02/24 su baja laboral por recaída</w:t>
-      </w:r>
-      <w:r>
-        <w:rPr>
-          <w:color w:val="000000" w:themeColor="text1"/>
-          <w:sz w:val="24"/>
-          <w:szCs w:val="24"/>
-          <w:lang w:val="es-ES"/>
-        </w:rPr>
-        <w:t xml:space="preserve">) y </w:t>
-      </w:r>
-      <w:r>
-        <w:rPr>
-          <w:color w:val="000000" w:themeColor="text1"/>
-          <w:sz w:val="24"/>
-          <w:szCs w:val="24"/>
-          <w:u w:val="single"/>
-          <w:lang w:val="es-ES"/>
-        </w:rPr>
-        <w:t>{{</w:t>
-      </w:r>
-      <w:r>
-        <w:rPr>
-          <w:color w:val="000000" w:themeColor="text1"/>
-          <w:sz w:val="24"/>
-          <w:szCs w:val="24"/>
-          <w:u w:val="single"/>
-          <w:lang w:val="es-ES"/>
-        </w:rPr>
-        <w:t xml:space="preserve">CALC: </w:t>
-      </w:r>
-      <w:r>
-        <w:rPr>
-          <w:color w:val="000000" w:themeColor="text1"/>
-          <w:sz w:val="24"/>
-          <w:szCs w:val="24"/>
-          <w:u w:val="single"/>
-          <w:lang w:val="es-ES"/>
-        </w:rPr>
-        <w:t xml:space="preserve">Días de perjuicio </w:t>
-      </w:r>
-      <w:r>
-        <w:rPr>
-          <w:color w:val="000000" w:themeColor="text1"/>
-          <w:sz w:val="24"/>
-          <w:szCs w:val="24"/>
-          <w:u w:val="single"/>
-          <w:lang w:val="es-ES"/>
-        </w:rPr>
-        <w:t>totales - Días de perjuicio moderado</w:t>
-      </w:r>
-      <w:r>
-        <w:rPr>
-          <w:color w:val="000000" w:themeColor="text1"/>
-          <w:sz w:val="24"/>
-          <w:szCs w:val="24"/>
-          <w:u w:val="single"/>
-          <w:lang w:val="es-ES"/>
-        </w:rPr>
-        <w:t xml:space="preserve"> [</w:t>
-      </w:r>
-      <w:proofErr w:type="spellStart"/>
-      <w:r>
-        <w:rPr>
-          <w:color w:val="000000" w:themeColor="text1"/>
-          <w:sz w:val="24"/>
-          <w:szCs w:val="24"/>
-          <w:u w:val="single"/>
-          <w:lang w:val="es-ES"/>
-        </w:rPr>
-        <w:t>int</w:t>
-      </w:r>
-      <w:proofErr w:type="spellEnd"/>
-      <w:r>
-        <w:rPr>
-          <w:color w:val="000000" w:themeColor="text1"/>
-          <w:sz w:val="24"/>
-          <w:szCs w:val="24"/>
-          <w:u w:val="single"/>
-          <w:lang w:val="es-ES"/>
-        </w:rPr>
-        <w:t xml:space="preserve">]}} </w:t>
-      </w:r>
-      <w:r>
-        <w:rPr>
-          <w:color w:val="000000" w:themeColor="text1"/>
-          <w:sz w:val="24"/>
-          <w:szCs w:val="24"/>
-          <w:u w:val="single"/>
-          <w:lang w:val="es-ES"/>
-        </w:rPr>
-        <w:t>lo fueron de perjuicio personal básico</w:t>
-      </w:r>
-      <w:r>
-        <w:rPr>
-          <w:color w:val="000000" w:themeColor="text1"/>
-          <w:sz w:val="24"/>
-          <w:szCs w:val="24"/>
-          <w:lang w:val="es-ES"/>
-        </w:rPr>
-        <w:t xml:space="preserve"> (computados desde el día del accidente y hasta el día en que recibió su última sesión de rehabilitación, por descontado el periodo en que estuvo de baja laboral- ya computados como días moderados-), no quedándole secuelas.</w:t>
-      </w:r>
-    </w:p>
-    <w:p>
-      <w:pPr>
-        <w:pBdr>
-          <w:top w:val="nil"/>
-          <w:left w:val="nil"/>
-          <w:bottom w:val="nil"/>
-          <w:right w:val="nil"/>
-          <w:between w:val="nil"/>
-        </w:pBdr>
-        <w:ind w:right="136"/>
-        <w:jc w:val="both"/>
-        <w:rPr>
-          <w:color w:val="000000" w:themeColor="text1"/>
-          <w:sz w:val="24"/>
-          <w:szCs w:val="24"/>
-          <w:lang w:val="es-ES"/>
-        </w:rPr>
-      </w:pPr>
+          <w:highlight w:val="green"/>
+          <w:lang w:val="es-ES"/>
+        </w:rPr>
+        <w:t>{Partes de baja y alta laboral.}</w:t>
+      </w:r>
+      <w:r>
+        <w:rPr>
+          <w:b/>
+          <w:bCs/>
+          <w:color w:val="000000" w:themeColor="text1"/>
+          <w:sz w:val="24"/>
+          <w:szCs w:val="24"/>
+          <w:highlight w:val="green"/>
+          <w:lang w:val="es-ES"/>
+        </w:rPr>
+        <w:t>]</w:t>
+      </w:r>
+      <w:r>
+        <w:rPr>
+          <w:color w:val="000000" w:themeColor="text1"/>
+          <w:sz w:val="24"/>
+          <w:szCs w:val="24"/>
+          <w:highlight w:val="green"/>
+          <w:lang w:val="es-ES"/>
+        </w:rPr>
+        <w:t>}</w:t>
+      </w:r>
     </w:p>
     <w:p>
       <w:pPr>
@@ -2490,42 +2227,39 @@
         <w:ind w:left="2" w:right="136" w:firstLine="707"/>
         <w:jc w:val="both"/>
         <w:rPr>
-          <w:color w:val="000000" w:themeColor="text1"/>
-          <w:sz w:val="24"/>
-          <w:szCs w:val="24"/>
-          <w:lang w:val="es-ES"/>
-        </w:rPr>
-      </w:pPr>
-      <w:r>
-        <w:rPr>
-          <w:color w:val="000000" w:themeColor="text1"/>
-          <w:sz w:val="24"/>
-          <w:szCs w:val="24"/>
-          <w:lang w:val="es-ES"/>
-        </w:rPr>
-        <w:t>Se acompaña {{Relación documentos secundaria [</w:t>
-      </w:r>
-      <w:proofErr w:type="spellStart"/>
-      <w:proofErr w:type="gramStart"/>
-      <w:r>
-        <w:rPr>
-          <w:color w:val="000000" w:themeColor="text1"/>
-          <w:sz w:val="24"/>
-          <w:szCs w:val="24"/>
-          <w:lang w:val="es-ES"/>
-        </w:rPr>
-        <w:t>checkbox:autowrap</w:t>
-      </w:r>
-      <w:proofErr w:type="spellEnd"/>
-      <w:proofErr w:type="gramEnd"/>
-      <w:r>
-        <w:rPr>
-          <w:color w:val="000000" w:themeColor="text1"/>
-          <w:sz w:val="24"/>
-          <w:szCs w:val="24"/>
-          <w:lang w:val="es-ES"/>
-        </w:rPr>
-        <w:t xml:space="preserve">] </w:t>
+          <w:color w:val="000000"/>
+          <w:sz w:val="24"/>
+          <w:szCs w:val="24"/>
+        </w:rPr>
+      </w:pPr>
+      <w:r>
+        <w:rPr>
+          <w:color w:val="000000" w:themeColor="text1"/>
+          <w:sz w:val="24"/>
+          <w:szCs w:val="24"/>
+          <w:highlight w:val="green"/>
+        </w:rPr>
+        <w:t xml:space="preserve">}}, de lo que se constata que Doña. </w:t>
+      </w:r>
+      <w:r>
+        <w:rPr>
+          <w:b/>
+          <w:bCs/>
+          <w:color w:val="000000"/>
+          <w:sz w:val="24"/>
+          <w:szCs w:val="24"/>
+          <w:highlight w:val="green"/>
+        </w:rPr>
+        <w:t>{{NOMBRE}}</w:t>
+      </w:r>
+      <w:r>
+        <w:rPr>
+          <w:color w:val="000000"/>
+          <w:sz w:val="24"/>
+          <w:szCs w:val="24"/>
+          <w:highlight w:val="green"/>
+        </w:rPr>
+        <w:t>:</w:t>
       </w:r>
     </w:p>
     <w:p>
@@ -2540,127 +2274,11 @@
         <w:ind w:left="2" w:right="136" w:firstLine="707"/>
         <w:jc w:val="both"/>
         <w:rPr>
-          <w:color w:val="000000" w:themeColor="text1"/>
-          <w:sz w:val="24"/>
-          <w:szCs w:val="24"/>
-          <w:lang w:val="es-ES"/>
-        </w:rPr>
-      </w:pPr>
-      <w:r>
-        <w:rPr>
-          <w:color w:val="000000" w:themeColor="text1"/>
-          <w:sz w:val="24"/>
-          <w:szCs w:val="24"/>
-          <w:lang w:val="es-ES"/>
-        </w:rPr>
-        <w:t xml:space="preserve">{Perito médico} {documentación médica asistencial, </w:t>
-      </w:r>
-      <w:r>
-        <w:rPr>
-          <w:b/>
-          <w:bCs/>
-          <w:color w:val="000000" w:themeColor="text1"/>
-          <w:sz w:val="24"/>
-          <w:szCs w:val="24"/>
-          <w:lang w:val="es-ES"/>
-        </w:rPr>
-        <w:t xml:space="preserve">como bloque de documentos </w:t>
-      </w:r>
-      <w:proofErr w:type="spellStart"/>
-      <w:r>
-        <w:rPr>
-          <w:b/>
-          <w:bCs/>
-          <w:color w:val="000000" w:themeColor="text1"/>
-          <w:sz w:val="24"/>
-          <w:szCs w:val="24"/>
-          <w:lang w:val="es-ES"/>
-        </w:rPr>
-        <w:t>nº</w:t>
-      </w:r>
-      <w:proofErr w:type="spellEnd"/>
-      <w:r>
-        <w:rPr>
-          <w:b/>
-          <w:bCs/>
-          <w:color w:val="000000" w:themeColor="text1"/>
-          <w:sz w:val="24"/>
-          <w:szCs w:val="24"/>
-          <w:lang w:val="es-ES"/>
-        </w:rPr>
-        <w:t xml:space="preserve"> [</w:t>
-      </w:r>
-      <w:proofErr w:type="spellStart"/>
-      <w:r>
-        <w:rPr>
-          <w:b/>
-          <w:bCs/>
-          <w:color w:val="000000" w:themeColor="text1"/>
-          <w:sz w:val="24"/>
-          <w:szCs w:val="24"/>
-          <w:lang w:val="es-ES"/>
-        </w:rPr>
-        <w:t>num</w:t>
-      </w:r>
-      <w:proofErr w:type="spellEnd"/>
-      <w:r>
-        <w:rPr>
-          <w:b/>
-          <w:bCs/>
-          <w:color w:val="000000" w:themeColor="text1"/>
-          <w:sz w:val="24"/>
-          <w:szCs w:val="24"/>
-          <w:lang w:val="es-ES"/>
-        </w:rPr>
-        <w:t xml:space="preserve"> </w:t>
-      </w:r>
-      <w:r>
-        <w:rPr>
-          <w:color w:val="000000" w:themeColor="text1"/>
-          <w:sz w:val="24"/>
-          <w:szCs w:val="24"/>
-          <w:lang w:val="es-ES"/>
-        </w:rPr>
-        <w:t>{Documentación médica</w:t>
-      </w:r>
-      <w:r>
-        <w:rPr>
-          <w:color w:val="000000" w:themeColor="text1"/>
-          <w:sz w:val="24"/>
-          <w:szCs w:val="24"/>
-          <w:lang w:val="es-ES"/>
-        </w:rPr>
-        <w:t>.</w:t>
-      </w:r>
-      <w:r>
-        <w:rPr>
-          <w:color w:val="000000" w:themeColor="text1"/>
-          <w:sz w:val="24"/>
-          <w:szCs w:val="24"/>
-          <w:lang w:val="es-ES"/>
-        </w:rPr>
-        <w:t>}</w:t>
-      </w:r>
-      <w:r>
-        <w:rPr>
-          <w:b/>
-          <w:bCs/>
-          <w:color w:val="000000" w:themeColor="text1"/>
-          <w:sz w:val="24"/>
-          <w:szCs w:val="24"/>
-          <w:lang w:val="es-ES"/>
-        </w:rPr>
-        <w:t>]</w:t>
-      </w:r>
-      <w:r>
-        <w:rPr>
-          <w:color w:val="000000" w:themeColor="text1"/>
-          <w:sz w:val="24"/>
-          <w:szCs w:val="24"/>
-          <w:lang w:val="es-ES"/>
-        </w:rPr>
-        <w:t>}</w:t>
-      </w:r>
+          <w:color w:val="000000"/>
+          <w:sz w:val="24"/>
+          <w:szCs w:val="24"/>
+        </w:rPr>
+      </w:pPr>
     </w:p>
     <w:p>
       <w:pPr>
@@ -2677,280 +2295,41 @@
           <w:color w:val="000000" w:themeColor="text1"/>
           <w:sz w:val="24"/>
           <w:szCs w:val="24"/>
-          <w:lang w:val="es-ES"/>
-        </w:rPr>
-      </w:pPr>
-      <w:r>
-        <w:rPr>
-          <w:color w:val="000000" w:themeColor="text1"/>
-          <w:sz w:val="24"/>
-          <w:szCs w:val="24"/>
-          <w:lang w:val="es-ES"/>
-        </w:rPr>
-        <w:t xml:space="preserve">{Baja laboral} {partes de baja y alta laboral como </w:t>
-      </w:r>
-      <w:r>
-        <w:rPr>
-          <w:b/>
-          <w:bCs/>
-          <w:color w:val="000000" w:themeColor="text1"/>
-          <w:sz w:val="24"/>
-          <w:szCs w:val="24"/>
-          <w:lang w:val="es-ES"/>
-        </w:rPr>
-        <w:t xml:space="preserve">bloque de documentos </w:t>
-      </w:r>
-      <w:proofErr w:type="spellStart"/>
-      <w:r>
-        <w:rPr>
-          <w:b/>
-          <w:bCs/>
-          <w:color w:val="000000" w:themeColor="text1"/>
-          <w:sz w:val="24"/>
-          <w:szCs w:val="24"/>
-          <w:lang w:val="es-ES"/>
-        </w:rPr>
-        <w:t>nº</w:t>
-      </w:r>
-      <w:proofErr w:type="spellEnd"/>
-      <w:r>
-        <w:rPr>
-          <w:b/>
-          <w:bCs/>
-          <w:color w:val="000000" w:themeColor="text1"/>
-          <w:sz w:val="24"/>
-          <w:szCs w:val="24"/>
-          <w:lang w:val="es-ES"/>
-        </w:rPr>
-        <w:t xml:space="preserve"> [</w:t>
-      </w:r>
-      <w:proofErr w:type="spellStart"/>
-      <w:r>
-        <w:rPr>
-          <w:b/>
-          <w:bCs/>
-          <w:color w:val="000000" w:themeColor="text1"/>
-          <w:sz w:val="24"/>
-          <w:szCs w:val="24"/>
-          <w:lang w:val="es-ES"/>
-        </w:rPr>
-        <w:t>num</w:t>
-      </w:r>
-      <w:proofErr w:type="spellEnd"/>
-      <w:r>
-        <w:rPr>
-          <w:b/>
-          <w:bCs/>
-          <w:color w:val="000000" w:themeColor="text1"/>
-          <w:sz w:val="24"/>
-          <w:szCs w:val="24"/>
-          <w:lang w:val="es-ES"/>
-        </w:rPr>
-        <w:t xml:space="preserve"> </w:t>
-      </w:r>
-      <w:r>
-        <w:rPr>
-          <w:color w:val="000000" w:themeColor="text1"/>
-          <w:sz w:val="24"/>
-          <w:szCs w:val="24"/>
-          <w:lang w:val="es-ES"/>
-        </w:rPr>
-        <w:t>{Partes de baja y alta laboral.}</w:t>
-      </w:r>
-      <w:r>
-        <w:rPr>
-          <w:b/>
-          <w:bCs/>
-          <w:color w:val="000000" w:themeColor="text1"/>
-          <w:sz w:val="24"/>
-          <w:szCs w:val="24"/>
-          <w:lang w:val="es-ES"/>
-        </w:rPr>
-        <w:t>]</w:t>
-      </w:r>
-      <w:r>
-        <w:rPr>
-          <w:color w:val="000000" w:themeColor="text1"/>
-          <w:sz w:val="24"/>
-          <w:szCs w:val="24"/>
-          <w:lang w:val="es-ES"/>
-        </w:rPr>
-        <w:t>}</w:t>
-      </w:r>
-    </w:p>
-    <w:p>
-      <w:pPr>
-        <w:pBdr>
-          <w:top w:val="nil"/>
-          <w:left w:val="nil"/>
-          <w:bottom w:val="nil"/>
-          <w:right w:val="nil"/>
-          <w:between w:val="nil"/>
-        </w:pBdr>
-        <w:ind w:left="2" w:right="136" w:firstLine="707"/>
-        <w:jc w:val="both"/>
-        <w:rPr>
-          <w:color w:val="000000"/>
-          <w:sz w:val="24"/>
-          <w:szCs w:val="24"/>
-        </w:rPr>
-      </w:pPr>
-      <w:r>
-        <w:rPr>
-          <w:color w:val="000000" w:themeColor="text1"/>
-          <w:sz w:val="24"/>
-          <w:szCs w:val="24"/>
-        </w:rPr>
-        <w:t>}}</w:t>
-      </w:r>
-      <w:r>
-        <w:rPr>
-          <w:color w:val="000000" w:themeColor="text1"/>
-          <w:sz w:val="24"/>
-          <w:szCs w:val="24"/>
-        </w:rPr>
-        <w:t>, de lo que se</w:t>
-      </w:r>
-      <w:r>
-        <w:rPr>
-          <w:color w:val="000000" w:themeColor="text1"/>
-          <w:sz w:val="24"/>
-          <w:szCs w:val="24"/>
-        </w:rPr>
-        <w:t xml:space="preserve"> </w:t>
-      </w:r>
-      <w:r>
-        <w:rPr>
-          <w:color w:val="000000" w:themeColor="text1"/>
-          <w:sz w:val="24"/>
-          <w:szCs w:val="24"/>
-        </w:rPr>
-        <w:t xml:space="preserve">constata que </w:t>
-      </w:r>
-      <w:r>
-        <w:rPr>
-          <w:color w:val="000000" w:themeColor="text1"/>
-          <w:sz w:val="24"/>
-          <w:szCs w:val="24"/>
-          <w:highlight w:val="yellow"/>
-        </w:rPr>
-        <w:t>Doña</w:t>
-      </w:r>
-      <w:r>
-        <w:rPr>
-          <w:color w:val="000000" w:themeColor="text1"/>
-          <w:sz w:val="24"/>
-          <w:szCs w:val="24"/>
-        </w:rPr>
-        <w:t xml:space="preserve">. </w:t>
-      </w:r>
-      <w:r>
-        <w:rPr>
-          <w:b/>
-          <w:bCs/>
-          <w:color w:val="000000"/>
-          <w:sz w:val="24"/>
-          <w:szCs w:val="24"/>
-        </w:rPr>
-        <w:t>{{NOMBRE}}</w:t>
-      </w:r>
-      <w:r>
-        <w:rPr>
-          <w:color w:val="000000"/>
-          <w:sz w:val="24"/>
-          <w:szCs w:val="24"/>
-        </w:rPr>
-        <w:t>:</w:t>
-      </w:r>
-    </w:p>
-    <w:p>
-      <w:pPr>
-        <w:pBdr>
-          <w:top w:val="nil"/>
-          <w:left w:val="nil"/>
-          <w:bottom w:val="nil"/>
-          <w:right w:val="nil"/>
-          <w:between w:val="nil"/>
-        </w:pBdr>
-        <w:ind w:left="2" w:right="136" w:firstLine="707"/>
-        <w:jc w:val="both"/>
-        <w:rPr>
-          <w:color w:val="000000"/>
-          <w:sz w:val="24"/>
-          <w:szCs w:val="24"/>
-        </w:rPr>
-      </w:pPr>
-    </w:p>
-    <w:p>
-      <w:pPr>
-        <w:pBdr>
-          <w:top w:val="nil"/>
-          <w:left w:val="nil"/>
-          <w:bottom w:val="nil"/>
-          <w:right w:val="nil"/>
-          <w:between w:val="nil"/>
-        </w:pBdr>
-        <w:ind w:left="2" w:right="136" w:firstLine="707"/>
-        <w:jc w:val="both"/>
-        <w:rPr>
-          <w:color w:val="000000" w:themeColor="text1"/>
-          <w:sz w:val="24"/>
-          <w:szCs w:val="24"/>
-        </w:rPr>
-      </w:pPr>
-      <w:r>
-        <w:rPr>
-          <w:color w:val="000000" w:themeColor="text1"/>
-          <w:sz w:val="24"/>
-          <w:szCs w:val="24"/>
-        </w:rPr>
-        <w:t> {{IF:</w:t>
-      </w:r>
-      <w:r>
-        <w:rPr>
-          <w:color w:val="000000" w:themeColor="text1"/>
-          <w:sz w:val="24"/>
-          <w:szCs w:val="24"/>
-        </w:rPr>
-        <w:t xml:space="preserve"> Relación documentos secundaria</w:t>
-      </w:r>
-      <w:r>
-        <w:rPr>
-          <w:color w:val="000000" w:themeColor="text1"/>
-          <w:sz w:val="24"/>
-          <w:szCs w:val="24"/>
-        </w:rPr>
-        <w:t>:</w:t>
-      </w:r>
-      <w:r>
-        <w:rPr>
-          <w:color w:val="000000" w:themeColor="text1"/>
-          <w:sz w:val="24"/>
-          <w:szCs w:val="24"/>
-        </w:rPr>
-        <w:t xml:space="preserve"> </w:t>
-      </w:r>
-      <w:r>
-        <w:rPr>
-          <w:color w:val="000000" w:themeColor="text1"/>
-          <w:sz w:val="24"/>
-          <w:szCs w:val="24"/>
-        </w:rPr>
-        <w:t>Perito médico</w:t>
-      </w:r>
-      <w:r>
-        <w:rPr>
-          <w:color w:val="000000" w:themeColor="text1"/>
-          <w:sz w:val="24"/>
-          <w:szCs w:val="24"/>
-        </w:rPr>
-        <w:t xml:space="preserve"> </w:t>
-      </w:r>
-      <w:r>
-        <w:rPr>
-          <w:color w:val="000000" w:themeColor="text1"/>
-          <w:sz w:val="24"/>
-          <w:szCs w:val="24"/>
+          <w:highlight w:val="green"/>
+        </w:rPr>
+      </w:pPr>
+      <w:r>
+        <w:rPr>
+          <w:color w:val="000000" w:themeColor="text1"/>
+          <w:sz w:val="24"/>
+          <w:szCs w:val="24"/>
+        </w:rPr>
+        <w:t> </w:t>
+      </w:r>
+      <w:r>
+        <w:rPr>
+          <w:color w:val="000000" w:themeColor="text1"/>
+          <w:sz w:val="24"/>
+          <w:szCs w:val="24"/>
+          <w:highlight w:val="green"/>
+        </w:rPr>
+        <w:t xml:space="preserve">{{IF: Relación documentos secundaria: </w:t>
+      </w:r>
+      <w:r>
+        <w:rPr>
+          <w:color w:val="000000" w:themeColor="text1"/>
+          <w:sz w:val="24"/>
+          <w:szCs w:val="24"/>
+          <w:highlight w:val="green"/>
+        </w:rPr>
+        <w:t xml:space="preserve">Perito médico </w:t>
+      </w:r>
+      <w:r>
+        <w:rPr>
+          <w:color w:val="000000" w:themeColor="text1"/>
+          <w:sz w:val="24"/>
+          <w:szCs w:val="24"/>
+          <w:highlight w:val="green"/>
         </w:rPr>
         <w:t>{</w:t>
       </w:r>
@@ -2975,15 +2354,15 @@
           <w:color w:val="000000" w:themeColor="text1"/>
           <w:sz w:val="24"/>
           <w:szCs w:val="24"/>
-          <w:highlight w:val="green"/>
-        </w:rPr>
-      </w:pPr>
-      <w:r>
-        <w:rPr>
-          <w:color w:val="000000" w:themeColor="text1"/>
-          <w:sz w:val="24"/>
-          <w:szCs w:val="24"/>
-          <w:highlight w:val="green"/>
+          <w:highlight w:val="yellow"/>
+        </w:rPr>
+      </w:pPr>
+      <w:r>
+        <w:rPr>
+          <w:color w:val="000000" w:themeColor="text1"/>
+          <w:sz w:val="24"/>
+          <w:szCs w:val="24"/>
+          <w:highlight w:val="yellow"/>
         </w:rPr>
         <w:t>Acudió a centro médico (Clínica Arnao) el mismo día</w:t>
       </w:r>
@@ -2992,7 +2371,7 @@
           <w:color w:val="000000" w:themeColor="text1"/>
           <w:sz w:val="24"/>
           <w:szCs w:val="24"/>
-          <w:highlight w:val="green"/>
+          <w:highlight w:val="yellow"/>
         </w:rPr>
         <w:t>.</w:t>
       </w:r>
@@ -3017,41 +2396,19 @@
           <w:color w:val="000000" w:themeColor="text1"/>
           <w:sz w:val="24"/>
           <w:szCs w:val="24"/>
-          <w:highlight w:val="green"/>
-          <w:lang w:val="es-ES"/>
-        </w:rPr>
-      </w:pPr>
-      <w:r>
-        <w:rPr>
-          <w:color w:val="000000" w:themeColor="text1"/>
-          <w:sz w:val="24"/>
-          <w:szCs w:val="24"/>
-          <w:highlight w:val="green"/>
-          <w:lang w:val="es-ES"/>
-        </w:rPr>
-        <w:t xml:space="preserve">Respecto al tratamiento rehabilitador, éste se inicia y finaliza en centro médico </w:t>
-      </w:r>
-      <w:proofErr w:type="spellStart"/>
-      <w:r>
-        <w:rPr>
-          <w:color w:val="000000" w:themeColor="text1"/>
-          <w:sz w:val="24"/>
-          <w:szCs w:val="24"/>
-          <w:highlight w:val="green"/>
-          <w:lang w:val="es-ES"/>
-        </w:rPr>
-        <w:t>Icot</w:t>
-      </w:r>
-      <w:proofErr w:type="spellEnd"/>
-      <w:r>
-        <w:rPr>
-          <w:color w:val="000000" w:themeColor="text1"/>
-          <w:sz w:val="24"/>
-          <w:szCs w:val="24"/>
-          <w:highlight w:val="green"/>
-          <w:lang w:val="es-ES"/>
-        </w:rPr>
-        <w:t>,</w:t>
+          <w:highlight w:val="yellow"/>
+          <w:lang w:val="es-ES"/>
+        </w:rPr>
+      </w:pPr>
+      <w:r>
+        <w:rPr>
+          <w:color w:val="000000" w:themeColor="text1"/>
+          <w:sz w:val="24"/>
+          <w:szCs w:val="24"/>
+          <w:highlight w:val="yellow"/>
+          <w:lang w:val="es-ES"/>
+        </w:rPr>
+        <w:t>Respecto al tratamiento rehabilitador, éste se inicia y finaliza en centro médico Icot,</w:t>
       </w:r>
     </w:p>
     <w:p>
@@ -3074,55 +2431,26 @@
           <w:color w:val="000000" w:themeColor="text1"/>
           <w:sz w:val="24"/>
           <w:szCs w:val="24"/>
-          <w:lang w:val="es-ES"/>
-        </w:rPr>
-      </w:pPr>
-      <w:r>
-        <w:rPr>
-          <w:color w:val="000000" w:themeColor="text1"/>
-          <w:sz w:val="24"/>
-          <w:szCs w:val="24"/>
-          <w:highlight w:val="green"/>
-          <w:lang w:val="es-ES"/>
-        </w:rPr>
-        <w:t xml:space="preserve">Y luego se fue </w:t>
-      </w:r>
-      <w:proofErr w:type="spellStart"/>
-      <w:r>
-        <w:rPr>
-          <w:color w:val="000000" w:themeColor="text1"/>
-          <w:sz w:val="24"/>
-          <w:szCs w:val="24"/>
-          <w:highlight w:val="green"/>
-          <w:lang w:val="es-ES"/>
-        </w:rPr>
-        <w:t>pa</w:t>
-      </w:r>
-      <w:proofErr w:type="spellEnd"/>
-      <w:r>
-        <w:rPr>
-          <w:color w:val="000000" w:themeColor="text1"/>
-          <w:sz w:val="24"/>
-          <w:szCs w:val="24"/>
-          <w:highlight w:val="green"/>
-          <w:lang w:val="es-ES"/>
-        </w:rPr>
-        <w:t xml:space="preserve"> su casa</w:t>
-      </w:r>
-      <w:r>
-        <w:rPr>
-          <w:color w:val="000000" w:themeColor="text1"/>
-          <w:sz w:val="24"/>
-          <w:szCs w:val="24"/>
-          <w:lang w:val="es-ES"/>
-        </w:rPr>
-        <w:t>.</w:t>
-      </w:r>
-      <w:r>
-        <w:rPr>
-          <w:color w:val="000000" w:themeColor="text1"/>
-          <w:sz w:val="24"/>
-          <w:szCs w:val="24"/>
+          <w:highlight w:val="green"/>
+          <w:lang w:val="es-ES"/>
+        </w:rPr>
+      </w:pPr>
+      <w:r>
+        <w:rPr>
+          <w:color w:val="000000" w:themeColor="text1"/>
+          <w:sz w:val="24"/>
+          <w:szCs w:val="24"/>
+          <w:highlight w:val="yellow"/>
+          <w:lang w:val="es-ES"/>
+        </w:rPr>
+        <w:t>Y luego se fue pa su casa.</w:t>
+      </w:r>
+      <w:r>
+        <w:rPr>
+          <w:color w:val="000000" w:themeColor="text1"/>
+          <w:sz w:val="24"/>
+          <w:szCs w:val="24"/>
+          <w:highlight w:val="green"/>
           <w:lang w:val="es-ES"/>
         </w:rPr>
         <w:t>}}}</w:t>
@@ -3143,6 +2471,7 @@
           <w:color w:val="000000" w:themeColor="text1"/>
           <w:sz w:val="24"/>
           <w:szCs w:val="24"/>
+          <w:highlight w:val="green"/>
         </w:rPr>
       </w:pPr>
     </w:p>
@@ -3168,47 +2497,16 @@
           <w:color w:val="000000" w:themeColor="text1"/>
           <w:sz w:val="24"/>
           <w:szCs w:val="24"/>
-        </w:rPr>
-        <w:t> {{IF:</w:t>
-      </w:r>
-      <w:r>
-        <w:rPr>
-          <w:color w:val="000000" w:themeColor="text1"/>
-          <w:sz w:val="24"/>
-          <w:szCs w:val="24"/>
-        </w:rPr>
-        <w:t xml:space="preserve"> Relación documentos secundaria</w:t>
-      </w:r>
-      <w:r>
-        <w:rPr>
-          <w:color w:val="000000" w:themeColor="text1"/>
-          <w:sz w:val="24"/>
-          <w:szCs w:val="24"/>
-        </w:rPr>
-        <w:t>:</w:t>
-      </w:r>
-      <w:r>
-        <w:rPr>
-          <w:color w:val="000000" w:themeColor="text1"/>
-          <w:sz w:val="24"/>
-          <w:szCs w:val="24"/>
-        </w:rPr>
-        <w:t xml:space="preserve"> Baja laboral</w:t>
-      </w:r>
-      <w:r>
-        <w:rPr>
-          <w:color w:val="000000" w:themeColor="text1"/>
-          <w:sz w:val="24"/>
-          <w:szCs w:val="24"/>
-        </w:rPr>
-        <w:t xml:space="preserve"> {</w:t>
-      </w:r>
-      <w:r>
-        <w:rPr>
-          <w:color w:val="000000" w:themeColor="text1"/>
-          <w:sz w:val="24"/>
-          <w:szCs w:val="24"/>
-          <w:highlight w:val="green"/>
+          <w:highlight w:val="green"/>
+        </w:rPr>
+        <w:t> {{IF: Relación documentos secundaria: Baja laboral {</w:t>
+      </w:r>
+      <w:r>
+        <w:rPr>
+          <w:color w:val="000000" w:themeColor="text1"/>
+          <w:sz w:val="24"/>
+          <w:szCs w:val="24"/>
+          <w:highlight w:val="yellow"/>
         </w:rPr>
         <w:t xml:space="preserve">se marcó </w:t>
       </w:r>
@@ -3217,7 +2515,7 @@
           <w:color w:val="000000" w:themeColor="text1"/>
           <w:sz w:val="24"/>
           <w:szCs w:val="24"/>
-          <w:highlight w:val="green"/>
+          <w:highlight w:val="yellow"/>
         </w:rPr>
         <w:t>baja laboral</w:t>
       </w:r>
@@ -3226,6 +2524,7 @@
           <w:color w:val="000000" w:themeColor="text1"/>
           <w:sz w:val="24"/>
           <w:szCs w:val="24"/>
+          <w:highlight w:val="green"/>
         </w:rPr>
         <w:t>.}}}</w:t>
       </w:r>
@@ -3257,16 +2556,919 @@
           <w:right w:val="nil"/>
           <w:between w:val="nil"/>
         </w:pBdr>
+        <w:ind w:right="136"/>
+        <w:jc w:val="both"/>
+        <w:rPr>
+          <w:color w:val="000000" w:themeColor="text1"/>
+          <w:sz w:val="24"/>
+          <w:szCs w:val="24"/>
+        </w:rPr>
+      </w:pPr>
+    </w:p>
+    <w:p>
+      <w:pPr>
+        <w:numPr>
+          <w:ilvl w:val="0"/>
+          <w:numId w:val="5"/>
+        </w:numPr>
+        <w:pBdr>
+          <w:top w:val="nil"/>
+          <w:left w:val="nil"/>
+          <w:bottom w:val="nil"/>
+          <w:right w:val="nil"/>
+          <w:between w:val="nil"/>
+        </w:pBdr>
+        <w:ind w:right="136"/>
+        <w:jc w:val="both"/>
+        <w:rPr>
+          <w:color w:val="000000" w:themeColor="text1"/>
+          <w:sz w:val="24"/>
+          <w:szCs w:val="24"/>
+          <w:lang w:val="es-ES"/>
+        </w:rPr>
+      </w:pPr>
+      <w:r>
+        <w:rPr>
+          <w:color w:val="000000" w:themeColor="text1"/>
+          <w:sz w:val="24"/>
+          <w:szCs w:val="24"/>
+          <w:lang w:val="es-ES"/>
+        </w:rPr>
+        <w:t>Así, de esta manera, mi mandante obtuvo asistencia sanitaria en centro médico, con cargo a la entidad aseguradora del vehículo de mi mandate, en virtud de Convenio de Asistencia Sanitaria (Unespa), hasta el 26/02/24.</w:t>
+      </w:r>
+    </w:p>
+    <w:p>
+      <w:pPr>
+        <w:pBdr>
+          <w:top w:val="nil"/>
+          <w:left w:val="nil"/>
+          <w:bottom w:val="nil"/>
+          <w:right w:val="nil"/>
+          <w:between w:val="nil"/>
+        </w:pBdr>
+        <w:ind w:right="136"/>
+        <w:jc w:val="both"/>
+        <w:rPr>
+          <w:color w:val="000000" w:themeColor="text1"/>
+          <w:sz w:val="24"/>
+          <w:szCs w:val="24"/>
+          <w:lang w:val="es-ES"/>
+        </w:rPr>
+      </w:pPr>
+    </w:p>
+    <w:p>
+      <w:pPr>
+        <w:pBdr>
+          <w:top w:val="nil"/>
+          <w:left w:val="nil"/>
+          <w:bottom w:val="nil"/>
+          <w:right w:val="nil"/>
+          <w:between w:val="nil"/>
+        </w:pBdr>
+        <w:ind w:right="136"/>
+        <w:jc w:val="both"/>
+        <w:rPr>
+          <w:color w:val="000000" w:themeColor="text1"/>
+          <w:sz w:val="24"/>
+          <w:szCs w:val="24"/>
+          <w:lang w:val="es-ES"/>
+        </w:rPr>
+      </w:pPr>
+      <w:r>
+        <w:rPr>
+          <w:color w:val="000000" w:themeColor="text1"/>
+          <w:sz w:val="24"/>
+          <w:szCs w:val="24"/>
+          <w:lang w:val="es-ES"/>
+        </w:rPr>
+        <w:t xml:space="preserve">Ahora bien, con posterioridad a dicha alta, ante la persistencia de sintomatología, mi mandante solicita, ahora a través de su seguro médico privado, valoración y asistencia médica. Siendo que no fue, hasta </w:t>
+      </w:r>
+      <w:r>
+        <w:rPr>
+          <w:color w:val="000000" w:themeColor="text1"/>
+          <w:sz w:val="24"/>
+          <w:szCs w:val="24"/>
+          <w:u w:val="single"/>
+          <w:lang w:val="es-ES"/>
+        </w:rPr>
+        <w:t>el 01/04/24</w:t>
+      </w:r>
+      <w:r>
+        <w:rPr>
+          <w:color w:val="000000" w:themeColor="text1"/>
+          <w:sz w:val="24"/>
+          <w:szCs w:val="24"/>
+          <w:lang w:val="es-ES"/>
+        </w:rPr>
+        <w:t xml:space="preserve"> cuando obtuvo cita médica para su asistencia por traumatólogo.</w:t>
+      </w:r>
+    </w:p>
+    <w:p>
+      <w:pPr>
+        <w:pBdr>
+          <w:top w:val="nil"/>
+          <w:left w:val="nil"/>
+          <w:bottom w:val="nil"/>
+          <w:right w:val="nil"/>
+          <w:between w:val="nil"/>
+        </w:pBdr>
+        <w:ind w:right="136"/>
+        <w:jc w:val="both"/>
+        <w:rPr>
+          <w:color w:val="000000" w:themeColor="text1"/>
+          <w:sz w:val="24"/>
+          <w:szCs w:val="24"/>
+          <w:lang w:val="es-ES"/>
+        </w:rPr>
+      </w:pPr>
+      <w:r>
+        <w:rPr>
+          <w:color w:val="000000" w:themeColor="text1"/>
+          <w:sz w:val="24"/>
+          <w:szCs w:val="24"/>
+          <w:lang w:val="es-ES"/>
+        </w:rPr>
+        <w:t>Así, en esta fecha (1/4/24), es atendida, nuevamente, en el mismo centro asistencial, esto es Icot, y, tras haber referido mi mandante la sintomatología que arrastraba aún tras el alta médica referida (dada por el Dr. José Gregorio Durán Sánchez), el facultativo pauta la realización de RMN, cuyo resultado arroja “Inversión de la lordosis cervical fisiológica, deshidratación de discos C3 a C6”, todo lo cual motivó la pauta de 15 sesiones más de rehabilitación (para “fortalecimiento de musculatura paravertebral y trapecios”), siendo que recibe la última sesión de rehabilitación en fecha 13/08/24.</w:t>
+      </w:r>
+    </w:p>
+    <w:p>
+      <w:pPr>
+        <w:pBdr>
+          <w:top w:val="nil"/>
+          <w:left w:val="nil"/>
+          <w:bottom w:val="nil"/>
+          <w:right w:val="nil"/>
+          <w:between w:val="nil"/>
+        </w:pBdr>
+        <w:ind w:right="136"/>
+        <w:jc w:val="both"/>
+        <w:rPr>
+          <w:color w:val="000000" w:themeColor="text1"/>
+          <w:sz w:val="24"/>
+          <w:szCs w:val="24"/>
+          <w:lang w:val="es-ES"/>
+        </w:rPr>
+      </w:pPr>
+    </w:p>
+    <w:p>
+      <w:pPr>
+        <w:pBdr>
+          <w:top w:val="nil"/>
+          <w:left w:val="nil"/>
+          <w:bottom w:val="nil"/>
+          <w:right w:val="nil"/>
+          <w:between w:val="nil"/>
+        </w:pBdr>
+        <w:ind w:right="136"/>
+        <w:jc w:val="both"/>
+        <w:rPr>
+          <w:color w:val="000000" w:themeColor="text1"/>
+          <w:sz w:val="24"/>
+          <w:szCs w:val="24"/>
+          <w:lang w:val="es-ES"/>
+        </w:rPr>
+      </w:pPr>
+      <w:r>
+        <w:rPr>
+          <w:color w:val="000000" w:themeColor="text1"/>
+          <w:sz w:val="24"/>
+          <w:szCs w:val="24"/>
+          <w:lang w:val="es-ES"/>
+        </w:rPr>
+        <w:t xml:space="preserve">Todo lo cual justifica el </w:t>
+      </w:r>
+      <w:r>
+        <w:rPr>
+          <w:b/>
+          <w:bCs/>
+          <w:color w:val="000000" w:themeColor="text1"/>
+          <w:sz w:val="24"/>
+          <w:szCs w:val="24"/>
+          <w:lang w:val="es-ES"/>
+        </w:rPr>
+        <w:t>PERJUICIO PERSONAL</w:t>
+      </w:r>
+      <w:r>
+        <w:rPr>
+          <w:color w:val="000000" w:themeColor="text1"/>
+          <w:sz w:val="24"/>
+          <w:szCs w:val="24"/>
+          <w:lang w:val="es-ES"/>
+        </w:rPr>
+        <w:t xml:space="preserve"> que se reclama, esto es, desde el día del accidente (el 15/01/25) y hasta el día en que obtiene su curación, esto es, hasta que finaliza el tratamiento rehabilitador realizado, necesaria y complementariamente, de forma privada (esto es, hasta 13/08/24), un total de 212 días.</w:t>
+      </w:r>
+    </w:p>
+    <w:p>
+      <w:pPr>
+        <w:pBdr>
+          <w:top w:val="nil"/>
+          <w:left w:val="nil"/>
+          <w:bottom w:val="nil"/>
+          <w:right w:val="nil"/>
+          <w:between w:val="nil"/>
+        </w:pBdr>
+        <w:ind w:right="136"/>
+        <w:jc w:val="both"/>
+        <w:rPr>
+          <w:color w:val="000000" w:themeColor="text1"/>
+          <w:sz w:val="24"/>
+          <w:szCs w:val="24"/>
+          <w:lang w:val="es-ES"/>
+        </w:rPr>
+      </w:pPr>
+    </w:p>
+    <w:p>
+      <w:pPr>
+        <w:pBdr>
+          <w:top w:val="nil"/>
+          <w:left w:val="nil"/>
+          <w:bottom w:val="nil"/>
+          <w:right w:val="nil"/>
+          <w:between w:val="nil"/>
+        </w:pBdr>
+        <w:ind w:right="136"/>
+        <w:jc w:val="both"/>
+        <w:rPr>
+          <w:color w:val="000000" w:themeColor="text1"/>
+          <w:sz w:val="24"/>
+          <w:szCs w:val="24"/>
+          <w:lang w:val="es-ES"/>
+        </w:rPr>
+      </w:pPr>
+      <w:r>
+        <w:rPr>
+          <w:color w:val="000000" w:themeColor="text1"/>
+          <w:sz w:val="24"/>
+          <w:szCs w:val="24"/>
+          <w:lang w:val="es-ES"/>
+        </w:rPr>
+        <w:t xml:space="preserve">Y es que, en cualquier caso, de lo anterior se dilucida que mi mandate no había obtenido su curación aún en aquélla fecha de 26/02/24 (alta médica dada en centro adscrito y bajo Convenio de Asistencia Sanitaria) y esto se plasma en la necesidad de tratamiento médico rehabilitador adicional, obtenido por medios privados, como se ha expuesto y acreditado, </w:t>
+      </w:r>
+      <w:r>
+        <w:rPr>
+          <w:color w:val="000000" w:themeColor="text1"/>
+          <w:sz w:val="24"/>
+          <w:szCs w:val="24"/>
+          <w:u w:val="single"/>
+          <w:lang w:val="es-ES"/>
+        </w:rPr>
+        <w:t>destacando en este</w:t>
+      </w:r>
+      <w:r>
+        <w:rPr>
+          <w:color w:val="000000" w:themeColor="text1"/>
+          <w:sz w:val="24"/>
+          <w:szCs w:val="24"/>
+          <w:lang w:val="es-ES"/>
+        </w:rPr>
+        <w:t xml:space="preserve"> </w:t>
+      </w:r>
+      <w:r>
+        <w:rPr>
+          <w:color w:val="000000" w:themeColor="text1"/>
+          <w:sz w:val="24"/>
+          <w:szCs w:val="24"/>
+          <w:u w:val="single"/>
+          <w:lang w:val="es-ES"/>
+        </w:rPr>
+        <w:t>punto, el informe médico de fecha 21/11/24 que, expedido por el</w:t>
+      </w:r>
+      <w:r>
+        <w:rPr>
+          <w:color w:val="000000" w:themeColor="text1"/>
+          <w:sz w:val="24"/>
+          <w:szCs w:val="24"/>
+          <w:lang w:val="es-ES"/>
+        </w:rPr>
+        <w:t xml:space="preserve"> </w:t>
+      </w:r>
+      <w:r>
+        <w:rPr>
+          <w:color w:val="000000" w:themeColor="text1"/>
+          <w:sz w:val="24"/>
+          <w:szCs w:val="24"/>
+          <w:u w:val="single"/>
+          <w:lang w:val="es-ES"/>
+        </w:rPr>
+        <w:t>Dr. José Gregorio Durán Sánchez (adscrito al centro médico Icot),</w:t>
+      </w:r>
+      <w:r>
+        <w:rPr>
+          <w:color w:val="000000" w:themeColor="text1"/>
+          <w:sz w:val="24"/>
+          <w:szCs w:val="24"/>
+          <w:lang w:val="es-ES"/>
+        </w:rPr>
+        <w:t xml:space="preserve"> </w:t>
+      </w:r>
+      <w:r>
+        <w:rPr>
+          <w:color w:val="000000" w:themeColor="text1"/>
+          <w:sz w:val="24"/>
+          <w:szCs w:val="24"/>
+          <w:u w:val="single"/>
+          <w:lang w:val="es-ES"/>
+        </w:rPr>
+        <w:t xml:space="preserve">ahora sí, contempla que “tras la impresión diagnóstica: </w:t>
+      </w:r>
+      <w:r>
+        <w:rPr>
+          <w:b/>
+          <w:bCs/>
+          <w:color w:val="000000" w:themeColor="text1"/>
+          <w:sz w:val="24"/>
+          <w:szCs w:val="24"/>
+          <w:u w:val="single"/>
+          <w:lang w:val="es-ES"/>
+        </w:rPr>
+        <w:t>cervicalgia</w:t>
+      </w:r>
+      <w:r>
+        <w:rPr>
+          <w:b/>
+          <w:bCs/>
+          <w:color w:val="000000" w:themeColor="text1"/>
+          <w:sz w:val="24"/>
+          <w:szCs w:val="24"/>
+          <w:u w:val="single"/>
+          <w:lang w:val="es-ES"/>
+        </w:rPr>
+        <w:t xml:space="preserve"> </w:t>
+      </w:r>
+      <w:r>
+        <w:rPr>
+          <w:b/>
+          <w:bCs/>
+          <w:color w:val="000000" w:themeColor="text1"/>
+          <w:sz w:val="24"/>
+          <w:szCs w:val="24"/>
+          <w:u w:val="single"/>
+          <w:lang w:val="es-ES"/>
+        </w:rPr>
+        <w:t>postraumática</w:t>
+      </w:r>
+      <w:r>
+        <w:rPr>
+          <w:color w:val="000000" w:themeColor="text1"/>
+          <w:sz w:val="24"/>
+          <w:szCs w:val="24"/>
+          <w:u w:val="single"/>
+          <w:lang w:val="es-ES"/>
+        </w:rPr>
+        <w:t>” presenta “movilidad cervical conservada sin</w:t>
+      </w:r>
+      <w:r>
+        <w:rPr>
+          <w:color w:val="000000" w:themeColor="text1"/>
+          <w:sz w:val="24"/>
+          <w:szCs w:val="24"/>
+          <w:lang w:val="es-ES"/>
+        </w:rPr>
+        <w:t xml:space="preserve"> </w:t>
+      </w:r>
+      <w:r>
+        <w:rPr>
+          <w:color w:val="000000" w:themeColor="text1"/>
+          <w:sz w:val="24"/>
+          <w:szCs w:val="24"/>
+          <w:u w:val="single"/>
+          <w:lang w:val="es-ES"/>
+        </w:rPr>
+        <w:t>limitación ni contractura palpable”.</w:t>
+      </w:r>
+    </w:p>
+    <w:p>
+      <w:pPr>
+        <w:pBdr>
+          <w:top w:val="nil"/>
+          <w:left w:val="nil"/>
+          <w:bottom w:val="nil"/>
+          <w:right w:val="nil"/>
+          <w:between w:val="nil"/>
+        </w:pBdr>
+        <w:ind w:right="136"/>
+        <w:jc w:val="both"/>
+        <w:rPr>
+          <w:color w:val="000000" w:themeColor="text1"/>
+          <w:sz w:val="24"/>
+          <w:szCs w:val="24"/>
+          <w:lang w:val="es-ES"/>
+        </w:rPr>
+      </w:pPr>
+    </w:p>
+    <w:p>
+      <w:pPr>
+        <w:pBdr>
+          <w:top w:val="nil"/>
+          <w:left w:val="nil"/>
+          <w:bottom w:val="nil"/>
+          <w:right w:val="nil"/>
+          <w:between w:val="nil"/>
+        </w:pBdr>
+        <w:ind w:right="136"/>
+        <w:jc w:val="both"/>
+        <w:rPr>
+          <w:b/>
+          <w:bCs/>
+          <w:color w:val="000000" w:themeColor="text1"/>
+          <w:sz w:val="24"/>
+          <w:szCs w:val="24"/>
+          <w:lang w:val="es-ES"/>
+        </w:rPr>
+      </w:pPr>
+      <w:r>
+        <w:rPr>
+          <w:color w:val="000000" w:themeColor="text1"/>
+          <w:sz w:val="24"/>
+          <w:szCs w:val="24"/>
+          <w:lang w:val="es-ES"/>
+        </w:rPr>
+        <w:t xml:space="preserve">Se destaca que, en cualquier caso, </w:t>
+      </w:r>
+      <w:r>
+        <w:rPr>
+          <w:b/>
+          <w:bCs/>
+          <w:color w:val="000000" w:themeColor="text1"/>
+          <w:sz w:val="24"/>
+          <w:szCs w:val="24"/>
+          <w:lang w:val="es-ES"/>
+        </w:rPr>
+        <w:t>los días de baja laboral han de considerarse POR IMPERATIVO LEGAL que son días de perjuicio personal moderado</w:t>
+      </w:r>
+      <w:r>
+        <w:rPr>
+          <w:color w:val="000000" w:themeColor="text1"/>
+          <w:sz w:val="24"/>
+          <w:szCs w:val="24"/>
+          <w:lang w:val="es-ES"/>
+        </w:rPr>
+        <w:t xml:space="preserve">, puesto que conforme al artículo 138.5 de la Ley de Responsabilidad Civil y Seguro en la Circulación de Vehículos a Motor aprobada por la Ley 35/2015, el perjuicio psicofísico para llevar a cabo la actividad laboral o profesional se reconduce a uno de los tres grados precedentes (muy grave, grave o moderado). Por tanto, </w:t>
+      </w:r>
+      <w:r>
+        <w:rPr>
+          <w:b/>
+          <w:bCs/>
+          <w:color w:val="000000" w:themeColor="text1"/>
+          <w:sz w:val="24"/>
+          <w:szCs w:val="24"/>
+          <w:lang w:val="es-ES"/>
+        </w:rPr>
+        <w:t>cualquier otra valoración caería en contradicción con el mandato legal contenido el citado artículo 138.5 LRCSCVM.</w:t>
+      </w:r>
+    </w:p>
+    <w:p>
+      <w:pPr>
+        <w:pBdr>
+          <w:top w:val="nil"/>
+          <w:left w:val="nil"/>
+          <w:bottom w:val="nil"/>
+          <w:right w:val="nil"/>
+          <w:between w:val="nil"/>
+        </w:pBdr>
+        <w:ind w:right="136"/>
+        <w:jc w:val="both"/>
+        <w:rPr>
+          <w:color w:val="000000" w:themeColor="text1"/>
+          <w:sz w:val="24"/>
+          <w:szCs w:val="24"/>
+          <w:lang w:val="es-ES"/>
+        </w:rPr>
+      </w:pPr>
+    </w:p>
+    <w:p>
+      <w:pPr>
+        <w:pBdr>
+          <w:top w:val="nil"/>
+          <w:left w:val="nil"/>
+          <w:bottom w:val="nil"/>
+          <w:right w:val="nil"/>
+          <w:between w:val="nil"/>
+        </w:pBdr>
+        <w:ind w:right="136"/>
+        <w:jc w:val="both"/>
+        <w:rPr>
+          <w:color w:val="000000" w:themeColor="text1"/>
+          <w:sz w:val="24"/>
+          <w:szCs w:val="24"/>
+          <w:lang w:val="es-ES"/>
+        </w:rPr>
+      </w:pPr>
+      <w:r>
+        <w:rPr>
+          <w:color w:val="000000" w:themeColor="text1"/>
+          <w:sz w:val="24"/>
+          <w:szCs w:val="24"/>
+          <w:lang w:val="es-ES"/>
+        </w:rPr>
+        <w:t>En este sentido se pronuncian ya los Tribunales. Así, la sentencia de la Audiencia Provincial de Cantabria, Sección 4ª, de fecha 23/11/17 (CENDOJ, ROJ: SAP S 501/2017), dice textualmente: “</w:t>
+      </w:r>
+      <w:r>
+        <w:rPr>
+          <w:i/>
+          <w:iCs/>
+          <w:color w:val="000000" w:themeColor="text1"/>
+          <w:sz w:val="24"/>
+          <w:szCs w:val="24"/>
+          <w:lang w:val="es-ES"/>
+        </w:rPr>
+        <w:t>La actora plantea dos motivos de recurso. El primero impugna que, habiendo estado de baja laboral durante 37 días, no se le haya concedido cantidad alguna en concepto de perjuicio personal por pérdida temporal de calidad de vida. El motivo debe prosperar, porque no cuestionándose la situación de baja laboral de la actora durante ese tiempo, es de aplicación el art. 138.5 del Real Decreto Legislativo 8/2004 (“el impedimento psicofísico para llevar a cabo la actividad laboral o profesional se reconduce a uno de los tres grados precedentes”), norma de la que se sigue que, cuando el perjudicado está impedido para llevar a cabo la actividad laboral o profesional, deba ser resarcido al menos como sufriente de un perjuicio moderado...</w:t>
+      </w:r>
+      <w:r>
+        <w:rPr>
+          <w:color w:val="000000" w:themeColor="text1"/>
+          <w:sz w:val="24"/>
+          <w:szCs w:val="24"/>
+          <w:lang w:val="es-ES"/>
+        </w:rPr>
+        <w:t>”</w:t>
+      </w:r>
+    </w:p>
+    <w:p>
+      <w:pPr>
+        <w:pBdr>
+          <w:top w:val="nil"/>
+          <w:left w:val="nil"/>
+          <w:bottom w:val="nil"/>
+          <w:right w:val="nil"/>
+          <w:between w:val="nil"/>
+        </w:pBdr>
+        <w:ind w:right="136"/>
+        <w:jc w:val="both"/>
+        <w:rPr>
+          <w:color w:val="000000" w:themeColor="text1"/>
+          <w:sz w:val="24"/>
+          <w:szCs w:val="24"/>
+          <w:lang w:val="es-ES"/>
+        </w:rPr>
+      </w:pPr>
+    </w:p>
+    <w:p>
+      <w:pPr>
+        <w:pBdr>
+          <w:top w:val="nil"/>
+          <w:left w:val="nil"/>
+          <w:bottom w:val="nil"/>
+          <w:right w:val="nil"/>
+          <w:between w:val="nil"/>
+        </w:pBdr>
+        <w:ind w:right="136"/>
+        <w:jc w:val="both"/>
+        <w:rPr>
+          <w:color w:val="000000" w:themeColor="text1"/>
+          <w:sz w:val="24"/>
+          <w:szCs w:val="24"/>
+          <w:lang w:val="es-ES"/>
+        </w:rPr>
+      </w:pPr>
+      <w:r>
+        <w:rPr>
+          <w:color w:val="000000" w:themeColor="text1"/>
+          <w:sz w:val="24"/>
+          <w:szCs w:val="24"/>
+          <w:lang w:val="es-ES"/>
+        </w:rPr>
+        <w:lastRenderedPageBreak/>
+        <w:t xml:space="preserve">En el mismo sentido, la sentencia de la Audiencia Provincial de Las Palmas, Sección 5ª, de fecha 14/03/19 que dice: </w:t>
+      </w:r>
+      <w:r>
+        <w:rPr>
+          <w:i/>
+          <w:iCs/>
+          <w:color w:val="000000" w:themeColor="text1"/>
+          <w:sz w:val="24"/>
+          <w:szCs w:val="24"/>
+          <w:lang w:val="es-ES"/>
+        </w:rPr>
+        <w:t xml:space="preserve">“Tiene razón el recurrente en cuanto a que es suficiente para acreditar, dentro de los días de incapacidad temporal los de perjuicio personal moderado, la documentación aportada con la demanda consistente en el informe médico de la Mutua Balear y el parte médico de alta y baja de incapacidad laboral (documentos 2 y 3 de la demanda), pues recoge datos objetivos que no necesitan mayor concreción y valoración acreditándose con ella que desde el 9 de diciembre de 2016 al 20 de febrero de 2017 el actor estuvo </w:t>
+      </w:r>
+      <w:r>
+        <w:rPr>
+          <w:i/>
+          <w:iCs/>
+          <w:color w:val="000000" w:themeColor="text1"/>
+          <w:sz w:val="24"/>
+          <w:szCs w:val="24"/>
+          <w:u w:val="single"/>
+          <w:lang w:val="es-ES"/>
+        </w:rPr>
+        <w:t>impedido para el desempeño de su trabajo o profesión, actividad que</w:t>
+      </w:r>
+      <w:r>
+        <w:rPr>
+          <w:i/>
+          <w:iCs/>
+          <w:color w:val="000000" w:themeColor="text1"/>
+          <w:sz w:val="24"/>
+          <w:szCs w:val="24"/>
+          <w:lang w:val="es-ES"/>
+        </w:rPr>
+        <w:t xml:space="preserve"> </w:t>
+      </w:r>
+      <w:r>
+        <w:rPr>
+          <w:i/>
+          <w:iCs/>
+          <w:color w:val="000000" w:themeColor="text1"/>
+          <w:sz w:val="24"/>
+          <w:szCs w:val="24"/>
+          <w:u w:val="single"/>
+          <w:lang w:val="es-ES"/>
+        </w:rPr>
+        <w:t>debe entenderse comprendida dentro del ámbito definitorio del perjuicio</w:t>
+      </w:r>
+      <w:r>
+        <w:rPr>
+          <w:i/>
+          <w:iCs/>
+          <w:color w:val="000000" w:themeColor="text1"/>
+          <w:sz w:val="24"/>
+          <w:szCs w:val="24"/>
+          <w:lang w:val="es-ES"/>
+        </w:rPr>
+        <w:t xml:space="preserve"> </w:t>
+      </w:r>
+      <w:r>
+        <w:rPr>
+          <w:i/>
+          <w:iCs/>
+          <w:color w:val="000000" w:themeColor="text1"/>
+          <w:sz w:val="24"/>
+          <w:szCs w:val="24"/>
+          <w:u w:val="single"/>
+          <w:lang w:val="es-ES"/>
+        </w:rPr>
+        <w:t>personal moderado, en cuanto durante el período de incapacidad laboral es</w:t>
+      </w:r>
+      <w:r>
+        <w:rPr>
+          <w:i/>
+          <w:iCs/>
+          <w:color w:val="000000" w:themeColor="text1"/>
+          <w:sz w:val="24"/>
+          <w:szCs w:val="24"/>
+          <w:lang w:val="es-ES"/>
+        </w:rPr>
+        <w:t xml:space="preserve"> </w:t>
+      </w:r>
+      <w:r>
+        <w:rPr>
+          <w:i/>
+          <w:iCs/>
+          <w:color w:val="000000" w:themeColor="text1"/>
+          <w:sz w:val="24"/>
+          <w:szCs w:val="24"/>
+          <w:u w:val="single"/>
+          <w:lang w:val="es-ES"/>
+        </w:rPr>
+        <w:t>claro que el lesionado no puede llevar a cabo una parte tan relevante de su</w:t>
+      </w:r>
+      <w:r>
+        <w:rPr>
+          <w:i/>
+          <w:iCs/>
+          <w:color w:val="000000" w:themeColor="text1"/>
+          <w:sz w:val="24"/>
+          <w:szCs w:val="24"/>
+          <w:lang w:val="es-ES"/>
+        </w:rPr>
+        <w:t xml:space="preserve"> </w:t>
+      </w:r>
+      <w:r>
+        <w:rPr>
+          <w:i/>
+          <w:iCs/>
+          <w:color w:val="000000" w:themeColor="text1"/>
+          <w:sz w:val="24"/>
+          <w:szCs w:val="24"/>
+          <w:u w:val="single"/>
+          <w:lang w:val="es-ES"/>
+        </w:rPr>
+        <w:t>actividad específica de desarrollo personal como es su trabajo</w:t>
+      </w:r>
+      <w:r>
+        <w:rPr>
+          <w:i/>
+          <w:iCs/>
+          <w:color w:val="000000" w:themeColor="text1"/>
+          <w:sz w:val="24"/>
+          <w:szCs w:val="24"/>
+          <w:lang w:val="es-ES"/>
+        </w:rPr>
+        <w:t>.”</w:t>
+      </w:r>
+    </w:p>
+    <w:p>
+      <w:pPr>
+        <w:pBdr>
+          <w:top w:val="nil"/>
+          <w:left w:val="nil"/>
+          <w:bottom w:val="nil"/>
+          <w:right w:val="nil"/>
+          <w:between w:val="nil"/>
+        </w:pBdr>
+        <w:ind w:right="136"/>
+        <w:jc w:val="both"/>
+        <w:rPr>
+          <w:color w:val="000000" w:themeColor="text1"/>
+          <w:sz w:val="24"/>
+          <w:szCs w:val="24"/>
+          <w:lang w:val="es-ES"/>
+        </w:rPr>
+      </w:pPr>
+    </w:p>
+    <w:p>
+      <w:pPr>
+        <w:pBdr>
+          <w:top w:val="nil"/>
+          <w:left w:val="nil"/>
+          <w:bottom w:val="nil"/>
+          <w:right w:val="nil"/>
+          <w:between w:val="nil"/>
+        </w:pBdr>
+        <w:ind w:right="136"/>
+        <w:jc w:val="both"/>
+        <w:rPr>
+          <w:color w:val="000000" w:themeColor="text1"/>
+          <w:sz w:val="24"/>
+          <w:szCs w:val="24"/>
+          <w:lang w:val="es-ES"/>
+        </w:rPr>
+      </w:pPr>
+      <w:r>
+        <w:rPr>
+          <w:color w:val="000000" w:themeColor="text1"/>
+          <w:sz w:val="24"/>
+          <w:szCs w:val="24"/>
+          <w:lang w:val="es-ES"/>
+        </w:rPr>
+        <w:t>Y, en igual sentido, el Tribunal Supremo en Sentencia de fecha 07/10/20 (Sala 1ª), que si bien referida a la norma en vigor antes de la actual modificación por Ley 35/2015, sus argumentos son perfectamente extrapolables a la normativa del actual baremo. Dice el Tribunal Supremo que “</w:t>
+      </w:r>
+      <w:r>
+        <w:rPr>
+          <w:i/>
+          <w:iCs/>
+          <w:color w:val="000000" w:themeColor="text1"/>
+          <w:sz w:val="24"/>
+          <w:szCs w:val="24"/>
+          <w:lang w:val="es-ES"/>
+        </w:rPr>
+        <w:t xml:space="preserve">el EVI, como entidad pública, controló el proceso de curación...Por tanto, el demandante estuvo impedido para el desarrollo de sus ocupaciones habituales, entendiéndose también las laborales, hasta el 16 de junio de 2015 </w:t>
+      </w:r>
+      <w:r>
+        <w:rPr>
+          <w:color w:val="000000" w:themeColor="text1"/>
+          <w:sz w:val="24"/>
+          <w:szCs w:val="24"/>
+          <w:lang w:val="es-ES"/>
+        </w:rPr>
+        <w:t>(fecha de alta laboral)</w:t>
+      </w:r>
+      <w:r>
+        <w:rPr>
+          <w:i/>
+          <w:iCs/>
+          <w:color w:val="000000" w:themeColor="text1"/>
+          <w:sz w:val="24"/>
+          <w:szCs w:val="24"/>
+          <w:lang w:val="es-ES"/>
+        </w:rPr>
+        <w:t>, pues la actividad</w:t>
+      </w:r>
+      <w:r>
+        <w:rPr>
+          <w:i/>
+          <w:iCs/>
+          <w:color w:val="000000" w:themeColor="text1"/>
+          <w:sz w:val="24"/>
+          <w:szCs w:val="24"/>
+          <w:lang w:val="es-ES"/>
+        </w:rPr>
+        <w:t xml:space="preserve"> </w:t>
+      </w:r>
+      <w:r>
+        <w:rPr>
+          <w:i/>
+          <w:iCs/>
+          <w:color w:val="000000" w:themeColor="text1"/>
+          <w:sz w:val="24"/>
+          <w:szCs w:val="24"/>
+          <w:lang w:val="es-ES"/>
+        </w:rPr>
+        <w:t>laboral también está incluida dentro de las ocupaciones habituales de una persona”</w:t>
+      </w:r>
+      <w:r>
+        <w:rPr>
+          <w:color w:val="000000" w:themeColor="text1"/>
+          <w:sz w:val="24"/>
+          <w:szCs w:val="24"/>
+          <w:lang w:val="es-ES"/>
+        </w:rPr>
+        <w:t>. Y de esta manera el TS concedió un período de baja impeditiva de 520 días.</w:t>
+      </w:r>
+    </w:p>
+    <w:p>
+      <w:pPr>
+        <w:pBdr>
+          <w:top w:val="nil"/>
+          <w:left w:val="nil"/>
+          <w:bottom w:val="nil"/>
+          <w:right w:val="nil"/>
+          <w:between w:val="nil"/>
+        </w:pBdr>
+        <w:ind w:right="136"/>
+        <w:jc w:val="both"/>
+        <w:rPr>
+          <w:color w:val="000000" w:themeColor="text1"/>
+          <w:sz w:val="24"/>
+          <w:szCs w:val="24"/>
+          <w:lang w:val="es-ES"/>
+        </w:rPr>
+      </w:pPr>
+    </w:p>
+    <w:p>
+      <w:pPr>
+        <w:pBdr>
+          <w:top w:val="nil"/>
+          <w:left w:val="nil"/>
+          <w:bottom w:val="nil"/>
+          <w:right w:val="nil"/>
+          <w:between w:val="nil"/>
+        </w:pBdr>
+        <w:ind w:right="136"/>
+        <w:jc w:val="both"/>
+        <w:rPr>
+          <w:color w:val="000000" w:themeColor="text1"/>
+          <w:sz w:val="24"/>
+          <w:szCs w:val="24"/>
+          <w:lang w:val="es-ES"/>
+        </w:rPr>
+      </w:pPr>
+      <w:r>
+        <w:rPr>
+          <w:color w:val="000000" w:themeColor="text1"/>
+          <w:sz w:val="24"/>
+          <w:szCs w:val="24"/>
+          <w:lang w:val="es-ES"/>
+        </w:rPr>
+        <w:t>Por tanto, el Tribunal Supremo viene a decir que los días de baja laboral deben considerarse como impeditivos (actualmente días de perjuicio moderado, al menos), inclusive, aunque el alta asistencial tenga lugar en fecha anterior, y ello porque el criterio del impedimento psicofísico para la ocupación o actividad habitual está estrechamente ligado al seguimiento de la baja laboral por quien administrativamente es el encargado de hacerlo, y sigue el proceso evolutivo de la curación.</w:t>
+      </w:r>
+    </w:p>
+    <w:p>
+      <w:pPr>
+        <w:pBdr>
+          <w:top w:val="nil"/>
+          <w:left w:val="nil"/>
+          <w:bottom w:val="nil"/>
+          <w:right w:val="nil"/>
+          <w:between w:val="nil"/>
+        </w:pBdr>
+        <w:ind w:right="136"/>
+        <w:jc w:val="both"/>
+        <w:rPr>
+          <w:color w:val="000000" w:themeColor="text1"/>
+          <w:sz w:val="24"/>
+          <w:szCs w:val="24"/>
+          <w:highlight w:val="yellow"/>
+        </w:rPr>
+      </w:pPr>
+    </w:p>
+    <w:p>
+      <w:pPr>
+        <w:pBdr>
+          <w:top w:val="nil"/>
+          <w:left w:val="nil"/>
+          <w:bottom w:val="nil"/>
+          <w:right w:val="nil"/>
+          <w:between w:val="nil"/>
+        </w:pBdr>
         <w:ind w:left="2" w:right="136" w:firstLine="707"/>
         <w:jc w:val="both"/>
         <w:rPr>
           <w:color w:val="000000" w:themeColor="text1"/>
           <w:sz w:val="24"/>
           <w:szCs w:val="24"/>
-          <w:lang w:val="es-ES"/>
-        </w:rPr>
-      </w:pPr>
-      <w:proofErr w:type="gramStart"/>
+        </w:rPr>
+      </w:pPr>
+    </w:p>
+    <w:p>
+      <w:pPr>
+        <w:pBdr>
+          <w:top w:val="nil"/>
+          <w:left w:val="nil"/>
+          <w:bottom w:val="nil"/>
+          <w:right w:val="nil"/>
+          <w:between w:val="nil"/>
+        </w:pBdr>
+        <w:ind w:left="2" w:right="136" w:firstLine="707"/>
+        <w:jc w:val="both"/>
+        <w:rPr>
+          <w:color w:val="000000" w:themeColor="text1"/>
+          <w:sz w:val="24"/>
+          <w:szCs w:val="24"/>
+          <w:lang w:val="es-ES"/>
+        </w:rPr>
+      </w:pPr>
       <w:r>
         <w:rPr>
           <w:b/>
@@ -3285,17 +3487,7 @@
           <w:szCs w:val="24"/>
           <w:lang w:val="es-ES"/>
         </w:rPr>
-        <w:t>.-</w:t>
-      </w:r>
-      <w:proofErr w:type="gramEnd"/>
-      <w:r>
-        <w:rPr>
-          <w:color w:val="000000" w:themeColor="text1"/>
-          <w:sz w:val="24"/>
-          <w:szCs w:val="24"/>
-          <w:lang w:val="es-ES"/>
-        </w:rPr>
-        <w:t xml:space="preserve"> Por ello, se reclama en este procedimiento, a favor de </w:t>
+        <w:t xml:space="preserve">.- Por ello, se reclama en este procedimiento, a favor de </w:t>
       </w:r>
       <w:r>
         <w:rPr>
@@ -3388,23 +3580,13 @@
         </w:rPr>
         <w:t xml:space="preserve"> [</w:t>
       </w:r>
-      <w:proofErr w:type="spellStart"/>
-      <w:r>
-        <w:rPr>
-          <w:color w:val="000000" w:themeColor="text1"/>
-          <w:sz w:val="24"/>
-          <w:szCs w:val="24"/>
-        </w:rPr>
-        <w:t>int</w:t>
-      </w:r>
-      <w:proofErr w:type="spellEnd"/>
-      <w:r>
-        <w:rPr>
-          <w:color w:val="000000" w:themeColor="text1"/>
-          <w:sz w:val="24"/>
-          <w:szCs w:val="24"/>
-        </w:rPr>
-        <w:t>]}</w:t>
+      <w:r>
+        <w:rPr>
+          <w:color w:val="000000" w:themeColor="text1"/>
+          <w:sz w:val="24"/>
+          <w:szCs w:val="24"/>
+        </w:rPr>
+        <w:t>int]}</w:t>
       </w:r>
       <w:r>
         <w:rPr>
@@ -3489,7 +3671,6 @@
         </w:rPr>
         <w:t xml:space="preserve"> </w:t>
       </w:r>
-      <w:proofErr w:type="gramStart"/>
       <w:r>
         <w:rPr>
           <w:color w:val="00B0F0"/>
@@ -3506,17 +3687,7 @@
           <w:szCs w:val="24"/>
           <w:lang w:val="es-ES"/>
         </w:rPr>
-        <w:t>)</w:t>
-      </w:r>
-      <w:proofErr w:type="gramEnd"/>
-      <w:r>
-        <w:rPr>
-          <w:color w:val="000000" w:themeColor="text1"/>
-          <w:sz w:val="24"/>
-          <w:szCs w:val="24"/>
-          <w:lang w:val="es-ES"/>
-        </w:rPr>
-        <w:t xml:space="preserve">, el importe de </w:t>
+        <w:t xml:space="preserve">), el importe de </w:t>
       </w:r>
       <w:r>
         <w:rPr>
@@ -3619,27 +3790,7 @@
           <w:szCs w:val="24"/>
           <w:lang w:val="es-ES"/>
         </w:rPr>
-        <w:t>{{CALC: Días de perjuicio totales - Días de perjuicio moderado [</w:t>
-      </w:r>
-      <w:proofErr w:type="spellStart"/>
-      <w:r>
-        <w:rPr>
-          <w:color w:val="000000" w:themeColor="text1"/>
-          <w:sz w:val="24"/>
-          <w:szCs w:val="24"/>
-          <w:lang w:val="es-ES"/>
-        </w:rPr>
-        <w:t>int</w:t>
-      </w:r>
-      <w:proofErr w:type="spellEnd"/>
-      <w:r>
-        <w:rPr>
-          <w:color w:val="000000" w:themeColor="text1"/>
-          <w:sz w:val="24"/>
-          <w:szCs w:val="24"/>
-          <w:lang w:val="es-ES"/>
-        </w:rPr>
-        <w:t>]}}</w:t>
+        <w:t>{{CALC: Días de perjuicio totales - Días de perjuicio moderado [int]}}</w:t>
       </w:r>
       <w:r>
         <w:rPr>
@@ -3753,16 +3904,7 @@
           <w:sz w:val="24"/>
           <w:szCs w:val="24"/>
         </w:rPr>
-        <w:t xml:space="preserve"> * Importe por día de perjuicio básico</w:t>
-      </w:r>
-      <w:proofErr w:type="gramStart"/>
-      <w:r>
-        <w:rPr>
-          <w:color w:val="000000" w:themeColor="text1"/>
-          <w:sz w:val="24"/>
-          <w:szCs w:val="24"/>
-        </w:rPr>
-        <w:t>}}</w:t>
+        <w:t xml:space="preserve"> * Importe por día de perjuicio básico}}</w:t>
       </w:r>
       <w:r>
         <w:rPr>
@@ -3783,9 +3925,1179 @@
           <w:szCs w:val="24"/>
           <w:lang w:val="es-ES"/>
         </w:rPr>
-        <w:t xml:space="preserve"> euros</w:t>
-      </w:r>
-      <w:proofErr w:type="gramEnd"/>
+        <w:t xml:space="preserve"> euros.</w:t>
+      </w:r>
+    </w:p>
+    <w:p>
+      <w:pPr>
+        <w:pStyle w:val="Prrafodelista"/>
+        <w:pBdr>
+          <w:top w:val="nil"/>
+          <w:left w:val="nil"/>
+          <w:bottom w:val="nil"/>
+          <w:right w:val="nil"/>
+          <w:between w:val="nil"/>
+        </w:pBdr>
+        <w:ind w:left="1080" w:right="136"/>
+        <w:jc w:val="both"/>
+        <w:rPr>
+          <w:color w:val="000000" w:themeColor="text1"/>
+          <w:sz w:val="24"/>
+          <w:szCs w:val="24"/>
+          <w:lang w:val="es-ES"/>
+        </w:rPr>
+      </w:pPr>
+    </w:p>
+    <w:p>
+      <w:pPr>
+        <w:pBdr>
+          <w:top w:val="nil"/>
+          <w:left w:val="nil"/>
+          <w:bottom w:val="nil"/>
+          <w:right w:val="nil"/>
+          <w:between w:val="nil"/>
+        </w:pBdr>
+        <w:ind w:left="2" w:right="136" w:firstLine="707"/>
+        <w:jc w:val="both"/>
+        <w:rPr>
+          <w:color w:val="000000" w:themeColor="text1"/>
+          <w:sz w:val="24"/>
+          <w:szCs w:val="24"/>
+          <w:lang w:val="es-ES"/>
+        </w:rPr>
+      </w:pPr>
+      <w:r>
+        <w:rPr>
+          <w:color w:val="000000" w:themeColor="text1"/>
+          <w:sz w:val="24"/>
+          <w:szCs w:val="24"/>
+          <w:lang w:val="es-ES"/>
+        </w:rPr>
+        <w:t>Todas las cantidades señaladas asciende</w:t>
+      </w:r>
+      <w:r>
+        <w:rPr>
+          <w:color w:val="000000" w:themeColor="text1"/>
+          <w:sz w:val="24"/>
+          <w:szCs w:val="24"/>
+          <w:lang w:val="es-ES"/>
+        </w:rPr>
+        <w:t xml:space="preserve"> </w:t>
+      </w:r>
+      <w:r>
+        <w:rPr>
+          <w:color w:val="000000" w:themeColor="text1"/>
+          <w:sz w:val="24"/>
+          <w:szCs w:val="24"/>
+          <w:lang w:val="es-ES"/>
+        </w:rPr>
+        <w:t>a</w:t>
+      </w:r>
+      <w:r>
+        <w:rPr>
+          <w:b/>
+          <w:bCs/>
+          <w:color w:val="000000" w:themeColor="text1"/>
+          <w:sz w:val="24"/>
+          <w:szCs w:val="24"/>
+          <w:lang w:val="es-ES"/>
+        </w:rPr>
+        <w:t xml:space="preserve"> </w:t>
+      </w:r>
+      <w:r>
+        <w:rPr>
+          <w:b/>
+          <w:bCs/>
+          <w:color w:val="000000" w:themeColor="text1"/>
+          <w:sz w:val="24"/>
+          <w:szCs w:val="24"/>
+        </w:rPr>
+        <w:t xml:space="preserve">{{CALC: Días de perjuicio moderado * Importe por día de perjuicio moderado + </w:t>
+      </w:r>
+      <w:r>
+        <w:rPr>
+          <w:b/>
+          <w:bCs/>
+          <w:color w:val="000000" w:themeColor="text1"/>
+          <w:sz w:val="24"/>
+          <w:szCs w:val="24"/>
+        </w:rPr>
+        <w:t>(</w:t>
+      </w:r>
+      <w:r>
+        <w:rPr>
+          <w:b/>
+          <w:bCs/>
+          <w:color w:val="000000" w:themeColor="text1"/>
+          <w:sz w:val="24"/>
+          <w:szCs w:val="24"/>
+          <w:lang w:val="es-ES"/>
+        </w:rPr>
+        <w:t>Días de perjuicio totales - Días de perjuicio moderado)</w:t>
+      </w:r>
+      <w:r>
+        <w:rPr>
+          <w:b/>
+          <w:bCs/>
+          <w:color w:val="000000" w:themeColor="text1"/>
+          <w:sz w:val="24"/>
+          <w:szCs w:val="24"/>
+        </w:rPr>
+        <w:t xml:space="preserve"> </w:t>
+      </w:r>
+      <w:r>
+        <w:rPr>
+          <w:b/>
+          <w:bCs/>
+          <w:color w:val="000000" w:themeColor="text1"/>
+          <w:sz w:val="24"/>
+          <w:szCs w:val="24"/>
+        </w:rPr>
+        <w:t>* Importe por día de perjuicio básico}}</w:t>
+      </w:r>
+      <w:r>
+        <w:rPr>
+          <w:b/>
+          <w:bCs/>
+          <w:color w:val="000000" w:themeColor="text1"/>
+          <w:sz w:val="24"/>
+          <w:szCs w:val="24"/>
+          <w:lang w:val="es-ES"/>
+        </w:rPr>
+        <w:t xml:space="preserve"> euros, importe que</w:t>
+      </w:r>
+      <w:r>
+        <w:rPr>
+          <w:b/>
+          <w:bCs/>
+          <w:color w:val="000000" w:themeColor="text1"/>
+          <w:sz w:val="24"/>
+          <w:szCs w:val="24"/>
+          <w:lang w:val="es-ES"/>
+        </w:rPr>
+        <w:t xml:space="preserve"> </w:t>
+      </w:r>
+      <w:r>
+        <w:rPr>
+          <w:b/>
+          <w:bCs/>
+          <w:color w:val="000000" w:themeColor="text1"/>
+          <w:sz w:val="24"/>
+          <w:szCs w:val="24"/>
+          <w:lang w:val="es-ES"/>
+        </w:rPr>
+        <w:t>se re</w:t>
+      </w:r>
+      <w:r>
+        <w:rPr>
+          <w:b/>
+          <w:bCs/>
+          <w:color w:val="000000" w:themeColor="text1"/>
+          <w:sz w:val="24"/>
+          <w:szCs w:val="24"/>
+          <w:lang w:val="es-ES"/>
+        </w:rPr>
+        <w:t>c</w:t>
+      </w:r>
+      <w:r>
+        <w:rPr>
+          <w:b/>
+          <w:bCs/>
+          <w:color w:val="000000" w:themeColor="text1"/>
+          <w:sz w:val="24"/>
+          <w:szCs w:val="24"/>
+          <w:lang w:val="es-ES"/>
+        </w:rPr>
+        <w:t>lama como principal.</w:t>
+      </w:r>
+    </w:p>
+    <w:p>
+      <w:pPr>
+        <w:pBdr>
+          <w:top w:val="nil"/>
+          <w:left w:val="nil"/>
+          <w:bottom w:val="nil"/>
+          <w:right w:val="nil"/>
+          <w:between w:val="nil"/>
+        </w:pBdr>
+        <w:ind w:left="2" w:right="136" w:firstLine="707"/>
+        <w:jc w:val="both"/>
+        <w:rPr>
+          <w:color w:val="000000" w:themeColor="text1"/>
+          <w:sz w:val="24"/>
+          <w:szCs w:val="24"/>
+          <w:lang w:val="es-ES"/>
+        </w:rPr>
+      </w:pPr>
+    </w:p>
+    <w:p>
+      <w:pPr>
+        <w:pBdr>
+          <w:top w:val="nil"/>
+          <w:left w:val="nil"/>
+          <w:bottom w:val="nil"/>
+          <w:right w:val="nil"/>
+          <w:between w:val="nil"/>
+        </w:pBdr>
+        <w:ind w:left="2" w:right="136" w:firstLine="707"/>
+        <w:jc w:val="both"/>
+        <w:rPr>
+          <w:color w:val="000000" w:themeColor="text1"/>
+          <w:sz w:val="24"/>
+          <w:szCs w:val="24"/>
+          <w:lang w:val="es-ES"/>
+        </w:rPr>
+      </w:pPr>
+      <w:r>
+        <w:rPr>
+          <w:b/>
+          <w:bCs/>
+          <w:color w:val="000000" w:themeColor="text1"/>
+          <w:sz w:val="24"/>
+          <w:szCs w:val="24"/>
+          <w:highlight w:val="yellow"/>
+          <w:lang w:val="es-ES"/>
+        </w:rPr>
+        <w:t>CUARTO</w:t>
+      </w:r>
+      <w:r>
+        <w:rPr>
+          <w:color w:val="000000" w:themeColor="text1"/>
+          <w:sz w:val="24"/>
+          <w:szCs w:val="24"/>
+          <w:lang w:val="es-ES"/>
+        </w:rPr>
+        <w:t>.- Esta parte ha realizado reclamación previa a la aseguradora</w:t>
+      </w:r>
+      <w:r>
+        <w:rPr>
+          <w:color w:val="000000" w:themeColor="text1"/>
+          <w:sz w:val="24"/>
+          <w:szCs w:val="24"/>
+          <w:lang w:val="es-ES"/>
+        </w:rPr>
+        <w:t xml:space="preserve"> </w:t>
+      </w:r>
+      <w:r>
+        <w:rPr>
+          <w:color w:val="000000" w:themeColor="text1"/>
+          <w:sz w:val="24"/>
+          <w:szCs w:val="24"/>
+          <w:lang w:val="es-ES"/>
+        </w:rPr>
+        <w:lastRenderedPageBreak/>
+        <w:t>demandada reclamando la indemnización correspondiente a mi mandante, según ha</w:t>
+      </w:r>
+      <w:r>
+        <w:rPr>
+          <w:color w:val="000000" w:themeColor="text1"/>
+          <w:sz w:val="24"/>
+          <w:szCs w:val="24"/>
+          <w:lang w:val="es-ES"/>
+        </w:rPr>
+        <w:t xml:space="preserve"> </w:t>
+      </w:r>
+      <w:r>
+        <w:rPr>
+          <w:color w:val="000000" w:themeColor="text1"/>
+          <w:sz w:val="24"/>
+          <w:szCs w:val="24"/>
+          <w:lang w:val="es-ES"/>
+        </w:rPr>
+        <w:t>quedado acreditado mediante documento n</w:t>
+      </w:r>
+      <w:r>
+        <w:rPr>
+          <w:color w:val="000000" w:themeColor="text1"/>
+          <w:sz w:val="24"/>
+          <w:szCs w:val="24"/>
+          <w:lang w:val="es-ES"/>
+        </w:rPr>
+        <w:t>º</w:t>
+      </w:r>
+      <w:r>
+        <w:rPr>
+          <w:color w:val="000000" w:themeColor="text1"/>
+          <w:sz w:val="24"/>
+          <w:szCs w:val="24"/>
+          <w:lang w:val="es-ES"/>
+        </w:rPr>
+        <w:t xml:space="preserve"> 1 ya aportado, habiendo contestado</w:t>
+      </w:r>
+      <w:r>
+        <w:rPr>
+          <w:color w:val="000000" w:themeColor="text1"/>
+          <w:sz w:val="24"/>
+          <w:szCs w:val="24"/>
+          <w:lang w:val="es-ES"/>
+        </w:rPr>
+        <w:t xml:space="preserve"> </w:t>
+      </w:r>
+      <w:r>
+        <w:rPr>
+          <w:color w:val="000000" w:themeColor="text1"/>
+          <w:sz w:val="24"/>
+          <w:szCs w:val="24"/>
+          <w:lang w:val="es-ES"/>
+        </w:rPr>
+        <w:t xml:space="preserve">Reale, en fecha </w:t>
+      </w:r>
+      <w:r>
+        <w:rPr>
+          <w:color w:val="000000" w:themeColor="text1"/>
+          <w:sz w:val="24"/>
+          <w:szCs w:val="24"/>
+          <w:highlight w:val="green"/>
+          <w:lang w:val="es-ES"/>
+        </w:rPr>
+        <w:t>23 de mayo de 2024</w:t>
+      </w:r>
+      <w:r>
+        <w:rPr>
+          <w:color w:val="000000" w:themeColor="text1"/>
+          <w:sz w:val="24"/>
+          <w:szCs w:val="24"/>
+          <w:lang w:val="es-ES"/>
+        </w:rPr>
+        <w:t>, negando pago indemnizatorio alegando que “no</w:t>
+      </w:r>
+      <w:r>
+        <w:rPr>
+          <w:color w:val="000000" w:themeColor="text1"/>
+          <w:sz w:val="24"/>
+          <w:szCs w:val="24"/>
+          <w:lang w:val="es-ES"/>
+        </w:rPr>
+        <w:t xml:space="preserve"> </w:t>
+      </w:r>
+      <w:r>
+        <w:rPr>
+          <w:color w:val="000000" w:themeColor="text1"/>
+          <w:sz w:val="24"/>
+          <w:szCs w:val="24"/>
+          <w:lang w:val="es-ES"/>
+        </w:rPr>
+        <w:t xml:space="preserve">existe nexo causal de intensidad”, según respuesta que acompaño como </w:t>
+      </w:r>
+      <w:r>
+        <w:rPr>
+          <w:b/>
+          <w:bCs/>
+          <w:color w:val="000000" w:themeColor="text1"/>
+          <w:sz w:val="24"/>
+          <w:szCs w:val="24"/>
+          <w:highlight w:val="yellow"/>
+          <w:lang w:val="es-ES"/>
+        </w:rPr>
+        <w:t>documento n</w:t>
+      </w:r>
+      <w:r>
+        <w:rPr>
+          <w:b/>
+          <w:bCs/>
+          <w:color w:val="000000" w:themeColor="text1"/>
+          <w:sz w:val="24"/>
+          <w:szCs w:val="24"/>
+          <w:highlight w:val="yellow"/>
+          <w:lang w:val="es-ES"/>
+        </w:rPr>
+        <w:t>º</w:t>
+      </w:r>
+      <w:r>
+        <w:rPr>
+          <w:b/>
+          <w:bCs/>
+          <w:color w:val="000000" w:themeColor="text1"/>
+          <w:sz w:val="24"/>
+          <w:szCs w:val="24"/>
+          <w:highlight w:val="yellow"/>
+          <w:lang w:val="es-ES"/>
+        </w:rPr>
+        <w:t xml:space="preserve"> </w:t>
+      </w:r>
+      <w:r>
+        <w:rPr>
+          <w:b/>
+          <w:bCs/>
+          <w:color w:val="000000" w:themeColor="text1"/>
+          <w:sz w:val="24"/>
+          <w:szCs w:val="24"/>
+          <w:highlight w:val="yellow"/>
+          <w:lang w:val="es-ES"/>
+        </w:rPr>
+        <w:t>{{[num</w:t>
+      </w:r>
+      <w:r>
+        <w:rPr>
+          <w:b/>
+          <w:bCs/>
+          <w:color w:val="000000" w:themeColor="text1"/>
+          <w:sz w:val="24"/>
+          <w:szCs w:val="24"/>
+          <w:highlight w:val="yellow"/>
+          <w:lang w:val="es-ES"/>
+        </w:rPr>
+        <w:t xml:space="preserve"> </w:t>
+      </w:r>
+      <w:r>
+        <w:rPr>
+          <w:color w:val="000000" w:themeColor="text1"/>
+          <w:sz w:val="24"/>
+          <w:szCs w:val="24"/>
+          <w:highlight w:val="yellow"/>
+          <w:lang w:val="es-ES"/>
+        </w:rPr>
+        <w:t>{Respuesta motivada.}</w:t>
+      </w:r>
+      <w:r>
+        <w:rPr>
+          <w:b/>
+          <w:bCs/>
+          <w:color w:val="000000" w:themeColor="text1"/>
+          <w:sz w:val="24"/>
+          <w:szCs w:val="24"/>
+          <w:highlight w:val="yellow"/>
+          <w:lang w:val="es-ES"/>
+        </w:rPr>
+        <w:t>]}}</w:t>
+      </w:r>
+      <w:r>
+        <w:rPr>
+          <w:color w:val="000000" w:themeColor="text1"/>
+          <w:sz w:val="24"/>
+          <w:szCs w:val="24"/>
+          <w:highlight w:val="yellow"/>
+          <w:lang w:val="es-ES"/>
+        </w:rPr>
+        <w:t xml:space="preserve">, basándose en un informe médico y biomecánico, que acompaño como </w:t>
+      </w:r>
+      <w:r>
+        <w:rPr>
+          <w:b/>
+          <w:bCs/>
+          <w:color w:val="000000" w:themeColor="text1"/>
+          <w:sz w:val="24"/>
+          <w:szCs w:val="24"/>
+          <w:highlight w:val="yellow"/>
+          <w:lang w:val="es-ES"/>
+        </w:rPr>
+        <w:t>documento n</w:t>
+      </w:r>
+      <w:r>
+        <w:rPr>
+          <w:b/>
+          <w:bCs/>
+          <w:color w:val="000000" w:themeColor="text1"/>
+          <w:sz w:val="24"/>
+          <w:szCs w:val="24"/>
+          <w:highlight w:val="yellow"/>
+          <w:lang w:val="es-ES"/>
+        </w:rPr>
+        <w:t>º</w:t>
+      </w:r>
+      <w:r>
+        <w:rPr>
+          <w:b/>
+          <w:bCs/>
+          <w:color w:val="000000" w:themeColor="text1"/>
+          <w:sz w:val="24"/>
+          <w:szCs w:val="24"/>
+          <w:highlight w:val="yellow"/>
+          <w:lang w:val="es-ES"/>
+        </w:rPr>
+        <w:t xml:space="preserve"> </w:t>
+      </w:r>
+      <w:r>
+        <w:rPr>
+          <w:b/>
+          <w:bCs/>
+          <w:color w:val="000000" w:themeColor="text1"/>
+          <w:sz w:val="24"/>
+          <w:szCs w:val="24"/>
+          <w:highlight w:val="yellow"/>
+          <w:lang w:val="es-ES"/>
+        </w:rPr>
+        <w:t>{{[num</w:t>
+      </w:r>
+      <w:r>
+        <w:rPr>
+          <w:b/>
+          <w:bCs/>
+          <w:color w:val="000000" w:themeColor="text1"/>
+          <w:sz w:val="24"/>
+          <w:szCs w:val="24"/>
+          <w:highlight w:val="yellow"/>
+          <w:lang w:val="es-ES"/>
+        </w:rPr>
+        <w:t xml:space="preserve"> </w:t>
+      </w:r>
+      <w:r>
+        <w:rPr>
+          <w:color w:val="000000" w:themeColor="text1"/>
+          <w:sz w:val="24"/>
+          <w:szCs w:val="24"/>
+          <w:highlight w:val="yellow"/>
+          <w:lang w:val="es-ES"/>
+        </w:rPr>
+        <w:t>{Informe médico.}</w:t>
+      </w:r>
+      <w:r>
+        <w:rPr>
+          <w:b/>
+          <w:bCs/>
+          <w:color w:val="000000" w:themeColor="text1"/>
+          <w:sz w:val="24"/>
+          <w:szCs w:val="24"/>
+          <w:highlight w:val="yellow"/>
+          <w:lang w:val="es-ES"/>
+        </w:rPr>
+        <w:t>]}}</w:t>
+      </w:r>
+      <w:r>
+        <w:rPr>
+          <w:b/>
+          <w:bCs/>
+          <w:color w:val="000000" w:themeColor="text1"/>
+          <w:sz w:val="24"/>
+          <w:szCs w:val="24"/>
+          <w:highlight w:val="yellow"/>
+          <w:lang w:val="es-ES"/>
+        </w:rPr>
+        <w:t xml:space="preserve"> y </w:t>
+      </w:r>
+      <w:r>
+        <w:rPr>
+          <w:b/>
+          <w:bCs/>
+          <w:color w:val="000000" w:themeColor="text1"/>
+          <w:sz w:val="24"/>
+          <w:szCs w:val="24"/>
+          <w:highlight w:val="yellow"/>
+          <w:lang w:val="es-ES"/>
+        </w:rPr>
+        <w:t>{{[num</w:t>
+      </w:r>
+      <w:r>
+        <w:rPr>
+          <w:b/>
+          <w:bCs/>
+          <w:color w:val="000000" w:themeColor="text1"/>
+          <w:sz w:val="24"/>
+          <w:szCs w:val="24"/>
+          <w:highlight w:val="yellow"/>
+          <w:lang w:val="es-ES"/>
+        </w:rPr>
+        <w:t xml:space="preserve"> </w:t>
+      </w:r>
+      <w:r>
+        <w:rPr>
+          <w:color w:val="000000" w:themeColor="text1"/>
+          <w:sz w:val="24"/>
+          <w:szCs w:val="24"/>
+          <w:highlight w:val="yellow"/>
+          <w:lang w:val="es-ES"/>
+        </w:rPr>
+        <w:t>{Informe biomecánico.}</w:t>
+      </w:r>
+      <w:r>
+        <w:rPr>
+          <w:b/>
+          <w:bCs/>
+          <w:color w:val="000000" w:themeColor="text1"/>
+          <w:sz w:val="24"/>
+          <w:szCs w:val="24"/>
+          <w:highlight w:val="yellow"/>
+          <w:lang w:val="es-ES"/>
+        </w:rPr>
+        <w:t>]}}</w:t>
+      </w:r>
+      <w:r>
+        <w:rPr>
+          <w:color w:val="000000" w:themeColor="text1"/>
+          <w:sz w:val="24"/>
+          <w:szCs w:val="24"/>
+          <w:highlight w:val="yellow"/>
+          <w:lang w:val="es-ES"/>
+        </w:rPr>
+        <w:t>, respectivamente.</w:t>
+      </w:r>
+    </w:p>
+    <w:p>
+      <w:pPr>
+        <w:pBdr>
+          <w:top w:val="nil"/>
+          <w:left w:val="nil"/>
+          <w:bottom w:val="nil"/>
+          <w:right w:val="nil"/>
+          <w:between w:val="nil"/>
+        </w:pBdr>
+        <w:ind w:left="2" w:right="136" w:firstLine="707"/>
+        <w:jc w:val="both"/>
+        <w:rPr>
+          <w:color w:val="000000" w:themeColor="text1"/>
+          <w:sz w:val="24"/>
+          <w:szCs w:val="24"/>
+          <w:lang w:val="es-ES"/>
+        </w:rPr>
+      </w:pPr>
+    </w:p>
+    <w:p>
+      <w:pPr>
+        <w:pBdr>
+          <w:top w:val="nil"/>
+          <w:left w:val="nil"/>
+          <w:bottom w:val="nil"/>
+          <w:right w:val="nil"/>
+          <w:between w:val="nil"/>
+        </w:pBdr>
+        <w:ind w:left="2" w:right="136" w:firstLine="707"/>
+        <w:jc w:val="both"/>
+        <w:rPr>
+          <w:color w:val="000000" w:themeColor="text1"/>
+          <w:sz w:val="24"/>
+          <w:szCs w:val="24"/>
+          <w:lang w:val="es-ES"/>
+        </w:rPr>
+      </w:pPr>
+      <w:r>
+        <w:rPr>
+          <w:color w:val="000000" w:themeColor="text1"/>
+          <w:sz w:val="24"/>
+          <w:szCs w:val="24"/>
+          <w:lang w:val="es-ES"/>
+        </w:rPr>
+        <w:t>{{</w:t>
+      </w:r>
+      <w:r>
+        <w:rPr>
+          <w:color w:val="000000" w:themeColor="text1"/>
+          <w:sz w:val="24"/>
+          <w:szCs w:val="24"/>
+          <w:lang w:val="es-ES"/>
+        </w:rPr>
+        <w:t>Oferta previa</w:t>
+      </w:r>
+      <w:r>
+        <w:rPr>
+          <w:color w:val="000000" w:themeColor="text1"/>
+          <w:sz w:val="24"/>
+          <w:szCs w:val="24"/>
+          <w:lang w:val="es-ES"/>
+        </w:rPr>
+        <w:t xml:space="preserve"> </w:t>
+      </w:r>
+      <w:r>
+        <w:rPr>
+          <w:color w:val="000000" w:themeColor="text1"/>
+          <w:sz w:val="24"/>
+          <w:szCs w:val="24"/>
+          <w:lang w:val="es-ES"/>
+        </w:rPr>
+        <w:t>[checkbox]</w:t>
+      </w:r>
+      <w:r>
+        <w:rPr>
+          <w:color w:val="000000" w:themeColor="text1"/>
+          <w:sz w:val="24"/>
+          <w:szCs w:val="24"/>
+          <w:lang w:val="es-ES"/>
+        </w:rPr>
+        <w:t xml:space="preserve"> </w:t>
+      </w:r>
+      <w:r>
+        <w:rPr>
+          <w:color w:val="000000" w:themeColor="text1"/>
+          <w:sz w:val="24"/>
+          <w:szCs w:val="24"/>
+          <w:lang w:val="es-ES"/>
+        </w:rPr>
+        <w:t>{</w:t>
+      </w:r>
+      <w:r>
+        <w:rPr>
+          <w:color w:val="000000" w:themeColor="text1"/>
+          <w:sz w:val="24"/>
+          <w:szCs w:val="24"/>
+          <w:lang w:val="es-ES"/>
+        </w:rPr>
+        <w:t>Habiendo intentado conseguir un acuerdo con la compañía aseguradora, ha</w:t>
+      </w:r>
+      <w:r>
+        <w:rPr>
+          <w:color w:val="000000" w:themeColor="text1"/>
+          <w:sz w:val="24"/>
+          <w:szCs w:val="24"/>
+          <w:lang w:val="es-ES"/>
+        </w:rPr>
+        <w:t xml:space="preserve"> </w:t>
+      </w:r>
+      <w:r>
+        <w:rPr>
+          <w:color w:val="000000" w:themeColor="text1"/>
+          <w:sz w:val="24"/>
+          <w:szCs w:val="24"/>
+          <w:lang w:val="es-ES"/>
+        </w:rPr>
+        <w:t>resultado infructuoso, razón por la que, habiendo interrumpido esta parte la</w:t>
+      </w:r>
+      <w:r>
+        <w:rPr>
+          <w:color w:val="000000" w:themeColor="text1"/>
+          <w:sz w:val="24"/>
+          <w:szCs w:val="24"/>
+          <w:lang w:val="es-ES"/>
+        </w:rPr>
+        <w:t xml:space="preserve"> </w:t>
+      </w:r>
+      <w:r>
+        <w:rPr>
+          <w:color w:val="000000" w:themeColor="text1"/>
+          <w:sz w:val="24"/>
+          <w:szCs w:val="24"/>
+          <w:lang w:val="es-ES"/>
+        </w:rPr>
+        <w:t xml:space="preserve">prescripción de la acción que ahora se ejercita (según acredito mediante </w:t>
+      </w:r>
+      <w:r>
+        <w:rPr>
+          <w:b/>
+          <w:bCs/>
+          <w:color w:val="000000" w:themeColor="text1"/>
+          <w:sz w:val="24"/>
+          <w:szCs w:val="24"/>
+          <w:lang w:val="es-ES"/>
+        </w:rPr>
+        <w:t>documento nº</w:t>
+      </w:r>
+      <w:r>
+        <w:rPr>
+          <w:b/>
+          <w:bCs/>
+          <w:color w:val="000000" w:themeColor="text1"/>
+          <w:sz w:val="24"/>
+          <w:szCs w:val="24"/>
+          <w:lang w:val="es-ES"/>
+        </w:rPr>
+        <w:t xml:space="preserve"> </w:t>
+      </w:r>
+      <w:r>
+        <w:rPr>
+          <w:b/>
+          <w:bCs/>
+          <w:color w:val="000000" w:themeColor="text1"/>
+          <w:sz w:val="24"/>
+          <w:szCs w:val="24"/>
+          <w:lang w:val="es-ES"/>
+        </w:rPr>
+        <w:t>[</w:t>
+      </w:r>
+      <w:r>
+        <w:rPr>
+          <w:b/>
+          <w:bCs/>
+          <w:color w:val="000000" w:themeColor="text1"/>
+          <w:sz w:val="24"/>
+          <w:szCs w:val="24"/>
+          <w:lang w:val="es-ES"/>
+        </w:rPr>
+        <w:t>num</w:t>
+      </w:r>
+      <w:r>
+        <w:rPr>
+          <w:b/>
+          <w:bCs/>
+          <w:color w:val="000000" w:themeColor="text1"/>
+          <w:sz w:val="24"/>
+          <w:szCs w:val="24"/>
+          <w:lang w:val="es-ES"/>
+        </w:rPr>
+        <w:t xml:space="preserve"> </w:t>
+      </w:r>
+      <w:r>
+        <w:rPr>
+          <w:color w:val="000000" w:themeColor="text1"/>
+          <w:sz w:val="24"/>
+          <w:szCs w:val="24"/>
+          <w:lang w:val="es-ES"/>
+        </w:rPr>
+        <w:t>{Burofax de interrupción de prescripción.}</w:t>
+      </w:r>
+      <w:r>
+        <w:rPr>
+          <w:b/>
+          <w:bCs/>
+          <w:color w:val="000000" w:themeColor="text1"/>
+          <w:sz w:val="24"/>
+          <w:szCs w:val="24"/>
+          <w:lang w:val="es-ES"/>
+        </w:rPr>
+        <w:t>]</w:t>
+      </w:r>
+      <w:r>
+        <w:rPr>
+          <w:b/>
+          <w:bCs/>
+          <w:color w:val="000000" w:themeColor="text1"/>
+          <w:sz w:val="24"/>
+          <w:szCs w:val="24"/>
+          <w:lang w:val="es-ES"/>
+        </w:rPr>
+        <w:t xml:space="preserve">) </w:t>
+      </w:r>
+      <w:r>
+        <w:rPr>
+          <w:color w:val="000000" w:themeColor="text1"/>
+          <w:sz w:val="24"/>
+          <w:szCs w:val="24"/>
+          <w:lang w:val="es-ES"/>
+        </w:rPr>
+        <w:t>se interpone la presente demanda.</w:t>
+      </w:r>
+      <w:r>
+        <w:rPr>
+          <w:color w:val="000000" w:themeColor="text1"/>
+          <w:sz w:val="24"/>
+          <w:szCs w:val="24"/>
+          <w:lang w:val="es-ES"/>
+        </w:rPr>
+        <w:t>}}}</w:t>
+      </w:r>
+    </w:p>
+    <w:p>
+      <w:pPr>
+        <w:pBdr>
+          <w:top w:val="nil"/>
+          <w:left w:val="nil"/>
+          <w:bottom w:val="nil"/>
+          <w:right w:val="nil"/>
+          <w:between w:val="nil"/>
+        </w:pBdr>
+        <w:ind w:left="2" w:right="136" w:firstLine="707"/>
+        <w:jc w:val="both"/>
+        <w:rPr>
+          <w:color w:val="000000" w:themeColor="text1"/>
+          <w:sz w:val="24"/>
+          <w:szCs w:val="24"/>
+          <w:lang w:val="es-ES"/>
+        </w:rPr>
+      </w:pPr>
+    </w:p>
+    <w:p>
+      <w:pPr>
+        <w:pBdr>
+          <w:top w:val="nil"/>
+          <w:left w:val="nil"/>
+          <w:bottom w:val="nil"/>
+          <w:right w:val="nil"/>
+          <w:between w:val="nil"/>
+        </w:pBdr>
+        <w:ind w:left="2" w:right="136" w:firstLine="707"/>
+        <w:jc w:val="both"/>
+        <w:rPr>
+          <w:color w:val="000000" w:themeColor="text1"/>
+          <w:sz w:val="24"/>
+          <w:szCs w:val="24"/>
+          <w:lang w:val="es-ES"/>
+        </w:rPr>
+      </w:pPr>
+      <w:r>
+        <w:rPr>
+          <w:color w:val="000000" w:themeColor="text1"/>
+          <w:sz w:val="24"/>
+          <w:szCs w:val="24"/>
+          <w:lang w:val="es-ES"/>
+        </w:rPr>
+        <w:t>{{Con contractura [checkbox</w:t>
+      </w:r>
+      <w:r>
+        <w:rPr>
+          <w:color w:val="000000" w:themeColor="text1"/>
+          <w:sz w:val="24"/>
+          <w:szCs w:val="24"/>
+          <w:lang w:val="es-ES"/>
+        </w:rPr>
+        <w:t>] {</w:t>
+      </w:r>
+      <w:r>
+        <w:rPr>
+          <w:color w:val="000000" w:themeColor="text1"/>
+          <w:sz w:val="24"/>
+          <w:szCs w:val="24"/>
+          <w:lang w:val="es-ES"/>
+        </w:rPr>
+        <w:t>Por todo lo expuesto no puede considerarse que exista falta de nexo causal, ya</w:t>
+      </w:r>
+      <w:r>
+        <w:rPr>
+          <w:color w:val="000000" w:themeColor="text1"/>
+          <w:sz w:val="24"/>
+          <w:szCs w:val="24"/>
+          <w:lang w:val="es-ES"/>
+        </w:rPr>
+        <w:t xml:space="preserve"> </w:t>
+      </w:r>
+      <w:r>
+        <w:rPr>
+          <w:color w:val="000000" w:themeColor="text1"/>
+          <w:sz w:val="24"/>
+          <w:szCs w:val="24"/>
+          <w:lang w:val="es-ES"/>
+        </w:rPr>
+        <w:t>que el informe biomecánico es una prueba insuficiente para acreditarlo y,</w:t>
+      </w:r>
+      <w:r>
+        <w:rPr>
+          <w:color w:val="000000" w:themeColor="text1"/>
+          <w:sz w:val="24"/>
+          <w:szCs w:val="24"/>
+          <w:lang w:val="es-ES"/>
+        </w:rPr>
+        <w:t xml:space="preserve"> </w:t>
+      </w:r>
+      <w:r>
+        <w:rPr>
+          <w:color w:val="000000" w:themeColor="text1"/>
+          <w:sz w:val="24"/>
+          <w:szCs w:val="24"/>
+          <w:lang w:val="es-ES"/>
+        </w:rPr>
+        <w:t>consecuentemente, siendo que, además, la demandada se basa en un informe médico</w:t>
+      </w:r>
+      <w:r>
+        <w:rPr>
+          <w:color w:val="000000" w:themeColor="text1"/>
+          <w:sz w:val="24"/>
+          <w:szCs w:val="24"/>
+          <w:lang w:val="es-ES"/>
+        </w:rPr>
+        <w:t xml:space="preserve"> </w:t>
+      </w:r>
+      <w:r>
+        <w:rPr>
+          <w:color w:val="000000" w:themeColor="text1"/>
+          <w:sz w:val="24"/>
+          <w:szCs w:val="24"/>
+          <w:lang w:val="es-ES"/>
+        </w:rPr>
+        <w:t>pericial para negar igualmente nexo causal y éste se fundamenta principalmente en el</w:t>
+      </w:r>
+      <w:r>
+        <w:rPr>
+          <w:color w:val="000000" w:themeColor="text1"/>
+          <w:sz w:val="24"/>
+          <w:szCs w:val="24"/>
+          <w:lang w:val="es-ES"/>
+        </w:rPr>
+        <w:t xml:space="preserve"> </w:t>
+      </w:r>
+      <w:r>
+        <w:rPr>
+          <w:color w:val="000000" w:themeColor="text1"/>
+          <w:sz w:val="24"/>
+          <w:szCs w:val="24"/>
+          <w:lang w:val="es-ES"/>
+        </w:rPr>
+        <w:t>propio informe biomecánico antedicho, tampoco ha de considerarse éste válido.</w:t>
+      </w:r>
+      <w:r>
+        <w:rPr>
+          <w:color w:val="000000" w:themeColor="text1"/>
+          <w:sz w:val="24"/>
+          <w:szCs w:val="24"/>
+          <w:lang w:val="es-ES"/>
+        </w:rPr>
+        <w:t>}}}</w:t>
+      </w:r>
+    </w:p>
+    <w:p>
+      <w:pPr>
+        <w:pBdr>
+          <w:top w:val="nil"/>
+          <w:left w:val="nil"/>
+          <w:bottom w:val="nil"/>
+          <w:right w:val="nil"/>
+          <w:between w:val="nil"/>
+        </w:pBdr>
+        <w:ind w:left="2" w:right="136" w:firstLine="707"/>
+        <w:jc w:val="both"/>
+        <w:rPr>
+          <w:color w:val="000000" w:themeColor="text1"/>
+          <w:sz w:val="24"/>
+          <w:szCs w:val="24"/>
+          <w:lang w:val="es-ES"/>
+        </w:rPr>
+      </w:pPr>
+    </w:p>
+    <w:p>
+      <w:pPr>
+        <w:pBdr>
+          <w:top w:val="nil"/>
+          <w:left w:val="nil"/>
+          <w:bottom w:val="nil"/>
+          <w:right w:val="nil"/>
+          <w:between w:val="nil"/>
+        </w:pBdr>
+        <w:ind w:left="2" w:right="136" w:firstLine="707"/>
+        <w:jc w:val="both"/>
+        <w:rPr>
+          <w:b/>
+          <w:bCs/>
+          <w:color w:val="000000" w:themeColor="text1"/>
+          <w:sz w:val="24"/>
+          <w:szCs w:val="24"/>
+          <w:lang w:val="es-ES"/>
+        </w:rPr>
+      </w:pPr>
+      <w:r>
+        <w:rPr>
+          <w:b/>
+          <w:bCs/>
+          <w:color w:val="000000" w:themeColor="text1"/>
+          <w:sz w:val="24"/>
+          <w:szCs w:val="24"/>
+          <w:lang w:val="es-ES"/>
+        </w:rPr>
+        <w:t>V.- Cuantía</w:t>
+      </w:r>
+    </w:p>
+    <w:p>
+      <w:pPr>
+        <w:pBdr>
+          <w:top w:val="nil"/>
+          <w:left w:val="nil"/>
+          <w:bottom w:val="nil"/>
+          <w:right w:val="nil"/>
+          <w:between w:val="nil"/>
+        </w:pBdr>
+        <w:ind w:left="2" w:right="136" w:firstLine="707"/>
+        <w:jc w:val="both"/>
+        <w:rPr>
+          <w:color w:val="000000" w:themeColor="text1"/>
+          <w:sz w:val="24"/>
+          <w:szCs w:val="24"/>
+          <w:lang w:val="es-ES"/>
+        </w:rPr>
+      </w:pPr>
+      <w:r>
+        <w:rPr>
+          <w:color w:val="000000" w:themeColor="text1"/>
+          <w:sz w:val="24"/>
+          <w:szCs w:val="24"/>
+          <w:lang w:val="es-ES"/>
+        </w:rPr>
+        <w:t>La</w:t>
+      </w:r>
+      <w:r>
+        <w:rPr>
+          <w:b/>
+          <w:bCs/>
+          <w:color w:val="000000" w:themeColor="text1"/>
+          <w:sz w:val="24"/>
+          <w:szCs w:val="24"/>
+          <w:lang w:val="es-ES"/>
+        </w:rPr>
+        <w:t xml:space="preserve"> CUANTÍA </w:t>
+      </w:r>
+      <w:r>
+        <w:rPr>
+          <w:color w:val="000000" w:themeColor="text1"/>
+          <w:sz w:val="24"/>
+          <w:szCs w:val="24"/>
+          <w:lang w:val="es-ES"/>
+        </w:rPr>
+        <w:t xml:space="preserve">del presente procedimiento la ciframos en la cantidad de </w:t>
+      </w:r>
+      <w:r>
+        <w:rPr>
+          <w:b/>
+          <w:bCs/>
+          <w:color w:val="000000" w:themeColor="text1"/>
+          <w:sz w:val="24"/>
+          <w:szCs w:val="24"/>
+        </w:rPr>
+        <w:t xml:space="preserve">{{CALC: Días de perjuicio moderado * Importe por día de perjuicio moderado + </w:t>
+      </w:r>
+      <w:r>
+        <w:rPr>
+          <w:b/>
+          <w:bCs/>
+          <w:color w:val="000000" w:themeColor="text1"/>
+          <w:sz w:val="24"/>
+          <w:szCs w:val="24"/>
+        </w:rPr>
+        <w:t>(</w:t>
+      </w:r>
+      <w:r>
+        <w:rPr>
+          <w:b/>
+          <w:bCs/>
+          <w:color w:val="000000" w:themeColor="text1"/>
+          <w:sz w:val="24"/>
+          <w:szCs w:val="24"/>
+          <w:lang w:val="es-ES"/>
+        </w:rPr>
+        <w:t>Días de perjuicio totales - Días de perjuicio moderado)</w:t>
+      </w:r>
+      <w:r>
+        <w:rPr>
+          <w:b/>
+          <w:bCs/>
+          <w:color w:val="000000" w:themeColor="text1"/>
+          <w:sz w:val="24"/>
+          <w:szCs w:val="24"/>
+        </w:rPr>
+        <w:t xml:space="preserve"> </w:t>
+      </w:r>
+      <w:r>
+        <w:rPr>
+          <w:b/>
+          <w:bCs/>
+          <w:color w:val="000000" w:themeColor="text1"/>
+          <w:sz w:val="24"/>
+          <w:szCs w:val="24"/>
+        </w:rPr>
+        <w:t>* Importe por día de perjuicio básico}}</w:t>
+      </w:r>
+      <w:r>
+        <w:rPr>
+          <w:color w:val="000000" w:themeColor="text1"/>
+          <w:sz w:val="24"/>
+          <w:szCs w:val="24"/>
+          <w:lang w:val="es-ES"/>
+        </w:rPr>
+        <w:t xml:space="preserve"> </w:t>
+      </w:r>
+      <w:r>
+        <w:rPr>
+          <w:b/>
+          <w:bCs/>
+          <w:color w:val="000000" w:themeColor="text1"/>
+          <w:sz w:val="24"/>
+          <w:szCs w:val="24"/>
+          <w:lang w:val="es-ES"/>
+        </w:rPr>
+        <w:t>euros</w:t>
+      </w:r>
+      <w:r>
+        <w:rPr>
+          <w:color w:val="000000" w:themeColor="text1"/>
+          <w:sz w:val="24"/>
+          <w:szCs w:val="24"/>
+          <w:lang w:val="es-ES"/>
+        </w:rPr>
+        <w:t xml:space="preserve"> que reclamamos como </w:t>
+      </w:r>
+      <w:r>
+        <w:rPr>
+          <w:b/>
+          <w:bCs/>
+          <w:color w:val="000000" w:themeColor="text1"/>
+          <w:sz w:val="24"/>
+          <w:szCs w:val="24"/>
+          <w:lang w:val="es-ES"/>
+        </w:rPr>
+        <w:t>PRINCIPAL</w:t>
+      </w:r>
       <w:r>
         <w:rPr>
           <w:color w:val="000000" w:themeColor="text1"/>
@@ -3798,26 +5110,6 @@
     </w:p>
     <w:p>
       <w:pPr>
-        <w:pStyle w:val="Prrafodelista"/>
-        <w:pBdr>
-          <w:top w:val="nil"/>
-          <w:left w:val="nil"/>
-          <w:bottom w:val="nil"/>
-          <w:right w:val="nil"/>
-          <w:between w:val="nil"/>
-        </w:pBdr>
-        <w:ind w:left="1080" w:right="136"/>
-        <w:jc w:val="both"/>
-        <w:rPr>
-          <w:color w:val="000000" w:themeColor="text1"/>
-          <w:sz w:val="24"/>
-          <w:szCs w:val="24"/>
-          <w:lang w:val="es-ES"/>
-        </w:rPr>
-      </w:pPr>
-    </w:p>
-    <w:p>
-      <w:pPr>
         <w:pBdr>
           <w:top w:val="nil"/>
           <w:left w:val="nil"/>
@@ -3834,17 +5126,45 @@
           <w:lang w:val="es-ES"/>
         </w:rPr>
       </w:pPr>
-      <w:proofErr w:type="gramStart"/>
-      <w:r>
-        <w:rPr>
-          <w:color w:val="000000" w:themeColor="text1"/>
-          <w:sz w:val="24"/>
-          <w:szCs w:val="24"/>
-          <w:lang w:val="es-ES"/>
-        </w:rPr>
-        <w:t>Todas las cantidades señaladas asciende</w:t>
-      </w:r>
-      <w:proofErr w:type="gramEnd"/>
+    </w:p>
+    <w:p>
+      <w:pPr>
+        <w:pBdr>
+          <w:top w:val="nil"/>
+          <w:left w:val="nil"/>
+          <w:bottom w:val="nil"/>
+          <w:right w:val="nil"/>
+          <w:between w:val="nil"/>
+        </w:pBdr>
+        <w:ind w:left="2" w:right="136" w:firstLine="707"/>
+        <w:jc w:val="both"/>
+        <w:rPr>
+          <w:color w:val="000000" w:themeColor="text1"/>
+          <w:sz w:val="24"/>
+          <w:szCs w:val="24"/>
+          <w:lang w:val="es-ES"/>
+        </w:rPr>
+      </w:pPr>
+      <w:r>
+        <w:rPr>
+          <w:b/>
+          <w:bCs/>
+          <w:color w:val="000000" w:themeColor="text1"/>
+          <w:sz w:val="24"/>
+          <w:szCs w:val="24"/>
+          <w:lang w:val="es-ES"/>
+        </w:rPr>
+        <w:t>SUPLICO AL JUZGADO</w:t>
+      </w:r>
+      <w:r>
+        <w:rPr>
+          <w:color w:val="000000" w:themeColor="text1"/>
+          <w:sz w:val="24"/>
+          <w:szCs w:val="24"/>
+          <w:lang w:val="es-ES"/>
+        </w:rPr>
+        <w:t>: Que habiendo por presentado este escrito con los</w:t>
+      </w:r>
       <w:r>
         <w:rPr>
           <w:color w:val="000000" w:themeColor="text1"/>
@@ -3861,12 +5181,10 @@
           <w:szCs w:val="24"/>
           <w:lang w:val="es-ES"/>
         </w:rPr>
-        <w:t>a</w:t>
-      </w:r>
-      <w:r>
-        <w:rPr>
-          <w:b/>
-          <w:bCs/>
+        <w:t>documentos que se acompañan y copias simples de todo ello se sirva admitirlo y por</w:t>
+      </w:r>
+      <w:r>
+        <w:rPr>
           <w:color w:val="000000" w:themeColor="text1"/>
           <w:sz w:val="24"/>
           <w:szCs w:val="24"/>
@@ -3876,23 +5194,118 @@
       </w:r>
       <w:r>
         <w:rPr>
-          <w:b/>
-          <w:bCs/>
-          <w:color w:val="000000" w:themeColor="text1"/>
-          <w:sz w:val="24"/>
-          <w:szCs w:val="24"/>
-        </w:rPr>
-        <w:t xml:space="preserve">{{CALC: Días de perjuicio moderado * Importe por día de perjuicio moderado + </w:t>
-      </w:r>
-      <w:r>
-        <w:rPr>
-          <w:b/>
-          <w:bCs/>
-          <w:color w:val="000000" w:themeColor="text1"/>
-          <w:sz w:val="24"/>
-          <w:szCs w:val="24"/>
-        </w:rPr>
-        <w:t>(</w:t>
+          <w:color w:val="000000" w:themeColor="text1"/>
+          <w:sz w:val="24"/>
+          <w:szCs w:val="24"/>
+          <w:lang w:val="es-ES"/>
+        </w:rPr>
+        <w:t xml:space="preserve">parte en nombre de quien comparezco Y </w:t>
+      </w:r>
+      <w:r>
+        <w:rPr>
+          <w:b/>
+          <w:bCs/>
+          <w:color w:val="000000" w:themeColor="text1"/>
+          <w:sz w:val="24"/>
+          <w:szCs w:val="24"/>
+          <w:lang w:val="es-ES"/>
+        </w:rPr>
+        <w:t>TENER POR INTERPUESTA DEMANDA DE JUICIO VERBAL CONTRA</w:t>
+      </w:r>
+      <w:r>
+        <w:rPr>
+          <w:color w:val="000000" w:themeColor="text1"/>
+          <w:sz w:val="24"/>
+          <w:szCs w:val="24"/>
+          <w:lang w:val="es-ES"/>
+        </w:rPr>
+        <w:t xml:space="preserve"> la entidad </w:t>
+      </w:r>
+      <w:r>
+        <w:rPr>
+          <w:color w:val="000000" w:themeColor="text1"/>
+          <w:sz w:val="24"/>
+          <w:szCs w:val="24"/>
+          <w:highlight w:val="green"/>
+          <w:lang w:val="es-ES"/>
+        </w:rPr>
+        <w:t>REALE</w:t>
+      </w:r>
+      <w:r>
+        <w:rPr>
+          <w:color w:val="000000" w:themeColor="text1"/>
+          <w:sz w:val="24"/>
+          <w:szCs w:val="24"/>
+          <w:lang w:val="es-ES"/>
+        </w:rPr>
+        <w:t>, dándosele la tramitación de los arts. 437 y</w:t>
+      </w:r>
+      <w:r>
+        <w:rPr>
+          <w:color w:val="000000" w:themeColor="text1"/>
+          <w:sz w:val="24"/>
+          <w:szCs w:val="24"/>
+          <w:lang w:val="es-ES"/>
+        </w:rPr>
+        <w:t xml:space="preserve"> </w:t>
+      </w:r>
+      <w:r>
+        <w:rPr>
+          <w:color w:val="000000" w:themeColor="text1"/>
+          <w:sz w:val="24"/>
+          <w:szCs w:val="24"/>
+          <w:lang w:val="es-ES"/>
+        </w:rPr>
+        <w:t>siguientes de la LEC, y tras los trámites legales oportunos, se dicte sentencia por la que</w:t>
+      </w:r>
+      <w:r>
+        <w:rPr>
+          <w:color w:val="000000" w:themeColor="text1"/>
+          <w:sz w:val="24"/>
+          <w:szCs w:val="24"/>
+          <w:lang w:val="es-ES"/>
+        </w:rPr>
+        <w:t xml:space="preserve"> </w:t>
+      </w:r>
+      <w:r>
+        <w:rPr>
+          <w:color w:val="000000" w:themeColor="text1"/>
+          <w:sz w:val="24"/>
+          <w:szCs w:val="24"/>
+          <w:lang w:val="es-ES"/>
+        </w:rPr>
+        <w:t xml:space="preserve">se condene a la demandada a pagar a la actora la </w:t>
+      </w:r>
+      <w:r>
+        <w:rPr>
+          <w:b/>
+          <w:bCs/>
+          <w:color w:val="000000" w:themeColor="text1"/>
+          <w:sz w:val="24"/>
+          <w:szCs w:val="24"/>
+          <w:lang w:val="es-ES"/>
+        </w:rPr>
+        <w:t xml:space="preserve">SUMA DE </w:t>
+      </w:r>
+      <w:r>
+        <w:rPr>
+          <w:b/>
+          <w:bCs/>
+          <w:color w:val="000000" w:themeColor="text1"/>
+          <w:sz w:val="24"/>
+          <w:szCs w:val="24"/>
+        </w:rPr>
+        <w:t xml:space="preserve">{{CALC: </w:t>
+      </w:r>
+      <w:r>
+        <w:rPr>
+          <w:b/>
+          <w:bCs/>
+          <w:color w:val="000000" w:themeColor="text1"/>
+          <w:sz w:val="24"/>
+          <w:szCs w:val="24"/>
+        </w:rPr>
+        <w:t>Días de perjuicio moderado * Importe por día de perjuicio moderado + (</w:t>
       </w:r>
       <w:r>
         <w:rPr>
@@ -3913,1416 +5326,6 @@
           <w:sz w:val="24"/>
           <w:szCs w:val="24"/>
         </w:rPr>
-        <w:t xml:space="preserve"> </w:t>
-      </w:r>
-      <w:r>
-        <w:rPr>
-          <w:b/>
-          <w:bCs/>
-          <w:color w:val="000000" w:themeColor="text1"/>
-          <w:sz w:val="24"/>
-          <w:szCs w:val="24"/>
-        </w:rPr>
-        <w:t>* Importe por día de perjuicio básico}}</w:t>
-      </w:r>
-      <w:r>
-        <w:rPr>
-          <w:b/>
-          <w:bCs/>
-          <w:color w:val="000000" w:themeColor="text1"/>
-          <w:sz w:val="24"/>
-          <w:szCs w:val="24"/>
-          <w:lang w:val="es-ES"/>
-        </w:rPr>
-        <w:t xml:space="preserve"> euros, importe que</w:t>
-      </w:r>
-      <w:r>
-        <w:rPr>
-          <w:b/>
-          <w:bCs/>
-          <w:color w:val="000000" w:themeColor="text1"/>
-          <w:sz w:val="24"/>
-          <w:szCs w:val="24"/>
-          <w:lang w:val="es-ES"/>
-        </w:rPr>
-        <w:t xml:space="preserve"> </w:t>
-      </w:r>
-      <w:r>
-        <w:rPr>
-          <w:b/>
-          <w:bCs/>
-          <w:color w:val="000000" w:themeColor="text1"/>
-          <w:sz w:val="24"/>
-          <w:szCs w:val="24"/>
-          <w:lang w:val="es-ES"/>
-        </w:rPr>
-        <w:t>se re</w:t>
-      </w:r>
-      <w:r>
-        <w:rPr>
-          <w:b/>
-          <w:bCs/>
-          <w:color w:val="000000" w:themeColor="text1"/>
-          <w:sz w:val="24"/>
-          <w:szCs w:val="24"/>
-          <w:lang w:val="es-ES"/>
-        </w:rPr>
-        <w:t>c</w:t>
-      </w:r>
-      <w:r>
-        <w:rPr>
-          <w:b/>
-          <w:bCs/>
-          <w:color w:val="000000" w:themeColor="text1"/>
-          <w:sz w:val="24"/>
-          <w:szCs w:val="24"/>
-          <w:lang w:val="es-ES"/>
-        </w:rPr>
-        <w:t>lama como principal.</w:t>
-      </w:r>
-    </w:p>
-    <w:p>
-      <w:pPr>
-        <w:pBdr>
-          <w:top w:val="nil"/>
-          <w:left w:val="nil"/>
-          <w:bottom w:val="nil"/>
-          <w:right w:val="nil"/>
-          <w:between w:val="nil"/>
-        </w:pBdr>
-        <w:ind w:left="2" w:right="136" w:firstLine="707"/>
-        <w:jc w:val="both"/>
-        <w:rPr>
-          <w:color w:val="000000" w:themeColor="text1"/>
-          <w:sz w:val="24"/>
-          <w:szCs w:val="24"/>
-          <w:lang w:val="es-ES"/>
-        </w:rPr>
-      </w:pPr>
-    </w:p>
-    <w:p>
-      <w:pPr>
-        <w:pBdr>
-          <w:top w:val="nil"/>
-          <w:left w:val="nil"/>
-          <w:bottom w:val="nil"/>
-          <w:right w:val="nil"/>
-          <w:between w:val="nil"/>
-        </w:pBdr>
-        <w:ind w:left="2" w:right="136" w:firstLine="707"/>
-        <w:jc w:val="both"/>
-        <w:rPr>
-          <w:color w:val="000000" w:themeColor="text1"/>
-          <w:sz w:val="24"/>
-          <w:szCs w:val="24"/>
-          <w:lang w:val="es-ES"/>
-        </w:rPr>
-      </w:pPr>
-      <w:r>
-        <w:rPr>
-          <w:b/>
-          <w:bCs/>
-          <w:color w:val="000000" w:themeColor="text1"/>
-          <w:sz w:val="24"/>
-          <w:szCs w:val="24"/>
-          <w:highlight w:val="yellow"/>
-          <w:lang w:val="es-ES"/>
-        </w:rPr>
-        <w:t>CUARTO</w:t>
-      </w:r>
-      <w:r>
-        <w:rPr>
-          <w:color w:val="000000" w:themeColor="text1"/>
-          <w:sz w:val="24"/>
-          <w:szCs w:val="24"/>
-          <w:lang w:val="es-ES"/>
-        </w:rPr>
-        <w:t>.- Esta parte ha realizado reclamación previa a la aseguradora</w:t>
-      </w:r>
-      <w:r>
-        <w:rPr>
-          <w:color w:val="000000" w:themeColor="text1"/>
-          <w:sz w:val="24"/>
-          <w:szCs w:val="24"/>
-          <w:lang w:val="es-ES"/>
-        </w:rPr>
-        <w:t xml:space="preserve"> </w:t>
-      </w:r>
-      <w:r>
-        <w:rPr>
-          <w:color w:val="000000" w:themeColor="text1"/>
-          <w:sz w:val="24"/>
-          <w:szCs w:val="24"/>
-          <w:lang w:val="es-ES"/>
-        </w:rPr>
-        <w:t>demandada reclamando la indemnización correspondiente a mi mandante, según ha</w:t>
-      </w:r>
-      <w:r>
-        <w:rPr>
-          <w:color w:val="000000" w:themeColor="text1"/>
-          <w:sz w:val="24"/>
-          <w:szCs w:val="24"/>
-          <w:lang w:val="es-ES"/>
-        </w:rPr>
-        <w:t xml:space="preserve"> </w:t>
-      </w:r>
-      <w:r>
-        <w:rPr>
-          <w:color w:val="000000" w:themeColor="text1"/>
-          <w:sz w:val="24"/>
-          <w:szCs w:val="24"/>
-          <w:lang w:val="es-ES"/>
-        </w:rPr>
-        <w:t xml:space="preserve">quedado acreditado mediante documento </w:t>
-      </w:r>
-      <w:proofErr w:type="spellStart"/>
-      <w:r>
-        <w:rPr>
-          <w:color w:val="000000" w:themeColor="text1"/>
-          <w:sz w:val="24"/>
-          <w:szCs w:val="24"/>
-          <w:lang w:val="es-ES"/>
-        </w:rPr>
-        <w:t>n</w:t>
-      </w:r>
-      <w:r>
-        <w:rPr>
-          <w:color w:val="000000" w:themeColor="text1"/>
-          <w:sz w:val="24"/>
-          <w:szCs w:val="24"/>
-          <w:lang w:val="es-ES"/>
-        </w:rPr>
-        <w:t>º</w:t>
-      </w:r>
-      <w:proofErr w:type="spellEnd"/>
-      <w:r>
-        <w:rPr>
-          <w:color w:val="000000" w:themeColor="text1"/>
-          <w:sz w:val="24"/>
-          <w:szCs w:val="24"/>
-          <w:lang w:val="es-ES"/>
-        </w:rPr>
-        <w:t xml:space="preserve"> 1 ya aportado, habiendo contestado</w:t>
-      </w:r>
-      <w:r>
-        <w:rPr>
-          <w:color w:val="000000" w:themeColor="text1"/>
-          <w:sz w:val="24"/>
-          <w:szCs w:val="24"/>
-          <w:lang w:val="es-ES"/>
-        </w:rPr>
-        <w:t xml:space="preserve"> </w:t>
-      </w:r>
-      <w:r>
-        <w:rPr>
-          <w:color w:val="000000" w:themeColor="text1"/>
-          <w:sz w:val="24"/>
-          <w:szCs w:val="24"/>
-          <w:lang w:val="es-ES"/>
-        </w:rPr>
-        <w:t xml:space="preserve">Reale, en fecha </w:t>
-      </w:r>
-      <w:r>
-        <w:rPr>
-          <w:color w:val="000000" w:themeColor="text1"/>
-          <w:sz w:val="24"/>
-          <w:szCs w:val="24"/>
-          <w:highlight w:val="green"/>
-          <w:lang w:val="es-ES"/>
-        </w:rPr>
-        <w:t>23 de mayo de 2024</w:t>
-      </w:r>
-      <w:r>
-        <w:rPr>
-          <w:color w:val="000000" w:themeColor="text1"/>
-          <w:sz w:val="24"/>
-          <w:szCs w:val="24"/>
-          <w:lang w:val="es-ES"/>
-        </w:rPr>
-        <w:t>, negando pago indemnizatorio alegando que “no</w:t>
-      </w:r>
-      <w:r>
-        <w:rPr>
-          <w:color w:val="000000" w:themeColor="text1"/>
-          <w:sz w:val="24"/>
-          <w:szCs w:val="24"/>
-          <w:lang w:val="es-ES"/>
-        </w:rPr>
-        <w:t xml:space="preserve"> </w:t>
-      </w:r>
-      <w:r>
-        <w:rPr>
-          <w:color w:val="000000" w:themeColor="text1"/>
-          <w:sz w:val="24"/>
-          <w:szCs w:val="24"/>
-          <w:lang w:val="es-ES"/>
-        </w:rPr>
-        <w:t xml:space="preserve">existe nexo causal de intensidad”, según respuesta que acompaño como </w:t>
-      </w:r>
-      <w:r>
-        <w:rPr>
-          <w:b/>
-          <w:bCs/>
-          <w:color w:val="000000" w:themeColor="text1"/>
-          <w:sz w:val="24"/>
-          <w:szCs w:val="24"/>
-          <w:highlight w:val="yellow"/>
-          <w:lang w:val="es-ES"/>
-        </w:rPr>
-        <w:t xml:space="preserve">documento </w:t>
-      </w:r>
-      <w:proofErr w:type="spellStart"/>
-      <w:r>
-        <w:rPr>
-          <w:b/>
-          <w:bCs/>
-          <w:color w:val="000000" w:themeColor="text1"/>
-          <w:sz w:val="24"/>
-          <w:szCs w:val="24"/>
-          <w:highlight w:val="yellow"/>
-          <w:lang w:val="es-ES"/>
-        </w:rPr>
-        <w:t>n</w:t>
-      </w:r>
-      <w:r>
-        <w:rPr>
-          <w:b/>
-          <w:bCs/>
-          <w:color w:val="000000" w:themeColor="text1"/>
-          <w:sz w:val="24"/>
-          <w:szCs w:val="24"/>
-          <w:highlight w:val="yellow"/>
-          <w:lang w:val="es-ES"/>
-        </w:rPr>
-        <w:t>º</w:t>
-      </w:r>
-      <w:proofErr w:type="spellEnd"/>
-      <w:r>
-        <w:rPr>
-          <w:b/>
-          <w:bCs/>
-          <w:color w:val="000000" w:themeColor="text1"/>
-          <w:sz w:val="24"/>
-          <w:szCs w:val="24"/>
-          <w:highlight w:val="yellow"/>
-          <w:lang w:val="es-ES"/>
-        </w:rPr>
-        <w:t xml:space="preserve"> </w:t>
-      </w:r>
-      <w:r>
-        <w:rPr>
-          <w:b/>
-          <w:bCs/>
-          <w:color w:val="000000" w:themeColor="text1"/>
-          <w:sz w:val="24"/>
-          <w:szCs w:val="24"/>
-          <w:highlight w:val="yellow"/>
-          <w:lang w:val="es-ES"/>
-        </w:rPr>
-        <w:t>{{[</w:t>
-      </w:r>
-      <w:proofErr w:type="spellStart"/>
-      <w:r>
-        <w:rPr>
-          <w:b/>
-          <w:bCs/>
-          <w:color w:val="000000" w:themeColor="text1"/>
-          <w:sz w:val="24"/>
-          <w:szCs w:val="24"/>
-          <w:highlight w:val="yellow"/>
-          <w:lang w:val="es-ES"/>
-        </w:rPr>
-        <w:t>num</w:t>
-      </w:r>
-      <w:proofErr w:type="spellEnd"/>
-      <w:r>
-        <w:rPr>
-          <w:b/>
-          <w:bCs/>
-          <w:color w:val="000000" w:themeColor="text1"/>
-          <w:sz w:val="24"/>
-          <w:szCs w:val="24"/>
-          <w:highlight w:val="yellow"/>
-          <w:lang w:val="es-ES"/>
-        </w:rPr>
-        <w:t xml:space="preserve"> </w:t>
-      </w:r>
-      <w:r>
-        <w:rPr>
-          <w:color w:val="000000" w:themeColor="text1"/>
-          <w:sz w:val="24"/>
-          <w:szCs w:val="24"/>
-          <w:highlight w:val="yellow"/>
-          <w:lang w:val="es-ES"/>
-        </w:rPr>
-        <w:t>{Respuesta motivada.}</w:t>
-      </w:r>
-      <w:r>
-        <w:rPr>
-          <w:b/>
-          <w:bCs/>
-          <w:color w:val="000000" w:themeColor="text1"/>
-          <w:sz w:val="24"/>
-          <w:szCs w:val="24"/>
-          <w:highlight w:val="yellow"/>
-          <w:lang w:val="es-ES"/>
-        </w:rPr>
-        <w:t>]}}</w:t>
-      </w:r>
-      <w:r>
-        <w:rPr>
-          <w:color w:val="000000" w:themeColor="text1"/>
-          <w:sz w:val="24"/>
-          <w:szCs w:val="24"/>
-          <w:highlight w:val="yellow"/>
-          <w:lang w:val="es-ES"/>
-        </w:rPr>
-        <w:t xml:space="preserve">, basándose en un informe médico y biomecánico, que acompaño como </w:t>
-      </w:r>
-      <w:r>
-        <w:rPr>
-          <w:b/>
-          <w:bCs/>
-          <w:color w:val="000000" w:themeColor="text1"/>
-          <w:sz w:val="24"/>
-          <w:szCs w:val="24"/>
-          <w:highlight w:val="yellow"/>
-          <w:lang w:val="es-ES"/>
-        </w:rPr>
-        <w:t xml:space="preserve">documento </w:t>
-      </w:r>
-      <w:proofErr w:type="spellStart"/>
-      <w:r>
-        <w:rPr>
-          <w:b/>
-          <w:bCs/>
-          <w:color w:val="000000" w:themeColor="text1"/>
-          <w:sz w:val="24"/>
-          <w:szCs w:val="24"/>
-          <w:highlight w:val="yellow"/>
-          <w:lang w:val="es-ES"/>
-        </w:rPr>
-        <w:t>n</w:t>
-      </w:r>
-      <w:r>
-        <w:rPr>
-          <w:b/>
-          <w:bCs/>
-          <w:color w:val="000000" w:themeColor="text1"/>
-          <w:sz w:val="24"/>
-          <w:szCs w:val="24"/>
-          <w:highlight w:val="yellow"/>
-          <w:lang w:val="es-ES"/>
-        </w:rPr>
-        <w:t>º</w:t>
-      </w:r>
-      <w:proofErr w:type="spellEnd"/>
-      <w:r>
-        <w:rPr>
-          <w:b/>
-          <w:bCs/>
-          <w:color w:val="000000" w:themeColor="text1"/>
-          <w:sz w:val="24"/>
-          <w:szCs w:val="24"/>
-          <w:highlight w:val="yellow"/>
-          <w:lang w:val="es-ES"/>
-        </w:rPr>
-        <w:t xml:space="preserve"> </w:t>
-      </w:r>
-      <w:r>
-        <w:rPr>
-          <w:b/>
-          <w:bCs/>
-          <w:color w:val="000000" w:themeColor="text1"/>
-          <w:sz w:val="24"/>
-          <w:szCs w:val="24"/>
-          <w:highlight w:val="yellow"/>
-          <w:lang w:val="es-ES"/>
-        </w:rPr>
-        <w:t>{{[</w:t>
-      </w:r>
-      <w:proofErr w:type="spellStart"/>
-      <w:r>
-        <w:rPr>
-          <w:b/>
-          <w:bCs/>
-          <w:color w:val="000000" w:themeColor="text1"/>
-          <w:sz w:val="24"/>
-          <w:szCs w:val="24"/>
-          <w:highlight w:val="yellow"/>
-          <w:lang w:val="es-ES"/>
-        </w:rPr>
-        <w:t>num</w:t>
-      </w:r>
-      <w:proofErr w:type="spellEnd"/>
-      <w:r>
-        <w:rPr>
-          <w:b/>
-          <w:bCs/>
-          <w:color w:val="000000" w:themeColor="text1"/>
-          <w:sz w:val="24"/>
-          <w:szCs w:val="24"/>
-          <w:highlight w:val="yellow"/>
-          <w:lang w:val="es-ES"/>
-        </w:rPr>
-        <w:t xml:space="preserve"> </w:t>
-      </w:r>
-      <w:r>
-        <w:rPr>
-          <w:color w:val="000000" w:themeColor="text1"/>
-          <w:sz w:val="24"/>
-          <w:szCs w:val="24"/>
-          <w:highlight w:val="yellow"/>
-          <w:lang w:val="es-ES"/>
-        </w:rPr>
-        <w:t>{Informe médico.}</w:t>
-      </w:r>
-      <w:r>
-        <w:rPr>
-          <w:b/>
-          <w:bCs/>
-          <w:color w:val="000000" w:themeColor="text1"/>
-          <w:sz w:val="24"/>
-          <w:szCs w:val="24"/>
-          <w:highlight w:val="yellow"/>
-          <w:lang w:val="es-ES"/>
-        </w:rPr>
-        <w:t>]}}</w:t>
-      </w:r>
-      <w:r>
-        <w:rPr>
-          <w:b/>
-          <w:bCs/>
-          <w:color w:val="000000" w:themeColor="text1"/>
-          <w:sz w:val="24"/>
-          <w:szCs w:val="24"/>
-          <w:highlight w:val="yellow"/>
-          <w:lang w:val="es-ES"/>
-        </w:rPr>
-        <w:t xml:space="preserve"> y </w:t>
-      </w:r>
-      <w:r>
-        <w:rPr>
-          <w:b/>
-          <w:bCs/>
-          <w:color w:val="000000" w:themeColor="text1"/>
-          <w:sz w:val="24"/>
-          <w:szCs w:val="24"/>
-          <w:highlight w:val="yellow"/>
-          <w:lang w:val="es-ES"/>
-        </w:rPr>
-        <w:t>{{[</w:t>
-      </w:r>
-      <w:proofErr w:type="spellStart"/>
-      <w:r>
-        <w:rPr>
-          <w:b/>
-          <w:bCs/>
-          <w:color w:val="000000" w:themeColor="text1"/>
-          <w:sz w:val="24"/>
-          <w:szCs w:val="24"/>
-          <w:highlight w:val="yellow"/>
-          <w:lang w:val="es-ES"/>
-        </w:rPr>
-        <w:t>num</w:t>
-      </w:r>
-      <w:proofErr w:type="spellEnd"/>
-      <w:r>
-        <w:rPr>
-          <w:b/>
-          <w:bCs/>
-          <w:color w:val="000000" w:themeColor="text1"/>
-          <w:sz w:val="24"/>
-          <w:szCs w:val="24"/>
-          <w:highlight w:val="yellow"/>
-          <w:lang w:val="es-ES"/>
-        </w:rPr>
-        <w:t xml:space="preserve"> </w:t>
-      </w:r>
-      <w:r>
-        <w:rPr>
-          <w:color w:val="000000" w:themeColor="text1"/>
-          <w:sz w:val="24"/>
-          <w:szCs w:val="24"/>
-          <w:highlight w:val="yellow"/>
-          <w:lang w:val="es-ES"/>
-        </w:rPr>
-        <w:t>{Informe biomecánico.}</w:t>
-      </w:r>
-      <w:r>
-        <w:rPr>
-          <w:b/>
-          <w:bCs/>
-          <w:color w:val="000000" w:themeColor="text1"/>
-          <w:sz w:val="24"/>
-          <w:szCs w:val="24"/>
-          <w:highlight w:val="yellow"/>
-          <w:lang w:val="es-ES"/>
-        </w:rPr>
-        <w:t>]}}</w:t>
-      </w:r>
-      <w:r>
-        <w:rPr>
-          <w:color w:val="000000" w:themeColor="text1"/>
-          <w:sz w:val="24"/>
-          <w:szCs w:val="24"/>
-          <w:highlight w:val="yellow"/>
-          <w:lang w:val="es-ES"/>
-        </w:rPr>
-        <w:t>, respectivamente.</w:t>
-      </w:r>
-    </w:p>
-    <w:p>
-      <w:pPr>
-        <w:pBdr>
-          <w:top w:val="nil"/>
-          <w:left w:val="nil"/>
-          <w:bottom w:val="nil"/>
-          <w:right w:val="nil"/>
-          <w:between w:val="nil"/>
-        </w:pBdr>
-        <w:ind w:left="2" w:right="136" w:firstLine="707"/>
-        <w:jc w:val="both"/>
-        <w:rPr>
-          <w:color w:val="000000" w:themeColor="text1"/>
-          <w:sz w:val="24"/>
-          <w:szCs w:val="24"/>
-          <w:lang w:val="es-ES"/>
-        </w:rPr>
-      </w:pPr>
-    </w:p>
-    <w:p>
-      <w:pPr>
-        <w:pBdr>
-          <w:top w:val="nil"/>
-          <w:left w:val="nil"/>
-          <w:bottom w:val="nil"/>
-          <w:right w:val="nil"/>
-          <w:between w:val="nil"/>
-        </w:pBdr>
-        <w:ind w:left="2" w:right="136" w:firstLine="707"/>
-        <w:jc w:val="both"/>
-        <w:rPr>
-          <w:color w:val="000000" w:themeColor="text1"/>
-          <w:sz w:val="24"/>
-          <w:szCs w:val="24"/>
-          <w:lang w:val="es-ES"/>
-        </w:rPr>
-      </w:pPr>
-      <w:r>
-        <w:rPr>
-          <w:color w:val="000000" w:themeColor="text1"/>
-          <w:sz w:val="24"/>
-          <w:szCs w:val="24"/>
-          <w:lang w:val="es-ES"/>
-        </w:rPr>
-        <w:t>{{</w:t>
-      </w:r>
-      <w:r>
-        <w:rPr>
-          <w:color w:val="000000" w:themeColor="text1"/>
-          <w:sz w:val="24"/>
-          <w:szCs w:val="24"/>
-          <w:lang w:val="es-ES"/>
-        </w:rPr>
-        <w:t>Oferta previa</w:t>
-      </w:r>
-      <w:r>
-        <w:rPr>
-          <w:color w:val="000000" w:themeColor="text1"/>
-          <w:sz w:val="24"/>
-          <w:szCs w:val="24"/>
-          <w:lang w:val="es-ES"/>
-        </w:rPr>
-        <w:t xml:space="preserve"> </w:t>
-      </w:r>
-      <w:r>
-        <w:rPr>
-          <w:color w:val="000000" w:themeColor="text1"/>
-          <w:sz w:val="24"/>
-          <w:szCs w:val="24"/>
-          <w:lang w:val="es-ES"/>
-        </w:rPr>
-        <w:t>[</w:t>
-      </w:r>
-      <w:proofErr w:type="spellStart"/>
-      <w:r>
-        <w:rPr>
-          <w:color w:val="000000" w:themeColor="text1"/>
-          <w:sz w:val="24"/>
-          <w:szCs w:val="24"/>
-          <w:lang w:val="es-ES"/>
-        </w:rPr>
-        <w:t>checkbox</w:t>
-      </w:r>
-      <w:proofErr w:type="spellEnd"/>
-      <w:r>
-        <w:rPr>
-          <w:color w:val="000000" w:themeColor="text1"/>
-          <w:sz w:val="24"/>
-          <w:szCs w:val="24"/>
-          <w:lang w:val="es-ES"/>
-        </w:rPr>
-        <w:t>]</w:t>
-      </w:r>
-      <w:r>
-        <w:rPr>
-          <w:color w:val="000000" w:themeColor="text1"/>
-          <w:sz w:val="24"/>
-          <w:szCs w:val="24"/>
-          <w:lang w:val="es-ES"/>
-        </w:rPr>
-        <w:t xml:space="preserve"> </w:t>
-      </w:r>
-      <w:r>
-        <w:rPr>
-          <w:color w:val="000000" w:themeColor="text1"/>
-          <w:sz w:val="24"/>
-          <w:szCs w:val="24"/>
-          <w:lang w:val="es-ES"/>
-        </w:rPr>
-        <w:t>{</w:t>
-      </w:r>
-      <w:r>
-        <w:rPr>
-          <w:color w:val="000000" w:themeColor="text1"/>
-          <w:sz w:val="24"/>
-          <w:szCs w:val="24"/>
-          <w:lang w:val="es-ES"/>
-        </w:rPr>
-        <w:t>Habiendo intentado conseguir un acuerdo con la compañía aseguradora, ha</w:t>
-      </w:r>
-      <w:r>
-        <w:rPr>
-          <w:color w:val="000000" w:themeColor="text1"/>
-          <w:sz w:val="24"/>
-          <w:szCs w:val="24"/>
-          <w:lang w:val="es-ES"/>
-        </w:rPr>
-        <w:t xml:space="preserve"> </w:t>
-      </w:r>
-      <w:r>
-        <w:rPr>
-          <w:color w:val="000000" w:themeColor="text1"/>
-          <w:sz w:val="24"/>
-          <w:szCs w:val="24"/>
-          <w:lang w:val="es-ES"/>
-        </w:rPr>
-        <w:t>resultado infructuoso, razón por la que, habiendo interrumpido esta parte la</w:t>
-      </w:r>
-      <w:r>
-        <w:rPr>
-          <w:color w:val="000000" w:themeColor="text1"/>
-          <w:sz w:val="24"/>
-          <w:szCs w:val="24"/>
-          <w:lang w:val="es-ES"/>
-        </w:rPr>
-        <w:t xml:space="preserve"> </w:t>
-      </w:r>
-      <w:r>
-        <w:rPr>
-          <w:color w:val="000000" w:themeColor="text1"/>
-          <w:sz w:val="24"/>
-          <w:szCs w:val="24"/>
-          <w:lang w:val="es-ES"/>
-        </w:rPr>
-        <w:t xml:space="preserve">prescripción de la acción que ahora se ejercita (según acredito mediante </w:t>
-      </w:r>
-      <w:r>
-        <w:rPr>
-          <w:b/>
-          <w:bCs/>
-          <w:color w:val="000000" w:themeColor="text1"/>
-          <w:sz w:val="24"/>
-          <w:szCs w:val="24"/>
-          <w:lang w:val="es-ES"/>
-        </w:rPr>
-        <w:t xml:space="preserve">documento </w:t>
-      </w:r>
-      <w:proofErr w:type="spellStart"/>
-      <w:r>
-        <w:rPr>
-          <w:b/>
-          <w:bCs/>
-          <w:color w:val="000000" w:themeColor="text1"/>
-          <w:sz w:val="24"/>
-          <w:szCs w:val="24"/>
-          <w:lang w:val="es-ES"/>
-        </w:rPr>
-        <w:t>nº</w:t>
-      </w:r>
-      <w:proofErr w:type="spellEnd"/>
-      <w:r>
-        <w:rPr>
-          <w:b/>
-          <w:bCs/>
-          <w:color w:val="000000" w:themeColor="text1"/>
-          <w:sz w:val="24"/>
-          <w:szCs w:val="24"/>
-          <w:lang w:val="es-ES"/>
-        </w:rPr>
-        <w:t xml:space="preserve"> </w:t>
-      </w:r>
-      <w:r>
-        <w:rPr>
-          <w:b/>
-          <w:bCs/>
-          <w:color w:val="000000" w:themeColor="text1"/>
-          <w:sz w:val="24"/>
-          <w:szCs w:val="24"/>
-          <w:lang w:val="es-ES"/>
-        </w:rPr>
-        <w:t>[</w:t>
-      </w:r>
-      <w:proofErr w:type="spellStart"/>
-      <w:r>
-        <w:rPr>
-          <w:b/>
-          <w:bCs/>
-          <w:color w:val="000000" w:themeColor="text1"/>
-          <w:sz w:val="24"/>
-          <w:szCs w:val="24"/>
-          <w:lang w:val="es-ES"/>
-        </w:rPr>
-        <w:t>num</w:t>
-      </w:r>
-      <w:proofErr w:type="spellEnd"/>
-      <w:r>
-        <w:rPr>
-          <w:b/>
-          <w:bCs/>
-          <w:color w:val="000000" w:themeColor="text1"/>
-          <w:sz w:val="24"/>
-          <w:szCs w:val="24"/>
-          <w:lang w:val="es-ES"/>
-        </w:rPr>
-        <w:t xml:space="preserve"> </w:t>
-      </w:r>
-      <w:r>
-        <w:rPr>
-          <w:color w:val="000000" w:themeColor="text1"/>
-          <w:sz w:val="24"/>
-          <w:szCs w:val="24"/>
-          <w:lang w:val="es-ES"/>
-        </w:rPr>
-        <w:t>{Burofax de interrupción de prescripción.}</w:t>
-      </w:r>
-      <w:r>
-        <w:rPr>
-          <w:b/>
-          <w:bCs/>
-          <w:color w:val="000000" w:themeColor="text1"/>
-          <w:sz w:val="24"/>
-          <w:szCs w:val="24"/>
-          <w:lang w:val="es-ES"/>
-        </w:rPr>
-        <w:t>]</w:t>
-      </w:r>
-      <w:r>
-        <w:rPr>
-          <w:b/>
-          <w:bCs/>
-          <w:color w:val="000000" w:themeColor="text1"/>
-          <w:sz w:val="24"/>
-          <w:szCs w:val="24"/>
-          <w:lang w:val="es-ES"/>
-        </w:rPr>
-        <w:t xml:space="preserve">) </w:t>
-      </w:r>
-      <w:r>
-        <w:rPr>
-          <w:color w:val="000000" w:themeColor="text1"/>
-          <w:sz w:val="24"/>
-          <w:szCs w:val="24"/>
-          <w:lang w:val="es-ES"/>
-        </w:rPr>
-        <w:t>se interpone la presente demanda.</w:t>
-      </w:r>
-      <w:r>
-        <w:rPr>
-          <w:color w:val="000000" w:themeColor="text1"/>
-          <w:sz w:val="24"/>
-          <w:szCs w:val="24"/>
-          <w:lang w:val="es-ES"/>
-        </w:rPr>
-        <w:t>}}}</w:t>
-      </w:r>
-    </w:p>
-    <w:p>
-      <w:pPr>
-        <w:pBdr>
-          <w:top w:val="nil"/>
-          <w:left w:val="nil"/>
-          <w:bottom w:val="nil"/>
-          <w:right w:val="nil"/>
-          <w:between w:val="nil"/>
-        </w:pBdr>
-        <w:ind w:left="2" w:right="136" w:firstLine="707"/>
-        <w:jc w:val="both"/>
-        <w:rPr>
-          <w:color w:val="000000" w:themeColor="text1"/>
-          <w:sz w:val="24"/>
-          <w:szCs w:val="24"/>
-          <w:lang w:val="es-ES"/>
-        </w:rPr>
-      </w:pPr>
-    </w:p>
-    <w:p>
-      <w:pPr>
-        <w:pBdr>
-          <w:top w:val="nil"/>
-          <w:left w:val="nil"/>
-          <w:bottom w:val="nil"/>
-          <w:right w:val="nil"/>
-          <w:between w:val="nil"/>
-        </w:pBdr>
-        <w:ind w:left="2" w:right="136" w:firstLine="707"/>
-        <w:jc w:val="both"/>
-        <w:rPr>
-          <w:color w:val="000000" w:themeColor="text1"/>
-          <w:sz w:val="24"/>
-          <w:szCs w:val="24"/>
-          <w:lang w:val="es-ES"/>
-        </w:rPr>
-      </w:pPr>
-      <w:r>
-        <w:rPr>
-          <w:color w:val="000000" w:themeColor="text1"/>
-          <w:sz w:val="24"/>
-          <w:szCs w:val="24"/>
-          <w:lang w:val="es-ES"/>
-        </w:rPr>
-        <w:t>{{Con contractura [</w:t>
-      </w:r>
-      <w:proofErr w:type="spellStart"/>
-      <w:r>
-        <w:rPr>
-          <w:color w:val="000000" w:themeColor="text1"/>
-          <w:sz w:val="24"/>
-          <w:szCs w:val="24"/>
-          <w:lang w:val="es-ES"/>
-        </w:rPr>
-        <w:t>checkbox</w:t>
-      </w:r>
-      <w:proofErr w:type="spellEnd"/>
-      <w:r>
-        <w:rPr>
-          <w:color w:val="000000" w:themeColor="text1"/>
-          <w:sz w:val="24"/>
-          <w:szCs w:val="24"/>
-          <w:lang w:val="es-ES"/>
-        </w:rPr>
-        <w:t>] {</w:t>
-      </w:r>
-      <w:r>
-        <w:rPr>
-          <w:color w:val="000000" w:themeColor="text1"/>
-          <w:sz w:val="24"/>
-          <w:szCs w:val="24"/>
-          <w:lang w:val="es-ES"/>
-        </w:rPr>
-        <w:t>Por todo lo expuesto no puede considerarse que exista falta de nexo causal, ya</w:t>
-      </w:r>
-      <w:r>
-        <w:rPr>
-          <w:color w:val="000000" w:themeColor="text1"/>
-          <w:sz w:val="24"/>
-          <w:szCs w:val="24"/>
-          <w:lang w:val="es-ES"/>
-        </w:rPr>
-        <w:t xml:space="preserve"> </w:t>
-      </w:r>
-      <w:r>
-        <w:rPr>
-          <w:color w:val="000000" w:themeColor="text1"/>
-          <w:sz w:val="24"/>
-          <w:szCs w:val="24"/>
-          <w:lang w:val="es-ES"/>
-        </w:rPr>
-        <w:t>que el informe biomecánico es una prueba insuficiente para acreditarlo y,</w:t>
-      </w:r>
-      <w:r>
-        <w:rPr>
-          <w:color w:val="000000" w:themeColor="text1"/>
-          <w:sz w:val="24"/>
-          <w:szCs w:val="24"/>
-          <w:lang w:val="es-ES"/>
-        </w:rPr>
-        <w:t xml:space="preserve"> </w:t>
-      </w:r>
-      <w:r>
-        <w:rPr>
-          <w:color w:val="000000" w:themeColor="text1"/>
-          <w:sz w:val="24"/>
-          <w:szCs w:val="24"/>
-          <w:lang w:val="es-ES"/>
-        </w:rPr>
-        <w:t>consecuentemente, siendo que, además, la demandada se basa en un informe médico</w:t>
-      </w:r>
-      <w:r>
-        <w:rPr>
-          <w:color w:val="000000" w:themeColor="text1"/>
-          <w:sz w:val="24"/>
-          <w:szCs w:val="24"/>
-          <w:lang w:val="es-ES"/>
-        </w:rPr>
-        <w:t xml:space="preserve"> </w:t>
-      </w:r>
-      <w:r>
-        <w:rPr>
-          <w:color w:val="000000" w:themeColor="text1"/>
-          <w:sz w:val="24"/>
-          <w:szCs w:val="24"/>
-          <w:lang w:val="es-ES"/>
-        </w:rPr>
-        <w:t>pericial para negar igualmente nexo causal y éste se fundamenta principalmente en el</w:t>
-      </w:r>
-      <w:r>
-        <w:rPr>
-          <w:color w:val="000000" w:themeColor="text1"/>
-          <w:sz w:val="24"/>
-          <w:szCs w:val="24"/>
-          <w:lang w:val="es-ES"/>
-        </w:rPr>
-        <w:t xml:space="preserve"> </w:t>
-      </w:r>
-      <w:r>
-        <w:rPr>
-          <w:color w:val="000000" w:themeColor="text1"/>
-          <w:sz w:val="24"/>
-          <w:szCs w:val="24"/>
-          <w:lang w:val="es-ES"/>
-        </w:rPr>
-        <w:t>propio informe biomecánico antedicho, tampoco ha de considerarse éste válido.</w:t>
-      </w:r>
-      <w:r>
-        <w:rPr>
-          <w:color w:val="000000" w:themeColor="text1"/>
-          <w:sz w:val="24"/>
-          <w:szCs w:val="24"/>
-          <w:lang w:val="es-ES"/>
-        </w:rPr>
-        <w:t>}}}</w:t>
-      </w:r>
-    </w:p>
-    <w:p>
-      <w:pPr>
-        <w:pBdr>
-          <w:top w:val="nil"/>
-          <w:left w:val="nil"/>
-          <w:bottom w:val="nil"/>
-          <w:right w:val="nil"/>
-          <w:between w:val="nil"/>
-        </w:pBdr>
-        <w:ind w:left="2" w:right="136" w:firstLine="707"/>
-        <w:jc w:val="both"/>
-        <w:rPr>
-          <w:color w:val="000000" w:themeColor="text1"/>
-          <w:sz w:val="24"/>
-          <w:szCs w:val="24"/>
-          <w:lang w:val="es-ES"/>
-        </w:rPr>
-      </w:pPr>
-    </w:p>
-    <w:p>
-      <w:pPr>
-        <w:pBdr>
-          <w:top w:val="nil"/>
-          <w:left w:val="nil"/>
-          <w:bottom w:val="nil"/>
-          <w:right w:val="nil"/>
-          <w:between w:val="nil"/>
-        </w:pBdr>
-        <w:ind w:left="2" w:right="136" w:firstLine="707"/>
-        <w:jc w:val="both"/>
-        <w:rPr>
-          <w:b/>
-          <w:bCs/>
-          <w:color w:val="000000" w:themeColor="text1"/>
-          <w:sz w:val="24"/>
-          <w:szCs w:val="24"/>
-          <w:lang w:val="es-ES"/>
-        </w:rPr>
-      </w:pPr>
-      <w:r>
-        <w:rPr>
-          <w:b/>
-          <w:bCs/>
-          <w:color w:val="000000" w:themeColor="text1"/>
-          <w:sz w:val="24"/>
-          <w:szCs w:val="24"/>
-          <w:lang w:val="es-ES"/>
-        </w:rPr>
-        <w:t>V.- Cuantía</w:t>
-      </w:r>
-    </w:p>
-    <w:p>
-      <w:pPr>
-        <w:pBdr>
-          <w:top w:val="nil"/>
-          <w:left w:val="nil"/>
-          <w:bottom w:val="nil"/>
-          <w:right w:val="nil"/>
-          <w:between w:val="nil"/>
-        </w:pBdr>
-        <w:ind w:left="2" w:right="136" w:firstLine="707"/>
-        <w:jc w:val="both"/>
-        <w:rPr>
-          <w:color w:val="000000" w:themeColor="text1"/>
-          <w:sz w:val="24"/>
-          <w:szCs w:val="24"/>
-          <w:lang w:val="es-ES"/>
-        </w:rPr>
-      </w:pPr>
-      <w:r>
-        <w:rPr>
-          <w:color w:val="000000" w:themeColor="text1"/>
-          <w:sz w:val="24"/>
-          <w:szCs w:val="24"/>
-          <w:lang w:val="es-ES"/>
-        </w:rPr>
-        <w:t>La</w:t>
-      </w:r>
-      <w:r>
-        <w:rPr>
-          <w:b/>
-          <w:bCs/>
-          <w:color w:val="000000" w:themeColor="text1"/>
-          <w:sz w:val="24"/>
-          <w:szCs w:val="24"/>
-          <w:lang w:val="es-ES"/>
-        </w:rPr>
-        <w:t xml:space="preserve"> CUANTÍA </w:t>
-      </w:r>
-      <w:r>
-        <w:rPr>
-          <w:color w:val="000000" w:themeColor="text1"/>
-          <w:sz w:val="24"/>
-          <w:szCs w:val="24"/>
-          <w:lang w:val="es-ES"/>
-        </w:rPr>
-        <w:t xml:space="preserve">del presente procedimiento la ciframos en la cantidad de </w:t>
-      </w:r>
-      <w:r>
-        <w:rPr>
-          <w:b/>
-          <w:bCs/>
-          <w:color w:val="000000" w:themeColor="text1"/>
-          <w:sz w:val="24"/>
-          <w:szCs w:val="24"/>
-        </w:rPr>
-        <w:t xml:space="preserve">{{CALC: Días de perjuicio moderado * Importe por día de perjuicio moderado + </w:t>
-      </w:r>
-      <w:r>
-        <w:rPr>
-          <w:b/>
-          <w:bCs/>
-          <w:color w:val="000000" w:themeColor="text1"/>
-          <w:sz w:val="24"/>
-          <w:szCs w:val="24"/>
-        </w:rPr>
-        <w:t>(</w:t>
-      </w:r>
-      <w:r>
-        <w:rPr>
-          <w:b/>
-          <w:bCs/>
-          <w:color w:val="000000" w:themeColor="text1"/>
-          <w:sz w:val="24"/>
-          <w:szCs w:val="24"/>
-          <w:lang w:val="es-ES"/>
-        </w:rPr>
-        <w:t>Días de perjuicio totales - Días de perjuicio moderado)</w:t>
-      </w:r>
-      <w:r>
-        <w:rPr>
-          <w:b/>
-          <w:bCs/>
-          <w:color w:val="000000" w:themeColor="text1"/>
-          <w:sz w:val="24"/>
-          <w:szCs w:val="24"/>
-        </w:rPr>
-        <w:t xml:space="preserve"> </w:t>
-      </w:r>
-      <w:r>
-        <w:rPr>
-          <w:b/>
-          <w:bCs/>
-          <w:color w:val="000000" w:themeColor="text1"/>
-          <w:sz w:val="24"/>
-          <w:szCs w:val="24"/>
-        </w:rPr>
-        <w:t>* Importe por día de perjuicio básico}}</w:t>
-      </w:r>
-      <w:r>
-        <w:rPr>
-          <w:color w:val="000000" w:themeColor="text1"/>
-          <w:sz w:val="24"/>
-          <w:szCs w:val="24"/>
-          <w:lang w:val="es-ES"/>
-        </w:rPr>
-        <w:t xml:space="preserve"> </w:t>
-      </w:r>
-      <w:r>
-        <w:rPr>
-          <w:b/>
-          <w:bCs/>
-          <w:color w:val="000000" w:themeColor="text1"/>
-          <w:sz w:val="24"/>
-          <w:szCs w:val="24"/>
-          <w:lang w:val="es-ES"/>
-        </w:rPr>
-        <w:t>euros</w:t>
-      </w:r>
-      <w:r>
-        <w:rPr>
-          <w:color w:val="000000" w:themeColor="text1"/>
-          <w:sz w:val="24"/>
-          <w:szCs w:val="24"/>
-          <w:lang w:val="es-ES"/>
-        </w:rPr>
-        <w:t xml:space="preserve"> que reclamamos como </w:t>
-      </w:r>
-      <w:r>
-        <w:rPr>
-          <w:b/>
-          <w:bCs/>
-          <w:color w:val="000000" w:themeColor="text1"/>
-          <w:sz w:val="24"/>
-          <w:szCs w:val="24"/>
-          <w:lang w:val="es-ES"/>
-        </w:rPr>
-        <w:t>PRINCIPAL</w:t>
-      </w:r>
-      <w:r>
-        <w:rPr>
-          <w:color w:val="000000" w:themeColor="text1"/>
-          <w:sz w:val="24"/>
-          <w:szCs w:val="24"/>
-          <w:lang w:val="es-ES"/>
-        </w:rPr>
-        <w:t>.</w:t>
-      </w:r>
-    </w:p>
-    <w:p>
-      <w:pPr>
-        <w:pBdr>
-          <w:top w:val="nil"/>
-          <w:left w:val="nil"/>
-          <w:bottom w:val="nil"/>
-          <w:right w:val="nil"/>
-          <w:between w:val="nil"/>
-        </w:pBdr>
-        <w:ind w:left="2" w:right="136" w:firstLine="707"/>
-        <w:jc w:val="both"/>
-        <w:rPr>
-          <w:color w:val="000000" w:themeColor="text1"/>
-          <w:sz w:val="24"/>
-          <w:szCs w:val="24"/>
-          <w:lang w:val="es-ES"/>
-        </w:rPr>
-      </w:pPr>
-    </w:p>
-    <w:p>
-      <w:pPr>
-        <w:pBdr>
-          <w:top w:val="nil"/>
-          <w:left w:val="nil"/>
-          <w:bottom w:val="nil"/>
-          <w:right w:val="nil"/>
-          <w:between w:val="nil"/>
-        </w:pBdr>
-        <w:ind w:left="2" w:right="136" w:firstLine="707"/>
-        <w:jc w:val="both"/>
-        <w:rPr>
-          <w:color w:val="000000" w:themeColor="text1"/>
-          <w:sz w:val="24"/>
-          <w:szCs w:val="24"/>
-          <w:lang w:val="es-ES"/>
-        </w:rPr>
-      </w:pPr>
-      <w:r>
-        <w:rPr>
-          <w:b/>
-          <w:bCs/>
-          <w:color w:val="000000" w:themeColor="text1"/>
-          <w:sz w:val="24"/>
-          <w:szCs w:val="24"/>
-          <w:lang w:val="es-ES"/>
-        </w:rPr>
-        <w:t>SUPLICO AL JUZGADO</w:t>
-      </w:r>
-      <w:r>
-        <w:rPr>
-          <w:color w:val="000000" w:themeColor="text1"/>
-          <w:sz w:val="24"/>
-          <w:szCs w:val="24"/>
-          <w:lang w:val="es-ES"/>
-        </w:rPr>
-        <w:t>: Que habiendo por presentado este escrito con los</w:t>
-      </w:r>
-      <w:r>
-        <w:rPr>
-          <w:color w:val="000000" w:themeColor="text1"/>
-          <w:sz w:val="24"/>
-          <w:szCs w:val="24"/>
-          <w:lang w:val="es-ES"/>
-        </w:rPr>
-        <w:t xml:space="preserve"> </w:t>
-      </w:r>
-      <w:r>
-        <w:rPr>
-          <w:color w:val="000000" w:themeColor="text1"/>
-          <w:sz w:val="24"/>
-          <w:szCs w:val="24"/>
-          <w:lang w:val="es-ES"/>
-        </w:rPr>
-        <w:lastRenderedPageBreak/>
-        <w:t>documentos que se acompañan y copias simples de todo ello se sirva admitirlo y por</w:t>
-      </w:r>
-      <w:r>
-        <w:rPr>
-          <w:color w:val="000000" w:themeColor="text1"/>
-          <w:sz w:val="24"/>
-          <w:szCs w:val="24"/>
-          <w:lang w:val="es-ES"/>
-        </w:rPr>
-        <w:t xml:space="preserve"> </w:t>
-      </w:r>
-      <w:r>
-        <w:rPr>
-          <w:color w:val="000000" w:themeColor="text1"/>
-          <w:sz w:val="24"/>
-          <w:szCs w:val="24"/>
-          <w:lang w:val="es-ES"/>
-        </w:rPr>
-        <w:t xml:space="preserve">parte en nombre de quien comparezco Y </w:t>
-      </w:r>
-      <w:r>
-        <w:rPr>
-          <w:b/>
-          <w:bCs/>
-          <w:color w:val="000000" w:themeColor="text1"/>
-          <w:sz w:val="24"/>
-          <w:szCs w:val="24"/>
-          <w:lang w:val="es-ES"/>
-        </w:rPr>
-        <w:t>TENER POR INTERPUESTA DEMANDA DE JUICIO VERBAL CONTRA</w:t>
-      </w:r>
-      <w:r>
-        <w:rPr>
-          <w:color w:val="000000" w:themeColor="text1"/>
-          <w:sz w:val="24"/>
-          <w:szCs w:val="24"/>
-          <w:lang w:val="es-ES"/>
-        </w:rPr>
-        <w:t xml:space="preserve"> la entidad </w:t>
-      </w:r>
-      <w:r>
-        <w:rPr>
-          <w:color w:val="000000" w:themeColor="text1"/>
-          <w:sz w:val="24"/>
-          <w:szCs w:val="24"/>
-          <w:highlight w:val="green"/>
-          <w:lang w:val="es-ES"/>
-        </w:rPr>
-        <w:t>REALE</w:t>
-      </w:r>
-      <w:r>
-        <w:rPr>
-          <w:color w:val="000000" w:themeColor="text1"/>
-          <w:sz w:val="24"/>
-          <w:szCs w:val="24"/>
-          <w:lang w:val="es-ES"/>
-        </w:rPr>
-        <w:t>, dándosele la tramitación de los arts. 437 y</w:t>
-      </w:r>
-      <w:r>
-        <w:rPr>
-          <w:color w:val="000000" w:themeColor="text1"/>
-          <w:sz w:val="24"/>
-          <w:szCs w:val="24"/>
-          <w:lang w:val="es-ES"/>
-        </w:rPr>
-        <w:t xml:space="preserve"> </w:t>
-      </w:r>
-      <w:r>
-        <w:rPr>
-          <w:color w:val="000000" w:themeColor="text1"/>
-          <w:sz w:val="24"/>
-          <w:szCs w:val="24"/>
-          <w:lang w:val="es-ES"/>
-        </w:rPr>
-        <w:t>siguientes de la LEC, y tras los trámites legales oportunos, se dicte sentencia por la que</w:t>
-      </w:r>
-      <w:r>
-        <w:rPr>
-          <w:color w:val="000000" w:themeColor="text1"/>
-          <w:sz w:val="24"/>
-          <w:szCs w:val="24"/>
-          <w:lang w:val="es-ES"/>
-        </w:rPr>
-        <w:t xml:space="preserve"> </w:t>
-      </w:r>
-      <w:r>
-        <w:rPr>
-          <w:color w:val="000000" w:themeColor="text1"/>
-          <w:sz w:val="24"/>
-          <w:szCs w:val="24"/>
-          <w:lang w:val="es-ES"/>
-        </w:rPr>
-        <w:t xml:space="preserve">se condene a la demandada a pagar a la actora la </w:t>
-      </w:r>
-      <w:r>
-        <w:rPr>
-          <w:b/>
-          <w:bCs/>
-          <w:color w:val="000000" w:themeColor="text1"/>
-          <w:sz w:val="24"/>
-          <w:szCs w:val="24"/>
-          <w:lang w:val="es-ES"/>
-        </w:rPr>
-        <w:t xml:space="preserve">SUMA DE </w:t>
-      </w:r>
-      <w:r>
-        <w:rPr>
-          <w:b/>
-          <w:bCs/>
-          <w:color w:val="000000" w:themeColor="text1"/>
-          <w:sz w:val="24"/>
-          <w:szCs w:val="24"/>
-        </w:rPr>
-        <w:t xml:space="preserve">{{CALC: </w:t>
-      </w:r>
-      <w:r>
-        <w:rPr>
-          <w:b/>
-          <w:bCs/>
-          <w:color w:val="000000" w:themeColor="text1"/>
-          <w:sz w:val="24"/>
-          <w:szCs w:val="24"/>
-        </w:rPr>
-        <w:t>Días de perjuicio moderado * Importe por día de perjuicio moderado + (</w:t>
-      </w:r>
-      <w:r>
-        <w:rPr>
-          <w:b/>
-          <w:bCs/>
-          <w:color w:val="000000" w:themeColor="text1"/>
-          <w:sz w:val="24"/>
-          <w:szCs w:val="24"/>
-          <w:lang w:val="es-ES"/>
-        </w:rPr>
-        <w:t>Días de perjuicio totales - Días de perjuicio moderado)</w:t>
-      </w:r>
-      <w:r>
-        <w:rPr>
-          <w:b/>
-          <w:bCs/>
-          <w:color w:val="000000" w:themeColor="text1"/>
-          <w:sz w:val="24"/>
-          <w:szCs w:val="24"/>
-        </w:rPr>
         <w:t xml:space="preserve"> * Importe por día de perjuicio básico</w:t>
       </w:r>
       <w:r>
@@ -5333,29 +5336,7 @@
           <w:sz w:val="24"/>
           <w:szCs w:val="24"/>
         </w:rPr>
-        <w:t xml:space="preserve"> [</w:t>
-      </w:r>
-      <w:proofErr w:type="spellStart"/>
-      <w:r>
-        <w:rPr>
-          <w:b/>
-          <w:bCs/>
-          <w:color w:val="000000" w:themeColor="text1"/>
-          <w:sz w:val="24"/>
-          <w:szCs w:val="24"/>
-        </w:rPr>
-        <w:t>words</w:t>
-      </w:r>
-      <w:proofErr w:type="spellEnd"/>
-      <w:r>
-        <w:rPr>
-          <w:b/>
-          <w:bCs/>
-          <w:color w:val="000000" w:themeColor="text1"/>
-          <w:sz w:val="24"/>
-          <w:szCs w:val="24"/>
-        </w:rPr>
-        <w:t>]</w:t>
+        <w:t xml:space="preserve"> [words]</w:t>
       </w:r>
       <w:r>
         <w:rPr>
@@ -5604,6 +5585,155 @@
 <file path=word/numbering.xml><?xml version="1.0" encoding="utf-8"?>
 <w:numbering xmlns:wpc="http://schemas.microsoft.com/office/word/2010/wordprocessingCanvas" xmlns:cx="http://schemas.microsoft.com/office/drawing/2014/chartex" xmlns:cx1="http://schemas.microsoft.com/office/drawing/2015/9/8/chartex" xmlns:cx2="http://schemas.microsoft.com/office/drawing/2015/10/21/chartex" xmlns:cx3="http://schemas.microsoft.com/office/drawing/2016/5/9/chartex" xmlns:cx4="http://schemas.microsoft.com/office/drawing/2016/5/10/chartex" xmlns:cx5="http://schemas.microsoft.com/office/drawing/2016/5/11/chartex" xmlns:cx6="http://schemas.microsoft.com/office/drawing/2016/5/12/chartex" xmlns:cx7="http://schemas.microsoft.com/office/drawing/2016/5/13/chartex" xmlns:cx8="http://schemas.microsoft.com/office/drawing/2016/5/14/chartex" xmlns:mc="http://schemas.openxmlformats.org/markup-compatibility/2006" xmlns:aink="http://schemas.microsoft.com/office/drawing/2016/ink" xmlns:am3d="http://schemas.microsoft.com/office/drawing/2017/model3d" xmlns:o="urn:schemas-microsoft-com:office:office" xmlns:oel="http://schemas.microsoft.com/office/2019/extlst" xmlns:r="http://schemas.openxmlformats.org/officeDocument/2006/relationships" xmlns:m="http://schemas.openxmlformats.org/officeDocument/2006/math" xmlns:v="urn:schemas-microsoft-com:vml" xmlns:wp14="http://schemas.microsoft.com/office/word/2010/wordprocessingDrawing" xmlns:wp="http://schemas.openxmlformats.org/drawingml/2006/wordprocessingDrawing" xmlns:w10="urn:schemas-microsoft-com:office:word" xmlns:w="http://schemas.openxmlformats.org/wordprocessingml/2006/main" xmlns:w14="http://schemas.microsoft.com/office/word/2010/wordml" xmlns:w15="http://schemas.microsoft.com/office/word/2012/wordml" xmlns:w16cex="http://schemas.microsoft.com/office/word/2018/wordml/cex" xmlns:w16cid="http://schemas.microsoft.com/office/word/2016/wordml/cid" xmlns:w16="http://schemas.microsoft.com/office/word/2018/wordml" xmlns:w16du="http://schemas.microsoft.com/office/word/2023/wordml/word16du" xmlns:w16sdtdh="http://schemas.microsoft.com/office/word/2020/wordml/sdtdatahash" xmlns:w16sdtfl="http://schemas.microsoft.com/office/word/2024/wordml/sdtformatlock" xmlns:w16se="http://schemas.microsoft.com/office/word/2015/wordml/symex" xmlns:wpg="http://schemas.microsoft.com/office/word/2010/wordprocessingGroup" xmlns:wpi="http://schemas.microsoft.com/office/word/2010/wordprocessingInk" xmlns:wne="http://schemas.microsoft.com/office/word/2006/wordml" xmlns:wps="http://schemas.microsoft.com/office/word/2010/wordprocessingShape" mc:Ignorable="w14 w15 w16se w16cid w16 w16cex w16sdtdh w16sdtfl w16du wp14">
   <w:abstractNum w:abstractNumId="0" w15:restartNumberingAfterBreak="0">
+    <w:nsid w:val="024F43BD"/>
+    <w:multiLevelType w:val="multilevel"/>
+    <w:tmpl w:val="E6DAE61C"/>
+    <w:lvl w:ilvl="0">
+      <w:start w:val="1"/>
+      <w:numFmt w:val="bullet"/>
+      <w:lvlText w:val=""/>
+      <w:lvlJc w:val="left"/>
+      <w:pPr>
+        <w:tabs>
+          <w:tab w:val="num" w:pos="720"/>
+        </w:tabs>
+        <w:ind w:left="720" w:hanging="360"/>
+      </w:pPr>
+      <w:rPr>
+        <w:rFonts w:ascii="Symbol" w:hAnsi="Symbol" w:hint="default"/>
+        <w:sz w:val="20"/>
+      </w:rPr>
+    </w:lvl>
+    <w:lvl w:ilvl="1" w:tentative="1">
+      <w:start w:val="1"/>
+      <w:numFmt w:val="bullet"/>
+      <w:lvlText w:val="o"/>
+      <w:lvlJc w:val="left"/>
+      <w:pPr>
+        <w:tabs>
+          <w:tab w:val="num" w:pos="1440"/>
+        </w:tabs>
+        <w:ind w:left="1440" w:hanging="360"/>
+      </w:pPr>
+      <w:rPr>
+        <w:rFonts w:ascii="Courier New" w:hAnsi="Courier New" w:hint="default"/>
+        <w:sz w:val="20"/>
+      </w:rPr>
+    </w:lvl>
+    <w:lvl w:ilvl="2" w:tentative="1">
+      <w:start w:val="1"/>
+      <w:numFmt w:val="bullet"/>
+      <w:lvlText w:val=""/>
+      <w:lvlJc w:val="left"/>
+      <w:pPr>
+        <w:tabs>
+          <w:tab w:val="num" w:pos="2160"/>
+        </w:tabs>
+        <w:ind w:left="2160" w:hanging="360"/>
+      </w:pPr>
+      <w:rPr>
+        <w:rFonts w:ascii="Wingdings" w:hAnsi="Wingdings" w:hint="default"/>
+        <w:sz w:val="20"/>
+      </w:rPr>
+    </w:lvl>
+    <w:lvl w:ilvl="3" w:tentative="1">
+      <w:start w:val="1"/>
+      <w:numFmt w:val="bullet"/>
+      <w:lvlText w:val=""/>
+      <w:lvlJc w:val="left"/>
+      <w:pPr>
+        <w:tabs>
+          <w:tab w:val="num" w:pos="2880"/>
+        </w:tabs>
+        <w:ind w:left="2880" w:hanging="360"/>
+      </w:pPr>
+      <w:rPr>
+        <w:rFonts w:ascii="Wingdings" w:hAnsi="Wingdings" w:hint="default"/>
+        <w:sz w:val="20"/>
+      </w:rPr>
+    </w:lvl>
+    <w:lvl w:ilvl="4" w:tentative="1">
+      <w:start w:val="1"/>
+      <w:numFmt w:val="bullet"/>
+      <w:lvlText w:val=""/>
+      <w:lvlJc w:val="left"/>
+      <w:pPr>
+        <w:tabs>
+          <w:tab w:val="num" w:pos="3600"/>
+        </w:tabs>
+        <w:ind w:left="3600" w:hanging="360"/>
+      </w:pPr>
+      <w:rPr>
+        <w:rFonts w:ascii="Wingdings" w:hAnsi="Wingdings" w:hint="default"/>
+        <w:sz w:val="20"/>
+      </w:rPr>
+    </w:lvl>
+    <w:lvl w:ilvl="5" w:tentative="1">
+      <w:start w:val="1"/>
+      <w:numFmt w:val="bullet"/>
+      <w:lvlText w:val=""/>
+      <w:lvlJc w:val="left"/>
+      <w:pPr>
+        <w:tabs>
+          <w:tab w:val="num" w:pos="4320"/>
+        </w:tabs>
+        <w:ind w:left="4320" w:hanging="360"/>
+      </w:pPr>
+      <w:rPr>
+        <w:rFonts w:ascii="Wingdings" w:hAnsi="Wingdings" w:hint="default"/>
+        <w:sz w:val="20"/>
+      </w:rPr>
+    </w:lvl>
+    <w:lvl w:ilvl="6" w:tentative="1">
+      <w:start w:val="1"/>
+      <w:numFmt w:val="bullet"/>
+      <w:lvlText w:val=""/>
+      <w:lvlJc w:val="left"/>
+      <w:pPr>
+        <w:tabs>
+          <w:tab w:val="num" w:pos="5040"/>
+        </w:tabs>
+        <w:ind w:left="5040" w:hanging="360"/>
+      </w:pPr>
+      <w:rPr>
+        <w:rFonts w:ascii="Wingdings" w:hAnsi="Wingdings" w:hint="default"/>
+        <w:sz w:val="20"/>
+      </w:rPr>
+    </w:lvl>
+    <w:lvl w:ilvl="7" w:tentative="1">
+      <w:start w:val="1"/>
+      <w:numFmt w:val="bullet"/>
+      <w:lvlText w:val=""/>
+      <w:lvlJc w:val="left"/>
+      <w:pPr>
+        <w:tabs>
+          <w:tab w:val="num" w:pos="5760"/>
+        </w:tabs>
+        <w:ind w:left="5760" w:hanging="360"/>
+      </w:pPr>
+      <w:rPr>
+        <w:rFonts w:ascii="Wingdings" w:hAnsi="Wingdings" w:hint="default"/>
+        <w:sz w:val="20"/>
+      </w:rPr>
+    </w:lvl>
+    <w:lvl w:ilvl="8" w:tentative="1">
+      <w:start w:val="1"/>
+      <w:numFmt w:val="bullet"/>
+      <w:lvlText w:val=""/>
+      <w:lvlJc w:val="left"/>
+      <w:pPr>
+        <w:tabs>
+          <w:tab w:val="num" w:pos="6480"/>
+        </w:tabs>
+        <w:ind w:left="6480" w:hanging="360"/>
+      </w:pPr>
+      <w:rPr>
+        <w:rFonts w:ascii="Wingdings" w:hAnsi="Wingdings" w:hint="default"/>
+        <w:sz w:val="20"/>
+      </w:rPr>
+    </w:lvl>
+  </w:abstractNum>
+  <w:abstractNum w:abstractNumId="1" w15:restartNumberingAfterBreak="0">
     <w:nsid w:val="19243D75"/>
     <w:multiLevelType w:val="hybridMultilevel"/>
     <w:tmpl w:val="F5AEC56A"/>
@@ -5716,10 +5846,10 @@
       </w:rPr>
     </w:lvl>
   </w:abstractNum>
-  <w:abstractNum w:abstractNumId="1" w15:restartNumberingAfterBreak="0">
-    <w:nsid w:val="34282197"/>
+  <w:abstractNum w:abstractNumId="2" w15:restartNumberingAfterBreak="0">
+    <w:nsid w:val="1AA8474F"/>
     <w:multiLevelType w:val="hybridMultilevel"/>
-    <w:tmpl w:val="D1763A66"/>
+    <w:tmpl w:val="EF74D3E6"/>
     <w:lvl w:ilvl="0" w:tplc="0C0A0001">
       <w:start w:val="1"/>
       <w:numFmt w:val="bullet"/>
@@ -5829,7 +5959,120 @@
       </w:rPr>
     </w:lvl>
   </w:abstractNum>
-  <w:abstractNum w:abstractNumId="2" w15:restartNumberingAfterBreak="0">
+  <w:abstractNum w:abstractNumId="3" w15:restartNumberingAfterBreak="0">
+    <w:nsid w:val="34282197"/>
+    <w:multiLevelType w:val="hybridMultilevel"/>
+    <w:tmpl w:val="D1763A66"/>
+    <w:lvl w:ilvl="0" w:tplc="0C0A0001">
+      <w:start w:val="1"/>
+      <w:numFmt w:val="bullet"/>
+      <w:lvlText w:val=""/>
+      <w:lvlJc w:val="left"/>
+      <w:pPr>
+        <w:ind w:left="1429" w:hanging="360"/>
+      </w:pPr>
+      <w:rPr>
+        <w:rFonts w:ascii="Symbol" w:hAnsi="Symbol" w:hint="default"/>
+      </w:rPr>
+    </w:lvl>
+    <w:lvl w:ilvl="1" w:tplc="0C0A0003" w:tentative="1">
+      <w:start w:val="1"/>
+      <w:numFmt w:val="bullet"/>
+      <w:lvlText w:val="o"/>
+      <w:lvlJc w:val="left"/>
+      <w:pPr>
+        <w:ind w:left="2149" w:hanging="360"/>
+      </w:pPr>
+      <w:rPr>
+        <w:rFonts w:ascii="Courier New" w:hAnsi="Courier New" w:cs="Courier New" w:hint="default"/>
+      </w:rPr>
+    </w:lvl>
+    <w:lvl w:ilvl="2" w:tplc="0C0A0005" w:tentative="1">
+      <w:start w:val="1"/>
+      <w:numFmt w:val="bullet"/>
+      <w:lvlText w:val=""/>
+      <w:lvlJc w:val="left"/>
+      <w:pPr>
+        <w:ind w:left="2869" w:hanging="360"/>
+      </w:pPr>
+      <w:rPr>
+        <w:rFonts w:ascii="Wingdings" w:hAnsi="Wingdings" w:hint="default"/>
+      </w:rPr>
+    </w:lvl>
+    <w:lvl w:ilvl="3" w:tplc="0C0A0001" w:tentative="1">
+      <w:start w:val="1"/>
+      <w:numFmt w:val="bullet"/>
+      <w:lvlText w:val=""/>
+      <w:lvlJc w:val="left"/>
+      <w:pPr>
+        <w:ind w:left="3589" w:hanging="360"/>
+      </w:pPr>
+      <w:rPr>
+        <w:rFonts w:ascii="Symbol" w:hAnsi="Symbol" w:hint="default"/>
+      </w:rPr>
+    </w:lvl>
+    <w:lvl w:ilvl="4" w:tplc="0C0A0003" w:tentative="1">
+      <w:start w:val="1"/>
+      <w:numFmt w:val="bullet"/>
+      <w:lvlText w:val="o"/>
+      <w:lvlJc w:val="left"/>
+      <w:pPr>
+        <w:ind w:left="4309" w:hanging="360"/>
+      </w:pPr>
+      <w:rPr>
+        <w:rFonts w:ascii="Courier New" w:hAnsi="Courier New" w:cs="Courier New" w:hint="default"/>
+      </w:rPr>
+    </w:lvl>
+    <w:lvl w:ilvl="5" w:tplc="0C0A0005" w:tentative="1">
+      <w:start w:val="1"/>
+      <w:numFmt w:val="bullet"/>
+      <w:lvlText w:val=""/>
+      <w:lvlJc w:val="left"/>
+      <w:pPr>
+        <w:ind w:left="5029" w:hanging="360"/>
+      </w:pPr>
+      <w:rPr>
+        <w:rFonts w:ascii="Wingdings" w:hAnsi="Wingdings" w:hint="default"/>
+      </w:rPr>
+    </w:lvl>
+    <w:lvl w:ilvl="6" w:tplc="0C0A0001" w:tentative="1">
+      <w:start w:val="1"/>
+      <w:numFmt w:val="bullet"/>
+      <w:lvlText w:val=""/>
+      <w:lvlJc w:val="left"/>
+      <w:pPr>
+        <w:ind w:left="5749" w:hanging="360"/>
+      </w:pPr>
+      <w:rPr>
+        <w:rFonts w:ascii="Symbol" w:hAnsi="Symbol" w:hint="default"/>
+      </w:rPr>
+    </w:lvl>
+    <w:lvl w:ilvl="7" w:tplc="0C0A0003" w:tentative="1">
+      <w:start w:val="1"/>
+      <w:numFmt w:val="bullet"/>
+      <w:lvlText w:val="o"/>
+      <w:lvlJc w:val="left"/>
+      <w:pPr>
+        <w:ind w:left="6469" w:hanging="360"/>
+      </w:pPr>
+      <w:rPr>
+        <w:rFonts w:ascii="Courier New" w:hAnsi="Courier New" w:cs="Courier New" w:hint="default"/>
+      </w:rPr>
+    </w:lvl>
+    <w:lvl w:ilvl="8" w:tplc="0C0A0005" w:tentative="1">
+      <w:start w:val="1"/>
+      <w:numFmt w:val="bullet"/>
+      <w:lvlText w:val=""/>
+      <w:lvlJc w:val="left"/>
+      <w:pPr>
+        <w:ind w:left="7189" w:hanging="360"/>
+      </w:pPr>
+      <w:rPr>
+        <w:rFonts w:ascii="Wingdings" w:hAnsi="Wingdings" w:hint="default"/>
+      </w:rPr>
+    </w:lvl>
+  </w:abstractNum>
+  <w:abstractNum w:abstractNumId="4" w15:restartNumberingAfterBreak="0">
     <w:nsid w:val="70B803D2"/>
     <w:multiLevelType w:val="hybridMultilevel"/>
     <w:tmpl w:val="5E08F5C2"/>
@@ -5943,12 +6186,18 @@
     </w:lvl>
   </w:abstractNum>
   <w:num w:numId="1" w16cid:durableId="1314262342">
+    <w:abstractNumId w:val="4"/>
+  </w:num>
+  <w:num w:numId="2" w16cid:durableId="1530946437">
+    <w:abstractNumId w:val="3"/>
+  </w:num>
+  <w:num w:numId="3" w16cid:durableId="990209878">
+    <w:abstractNumId w:val="1"/>
+  </w:num>
+  <w:num w:numId="4" w16cid:durableId="630598055">
     <w:abstractNumId w:val="2"/>
   </w:num>
-  <w:num w:numId="2" w16cid:durableId="1530946437">
-    <w:abstractNumId w:val="1"/>
-  </w:num>
-  <w:num w:numId="3" w16cid:durableId="990209878">
+  <w:num w:numId="5" w16cid:durableId="788400963">
     <w:abstractNumId w:val="0"/>
   </w:num>
 </w:numbering>
@@ -6478,7 +6727,6 @@
   <w:style w:type="character" w:default="1" w:styleId="Fuentedeprrafopredeter">
     <w:name w:val="Default Paragraph Font"/>
     <w:uiPriority w:val="1"/>
-    <w:semiHidden/>
     <w:unhideWhenUsed/>
   </w:style>
   <w:style w:type="table" w:default="1" w:styleId="Tablanormal">

--- a/docs/Test plantilla demanda.docx
+++ b/docs/Test plantilla demanda.docx
@@ -333,6 +333,15 @@
           <w:lang w:val="es-ES"/>
         </w:rPr>
         <w:t>en el momento procesal oportuno, y asistida por el Letrado D. Reinaldo Velázquez Quintana, como mejor proceda en Derecho comparezco y DIGO:</w:t>
+      </w:r>
+      <w:r>
+        <w:rPr>
+          <w:color w:val="000000" w:themeColor="text1"/>
+          <w:sz w:val="24"/>
+          <w:szCs w:val="24"/>
+          <w:lang w:val="es-ES"/>
+        </w:rPr>
+        <w:t xml:space="preserve"> {{Lugar de nacimiento}}</w:t>
       </w:r>
     </w:p>
     <w:p>
@@ -6727,6 +6736,7 @@
   <w:style w:type="character" w:default="1" w:styleId="Fuentedeprrafopredeter">
     <w:name w:val="Default Paragraph Font"/>
     <w:uiPriority w:val="1"/>
+    <w:semiHidden/>
     <w:unhideWhenUsed/>
   </w:style>
   <w:style w:type="table" w:default="1" w:styleId="Tablanormal">

--- a/docs/Test plantilla demanda.docx
+++ b/docs/Test plantilla demanda.docx
@@ -1,6 +1,6 @@
 
 <file path=word/document.xml><?xml version="1.0" encoding="utf-8"?>
-<w:document xmlns:wpc="http://schemas.microsoft.com/office/word/2010/wordprocessingCanvas" xmlns:cx="http://schemas.microsoft.com/office/drawing/2014/chartex" xmlns:cx1="http://schemas.microsoft.com/office/drawing/2015/9/8/chartex" xmlns:cx2="http://schemas.microsoft.com/office/drawing/2015/10/21/chartex" xmlns:cx3="http://schemas.microsoft.com/office/drawing/2016/5/9/chartex" xmlns:cx4="http://schemas.microsoft.com/office/drawing/2016/5/10/chartex" xmlns:cx5="http://schemas.microsoft.com/office/drawing/2016/5/11/chartex" xmlns:cx6="http://schemas.microsoft.com/office/drawing/2016/5/12/chartex" xmlns:cx7="http://schemas.microsoft.com/office/drawing/2016/5/13/chartex" xmlns:cx8="http://schemas.microsoft.com/office/drawing/2016/5/14/chartex" xmlns:mc="http://schemas.openxmlformats.org/markup-compatibility/2006" xmlns:aink="http://schemas.microsoft.com/office/drawing/2016/ink" xmlns:am3d="http://schemas.microsoft.com/office/drawing/2017/model3d" xmlns:o="urn:schemas-microsoft-com:office:office" xmlns:oel="http://schemas.microsoft.com/office/2019/extlst" xmlns:r="http://schemas.openxmlformats.org/officeDocument/2006/relationships" xmlns:m="http://schemas.openxmlformats.org/officeDocument/2006/math" xmlns:v="urn:schemas-microsoft-com:vml" xmlns:wp14="http://schemas.microsoft.com/office/word/2010/wordprocessingDrawing" xmlns:wp="http://schemas.openxmlformats.org/drawingml/2006/wordprocessingDrawing" xmlns:w10="urn:schemas-microsoft-com:office:word" xmlns:w="http://schemas.openxmlformats.org/wordprocessingml/2006/main" xmlns:w14="http://schemas.microsoft.com/office/word/2010/wordml" xmlns:w15="http://schemas.microsoft.com/office/word/2012/wordml" xmlns:w16cex="http://schemas.microsoft.com/office/word/2018/wordml/cex" xmlns:w16cid="http://schemas.microsoft.com/office/word/2016/wordml/cid" xmlns:w16="http://schemas.microsoft.com/office/word/2018/wordml" xmlns:w16du="http://schemas.microsoft.com/office/word/2023/wordml/word16du" xmlns:w16sdtdh="http://schemas.microsoft.com/office/word/2020/wordml/sdtdatahash" xmlns:w16sdtfl="http://schemas.microsoft.com/office/word/2024/wordml/sdtformatlock" xmlns:w16se="http://schemas.microsoft.com/office/word/2015/wordml/symex" xmlns:wpg="http://schemas.microsoft.com/office/word/2010/wordprocessingGroup" xmlns:wpi="http://schemas.microsoft.com/office/word/2010/wordprocessingInk" xmlns:wne="http://schemas.microsoft.com/office/word/2006/wordml" xmlns:wps="http://schemas.microsoft.com/office/word/2010/wordprocessingShape" mc:Ignorable="w14 w15 w16se w16cid w16 w16cex w16sdtdh w16sdtfl w16du wp14">
+<w:document xmlns:wpc="http://schemas.microsoft.com/office/word/2010/wordprocessingCanvas" xmlns:cx="http://schemas.microsoft.com/office/drawing/2014/chartex" xmlns:cx1="http://schemas.microsoft.com/office/drawing/2015/9/8/chartex" xmlns:cx2="http://schemas.microsoft.com/office/drawing/2015/10/21/chartex" xmlns:cx3="http://schemas.microsoft.com/office/drawing/2016/5/9/chartex" xmlns:cx4="http://schemas.microsoft.com/office/drawing/2016/5/10/chartex" xmlns:cx5="http://schemas.microsoft.com/office/drawing/2016/5/11/chartex" xmlns:cx6="http://schemas.microsoft.com/office/drawing/2016/5/12/chartex" xmlns:cx7="http://schemas.microsoft.com/office/drawing/2016/5/13/chartex" xmlns:cx8="http://schemas.microsoft.com/office/drawing/2016/5/14/chartex" xmlns:mc="http://schemas.openxmlformats.org/markup-compatibility/2006" xmlns:aink="http://schemas.microsoft.com/office/drawing/2016/ink" xmlns:am3d="http://schemas.microsoft.com/office/drawing/2017/model3d" xmlns:o="urn:schemas-microsoft-com:office:office" xmlns:oel="http://schemas.microsoft.com/office/2019/extlst" xmlns:r="http://schemas.openxmlformats.org/officeDocument/2006/relationships" xmlns:m="http://schemas.openxmlformats.org/officeDocument/2006/math" xmlns:v="urn:schemas-microsoft-com:vml" xmlns:wp14="http://schemas.microsoft.com/office/word/2010/wordprocessingDrawing" xmlns:wp="http://schemas.openxmlformats.org/drawingml/2006/wordprocessingDrawing" xmlns:w10="urn:schemas-microsoft-com:office:word" xmlns:w="http://schemas.openxmlformats.org/wordprocessingml/2006/main" xmlns:w14="http://schemas.microsoft.com/office/word/2010/wordml" xmlns:w15="http://schemas.microsoft.com/office/word/2012/wordml" xmlns:w16cei="http://schemas.microsoft.com/office/word/2026/wordml/cei" xmlns:w16cex="http://schemas.microsoft.com/office/word/2018/wordml/cex" xmlns:w16cid="http://schemas.microsoft.com/office/word/2016/wordml/cid" xmlns:w16="http://schemas.microsoft.com/office/word/2018/wordml" xmlns:w16du="http://schemas.microsoft.com/office/word/2023/wordml/word16du" xmlns:w16sdtdh="http://schemas.microsoft.com/office/word/2020/wordml/sdtdatahash" xmlns:w16sdtfl="http://schemas.microsoft.com/office/word/2024/wordml/sdtformatlock" xmlns:w16se="http://schemas.microsoft.com/office/word/2015/wordml/symex" xmlns:wpg="http://schemas.microsoft.com/office/word/2010/wordprocessingGroup" xmlns:wpi="http://schemas.microsoft.com/office/word/2010/wordprocessingInk" xmlns:wne="http://schemas.microsoft.com/office/word/2006/wordml" xmlns:wps="http://schemas.microsoft.com/office/word/2010/wordprocessingShape" mc:Ignorable="w14 w15 w16se w16cid w16 w16cex w16sdtdh w16sdtfl w16du wp14">
   <w:body>
     <w:p>
       <w:pPr>
@@ -341,7 +341,7 @@
           <w:szCs w:val="24"/>
           <w:lang w:val="es-ES"/>
         </w:rPr>
-        <w:t xml:space="preserve"> {{Lugar de nacimiento}}</w:t>
+        <w:t xml:space="preserve"> </w:t>
       </w:r>
     </w:p>
     <w:p>
@@ -2856,6 +2856,7 @@
           <w:color w:val="000000" w:themeColor="text1"/>
           <w:sz w:val="24"/>
           <w:szCs w:val="24"/>
+          <w:highlight w:val="yellow"/>
           <w:u w:val="single"/>
           <w:lang w:val="es-ES"/>
         </w:rPr>
@@ -2875,6 +2876,7 @@
           <w:color w:val="000000" w:themeColor="text1"/>
           <w:sz w:val="24"/>
           <w:szCs w:val="24"/>
+          <w:highlight w:val="yellow"/>
           <w:u w:val="single"/>
           <w:lang w:val="es-ES"/>
         </w:rPr>
@@ -2887,6 +2889,7 @@
           <w:color w:val="000000" w:themeColor="text1"/>
           <w:sz w:val="24"/>
           <w:szCs w:val="24"/>
+          <w:highlight w:val="yellow"/>
           <w:u w:val="single"/>
           <w:lang w:val="es-ES"/>
         </w:rPr>
@@ -2899,6 +2902,7 @@
           <w:color w:val="000000" w:themeColor="text1"/>
           <w:sz w:val="24"/>
           <w:szCs w:val="24"/>
+          <w:highlight w:val="yellow"/>
           <w:u w:val="single"/>
           <w:lang w:val="es-ES"/>
         </w:rPr>
@@ -2911,6 +2915,7 @@
           <w:color w:val="000000" w:themeColor="text1"/>
           <w:sz w:val="24"/>
           <w:szCs w:val="24"/>
+          <w:highlight w:val="yellow"/>
           <w:u w:val="single"/>
           <w:lang w:val="es-ES"/>
         </w:rPr>
@@ -2921,6 +2926,7 @@
           <w:color w:val="000000" w:themeColor="text1"/>
           <w:sz w:val="24"/>
           <w:szCs w:val="24"/>
+          <w:highlight w:val="yellow"/>
           <w:u w:val="single"/>
           <w:lang w:val="es-ES"/>
         </w:rPr>
@@ -2931,15 +2937,17 @@
           <w:color w:val="000000" w:themeColor="text1"/>
           <w:sz w:val="24"/>
           <w:szCs w:val="24"/>
-          <w:lang w:val="es-ES"/>
-        </w:rPr>
-        <w:t xml:space="preserve"> </w:t>
-      </w:r>
-      <w:r>
-        <w:rPr>
-          <w:color w:val="000000" w:themeColor="text1"/>
-          <w:sz w:val="24"/>
-          <w:szCs w:val="24"/>
+          <w:highlight w:val="yellow"/>
+          <w:lang w:val="es-ES"/>
+        </w:rPr>
+        <w:t xml:space="preserve"> </w:t>
+      </w:r>
+      <w:r>
+        <w:rPr>
+          <w:color w:val="000000" w:themeColor="text1"/>
+          <w:sz w:val="24"/>
+          <w:szCs w:val="24"/>
+          <w:highlight w:val="yellow"/>
           <w:u w:val="single"/>
           <w:lang w:val="es-ES"/>
         </w:rPr>
@@ -3991,6 +3999,15 @@
           <w:szCs w:val="24"/>
           <w:lang w:val="es-ES"/>
         </w:rPr>
+        <w:t>n</w:t>
+      </w:r>
+      <w:r>
+        <w:rPr>
+          <w:color w:val="000000" w:themeColor="text1"/>
+          <w:sz w:val="24"/>
+          <w:szCs w:val="24"/>
+          <w:lang w:val="es-ES"/>
+        </w:rPr>
         <w:t xml:space="preserve"> </w:t>
       </w:r>
       <w:r>
@@ -4573,6 +4590,7 @@
           <w:color w:val="000000" w:themeColor="text1"/>
           <w:sz w:val="24"/>
           <w:szCs w:val="24"/>
+          <w:highlight w:val="green"/>
           <w:lang w:val="es-ES"/>
         </w:rPr>
         <w:t>{{</w:t>
@@ -4582,6 +4600,7 @@
           <w:color w:val="000000" w:themeColor="text1"/>
           <w:sz w:val="24"/>
           <w:szCs w:val="24"/>
+          <w:highlight w:val="green"/>
           <w:lang w:val="es-ES"/>
         </w:rPr>
         <w:t>Oferta previa</w:t>
@@ -4591,33 +4610,27 @@
           <w:color w:val="000000" w:themeColor="text1"/>
           <w:sz w:val="24"/>
           <w:szCs w:val="24"/>
-          <w:lang w:val="es-ES"/>
-        </w:rPr>
-        <w:t xml:space="preserve"> </w:t>
-      </w:r>
-      <w:r>
-        <w:rPr>
-          <w:color w:val="000000" w:themeColor="text1"/>
-          <w:sz w:val="24"/>
-          <w:szCs w:val="24"/>
-          <w:lang w:val="es-ES"/>
-        </w:rPr>
-        <w:t>[checkbox]</w:t>
-      </w:r>
-      <w:r>
-        <w:rPr>
-          <w:color w:val="000000" w:themeColor="text1"/>
-          <w:sz w:val="24"/>
-          <w:szCs w:val="24"/>
-          <w:lang w:val="es-ES"/>
-        </w:rPr>
-        <w:t xml:space="preserve"> </w:t>
-      </w:r>
-      <w:r>
-        <w:rPr>
-          <w:color w:val="000000" w:themeColor="text1"/>
-          <w:sz w:val="24"/>
-          <w:szCs w:val="24"/>
+          <w:highlight w:val="green"/>
+          <w:lang w:val="es-ES"/>
+        </w:rPr>
+        <w:t xml:space="preserve"> [checkbox]</w:t>
+      </w:r>
+      <w:r>
+        <w:rPr>
+          <w:color w:val="000000" w:themeColor="text1"/>
+          <w:sz w:val="24"/>
+          <w:szCs w:val="24"/>
+          <w:highlight w:val="green"/>
+          <w:lang w:val="es-ES"/>
+        </w:rPr>
+        <w:t xml:space="preserve"> </w:t>
+      </w:r>
+      <w:r>
+        <w:rPr>
+          <w:color w:val="000000" w:themeColor="text1"/>
+          <w:sz w:val="24"/>
+          <w:szCs w:val="24"/>
+          <w:highlight w:val="green"/>
           <w:lang w:val="es-ES"/>
         </w:rPr>
         <w:t>{</w:t>
@@ -4627,53 +4640,19 @@
           <w:color w:val="000000" w:themeColor="text1"/>
           <w:sz w:val="24"/>
           <w:szCs w:val="24"/>
-          <w:lang w:val="es-ES"/>
-        </w:rPr>
-        <w:t>Habiendo intentado conseguir un acuerdo con la compañía aseguradora, ha</w:t>
-      </w:r>
-      <w:r>
-        <w:rPr>
-          <w:color w:val="000000" w:themeColor="text1"/>
-          <w:sz w:val="24"/>
-          <w:szCs w:val="24"/>
-          <w:lang w:val="es-ES"/>
-        </w:rPr>
-        <w:t xml:space="preserve"> </w:t>
-      </w:r>
-      <w:r>
-        <w:rPr>
-          <w:color w:val="000000" w:themeColor="text1"/>
-          <w:sz w:val="24"/>
-          <w:szCs w:val="24"/>
-          <w:lang w:val="es-ES"/>
-        </w:rPr>
-        <w:t>resultado infructuoso, razón por la que, habiendo interrumpido esta parte la</w:t>
-      </w:r>
-      <w:r>
-        <w:rPr>
-          <w:color w:val="000000" w:themeColor="text1"/>
-          <w:sz w:val="24"/>
-          <w:szCs w:val="24"/>
-          <w:lang w:val="es-ES"/>
-        </w:rPr>
-        <w:t xml:space="preserve"> </w:t>
-      </w:r>
-      <w:r>
-        <w:rPr>
-          <w:color w:val="000000" w:themeColor="text1"/>
-          <w:sz w:val="24"/>
-          <w:szCs w:val="24"/>
-          <w:lang w:val="es-ES"/>
-        </w:rPr>
-        <w:t xml:space="preserve">prescripción de la acción que ahora se ejercita (según acredito mediante </w:t>
-      </w:r>
-      <w:r>
-        <w:rPr>
-          <w:b/>
-          <w:bCs/>
-          <w:color w:val="000000" w:themeColor="text1"/>
-          <w:sz w:val="24"/>
-          <w:szCs w:val="24"/>
+          <w:highlight w:val="green"/>
+          <w:lang w:val="es-ES"/>
+        </w:rPr>
+        <w:t xml:space="preserve">Habiendo intentado conseguir un acuerdo con la compañía aseguradora, ha resultado infructuoso, razón por la que, habiendo interrumpido esta parte la prescripción de la acción que ahora se ejercita (según acredito mediante </w:t>
+      </w:r>
+      <w:r>
+        <w:rPr>
+          <w:b/>
+          <w:bCs/>
+          <w:color w:val="000000" w:themeColor="text1"/>
+          <w:sz w:val="24"/>
+          <w:szCs w:val="24"/>
+          <w:highlight w:val="green"/>
           <w:lang w:val="es-ES"/>
         </w:rPr>
         <w:t>documento nº</w:t>
@@ -4685,17 +4664,19 @@
           <w:color w:val="000000" w:themeColor="text1"/>
           <w:sz w:val="24"/>
           <w:szCs w:val="24"/>
-          <w:lang w:val="es-ES"/>
-        </w:rPr>
-        <w:t xml:space="preserve"> </w:t>
-      </w:r>
-      <w:r>
-        <w:rPr>
-          <w:b/>
-          <w:bCs/>
-          <w:color w:val="000000" w:themeColor="text1"/>
-          <w:sz w:val="24"/>
-          <w:szCs w:val="24"/>
+          <w:highlight w:val="green"/>
+          <w:lang w:val="es-ES"/>
+        </w:rPr>
+        <w:t xml:space="preserve"> </w:t>
+      </w:r>
+      <w:r>
+        <w:rPr>
+          <w:b/>
+          <w:bCs/>
+          <w:color w:val="000000" w:themeColor="text1"/>
+          <w:sz w:val="24"/>
+          <w:szCs w:val="24"/>
+          <w:highlight w:val="green"/>
           <w:lang w:val="es-ES"/>
         </w:rPr>
         <w:t>[</w:t>
@@ -4707,6 +4688,7 @@
           <w:color w:val="000000" w:themeColor="text1"/>
           <w:sz w:val="24"/>
           <w:szCs w:val="24"/>
+          <w:highlight w:val="green"/>
           <w:lang w:val="es-ES"/>
         </w:rPr>
         <w:t>num</w:t>
@@ -4718,15 +4700,17 @@
           <w:color w:val="000000" w:themeColor="text1"/>
           <w:sz w:val="24"/>
           <w:szCs w:val="24"/>
-          <w:lang w:val="es-ES"/>
-        </w:rPr>
-        <w:t xml:space="preserve"> </w:t>
-      </w:r>
-      <w:r>
-        <w:rPr>
-          <w:color w:val="000000" w:themeColor="text1"/>
-          <w:sz w:val="24"/>
-          <w:szCs w:val="24"/>
+          <w:highlight w:val="green"/>
+          <w:lang w:val="es-ES"/>
+        </w:rPr>
+        <w:t xml:space="preserve"> </w:t>
+      </w:r>
+      <w:r>
+        <w:rPr>
+          <w:color w:val="000000" w:themeColor="text1"/>
+          <w:sz w:val="24"/>
+          <w:szCs w:val="24"/>
+          <w:highlight w:val="green"/>
           <w:lang w:val="es-ES"/>
         </w:rPr>
         <w:t>{Burofax de interrupción de prescripción.}</w:t>
@@ -4738,6 +4722,7 @@
           <w:color w:val="000000" w:themeColor="text1"/>
           <w:sz w:val="24"/>
           <w:szCs w:val="24"/>
+          <w:highlight w:val="green"/>
           <w:lang w:val="es-ES"/>
         </w:rPr>
         <w:t>]</w:t>
@@ -4749,6 +4734,7 @@
           <w:color w:val="000000" w:themeColor="text1"/>
           <w:sz w:val="24"/>
           <w:szCs w:val="24"/>
+          <w:highlight w:val="green"/>
           <w:lang w:val="es-ES"/>
         </w:rPr>
         <w:t xml:space="preserve">) </w:t>
@@ -4758,6 +4744,7 @@
           <w:color w:val="000000" w:themeColor="text1"/>
           <w:sz w:val="24"/>
           <w:szCs w:val="24"/>
+          <w:highlight w:val="green"/>
           <w:lang w:val="es-ES"/>
         </w:rPr>
         <w:t>se interpone la presente demanda.</w:t>
@@ -4767,6 +4754,7 @@
           <w:color w:val="000000" w:themeColor="text1"/>
           <w:sz w:val="24"/>
           <w:szCs w:val="24"/>
+          <w:highlight w:val="green"/>
           <w:lang w:val="es-ES"/>
         </w:rPr>
         <w:t>}}}</w:t>
@@ -4816,107 +4804,6118 @@
           <w:szCs w:val="24"/>
           <w:lang w:val="es-ES"/>
         </w:rPr>
-        <w:t>{{Con contractura [checkbox</w:t>
-      </w:r>
-      <w:r>
-        <w:rPr>
-          <w:color w:val="000000" w:themeColor="text1"/>
-          <w:sz w:val="24"/>
-          <w:szCs w:val="24"/>
-          <w:lang w:val="es-ES"/>
-        </w:rPr>
-        <w:t>] {</w:t>
-      </w:r>
-      <w:r>
-        <w:rPr>
-          <w:color w:val="000000" w:themeColor="text1"/>
-          <w:sz w:val="24"/>
-          <w:szCs w:val="24"/>
-          <w:lang w:val="es-ES"/>
-        </w:rPr>
-        <w:t>Por todo lo expuesto no puede considerarse que exista falta de nexo causal, ya</w:t>
-      </w:r>
-      <w:r>
-        <w:rPr>
-          <w:color w:val="000000" w:themeColor="text1"/>
-          <w:sz w:val="24"/>
-          <w:szCs w:val="24"/>
-          <w:lang w:val="es-ES"/>
-        </w:rPr>
-        <w:t xml:space="preserve"> </w:t>
-      </w:r>
-      <w:r>
-        <w:rPr>
-          <w:color w:val="000000" w:themeColor="text1"/>
-          <w:sz w:val="24"/>
-          <w:szCs w:val="24"/>
-          <w:lang w:val="es-ES"/>
-        </w:rPr>
-        <w:t>que el informe biomecánico es una prueba insuficiente para acreditarlo y,</w:t>
-      </w:r>
-      <w:r>
-        <w:rPr>
-          <w:color w:val="000000" w:themeColor="text1"/>
-          <w:sz w:val="24"/>
-          <w:szCs w:val="24"/>
-          <w:lang w:val="es-ES"/>
-        </w:rPr>
-        <w:t xml:space="preserve"> </w:t>
-      </w:r>
-      <w:r>
-        <w:rPr>
-          <w:color w:val="000000" w:themeColor="text1"/>
-          <w:sz w:val="24"/>
-          <w:szCs w:val="24"/>
-          <w:lang w:val="es-ES"/>
-        </w:rPr>
-        <w:t>consecuentemente, siendo que, además, la demandada se basa en un informe médico</w:t>
-      </w:r>
-      <w:r>
-        <w:rPr>
-          <w:color w:val="000000" w:themeColor="text1"/>
-          <w:sz w:val="24"/>
-          <w:szCs w:val="24"/>
-          <w:lang w:val="es-ES"/>
-        </w:rPr>
-        <w:t xml:space="preserve"> </w:t>
-      </w:r>
-      <w:r>
-        <w:rPr>
-          <w:color w:val="000000" w:themeColor="text1"/>
-          <w:sz w:val="24"/>
-          <w:szCs w:val="24"/>
-          <w:lang w:val="es-ES"/>
-        </w:rPr>
-        <w:t>pericial para negar igualmente nexo causal y éste se fundamenta principalmente en el</w:t>
-      </w:r>
-      <w:r>
-        <w:rPr>
-          <w:color w:val="000000" w:themeColor="text1"/>
-          <w:sz w:val="24"/>
-          <w:szCs w:val="24"/>
-          <w:lang w:val="es-ES"/>
-        </w:rPr>
-        <w:t xml:space="preserve"> </w:t>
-      </w:r>
-      <w:r>
-        <w:rPr>
-          <w:color w:val="000000" w:themeColor="text1"/>
-          <w:sz w:val="24"/>
-          <w:szCs w:val="24"/>
-          <w:lang w:val="es-ES"/>
-        </w:rPr>
-        <w:t>propio informe biomecánico antedicho, tampoco ha de considerarse éste válido.</w:t>
-      </w:r>
-      <w:r>
-        <w:rPr>
-          <w:color w:val="000000" w:themeColor="text1"/>
-          <w:sz w:val="24"/>
-          <w:szCs w:val="24"/>
-          <w:lang w:val="es-ES"/>
-        </w:rPr>
-        <w:t>}}}</w:t>
-      </w:r>
+        <w:t>Todo ello se manifiesta a los efectos del artículo 7 LRCSCVM.</w:t>
+      </w:r>
+    </w:p>
+    <w:p>
+      <w:pPr>
+        <w:pBdr>
+          <w:top w:val="nil"/>
+          <w:left w:val="nil"/>
+          <w:bottom w:val="nil"/>
+          <w:right w:val="nil"/>
+          <w:between w:val="nil"/>
+        </w:pBdr>
+        <w:ind w:left="2" w:right="136" w:firstLine="707"/>
+        <w:jc w:val="both"/>
+        <w:rPr>
+          <w:color w:val="000000" w:themeColor="text1"/>
+          <w:sz w:val="24"/>
+          <w:szCs w:val="24"/>
+          <w:lang w:val="es-ES"/>
+        </w:rPr>
+      </w:pPr>
+    </w:p>
+    <w:p>
+      <w:pPr>
+        <w:pBdr>
+          <w:top w:val="nil"/>
+          <w:left w:val="nil"/>
+          <w:bottom w:val="nil"/>
+          <w:right w:val="nil"/>
+          <w:between w:val="nil"/>
+        </w:pBdr>
+        <w:ind w:left="2" w:right="136" w:firstLine="707"/>
+        <w:jc w:val="both"/>
+        <w:rPr>
+          <w:color w:val="000000" w:themeColor="text1"/>
+          <w:sz w:val="24"/>
+          <w:szCs w:val="24"/>
+          <w:lang w:val="es-ES"/>
+        </w:rPr>
+      </w:pPr>
+      <w:r>
+        <w:rPr>
+          <w:b/>
+          <w:bCs/>
+          <w:color w:val="000000" w:themeColor="text1"/>
+          <w:sz w:val="24"/>
+          <w:szCs w:val="24"/>
+          <w:lang w:val="es-ES"/>
+        </w:rPr>
+        <w:t>QUINTO</w:t>
+      </w:r>
+      <w:r>
+        <w:rPr>
+          <w:color w:val="000000" w:themeColor="text1"/>
+          <w:sz w:val="24"/>
+          <w:szCs w:val="24"/>
+          <w:lang w:val="es-ES"/>
+        </w:rPr>
+        <w:t>.- Así, siendo que la demandada se basa en un informe biomecánico</w:t>
+      </w:r>
+      <w:r>
+        <w:rPr>
+          <w:color w:val="000000" w:themeColor="text1"/>
+          <w:sz w:val="24"/>
+          <w:szCs w:val="24"/>
+          <w:lang w:val="es-ES"/>
+        </w:rPr>
+        <w:t xml:space="preserve"> </w:t>
+      </w:r>
+      <w:r>
+        <w:rPr>
+          <w:color w:val="000000" w:themeColor="text1"/>
+          <w:sz w:val="24"/>
+          <w:szCs w:val="24"/>
+          <w:lang w:val="es-ES"/>
+        </w:rPr>
+        <w:t>para no hacer oferta, destacar que el mismo está realizado por un perito de</w:t>
+      </w:r>
+      <w:r>
+        <w:rPr>
+          <w:color w:val="000000" w:themeColor="text1"/>
+          <w:sz w:val="24"/>
+          <w:szCs w:val="24"/>
+          <w:lang w:val="es-ES"/>
+        </w:rPr>
+        <w:t xml:space="preserve"> </w:t>
+      </w:r>
+      <w:r>
+        <w:rPr>
+          <w:color w:val="000000" w:themeColor="text1"/>
+          <w:sz w:val="24"/>
+          <w:szCs w:val="24"/>
+          <w:lang w:val="es-ES"/>
+        </w:rPr>
+        <w:t>automóviles, no por un médico, por lo que su autor no tiene titulación ni</w:t>
+      </w:r>
+      <w:r>
+        <w:rPr>
+          <w:color w:val="000000" w:themeColor="text1"/>
+          <w:sz w:val="24"/>
+          <w:szCs w:val="24"/>
+          <w:lang w:val="es-ES"/>
+        </w:rPr>
+        <w:t xml:space="preserve"> </w:t>
+      </w:r>
+      <w:r>
+        <w:rPr>
+          <w:color w:val="000000" w:themeColor="text1"/>
+          <w:sz w:val="24"/>
+          <w:szCs w:val="24"/>
+          <w:lang w:val="es-ES"/>
+        </w:rPr>
+        <w:t>conocimientos para determinar qué tipo de colisiones pueden o no causar lesiones a</w:t>
+      </w:r>
+      <w:r>
+        <w:rPr>
+          <w:color w:val="000000" w:themeColor="text1"/>
+          <w:sz w:val="24"/>
+          <w:szCs w:val="24"/>
+          <w:lang w:val="es-ES"/>
+        </w:rPr>
+        <w:t xml:space="preserve"> </w:t>
+      </w:r>
+      <w:r>
+        <w:rPr>
+          <w:color w:val="000000" w:themeColor="text1"/>
+          <w:sz w:val="24"/>
+          <w:szCs w:val="24"/>
+          <w:lang w:val="es-ES"/>
+        </w:rPr>
+        <w:t>sus ocupantes, por lo que, consecuentemente, no puede tenerse en cuentas las</w:t>
+      </w:r>
+      <w:r>
+        <w:rPr>
+          <w:color w:val="000000" w:themeColor="text1"/>
+          <w:sz w:val="24"/>
+          <w:szCs w:val="24"/>
+          <w:lang w:val="es-ES"/>
+        </w:rPr>
+        <w:t xml:space="preserve"> </w:t>
+      </w:r>
+      <w:r>
+        <w:rPr>
+          <w:color w:val="000000" w:themeColor="text1"/>
+          <w:sz w:val="24"/>
+          <w:szCs w:val="24"/>
+          <w:lang w:val="es-ES"/>
+        </w:rPr>
+        <w:t>conclusiones de dicho informe.</w:t>
+      </w:r>
+    </w:p>
+    <w:p>
+      <w:pPr>
+        <w:pBdr>
+          <w:top w:val="nil"/>
+          <w:left w:val="nil"/>
+          <w:bottom w:val="nil"/>
+          <w:right w:val="nil"/>
+          <w:between w:val="nil"/>
+        </w:pBdr>
+        <w:ind w:left="2" w:right="136" w:firstLine="707"/>
+        <w:jc w:val="both"/>
+        <w:rPr>
+          <w:color w:val="000000" w:themeColor="text1"/>
+          <w:sz w:val="24"/>
+          <w:szCs w:val="24"/>
+          <w:lang w:val="es-ES"/>
+        </w:rPr>
+      </w:pPr>
+    </w:p>
+    <w:p>
+      <w:pPr>
+        <w:pBdr>
+          <w:top w:val="nil"/>
+          <w:left w:val="nil"/>
+          <w:bottom w:val="nil"/>
+          <w:right w:val="nil"/>
+          <w:between w:val="nil"/>
+        </w:pBdr>
+        <w:ind w:left="2" w:right="136" w:firstLine="707"/>
+        <w:jc w:val="both"/>
+        <w:rPr>
+          <w:color w:val="000000" w:themeColor="text1"/>
+          <w:sz w:val="24"/>
+          <w:szCs w:val="24"/>
+          <w:lang w:val="es-ES"/>
+        </w:rPr>
+      </w:pPr>
+      <w:r>
+        <w:rPr>
+          <w:color w:val="000000" w:themeColor="text1"/>
+          <w:sz w:val="24"/>
+          <w:szCs w:val="24"/>
+          <w:lang w:val="es-ES"/>
+        </w:rPr>
+        <w:t>Además, dicho informe adolece de defectos, debiendo tenerse en cuenta las</w:t>
+      </w:r>
+      <w:r>
+        <w:rPr>
+          <w:color w:val="000000" w:themeColor="text1"/>
+          <w:sz w:val="24"/>
+          <w:szCs w:val="24"/>
+          <w:lang w:val="es-ES"/>
+        </w:rPr>
+        <w:t xml:space="preserve"> </w:t>
+      </w:r>
+      <w:r>
+        <w:rPr>
+          <w:color w:val="000000" w:themeColor="text1"/>
+          <w:sz w:val="24"/>
+          <w:szCs w:val="24"/>
+          <w:lang w:val="es-ES"/>
+        </w:rPr>
+        <w:t>sentencias de la Audiencia Provincial de Murcia de 12 de febrero (SAP MU 380/2013) y</w:t>
+      </w:r>
+      <w:r>
+        <w:rPr>
+          <w:color w:val="000000" w:themeColor="text1"/>
+          <w:sz w:val="24"/>
+          <w:szCs w:val="24"/>
+          <w:lang w:val="es-ES"/>
+        </w:rPr>
+        <w:t xml:space="preserve"> </w:t>
+      </w:r>
+      <w:r>
+        <w:rPr>
+          <w:color w:val="000000" w:themeColor="text1"/>
+          <w:sz w:val="24"/>
+          <w:szCs w:val="24"/>
+          <w:lang w:val="es-ES"/>
+        </w:rPr>
+        <w:t>de 2 de julio de 2013 y que establecen que: “</w:t>
+      </w:r>
+      <w:r>
+        <w:rPr>
+          <w:i/>
+          <w:iCs/>
+          <w:color w:val="000000" w:themeColor="text1"/>
+          <w:sz w:val="24"/>
+          <w:szCs w:val="24"/>
+          <w:lang w:val="es-ES"/>
+        </w:rPr>
+        <w:t>el informe biomecánico, valorado desde las reglas de la sana crítica no puede ser aceptado como eficaz a la hora de determinar el nexo de causalidad con las lesiones de las apeladas, pues sólo puede ser calificado como parcial e incompleto al no contener dato ni valorar circunstancia alguna de carácter personal de las lesionadas</w:t>
+      </w:r>
+      <w:r>
+        <w:rPr>
+          <w:color w:val="000000" w:themeColor="text1"/>
+          <w:sz w:val="24"/>
+          <w:szCs w:val="24"/>
+          <w:lang w:val="es-ES"/>
+        </w:rPr>
+        <w:t>” (FJ 4 SAP Murcia de 2 de julio de 2013).</w:t>
+      </w:r>
+    </w:p>
+    <w:p>
+      <w:pPr>
+        <w:pBdr>
+          <w:top w:val="nil"/>
+          <w:left w:val="nil"/>
+          <w:bottom w:val="nil"/>
+          <w:right w:val="nil"/>
+          <w:between w:val="nil"/>
+        </w:pBdr>
+        <w:ind w:left="2" w:right="136" w:firstLine="707"/>
+        <w:jc w:val="both"/>
+        <w:rPr>
+          <w:color w:val="000000" w:themeColor="text1"/>
+          <w:sz w:val="24"/>
+          <w:szCs w:val="24"/>
+          <w:lang w:val="es-ES"/>
+        </w:rPr>
+      </w:pPr>
+    </w:p>
+    <w:p>
+      <w:pPr>
+        <w:pBdr>
+          <w:top w:val="nil"/>
+          <w:left w:val="nil"/>
+          <w:bottom w:val="nil"/>
+          <w:right w:val="nil"/>
+          <w:between w:val="nil"/>
+        </w:pBdr>
+        <w:ind w:left="2" w:right="136" w:firstLine="707"/>
+        <w:jc w:val="both"/>
+        <w:rPr>
+          <w:color w:val="000000" w:themeColor="text1"/>
+          <w:sz w:val="24"/>
+          <w:szCs w:val="24"/>
+          <w:lang w:val="es-ES"/>
+        </w:rPr>
+      </w:pPr>
+      <w:r>
+        <w:rPr>
+          <w:color w:val="000000" w:themeColor="text1"/>
+          <w:sz w:val="24"/>
+          <w:szCs w:val="24"/>
+          <w:lang w:val="es-ES"/>
+        </w:rPr>
+        <w:t>También el informe es incompleto por no analizar adecuadamente los</w:t>
+      </w:r>
+      <w:r>
+        <w:rPr>
+          <w:color w:val="000000" w:themeColor="text1"/>
+          <w:sz w:val="24"/>
+          <w:szCs w:val="24"/>
+          <w:lang w:val="es-ES"/>
+        </w:rPr>
+        <w:t xml:space="preserve"> </w:t>
+      </w:r>
+      <w:r>
+        <w:rPr>
+          <w:color w:val="000000" w:themeColor="text1"/>
+          <w:sz w:val="24"/>
+          <w:szCs w:val="24"/>
+          <w:lang w:val="es-ES"/>
+        </w:rPr>
+        <w:t>vehículos, siendo la propia Audiencia Provincial de Murcia la nos dice otros parámetros</w:t>
+      </w:r>
+      <w:r>
+        <w:rPr>
+          <w:color w:val="000000" w:themeColor="text1"/>
+          <w:sz w:val="24"/>
+          <w:szCs w:val="24"/>
+          <w:lang w:val="es-ES"/>
+        </w:rPr>
+        <w:t xml:space="preserve"> </w:t>
+      </w:r>
+      <w:r>
+        <w:rPr>
+          <w:color w:val="000000" w:themeColor="text1"/>
+          <w:sz w:val="24"/>
+          <w:szCs w:val="24"/>
+          <w:lang w:val="es-ES"/>
+        </w:rPr>
+        <w:t>a tener en cuenta según el Instituto de Investigación Centro Zaragoza:</w:t>
+      </w:r>
+    </w:p>
+    <w:p>
+      <w:pPr>
+        <w:pBdr>
+          <w:top w:val="nil"/>
+          <w:left w:val="nil"/>
+          <w:bottom w:val="nil"/>
+          <w:right w:val="nil"/>
+          <w:between w:val="nil"/>
+        </w:pBdr>
+        <w:ind w:left="2" w:right="136" w:firstLine="707"/>
+        <w:jc w:val="both"/>
+        <w:rPr>
+          <w:color w:val="000000" w:themeColor="text1"/>
+          <w:sz w:val="24"/>
+          <w:szCs w:val="24"/>
+          <w:lang w:val="es-ES"/>
+        </w:rPr>
+      </w:pPr>
+    </w:p>
+    <w:p>
+      <w:pPr>
+        <w:pBdr>
+          <w:top w:val="nil"/>
+          <w:left w:val="nil"/>
+          <w:bottom w:val="nil"/>
+          <w:right w:val="nil"/>
+          <w:between w:val="nil"/>
+        </w:pBdr>
+        <w:ind w:left="2" w:right="136" w:firstLine="707"/>
+        <w:jc w:val="both"/>
+        <w:rPr>
+          <w:i/>
+          <w:iCs/>
+          <w:color w:val="000000" w:themeColor="text1"/>
+          <w:sz w:val="24"/>
+          <w:szCs w:val="24"/>
+          <w:lang w:val="es-ES"/>
+        </w:rPr>
+      </w:pPr>
+      <w:r>
+        <w:rPr>
+          <w:i/>
+          <w:iCs/>
+          <w:color w:val="000000" w:themeColor="text1"/>
+          <w:sz w:val="24"/>
+          <w:szCs w:val="24"/>
+          <w:lang w:val="es-ES"/>
+        </w:rPr>
+        <w:t>“lo parámetros necesarios para una adecuada valoración exigen tomar en consideración la masa de los vehículos, el tipo de asiento y reposacabezas de los turismos implicados, en especial el que resultó alcanzado y donde resultaron lesionadas las apeladas, la posición de los ocupantes en el interior del vehículo o las deformaciones que presentan los vehículos accidentados” (FJ 3 SAP Murcia de 2 de julio de 2013).</w:t>
+      </w:r>
+    </w:p>
+    <w:p>
+      <w:pPr>
+        <w:pBdr>
+          <w:top w:val="nil"/>
+          <w:left w:val="nil"/>
+          <w:bottom w:val="nil"/>
+          <w:right w:val="nil"/>
+          <w:between w:val="nil"/>
+        </w:pBdr>
+        <w:ind w:left="2" w:right="136" w:firstLine="707"/>
+        <w:jc w:val="both"/>
+        <w:rPr>
+          <w:i/>
+          <w:iCs/>
+          <w:color w:val="000000" w:themeColor="text1"/>
+          <w:sz w:val="24"/>
+          <w:szCs w:val="24"/>
+          <w:lang w:val="es-ES"/>
+        </w:rPr>
+      </w:pPr>
+    </w:p>
+    <w:p>
+      <w:pPr>
+        <w:pBdr>
+          <w:top w:val="nil"/>
+          <w:left w:val="nil"/>
+          <w:bottom w:val="nil"/>
+          <w:right w:val="nil"/>
+          <w:between w:val="nil"/>
+        </w:pBdr>
+        <w:ind w:left="2" w:right="136" w:firstLine="707"/>
+        <w:jc w:val="both"/>
+        <w:rPr>
+          <w:color w:val="000000" w:themeColor="text1"/>
+          <w:sz w:val="24"/>
+          <w:szCs w:val="24"/>
+          <w:lang w:val="es-ES"/>
+        </w:rPr>
+      </w:pPr>
+      <w:r>
+        <w:rPr>
+          <w:color w:val="000000" w:themeColor="text1"/>
+          <w:sz w:val="24"/>
+          <w:szCs w:val="24"/>
+          <w:lang w:val="es-ES"/>
+        </w:rPr>
+        <w:t>Por todo ello, no puede ser tenido en cuenta el informe pericial aportado por la</w:t>
+      </w:r>
+      <w:r>
+        <w:rPr>
+          <w:color w:val="000000" w:themeColor="text1"/>
+          <w:sz w:val="24"/>
+          <w:szCs w:val="24"/>
+          <w:lang w:val="es-ES"/>
+        </w:rPr>
+        <w:t xml:space="preserve"> </w:t>
+      </w:r>
+      <w:r>
+        <w:rPr>
+          <w:color w:val="000000" w:themeColor="text1"/>
+          <w:sz w:val="24"/>
+          <w:szCs w:val="24"/>
+          <w:lang w:val="es-ES"/>
+        </w:rPr>
+        <w:t>ejecutada.</w:t>
+      </w:r>
+      <w:r>
+        <w:rPr>
+          <w:color w:val="000000" w:themeColor="text1"/>
+          <w:sz w:val="24"/>
+          <w:szCs w:val="24"/>
+          <w:lang w:val="es-ES"/>
+        </w:rPr>
+        <w:t xml:space="preserve"> </w:t>
+      </w:r>
+    </w:p>
+    <w:p>
+      <w:pPr>
+        <w:pBdr>
+          <w:top w:val="nil"/>
+          <w:left w:val="nil"/>
+          <w:bottom w:val="nil"/>
+          <w:right w:val="nil"/>
+          <w:between w:val="nil"/>
+        </w:pBdr>
+        <w:ind w:left="2" w:right="136" w:firstLine="707"/>
+        <w:jc w:val="both"/>
+        <w:rPr>
+          <w:color w:val="000000" w:themeColor="text1"/>
+          <w:sz w:val="24"/>
+          <w:szCs w:val="24"/>
+          <w:lang w:val="es-ES"/>
+        </w:rPr>
+      </w:pPr>
+    </w:p>
+    <w:p>
+      <w:pPr>
+        <w:pBdr>
+          <w:top w:val="nil"/>
+          <w:left w:val="nil"/>
+          <w:bottom w:val="nil"/>
+          <w:right w:val="nil"/>
+          <w:between w:val="nil"/>
+        </w:pBdr>
+        <w:ind w:left="2" w:right="136" w:firstLine="707"/>
+        <w:jc w:val="both"/>
+        <w:rPr>
+          <w:color w:val="000000" w:themeColor="text1"/>
+          <w:sz w:val="24"/>
+          <w:szCs w:val="24"/>
+          <w:lang w:val="es-ES"/>
+        </w:rPr>
+      </w:pPr>
+      <w:r>
+        <w:rPr>
+          <w:color w:val="000000" w:themeColor="text1"/>
+          <w:sz w:val="24"/>
+          <w:szCs w:val="24"/>
+          <w:lang w:val="es-ES"/>
+        </w:rPr>
+        <w:t>Y es que a este respecto, se ha de tener presente que en el campo de la</w:t>
+      </w:r>
+      <w:r>
+        <w:rPr>
+          <w:color w:val="000000" w:themeColor="text1"/>
+          <w:sz w:val="24"/>
+          <w:szCs w:val="24"/>
+          <w:lang w:val="es-ES"/>
+        </w:rPr>
+        <w:t xml:space="preserve"> </w:t>
+      </w:r>
+      <w:r>
+        <w:rPr>
+          <w:color w:val="000000" w:themeColor="text1"/>
+          <w:sz w:val="24"/>
+          <w:szCs w:val="24"/>
+          <w:lang w:val="es-ES"/>
+        </w:rPr>
+        <w:t>accidentología clínica, se entiende por colisión a baja velocidad la que sucede con una</w:t>
+      </w:r>
+      <w:r>
+        <w:rPr>
+          <w:color w:val="000000" w:themeColor="text1"/>
+          <w:sz w:val="24"/>
+          <w:szCs w:val="24"/>
+          <w:lang w:val="es-ES"/>
+        </w:rPr>
+        <w:t xml:space="preserve"> </w:t>
+      </w:r>
+      <w:r>
+        <w:rPr>
+          <w:color w:val="000000" w:themeColor="text1"/>
+          <w:sz w:val="24"/>
+          <w:szCs w:val="24"/>
+          <w:lang w:val="es-ES"/>
+        </w:rPr>
+        <w:t xml:space="preserve">velocidad igual o inferior a 16 km./h (10 millas/h.), debiendo recordarse que en </w:t>
+      </w:r>
+      <w:r>
+        <w:rPr>
+          <w:color w:val="000000" w:themeColor="text1"/>
+          <w:sz w:val="24"/>
+          <w:szCs w:val="24"/>
+          <w:lang w:val="es-ES"/>
+        </w:rPr>
+        <w:t>l</w:t>
+      </w:r>
+      <w:r>
+        <w:rPr>
+          <w:color w:val="000000" w:themeColor="text1"/>
+          <w:sz w:val="24"/>
+          <w:szCs w:val="24"/>
+          <w:lang w:val="es-ES"/>
+        </w:rPr>
+        <w:t>a</w:t>
+      </w:r>
+      <w:r>
+        <w:rPr>
+          <w:color w:val="000000" w:themeColor="text1"/>
+          <w:sz w:val="24"/>
+          <w:szCs w:val="24"/>
+          <w:lang w:val="es-ES"/>
+        </w:rPr>
+        <w:t xml:space="preserve"> </w:t>
+      </w:r>
+      <w:r>
+        <w:rPr>
+          <w:color w:val="000000" w:themeColor="text1"/>
+          <w:sz w:val="24"/>
+          <w:szCs w:val="24"/>
+          <w:lang w:val="es-ES"/>
+        </w:rPr>
+        <w:t>perspectiva médica y accidentológica está comprobado científicamente su potencial</w:t>
+      </w:r>
+      <w:r>
+        <w:rPr>
+          <w:color w:val="000000" w:themeColor="text1"/>
+          <w:sz w:val="24"/>
+          <w:szCs w:val="24"/>
+          <w:lang w:val="es-ES"/>
+        </w:rPr>
+        <w:t xml:space="preserve"> </w:t>
+      </w:r>
+      <w:r>
+        <w:rPr>
+          <w:color w:val="000000" w:themeColor="text1"/>
+          <w:sz w:val="24"/>
+          <w:szCs w:val="24"/>
+          <w:lang w:val="es-ES"/>
+        </w:rPr>
+        <w:t>lesivo, y así, verbigracia, en una monografía de René Caillet, dedicada al dolor cervical,</w:t>
+      </w:r>
+      <w:r>
+        <w:rPr>
+          <w:color w:val="000000" w:themeColor="text1"/>
+          <w:sz w:val="24"/>
+          <w:szCs w:val="24"/>
+          <w:lang w:val="es-ES"/>
+        </w:rPr>
+        <w:t xml:space="preserve"> </w:t>
+      </w:r>
+      <w:r>
+        <w:rPr>
+          <w:color w:val="000000" w:themeColor="text1"/>
+          <w:sz w:val="24"/>
+          <w:szCs w:val="24"/>
+          <w:lang w:val="es-ES"/>
+        </w:rPr>
+        <w:t>y que correspondía a una edición española (Barcelona, 1988), ya se hacía comprender</w:t>
+      </w:r>
+      <w:r>
+        <w:rPr>
+          <w:color w:val="000000" w:themeColor="text1"/>
+          <w:sz w:val="24"/>
+          <w:szCs w:val="24"/>
+          <w:lang w:val="es-ES"/>
+        </w:rPr>
+        <w:t xml:space="preserve"> </w:t>
+      </w:r>
+      <w:r>
+        <w:rPr>
+          <w:color w:val="000000" w:themeColor="text1"/>
+          <w:sz w:val="24"/>
+          <w:szCs w:val="24"/>
+          <w:lang w:val="es-ES"/>
+        </w:rPr>
+        <w:t>que accidentes aparentemente inofensivos pueden tener consecuencias nada</w:t>
+      </w:r>
+      <w:r>
+        <w:rPr>
+          <w:color w:val="000000" w:themeColor="text1"/>
+          <w:sz w:val="24"/>
+          <w:szCs w:val="24"/>
+          <w:lang w:val="es-ES"/>
+        </w:rPr>
+        <w:t xml:space="preserve"> </w:t>
+      </w:r>
+      <w:r>
+        <w:rPr>
+          <w:color w:val="000000" w:themeColor="text1"/>
+          <w:sz w:val="24"/>
+          <w:szCs w:val="24"/>
+          <w:lang w:val="es-ES"/>
+        </w:rPr>
+        <w:t>desdeñables para los ocupantes de automóviles.</w:t>
+      </w:r>
+    </w:p>
+    <w:p>
+      <w:pPr>
+        <w:pBdr>
+          <w:top w:val="nil"/>
+          <w:left w:val="nil"/>
+          <w:bottom w:val="nil"/>
+          <w:right w:val="nil"/>
+          <w:between w:val="nil"/>
+        </w:pBdr>
+        <w:ind w:left="2" w:right="136" w:firstLine="707"/>
+        <w:jc w:val="both"/>
+        <w:rPr>
+          <w:color w:val="000000" w:themeColor="text1"/>
+          <w:sz w:val="24"/>
+          <w:szCs w:val="24"/>
+          <w:lang w:val="es-ES"/>
+        </w:rPr>
+      </w:pPr>
+    </w:p>
+    <w:p>
+      <w:pPr>
+        <w:pBdr>
+          <w:top w:val="nil"/>
+          <w:left w:val="nil"/>
+          <w:bottom w:val="nil"/>
+          <w:right w:val="nil"/>
+          <w:between w:val="nil"/>
+        </w:pBdr>
+        <w:ind w:left="2" w:right="136" w:firstLine="707"/>
+        <w:jc w:val="both"/>
+        <w:rPr>
+          <w:color w:val="000000" w:themeColor="text1"/>
+          <w:sz w:val="24"/>
+          <w:szCs w:val="24"/>
+          <w:lang w:val="es-ES"/>
+        </w:rPr>
+      </w:pPr>
+      <w:r>
+        <w:rPr>
+          <w:color w:val="000000" w:themeColor="text1"/>
+          <w:sz w:val="24"/>
+          <w:szCs w:val="24"/>
+          <w:lang w:val="es-ES"/>
+        </w:rPr>
+        <w:t>En efecto, los umbrales de lesión se expresan en función de un parámetro que</w:t>
+      </w:r>
+      <w:r>
+        <w:rPr>
+          <w:color w:val="000000" w:themeColor="text1"/>
+          <w:sz w:val="24"/>
+          <w:szCs w:val="24"/>
+          <w:lang w:val="es-ES"/>
+        </w:rPr>
+        <w:t xml:space="preserve"> </w:t>
+      </w:r>
+      <w:r>
+        <w:rPr>
+          <w:color w:val="000000" w:themeColor="text1"/>
+          <w:sz w:val="24"/>
+          <w:szCs w:val="24"/>
+          <w:lang w:val="es-ES"/>
+        </w:rPr>
+        <w:t>se llama DELTA-V, o cambio de velocidad. Se entiende por DELTA V el cambio de</w:t>
+      </w:r>
+      <w:r>
+        <w:rPr>
+          <w:color w:val="000000" w:themeColor="text1"/>
+          <w:sz w:val="24"/>
+          <w:szCs w:val="24"/>
+          <w:lang w:val="es-ES"/>
+        </w:rPr>
+        <w:t xml:space="preserve"> </w:t>
+      </w:r>
+      <w:r>
+        <w:rPr>
+          <w:color w:val="000000" w:themeColor="text1"/>
+          <w:sz w:val="24"/>
+          <w:szCs w:val="24"/>
+          <w:lang w:val="es-ES"/>
+        </w:rPr>
+        <w:t>velocidad que puede experimentar un vehículo/s con ocasión del impacto sufrido,</w:t>
+      </w:r>
+      <w:r>
+        <w:rPr>
+          <w:color w:val="000000" w:themeColor="text1"/>
+          <w:sz w:val="24"/>
+          <w:szCs w:val="24"/>
+          <w:lang w:val="es-ES"/>
+        </w:rPr>
+        <w:t xml:space="preserve"> </w:t>
+      </w:r>
+      <w:r>
+        <w:rPr>
+          <w:color w:val="000000" w:themeColor="text1"/>
+          <w:sz w:val="24"/>
+          <w:szCs w:val="24"/>
+          <w:lang w:val="es-ES"/>
+        </w:rPr>
+        <w:t>siendo así que el umbral de las lesiones relacionando el cambio de velocidad varía en</w:t>
+      </w:r>
+      <w:r>
+        <w:rPr>
+          <w:color w:val="000000" w:themeColor="text1"/>
+          <w:sz w:val="24"/>
+          <w:szCs w:val="24"/>
+          <w:lang w:val="es-ES"/>
+        </w:rPr>
+        <w:t xml:space="preserve"> </w:t>
+      </w:r>
+      <w:r>
+        <w:rPr>
+          <w:color w:val="000000" w:themeColor="text1"/>
+          <w:sz w:val="24"/>
+          <w:szCs w:val="24"/>
+          <w:lang w:val="es-ES"/>
+        </w:rPr>
+        <w:t>general según que el tipo de impacto sea posterior, lateral o frontal, estableciéndose</w:t>
+      </w:r>
+      <w:r>
+        <w:rPr>
+          <w:color w:val="000000" w:themeColor="text1"/>
+          <w:sz w:val="24"/>
+          <w:szCs w:val="24"/>
+          <w:lang w:val="es-ES"/>
+        </w:rPr>
+        <w:t xml:space="preserve"> </w:t>
+      </w:r>
+      <w:r>
+        <w:rPr>
+          <w:color w:val="000000" w:themeColor="text1"/>
+          <w:sz w:val="24"/>
+          <w:szCs w:val="24"/>
+          <w:lang w:val="es-ES"/>
+        </w:rPr>
+        <w:t>con carácter general en 8 kms/h en impacto posterior, 16 kms/h en el lateral y 24</w:t>
+      </w:r>
+      <w:r>
+        <w:rPr>
+          <w:color w:val="000000" w:themeColor="text1"/>
+          <w:sz w:val="24"/>
+          <w:szCs w:val="24"/>
+          <w:lang w:val="es-ES"/>
+        </w:rPr>
+        <w:t xml:space="preserve"> </w:t>
+      </w:r>
+      <w:r>
+        <w:rPr>
+          <w:color w:val="000000" w:themeColor="text1"/>
+          <w:sz w:val="24"/>
+          <w:szCs w:val="24"/>
+          <w:lang w:val="es-ES"/>
+        </w:rPr>
+        <w:t>kms/h en el frontal.</w:t>
+      </w:r>
+    </w:p>
+    <w:p>
+      <w:pPr>
+        <w:pBdr>
+          <w:top w:val="nil"/>
+          <w:left w:val="nil"/>
+          <w:bottom w:val="nil"/>
+          <w:right w:val="nil"/>
+          <w:between w:val="nil"/>
+        </w:pBdr>
+        <w:ind w:left="2" w:right="136" w:firstLine="707"/>
+        <w:jc w:val="both"/>
+        <w:rPr>
+          <w:color w:val="000000" w:themeColor="text1"/>
+          <w:sz w:val="24"/>
+          <w:szCs w:val="24"/>
+          <w:lang w:val="es-ES"/>
+        </w:rPr>
+      </w:pPr>
+    </w:p>
+    <w:p>
+      <w:pPr>
+        <w:pBdr>
+          <w:top w:val="nil"/>
+          <w:left w:val="nil"/>
+          <w:bottom w:val="nil"/>
+          <w:right w:val="nil"/>
+          <w:between w:val="nil"/>
+        </w:pBdr>
+        <w:ind w:left="2" w:right="136" w:firstLine="707"/>
+        <w:jc w:val="both"/>
+        <w:rPr>
+          <w:color w:val="000000" w:themeColor="text1"/>
+          <w:sz w:val="24"/>
+          <w:szCs w:val="24"/>
+          <w:lang w:val="es-ES"/>
+        </w:rPr>
+      </w:pPr>
+      <w:r>
+        <w:rPr>
+          <w:color w:val="000000" w:themeColor="text1"/>
+          <w:sz w:val="24"/>
+          <w:szCs w:val="24"/>
+          <w:lang w:val="es-ES"/>
+        </w:rPr>
+        <w:t>Ahora bien, hasta el momento se ha hablado del Delta-V en términos de</w:t>
+      </w:r>
+      <w:r>
+        <w:rPr>
+          <w:color w:val="000000" w:themeColor="text1"/>
+          <w:sz w:val="24"/>
+          <w:szCs w:val="24"/>
+          <w:lang w:val="es-ES"/>
+        </w:rPr>
+        <w:t xml:space="preserve"> </w:t>
+      </w:r>
+      <w:r>
+        <w:rPr>
+          <w:color w:val="000000" w:themeColor="text1"/>
+          <w:sz w:val="24"/>
+          <w:szCs w:val="24"/>
+          <w:lang w:val="es-ES"/>
+        </w:rPr>
+        <w:t>aceleración del vehículo (variación de velocidad instantánea) pero lo que realmente</w:t>
+      </w:r>
+      <w:r>
+        <w:rPr>
+          <w:color w:val="000000" w:themeColor="text1"/>
+          <w:sz w:val="24"/>
+          <w:szCs w:val="24"/>
+          <w:lang w:val="es-ES"/>
+        </w:rPr>
+        <w:t xml:space="preserve"> </w:t>
+      </w:r>
+      <w:r>
+        <w:rPr>
+          <w:color w:val="000000" w:themeColor="text1"/>
+          <w:sz w:val="24"/>
+          <w:szCs w:val="24"/>
+          <w:lang w:val="es-ES"/>
+        </w:rPr>
+        <w:t>interesa desde la perspectiva de la accidentología clínica es cómo se proyecta esa</w:t>
+      </w:r>
+      <w:r>
+        <w:rPr>
+          <w:color w:val="000000" w:themeColor="text1"/>
+          <w:sz w:val="24"/>
+          <w:szCs w:val="24"/>
+          <w:lang w:val="es-ES"/>
+        </w:rPr>
+        <w:t xml:space="preserve"> </w:t>
+      </w:r>
+      <w:r>
+        <w:rPr>
+          <w:color w:val="000000" w:themeColor="text1"/>
+          <w:sz w:val="24"/>
+          <w:szCs w:val="24"/>
+          <w:lang w:val="es-ES"/>
+        </w:rPr>
+        <w:t>Delta-V sobre el ocupante, esto es, lo que le sucede a la persona que va dentro el</w:t>
+      </w:r>
+      <w:r>
+        <w:rPr>
+          <w:color w:val="000000" w:themeColor="text1"/>
+          <w:sz w:val="24"/>
+          <w:szCs w:val="24"/>
+          <w:lang w:val="es-ES"/>
+        </w:rPr>
+        <w:t xml:space="preserve"> </w:t>
+      </w:r>
+      <w:r>
+        <w:rPr>
+          <w:color w:val="000000" w:themeColor="text1"/>
+          <w:sz w:val="24"/>
+          <w:szCs w:val="24"/>
+          <w:lang w:val="es-ES"/>
+        </w:rPr>
+        <w:t>vehículo, con ocasión del choque, lo que remite a lo que se denomina la variación de</w:t>
+      </w:r>
+      <w:r>
+        <w:rPr>
+          <w:color w:val="000000" w:themeColor="text1"/>
+          <w:sz w:val="24"/>
+          <w:szCs w:val="24"/>
+          <w:lang w:val="es-ES"/>
+        </w:rPr>
+        <w:t xml:space="preserve"> </w:t>
+      </w:r>
+      <w:r>
+        <w:rPr>
+          <w:color w:val="000000" w:themeColor="text1"/>
+          <w:sz w:val="24"/>
+          <w:szCs w:val="24"/>
+          <w:lang w:val="es-ES"/>
+        </w:rPr>
+        <w:t>velocidad del ocupante dentro del vehículo, que es siempre superior a la del vehículo</w:t>
+      </w:r>
+      <w:r>
+        <w:rPr>
+          <w:color w:val="000000" w:themeColor="text1"/>
+          <w:sz w:val="24"/>
+          <w:szCs w:val="24"/>
+          <w:lang w:val="es-ES"/>
+        </w:rPr>
+        <w:t xml:space="preserve"> </w:t>
+      </w:r>
+      <w:r>
+        <w:rPr>
+          <w:color w:val="000000" w:themeColor="text1"/>
+          <w:sz w:val="24"/>
+          <w:szCs w:val="24"/>
+          <w:lang w:val="es-ES"/>
+        </w:rPr>
+        <w:t>(ya que el ocupante pesa menos y, en consecuencia, su desplazamiento por una fuerza</w:t>
+      </w:r>
+      <w:r>
+        <w:rPr>
+          <w:color w:val="000000" w:themeColor="text1"/>
+          <w:sz w:val="24"/>
+          <w:szCs w:val="24"/>
+          <w:lang w:val="es-ES"/>
+        </w:rPr>
+        <w:t xml:space="preserve"> </w:t>
+      </w:r>
+      <w:r>
+        <w:rPr>
+          <w:color w:val="000000" w:themeColor="text1"/>
+          <w:sz w:val="24"/>
+          <w:szCs w:val="24"/>
+          <w:lang w:val="es-ES"/>
+        </w:rPr>
+        <w:t>es mayor). Por ello la velocidad de impacto y el cambio de velocidad han de venir</w:t>
+      </w:r>
+      <w:r>
+        <w:rPr>
+          <w:color w:val="000000" w:themeColor="text1"/>
+          <w:sz w:val="24"/>
+          <w:szCs w:val="24"/>
+          <w:lang w:val="es-ES"/>
+        </w:rPr>
+        <w:t xml:space="preserve"> </w:t>
+      </w:r>
+      <w:r>
+        <w:rPr>
+          <w:color w:val="000000" w:themeColor="text1"/>
+          <w:sz w:val="24"/>
+          <w:szCs w:val="24"/>
+          <w:lang w:val="es-ES"/>
+        </w:rPr>
+        <w:t>referida al ocupante (no la del vehículo) y en sus valores máximos. De este modo, en la</w:t>
+      </w:r>
+      <w:r>
+        <w:rPr>
+          <w:color w:val="000000" w:themeColor="text1"/>
+          <w:sz w:val="24"/>
+          <w:szCs w:val="24"/>
+          <w:lang w:val="es-ES"/>
+        </w:rPr>
+        <w:t xml:space="preserve"> </w:t>
+      </w:r>
+      <w:r>
+        <w:rPr>
+          <w:color w:val="000000" w:themeColor="text1"/>
+          <w:sz w:val="24"/>
+          <w:szCs w:val="24"/>
+          <w:lang w:val="es-ES"/>
+        </w:rPr>
+        <w:t>estimación de la aceleración como factor determinante del potencial lesivo del</w:t>
+      </w:r>
+      <w:r>
+        <w:rPr>
+          <w:color w:val="000000" w:themeColor="text1"/>
+          <w:sz w:val="24"/>
+          <w:szCs w:val="24"/>
+          <w:lang w:val="es-ES"/>
+        </w:rPr>
+        <w:t xml:space="preserve"> </w:t>
+      </w:r>
+      <w:r>
+        <w:rPr>
+          <w:color w:val="000000" w:themeColor="text1"/>
+          <w:sz w:val="24"/>
+          <w:szCs w:val="24"/>
+          <w:lang w:val="es-ES"/>
+        </w:rPr>
+        <w:t>impacto, con el fin de no incurrir en errores se ha de advertir que, por un lado, la</w:t>
+      </w:r>
+      <w:r>
+        <w:rPr>
+          <w:color w:val="000000" w:themeColor="text1"/>
+          <w:sz w:val="24"/>
+          <w:szCs w:val="24"/>
+          <w:lang w:val="es-ES"/>
+        </w:rPr>
+        <w:t xml:space="preserve"> </w:t>
+      </w:r>
+      <w:r>
+        <w:rPr>
+          <w:color w:val="000000" w:themeColor="text1"/>
+          <w:sz w:val="24"/>
+          <w:szCs w:val="24"/>
+          <w:lang w:val="es-ES"/>
+        </w:rPr>
+        <w:t>aceleración ha de ser conocida en términos de aceleración máxima, no sus valores</w:t>
+      </w:r>
+      <w:r>
+        <w:rPr>
+          <w:color w:val="000000" w:themeColor="text1"/>
+          <w:sz w:val="24"/>
+          <w:szCs w:val="24"/>
+          <w:lang w:val="es-ES"/>
+        </w:rPr>
+        <w:t xml:space="preserve"> </w:t>
+      </w:r>
+      <w:r>
+        <w:rPr>
+          <w:color w:val="000000" w:themeColor="text1"/>
+          <w:sz w:val="24"/>
+          <w:szCs w:val="24"/>
+          <w:lang w:val="es-ES"/>
+        </w:rPr>
+        <w:t>medios, y, por otro lado, que la aceleración máxima ha de venir referida al ocupante,</w:t>
+      </w:r>
+      <w:r>
+        <w:rPr>
+          <w:color w:val="000000" w:themeColor="text1"/>
+          <w:sz w:val="24"/>
+          <w:szCs w:val="24"/>
+          <w:lang w:val="es-ES"/>
+        </w:rPr>
+        <w:t xml:space="preserve"> </w:t>
+      </w:r>
+      <w:r>
+        <w:rPr>
+          <w:color w:val="000000" w:themeColor="text1"/>
+          <w:sz w:val="24"/>
+          <w:szCs w:val="24"/>
+          <w:lang w:val="es-ES"/>
+        </w:rPr>
+        <w:t>no la del vehículo. En este sentido, SEVERY y colbs. pusieron de manifiesto que la</w:t>
+      </w:r>
+      <w:r>
+        <w:rPr>
+          <w:color w:val="000000" w:themeColor="text1"/>
+          <w:sz w:val="24"/>
+          <w:szCs w:val="24"/>
+          <w:lang w:val="es-ES"/>
+        </w:rPr>
+        <w:t xml:space="preserve"> </w:t>
+      </w:r>
+      <w:r>
+        <w:rPr>
+          <w:color w:val="000000" w:themeColor="text1"/>
+          <w:sz w:val="24"/>
+          <w:szCs w:val="24"/>
+          <w:lang w:val="es-ES"/>
+        </w:rPr>
+        <w:t>aceleración del ocupante es mayor que la del vehículo, y así a una velocidad de</w:t>
+      </w:r>
+      <w:r>
+        <w:rPr>
+          <w:color w:val="000000" w:themeColor="text1"/>
+          <w:sz w:val="24"/>
+          <w:szCs w:val="24"/>
+          <w:lang w:val="es-ES"/>
+        </w:rPr>
+        <w:t xml:space="preserve"> </w:t>
+      </w:r>
+      <w:r>
+        <w:rPr>
+          <w:color w:val="000000" w:themeColor="text1"/>
+          <w:sz w:val="24"/>
+          <w:szCs w:val="24"/>
+          <w:lang w:val="es-ES"/>
+        </w:rPr>
+        <w:t>impacto de 8 mph (12 k/h) la aceleración del ocupante era de 2.5 veces la del vehícul</w:t>
+      </w:r>
+      <w:r>
+        <w:rPr>
+          <w:color w:val="000000" w:themeColor="text1"/>
+          <w:sz w:val="24"/>
+          <w:szCs w:val="24"/>
+          <w:lang w:val="es-ES"/>
+        </w:rPr>
+        <w:t xml:space="preserve">o </w:t>
+      </w:r>
+      <w:r>
+        <w:rPr>
+          <w:color w:val="000000" w:themeColor="text1"/>
+          <w:sz w:val="24"/>
+          <w:szCs w:val="24"/>
+          <w:lang w:val="es-ES"/>
+        </w:rPr>
+        <w:t>(THOMSON y colbs., 1985). Otros investigadores han demostrado que puede llegar a</w:t>
+      </w:r>
+      <w:r>
+        <w:rPr>
+          <w:color w:val="000000" w:themeColor="text1"/>
+          <w:sz w:val="24"/>
+          <w:szCs w:val="24"/>
+          <w:lang w:val="es-ES"/>
+        </w:rPr>
+        <w:t xml:space="preserve"> </w:t>
+      </w:r>
+      <w:r>
+        <w:rPr>
+          <w:color w:val="000000" w:themeColor="text1"/>
+          <w:sz w:val="24"/>
+          <w:szCs w:val="24"/>
+          <w:lang w:val="es-ES"/>
+        </w:rPr>
+        <w:t>ser cinco veces mayor.</w:t>
+      </w:r>
+    </w:p>
+    <w:p>
+      <w:pPr>
+        <w:pBdr>
+          <w:top w:val="nil"/>
+          <w:left w:val="nil"/>
+          <w:bottom w:val="nil"/>
+          <w:right w:val="nil"/>
+          <w:between w:val="nil"/>
+        </w:pBdr>
+        <w:ind w:left="2" w:right="136" w:firstLine="707"/>
+        <w:jc w:val="both"/>
+        <w:rPr>
+          <w:color w:val="000000" w:themeColor="text1"/>
+          <w:sz w:val="24"/>
+          <w:szCs w:val="24"/>
+          <w:lang w:val="es-ES"/>
+        </w:rPr>
+      </w:pPr>
+    </w:p>
+    <w:p>
+      <w:pPr>
+        <w:pBdr>
+          <w:top w:val="nil"/>
+          <w:left w:val="nil"/>
+          <w:bottom w:val="nil"/>
+          <w:right w:val="nil"/>
+          <w:between w:val="nil"/>
+        </w:pBdr>
+        <w:ind w:left="2" w:right="136" w:firstLine="707"/>
+        <w:jc w:val="both"/>
+        <w:rPr>
+          <w:color w:val="000000" w:themeColor="text1"/>
+          <w:sz w:val="24"/>
+          <w:szCs w:val="24"/>
+          <w:lang w:val="es-ES"/>
+        </w:rPr>
+      </w:pPr>
+      <w:r>
+        <w:rPr>
+          <w:color w:val="000000" w:themeColor="text1"/>
+          <w:sz w:val="24"/>
+          <w:szCs w:val="24"/>
+          <w:lang w:val="es-ES"/>
+        </w:rPr>
+        <w:t>Dentro de la investigación de la tolerancia humana al choque, la discusión</w:t>
+      </w:r>
+      <w:r>
+        <w:rPr>
+          <w:color w:val="000000" w:themeColor="text1"/>
+          <w:sz w:val="24"/>
+          <w:szCs w:val="24"/>
+          <w:lang w:val="es-ES"/>
+        </w:rPr>
+        <w:t xml:space="preserve"> </w:t>
+      </w:r>
+      <w:r>
+        <w:rPr>
+          <w:color w:val="000000" w:themeColor="text1"/>
+          <w:sz w:val="24"/>
+          <w:szCs w:val="24"/>
+          <w:lang w:val="es-ES"/>
+        </w:rPr>
+        <w:t>sobre el umbral de Delta-V, en atención la posibilidad de la lesiones de las partes</w:t>
+      </w:r>
+      <w:r>
+        <w:rPr>
+          <w:color w:val="000000" w:themeColor="text1"/>
+          <w:sz w:val="24"/>
+          <w:szCs w:val="24"/>
+          <w:lang w:val="es-ES"/>
+        </w:rPr>
+        <w:t xml:space="preserve"> </w:t>
+      </w:r>
+      <w:r>
+        <w:rPr>
+          <w:color w:val="000000" w:themeColor="text1"/>
+          <w:sz w:val="24"/>
+          <w:szCs w:val="24"/>
+          <w:lang w:val="es-ES"/>
+        </w:rPr>
+        <w:t>blandas de la región cervical con ocasión de impactos posteriores, el estudio que</w:t>
+      </w:r>
+      <w:r>
+        <w:rPr>
+          <w:color w:val="000000" w:themeColor="text1"/>
+          <w:sz w:val="24"/>
+          <w:szCs w:val="24"/>
+          <w:lang w:val="es-ES"/>
+        </w:rPr>
+        <w:t xml:space="preserve"> </w:t>
+      </w:r>
+      <w:r>
+        <w:rPr>
+          <w:color w:val="000000" w:themeColor="text1"/>
+          <w:sz w:val="24"/>
+          <w:szCs w:val="24"/>
+          <w:lang w:val="es-ES"/>
+        </w:rPr>
+        <w:t>quizás más divulgación ha tenido es el realizado por McCONELL, (1993, 1995), por</w:t>
+      </w:r>
+      <w:r>
+        <w:rPr>
+          <w:color w:val="000000" w:themeColor="text1"/>
+          <w:sz w:val="24"/>
+          <w:szCs w:val="24"/>
+          <w:lang w:val="es-ES"/>
+        </w:rPr>
+        <w:t xml:space="preserve"> </w:t>
+      </w:r>
+      <w:r>
+        <w:rPr>
+          <w:color w:val="000000" w:themeColor="text1"/>
+          <w:sz w:val="24"/>
+          <w:szCs w:val="24"/>
+          <w:lang w:val="es-ES"/>
+        </w:rPr>
+        <w:t>encargo de la Biodinamic Research Corporation (una de las firmas más importantes de</w:t>
+      </w:r>
+      <w:r>
+        <w:rPr>
+          <w:color w:val="000000" w:themeColor="text1"/>
+          <w:sz w:val="24"/>
+          <w:szCs w:val="24"/>
+          <w:lang w:val="es-ES"/>
+        </w:rPr>
+        <w:t xml:space="preserve"> </w:t>
+      </w:r>
+      <w:r>
+        <w:rPr>
+          <w:color w:val="000000" w:themeColor="text1"/>
+          <w:sz w:val="24"/>
+          <w:szCs w:val="24"/>
+          <w:lang w:val="es-ES"/>
+        </w:rPr>
+        <w:t>EEUU, o las más importante, relacionada directamente con los intereses de las</w:t>
+      </w:r>
+      <w:r>
+        <w:rPr>
+          <w:color w:val="000000" w:themeColor="text1"/>
+          <w:sz w:val="24"/>
+          <w:szCs w:val="24"/>
+          <w:lang w:val="es-ES"/>
+        </w:rPr>
+        <w:t xml:space="preserve"> </w:t>
+      </w:r>
+      <w:r>
+        <w:rPr>
+          <w:color w:val="000000" w:themeColor="text1"/>
+          <w:sz w:val="24"/>
+          <w:szCs w:val="24"/>
+          <w:lang w:val="es-ES"/>
+        </w:rPr>
+        <w:t>aseguradoras en el ámbito médico y legal). Su conclusión fue que un Delta-V de 5</w:t>
+      </w:r>
+      <w:r>
+        <w:rPr>
+          <w:color w:val="000000" w:themeColor="text1"/>
+          <w:sz w:val="24"/>
+          <w:szCs w:val="24"/>
+          <w:lang w:val="es-ES"/>
+        </w:rPr>
+        <w:t xml:space="preserve"> </w:t>
+      </w:r>
+      <w:r>
+        <w:rPr>
+          <w:color w:val="000000" w:themeColor="text1"/>
+          <w:sz w:val="24"/>
+          <w:szCs w:val="24"/>
+          <w:lang w:val="es-ES"/>
+        </w:rPr>
+        <w:t>millas/hora era el punto en que se daban las probabilidades para que se produjesen</w:t>
+      </w:r>
+      <w:r>
+        <w:rPr>
+          <w:color w:val="000000" w:themeColor="text1"/>
+          <w:sz w:val="24"/>
+          <w:szCs w:val="24"/>
+          <w:lang w:val="es-ES"/>
+        </w:rPr>
+        <w:t xml:space="preserve"> </w:t>
+      </w:r>
+      <w:r>
+        <w:rPr>
+          <w:color w:val="000000" w:themeColor="text1"/>
+          <w:sz w:val="24"/>
+          <w:szCs w:val="24"/>
+          <w:lang w:val="es-ES"/>
+        </w:rPr>
+        <w:t>lesiones en el cuello en impactos posteriores a baja velocidad. Sin embargo a tal valor</w:t>
+      </w:r>
+      <w:r>
+        <w:rPr>
+          <w:color w:val="000000" w:themeColor="text1"/>
+          <w:sz w:val="24"/>
+          <w:szCs w:val="24"/>
+          <w:lang w:val="es-ES"/>
+        </w:rPr>
+        <w:t xml:space="preserve"> </w:t>
+      </w:r>
+      <w:r>
+        <w:rPr>
+          <w:color w:val="000000" w:themeColor="text1"/>
+          <w:sz w:val="24"/>
+          <w:szCs w:val="24"/>
+          <w:lang w:val="es-ES"/>
+        </w:rPr>
+        <w:t>no le faltan críticas, proponiendo valores inferiores, hablándose incluso del "mito de</w:t>
+      </w:r>
+      <w:r>
+        <w:rPr>
+          <w:color w:val="000000" w:themeColor="text1"/>
+          <w:sz w:val="24"/>
+          <w:szCs w:val="24"/>
+          <w:lang w:val="es-ES"/>
+        </w:rPr>
+        <w:t xml:space="preserve"> </w:t>
+      </w:r>
+      <w:r>
+        <w:rPr>
+          <w:color w:val="000000" w:themeColor="text1"/>
+          <w:sz w:val="24"/>
+          <w:szCs w:val="24"/>
+          <w:lang w:val="es-ES"/>
+        </w:rPr>
+        <w:t>las 5 mph", "umbral mágico", ligadas algunas al análisis de las condiciones en que</w:t>
+      </w:r>
+      <w:r>
+        <w:rPr>
+          <w:color w:val="000000" w:themeColor="text1"/>
+          <w:sz w:val="24"/>
+          <w:szCs w:val="24"/>
+          <w:lang w:val="es-ES"/>
+        </w:rPr>
+        <w:t xml:space="preserve"> </w:t>
+      </w:r>
+      <w:r>
+        <w:rPr>
+          <w:color w:val="000000" w:themeColor="text1"/>
+          <w:sz w:val="24"/>
+          <w:szCs w:val="24"/>
+          <w:lang w:val="es-ES"/>
+        </w:rPr>
+        <w:t>McCONNELL realizó sus investigaciones: sujetos todos ellos varones, con buen estado</w:t>
+      </w:r>
+      <w:r>
+        <w:rPr>
+          <w:color w:val="000000" w:themeColor="text1"/>
+          <w:sz w:val="24"/>
+          <w:szCs w:val="24"/>
+          <w:lang w:val="es-ES"/>
+        </w:rPr>
+        <w:t xml:space="preserve"> </w:t>
+      </w:r>
+      <w:r>
+        <w:rPr>
+          <w:color w:val="000000" w:themeColor="text1"/>
+          <w:sz w:val="24"/>
+          <w:szCs w:val="24"/>
+          <w:lang w:val="es-ES"/>
+        </w:rPr>
+        <w:t>de salud, empleados de la firma que pagó las investigaciones, la Biodinamic Research</w:t>
+      </w:r>
+      <w:r>
+        <w:rPr>
+          <w:color w:val="000000" w:themeColor="text1"/>
+          <w:sz w:val="24"/>
+          <w:szCs w:val="24"/>
+          <w:lang w:val="es-ES"/>
+        </w:rPr>
+        <w:t xml:space="preserve"> </w:t>
+      </w:r>
+      <w:r>
+        <w:rPr>
+          <w:color w:val="000000" w:themeColor="text1"/>
+          <w:sz w:val="24"/>
+          <w:szCs w:val="24"/>
+          <w:lang w:val="es-ES"/>
+        </w:rPr>
+        <w:t>Corporation. De ahí que para otros investigadores las conclusiones de McCONNELL no</w:t>
+      </w:r>
+      <w:r>
+        <w:rPr>
+          <w:color w:val="000000" w:themeColor="text1"/>
+          <w:sz w:val="24"/>
+          <w:szCs w:val="24"/>
+          <w:lang w:val="es-ES"/>
+        </w:rPr>
+        <w:t xml:space="preserve"> </w:t>
+      </w:r>
+      <w:r>
+        <w:rPr>
+          <w:color w:val="000000" w:themeColor="text1"/>
+          <w:sz w:val="24"/>
+          <w:szCs w:val="24"/>
+          <w:lang w:val="es-ES"/>
+        </w:rPr>
+        <w:t>se pueden generalizar a ninguna población fuera del estudio debido a las personas</w:t>
+      </w:r>
+      <w:r>
+        <w:rPr>
+          <w:color w:val="000000" w:themeColor="text1"/>
+          <w:sz w:val="24"/>
+          <w:szCs w:val="24"/>
+          <w:lang w:val="es-ES"/>
+        </w:rPr>
+        <w:t xml:space="preserve"> </w:t>
+      </w:r>
+      <w:r>
+        <w:rPr>
+          <w:color w:val="000000" w:themeColor="text1"/>
+          <w:sz w:val="24"/>
+          <w:szCs w:val="24"/>
+          <w:lang w:val="es-ES"/>
+        </w:rPr>
+        <w:t>seleccionadas, y las condiciones de la prueba, y han de ser consideradas a la baja. G.</w:t>
+      </w:r>
+      <w:r>
+        <w:rPr>
+          <w:color w:val="000000" w:themeColor="text1"/>
+          <w:sz w:val="24"/>
+          <w:szCs w:val="24"/>
+          <w:lang w:val="es-ES"/>
+        </w:rPr>
+        <w:t xml:space="preserve"> </w:t>
+      </w:r>
+      <w:r>
+        <w:rPr>
+          <w:color w:val="000000" w:themeColor="text1"/>
+          <w:sz w:val="24"/>
+          <w:szCs w:val="24"/>
+          <w:lang w:val="es-ES"/>
+        </w:rPr>
+        <w:t>WRIGHT (2000), indica que en casi todas pruebas de impacto los voluntarios humanos</w:t>
+      </w:r>
+      <w:r>
+        <w:rPr>
+          <w:color w:val="000000" w:themeColor="text1"/>
+          <w:sz w:val="24"/>
+          <w:szCs w:val="24"/>
+          <w:lang w:val="es-ES"/>
+        </w:rPr>
+        <w:t xml:space="preserve"> </w:t>
+      </w:r>
+      <w:r>
+        <w:rPr>
+          <w:color w:val="000000" w:themeColor="text1"/>
+          <w:sz w:val="24"/>
+          <w:szCs w:val="24"/>
+          <w:lang w:val="es-ES"/>
+        </w:rPr>
+        <w:t>son varones y jóvenes, en estado de excelente salud, dispuestos perfectamente en el</w:t>
+      </w:r>
+      <w:r>
+        <w:rPr>
+          <w:color w:val="000000" w:themeColor="text1"/>
+          <w:sz w:val="24"/>
+          <w:szCs w:val="24"/>
+          <w:lang w:val="es-ES"/>
+        </w:rPr>
+        <w:t xml:space="preserve"> </w:t>
+      </w:r>
+      <w:r>
+        <w:rPr>
+          <w:color w:val="000000" w:themeColor="text1"/>
+          <w:sz w:val="24"/>
+          <w:szCs w:val="24"/>
+          <w:lang w:val="es-ES"/>
+        </w:rPr>
+        <w:t>asiento, sin inclinaciones laterales y con una distancia correcta con respecto al</w:t>
+      </w:r>
+      <w:r>
+        <w:rPr>
+          <w:color w:val="000000" w:themeColor="text1"/>
+          <w:sz w:val="24"/>
+          <w:szCs w:val="24"/>
+          <w:lang w:val="es-ES"/>
+        </w:rPr>
+        <w:t xml:space="preserve"> </w:t>
+      </w:r>
+      <w:r>
+        <w:rPr>
+          <w:color w:val="000000" w:themeColor="text1"/>
+          <w:sz w:val="24"/>
+          <w:szCs w:val="24"/>
+          <w:lang w:val="es-ES"/>
+        </w:rPr>
+        <w:t xml:space="preserve">apoyacabezas, y advertidos de la prueba a la que se estaban sometiendo. Así, </w:t>
+      </w:r>
+      <w:r>
+        <w:rPr>
+          <w:color w:val="000000" w:themeColor="text1"/>
+          <w:sz w:val="24"/>
+          <w:szCs w:val="24"/>
+          <w:u w:val="single"/>
+          <w:lang w:val="es-ES"/>
+        </w:rPr>
+        <w:t>existen otras comunicaciones dando a conocer valores de Delta-V tan bajos como 2,5 mph (4 kms/h)</w:t>
+      </w:r>
+      <w:r>
+        <w:rPr>
+          <w:color w:val="000000" w:themeColor="text1"/>
+          <w:sz w:val="24"/>
+          <w:szCs w:val="24"/>
+          <w:lang w:val="es-ES"/>
+        </w:rPr>
+        <w:t xml:space="preserve"> aunque, según algunos para un umbral tan bajo, partiendo de sujetos adultos y</w:t>
+      </w:r>
+      <w:r>
+        <w:rPr>
+          <w:color w:val="000000" w:themeColor="text1"/>
+          <w:sz w:val="24"/>
+          <w:szCs w:val="24"/>
+          <w:lang w:val="es-ES"/>
+        </w:rPr>
+        <w:t xml:space="preserve"> </w:t>
+      </w:r>
+      <w:r>
+        <w:rPr>
+          <w:color w:val="000000" w:themeColor="text1"/>
+          <w:sz w:val="24"/>
+          <w:szCs w:val="24"/>
+          <w:lang w:val="es-ES"/>
+        </w:rPr>
+        <w:t>sanos, solamente se produjeron lesiones transitorias (A. CROF1).</w:t>
+      </w:r>
+    </w:p>
+    <w:p>
+      <w:pPr>
+        <w:pBdr>
+          <w:top w:val="nil"/>
+          <w:left w:val="nil"/>
+          <w:bottom w:val="nil"/>
+          <w:right w:val="nil"/>
+          <w:between w:val="nil"/>
+        </w:pBdr>
+        <w:ind w:left="2" w:right="136" w:firstLine="707"/>
+        <w:jc w:val="both"/>
+        <w:rPr>
+          <w:color w:val="000000" w:themeColor="text1"/>
+          <w:sz w:val="24"/>
+          <w:szCs w:val="24"/>
+          <w:lang w:val="es-ES"/>
+        </w:rPr>
+      </w:pPr>
+    </w:p>
+    <w:p>
+      <w:pPr>
+        <w:pBdr>
+          <w:top w:val="nil"/>
+          <w:left w:val="nil"/>
+          <w:bottom w:val="nil"/>
+          <w:right w:val="nil"/>
+          <w:between w:val="nil"/>
+        </w:pBdr>
+        <w:ind w:left="2" w:right="136" w:firstLine="707"/>
+        <w:jc w:val="both"/>
+        <w:rPr>
+          <w:color w:val="000000" w:themeColor="text1"/>
+          <w:sz w:val="24"/>
+          <w:szCs w:val="24"/>
+          <w:lang w:val="es-ES"/>
+        </w:rPr>
+      </w:pPr>
+      <w:r>
+        <w:rPr>
+          <w:color w:val="000000" w:themeColor="text1"/>
+          <w:sz w:val="24"/>
+          <w:szCs w:val="24"/>
+          <w:lang w:val="es-ES"/>
+        </w:rPr>
+        <w:t>De cualquier modo, el estudio realizado por el Grupo de Quebec, un referente</w:t>
+      </w:r>
+      <w:r>
+        <w:rPr>
+          <w:color w:val="000000" w:themeColor="text1"/>
+          <w:sz w:val="24"/>
+          <w:szCs w:val="24"/>
+          <w:lang w:val="es-ES"/>
+        </w:rPr>
+        <w:t xml:space="preserve"> </w:t>
+      </w:r>
+      <w:r>
+        <w:rPr>
+          <w:color w:val="000000" w:themeColor="text1"/>
+          <w:sz w:val="24"/>
+          <w:szCs w:val="24"/>
+          <w:lang w:val="es-ES"/>
+        </w:rPr>
+        <w:lastRenderedPageBreak/>
+        <w:t>mundial en este campo, (Monographie Scientifique du Groupe de Travail Québécoise</w:t>
+      </w:r>
+      <w:r>
+        <w:rPr>
+          <w:color w:val="000000" w:themeColor="text1"/>
+          <w:sz w:val="24"/>
+          <w:szCs w:val="24"/>
+          <w:lang w:val="es-ES"/>
+        </w:rPr>
+        <w:t xml:space="preserve"> </w:t>
+      </w:r>
+      <w:r>
+        <w:rPr>
+          <w:color w:val="000000" w:themeColor="text1"/>
+          <w:sz w:val="24"/>
+          <w:szCs w:val="24"/>
+          <w:lang w:val="es-ES"/>
+        </w:rPr>
+        <w:t>Sur, 1995, a.c.) concluye diciendo: "para los fines del presente trabajo, se ha</w:t>
+      </w:r>
+      <w:r>
+        <w:rPr>
+          <w:color w:val="000000" w:themeColor="text1"/>
+          <w:sz w:val="24"/>
+          <w:szCs w:val="24"/>
+          <w:lang w:val="es-ES"/>
+        </w:rPr>
+        <w:t xml:space="preserve"> </w:t>
+      </w:r>
+      <w:r>
+        <w:rPr>
+          <w:color w:val="000000" w:themeColor="text1"/>
+          <w:sz w:val="24"/>
+          <w:szCs w:val="24"/>
+          <w:lang w:val="es-ES"/>
+        </w:rPr>
+        <w:t>recomendado el estudio de McCONNELL y col. porque describe claramente el proceso</w:t>
+      </w:r>
+      <w:r>
+        <w:rPr>
+          <w:color w:val="000000" w:themeColor="text1"/>
+          <w:sz w:val="24"/>
+          <w:szCs w:val="24"/>
+          <w:lang w:val="es-ES"/>
+        </w:rPr>
+        <w:t xml:space="preserve"> </w:t>
+      </w:r>
+      <w:r>
+        <w:rPr>
+          <w:color w:val="000000" w:themeColor="text1"/>
+          <w:sz w:val="24"/>
+          <w:szCs w:val="24"/>
+          <w:lang w:val="es-ES"/>
+        </w:rPr>
+        <w:t>que lleva a provocar una lesión y la respuesta cinemática de los sujetos testados con</w:t>
+      </w:r>
+      <w:r>
+        <w:rPr>
+          <w:color w:val="000000" w:themeColor="text1"/>
+          <w:sz w:val="24"/>
+          <w:szCs w:val="24"/>
+          <w:lang w:val="es-ES"/>
+        </w:rPr>
+        <w:t xml:space="preserve"> </w:t>
+      </w:r>
+      <w:r>
+        <w:rPr>
+          <w:color w:val="000000" w:themeColor="text1"/>
+          <w:sz w:val="24"/>
+          <w:szCs w:val="24"/>
+          <w:lang w:val="es-ES"/>
+        </w:rPr>
+        <w:t>ocasión de un accidente posterior a baja velocidad........ Este estudio parece indicar</w:t>
+      </w:r>
+      <w:r>
+        <w:rPr>
+          <w:color w:val="000000" w:themeColor="text1"/>
+          <w:sz w:val="24"/>
+          <w:szCs w:val="24"/>
+          <w:lang w:val="es-ES"/>
+        </w:rPr>
+        <w:t xml:space="preserve"> </w:t>
+      </w:r>
+      <w:r>
+        <w:rPr>
+          <w:color w:val="000000" w:themeColor="text1"/>
+          <w:sz w:val="24"/>
+          <w:szCs w:val="24"/>
+          <w:lang w:val="es-ES"/>
+        </w:rPr>
+        <w:t>que un contacto a 8 kilómetros por hora produce a nivel de la columna vertebral una</w:t>
+      </w:r>
+      <w:r>
+        <w:rPr>
+          <w:color w:val="000000" w:themeColor="text1"/>
+          <w:sz w:val="24"/>
+          <w:szCs w:val="24"/>
+          <w:lang w:val="es-ES"/>
+        </w:rPr>
+        <w:t xml:space="preserve"> </w:t>
+      </w:r>
+      <w:r>
+        <w:rPr>
+          <w:color w:val="000000" w:themeColor="text1"/>
+          <w:sz w:val="24"/>
+          <w:szCs w:val="24"/>
+          <w:lang w:val="es-ES"/>
+        </w:rPr>
+        <w:t>aceleración de 4,5 G. Según los autores se trata de la velocidad mínima que provoca un</w:t>
+      </w:r>
+      <w:r>
+        <w:rPr>
+          <w:color w:val="000000" w:themeColor="text1"/>
+          <w:sz w:val="24"/>
+          <w:szCs w:val="24"/>
+          <w:lang w:val="es-ES"/>
+        </w:rPr>
+        <w:t xml:space="preserve"> </w:t>
+      </w:r>
+      <w:r>
+        <w:rPr>
+          <w:color w:val="000000" w:themeColor="text1"/>
+          <w:sz w:val="24"/>
+          <w:szCs w:val="24"/>
+          <w:lang w:val="es-ES"/>
+        </w:rPr>
+        <w:t>esguince cervical en los sujetos sometidos a los tests........Los fenómenos de que son</w:t>
+      </w:r>
+      <w:r>
+        <w:rPr>
+          <w:color w:val="000000" w:themeColor="text1"/>
+          <w:sz w:val="24"/>
+          <w:szCs w:val="24"/>
+          <w:lang w:val="es-ES"/>
+        </w:rPr>
+        <w:t xml:space="preserve"> </w:t>
+      </w:r>
+      <w:r>
+        <w:rPr>
+          <w:color w:val="000000" w:themeColor="text1"/>
+          <w:sz w:val="24"/>
+          <w:szCs w:val="24"/>
+          <w:lang w:val="es-ES"/>
+        </w:rPr>
+        <w:t>habitualmente referidos en los estudios con cadáveres o maniquíes no son observados</w:t>
+      </w:r>
+      <w:r>
+        <w:rPr>
+          <w:color w:val="000000" w:themeColor="text1"/>
+          <w:sz w:val="24"/>
+          <w:szCs w:val="24"/>
+          <w:lang w:val="es-ES"/>
+        </w:rPr>
+        <w:t xml:space="preserve"> </w:t>
+      </w:r>
+      <w:r>
+        <w:rPr>
+          <w:color w:val="000000" w:themeColor="text1"/>
+          <w:sz w:val="24"/>
+          <w:szCs w:val="24"/>
+          <w:lang w:val="es-ES"/>
+        </w:rPr>
+        <w:t>entre los sujetos humanos. Los autores emiten la hipótesis de que el síndrome clínico</w:t>
+      </w:r>
+      <w:r>
+        <w:rPr>
+          <w:color w:val="000000" w:themeColor="text1"/>
+          <w:sz w:val="24"/>
+          <w:szCs w:val="24"/>
+          <w:lang w:val="es-ES"/>
+        </w:rPr>
+        <w:t xml:space="preserve"> </w:t>
+      </w:r>
+      <w:r>
+        <w:rPr>
+          <w:color w:val="000000" w:themeColor="text1"/>
+          <w:sz w:val="24"/>
+          <w:szCs w:val="24"/>
+          <w:lang w:val="es-ES"/>
+        </w:rPr>
+        <w:t>menor manifestado después de una colisión a baja velocidad por detrás podría ser</w:t>
+      </w:r>
+      <w:r>
+        <w:rPr>
+          <w:color w:val="000000" w:themeColor="text1"/>
+          <w:sz w:val="24"/>
+          <w:szCs w:val="24"/>
+          <w:lang w:val="es-ES"/>
+        </w:rPr>
+        <w:t xml:space="preserve"> </w:t>
+      </w:r>
+      <w:r>
+        <w:rPr>
+          <w:color w:val="000000" w:themeColor="text1"/>
+          <w:sz w:val="24"/>
+          <w:szCs w:val="24"/>
+          <w:lang w:val="es-ES"/>
+        </w:rPr>
+        <w:t>debido a fuerzas dirigidas de manera axial a través de la columna cervical más que a la</w:t>
+      </w:r>
+      <w:r>
+        <w:rPr>
+          <w:color w:val="000000" w:themeColor="text1"/>
+          <w:sz w:val="24"/>
+          <w:szCs w:val="24"/>
+          <w:lang w:val="es-ES"/>
+        </w:rPr>
+        <w:t xml:space="preserve"> </w:t>
+      </w:r>
+      <w:r>
+        <w:rPr>
+          <w:color w:val="000000" w:themeColor="text1"/>
+          <w:sz w:val="24"/>
+          <w:szCs w:val="24"/>
+          <w:lang w:val="es-ES"/>
+        </w:rPr>
+        <w:t>clásica hiperextensión/hiperflexión de la columna cervical. Investigaciones</w:t>
+      </w:r>
+      <w:r>
+        <w:rPr>
+          <w:color w:val="000000" w:themeColor="text1"/>
+          <w:sz w:val="24"/>
+          <w:szCs w:val="24"/>
+          <w:lang w:val="es-ES"/>
+        </w:rPr>
+        <w:t xml:space="preserve"> </w:t>
+      </w:r>
+      <w:r>
+        <w:rPr>
+          <w:color w:val="000000" w:themeColor="text1"/>
+          <w:sz w:val="24"/>
+          <w:szCs w:val="24"/>
+          <w:lang w:val="es-ES"/>
+        </w:rPr>
+        <w:t>suplementarias han de ser llevadas a este terreno".</w:t>
+      </w:r>
+    </w:p>
+    <w:p>
+      <w:pPr>
+        <w:pBdr>
+          <w:top w:val="nil"/>
+          <w:left w:val="nil"/>
+          <w:bottom w:val="nil"/>
+          <w:right w:val="nil"/>
+          <w:between w:val="nil"/>
+        </w:pBdr>
+        <w:ind w:left="2" w:right="136" w:firstLine="707"/>
+        <w:jc w:val="both"/>
+        <w:rPr>
+          <w:color w:val="000000" w:themeColor="text1"/>
+          <w:sz w:val="24"/>
+          <w:szCs w:val="24"/>
+          <w:lang w:val="es-ES"/>
+        </w:rPr>
+      </w:pPr>
+    </w:p>
+    <w:p>
+      <w:pPr>
+        <w:pBdr>
+          <w:top w:val="nil"/>
+          <w:left w:val="nil"/>
+          <w:bottom w:val="nil"/>
+          <w:right w:val="nil"/>
+          <w:between w:val="nil"/>
+        </w:pBdr>
+        <w:ind w:left="2" w:right="136" w:firstLine="707"/>
+        <w:jc w:val="both"/>
+        <w:rPr>
+          <w:color w:val="000000" w:themeColor="text1"/>
+          <w:sz w:val="24"/>
+          <w:szCs w:val="24"/>
+          <w:lang w:val="es-ES"/>
+        </w:rPr>
+      </w:pPr>
+      <w:r>
+        <w:rPr>
+          <w:color w:val="000000" w:themeColor="text1"/>
+          <w:sz w:val="24"/>
+          <w:szCs w:val="24"/>
+          <w:lang w:val="es-ES"/>
+        </w:rPr>
+        <w:t>En cualquier caso, se ha de tener presente que las consecuencias lesivas en este</w:t>
+      </w:r>
+      <w:r>
+        <w:rPr>
+          <w:color w:val="000000" w:themeColor="text1"/>
+          <w:sz w:val="24"/>
+          <w:szCs w:val="24"/>
+          <w:lang w:val="es-ES"/>
+        </w:rPr>
+        <w:t xml:space="preserve"> </w:t>
+      </w:r>
+      <w:r>
+        <w:rPr>
+          <w:color w:val="000000" w:themeColor="text1"/>
+          <w:sz w:val="24"/>
+          <w:szCs w:val="24"/>
+          <w:lang w:val="es-ES"/>
+        </w:rPr>
+        <w:t>tipo de colisiones a baja velocidad no son las mismas en todos los sujetos implicados,</w:t>
+      </w:r>
+      <w:r>
+        <w:rPr>
+          <w:color w:val="000000" w:themeColor="text1"/>
+          <w:sz w:val="24"/>
+          <w:szCs w:val="24"/>
+          <w:lang w:val="es-ES"/>
+        </w:rPr>
+        <w:t xml:space="preserve"> </w:t>
+      </w:r>
+      <w:r>
+        <w:rPr>
+          <w:color w:val="000000" w:themeColor="text1"/>
+          <w:sz w:val="24"/>
+          <w:szCs w:val="24"/>
+          <w:lang w:val="es-ES"/>
+        </w:rPr>
+        <w:t>por cuanto el grado de tolerancia al choque depende de factores tales corno la edad,</w:t>
+      </w:r>
+      <w:r>
+        <w:rPr>
+          <w:color w:val="000000" w:themeColor="text1"/>
+          <w:sz w:val="24"/>
+          <w:szCs w:val="24"/>
+          <w:lang w:val="es-ES"/>
+        </w:rPr>
+        <w:t xml:space="preserve"> </w:t>
+      </w:r>
+      <w:r>
+        <w:rPr>
+          <w:color w:val="000000" w:themeColor="text1"/>
+          <w:sz w:val="24"/>
+          <w:szCs w:val="24"/>
+          <w:lang w:val="es-ES"/>
+        </w:rPr>
+        <w:t>el sexo, la existencia de lesiones previas o cambios degenerativos previos, la dirección</w:t>
+      </w:r>
+      <w:r>
+        <w:rPr>
+          <w:color w:val="000000" w:themeColor="text1"/>
+          <w:sz w:val="24"/>
+          <w:szCs w:val="24"/>
+          <w:lang w:val="es-ES"/>
+        </w:rPr>
+        <w:t xml:space="preserve"> </w:t>
+      </w:r>
+      <w:r>
+        <w:rPr>
+          <w:color w:val="000000" w:themeColor="text1"/>
+          <w:sz w:val="24"/>
+          <w:szCs w:val="24"/>
+          <w:lang w:val="es-ES"/>
+        </w:rPr>
+        <w:t>en que el coche fue golpeado, asociando la literatura médica mayor severidad para los</w:t>
+      </w:r>
+      <w:r>
+        <w:rPr>
+          <w:color w:val="000000" w:themeColor="text1"/>
+          <w:sz w:val="24"/>
+          <w:szCs w:val="24"/>
+          <w:lang w:val="es-ES"/>
+        </w:rPr>
+        <w:t xml:space="preserve"> </w:t>
+      </w:r>
+      <w:r>
+        <w:rPr>
+          <w:color w:val="000000" w:themeColor="text1"/>
+          <w:sz w:val="24"/>
+          <w:szCs w:val="24"/>
+          <w:lang w:val="es-ES"/>
+        </w:rPr>
+        <w:t>vectores posteriores, la posición de la cabeza y del cuerpo en el momento de recibir el</w:t>
+      </w:r>
+      <w:r>
+        <w:rPr>
+          <w:color w:val="000000" w:themeColor="text1"/>
+          <w:sz w:val="24"/>
+          <w:szCs w:val="24"/>
+          <w:lang w:val="es-ES"/>
+        </w:rPr>
+        <w:t xml:space="preserve"> </w:t>
+      </w:r>
+      <w:r>
+        <w:rPr>
+          <w:color w:val="000000" w:themeColor="text1"/>
+          <w:sz w:val="24"/>
+          <w:szCs w:val="24"/>
+          <w:lang w:val="es-ES"/>
+        </w:rPr>
+        <w:t>impacto, el tipo de asiento, las condiciones médicas del paciente antes del impacto, la</w:t>
+      </w:r>
+      <w:r>
+        <w:rPr>
+          <w:color w:val="000000" w:themeColor="text1"/>
+          <w:sz w:val="24"/>
+          <w:szCs w:val="24"/>
+          <w:lang w:val="es-ES"/>
+        </w:rPr>
+        <w:t xml:space="preserve"> </w:t>
+      </w:r>
+      <w:r>
+        <w:rPr>
+          <w:color w:val="000000" w:themeColor="text1"/>
+          <w:sz w:val="24"/>
+          <w:szCs w:val="24"/>
+          <w:lang w:val="es-ES"/>
+        </w:rPr>
+        <w:t>envergadura del ocupante (cuanto menor sea la del cuerpo mayor es la posibilidad de</w:t>
+      </w:r>
+      <w:r>
+        <w:rPr>
+          <w:color w:val="000000" w:themeColor="text1"/>
+          <w:sz w:val="24"/>
+          <w:szCs w:val="24"/>
+          <w:lang w:val="es-ES"/>
+        </w:rPr>
+        <w:t xml:space="preserve"> </w:t>
+      </w:r>
+      <w:r>
+        <w:rPr>
+          <w:color w:val="000000" w:themeColor="text1"/>
+          <w:sz w:val="24"/>
+          <w:szCs w:val="24"/>
+          <w:lang w:val="es-ES"/>
+        </w:rPr>
+        <w:t>lesiones crónicas), la posición relativa de las articulaciones en el momento del</w:t>
+      </w:r>
+      <w:r>
+        <w:rPr>
+          <w:color w:val="000000" w:themeColor="text1"/>
+          <w:sz w:val="24"/>
+          <w:szCs w:val="24"/>
+          <w:lang w:val="es-ES"/>
+        </w:rPr>
+        <w:t xml:space="preserve"> </w:t>
+      </w:r>
+      <w:r>
+        <w:rPr>
+          <w:color w:val="000000" w:themeColor="text1"/>
+          <w:sz w:val="24"/>
+          <w:szCs w:val="24"/>
+          <w:lang w:val="es-ES"/>
+        </w:rPr>
+        <w:t>accidente, o, el estado de tensión de los músculos estabilizadores del cuello, lo que es</w:t>
+      </w:r>
+      <w:r>
+        <w:rPr>
+          <w:color w:val="000000" w:themeColor="text1"/>
+          <w:sz w:val="24"/>
+          <w:szCs w:val="24"/>
+          <w:lang w:val="es-ES"/>
+        </w:rPr>
+        <w:t xml:space="preserve"> </w:t>
+      </w:r>
+      <w:r>
+        <w:rPr>
+          <w:color w:val="000000" w:themeColor="text1"/>
+          <w:sz w:val="24"/>
+          <w:szCs w:val="24"/>
+          <w:lang w:val="es-ES"/>
+        </w:rPr>
+        <w:t>importante ya que una buena preparación contribuye a amortiguar el golpe, y, el</w:t>
+      </w:r>
+      <w:r>
+        <w:rPr>
+          <w:color w:val="000000" w:themeColor="text1"/>
+          <w:sz w:val="24"/>
+          <w:szCs w:val="24"/>
+          <w:lang w:val="es-ES"/>
+        </w:rPr>
+        <w:t xml:space="preserve"> </w:t>
+      </w:r>
+      <w:r>
+        <w:rPr>
+          <w:color w:val="000000" w:themeColor="text1"/>
+          <w:sz w:val="24"/>
+          <w:szCs w:val="24"/>
+          <w:lang w:val="es-ES"/>
+        </w:rPr>
+        <w:t>estado de preparación del sujeto cuando recibe el impacto: los ocupantes no</w:t>
+      </w:r>
+      <w:r>
+        <w:rPr>
+          <w:color w:val="000000" w:themeColor="text1"/>
+          <w:sz w:val="24"/>
+          <w:szCs w:val="24"/>
+          <w:lang w:val="es-ES"/>
+        </w:rPr>
+        <w:t xml:space="preserve"> </w:t>
+      </w:r>
+      <w:r>
+        <w:rPr>
+          <w:color w:val="000000" w:themeColor="text1"/>
+          <w:sz w:val="24"/>
+          <w:szCs w:val="24"/>
+          <w:lang w:val="es-ES"/>
+        </w:rPr>
+        <w:t>preparados suelen tener lesiones más severas que los que advierten el accidente, y es</w:t>
+      </w:r>
+      <w:r>
+        <w:rPr>
+          <w:color w:val="000000" w:themeColor="text1"/>
+          <w:sz w:val="24"/>
+          <w:szCs w:val="24"/>
+          <w:lang w:val="es-ES"/>
+        </w:rPr>
+        <w:t xml:space="preserve"> </w:t>
+      </w:r>
+      <w:r>
+        <w:rPr>
+          <w:color w:val="000000" w:themeColor="text1"/>
+          <w:sz w:val="24"/>
+          <w:szCs w:val="24"/>
+          <w:lang w:val="es-ES"/>
+        </w:rPr>
+        <w:t>que resulta muy importante el factor sorpresa o grado de imprevisibilidad del choque:</w:t>
+      </w:r>
+      <w:r>
+        <w:rPr>
+          <w:color w:val="000000" w:themeColor="text1"/>
+          <w:sz w:val="24"/>
+          <w:szCs w:val="24"/>
+          <w:lang w:val="es-ES"/>
+        </w:rPr>
+        <w:t xml:space="preserve"> </w:t>
+      </w:r>
+      <w:r>
+        <w:rPr>
+          <w:color w:val="000000" w:themeColor="text1"/>
+          <w:sz w:val="24"/>
+          <w:szCs w:val="24"/>
+          <w:lang w:val="es-ES"/>
+        </w:rPr>
+        <w:t>es decir, el factor de imprevisión aumenta el potencial lesivo.</w:t>
+      </w:r>
+    </w:p>
+    <w:p>
+      <w:pPr>
+        <w:pBdr>
+          <w:top w:val="nil"/>
+          <w:left w:val="nil"/>
+          <w:bottom w:val="nil"/>
+          <w:right w:val="nil"/>
+          <w:between w:val="nil"/>
+        </w:pBdr>
+        <w:ind w:left="2" w:right="136" w:firstLine="707"/>
+        <w:jc w:val="both"/>
+        <w:rPr>
+          <w:color w:val="000000" w:themeColor="text1"/>
+          <w:sz w:val="24"/>
+          <w:szCs w:val="24"/>
+          <w:lang w:val="es-ES"/>
+        </w:rPr>
+      </w:pPr>
+    </w:p>
+    <w:p>
+      <w:pPr>
+        <w:pBdr>
+          <w:top w:val="nil"/>
+          <w:left w:val="nil"/>
+          <w:bottom w:val="nil"/>
+          <w:right w:val="nil"/>
+          <w:between w:val="nil"/>
+        </w:pBdr>
+        <w:ind w:left="2" w:right="136" w:firstLine="707"/>
+        <w:jc w:val="both"/>
+        <w:rPr>
+          <w:color w:val="000000" w:themeColor="text1"/>
+          <w:sz w:val="24"/>
+          <w:szCs w:val="24"/>
+          <w:lang w:val="es-ES"/>
+        </w:rPr>
+      </w:pPr>
+      <w:r>
+        <w:rPr>
+          <w:color w:val="000000" w:themeColor="text1"/>
+          <w:sz w:val="24"/>
+          <w:szCs w:val="24"/>
+          <w:lang w:val="es-ES"/>
+        </w:rPr>
+        <w:t>Por tanto, como antes se dijo la ausencia de daños o la levedad de éstos en el</w:t>
+      </w:r>
+      <w:r>
+        <w:rPr>
+          <w:color w:val="000000" w:themeColor="text1"/>
+          <w:sz w:val="24"/>
+          <w:szCs w:val="24"/>
+          <w:lang w:val="es-ES"/>
+        </w:rPr>
+        <w:t xml:space="preserve"> </w:t>
+      </w:r>
+      <w:r>
+        <w:rPr>
+          <w:color w:val="000000" w:themeColor="text1"/>
+          <w:sz w:val="24"/>
+          <w:szCs w:val="24"/>
+          <w:lang w:val="es-ES"/>
+        </w:rPr>
+        <w:t>vehículo no supone inexistencia de lesiones en los ocupantes, pudiendo decirse, por el</w:t>
+      </w:r>
+      <w:r>
+        <w:rPr>
+          <w:color w:val="000000" w:themeColor="text1"/>
+          <w:sz w:val="24"/>
+          <w:szCs w:val="24"/>
+          <w:lang w:val="es-ES"/>
+        </w:rPr>
+        <w:t xml:space="preserve"> </w:t>
+      </w:r>
+      <w:r>
+        <w:rPr>
+          <w:color w:val="000000" w:themeColor="text1"/>
+          <w:sz w:val="24"/>
+          <w:szCs w:val="24"/>
+          <w:lang w:val="es-ES"/>
+        </w:rPr>
+        <w:t>contrario, que en las colisiones a baja velocidad, alcanzados los umbrales patogénicos,</w:t>
+      </w:r>
+      <w:r>
+        <w:rPr>
+          <w:color w:val="000000" w:themeColor="text1"/>
+          <w:sz w:val="24"/>
+          <w:szCs w:val="24"/>
+          <w:lang w:val="es-ES"/>
+        </w:rPr>
+        <w:t xml:space="preserve"> </w:t>
+      </w:r>
+      <w:r>
+        <w:rPr>
+          <w:b/>
+          <w:bCs/>
+          <w:color w:val="000000" w:themeColor="text1"/>
+          <w:sz w:val="24"/>
+          <w:szCs w:val="24"/>
+          <w:lang w:val="es-ES"/>
+        </w:rPr>
+        <w:t>CUANTO MENOR SEA EL GRADO DE DEFORMACIÓN DEL VEHÍCULO, MENOR SU APLASTAMIENTO, EL POTENCIAL LESIVO PARA EL OCUPANTE es mayor</w:t>
+      </w:r>
+      <w:r>
+        <w:rPr>
+          <w:color w:val="000000" w:themeColor="text1"/>
+          <w:sz w:val="24"/>
+          <w:szCs w:val="24"/>
+          <w:lang w:val="es-ES"/>
+        </w:rPr>
+        <w:t>, toda vez que</w:t>
+      </w:r>
+      <w:r>
+        <w:rPr>
+          <w:color w:val="000000" w:themeColor="text1"/>
+          <w:sz w:val="24"/>
+          <w:szCs w:val="24"/>
+          <w:lang w:val="es-ES"/>
+        </w:rPr>
+        <w:t xml:space="preserve"> </w:t>
+      </w:r>
+      <w:r>
+        <w:rPr>
+          <w:color w:val="000000" w:themeColor="text1"/>
+          <w:sz w:val="24"/>
+          <w:szCs w:val="24"/>
+          <w:lang w:val="es-ES"/>
+        </w:rPr>
+        <w:t>si hay deformidad del vehículo, tal deformidad es la que absorbe la energía del</w:t>
+      </w:r>
+      <w:r>
+        <w:rPr>
+          <w:color w:val="000000" w:themeColor="text1"/>
+          <w:sz w:val="24"/>
+          <w:szCs w:val="24"/>
+          <w:lang w:val="es-ES"/>
+        </w:rPr>
+        <w:t xml:space="preserve"> </w:t>
+      </w:r>
+      <w:r>
+        <w:rPr>
+          <w:color w:val="000000" w:themeColor="text1"/>
+          <w:sz w:val="24"/>
+          <w:szCs w:val="24"/>
+          <w:lang w:val="es-ES"/>
+        </w:rPr>
+        <w:t>choque, de lo contrario esa energía, que no se utiliza en deformar el vehículo, se</w:t>
+      </w:r>
+      <w:r>
+        <w:rPr>
+          <w:color w:val="000000" w:themeColor="text1"/>
+          <w:sz w:val="24"/>
+          <w:szCs w:val="24"/>
+          <w:lang w:val="es-ES"/>
+        </w:rPr>
+        <w:t xml:space="preserve"> </w:t>
+      </w:r>
+      <w:r>
+        <w:rPr>
+          <w:color w:val="000000" w:themeColor="text1"/>
+          <w:sz w:val="24"/>
+          <w:szCs w:val="24"/>
+          <w:lang w:val="es-ES"/>
+        </w:rPr>
+        <w:t>emplea, en su transferencia, en dañar al ocupante. Quiere decir que a menor</w:t>
+      </w:r>
+      <w:r>
+        <w:rPr>
+          <w:color w:val="000000" w:themeColor="text1"/>
+          <w:sz w:val="24"/>
+          <w:szCs w:val="24"/>
+          <w:lang w:val="es-ES"/>
+        </w:rPr>
+        <w:t xml:space="preserve"> </w:t>
+      </w:r>
+      <w:r>
+        <w:rPr>
+          <w:color w:val="000000" w:themeColor="text1"/>
+          <w:sz w:val="24"/>
+          <w:szCs w:val="24"/>
+          <w:lang w:val="es-ES"/>
+        </w:rPr>
+        <w:t>deformidad del vehículo, mayor es la aceleración (esto es la variación instantánea de</w:t>
+      </w:r>
+      <w:r>
+        <w:rPr>
+          <w:color w:val="000000" w:themeColor="text1"/>
+          <w:sz w:val="24"/>
+          <w:szCs w:val="24"/>
+          <w:lang w:val="es-ES"/>
+        </w:rPr>
+        <w:t xml:space="preserve"> </w:t>
+      </w:r>
+      <w:r>
+        <w:rPr>
+          <w:color w:val="000000" w:themeColor="text1"/>
+          <w:sz w:val="24"/>
+          <w:szCs w:val="24"/>
+          <w:lang w:val="es-ES"/>
+        </w:rPr>
+        <w:t>velocidad) del mismo en el curso del impacto, y también mayor la aceleración del</w:t>
+      </w:r>
+      <w:r>
+        <w:rPr>
+          <w:color w:val="000000" w:themeColor="text1"/>
+          <w:sz w:val="24"/>
+          <w:szCs w:val="24"/>
+          <w:lang w:val="es-ES"/>
+        </w:rPr>
+        <w:t xml:space="preserve"> </w:t>
+      </w:r>
+      <w:r>
+        <w:rPr>
+          <w:color w:val="000000" w:themeColor="text1"/>
+          <w:sz w:val="24"/>
+          <w:szCs w:val="24"/>
+          <w:lang w:val="es-ES"/>
+        </w:rPr>
+        <w:t>cuerpo ocupante de ese vehículo (que como se dijo es siempre mayor que la del</w:t>
+      </w:r>
+      <w:r>
+        <w:rPr>
+          <w:color w:val="000000" w:themeColor="text1"/>
+          <w:sz w:val="24"/>
+          <w:szCs w:val="24"/>
+          <w:lang w:val="es-ES"/>
+        </w:rPr>
+        <w:t xml:space="preserve"> </w:t>
+      </w:r>
+      <w:r>
+        <w:rPr>
+          <w:color w:val="000000" w:themeColor="text1"/>
+          <w:sz w:val="24"/>
+          <w:szCs w:val="24"/>
+          <w:lang w:val="es-ES"/>
+        </w:rPr>
+        <w:t>vehículo). De esta manera, en una colisión de baja velocidad sin daño en el vehículo</w:t>
+      </w:r>
+      <w:r>
+        <w:rPr>
+          <w:color w:val="000000" w:themeColor="text1"/>
+          <w:sz w:val="24"/>
+          <w:szCs w:val="24"/>
+          <w:lang w:val="es-ES"/>
+        </w:rPr>
+        <w:t xml:space="preserve"> </w:t>
+      </w:r>
+      <w:r>
+        <w:rPr>
+          <w:color w:val="000000" w:themeColor="text1"/>
+          <w:sz w:val="24"/>
+          <w:szCs w:val="24"/>
+          <w:lang w:val="es-ES"/>
+        </w:rPr>
+        <w:t>tiene un riesgo perceptiblemente más alto de lesión que un ocupante con vehículo</w:t>
+      </w:r>
+      <w:r>
+        <w:rPr>
+          <w:color w:val="000000" w:themeColor="text1"/>
+          <w:sz w:val="24"/>
+          <w:szCs w:val="24"/>
+          <w:lang w:val="es-ES"/>
+        </w:rPr>
+        <w:t xml:space="preserve"> </w:t>
+      </w:r>
+      <w:r>
+        <w:rPr>
+          <w:color w:val="000000" w:themeColor="text1"/>
+          <w:sz w:val="24"/>
+          <w:szCs w:val="24"/>
+          <w:lang w:val="es-ES"/>
+        </w:rPr>
+        <w:t>dañado (siempre hablando en términos de baja velocidad), pues si no hay absorción de</w:t>
+      </w:r>
+      <w:r>
+        <w:rPr>
+          <w:color w:val="000000" w:themeColor="text1"/>
+          <w:sz w:val="24"/>
+          <w:szCs w:val="24"/>
+          <w:lang w:val="es-ES"/>
+        </w:rPr>
+        <w:t xml:space="preserve"> </w:t>
+      </w:r>
+      <w:r>
+        <w:rPr>
+          <w:color w:val="000000" w:themeColor="text1"/>
+          <w:sz w:val="24"/>
+          <w:szCs w:val="24"/>
+          <w:lang w:val="es-ES"/>
+        </w:rPr>
+        <w:t>la energía por parte del vehículo, la violencia del impacto se transfiere y repercute en</w:t>
+      </w:r>
+      <w:r>
+        <w:rPr>
+          <w:color w:val="000000" w:themeColor="text1"/>
+          <w:sz w:val="24"/>
+          <w:szCs w:val="24"/>
+          <w:lang w:val="es-ES"/>
+        </w:rPr>
+        <w:t xml:space="preserve"> </w:t>
+      </w:r>
+      <w:r>
+        <w:rPr>
+          <w:color w:val="000000" w:themeColor="text1"/>
+          <w:sz w:val="24"/>
+          <w:szCs w:val="24"/>
+          <w:lang w:val="es-ES"/>
+        </w:rPr>
+        <w:t>mayor medida sobre la estructura corpórea del viajero y en esta realidad física radica,</w:t>
+      </w:r>
+      <w:r>
+        <w:rPr>
+          <w:color w:val="000000" w:themeColor="text1"/>
+          <w:sz w:val="24"/>
+          <w:szCs w:val="24"/>
+          <w:lang w:val="es-ES"/>
+        </w:rPr>
+        <w:t xml:space="preserve"> </w:t>
+      </w:r>
+      <w:r>
+        <w:rPr>
+          <w:color w:val="000000" w:themeColor="text1"/>
+          <w:sz w:val="24"/>
+          <w:szCs w:val="24"/>
+          <w:lang w:val="es-ES"/>
+        </w:rPr>
+        <w:t>en líneas generales, el potencial lesivo de las colisiones a baja velocidad.</w:t>
+      </w:r>
+    </w:p>
+    <w:p>
+      <w:pPr>
+        <w:pBdr>
+          <w:top w:val="nil"/>
+          <w:left w:val="nil"/>
+          <w:bottom w:val="nil"/>
+          <w:right w:val="nil"/>
+          <w:between w:val="nil"/>
+        </w:pBdr>
+        <w:ind w:left="2" w:right="136" w:firstLine="707"/>
+        <w:jc w:val="both"/>
+        <w:rPr>
+          <w:color w:val="000000" w:themeColor="text1"/>
+          <w:sz w:val="24"/>
+          <w:szCs w:val="24"/>
+          <w:lang w:val="es-ES"/>
+        </w:rPr>
+      </w:pPr>
+    </w:p>
+    <w:p>
+      <w:pPr>
+        <w:pBdr>
+          <w:top w:val="nil"/>
+          <w:left w:val="nil"/>
+          <w:bottom w:val="nil"/>
+          <w:right w:val="nil"/>
+          <w:between w:val="nil"/>
+        </w:pBdr>
+        <w:ind w:left="2" w:right="136" w:firstLine="707"/>
+        <w:jc w:val="both"/>
+        <w:rPr>
+          <w:color w:val="000000" w:themeColor="text1"/>
+          <w:sz w:val="24"/>
+          <w:szCs w:val="24"/>
+          <w:lang w:val="es-ES"/>
+        </w:rPr>
+      </w:pPr>
+      <w:r>
+        <w:rPr>
+          <w:color w:val="000000" w:themeColor="text1"/>
+          <w:sz w:val="24"/>
+          <w:szCs w:val="24"/>
+          <w:lang w:val="es-ES"/>
+        </w:rPr>
+        <w:t>Es decir, que a menor velocidad de impacto, mayor energía absorbe el pasajero,</w:t>
+      </w:r>
+      <w:r>
+        <w:rPr>
+          <w:color w:val="000000" w:themeColor="text1"/>
+          <w:sz w:val="24"/>
+          <w:szCs w:val="24"/>
+          <w:lang w:val="es-ES"/>
+        </w:rPr>
+        <w:t xml:space="preserve"> </w:t>
+      </w:r>
+      <w:r>
+        <w:rPr>
+          <w:color w:val="000000" w:themeColor="text1"/>
+          <w:sz w:val="24"/>
+          <w:szCs w:val="24"/>
+          <w:lang w:val="es-ES"/>
+        </w:rPr>
+        <w:t>y mayor posibilidad de lesiones. Amén de que las afirmaciones del perito contrario no</w:t>
+      </w:r>
+      <w:r>
+        <w:rPr>
+          <w:color w:val="000000" w:themeColor="text1"/>
+          <w:sz w:val="24"/>
+          <w:szCs w:val="24"/>
+          <w:lang w:val="es-ES"/>
+        </w:rPr>
+        <w:t xml:space="preserve"> </w:t>
+      </w:r>
+      <w:r>
+        <w:rPr>
+          <w:color w:val="000000" w:themeColor="text1"/>
+          <w:sz w:val="24"/>
+          <w:szCs w:val="24"/>
+          <w:lang w:val="es-ES"/>
+        </w:rPr>
+        <w:lastRenderedPageBreak/>
+        <w:t>son aceptadas por otros muchos autores que hablan de que la velocidad que hay que</w:t>
+      </w:r>
+      <w:r>
+        <w:rPr>
+          <w:color w:val="000000" w:themeColor="text1"/>
+          <w:sz w:val="24"/>
+          <w:szCs w:val="24"/>
+          <w:lang w:val="es-ES"/>
+        </w:rPr>
+        <w:t xml:space="preserve"> </w:t>
+      </w:r>
+      <w:r>
+        <w:rPr>
+          <w:color w:val="000000" w:themeColor="text1"/>
+          <w:sz w:val="24"/>
+          <w:szCs w:val="24"/>
+          <w:lang w:val="es-ES"/>
+        </w:rPr>
+        <w:t>tener en cuenta NO ES LA VELOCIDAD DEL VEHICULO, sino la que se transmite al</w:t>
+      </w:r>
+      <w:r>
+        <w:rPr>
+          <w:color w:val="000000" w:themeColor="text1"/>
+          <w:sz w:val="24"/>
+          <w:szCs w:val="24"/>
+          <w:lang w:val="es-ES"/>
+        </w:rPr>
+        <w:t xml:space="preserve"> </w:t>
+      </w:r>
+      <w:r>
+        <w:rPr>
+          <w:color w:val="000000" w:themeColor="text1"/>
+          <w:sz w:val="24"/>
+          <w:szCs w:val="24"/>
+          <w:lang w:val="es-ES"/>
+        </w:rPr>
+        <w:t>ocupante, además de otros muchos factores que no tiene en cuenta el perito de parte</w:t>
+      </w:r>
+      <w:r>
+        <w:rPr>
+          <w:color w:val="000000" w:themeColor="text1"/>
+          <w:sz w:val="24"/>
+          <w:szCs w:val="24"/>
+          <w:lang w:val="es-ES"/>
+        </w:rPr>
+        <w:t xml:space="preserve"> </w:t>
+      </w:r>
+      <w:r>
+        <w:rPr>
+          <w:color w:val="000000" w:themeColor="text1"/>
+          <w:sz w:val="24"/>
+          <w:szCs w:val="24"/>
+          <w:lang w:val="es-ES"/>
+        </w:rPr>
+        <w:t>y que son trascendentes para determinar la existencia o no de lesiones (edad, sexo,</w:t>
+      </w:r>
+      <w:r>
+        <w:rPr>
+          <w:color w:val="000000" w:themeColor="text1"/>
+          <w:sz w:val="24"/>
+          <w:szCs w:val="24"/>
+          <w:lang w:val="es-ES"/>
+        </w:rPr>
+        <w:t xml:space="preserve"> </w:t>
+      </w:r>
+      <w:r>
+        <w:rPr>
+          <w:color w:val="000000" w:themeColor="text1"/>
+          <w:sz w:val="24"/>
+          <w:szCs w:val="24"/>
+          <w:lang w:val="es-ES"/>
+        </w:rPr>
+        <w:t>postura de la cabeza y del cuerpo, el tipo de asiento, lesiones previas, dirección del</w:t>
+      </w:r>
+      <w:r>
+        <w:rPr>
+          <w:color w:val="000000" w:themeColor="text1"/>
+          <w:sz w:val="24"/>
+          <w:szCs w:val="24"/>
+          <w:lang w:val="es-ES"/>
+        </w:rPr>
+        <w:t xml:space="preserve"> </w:t>
+      </w:r>
+      <w:r>
+        <w:rPr>
+          <w:color w:val="000000" w:themeColor="text1"/>
+          <w:sz w:val="24"/>
+          <w:szCs w:val="24"/>
+          <w:lang w:val="es-ES"/>
+        </w:rPr>
+        <w:t>golpe, el darse cuenta o no del golpe, el estado de tensión de los músculos, etc).</w:t>
+      </w:r>
+    </w:p>
+    <w:p>
+      <w:pPr>
+        <w:pBdr>
+          <w:top w:val="nil"/>
+          <w:left w:val="nil"/>
+          <w:bottom w:val="nil"/>
+          <w:right w:val="nil"/>
+          <w:between w:val="nil"/>
+        </w:pBdr>
+        <w:ind w:left="2" w:right="136" w:firstLine="707"/>
+        <w:jc w:val="both"/>
+        <w:rPr>
+          <w:color w:val="000000" w:themeColor="text1"/>
+          <w:sz w:val="24"/>
+          <w:szCs w:val="24"/>
+          <w:lang w:val="es-ES"/>
+        </w:rPr>
+      </w:pPr>
+    </w:p>
+    <w:p>
+      <w:pPr>
+        <w:pBdr>
+          <w:top w:val="nil"/>
+          <w:left w:val="nil"/>
+          <w:bottom w:val="nil"/>
+          <w:right w:val="nil"/>
+          <w:between w:val="nil"/>
+        </w:pBdr>
+        <w:ind w:left="2" w:right="136" w:firstLine="707"/>
+        <w:jc w:val="both"/>
+        <w:rPr>
+          <w:color w:val="000000" w:themeColor="text1"/>
+          <w:sz w:val="24"/>
+          <w:szCs w:val="24"/>
+          <w:lang w:val="es-ES"/>
+        </w:rPr>
+      </w:pPr>
+      <w:r>
+        <w:rPr>
+          <w:color w:val="000000" w:themeColor="text1"/>
+          <w:sz w:val="24"/>
+          <w:szCs w:val="24"/>
+          <w:lang w:val="es-ES"/>
+        </w:rPr>
+        <w:t>Por todo lo cual, no puede aceptarse la afirmación hecha por el perito aportado</w:t>
+      </w:r>
+      <w:r>
+        <w:rPr>
+          <w:color w:val="000000" w:themeColor="text1"/>
+          <w:sz w:val="24"/>
+          <w:szCs w:val="24"/>
+          <w:lang w:val="es-ES"/>
+        </w:rPr>
+        <w:t xml:space="preserve"> </w:t>
+      </w:r>
+      <w:r>
+        <w:rPr>
+          <w:color w:val="000000" w:themeColor="text1"/>
+          <w:sz w:val="24"/>
+          <w:szCs w:val="24"/>
+          <w:lang w:val="es-ES"/>
+        </w:rPr>
+        <w:t>por la aseguradora, pues es claro que una colisión leve puede perfectamente producir</w:t>
+      </w:r>
+      <w:r>
+        <w:rPr>
+          <w:color w:val="000000" w:themeColor="text1"/>
+          <w:sz w:val="24"/>
+          <w:szCs w:val="24"/>
+          <w:lang w:val="es-ES"/>
+        </w:rPr>
+        <w:t xml:space="preserve"> </w:t>
+      </w:r>
+      <w:r>
+        <w:rPr>
+          <w:color w:val="000000" w:themeColor="text1"/>
+          <w:sz w:val="24"/>
+          <w:szCs w:val="24"/>
+          <w:lang w:val="es-ES"/>
+        </w:rPr>
+        <w:t>lesiones, tal y como dicen los estudios aquí señalados.</w:t>
+      </w:r>
+    </w:p>
+    <w:p>
+      <w:pPr>
+        <w:pBdr>
+          <w:top w:val="nil"/>
+          <w:left w:val="nil"/>
+          <w:bottom w:val="nil"/>
+          <w:right w:val="nil"/>
+          <w:between w:val="nil"/>
+        </w:pBdr>
+        <w:ind w:left="2" w:right="136" w:firstLine="707"/>
+        <w:jc w:val="both"/>
+        <w:rPr>
+          <w:color w:val="000000" w:themeColor="text1"/>
+          <w:sz w:val="24"/>
+          <w:szCs w:val="24"/>
+          <w:lang w:val="es-ES"/>
+        </w:rPr>
+      </w:pPr>
+    </w:p>
+    <w:p>
+      <w:pPr>
+        <w:pBdr>
+          <w:top w:val="nil"/>
+          <w:left w:val="nil"/>
+          <w:bottom w:val="nil"/>
+          <w:right w:val="nil"/>
+          <w:between w:val="nil"/>
+        </w:pBdr>
+        <w:ind w:left="2" w:right="136" w:firstLine="707"/>
+        <w:jc w:val="both"/>
+        <w:rPr>
+          <w:color w:val="000000" w:themeColor="text1"/>
+          <w:sz w:val="24"/>
+          <w:szCs w:val="24"/>
+          <w:lang w:val="es-ES"/>
+        </w:rPr>
+      </w:pPr>
+      <w:r>
+        <w:rPr>
+          <w:b/>
+          <w:bCs/>
+          <w:color w:val="000000" w:themeColor="text1"/>
+          <w:sz w:val="24"/>
+          <w:szCs w:val="24"/>
+          <w:lang w:val="es-ES"/>
+        </w:rPr>
+        <w:t>SEXTO</w:t>
+      </w:r>
+      <w:r>
+        <w:rPr>
+          <w:color w:val="000000" w:themeColor="text1"/>
+          <w:sz w:val="24"/>
+          <w:szCs w:val="24"/>
+          <w:lang w:val="es-ES"/>
+        </w:rPr>
+        <w:t>.- A este respecto, considero de bastante utilidad la información</w:t>
+      </w:r>
+      <w:r>
+        <w:rPr>
+          <w:color w:val="000000" w:themeColor="text1"/>
+          <w:sz w:val="24"/>
+          <w:szCs w:val="24"/>
+          <w:lang w:val="es-ES"/>
+        </w:rPr>
+        <w:t xml:space="preserve"> </w:t>
+      </w:r>
+      <w:r>
+        <w:rPr>
+          <w:color w:val="000000" w:themeColor="text1"/>
+          <w:sz w:val="24"/>
+          <w:szCs w:val="24"/>
+          <w:lang w:val="es-ES"/>
+        </w:rPr>
+        <w:t>suministrada en el siguiente enlace:</w:t>
+      </w:r>
+      <w:r>
+        <w:rPr>
+          <w:color w:val="000000" w:themeColor="text1"/>
+          <w:sz w:val="24"/>
+          <w:szCs w:val="24"/>
+          <w:lang w:val="es-ES"/>
+        </w:rPr>
+        <w:t xml:space="preserve"> </w:t>
+      </w:r>
+      <w:hyperlink r:id="rId6" w:history="1">
+        <w:r>
+          <w:rPr>
+            <w:rStyle w:val="Hipervnculo"/>
+            <w:sz w:val="24"/>
+            <w:szCs w:val="24"/>
+            <w:lang w:val="es-ES"/>
+          </w:rPr>
+          <w:t>http://www.peritajemedicoforense.com/Latigazo%20cervical%20y%20fraude.Parte%203,%2015.08.12.pdf</w:t>
+        </w:r>
+      </w:hyperlink>
+    </w:p>
+    <w:p>
+      <w:pPr>
+        <w:pBdr>
+          <w:top w:val="nil"/>
+          <w:left w:val="nil"/>
+          <w:bottom w:val="nil"/>
+          <w:right w:val="nil"/>
+          <w:between w:val="nil"/>
+        </w:pBdr>
+        <w:ind w:left="2" w:right="136" w:firstLine="707"/>
+        <w:jc w:val="both"/>
+        <w:rPr>
+          <w:color w:val="000000" w:themeColor="text1"/>
+          <w:sz w:val="24"/>
+          <w:szCs w:val="24"/>
+          <w:lang w:val="es-ES"/>
+        </w:rPr>
+      </w:pPr>
+    </w:p>
+    <w:p>
+      <w:pPr>
+        <w:pBdr>
+          <w:top w:val="nil"/>
+          <w:left w:val="nil"/>
+          <w:bottom w:val="nil"/>
+          <w:right w:val="nil"/>
+          <w:between w:val="nil"/>
+        </w:pBdr>
+        <w:ind w:left="2" w:right="136" w:firstLine="707"/>
+        <w:jc w:val="both"/>
+        <w:rPr>
+          <w:color w:val="000000" w:themeColor="text1"/>
+          <w:sz w:val="24"/>
+          <w:szCs w:val="24"/>
+          <w:lang w:val="es-ES"/>
+        </w:rPr>
+      </w:pPr>
+      <w:r>
+        <w:rPr>
+          <w:color w:val="000000" w:themeColor="text1"/>
+          <w:sz w:val="24"/>
+          <w:szCs w:val="24"/>
+          <w:lang w:val="es-ES"/>
+        </w:rPr>
+        <w:t>El mismo es elaborado por médico forense y alcanza las siguientes</w:t>
+      </w:r>
+      <w:r>
+        <w:rPr>
+          <w:color w:val="000000" w:themeColor="text1"/>
+          <w:sz w:val="24"/>
+          <w:szCs w:val="24"/>
+          <w:lang w:val="es-ES"/>
+        </w:rPr>
+        <w:t xml:space="preserve"> </w:t>
+      </w:r>
+      <w:r>
+        <w:rPr>
+          <w:color w:val="000000" w:themeColor="text1"/>
+          <w:sz w:val="24"/>
+          <w:szCs w:val="24"/>
+          <w:lang w:val="es-ES"/>
+        </w:rPr>
+        <w:t>conclusiones:</w:t>
+      </w:r>
+    </w:p>
+    <w:p>
+      <w:pPr>
+        <w:pBdr>
+          <w:top w:val="nil"/>
+          <w:left w:val="nil"/>
+          <w:bottom w:val="nil"/>
+          <w:right w:val="nil"/>
+          <w:between w:val="nil"/>
+        </w:pBdr>
+        <w:ind w:left="2" w:right="136" w:firstLine="707"/>
+        <w:jc w:val="both"/>
+        <w:rPr>
+          <w:color w:val="000000" w:themeColor="text1"/>
+          <w:sz w:val="24"/>
+          <w:szCs w:val="24"/>
+          <w:lang w:val="es-ES"/>
+        </w:rPr>
+      </w:pPr>
+    </w:p>
+    <w:p>
+      <w:pPr>
+        <w:pBdr>
+          <w:top w:val="nil"/>
+          <w:left w:val="nil"/>
+          <w:bottom w:val="nil"/>
+          <w:right w:val="nil"/>
+          <w:between w:val="nil"/>
+        </w:pBdr>
+        <w:ind w:left="2" w:right="136" w:firstLine="707"/>
+        <w:jc w:val="both"/>
+        <w:rPr>
+          <w:color w:val="000000" w:themeColor="text1"/>
+          <w:sz w:val="24"/>
+          <w:szCs w:val="24"/>
+          <w:lang w:val="es-ES"/>
+        </w:rPr>
+      </w:pPr>
+      <w:r>
+        <w:rPr>
+          <w:b/>
+          <w:bCs/>
+          <w:color w:val="000000" w:themeColor="text1"/>
+          <w:sz w:val="24"/>
+          <w:szCs w:val="24"/>
+          <w:lang w:val="es-ES"/>
+        </w:rPr>
+        <w:t>1 Las lesiones por Latigazo Cervical (LC) son más frecuentes en los automóviles actuales.</w:t>
+      </w:r>
+      <w:r>
+        <w:rPr>
+          <w:b/>
+          <w:bCs/>
+          <w:color w:val="000000" w:themeColor="text1"/>
+          <w:sz w:val="24"/>
+          <w:szCs w:val="24"/>
+          <w:lang w:val="es-ES"/>
+        </w:rPr>
+        <w:t xml:space="preserve"> </w:t>
+      </w:r>
+      <w:r>
+        <w:rPr>
+          <w:color w:val="000000" w:themeColor="text1"/>
+          <w:sz w:val="24"/>
+          <w:szCs w:val="24"/>
+          <w:lang w:val="es-ES"/>
+        </w:rPr>
+        <w:t>En las lesiones por Latigazo Cervical hoy día son más frecuentes que en los vehículos</w:t>
+      </w:r>
+      <w:r>
+        <w:rPr>
+          <w:color w:val="000000" w:themeColor="text1"/>
+          <w:sz w:val="24"/>
+          <w:szCs w:val="24"/>
+          <w:lang w:val="es-ES"/>
+        </w:rPr>
+        <w:t xml:space="preserve"> </w:t>
+      </w:r>
+      <w:r>
+        <w:rPr>
+          <w:color w:val="000000" w:themeColor="text1"/>
+          <w:sz w:val="24"/>
+          <w:szCs w:val="24"/>
+          <w:lang w:val="es-ES"/>
+        </w:rPr>
+        <w:t>antiguos, lo que ha sido señalado por muchos investigadores, como AVERY (2000) “Los</w:t>
+      </w:r>
+      <w:r>
+        <w:rPr>
+          <w:color w:val="000000" w:themeColor="text1"/>
+          <w:sz w:val="24"/>
+          <w:szCs w:val="24"/>
+          <w:lang w:val="es-ES"/>
+        </w:rPr>
+        <w:t xml:space="preserve"> </w:t>
+      </w:r>
+      <w:r>
+        <w:rPr>
+          <w:color w:val="000000" w:themeColor="text1"/>
+          <w:sz w:val="24"/>
+          <w:szCs w:val="24"/>
+          <w:lang w:val="es-ES"/>
+        </w:rPr>
+        <w:t>fabricantes de vehículos diseñan la estructura del mismo para soportar un impacto</w:t>
+      </w:r>
+      <w:r>
+        <w:rPr>
+          <w:color w:val="000000" w:themeColor="text1"/>
+          <w:sz w:val="24"/>
+          <w:szCs w:val="24"/>
+          <w:lang w:val="es-ES"/>
+        </w:rPr>
+        <w:t xml:space="preserve"> </w:t>
+      </w:r>
+      <w:r>
+        <w:rPr>
+          <w:color w:val="000000" w:themeColor="text1"/>
+          <w:sz w:val="24"/>
+          <w:szCs w:val="24"/>
+          <w:lang w:val="es-ES"/>
+        </w:rPr>
+        <w:t>posterior a alta velocidad de manera que éste afecte lo mínimo posible a sus</w:t>
+      </w:r>
+      <w:r>
+        <w:rPr>
+          <w:color w:val="000000" w:themeColor="text1"/>
+          <w:sz w:val="24"/>
+          <w:szCs w:val="24"/>
+          <w:lang w:val="es-ES"/>
+        </w:rPr>
+        <w:t xml:space="preserve"> </w:t>
+      </w:r>
+      <w:r>
+        <w:rPr>
+          <w:color w:val="000000" w:themeColor="text1"/>
+          <w:sz w:val="24"/>
+          <w:szCs w:val="24"/>
+          <w:lang w:val="es-ES"/>
+        </w:rPr>
+        <w:t>ocupantes, manteniendo el espacio mínimo de supervivencia. A su vez, diseñan los</w:t>
+      </w:r>
+      <w:r>
+        <w:rPr>
+          <w:color w:val="000000" w:themeColor="text1"/>
+          <w:sz w:val="24"/>
+          <w:szCs w:val="24"/>
+          <w:lang w:val="es-ES"/>
+        </w:rPr>
+        <w:t xml:space="preserve"> </w:t>
+      </w:r>
+      <w:r>
+        <w:rPr>
+          <w:color w:val="000000" w:themeColor="text1"/>
+          <w:sz w:val="24"/>
+          <w:szCs w:val="24"/>
+          <w:lang w:val="es-ES"/>
+        </w:rPr>
+        <w:t>diferentes elementos de seguridad pasiva para paliar los efectos del impacto sobre los</w:t>
+      </w:r>
+      <w:r>
+        <w:rPr>
+          <w:color w:val="000000" w:themeColor="text1"/>
+          <w:sz w:val="24"/>
+          <w:szCs w:val="24"/>
+          <w:lang w:val="es-ES"/>
+        </w:rPr>
+        <w:t xml:space="preserve"> </w:t>
+      </w:r>
+      <w:r>
+        <w:rPr>
+          <w:color w:val="000000" w:themeColor="text1"/>
+          <w:sz w:val="24"/>
+          <w:szCs w:val="24"/>
+          <w:lang w:val="es-ES"/>
+        </w:rPr>
+        <w:t>ocupantes. En el caso de los choques a baja velocidad, los criterios de diseño a nivel de</w:t>
+      </w:r>
+      <w:r>
+        <w:rPr>
+          <w:color w:val="000000" w:themeColor="text1"/>
+          <w:sz w:val="24"/>
+          <w:szCs w:val="24"/>
+          <w:lang w:val="es-ES"/>
+        </w:rPr>
+        <w:t xml:space="preserve"> </w:t>
+      </w:r>
+      <w:r>
+        <w:rPr>
+          <w:color w:val="000000" w:themeColor="text1"/>
+          <w:sz w:val="24"/>
+          <w:szCs w:val="24"/>
+          <w:lang w:val="es-ES"/>
+        </w:rPr>
+        <w:t>estructura se basan en minimizar los daños sobre la carrocería, pero no en disminuir</w:t>
+      </w:r>
+      <w:r>
+        <w:rPr>
+          <w:color w:val="000000" w:themeColor="text1"/>
+          <w:sz w:val="24"/>
+          <w:szCs w:val="24"/>
+          <w:lang w:val="es-ES"/>
+        </w:rPr>
+        <w:t xml:space="preserve"> </w:t>
+      </w:r>
+      <w:r>
+        <w:rPr>
+          <w:color w:val="000000" w:themeColor="text1"/>
+          <w:sz w:val="24"/>
+          <w:szCs w:val="24"/>
+          <w:lang w:val="es-ES"/>
+        </w:rPr>
+        <w:t>los efectos del impacto sobre el ocupante”. “Los daños que sufre el vehículo en un</w:t>
+      </w:r>
+      <w:r>
+        <w:rPr>
+          <w:color w:val="000000" w:themeColor="text1"/>
+          <w:sz w:val="24"/>
+          <w:szCs w:val="24"/>
+          <w:lang w:val="es-ES"/>
+        </w:rPr>
+        <w:t xml:space="preserve"> </w:t>
+      </w:r>
+      <w:r>
+        <w:rPr>
+          <w:color w:val="000000" w:themeColor="text1"/>
+          <w:sz w:val="24"/>
+          <w:szCs w:val="24"/>
+          <w:lang w:val="es-ES"/>
+        </w:rPr>
+        <w:t>choque posterior a baja velocidad no afectan a su estructura y sí levemente a la</w:t>
+      </w:r>
+      <w:r>
+        <w:rPr>
+          <w:color w:val="000000" w:themeColor="text1"/>
+          <w:sz w:val="24"/>
+          <w:szCs w:val="24"/>
+          <w:lang w:val="es-ES"/>
+        </w:rPr>
+        <w:t xml:space="preserve"> </w:t>
+      </w:r>
+      <w:r>
+        <w:rPr>
+          <w:color w:val="000000" w:themeColor="text1"/>
+          <w:sz w:val="24"/>
+          <w:szCs w:val="24"/>
+          <w:lang w:val="es-ES"/>
+        </w:rPr>
+        <w:t>carrocería y a elementos destinados a absorber la energía del impacto (traviesas y</w:t>
+      </w:r>
+      <w:r>
+        <w:rPr>
+          <w:color w:val="000000" w:themeColor="text1"/>
+          <w:sz w:val="24"/>
+          <w:szCs w:val="24"/>
+          <w:lang w:val="es-ES"/>
+        </w:rPr>
+        <w:t xml:space="preserve"> </w:t>
+      </w:r>
+      <w:r>
+        <w:rPr>
+          <w:color w:val="000000" w:themeColor="text1"/>
+          <w:sz w:val="24"/>
+          <w:szCs w:val="24"/>
+          <w:lang w:val="es-ES"/>
+        </w:rPr>
+        <w:t>deformables)”. Ref. “Whiplash: Ingeniería y Medicina en el Estudio del Síndrome del</w:t>
+      </w:r>
+      <w:r>
+        <w:rPr>
+          <w:color w:val="000000" w:themeColor="text1"/>
+          <w:sz w:val="24"/>
+          <w:szCs w:val="24"/>
+          <w:lang w:val="es-ES"/>
+        </w:rPr>
+        <w:t xml:space="preserve"> </w:t>
+      </w:r>
+      <w:r>
+        <w:rPr>
+          <w:color w:val="000000" w:themeColor="text1"/>
+          <w:sz w:val="24"/>
+          <w:szCs w:val="24"/>
+          <w:lang w:val="es-ES"/>
+        </w:rPr>
+        <w:t>Latigazo Cervical”. Conferencia pronunciada el Jueves 23 de Enero del 2003. Sala de</w:t>
+      </w:r>
+      <w:r>
+        <w:rPr>
+          <w:color w:val="000000" w:themeColor="text1"/>
+          <w:sz w:val="24"/>
+          <w:szCs w:val="24"/>
+          <w:lang w:val="es-ES"/>
+        </w:rPr>
+        <w:t xml:space="preserve"> </w:t>
+      </w:r>
+      <w:r>
+        <w:rPr>
+          <w:color w:val="000000" w:themeColor="text1"/>
+          <w:sz w:val="24"/>
+          <w:szCs w:val="24"/>
+          <w:lang w:val="es-ES"/>
+        </w:rPr>
+        <w:t>Actos de la Escuela Técnica Superior de Ingeniería Industrial de Barcelona (ETSEIB)</w:t>
+      </w:r>
+      <w:r>
+        <w:rPr>
+          <w:color w:val="000000" w:themeColor="text1"/>
+          <w:sz w:val="24"/>
+          <w:szCs w:val="24"/>
+          <w:lang w:val="es-ES"/>
+        </w:rPr>
+        <w:t xml:space="preserve"> </w:t>
+      </w:r>
+      <w:r>
+        <w:rPr>
+          <w:color w:val="000000" w:themeColor="text1"/>
+          <w:sz w:val="24"/>
+          <w:szCs w:val="24"/>
+          <w:lang w:val="es-ES"/>
+        </w:rPr>
+        <w:t>(Ref. epígrafe 3.- Una explicación física que convence).</w:t>
+      </w:r>
+    </w:p>
+    <w:p>
+      <w:pPr>
+        <w:pBdr>
+          <w:top w:val="nil"/>
+          <w:left w:val="nil"/>
+          <w:bottom w:val="nil"/>
+          <w:right w:val="nil"/>
+          <w:between w:val="nil"/>
+        </w:pBdr>
+        <w:ind w:left="2" w:right="136" w:firstLine="707"/>
+        <w:jc w:val="both"/>
+        <w:rPr>
+          <w:color w:val="000000" w:themeColor="text1"/>
+          <w:sz w:val="24"/>
+          <w:szCs w:val="24"/>
+          <w:lang w:val="es-ES"/>
+        </w:rPr>
+      </w:pPr>
+    </w:p>
+    <w:p>
+      <w:pPr>
+        <w:pBdr>
+          <w:top w:val="nil"/>
+          <w:left w:val="nil"/>
+          <w:bottom w:val="nil"/>
+          <w:right w:val="nil"/>
+          <w:between w:val="nil"/>
+        </w:pBdr>
+        <w:ind w:left="2" w:right="136" w:firstLine="707"/>
+        <w:jc w:val="both"/>
+        <w:rPr>
+          <w:color w:val="000000" w:themeColor="text1"/>
+          <w:sz w:val="24"/>
+          <w:szCs w:val="24"/>
+          <w:lang w:val="es-ES"/>
+        </w:rPr>
+      </w:pPr>
+      <w:r>
+        <w:rPr>
+          <w:b/>
+          <w:bCs/>
+          <w:color w:val="000000" w:themeColor="text1"/>
+          <w:sz w:val="24"/>
+          <w:szCs w:val="24"/>
+          <w:lang w:val="es-ES"/>
+        </w:rPr>
+        <w:t>2 No existe un parámetro fiable para determinar el potencial lesivo por LC. Es muy variable individualmente.</w:t>
+      </w:r>
+      <w:r>
+        <w:rPr>
+          <w:b/>
+          <w:bCs/>
+          <w:color w:val="000000" w:themeColor="text1"/>
+          <w:sz w:val="24"/>
+          <w:szCs w:val="24"/>
+          <w:lang w:val="es-ES"/>
+        </w:rPr>
+        <w:t xml:space="preserve"> </w:t>
+      </w:r>
+      <w:r>
+        <w:rPr>
+          <w:color w:val="000000" w:themeColor="text1"/>
+          <w:sz w:val="24"/>
+          <w:szCs w:val="24"/>
+          <w:lang w:val="es-ES"/>
+        </w:rPr>
+        <w:t>“No está establecido un umbral mecánico mínimo para la producción de lesiones</w:t>
+      </w:r>
+      <w:r>
+        <w:rPr>
+          <w:color w:val="000000" w:themeColor="text1"/>
+          <w:sz w:val="24"/>
+          <w:szCs w:val="24"/>
+          <w:lang w:val="es-ES"/>
+        </w:rPr>
+        <w:t xml:space="preserve"> </w:t>
+      </w:r>
+      <w:r>
+        <w:rPr>
+          <w:color w:val="000000" w:themeColor="text1"/>
+          <w:sz w:val="24"/>
+          <w:szCs w:val="24"/>
+          <w:lang w:val="es-ES"/>
+        </w:rPr>
+        <w:t>espinales en accidentes, sino que influye grandemente la variabilidad individual”</w:t>
+      </w:r>
+      <w:r>
+        <w:rPr>
+          <w:color w:val="000000" w:themeColor="text1"/>
+          <w:sz w:val="24"/>
+          <w:szCs w:val="24"/>
+          <w:lang w:val="es-ES"/>
+        </w:rPr>
+        <w:t xml:space="preserve"> </w:t>
+      </w:r>
+      <w:r>
+        <w:rPr>
+          <w:color w:val="000000" w:themeColor="text1"/>
+          <w:sz w:val="24"/>
+          <w:szCs w:val="24"/>
+          <w:lang w:val="es-ES"/>
+        </w:rPr>
+        <w:t>(Freeman MD, Croft AC, Nicodemus CN, Centeno CJ, Elkins WL. Significant spinal injury</w:t>
+      </w:r>
+      <w:r>
+        <w:rPr>
+          <w:color w:val="000000" w:themeColor="text1"/>
+          <w:sz w:val="24"/>
+          <w:szCs w:val="24"/>
+          <w:lang w:val="es-ES"/>
+        </w:rPr>
+        <w:t xml:space="preserve"> </w:t>
+      </w:r>
+      <w:r>
+        <w:rPr>
+          <w:color w:val="000000" w:themeColor="text1"/>
+          <w:sz w:val="24"/>
+          <w:szCs w:val="24"/>
+          <w:lang w:val="es-ES"/>
+        </w:rPr>
+        <w:t>resulting from low-level accelerations: a case series of roller coaster injuries. Arch Phys</w:t>
+      </w:r>
+      <w:r>
+        <w:rPr>
+          <w:color w:val="000000" w:themeColor="text1"/>
+          <w:sz w:val="24"/>
+          <w:szCs w:val="24"/>
+          <w:lang w:val="es-ES"/>
+        </w:rPr>
+        <w:t xml:space="preserve"> </w:t>
+      </w:r>
+      <w:r>
+        <w:rPr>
+          <w:color w:val="000000" w:themeColor="text1"/>
+          <w:sz w:val="24"/>
+          <w:szCs w:val="24"/>
+          <w:lang w:val="es-ES"/>
+        </w:rPr>
+        <w:t>Med Rehabil. 2005 Nov; 86(11):2126-30. “A pesar de los numerosos ensayos con</w:t>
+      </w:r>
+      <w:r>
+        <w:rPr>
+          <w:color w:val="000000" w:themeColor="text1"/>
+          <w:sz w:val="24"/>
+          <w:szCs w:val="24"/>
+          <w:lang w:val="es-ES"/>
+        </w:rPr>
+        <w:t xml:space="preserve"> </w:t>
+      </w:r>
+      <w:r>
+        <w:rPr>
+          <w:color w:val="000000" w:themeColor="text1"/>
+          <w:sz w:val="24"/>
+          <w:szCs w:val="24"/>
+          <w:lang w:val="es-ES"/>
+        </w:rPr>
+        <w:t>voluntarios, sigue faltando un criterio bien definido y globalmente aceptado para</w:t>
+      </w:r>
+      <w:r>
+        <w:rPr>
+          <w:color w:val="000000" w:themeColor="text1"/>
+          <w:sz w:val="24"/>
+          <w:szCs w:val="24"/>
+          <w:lang w:val="es-ES"/>
+        </w:rPr>
+        <w:t xml:space="preserve"> </w:t>
+      </w:r>
+      <w:r>
+        <w:rPr>
+          <w:color w:val="000000" w:themeColor="text1"/>
+          <w:sz w:val="24"/>
+          <w:szCs w:val="24"/>
+          <w:lang w:val="es-ES"/>
+        </w:rPr>
+        <w:t>determinar el potencial de la lesión en una colisión por alcance” Ref. Descripción del</w:t>
+      </w:r>
+      <w:r>
+        <w:rPr>
+          <w:color w:val="000000" w:themeColor="text1"/>
+          <w:sz w:val="24"/>
+          <w:szCs w:val="24"/>
+          <w:lang w:val="es-ES"/>
+        </w:rPr>
+        <w:t xml:space="preserve"> </w:t>
+      </w:r>
+      <w:r>
+        <w:rPr>
+          <w:color w:val="000000" w:themeColor="text1"/>
+          <w:sz w:val="24"/>
+          <w:szCs w:val="24"/>
+          <w:lang w:val="es-ES"/>
+        </w:rPr>
+        <w:t>Reposacabezas y evidencias científicas de su efectividad. Fundación Instituto</w:t>
+      </w:r>
+      <w:r>
+        <w:rPr>
+          <w:color w:val="000000" w:themeColor="text1"/>
+          <w:sz w:val="24"/>
+          <w:szCs w:val="24"/>
+          <w:lang w:val="es-ES"/>
+        </w:rPr>
+        <w:t xml:space="preserve"> </w:t>
+      </w:r>
+      <w:r>
+        <w:rPr>
+          <w:color w:val="000000" w:themeColor="text1"/>
+          <w:sz w:val="24"/>
+          <w:szCs w:val="24"/>
+          <w:lang w:val="es-ES"/>
+        </w:rPr>
+        <w:t>Tecnológico para la Seguridad del Automóvil (FITSA). Centro Zaragoza. Instituto de</w:t>
+      </w:r>
+      <w:r>
+        <w:rPr>
+          <w:color w:val="000000" w:themeColor="text1"/>
+          <w:sz w:val="24"/>
+          <w:szCs w:val="24"/>
+          <w:lang w:val="es-ES"/>
+        </w:rPr>
+        <w:t xml:space="preserve"> </w:t>
+      </w:r>
+      <w:r>
+        <w:rPr>
+          <w:color w:val="000000" w:themeColor="text1"/>
+          <w:sz w:val="24"/>
+          <w:szCs w:val="24"/>
+          <w:lang w:val="es-ES"/>
+        </w:rPr>
+        <w:t>Investigación sobre reparación de vehículos, S.A., 2005. (Ref. epígrafe 8.- Algo muy</w:t>
+      </w:r>
+      <w:r>
+        <w:rPr>
+          <w:color w:val="000000" w:themeColor="text1"/>
+          <w:sz w:val="24"/>
+          <w:szCs w:val="24"/>
+          <w:lang w:val="es-ES"/>
+        </w:rPr>
+        <w:t xml:space="preserve"> </w:t>
+      </w:r>
+      <w:r>
+        <w:rPr>
+          <w:color w:val="000000" w:themeColor="text1"/>
+          <w:sz w:val="24"/>
+          <w:szCs w:val="24"/>
+          <w:lang w:val="es-ES"/>
+        </w:rPr>
+        <w:t>personal. El umbral de lesión).</w:t>
+      </w:r>
+    </w:p>
+    <w:p>
+      <w:pPr>
+        <w:pBdr>
+          <w:top w:val="nil"/>
+          <w:left w:val="nil"/>
+          <w:bottom w:val="nil"/>
+          <w:right w:val="nil"/>
+          <w:between w:val="nil"/>
+        </w:pBdr>
+        <w:ind w:left="2" w:right="136" w:firstLine="707"/>
+        <w:jc w:val="both"/>
+        <w:rPr>
+          <w:color w:val="000000" w:themeColor="text1"/>
+          <w:sz w:val="24"/>
+          <w:szCs w:val="24"/>
+          <w:lang w:val="es-ES"/>
+        </w:rPr>
+      </w:pPr>
+    </w:p>
+    <w:p>
+      <w:pPr>
+        <w:pBdr>
+          <w:top w:val="nil"/>
+          <w:left w:val="nil"/>
+          <w:bottom w:val="nil"/>
+          <w:right w:val="nil"/>
+          <w:between w:val="nil"/>
+        </w:pBdr>
+        <w:ind w:left="2" w:right="136" w:firstLine="707"/>
+        <w:jc w:val="both"/>
+        <w:rPr>
+          <w:color w:val="000000" w:themeColor="text1"/>
+          <w:sz w:val="24"/>
+          <w:szCs w:val="24"/>
+          <w:lang w:val="es-ES"/>
+        </w:rPr>
+      </w:pPr>
+      <w:r>
+        <w:rPr>
+          <w:b/>
+          <w:bCs/>
+          <w:color w:val="000000" w:themeColor="text1"/>
+          <w:sz w:val="24"/>
+          <w:szCs w:val="24"/>
+          <w:lang w:val="es-ES"/>
+        </w:rPr>
+        <w:t>3 “El VALOR DE V (delta V) no representa un predictor concluyente de lesión de la columna cervical en la vida real de los accidentes automovilísticos”.</w:t>
+      </w:r>
+      <w:r>
+        <w:rPr>
+          <w:b/>
+          <w:bCs/>
+          <w:color w:val="000000" w:themeColor="text1"/>
+          <w:sz w:val="24"/>
+          <w:szCs w:val="24"/>
+          <w:lang w:val="es-ES"/>
+        </w:rPr>
+        <w:t xml:space="preserve"> </w:t>
+      </w:r>
+      <w:r>
+        <w:rPr>
+          <w:color w:val="000000" w:themeColor="text1"/>
+          <w:sz w:val="24"/>
+          <w:szCs w:val="24"/>
+          <w:lang w:val="es-ES"/>
+        </w:rPr>
+        <w:t>“Deceleration during real life motor vehicle collisions a sensitive predictor for the risk</w:t>
+      </w:r>
+      <w:r>
+        <w:rPr>
+          <w:color w:val="000000" w:themeColor="text1"/>
+          <w:sz w:val="24"/>
+          <w:szCs w:val="24"/>
+          <w:lang w:val="es-ES"/>
+        </w:rPr>
+        <w:t xml:space="preserve"> </w:t>
+      </w:r>
+      <w:r>
+        <w:rPr>
+          <w:color w:val="000000" w:themeColor="text1"/>
+          <w:sz w:val="24"/>
+          <w:szCs w:val="24"/>
+          <w:lang w:val="es-ES"/>
+        </w:rPr>
+        <w:t xml:space="preserve">of sustaining a </w:t>
+      </w:r>
+      <w:r>
+        <w:rPr>
+          <w:color w:val="000000" w:themeColor="text1"/>
+          <w:sz w:val="24"/>
+          <w:szCs w:val="24"/>
+          <w:lang w:val="es-ES"/>
+        </w:rPr>
+        <w:lastRenderedPageBreak/>
+        <w:t>cervical injury”. (Ref. MARTIN EBEL, MICHAEL KRAMER, MARKUS</w:t>
+      </w:r>
+      <w:r>
+        <w:rPr>
+          <w:color w:val="000000" w:themeColor="text1"/>
+          <w:sz w:val="24"/>
+          <w:szCs w:val="24"/>
+          <w:lang w:val="es-ES"/>
+        </w:rPr>
+        <w:t xml:space="preserve"> </w:t>
+      </w:r>
+      <w:r>
+        <w:rPr>
+          <w:color w:val="000000" w:themeColor="text1"/>
+          <w:sz w:val="24"/>
+          <w:szCs w:val="24"/>
+          <w:lang w:val="es-ES"/>
+        </w:rPr>
+        <w:t>HUBERLANG, ERICH HARTWIG, AND CHRISTOPH DEHNER. Journal Patient Safety in</w:t>
+      </w:r>
+      <w:r>
+        <w:rPr>
+          <w:color w:val="000000" w:themeColor="text1"/>
+          <w:sz w:val="24"/>
+          <w:szCs w:val="24"/>
+          <w:lang w:val="es-ES"/>
+        </w:rPr>
+        <w:t xml:space="preserve"> </w:t>
+      </w:r>
+      <w:r>
+        <w:rPr>
+          <w:color w:val="000000" w:themeColor="text1"/>
+          <w:sz w:val="24"/>
+          <w:szCs w:val="24"/>
+          <w:lang w:val="es-ES"/>
+        </w:rPr>
+        <w:t>Surgery. Published: 8 March 2009). (Ref. epígrafe 9.- Delta V no es un valor suficiente).</w:t>
+      </w:r>
+    </w:p>
+    <w:p>
+      <w:pPr>
+        <w:pBdr>
+          <w:top w:val="nil"/>
+          <w:left w:val="nil"/>
+          <w:bottom w:val="nil"/>
+          <w:right w:val="nil"/>
+          <w:between w:val="nil"/>
+        </w:pBdr>
+        <w:ind w:left="2" w:right="136" w:firstLine="707"/>
+        <w:jc w:val="both"/>
+        <w:rPr>
+          <w:color w:val="000000" w:themeColor="text1"/>
+          <w:sz w:val="24"/>
+          <w:szCs w:val="24"/>
+          <w:lang w:val="es-ES"/>
+        </w:rPr>
+      </w:pPr>
+    </w:p>
+    <w:p>
+      <w:pPr>
+        <w:pBdr>
+          <w:top w:val="nil"/>
+          <w:left w:val="nil"/>
+          <w:bottom w:val="nil"/>
+          <w:right w:val="nil"/>
+          <w:between w:val="nil"/>
+        </w:pBdr>
+        <w:ind w:left="2" w:right="136" w:firstLine="707"/>
+        <w:jc w:val="both"/>
+        <w:rPr>
+          <w:color w:val="000000" w:themeColor="text1"/>
+          <w:sz w:val="24"/>
+          <w:szCs w:val="24"/>
+          <w:lang w:val="es-ES"/>
+        </w:rPr>
+      </w:pPr>
+      <w:r>
+        <w:rPr>
+          <w:b/>
+          <w:bCs/>
+          <w:color w:val="000000" w:themeColor="text1"/>
+          <w:sz w:val="24"/>
+          <w:szCs w:val="24"/>
+          <w:lang w:val="es-ES"/>
+        </w:rPr>
+        <w:t>4 El mito de los 8 km/hora como umbral lesivo.</w:t>
+      </w:r>
+      <w:r>
+        <w:rPr>
+          <w:b/>
+          <w:bCs/>
+          <w:color w:val="000000" w:themeColor="text1"/>
+          <w:sz w:val="24"/>
+          <w:szCs w:val="24"/>
+          <w:lang w:val="es-ES"/>
+        </w:rPr>
+        <w:t xml:space="preserve"> </w:t>
+      </w:r>
+      <w:r>
+        <w:rPr>
+          <w:color w:val="000000" w:themeColor="text1"/>
+          <w:sz w:val="24"/>
+          <w:szCs w:val="24"/>
+          <w:lang w:val="es-ES"/>
+        </w:rPr>
+        <w:t>Las investigaciones de McCONNELL hoy día se consideran y sirve en tanto y en cuanto</w:t>
+      </w:r>
+      <w:r>
+        <w:rPr>
+          <w:color w:val="000000" w:themeColor="text1"/>
+          <w:sz w:val="24"/>
+          <w:szCs w:val="24"/>
+          <w:lang w:val="es-ES"/>
+        </w:rPr>
+        <w:t xml:space="preserve"> </w:t>
+      </w:r>
+      <w:r>
+        <w:rPr>
+          <w:color w:val="000000" w:themeColor="text1"/>
+          <w:sz w:val="24"/>
+          <w:szCs w:val="24"/>
+          <w:lang w:val="es-ES"/>
+        </w:rPr>
+        <w:t>pudiera remitirse a las condiciones en que fue realizadas, y que por otra parte, por</w:t>
+      </w:r>
+      <w:r>
+        <w:rPr>
+          <w:color w:val="000000" w:themeColor="text1"/>
+          <w:sz w:val="24"/>
+          <w:szCs w:val="24"/>
+          <w:lang w:val="es-ES"/>
+        </w:rPr>
+        <w:t xml:space="preserve"> </w:t>
+      </w:r>
+      <w:r>
+        <w:rPr>
+          <w:color w:val="000000" w:themeColor="text1"/>
+          <w:sz w:val="24"/>
+          <w:szCs w:val="24"/>
+          <w:lang w:val="es-ES"/>
+        </w:rPr>
+        <w:t>motivos de seguridad, éticos y legales, tampoco se podía exigir otra cosa. Son un</w:t>
+      </w:r>
+      <w:r>
+        <w:rPr>
+          <w:color w:val="000000" w:themeColor="text1"/>
+          <w:sz w:val="24"/>
+          <w:szCs w:val="24"/>
+          <w:lang w:val="es-ES"/>
+        </w:rPr>
+        <w:t xml:space="preserve"> </w:t>
+      </w:r>
+      <w:r>
+        <w:rPr>
+          <w:color w:val="000000" w:themeColor="text1"/>
+          <w:sz w:val="24"/>
+          <w:szCs w:val="24"/>
+          <w:lang w:val="es-ES"/>
+        </w:rPr>
+        <w:t>referente con valor histórico en el campo de la investigación, dentro de un estudio de</w:t>
+      </w:r>
+      <w:r>
+        <w:rPr>
+          <w:color w:val="000000" w:themeColor="text1"/>
+          <w:sz w:val="24"/>
+          <w:szCs w:val="24"/>
+          <w:lang w:val="es-ES"/>
+        </w:rPr>
+        <w:t xml:space="preserve"> </w:t>
+      </w:r>
+      <w:r>
+        <w:rPr>
+          <w:color w:val="000000" w:themeColor="text1"/>
+          <w:sz w:val="24"/>
+          <w:szCs w:val="24"/>
+          <w:lang w:val="es-ES"/>
+        </w:rPr>
+        <w:t>laboratorio. No obstante los datos de McCONNELL hoy están sujetos a CRÍTICA,</w:t>
+      </w:r>
+      <w:r>
+        <w:rPr>
+          <w:color w:val="000000" w:themeColor="text1"/>
+          <w:sz w:val="24"/>
+          <w:szCs w:val="24"/>
+          <w:lang w:val="es-ES"/>
+        </w:rPr>
+        <w:t xml:space="preserve"> </w:t>
+      </w:r>
+      <w:r>
+        <w:rPr>
+          <w:color w:val="000000" w:themeColor="text1"/>
+          <w:sz w:val="24"/>
+          <w:szCs w:val="24"/>
+          <w:lang w:val="es-ES"/>
+        </w:rPr>
+        <w:t>hablándose incluso del “mito de las 5 mph” (8 kms/hora, descrito incluso como</w:t>
+      </w:r>
+      <w:r>
+        <w:rPr>
+          <w:color w:val="000000" w:themeColor="text1"/>
+          <w:sz w:val="24"/>
+          <w:szCs w:val="24"/>
+          <w:lang w:val="es-ES"/>
+        </w:rPr>
+        <w:t xml:space="preserve"> </w:t>
+      </w:r>
+      <w:r>
+        <w:rPr>
+          <w:color w:val="000000" w:themeColor="text1"/>
+          <w:sz w:val="24"/>
+          <w:szCs w:val="24"/>
+          <w:lang w:val="es-ES"/>
+        </w:rPr>
+        <w:t>“umbral mágico”. Se disponen de comunicaciones que dan a conocer valores de Delta-V tan bajos como 2.5 kms/hora EMORI y HORIGUCHI indicaron que a 2.5 kph la</w:t>
+      </w:r>
+      <w:r>
+        <w:rPr>
+          <w:color w:val="000000" w:themeColor="text1"/>
+          <w:sz w:val="24"/>
+          <w:szCs w:val="24"/>
+          <w:lang w:val="es-ES"/>
+        </w:rPr>
+        <w:t xml:space="preserve"> </w:t>
+      </w:r>
+      <w:r>
+        <w:rPr>
+          <w:color w:val="000000" w:themeColor="text1"/>
+          <w:sz w:val="24"/>
+          <w:szCs w:val="24"/>
+          <w:lang w:val="es-ES"/>
+        </w:rPr>
+        <w:t>extensión de la columna cervical puede llegar a 60o, que es el límite potencial</w:t>
+      </w:r>
+      <w:r>
+        <w:rPr>
+          <w:color w:val="000000" w:themeColor="text1"/>
+          <w:sz w:val="24"/>
+          <w:szCs w:val="24"/>
+          <w:lang w:val="es-ES"/>
+        </w:rPr>
+        <w:t xml:space="preserve"> </w:t>
+      </w:r>
+      <w:r>
+        <w:rPr>
+          <w:color w:val="000000" w:themeColor="text1"/>
+          <w:sz w:val="24"/>
+          <w:szCs w:val="24"/>
+          <w:lang w:val="es-ES"/>
+        </w:rPr>
+        <w:t>peligroso del “whiplash” (EMORI y HORRIGUCHI, Whiplash in low speed vehicle</w:t>
+      </w:r>
+      <w:r>
+        <w:rPr>
+          <w:color w:val="000000" w:themeColor="text1"/>
+          <w:sz w:val="24"/>
+          <w:szCs w:val="24"/>
+          <w:lang w:val="es-ES"/>
+        </w:rPr>
+        <w:t xml:space="preserve"> </w:t>
+      </w:r>
+      <w:r>
+        <w:rPr>
+          <w:color w:val="000000" w:themeColor="text1"/>
+          <w:sz w:val="24"/>
+          <w:szCs w:val="24"/>
+          <w:lang w:val="es-ES"/>
+        </w:rPr>
+        <w:t>collisions, Detroit, 1999). (Ref. Epígrafe 5, Las investigaciones de McCONNELL y col.)</w:t>
+      </w:r>
+      <w:r>
+        <w:rPr>
+          <w:color w:val="000000" w:themeColor="text1"/>
+          <w:sz w:val="24"/>
+          <w:szCs w:val="24"/>
+          <w:lang w:val="es-ES"/>
+        </w:rPr>
+        <w:t xml:space="preserve"> </w:t>
+      </w:r>
+      <w:r>
+        <w:rPr>
+          <w:color w:val="000000" w:themeColor="text1"/>
+          <w:sz w:val="24"/>
+          <w:szCs w:val="24"/>
+          <w:lang w:val="es-ES"/>
+        </w:rPr>
+        <w:t>Las personas cuando sufre un accidente por alcance no reúnen en general las</w:t>
+      </w:r>
+      <w:r>
+        <w:rPr>
+          <w:color w:val="000000" w:themeColor="text1"/>
+          <w:sz w:val="24"/>
+          <w:szCs w:val="24"/>
+          <w:lang w:val="es-ES"/>
+        </w:rPr>
+        <w:t xml:space="preserve"> </w:t>
+      </w:r>
+      <w:r>
+        <w:rPr>
+          <w:color w:val="000000" w:themeColor="text1"/>
+          <w:sz w:val="24"/>
+          <w:szCs w:val="24"/>
+          <w:lang w:val="es-ES"/>
+        </w:rPr>
+        <w:t>condiciones de los chicos de McCONNELL. No suelen están perfectamente sentados, ni</w:t>
+      </w:r>
+      <w:r>
+        <w:rPr>
+          <w:color w:val="000000" w:themeColor="text1"/>
+          <w:sz w:val="24"/>
+          <w:szCs w:val="24"/>
+          <w:lang w:val="es-ES"/>
+        </w:rPr>
+        <w:t xml:space="preserve"> </w:t>
+      </w:r>
+      <w:r>
+        <w:rPr>
+          <w:color w:val="000000" w:themeColor="text1"/>
+          <w:sz w:val="24"/>
+          <w:szCs w:val="24"/>
+          <w:lang w:val="es-ES"/>
+        </w:rPr>
+        <w:t>son sujetos fornidos esperando que les den (y que luego les paguen lo prometido a</w:t>
+      </w:r>
+      <w:r>
+        <w:rPr>
+          <w:color w:val="000000" w:themeColor="text1"/>
+          <w:sz w:val="24"/>
+          <w:szCs w:val="24"/>
+          <w:lang w:val="es-ES"/>
+        </w:rPr>
+        <w:t xml:space="preserve"> </w:t>
+      </w:r>
+      <w:r>
+        <w:rPr>
+          <w:color w:val="000000" w:themeColor="text1"/>
+          <w:sz w:val="24"/>
+          <w:szCs w:val="24"/>
+          <w:lang w:val="es-ES"/>
+        </w:rPr>
+        <w:t>estos colaboradores científicos) y en perfecto estado de salud, ni tampoco es de</w:t>
+      </w:r>
+      <w:r>
+        <w:rPr>
+          <w:color w:val="000000" w:themeColor="text1"/>
+          <w:sz w:val="24"/>
+          <w:szCs w:val="24"/>
+          <w:lang w:val="es-ES"/>
+        </w:rPr>
+        <w:t xml:space="preserve"> </w:t>
+      </w:r>
+      <w:r>
+        <w:rPr>
+          <w:color w:val="000000" w:themeColor="text1"/>
+          <w:sz w:val="24"/>
+          <w:szCs w:val="24"/>
+          <w:lang w:val="es-ES"/>
+        </w:rPr>
+        <w:t>esperar que se encuentren en una posición idóneo con respecto al apoyocabezas. Más</w:t>
+      </w:r>
+      <w:r>
+        <w:rPr>
+          <w:color w:val="000000" w:themeColor="text1"/>
+          <w:sz w:val="24"/>
+          <w:szCs w:val="24"/>
+          <w:lang w:val="es-ES"/>
+        </w:rPr>
+        <w:t xml:space="preserve"> </w:t>
+      </w:r>
+      <w:r>
+        <w:rPr>
+          <w:color w:val="000000" w:themeColor="text1"/>
+          <w:sz w:val="24"/>
+          <w:szCs w:val="24"/>
+          <w:lang w:val="es-ES"/>
+        </w:rPr>
+        <w:t>bien sucede todo lo contrario. .. (Ref. epígrafe 6.- Delta V ¿Y que? ).</w:t>
+      </w:r>
+    </w:p>
+    <w:p>
+      <w:pPr>
+        <w:pBdr>
+          <w:top w:val="nil"/>
+          <w:left w:val="nil"/>
+          <w:bottom w:val="nil"/>
+          <w:right w:val="nil"/>
+          <w:between w:val="nil"/>
+        </w:pBdr>
+        <w:ind w:left="2" w:right="136" w:firstLine="707"/>
+        <w:jc w:val="both"/>
+        <w:rPr>
+          <w:color w:val="000000" w:themeColor="text1"/>
+          <w:sz w:val="24"/>
+          <w:szCs w:val="24"/>
+          <w:lang w:val="es-ES"/>
+        </w:rPr>
+      </w:pPr>
+    </w:p>
+    <w:p>
+      <w:pPr>
+        <w:pBdr>
+          <w:top w:val="nil"/>
+          <w:left w:val="nil"/>
+          <w:bottom w:val="nil"/>
+          <w:right w:val="nil"/>
+          <w:between w:val="nil"/>
+        </w:pBdr>
+        <w:ind w:left="2" w:right="136" w:firstLine="707"/>
+        <w:jc w:val="both"/>
+        <w:rPr>
+          <w:color w:val="000000" w:themeColor="text1"/>
+          <w:sz w:val="24"/>
+          <w:szCs w:val="24"/>
+          <w:lang w:val="es-ES"/>
+        </w:rPr>
+      </w:pPr>
+      <w:r>
+        <w:rPr>
+          <w:b/>
+          <w:bCs/>
+          <w:color w:val="000000" w:themeColor="text1"/>
+          <w:sz w:val="24"/>
+          <w:szCs w:val="24"/>
+          <w:lang w:val="es-ES"/>
+        </w:rPr>
+        <w:t>5 El Delta V del vehículo no es aplicable al ocupante</w:t>
+      </w:r>
+      <w:r>
+        <w:rPr>
+          <w:color w:val="000000" w:themeColor="text1"/>
+          <w:sz w:val="24"/>
+          <w:szCs w:val="24"/>
+          <w:lang w:val="es-ES"/>
+        </w:rPr>
+        <w:t>. Es indudable que la fuerza (F)</w:t>
+      </w:r>
+      <w:r>
+        <w:rPr>
+          <w:color w:val="000000" w:themeColor="text1"/>
+          <w:sz w:val="24"/>
+          <w:szCs w:val="24"/>
+          <w:lang w:val="es-ES"/>
+        </w:rPr>
+        <w:t xml:space="preserve"> </w:t>
+      </w:r>
+      <w:r>
+        <w:rPr>
+          <w:color w:val="000000" w:themeColor="text1"/>
+          <w:sz w:val="24"/>
+          <w:szCs w:val="24"/>
+          <w:lang w:val="es-ES"/>
+        </w:rPr>
+        <w:t>que golpea con ocasión de un impacto automovilístico es la misma para el vehículo</w:t>
+      </w:r>
+      <w:r>
+        <w:rPr>
+          <w:color w:val="000000" w:themeColor="text1"/>
+          <w:sz w:val="24"/>
+          <w:szCs w:val="24"/>
+          <w:lang w:val="es-ES"/>
+        </w:rPr>
+        <w:t xml:space="preserve"> </w:t>
+      </w:r>
+      <w:r>
+        <w:rPr>
+          <w:color w:val="000000" w:themeColor="text1"/>
+          <w:sz w:val="24"/>
+          <w:szCs w:val="24"/>
+          <w:lang w:val="es-ES"/>
+        </w:rPr>
+        <w:t>que para el ocupante. Lo que ya no es igual es su repercusión. El vehículo la asimila de</w:t>
+      </w:r>
+      <w:r>
+        <w:rPr>
+          <w:color w:val="000000" w:themeColor="text1"/>
+          <w:sz w:val="24"/>
+          <w:szCs w:val="24"/>
+          <w:lang w:val="es-ES"/>
+        </w:rPr>
+        <w:t xml:space="preserve"> </w:t>
+      </w:r>
+      <w:r>
+        <w:rPr>
+          <w:color w:val="000000" w:themeColor="text1"/>
+          <w:sz w:val="24"/>
+          <w:szCs w:val="24"/>
+          <w:lang w:val="es-ES"/>
+        </w:rPr>
+        <w:t>una forma. El ocupante de otra. Todos los ocupantes no son iguales. No son iguales en</w:t>
+      </w:r>
+      <w:r>
+        <w:rPr>
+          <w:color w:val="000000" w:themeColor="text1"/>
+          <w:sz w:val="24"/>
+          <w:szCs w:val="24"/>
+          <w:lang w:val="es-ES"/>
+        </w:rPr>
+        <w:t xml:space="preserve"> </w:t>
+      </w:r>
+      <w:r>
+        <w:rPr>
+          <w:color w:val="000000" w:themeColor="text1"/>
+          <w:sz w:val="24"/>
+          <w:szCs w:val="24"/>
+          <w:lang w:val="es-ES"/>
+        </w:rPr>
+        <w:t>cuanto a sus características antropométricas, complexión, estado físico, ni por sus</w:t>
+      </w:r>
+      <w:r>
+        <w:rPr>
+          <w:color w:val="000000" w:themeColor="text1"/>
+          <w:sz w:val="24"/>
+          <w:szCs w:val="24"/>
+          <w:lang w:val="es-ES"/>
+        </w:rPr>
+        <w:t xml:space="preserve"> </w:t>
+      </w:r>
+      <w:r>
+        <w:rPr>
+          <w:color w:val="000000" w:themeColor="text1"/>
+          <w:sz w:val="24"/>
+          <w:szCs w:val="24"/>
+          <w:lang w:val="es-ES"/>
+        </w:rPr>
+        <w:t>patologías previas. (Ref. Epígrafe 10).</w:t>
+      </w:r>
+      <w:r>
+        <w:rPr>
+          <w:color w:val="000000" w:themeColor="text1"/>
+          <w:sz w:val="24"/>
+          <w:szCs w:val="24"/>
+          <w:lang w:val="es-ES"/>
+        </w:rPr>
+        <w:t xml:space="preserve"> </w:t>
+      </w:r>
+    </w:p>
+    <w:p>
+      <w:pPr>
+        <w:pBdr>
+          <w:top w:val="nil"/>
+          <w:left w:val="nil"/>
+          <w:bottom w:val="nil"/>
+          <w:right w:val="nil"/>
+          <w:between w:val="nil"/>
+        </w:pBdr>
+        <w:ind w:left="2" w:right="136" w:firstLine="707"/>
+        <w:jc w:val="both"/>
+        <w:rPr>
+          <w:color w:val="000000" w:themeColor="text1"/>
+          <w:sz w:val="24"/>
+          <w:szCs w:val="24"/>
+          <w:lang w:val="es-ES"/>
+        </w:rPr>
+      </w:pPr>
+    </w:p>
+    <w:p>
+      <w:pPr>
+        <w:pBdr>
+          <w:top w:val="nil"/>
+          <w:left w:val="nil"/>
+          <w:bottom w:val="nil"/>
+          <w:right w:val="nil"/>
+          <w:between w:val="nil"/>
+        </w:pBdr>
+        <w:ind w:left="2" w:right="136" w:firstLine="707"/>
+        <w:jc w:val="both"/>
+        <w:rPr>
+          <w:color w:val="000000" w:themeColor="text1"/>
+          <w:sz w:val="24"/>
+          <w:szCs w:val="24"/>
+          <w:lang w:val="es-ES"/>
+        </w:rPr>
+      </w:pPr>
+      <w:r>
+        <w:rPr>
+          <w:b/>
+          <w:bCs/>
+          <w:color w:val="000000" w:themeColor="text1"/>
+          <w:sz w:val="24"/>
+          <w:szCs w:val="24"/>
+          <w:lang w:val="es-ES"/>
+        </w:rPr>
+        <w:t>6 El cinturón de seguridad es un factor de riesgo para en los casos de latigazo, para el</w:t>
+      </w:r>
+      <w:r>
+        <w:rPr>
+          <w:b/>
+          <w:bCs/>
+          <w:color w:val="000000" w:themeColor="text1"/>
+          <w:sz w:val="24"/>
+          <w:szCs w:val="24"/>
+          <w:lang w:val="es-ES"/>
+        </w:rPr>
+        <w:t xml:space="preserve"> </w:t>
+      </w:r>
+      <w:r>
+        <w:rPr>
+          <w:b/>
+          <w:bCs/>
+          <w:color w:val="000000" w:themeColor="text1"/>
+          <w:sz w:val="24"/>
+          <w:szCs w:val="24"/>
+          <w:lang w:val="es-ES"/>
+        </w:rPr>
+        <w:t>esguince cervical</w:t>
+      </w:r>
+      <w:r>
+        <w:rPr>
+          <w:color w:val="000000" w:themeColor="text1"/>
+          <w:sz w:val="24"/>
+          <w:szCs w:val="24"/>
+          <w:lang w:val="es-ES"/>
+        </w:rPr>
+        <w:t xml:space="preserve"> traumático y sus trastornos asociados (TAE). El sistema de anclaje en</w:t>
+      </w:r>
+      <w:r>
+        <w:rPr>
+          <w:color w:val="000000" w:themeColor="text1"/>
+          <w:sz w:val="24"/>
+          <w:szCs w:val="24"/>
+          <w:lang w:val="es-ES"/>
+        </w:rPr>
+        <w:t xml:space="preserve"> </w:t>
+      </w:r>
+      <w:r>
+        <w:rPr>
+          <w:color w:val="000000" w:themeColor="text1"/>
+          <w:sz w:val="24"/>
+          <w:szCs w:val="24"/>
+          <w:lang w:val="es-ES"/>
+        </w:rPr>
+        <w:t>tres puntos puede prevenir el fenómeno de rebote del torso pero, debido al mismo,</w:t>
+      </w:r>
+      <w:r>
+        <w:rPr>
+          <w:color w:val="000000" w:themeColor="text1"/>
+          <w:sz w:val="24"/>
+          <w:szCs w:val="24"/>
+          <w:lang w:val="es-ES"/>
+        </w:rPr>
+        <w:t xml:space="preserve"> </w:t>
+      </w:r>
+      <w:r>
+        <w:rPr>
+          <w:color w:val="000000" w:themeColor="text1"/>
+          <w:sz w:val="24"/>
+          <w:szCs w:val="24"/>
+          <w:lang w:val="es-ES"/>
+        </w:rPr>
+        <w:t>aumenta la flexión de la columna cervical. Además la inmovilización por un solo anclaje</w:t>
+      </w:r>
+      <w:r>
+        <w:rPr>
+          <w:color w:val="000000" w:themeColor="text1"/>
+          <w:sz w:val="24"/>
+          <w:szCs w:val="24"/>
+          <w:lang w:val="es-ES"/>
+        </w:rPr>
+        <w:t xml:space="preserve"> </w:t>
+      </w:r>
+      <w:r>
+        <w:rPr>
+          <w:color w:val="000000" w:themeColor="text1"/>
+          <w:sz w:val="24"/>
+          <w:szCs w:val="24"/>
+          <w:lang w:val="es-ES"/>
+        </w:rPr>
+        <w:t>del hombro (que es lo que sucede con los cinturones habituales) puede producir una</w:t>
+      </w:r>
+      <w:r>
+        <w:rPr>
+          <w:color w:val="000000" w:themeColor="text1"/>
+          <w:sz w:val="24"/>
+          <w:szCs w:val="24"/>
+          <w:lang w:val="es-ES"/>
+        </w:rPr>
+        <w:t xml:space="preserve"> </w:t>
+      </w:r>
+      <w:r>
+        <w:rPr>
+          <w:color w:val="000000" w:themeColor="text1"/>
+          <w:sz w:val="24"/>
+          <w:szCs w:val="24"/>
+          <w:lang w:val="es-ES"/>
+        </w:rPr>
+        <w:t>rotación del tronco y del la cabeza sobre el cuello, cuando el hombro no inmovilizado</w:t>
+      </w:r>
+      <w:r>
+        <w:rPr>
+          <w:color w:val="000000" w:themeColor="text1"/>
+          <w:sz w:val="24"/>
+          <w:szCs w:val="24"/>
+          <w:lang w:val="es-ES"/>
+        </w:rPr>
+        <w:t xml:space="preserve"> </w:t>
+      </w:r>
+      <w:r>
+        <w:rPr>
+          <w:color w:val="000000" w:themeColor="text1"/>
+          <w:sz w:val="24"/>
+          <w:szCs w:val="24"/>
+          <w:lang w:val="es-ES"/>
+        </w:rPr>
+        <w:t>se desplaza hacia delante” A esto añádase el aumento del potencial lesivo del</w:t>
+      </w:r>
+      <w:r>
+        <w:rPr>
+          <w:color w:val="000000" w:themeColor="text1"/>
+          <w:sz w:val="24"/>
+          <w:szCs w:val="24"/>
+          <w:lang w:val="es-ES"/>
+        </w:rPr>
+        <w:t xml:space="preserve"> </w:t>
+      </w:r>
+      <w:r>
+        <w:rPr>
+          <w:color w:val="000000" w:themeColor="text1"/>
+          <w:sz w:val="24"/>
+          <w:szCs w:val="24"/>
+          <w:lang w:val="es-ES"/>
+        </w:rPr>
+        <w:t>ocupante cuando el propio apoyocabezas propicia del fenómeno del rebote diferencial</w:t>
+      </w:r>
+      <w:r>
+        <w:rPr>
+          <w:color w:val="000000" w:themeColor="text1"/>
+          <w:sz w:val="24"/>
+          <w:szCs w:val="24"/>
+          <w:lang w:val="es-ES"/>
+        </w:rPr>
+        <w:t xml:space="preserve"> </w:t>
+      </w:r>
+      <w:r>
+        <w:rPr>
+          <w:color w:val="000000" w:themeColor="text1"/>
+          <w:sz w:val="24"/>
+          <w:szCs w:val="24"/>
+          <w:lang w:val="es-ES"/>
+        </w:rPr>
+        <w:t>(aspecto que también se recoge el mismo informe Grupo de Trabajo de Québec). (Ref.</w:t>
+      </w:r>
+      <w:r>
+        <w:rPr>
+          <w:color w:val="000000" w:themeColor="text1"/>
+          <w:sz w:val="24"/>
+          <w:szCs w:val="24"/>
+          <w:lang w:val="es-ES"/>
+        </w:rPr>
+        <w:t xml:space="preserve"> </w:t>
+      </w:r>
+      <w:r>
+        <w:rPr>
+          <w:color w:val="000000" w:themeColor="text1"/>
+          <w:sz w:val="24"/>
+          <w:szCs w:val="24"/>
+          <w:lang w:val="es-ES"/>
+        </w:rPr>
+        <w:t>epígrafe 6.- Delta V ¿Y que? Anotaciones).</w:t>
+      </w:r>
+    </w:p>
+    <w:p>
+      <w:pPr>
+        <w:pBdr>
+          <w:top w:val="nil"/>
+          <w:left w:val="nil"/>
+          <w:bottom w:val="nil"/>
+          <w:right w:val="nil"/>
+          <w:between w:val="nil"/>
+        </w:pBdr>
+        <w:ind w:left="2" w:right="136" w:firstLine="707"/>
+        <w:jc w:val="both"/>
+        <w:rPr>
+          <w:color w:val="000000" w:themeColor="text1"/>
+          <w:sz w:val="24"/>
+          <w:szCs w:val="24"/>
+          <w:lang w:val="es-ES"/>
+        </w:rPr>
+      </w:pPr>
+    </w:p>
+    <w:p>
+      <w:pPr>
+        <w:pBdr>
+          <w:top w:val="nil"/>
+          <w:left w:val="nil"/>
+          <w:bottom w:val="nil"/>
+          <w:right w:val="nil"/>
+          <w:between w:val="nil"/>
+        </w:pBdr>
+        <w:ind w:left="2" w:right="136" w:firstLine="707"/>
+        <w:jc w:val="both"/>
+        <w:rPr>
+          <w:color w:val="000000" w:themeColor="text1"/>
+          <w:sz w:val="24"/>
+          <w:szCs w:val="24"/>
+          <w:lang w:val="es-ES"/>
+        </w:rPr>
+      </w:pPr>
+      <w:r>
+        <w:rPr>
+          <w:b/>
+          <w:bCs/>
+          <w:color w:val="000000" w:themeColor="text1"/>
+          <w:sz w:val="24"/>
+          <w:szCs w:val="24"/>
+          <w:lang w:val="es-ES"/>
+        </w:rPr>
+        <w:t>7 Los ingenieros no deben hacer consideraciones médicas, como es el nexo causal de la lesión.</w:t>
+      </w:r>
+      <w:r>
+        <w:rPr>
+          <w:b/>
+          <w:bCs/>
+          <w:color w:val="000000" w:themeColor="text1"/>
+          <w:sz w:val="24"/>
+          <w:szCs w:val="24"/>
+          <w:lang w:val="es-ES"/>
+        </w:rPr>
+        <w:t xml:space="preserve"> </w:t>
+      </w:r>
+      <w:r>
+        <w:rPr>
+          <w:color w:val="000000" w:themeColor="text1"/>
+          <w:sz w:val="24"/>
+          <w:szCs w:val="24"/>
+          <w:lang w:val="es-ES"/>
+        </w:rPr>
+        <w:t>Los conocimientos de biomecánica de los ingenieros para nada les confieren facultades</w:t>
+      </w:r>
+      <w:r>
+        <w:rPr>
+          <w:color w:val="000000" w:themeColor="text1"/>
+          <w:sz w:val="24"/>
+          <w:szCs w:val="24"/>
+          <w:lang w:val="es-ES"/>
+        </w:rPr>
+        <w:t xml:space="preserve"> </w:t>
+      </w:r>
+      <w:r>
+        <w:rPr>
+          <w:color w:val="000000" w:themeColor="text1"/>
+          <w:sz w:val="24"/>
+          <w:szCs w:val="24"/>
+          <w:lang w:val="es-ES"/>
+        </w:rPr>
+        <w:t>para adentrarse en el terreno médico, en la patogénesis lesional. El ingeniero en estos</w:t>
+      </w:r>
+      <w:r>
+        <w:rPr>
+          <w:color w:val="000000" w:themeColor="text1"/>
+          <w:sz w:val="24"/>
+          <w:szCs w:val="24"/>
+          <w:lang w:val="es-ES"/>
+        </w:rPr>
+        <w:t xml:space="preserve"> </w:t>
+      </w:r>
+      <w:r>
+        <w:rPr>
+          <w:color w:val="000000" w:themeColor="text1"/>
+          <w:sz w:val="24"/>
+          <w:szCs w:val="24"/>
+          <w:lang w:val="es-ES"/>
+        </w:rPr>
+        <w:t>casos es colacionar un repertorio bibliográfico correspondiente a estudios en</w:t>
+      </w:r>
+      <w:r>
+        <w:rPr>
+          <w:color w:val="000000" w:themeColor="text1"/>
+          <w:sz w:val="24"/>
+          <w:szCs w:val="24"/>
+          <w:lang w:val="es-ES"/>
+        </w:rPr>
+        <w:t xml:space="preserve"> </w:t>
+      </w:r>
+      <w:r>
+        <w:rPr>
+          <w:color w:val="000000" w:themeColor="text1"/>
+          <w:sz w:val="24"/>
+          <w:szCs w:val="24"/>
+          <w:lang w:val="es-ES"/>
+        </w:rPr>
+        <w:t>condiciones de laboratorio. Pero en esto en modo alguno ha de llevar a pensar que</w:t>
+      </w:r>
+      <w:r>
+        <w:rPr>
+          <w:color w:val="000000" w:themeColor="text1"/>
+          <w:sz w:val="24"/>
+          <w:szCs w:val="24"/>
+          <w:lang w:val="es-ES"/>
+        </w:rPr>
+        <w:t xml:space="preserve"> </w:t>
+      </w:r>
+      <w:r>
+        <w:rPr>
+          <w:color w:val="000000" w:themeColor="text1"/>
+          <w:sz w:val="24"/>
+          <w:szCs w:val="24"/>
+          <w:lang w:val="es-ES"/>
+        </w:rPr>
+        <w:t>sirve para adentrarse en la realidad concreta del nexo causal propio de un accidente</w:t>
+      </w:r>
+      <w:r>
+        <w:rPr>
+          <w:color w:val="000000" w:themeColor="text1"/>
+          <w:sz w:val="24"/>
+          <w:szCs w:val="24"/>
+          <w:lang w:val="es-ES"/>
+        </w:rPr>
+        <w:t xml:space="preserve"> </w:t>
+      </w:r>
+      <w:r>
+        <w:rPr>
+          <w:color w:val="000000" w:themeColor="text1"/>
+          <w:sz w:val="24"/>
+          <w:szCs w:val="24"/>
+          <w:lang w:val="es-ES"/>
+        </w:rPr>
+        <w:t>concreto, esto es, de la realidad lesional sufrida por la victima del accidente. “... La</w:t>
+      </w:r>
+      <w:r>
+        <w:rPr>
+          <w:color w:val="000000" w:themeColor="text1"/>
+          <w:sz w:val="24"/>
+          <w:szCs w:val="24"/>
+          <w:lang w:val="es-ES"/>
+        </w:rPr>
+        <w:t xml:space="preserve"> </w:t>
+      </w:r>
+      <w:r>
+        <w:rPr>
+          <w:color w:val="000000" w:themeColor="text1"/>
+          <w:sz w:val="24"/>
+          <w:szCs w:val="24"/>
+          <w:lang w:val="es-ES"/>
+        </w:rPr>
+        <w:t>velocidad a la que se produce un accidente se puede determinar con un intervalo de</w:t>
+      </w:r>
+      <w:r>
+        <w:rPr>
+          <w:color w:val="000000" w:themeColor="text1"/>
+          <w:sz w:val="24"/>
+          <w:szCs w:val="24"/>
+          <w:lang w:val="es-ES"/>
+        </w:rPr>
+        <w:t xml:space="preserve"> </w:t>
+      </w:r>
+      <w:r>
+        <w:rPr>
+          <w:color w:val="000000" w:themeColor="text1"/>
+          <w:sz w:val="24"/>
+          <w:szCs w:val="24"/>
+          <w:lang w:val="es-ES"/>
+        </w:rPr>
+        <w:t>fiabilidad aproximada de un 10-15%, pero este intervalo es excesivo para evaluar con</w:t>
+      </w:r>
+      <w:r>
+        <w:rPr>
+          <w:color w:val="000000" w:themeColor="text1"/>
+          <w:sz w:val="24"/>
+          <w:szCs w:val="24"/>
+          <w:lang w:val="es-ES"/>
+        </w:rPr>
+        <w:t xml:space="preserve"> </w:t>
+      </w:r>
+      <w:r>
+        <w:rPr>
+          <w:color w:val="000000" w:themeColor="text1"/>
+          <w:sz w:val="24"/>
+          <w:szCs w:val="24"/>
+          <w:lang w:val="es-ES"/>
+        </w:rPr>
+        <w:t>rigor las respuestas del cuerpo humano. Así, la principal utilidad de este tipo de</w:t>
+      </w:r>
+      <w:r>
+        <w:rPr>
+          <w:color w:val="000000" w:themeColor="text1"/>
+          <w:sz w:val="24"/>
+          <w:szCs w:val="24"/>
+          <w:lang w:val="es-ES"/>
+        </w:rPr>
+        <w:t xml:space="preserve"> </w:t>
+      </w:r>
+      <w:r>
+        <w:rPr>
+          <w:color w:val="000000" w:themeColor="text1"/>
+          <w:sz w:val="24"/>
+          <w:szCs w:val="24"/>
+          <w:lang w:val="es-ES"/>
+        </w:rPr>
+        <w:t>estudios es identificar las prioridades de investigación y valorar la efectividad de las</w:t>
+      </w:r>
+      <w:r>
+        <w:rPr>
+          <w:color w:val="000000" w:themeColor="text1"/>
+          <w:sz w:val="24"/>
+          <w:szCs w:val="24"/>
+          <w:lang w:val="es-ES"/>
+        </w:rPr>
+        <w:t xml:space="preserve"> </w:t>
+      </w:r>
+      <w:r>
+        <w:rPr>
+          <w:color w:val="000000" w:themeColor="text1"/>
+          <w:sz w:val="24"/>
+          <w:szCs w:val="24"/>
+          <w:lang w:val="es-ES"/>
+        </w:rPr>
+        <w:t xml:space="preserve">medidas de </w:t>
+      </w:r>
+      <w:r>
+        <w:rPr>
+          <w:color w:val="000000" w:themeColor="text1"/>
+          <w:sz w:val="24"/>
+          <w:szCs w:val="24"/>
+          <w:lang w:val="es-ES"/>
+        </w:rPr>
+        <w:lastRenderedPageBreak/>
+        <w:t>protección, tales como el cinturón de seguridad o el airbag. (Ref. La</w:t>
+      </w:r>
+      <w:r>
+        <w:rPr>
+          <w:color w:val="000000" w:themeColor="text1"/>
+          <w:sz w:val="24"/>
+          <w:szCs w:val="24"/>
+          <w:lang w:val="es-ES"/>
+        </w:rPr>
+        <w:t xml:space="preserve"> </w:t>
+      </w:r>
+      <w:r>
+        <w:rPr>
+          <w:color w:val="000000" w:themeColor="text1"/>
+          <w:sz w:val="24"/>
+          <w:szCs w:val="24"/>
+          <w:lang w:val="es-ES"/>
+        </w:rPr>
+        <w:t>biomecánica del impacto: una herramienta para la medicina legal y forense en la</w:t>
+      </w:r>
+      <w:r>
+        <w:rPr>
+          <w:color w:val="000000" w:themeColor="text1"/>
+          <w:sz w:val="24"/>
+          <w:szCs w:val="24"/>
+          <w:lang w:val="es-ES"/>
+        </w:rPr>
+        <w:t xml:space="preserve"> </w:t>
+      </w:r>
+      <w:r>
+        <w:rPr>
+          <w:color w:val="000000" w:themeColor="text1"/>
+          <w:sz w:val="24"/>
+          <w:szCs w:val="24"/>
+          <w:lang w:val="es-ES"/>
+        </w:rPr>
+        <w:t>investigación del accidente de tráfico. Arregui-Dalmases, Carlos; Teijeira, Rafael;</w:t>
+      </w:r>
+      <w:r>
+        <w:rPr>
+          <w:color w:val="000000" w:themeColor="text1"/>
+          <w:sz w:val="24"/>
+          <w:szCs w:val="24"/>
+          <w:lang w:val="es-ES"/>
+        </w:rPr>
+        <w:t xml:space="preserve"> </w:t>
+      </w:r>
+      <w:r>
+        <w:rPr>
+          <w:color w:val="000000" w:themeColor="text1"/>
+          <w:sz w:val="24"/>
+          <w:szCs w:val="24"/>
+          <w:lang w:val="es-ES"/>
+        </w:rPr>
+        <w:t>Rebollo-Soria, M. Carmen; Kerrigan, Jason R.; Crandall, Jeff R. Rev Esp Med Legal.2011;</w:t>
+      </w:r>
+      <w:r>
+        <w:rPr>
+          <w:color w:val="000000" w:themeColor="text1"/>
+          <w:sz w:val="24"/>
+          <w:szCs w:val="24"/>
+          <w:lang w:val="es-ES"/>
+        </w:rPr>
+        <w:t xml:space="preserve"> </w:t>
+      </w:r>
+      <w:r>
+        <w:rPr>
+          <w:color w:val="000000" w:themeColor="text1"/>
+          <w:sz w:val="24"/>
+          <w:szCs w:val="24"/>
+          <w:lang w:val="es-ES"/>
+        </w:rPr>
+        <w:t>37 :97-104 - vol.37 núm 03. (Ref. epígrafe 7.- El ingeniero no debe abordar cuestiones</w:t>
+      </w:r>
+      <w:r>
+        <w:rPr>
+          <w:color w:val="000000" w:themeColor="text1"/>
+          <w:sz w:val="24"/>
+          <w:szCs w:val="24"/>
+          <w:lang w:val="es-ES"/>
+        </w:rPr>
+        <w:t xml:space="preserve"> </w:t>
+      </w:r>
+      <w:r>
+        <w:rPr>
+          <w:color w:val="000000" w:themeColor="text1"/>
+          <w:sz w:val="24"/>
+          <w:szCs w:val="24"/>
+          <w:lang w:val="es-ES"/>
+        </w:rPr>
+        <w:t>clínicas</w:t>
+      </w:r>
+    </w:p>
+    <w:p>
+      <w:pPr>
+        <w:pBdr>
+          <w:top w:val="nil"/>
+          <w:left w:val="nil"/>
+          <w:bottom w:val="nil"/>
+          <w:right w:val="nil"/>
+          <w:between w:val="nil"/>
+        </w:pBdr>
+        <w:ind w:left="2" w:right="136" w:firstLine="707"/>
+        <w:jc w:val="both"/>
+        <w:rPr>
+          <w:color w:val="000000" w:themeColor="text1"/>
+          <w:sz w:val="24"/>
+          <w:szCs w:val="24"/>
+          <w:lang w:val="es-ES"/>
+        </w:rPr>
+      </w:pPr>
+    </w:p>
+    <w:p>
+      <w:pPr>
+        <w:pBdr>
+          <w:top w:val="nil"/>
+          <w:left w:val="nil"/>
+          <w:bottom w:val="nil"/>
+          <w:right w:val="nil"/>
+          <w:between w:val="nil"/>
+        </w:pBdr>
+        <w:ind w:left="2" w:right="136" w:firstLine="707"/>
+        <w:jc w:val="both"/>
+        <w:rPr>
+          <w:color w:val="000000" w:themeColor="text1"/>
+          <w:sz w:val="24"/>
+          <w:szCs w:val="24"/>
+          <w:lang w:val="es-ES"/>
+        </w:rPr>
+      </w:pPr>
+      <w:r>
+        <w:rPr>
+          <w:b/>
+          <w:bCs/>
+          <w:color w:val="000000" w:themeColor="text1"/>
+          <w:sz w:val="24"/>
+          <w:szCs w:val="24"/>
+          <w:lang w:val="es-ES"/>
+        </w:rPr>
+        <w:t>SÉPTIMO</w:t>
+      </w:r>
+      <w:r>
+        <w:rPr>
+          <w:color w:val="000000" w:themeColor="text1"/>
+          <w:sz w:val="24"/>
+          <w:szCs w:val="24"/>
+          <w:lang w:val="es-ES"/>
+        </w:rPr>
+        <w:t>.- Además, como dice el Magistrado del juzgado de 1a Instancia 4 de</w:t>
+      </w:r>
+      <w:r>
+        <w:rPr>
+          <w:color w:val="000000" w:themeColor="text1"/>
+          <w:sz w:val="24"/>
+          <w:szCs w:val="24"/>
+          <w:lang w:val="es-ES"/>
+        </w:rPr>
+        <w:t xml:space="preserve"> </w:t>
+      </w:r>
+      <w:r>
+        <w:rPr>
+          <w:color w:val="000000" w:themeColor="text1"/>
+          <w:sz w:val="24"/>
+          <w:szCs w:val="24"/>
+          <w:lang w:val="es-ES"/>
+        </w:rPr>
+        <w:t>San Bartolomé de Tirajana, en Auto de fecha 12/07/16, en relación con los informes</w:t>
+      </w:r>
+      <w:r>
+        <w:rPr>
+          <w:color w:val="000000" w:themeColor="text1"/>
+          <w:sz w:val="24"/>
+          <w:szCs w:val="24"/>
+          <w:lang w:val="es-ES"/>
+        </w:rPr>
+        <w:t xml:space="preserve"> </w:t>
+      </w:r>
+      <w:r>
+        <w:rPr>
+          <w:color w:val="000000" w:themeColor="text1"/>
+          <w:sz w:val="24"/>
+          <w:szCs w:val="24"/>
+          <w:lang w:val="es-ES"/>
+        </w:rPr>
+        <w:t>biomecánicos:</w:t>
+      </w:r>
+    </w:p>
+    <w:p>
+      <w:pPr>
+        <w:pBdr>
+          <w:top w:val="nil"/>
+          <w:left w:val="nil"/>
+          <w:bottom w:val="nil"/>
+          <w:right w:val="nil"/>
+          <w:between w:val="nil"/>
+        </w:pBdr>
+        <w:ind w:left="2" w:right="136" w:firstLine="707"/>
+        <w:jc w:val="both"/>
+        <w:rPr>
+          <w:color w:val="000000" w:themeColor="text1"/>
+          <w:sz w:val="24"/>
+          <w:szCs w:val="24"/>
+          <w:lang w:val="es-ES"/>
+        </w:rPr>
+      </w:pPr>
+    </w:p>
+    <w:p>
+      <w:pPr>
+        <w:pBdr>
+          <w:top w:val="nil"/>
+          <w:left w:val="nil"/>
+          <w:bottom w:val="nil"/>
+          <w:right w:val="nil"/>
+          <w:between w:val="nil"/>
+        </w:pBdr>
+        <w:ind w:left="2" w:right="136" w:firstLine="707"/>
+        <w:jc w:val="both"/>
+        <w:rPr>
+          <w:color w:val="000000" w:themeColor="text1"/>
+          <w:sz w:val="24"/>
+          <w:szCs w:val="24"/>
+          <w:lang w:val="es-ES"/>
+        </w:rPr>
+      </w:pPr>
+      <w:r>
+        <w:rPr>
+          <w:color w:val="000000" w:themeColor="text1"/>
+          <w:sz w:val="24"/>
+          <w:szCs w:val="24"/>
+          <w:lang w:val="es-ES"/>
+        </w:rPr>
+        <w:t>“las pruebas que acaban de exponerse no son suficientes para descartar el vínculo causal</w:t>
+      </w:r>
+      <w:r>
+        <w:rPr>
+          <w:color w:val="000000" w:themeColor="text1"/>
+          <w:sz w:val="24"/>
+          <w:szCs w:val="24"/>
+          <w:lang w:val="es-ES"/>
+        </w:rPr>
+        <w:t xml:space="preserve"> </w:t>
+      </w:r>
+      <w:r>
+        <w:rPr>
+          <w:color w:val="000000" w:themeColor="text1"/>
+          <w:sz w:val="24"/>
+          <w:szCs w:val="24"/>
+          <w:lang w:val="es-ES"/>
+        </w:rPr>
+        <w:t>entre las lesiones y el accidente, y ello pese a que resulta evidente, por las circunstancias</w:t>
+      </w:r>
+      <w:r>
+        <w:rPr>
+          <w:color w:val="000000" w:themeColor="text1"/>
+          <w:sz w:val="24"/>
+          <w:szCs w:val="24"/>
+          <w:lang w:val="es-ES"/>
+        </w:rPr>
+        <w:t xml:space="preserve"> </w:t>
+      </w:r>
+      <w:r>
+        <w:rPr>
+          <w:color w:val="000000" w:themeColor="text1"/>
+          <w:sz w:val="24"/>
+          <w:szCs w:val="24"/>
+          <w:lang w:val="es-ES"/>
+        </w:rPr>
+        <w:t>que en él concurren, que la colisión se produjo a baja velocidad. En este sentido, las</w:t>
+      </w:r>
+      <w:r>
+        <w:rPr>
+          <w:color w:val="000000" w:themeColor="text1"/>
+          <w:sz w:val="24"/>
+          <w:szCs w:val="24"/>
+          <w:lang w:val="es-ES"/>
+        </w:rPr>
+        <w:t xml:space="preserve"> </w:t>
+      </w:r>
+      <w:r>
+        <w:rPr>
+          <w:color w:val="000000" w:themeColor="text1"/>
+          <w:sz w:val="24"/>
+          <w:szCs w:val="24"/>
+          <w:lang w:val="es-ES"/>
+        </w:rPr>
+        <w:t>normas de la experiencia invitan a pensar que los efectos corporales vinculados a un</w:t>
+      </w:r>
+      <w:r>
+        <w:rPr>
+          <w:color w:val="000000" w:themeColor="text1"/>
+          <w:sz w:val="24"/>
+          <w:szCs w:val="24"/>
+          <w:lang w:val="es-ES"/>
+        </w:rPr>
+        <w:t xml:space="preserve"> </w:t>
+      </w:r>
+      <w:r>
+        <w:rPr>
+          <w:color w:val="000000" w:themeColor="text1"/>
+          <w:sz w:val="24"/>
+          <w:szCs w:val="24"/>
+          <w:lang w:val="es-ES"/>
+        </w:rPr>
+        <w:t>accidente dependen no sólo de la velocidad y deformaciones de los vehículos, sino</w:t>
+      </w:r>
+      <w:r>
+        <w:rPr>
+          <w:color w:val="000000" w:themeColor="text1"/>
+          <w:sz w:val="24"/>
+          <w:szCs w:val="24"/>
+          <w:lang w:val="es-ES"/>
+        </w:rPr>
+        <w:t xml:space="preserve"> </w:t>
+      </w:r>
+      <w:r>
+        <w:rPr>
+          <w:color w:val="000000" w:themeColor="text1"/>
+          <w:sz w:val="24"/>
+          <w:szCs w:val="24"/>
+          <w:lang w:val="es-ES"/>
+        </w:rPr>
+        <w:t>también de factores tales como el lugar del impacto o la posición del cuerpo al recibirlo? Y</w:t>
+      </w:r>
+      <w:r>
+        <w:rPr>
+          <w:color w:val="000000" w:themeColor="text1"/>
+          <w:sz w:val="24"/>
+          <w:szCs w:val="24"/>
+          <w:lang w:val="es-ES"/>
+        </w:rPr>
+        <w:t xml:space="preserve"> </w:t>
+      </w:r>
+      <w:r>
+        <w:rPr>
+          <w:color w:val="000000" w:themeColor="text1"/>
+          <w:sz w:val="24"/>
+          <w:szCs w:val="24"/>
+          <w:lang w:val="es-ES"/>
+        </w:rPr>
+        <w:t>la hipótesis de laboratorio que plantea la pericial biomecánica no toma en consideración</w:t>
+      </w:r>
+      <w:r>
+        <w:rPr>
+          <w:color w:val="000000" w:themeColor="text1"/>
+          <w:sz w:val="24"/>
+          <w:szCs w:val="24"/>
+          <w:lang w:val="es-ES"/>
+        </w:rPr>
+        <w:t xml:space="preserve"> </w:t>
+      </w:r>
+      <w:r>
+        <w:rPr>
+          <w:color w:val="000000" w:themeColor="text1"/>
+          <w:sz w:val="24"/>
+          <w:szCs w:val="24"/>
+          <w:lang w:val="es-ES"/>
+        </w:rPr>
+        <w:t>ningún factor distinto de la posible velocidad de los coches en atención a su deformación.</w:t>
+      </w:r>
+      <w:r>
+        <w:rPr>
+          <w:color w:val="000000" w:themeColor="text1"/>
+          <w:sz w:val="24"/>
+          <w:szCs w:val="24"/>
+          <w:lang w:val="es-ES"/>
+        </w:rPr>
+        <w:t xml:space="preserve"> </w:t>
+      </w:r>
+      <w:r>
+        <w:rPr>
+          <w:color w:val="000000" w:themeColor="text1"/>
+          <w:sz w:val="24"/>
+          <w:szCs w:val="24"/>
+          <w:lang w:val="es-ES"/>
+        </w:rPr>
+        <w:t>Por tanto, la pericial biomecánica es, en sí mismo, un informe insuficiente para negar la</w:t>
+      </w:r>
+      <w:r>
+        <w:rPr>
+          <w:color w:val="000000" w:themeColor="text1"/>
+          <w:sz w:val="24"/>
+          <w:szCs w:val="24"/>
+          <w:lang w:val="es-ES"/>
+        </w:rPr>
+        <w:t xml:space="preserve"> </w:t>
+      </w:r>
+      <w:r>
+        <w:rPr>
+          <w:color w:val="000000" w:themeColor="text1"/>
+          <w:sz w:val="24"/>
+          <w:szCs w:val="24"/>
+          <w:lang w:val="es-ES"/>
+        </w:rPr>
+        <w:t>posible existencia de lesiones, por lo que debe valorarse las restantes circunstancias del</w:t>
+      </w:r>
+      <w:r>
+        <w:rPr>
+          <w:color w:val="000000" w:themeColor="text1"/>
+          <w:sz w:val="24"/>
+          <w:szCs w:val="24"/>
+          <w:lang w:val="es-ES"/>
+        </w:rPr>
+        <w:t xml:space="preserve"> </w:t>
+      </w:r>
+      <w:r>
+        <w:rPr>
+          <w:color w:val="000000" w:themeColor="text1"/>
+          <w:sz w:val="24"/>
+          <w:szCs w:val="24"/>
+          <w:lang w:val="es-ES"/>
+        </w:rPr>
+        <w:t>caso a la hora de determinar si existe o no nexo causal.</w:t>
+      </w:r>
+    </w:p>
+    <w:p>
+      <w:pPr>
+        <w:pBdr>
+          <w:top w:val="nil"/>
+          <w:left w:val="nil"/>
+          <w:bottom w:val="nil"/>
+          <w:right w:val="nil"/>
+          <w:between w:val="nil"/>
+        </w:pBdr>
+        <w:ind w:left="2" w:right="136" w:firstLine="707"/>
+        <w:jc w:val="both"/>
+        <w:rPr>
+          <w:color w:val="000000" w:themeColor="text1"/>
+          <w:sz w:val="24"/>
+          <w:szCs w:val="24"/>
+          <w:lang w:val="es-ES"/>
+        </w:rPr>
+      </w:pPr>
+      <w:r>
+        <w:rPr>
+          <w:color w:val="000000" w:themeColor="text1"/>
+          <w:sz w:val="24"/>
+          <w:szCs w:val="24"/>
+          <w:lang w:val="es-ES"/>
+        </w:rPr>
+        <w:t>Sobre la concurrencia de otros elementos de juicio a considerar, a la hora de establecer el</w:t>
+      </w:r>
+      <w:r>
+        <w:rPr>
+          <w:color w:val="000000" w:themeColor="text1"/>
+          <w:sz w:val="24"/>
+          <w:szCs w:val="24"/>
+          <w:lang w:val="es-ES"/>
+        </w:rPr>
+        <w:t xml:space="preserve"> </w:t>
+      </w:r>
+      <w:r>
+        <w:rPr>
+          <w:color w:val="000000" w:themeColor="text1"/>
+          <w:sz w:val="24"/>
+          <w:szCs w:val="24"/>
+          <w:lang w:val="es-ES"/>
+        </w:rPr>
+        <w:t>alcance de un accidente, puede leerse en la SAP Las Palmas, Sección 1a, de 04/09/2012 (Roj:SAP GC 1785/2012 ):</w:t>
+      </w:r>
+    </w:p>
+    <w:p>
+      <w:pPr>
+        <w:pBdr>
+          <w:top w:val="nil"/>
+          <w:left w:val="nil"/>
+          <w:bottom w:val="nil"/>
+          <w:right w:val="nil"/>
+          <w:between w:val="nil"/>
+        </w:pBdr>
+        <w:ind w:left="2" w:right="136" w:firstLine="707"/>
+        <w:jc w:val="both"/>
+        <w:rPr>
+          <w:color w:val="000000" w:themeColor="text1"/>
+          <w:sz w:val="24"/>
+          <w:szCs w:val="24"/>
+          <w:lang w:val="es-ES"/>
+        </w:rPr>
+      </w:pPr>
+      <w:r>
+        <w:rPr>
+          <w:color w:val="000000" w:themeColor="text1"/>
+          <w:sz w:val="24"/>
+          <w:szCs w:val="24"/>
+          <w:lang w:val="es-ES"/>
+        </w:rPr>
+        <w:t>“ En cualquier caso, como acertadamente pone de manifiesto el Juez a quo, se ha de tener</w:t>
+      </w:r>
+      <w:r>
+        <w:rPr>
+          <w:color w:val="000000" w:themeColor="text1"/>
+          <w:sz w:val="24"/>
+          <w:szCs w:val="24"/>
+          <w:lang w:val="es-ES"/>
+        </w:rPr>
+        <w:t xml:space="preserve"> </w:t>
+      </w:r>
+      <w:r>
+        <w:rPr>
+          <w:color w:val="000000" w:themeColor="text1"/>
+          <w:sz w:val="24"/>
+          <w:szCs w:val="24"/>
+          <w:lang w:val="es-ES"/>
+        </w:rPr>
+        <w:t>presente que las consecuencias lesivas en este tipo de colisiones a baja velocidad no son</w:t>
+      </w:r>
+      <w:r>
+        <w:rPr>
+          <w:color w:val="000000" w:themeColor="text1"/>
+          <w:sz w:val="24"/>
+          <w:szCs w:val="24"/>
+          <w:lang w:val="es-ES"/>
+        </w:rPr>
+        <w:t xml:space="preserve"> </w:t>
+      </w:r>
+      <w:r>
+        <w:rPr>
+          <w:color w:val="000000" w:themeColor="text1"/>
+          <w:sz w:val="24"/>
+          <w:szCs w:val="24"/>
+          <w:lang w:val="es-ES"/>
+        </w:rPr>
+        <w:t>las mismas en todos los sujetos implicados, por cuanto el grado de tolerancia al choque</w:t>
+      </w:r>
+      <w:r>
+        <w:rPr>
+          <w:color w:val="000000" w:themeColor="text1"/>
+          <w:sz w:val="24"/>
+          <w:szCs w:val="24"/>
+          <w:lang w:val="es-ES"/>
+        </w:rPr>
+        <w:t xml:space="preserve"> </w:t>
+      </w:r>
+      <w:r>
+        <w:rPr>
+          <w:color w:val="000000" w:themeColor="text1"/>
+          <w:sz w:val="24"/>
+          <w:szCs w:val="24"/>
+          <w:lang w:val="es-ES"/>
+        </w:rPr>
+        <w:t>depende de factores tales como la edad, el sexo, la existencia de lesiones previas o</w:t>
+      </w:r>
+      <w:r>
+        <w:rPr>
+          <w:color w:val="000000" w:themeColor="text1"/>
+          <w:sz w:val="24"/>
+          <w:szCs w:val="24"/>
+          <w:lang w:val="es-ES"/>
+        </w:rPr>
+        <w:t xml:space="preserve"> </w:t>
+      </w:r>
+      <w:r>
+        <w:rPr>
+          <w:color w:val="000000" w:themeColor="text1"/>
+          <w:sz w:val="24"/>
+          <w:szCs w:val="24"/>
+          <w:lang w:val="es-ES"/>
+        </w:rPr>
+        <w:t>cambios degenerativos previos, la dirección en que el coche fue golpeado, asociando la</w:t>
+      </w:r>
+      <w:r>
+        <w:rPr>
+          <w:color w:val="000000" w:themeColor="text1"/>
+          <w:sz w:val="24"/>
+          <w:szCs w:val="24"/>
+          <w:lang w:val="es-ES"/>
+        </w:rPr>
+        <w:t xml:space="preserve"> </w:t>
+      </w:r>
+      <w:r>
+        <w:rPr>
+          <w:color w:val="000000" w:themeColor="text1"/>
+          <w:sz w:val="24"/>
+          <w:szCs w:val="24"/>
+          <w:lang w:val="es-ES"/>
+        </w:rPr>
+        <w:t>literatura médica mayor severidad para los vectores posteriores, la posición de la cabeza y</w:t>
+      </w:r>
+      <w:r>
+        <w:rPr>
+          <w:color w:val="000000" w:themeColor="text1"/>
+          <w:sz w:val="24"/>
+          <w:szCs w:val="24"/>
+          <w:lang w:val="es-ES"/>
+        </w:rPr>
+        <w:t xml:space="preserve"> </w:t>
+      </w:r>
+      <w:r>
+        <w:rPr>
+          <w:color w:val="000000" w:themeColor="text1"/>
+          <w:sz w:val="24"/>
+          <w:szCs w:val="24"/>
+          <w:lang w:val="es-ES"/>
+        </w:rPr>
+        <w:t>del cuerpo en el momento de recibir el impacto, el tipo de asiento, las condiciones</w:t>
+      </w:r>
+      <w:r>
+        <w:rPr>
+          <w:color w:val="000000" w:themeColor="text1"/>
+          <w:sz w:val="24"/>
+          <w:szCs w:val="24"/>
+          <w:lang w:val="es-ES"/>
+        </w:rPr>
+        <w:t xml:space="preserve"> </w:t>
+      </w:r>
+      <w:r>
+        <w:rPr>
+          <w:color w:val="000000" w:themeColor="text1"/>
+          <w:sz w:val="24"/>
+          <w:szCs w:val="24"/>
+          <w:lang w:val="es-ES"/>
+        </w:rPr>
+        <w:t>médicas del paciente antes del impacto, la envergadura del ocupante (cuanto menor sea la</w:t>
+      </w:r>
+      <w:r>
+        <w:rPr>
+          <w:color w:val="000000" w:themeColor="text1"/>
+          <w:sz w:val="24"/>
+          <w:szCs w:val="24"/>
+          <w:lang w:val="es-ES"/>
+        </w:rPr>
+        <w:t xml:space="preserve"> </w:t>
+      </w:r>
+      <w:r>
+        <w:rPr>
+          <w:color w:val="000000" w:themeColor="text1"/>
+          <w:sz w:val="24"/>
+          <w:szCs w:val="24"/>
+          <w:lang w:val="es-ES"/>
+        </w:rPr>
+        <w:t>del cuerpo mayor es la posibilidad de lesiones crónicas), la posición relativa de las</w:t>
+      </w:r>
+      <w:r>
+        <w:rPr>
+          <w:color w:val="000000" w:themeColor="text1"/>
+          <w:sz w:val="24"/>
+          <w:szCs w:val="24"/>
+          <w:lang w:val="es-ES"/>
+        </w:rPr>
+        <w:t xml:space="preserve"> </w:t>
+      </w:r>
+      <w:r>
+        <w:rPr>
+          <w:color w:val="000000" w:themeColor="text1"/>
+          <w:sz w:val="24"/>
+          <w:szCs w:val="24"/>
+          <w:lang w:val="es-ES"/>
+        </w:rPr>
+        <w:t>articulaciones en el momento del accidente, o, el estado de tensión de los músculos</w:t>
+      </w:r>
+      <w:r>
+        <w:rPr>
+          <w:color w:val="000000" w:themeColor="text1"/>
+          <w:sz w:val="24"/>
+          <w:szCs w:val="24"/>
+          <w:lang w:val="es-ES"/>
+        </w:rPr>
+        <w:t xml:space="preserve"> </w:t>
+      </w:r>
+      <w:r>
+        <w:rPr>
+          <w:color w:val="000000" w:themeColor="text1"/>
+          <w:sz w:val="24"/>
+          <w:szCs w:val="24"/>
+          <w:lang w:val="es-ES"/>
+        </w:rPr>
+        <w:t>estabilizadores del cuello, lo que es importante ya que una buena preparación contribuye</w:t>
+      </w:r>
+      <w:r>
+        <w:rPr>
+          <w:color w:val="000000" w:themeColor="text1"/>
+          <w:sz w:val="24"/>
+          <w:szCs w:val="24"/>
+          <w:lang w:val="es-ES"/>
+        </w:rPr>
+        <w:t xml:space="preserve"> </w:t>
+      </w:r>
+      <w:r>
+        <w:rPr>
+          <w:color w:val="000000" w:themeColor="text1"/>
+          <w:sz w:val="24"/>
+          <w:szCs w:val="24"/>
+          <w:lang w:val="es-ES"/>
+        </w:rPr>
+        <w:t>a amortiguar el golpe, y, el estado de preparación del sujeto cuando recibe el impacto: los</w:t>
+      </w:r>
+      <w:r>
+        <w:rPr>
+          <w:color w:val="000000" w:themeColor="text1"/>
+          <w:sz w:val="24"/>
+          <w:szCs w:val="24"/>
+          <w:lang w:val="es-ES"/>
+        </w:rPr>
+        <w:t xml:space="preserve"> </w:t>
+      </w:r>
+      <w:r>
+        <w:rPr>
+          <w:color w:val="000000" w:themeColor="text1"/>
+          <w:sz w:val="24"/>
+          <w:szCs w:val="24"/>
+          <w:lang w:val="es-ES"/>
+        </w:rPr>
+        <w:t>ocupantes no preparados suelen tener lesiones más severas que los que advierten el</w:t>
+      </w:r>
+      <w:r>
+        <w:rPr>
+          <w:color w:val="000000" w:themeColor="text1"/>
+          <w:sz w:val="24"/>
+          <w:szCs w:val="24"/>
+          <w:lang w:val="es-ES"/>
+        </w:rPr>
+        <w:t xml:space="preserve"> </w:t>
+      </w:r>
+      <w:r>
+        <w:rPr>
+          <w:color w:val="000000" w:themeColor="text1"/>
+          <w:sz w:val="24"/>
+          <w:szCs w:val="24"/>
+          <w:lang w:val="es-ES"/>
+        </w:rPr>
+        <w:t>accidente, y es que resulta muy importante el factor sorpresa o grado de imprevisibilidad</w:t>
+      </w:r>
+      <w:r>
+        <w:rPr>
+          <w:color w:val="000000" w:themeColor="text1"/>
+          <w:sz w:val="24"/>
+          <w:szCs w:val="24"/>
+          <w:lang w:val="es-ES"/>
+        </w:rPr>
+        <w:t xml:space="preserve"> </w:t>
+      </w:r>
+      <w:r>
+        <w:rPr>
+          <w:color w:val="000000" w:themeColor="text1"/>
+          <w:sz w:val="24"/>
+          <w:szCs w:val="24"/>
+          <w:lang w:val="es-ES"/>
+        </w:rPr>
+        <w:t>del choque: estado de preparación del sujeto cuando recibe el impacto: los ocupantes no</w:t>
+      </w:r>
+      <w:r>
+        <w:rPr>
+          <w:color w:val="000000" w:themeColor="text1"/>
+          <w:sz w:val="24"/>
+          <w:szCs w:val="24"/>
+          <w:lang w:val="es-ES"/>
+        </w:rPr>
+        <w:t xml:space="preserve"> </w:t>
+      </w:r>
+      <w:r>
+        <w:rPr>
+          <w:color w:val="000000" w:themeColor="text1"/>
+          <w:sz w:val="24"/>
+          <w:szCs w:val="24"/>
+          <w:lang w:val="es-ES"/>
+        </w:rPr>
+        <w:t>preparados suelen tener lesiones más severas que los que advierten el accidente. Es decir,</w:t>
+      </w:r>
+      <w:r>
+        <w:rPr>
+          <w:color w:val="000000" w:themeColor="text1"/>
+          <w:sz w:val="24"/>
+          <w:szCs w:val="24"/>
+          <w:lang w:val="es-ES"/>
+        </w:rPr>
+        <w:t xml:space="preserve"> </w:t>
+      </w:r>
+      <w:r>
+        <w:rPr>
+          <w:color w:val="000000" w:themeColor="text1"/>
+          <w:sz w:val="24"/>
+          <w:szCs w:val="24"/>
+          <w:lang w:val="es-ES"/>
+        </w:rPr>
+        <w:t>el factor de imprevisión aumenta el potencial lesivo “.</w:t>
+      </w:r>
+    </w:p>
+    <w:p>
+      <w:pPr>
+        <w:pBdr>
+          <w:top w:val="nil"/>
+          <w:left w:val="nil"/>
+          <w:bottom w:val="nil"/>
+          <w:right w:val="nil"/>
+          <w:between w:val="nil"/>
+        </w:pBdr>
+        <w:ind w:left="2" w:right="136" w:firstLine="707"/>
+        <w:jc w:val="both"/>
+        <w:rPr>
+          <w:color w:val="000000" w:themeColor="text1"/>
+          <w:sz w:val="24"/>
+          <w:szCs w:val="24"/>
+          <w:lang w:val="es-ES"/>
+        </w:rPr>
+      </w:pPr>
+      <w:r>
+        <w:rPr>
+          <w:color w:val="000000" w:themeColor="text1"/>
+          <w:sz w:val="24"/>
+          <w:szCs w:val="24"/>
+          <w:lang w:val="es-ES"/>
+        </w:rPr>
+        <w:t>Y en la misma línea, se pronuncia la SAP Pontevedra, Sección 6a, de 11/03/2016 (Roj: SAP</w:t>
+      </w:r>
+      <w:r>
+        <w:rPr>
+          <w:color w:val="000000" w:themeColor="text1"/>
+          <w:sz w:val="24"/>
+          <w:szCs w:val="24"/>
+          <w:lang w:val="es-ES"/>
+        </w:rPr>
+        <w:t xml:space="preserve"> </w:t>
+      </w:r>
+      <w:r>
+        <w:rPr>
+          <w:color w:val="000000" w:themeColor="text1"/>
+          <w:sz w:val="24"/>
+          <w:szCs w:val="24"/>
+          <w:lang w:val="es-ES"/>
+        </w:rPr>
+        <w:t>PO 345/2016 ):</w:t>
+      </w:r>
+    </w:p>
+    <w:p>
+      <w:pPr>
+        <w:pBdr>
+          <w:top w:val="nil"/>
+          <w:left w:val="nil"/>
+          <w:bottom w:val="nil"/>
+          <w:right w:val="nil"/>
+          <w:between w:val="nil"/>
+        </w:pBdr>
+        <w:ind w:left="2" w:right="136" w:firstLine="707"/>
+        <w:jc w:val="both"/>
+        <w:rPr>
+          <w:color w:val="000000" w:themeColor="text1"/>
+          <w:sz w:val="24"/>
+          <w:szCs w:val="24"/>
+          <w:lang w:val="es-ES"/>
+        </w:rPr>
+      </w:pPr>
+      <w:r>
+        <w:rPr>
+          <w:color w:val="000000" w:themeColor="text1"/>
+          <w:sz w:val="24"/>
+          <w:szCs w:val="24"/>
+          <w:lang w:val="es-ES"/>
+        </w:rPr>
+        <w:t>“ En cuanto al informe biomecánico , precisar, que el mismo se realiza en base a</w:t>
+      </w:r>
+      <w:r>
+        <w:rPr>
+          <w:color w:val="000000" w:themeColor="text1"/>
+          <w:sz w:val="24"/>
+          <w:szCs w:val="24"/>
+          <w:lang w:val="es-ES"/>
+        </w:rPr>
+        <w:t xml:space="preserve"> </w:t>
+      </w:r>
+      <w:r>
+        <w:rPr>
+          <w:color w:val="000000" w:themeColor="text1"/>
+          <w:sz w:val="24"/>
+          <w:szCs w:val="24"/>
+          <w:lang w:val="es-ES"/>
+        </w:rPr>
+        <w:t>una simulación, partiendo de valores estándar, de hecho en el propio informe se refiere</w:t>
+      </w:r>
+      <w:r>
+        <w:rPr>
+          <w:color w:val="000000" w:themeColor="text1"/>
+          <w:sz w:val="24"/>
+          <w:szCs w:val="24"/>
+          <w:lang w:val="es-ES"/>
+        </w:rPr>
+        <w:t xml:space="preserve"> </w:t>
+      </w:r>
+      <w:r>
+        <w:rPr>
+          <w:color w:val="000000" w:themeColor="text1"/>
+          <w:sz w:val="24"/>
+          <w:szCs w:val="24"/>
+          <w:lang w:val="es-ES"/>
+        </w:rPr>
+        <w:t>que "no se han analizado todas las circunstancias que rodean el siniestro, tales como el</w:t>
+      </w:r>
+      <w:r>
+        <w:rPr>
+          <w:color w:val="000000" w:themeColor="text1"/>
+          <w:sz w:val="24"/>
+          <w:szCs w:val="24"/>
+          <w:lang w:val="es-ES"/>
+        </w:rPr>
+        <w:t xml:space="preserve"> </w:t>
+      </w:r>
+      <w:r>
+        <w:rPr>
+          <w:color w:val="000000" w:themeColor="text1"/>
+          <w:sz w:val="24"/>
+          <w:szCs w:val="24"/>
+          <w:lang w:val="es-ES"/>
+        </w:rPr>
+        <w:t>estado de amortiguación de los vehículos, la rigidez de los asientos, la posición exacta del</w:t>
+      </w:r>
+      <w:r>
+        <w:rPr>
+          <w:color w:val="000000" w:themeColor="text1"/>
+          <w:sz w:val="24"/>
+          <w:szCs w:val="24"/>
+          <w:lang w:val="es-ES"/>
+        </w:rPr>
+        <w:t xml:space="preserve"> </w:t>
+      </w:r>
+      <w:r>
+        <w:rPr>
+          <w:color w:val="000000" w:themeColor="text1"/>
+          <w:sz w:val="24"/>
+          <w:szCs w:val="24"/>
+          <w:lang w:val="es-ES"/>
+        </w:rPr>
+        <w:t>reposacabezas en el momento del accidente, el estado de apercibimiento de la persona</w:t>
+      </w:r>
+      <w:r>
+        <w:rPr>
+          <w:color w:val="000000" w:themeColor="text1"/>
+          <w:sz w:val="24"/>
+          <w:szCs w:val="24"/>
+          <w:lang w:val="es-ES"/>
+        </w:rPr>
+        <w:t xml:space="preserve"> </w:t>
+      </w:r>
+      <w:r>
+        <w:rPr>
+          <w:color w:val="000000" w:themeColor="text1"/>
+          <w:sz w:val="24"/>
+          <w:szCs w:val="24"/>
+          <w:lang w:val="es-ES"/>
+        </w:rPr>
+        <w:t>que reclama lesiones, su masa muscular, patologías previas y otras similares, en fin que tal</w:t>
+      </w:r>
+      <w:r>
+        <w:rPr>
+          <w:color w:val="000000" w:themeColor="text1"/>
+          <w:sz w:val="24"/>
+          <w:szCs w:val="24"/>
+          <w:lang w:val="es-ES"/>
+        </w:rPr>
+        <w:t xml:space="preserve"> </w:t>
+      </w:r>
+      <w:r>
+        <w:rPr>
+          <w:color w:val="000000" w:themeColor="text1"/>
+          <w:sz w:val="24"/>
+          <w:szCs w:val="24"/>
+          <w:lang w:val="es-ES"/>
+        </w:rPr>
+        <w:t xml:space="preserve">informe en modo alguno puede determinar la resolución del pleito, de hecho </w:t>
+      </w:r>
+      <w:r>
+        <w:rPr>
+          <w:color w:val="000000" w:themeColor="text1"/>
+          <w:sz w:val="24"/>
+          <w:szCs w:val="24"/>
+          <w:lang w:val="es-ES"/>
+        </w:rPr>
+        <w:lastRenderedPageBreak/>
+        <w:t>al referirse a</w:t>
+      </w:r>
+      <w:r>
+        <w:rPr>
+          <w:color w:val="000000" w:themeColor="text1"/>
+          <w:sz w:val="24"/>
+          <w:szCs w:val="24"/>
+          <w:lang w:val="es-ES"/>
+        </w:rPr>
+        <w:t xml:space="preserve"> </w:t>
+      </w:r>
+      <w:r>
+        <w:rPr>
+          <w:color w:val="000000" w:themeColor="text1"/>
+          <w:sz w:val="24"/>
+          <w:szCs w:val="24"/>
+          <w:lang w:val="es-ES"/>
+        </w:rPr>
+        <w:t>esta cuestión la STS de 17 de octubre de 2012 señala la indeterminación de los informes</w:t>
+      </w:r>
+      <w:r>
+        <w:rPr>
+          <w:color w:val="000000" w:themeColor="text1"/>
+          <w:sz w:val="24"/>
+          <w:szCs w:val="24"/>
+          <w:lang w:val="es-ES"/>
+        </w:rPr>
+        <w:t xml:space="preserve"> </w:t>
+      </w:r>
+      <w:r>
+        <w:rPr>
+          <w:color w:val="000000" w:themeColor="text1"/>
+          <w:sz w:val="24"/>
+          <w:szCs w:val="24"/>
+          <w:lang w:val="es-ES"/>
+        </w:rPr>
+        <w:t>biomecánicas sobre accidente de tráfico a baja velocidad, "no sólo por la distinta</w:t>
+      </w:r>
+      <w:r>
+        <w:rPr>
+          <w:color w:val="000000" w:themeColor="text1"/>
+          <w:sz w:val="24"/>
+          <w:szCs w:val="24"/>
+          <w:lang w:val="es-ES"/>
+        </w:rPr>
+        <w:t xml:space="preserve"> </w:t>
+      </w:r>
+      <w:r>
+        <w:rPr>
+          <w:color w:val="000000" w:themeColor="text1"/>
+          <w:sz w:val="24"/>
+          <w:szCs w:val="24"/>
+          <w:lang w:val="es-ES"/>
+        </w:rPr>
+        <w:t>consideración que merece la absorción del impacto a escasas velocidades en vehículos de</w:t>
+      </w:r>
+      <w:r>
+        <w:rPr>
+          <w:color w:val="000000" w:themeColor="text1"/>
+          <w:sz w:val="24"/>
+          <w:szCs w:val="24"/>
+          <w:lang w:val="es-ES"/>
+        </w:rPr>
+        <w:t xml:space="preserve"> </w:t>
+      </w:r>
+      <w:r>
+        <w:rPr>
+          <w:color w:val="000000" w:themeColor="text1"/>
+          <w:sz w:val="24"/>
+          <w:szCs w:val="24"/>
+          <w:lang w:val="es-ES"/>
+        </w:rPr>
+        <w:t>una cierta antigüedad frente a los más modernos, sino por las propias características</w:t>
+      </w:r>
+      <w:r>
+        <w:rPr>
+          <w:color w:val="000000" w:themeColor="text1"/>
+          <w:sz w:val="24"/>
+          <w:szCs w:val="24"/>
+          <w:lang w:val="es-ES"/>
+        </w:rPr>
+        <w:t xml:space="preserve"> </w:t>
+      </w:r>
+      <w:r>
+        <w:rPr>
+          <w:color w:val="000000" w:themeColor="text1"/>
+          <w:sz w:val="24"/>
+          <w:szCs w:val="24"/>
+          <w:lang w:val="es-ES"/>
+        </w:rPr>
+        <w:t>físicas de los ocupantes del vehículo afectado, lo que determinar un enorme relativismo</w:t>
+      </w:r>
+      <w:r>
+        <w:rPr>
+          <w:color w:val="000000" w:themeColor="text1"/>
+          <w:sz w:val="24"/>
+          <w:szCs w:val="24"/>
+          <w:lang w:val="es-ES"/>
+        </w:rPr>
+        <w:t xml:space="preserve"> </w:t>
+      </w:r>
+      <w:r>
+        <w:rPr>
+          <w:color w:val="000000" w:themeColor="text1"/>
+          <w:sz w:val="24"/>
+          <w:szCs w:val="24"/>
+          <w:lang w:val="es-ES"/>
+        </w:rPr>
+        <w:t>que impide conclusiones cerradas".</w:t>
+      </w:r>
+    </w:p>
+    <w:p>
+      <w:pPr>
+        <w:pBdr>
+          <w:top w:val="nil"/>
+          <w:left w:val="nil"/>
+          <w:bottom w:val="nil"/>
+          <w:right w:val="nil"/>
+          <w:between w:val="nil"/>
+        </w:pBdr>
+        <w:ind w:left="2" w:right="136" w:firstLine="707"/>
+        <w:jc w:val="both"/>
+        <w:rPr>
+          <w:color w:val="000000" w:themeColor="text1"/>
+          <w:sz w:val="24"/>
+          <w:szCs w:val="24"/>
+          <w:lang w:val="es-ES"/>
+        </w:rPr>
+      </w:pPr>
+    </w:p>
+    <w:p>
+      <w:pPr>
+        <w:pBdr>
+          <w:top w:val="nil"/>
+          <w:left w:val="nil"/>
+          <w:bottom w:val="nil"/>
+          <w:right w:val="nil"/>
+          <w:between w:val="nil"/>
+        </w:pBdr>
+        <w:ind w:left="2" w:right="136" w:firstLine="707"/>
+        <w:jc w:val="both"/>
+        <w:rPr>
+          <w:color w:val="000000" w:themeColor="text1"/>
+          <w:sz w:val="24"/>
+          <w:szCs w:val="24"/>
+          <w:lang w:val="es-ES"/>
+        </w:rPr>
+      </w:pPr>
+      <w:r>
+        <w:rPr>
+          <w:color w:val="000000" w:themeColor="text1"/>
+          <w:sz w:val="24"/>
+          <w:szCs w:val="24"/>
+          <w:highlight w:val="green"/>
+          <w:lang w:val="es-ES"/>
+        </w:rPr>
+        <w:t>{{Con contractura [checkbox] {Por todo lo expuesto no puede considerarse que exista falta de nexo causal, ya que el informe biomecánico es una prueba insuficiente para acreditarlo y, consecuentemente, siendo que, además, la demandada se basa en un informe médico pericial para negar igualmente nexo causal y éste se fundamenta principalmente en el propio informe biomecánico antedicho, tampoco ha de considerarse éste válido.}}}</w:t>
+      </w:r>
+    </w:p>
+    <w:p>
+      <w:pPr>
+        <w:pBdr>
+          <w:top w:val="nil"/>
+          <w:left w:val="nil"/>
+          <w:bottom w:val="nil"/>
+          <w:right w:val="nil"/>
+          <w:between w:val="nil"/>
+        </w:pBdr>
+        <w:ind w:right="136"/>
+        <w:jc w:val="both"/>
+        <w:rPr>
+          <w:color w:val="000000" w:themeColor="text1"/>
+          <w:sz w:val="24"/>
+          <w:szCs w:val="24"/>
+          <w:lang w:val="es-ES"/>
+        </w:rPr>
+      </w:pPr>
+    </w:p>
+    <w:p>
+      <w:pPr>
+        <w:pBdr>
+          <w:top w:val="nil"/>
+          <w:left w:val="nil"/>
+          <w:bottom w:val="nil"/>
+          <w:right w:val="nil"/>
+          <w:between w:val="nil"/>
+        </w:pBdr>
+        <w:ind w:left="2" w:right="136" w:firstLine="707"/>
+        <w:jc w:val="both"/>
+        <w:rPr>
+          <w:color w:val="000000" w:themeColor="text1"/>
+          <w:sz w:val="24"/>
+          <w:szCs w:val="24"/>
+          <w:lang w:val="es-ES"/>
+        </w:rPr>
+      </w:pPr>
+      <w:r>
+        <w:rPr>
+          <w:color w:val="000000" w:themeColor="text1"/>
+          <w:sz w:val="24"/>
+          <w:szCs w:val="24"/>
+          <w:lang w:val="es-ES"/>
+        </w:rPr>
+        <w:t>Asimismo, de cualquier modo, de los informes médicos acompañados con esta</w:t>
+      </w:r>
+      <w:r>
+        <w:rPr>
+          <w:color w:val="000000" w:themeColor="text1"/>
+          <w:sz w:val="24"/>
+          <w:szCs w:val="24"/>
+          <w:lang w:val="es-ES"/>
+        </w:rPr>
+        <w:t xml:space="preserve"> </w:t>
+      </w:r>
+      <w:r>
+        <w:rPr>
+          <w:color w:val="000000" w:themeColor="text1"/>
+          <w:sz w:val="24"/>
+          <w:szCs w:val="24"/>
+          <w:lang w:val="es-ES"/>
+        </w:rPr>
+        <w:t>demanda queda probada la efectiva relación de causalidad entre el accidente y las</w:t>
+      </w:r>
+      <w:r>
+        <w:rPr>
+          <w:color w:val="000000" w:themeColor="text1"/>
+          <w:sz w:val="24"/>
+          <w:szCs w:val="24"/>
+          <w:lang w:val="es-ES"/>
+        </w:rPr>
+        <w:t xml:space="preserve"> </w:t>
+      </w:r>
+      <w:r>
+        <w:rPr>
+          <w:color w:val="000000" w:themeColor="text1"/>
+          <w:sz w:val="24"/>
+          <w:szCs w:val="24"/>
+          <w:lang w:val="es-ES"/>
+        </w:rPr>
+        <w:t>lesiones, toda vez que</w:t>
+      </w:r>
+      <w:r>
+        <w:rPr>
+          <w:color w:val="000000" w:themeColor="text1"/>
+          <w:sz w:val="24"/>
+          <w:szCs w:val="24"/>
+          <w:lang w:val="es-ES"/>
+        </w:rPr>
+        <w:t xml:space="preserve"> </w:t>
+      </w:r>
+      <w:r>
+        <w:rPr>
+          <w:b/>
+          <w:bCs/>
+          <w:color w:val="000000" w:themeColor="text1"/>
+          <w:sz w:val="24"/>
+          <w:szCs w:val="24"/>
+          <w:highlight w:val="green"/>
+          <w:lang w:val="es-ES"/>
+        </w:rPr>
+        <w:t>{{Tratamiento</w:t>
+      </w:r>
+      <w:r>
+        <w:rPr>
+          <w:b/>
+          <w:bCs/>
+          <w:color w:val="000000" w:themeColor="text1"/>
+          <w:sz w:val="24"/>
+          <w:szCs w:val="24"/>
+          <w:highlight w:val="green"/>
+          <w:lang w:val="es-ES"/>
+        </w:rPr>
+        <w:t>}</w:t>
+      </w:r>
+      <w:r>
+        <w:rPr>
+          <w:b/>
+          <w:bCs/>
+          <w:color w:val="000000" w:themeColor="text1"/>
+          <w:sz w:val="24"/>
+          <w:szCs w:val="24"/>
+          <w:highlight w:val="green"/>
+          <w:lang w:val="es-ES"/>
+        </w:rPr>
+        <w:t>} {{NOMBRE}}</w:t>
+      </w:r>
+      <w:r>
+        <w:rPr>
+          <w:color w:val="000000" w:themeColor="text1"/>
+          <w:sz w:val="24"/>
+          <w:szCs w:val="24"/>
+          <w:lang w:val="es-ES"/>
+        </w:rPr>
+        <w:t>, acudió a centro médico el mismo día</w:t>
+      </w:r>
+      <w:r>
+        <w:rPr>
+          <w:color w:val="000000" w:themeColor="text1"/>
+          <w:sz w:val="24"/>
+          <w:szCs w:val="24"/>
+          <w:lang w:val="es-ES"/>
+        </w:rPr>
+        <w:t xml:space="preserve"> </w:t>
+      </w:r>
+      <w:r>
+        <w:rPr>
+          <w:color w:val="000000" w:themeColor="text1"/>
+          <w:sz w:val="24"/>
+          <w:szCs w:val="24"/>
+          <w:lang w:val="es-ES"/>
+        </w:rPr>
+        <w:t>del siniestro que se refiere, momento desde el que se le diagnostica</w:t>
+      </w:r>
+      <w:r>
+        <w:rPr>
+          <w:color w:val="000000" w:themeColor="text1"/>
+          <w:sz w:val="24"/>
+          <w:szCs w:val="24"/>
+          <w:lang w:val="es-ES"/>
+        </w:rPr>
+        <w:t xml:space="preserve"> “me salto las comillas”</w:t>
+      </w:r>
+      <w:r>
+        <w:rPr>
+          <w:color w:val="000000" w:themeColor="text1"/>
+          <w:sz w:val="24"/>
+          <w:szCs w:val="24"/>
+          <w:lang w:val="es-ES"/>
+        </w:rPr>
+        <w:t xml:space="preserve"> </w:t>
+      </w:r>
+      <w:r>
+        <w:rPr>
+          <w:color w:val="000000" w:themeColor="text1"/>
+          <w:sz w:val="24"/>
+          <w:szCs w:val="24"/>
+          <w:highlight w:val="green"/>
+        </w:rPr>
+        <w:t>{{</w:t>
+      </w:r>
+      <w:r>
+        <w:rPr>
+          <w:color w:val="000000" w:themeColor="text1"/>
+          <w:sz w:val="24"/>
+          <w:szCs w:val="24"/>
+          <w:highlight w:val="green"/>
+        </w:rPr>
+        <w:t>D</w:t>
+      </w:r>
+      <w:r>
+        <w:rPr>
+          <w:color w:val="000000" w:themeColor="text1"/>
+          <w:sz w:val="24"/>
+          <w:szCs w:val="24"/>
+          <w:highlight w:val="green"/>
+        </w:rPr>
+        <w:t>iagnóstico</w:t>
+      </w:r>
+      <w:r>
+        <w:rPr>
+          <w:color w:val="000000" w:themeColor="text1"/>
+          <w:sz w:val="24"/>
+          <w:szCs w:val="24"/>
+          <w:highlight w:val="green"/>
+        </w:rPr>
+        <w:t xml:space="preserve"> </w:t>
+      </w:r>
+      <w:r>
+        <w:rPr>
+          <w:color w:val="000000" w:themeColor="text1"/>
+          <w:sz w:val="24"/>
+          <w:szCs w:val="24"/>
+          <w:highlight w:val="green"/>
+        </w:rPr>
+        <w:t>principal}}</w:t>
+      </w:r>
+      <w:r>
+        <w:rPr>
+          <w:color w:val="000000" w:themeColor="text1"/>
+          <w:sz w:val="24"/>
+          <w:szCs w:val="24"/>
+          <w:lang w:val="es-ES"/>
+        </w:rPr>
+        <w:t>,</w:t>
+      </w:r>
+      <w:r>
+        <w:rPr>
+          <w:color w:val="000000" w:themeColor="text1"/>
+          <w:sz w:val="24"/>
+          <w:szCs w:val="24"/>
+          <w:lang w:val="es-ES"/>
+        </w:rPr>
+        <w:t xml:space="preserve"> </w:t>
+      </w:r>
+      <w:r>
+        <w:rPr>
+          <w:color w:val="000000" w:themeColor="text1"/>
+          <w:sz w:val="24"/>
+          <w:szCs w:val="24"/>
+          <w:lang w:val="es-ES"/>
+        </w:rPr>
+        <w:t>siendo esto lo que motivó, además, de su baja laboral, el tratamiento médico</w:t>
+      </w:r>
+      <w:r>
+        <w:rPr>
+          <w:color w:val="000000" w:themeColor="text1"/>
+          <w:sz w:val="24"/>
+          <w:szCs w:val="24"/>
+          <w:lang w:val="es-ES"/>
+        </w:rPr>
+        <w:t xml:space="preserve"> </w:t>
+      </w:r>
+      <w:r>
+        <w:rPr>
+          <w:color w:val="000000" w:themeColor="text1"/>
+          <w:sz w:val="24"/>
+          <w:szCs w:val="24"/>
+          <w:lang w:val="es-ES"/>
+        </w:rPr>
+        <w:t>farmacológico y rehabilitador recibido hasta su completa curación, como se ha</w:t>
+      </w:r>
+      <w:r>
+        <w:rPr>
+          <w:color w:val="000000" w:themeColor="text1"/>
+          <w:sz w:val="24"/>
+          <w:szCs w:val="24"/>
+          <w:lang w:val="es-ES"/>
+        </w:rPr>
+        <w:t xml:space="preserve"> </w:t>
+      </w:r>
+      <w:r>
+        <w:rPr>
+          <w:color w:val="000000" w:themeColor="text1"/>
+          <w:sz w:val="24"/>
+          <w:szCs w:val="24"/>
+          <w:lang w:val="es-ES"/>
+        </w:rPr>
+        <w:t>expuesto y acreditado.</w:t>
+      </w:r>
+    </w:p>
+    <w:p>
+      <w:pPr>
+        <w:pBdr>
+          <w:top w:val="nil"/>
+          <w:left w:val="nil"/>
+          <w:bottom w:val="nil"/>
+          <w:right w:val="nil"/>
+          <w:between w:val="nil"/>
+        </w:pBdr>
+        <w:ind w:left="2" w:right="136" w:firstLine="707"/>
+        <w:jc w:val="both"/>
+        <w:rPr>
+          <w:color w:val="000000" w:themeColor="text1"/>
+          <w:sz w:val="24"/>
+          <w:szCs w:val="24"/>
+          <w:lang w:val="es-ES"/>
+        </w:rPr>
+      </w:pPr>
+    </w:p>
+    <w:p>
+      <w:pPr>
+        <w:pBdr>
+          <w:top w:val="nil"/>
+          <w:left w:val="nil"/>
+          <w:bottom w:val="nil"/>
+          <w:right w:val="nil"/>
+          <w:between w:val="nil"/>
+        </w:pBdr>
+        <w:ind w:left="2" w:right="136" w:firstLine="707"/>
+        <w:jc w:val="both"/>
+        <w:rPr>
+          <w:color w:val="000000" w:themeColor="text1"/>
+          <w:sz w:val="24"/>
+          <w:szCs w:val="24"/>
+          <w:lang w:val="es-ES"/>
+        </w:rPr>
+      </w:pPr>
+    </w:p>
+    <w:p>
+      <w:pPr>
+        <w:pBdr>
+          <w:top w:val="nil"/>
+          <w:left w:val="nil"/>
+          <w:bottom w:val="nil"/>
+          <w:right w:val="nil"/>
+          <w:between w:val="nil"/>
+        </w:pBdr>
+        <w:ind w:left="2" w:right="136" w:firstLine="707"/>
+        <w:jc w:val="both"/>
+        <w:rPr>
+          <w:color w:val="000000" w:themeColor="text1"/>
+          <w:sz w:val="24"/>
+          <w:szCs w:val="24"/>
+          <w:lang w:val="es-ES"/>
+        </w:rPr>
+      </w:pPr>
+    </w:p>
+    <w:p>
+      <w:pPr>
+        <w:pBdr>
+          <w:top w:val="nil"/>
+          <w:left w:val="nil"/>
+          <w:bottom w:val="nil"/>
+          <w:right w:val="nil"/>
+          <w:between w:val="nil"/>
+        </w:pBdr>
+        <w:ind w:left="2" w:right="136" w:firstLine="707"/>
+        <w:jc w:val="both"/>
+        <w:rPr>
+          <w:color w:val="000000" w:themeColor="text1"/>
+          <w:sz w:val="24"/>
+          <w:szCs w:val="24"/>
+          <w:lang w:val="es-ES"/>
+        </w:rPr>
+      </w:pPr>
+    </w:p>
+    <w:p>
+      <w:pPr>
+        <w:pBdr>
+          <w:top w:val="nil"/>
+          <w:left w:val="nil"/>
+          <w:bottom w:val="nil"/>
+          <w:right w:val="nil"/>
+          <w:between w:val="nil"/>
+        </w:pBdr>
+        <w:ind w:left="2" w:right="136" w:firstLine="707"/>
+        <w:jc w:val="both"/>
+        <w:rPr>
+          <w:color w:val="000000" w:themeColor="text1"/>
+          <w:sz w:val="24"/>
+          <w:szCs w:val="24"/>
+          <w:lang w:val="es-ES"/>
+        </w:rPr>
+      </w:pPr>
     </w:p>
     <w:p>
       <w:pPr>
@@ -5592,7 +11591,7 @@
 </file>
 
 <file path=word/numbering.xml><?xml version="1.0" encoding="utf-8"?>
-<w:numbering xmlns:wpc="http://schemas.microsoft.com/office/word/2010/wordprocessingCanvas" xmlns:cx="http://schemas.microsoft.com/office/drawing/2014/chartex" xmlns:cx1="http://schemas.microsoft.com/office/drawing/2015/9/8/chartex" xmlns:cx2="http://schemas.microsoft.com/office/drawing/2015/10/21/chartex" xmlns:cx3="http://schemas.microsoft.com/office/drawing/2016/5/9/chartex" xmlns:cx4="http://schemas.microsoft.com/office/drawing/2016/5/10/chartex" xmlns:cx5="http://schemas.microsoft.com/office/drawing/2016/5/11/chartex" xmlns:cx6="http://schemas.microsoft.com/office/drawing/2016/5/12/chartex" xmlns:cx7="http://schemas.microsoft.com/office/drawing/2016/5/13/chartex" xmlns:cx8="http://schemas.microsoft.com/office/drawing/2016/5/14/chartex" xmlns:mc="http://schemas.openxmlformats.org/markup-compatibility/2006" xmlns:aink="http://schemas.microsoft.com/office/drawing/2016/ink" xmlns:am3d="http://schemas.microsoft.com/office/drawing/2017/model3d" xmlns:o="urn:schemas-microsoft-com:office:office" xmlns:oel="http://schemas.microsoft.com/office/2019/extlst" xmlns:r="http://schemas.openxmlformats.org/officeDocument/2006/relationships" xmlns:m="http://schemas.openxmlformats.org/officeDocument/2006/math" xmlns:v="urn:schemas-microsoft-com:vml" xmlns:wp14="http://schemas.microsoft.com/office/word/2010/wordprocessingDrawing" xmlns:wp="http://schemas.openxmlformats.org/drawingml/2006/wordprocessingDrawing" xmlns:w10="urn:schemas-microsoft-com:office:word" xmlns:w="http://schemas.openxmlformats.org/wordprocessingml/2006/main" xmlns:w14="http://schemas.microsoft.com/office/word/2010/wordml" xmlns:w15="http://schemas.microsoft.com/office/word/2012/wordml" xmlns:w16cex="http://schemas.microsoft.com/office/word/2018/wordml/cex" xmlns:w16cid="http://schemas.microsoft.com/office/word/2016/wordml/cid" xmlns:w16="http://schemas.microsoft.com/office/word/2018/wordml" xmlns:w16du="http://schemas.microsoft.com/office/word/2023/wordml/word16du" xmlns:w16sdtdh="http://schemas.microsoft.com/office/word/2020/wordml/sdtdatahash" xmlns:w16sdtfl="http://schemas.microsoft.com/office/word/2024/wordml/sdtformatlock" xmlns:w16se="http://schemas.microsoft.com/office/word/2015/wordml/symex" xmlns:wpg="http://schemas.microsoft.com/office/word/2010/wordprocessingGroup" xmlns:wpi="http://schemas.microsoft.com/office/word/2010/wordprocessingInk" xmlns:wne="http://schemas.microsoft.com/office/word/2006/wordml" xmlns:wps="http://schemas.microsoft.com/office/word/2010/wordprocessingShape" mc:Ignorable="w14 w15 w16se w16cid w16 w16cex w16sdtdh w16sdtfl w16du wp14">
+<w:numbering xmlns:wpc="http://schemas.microsoft.com/office/word/2010/wordprocessingCanvas" xmlns:cx="http://schemas.microsoft.com/office/drawing/2014/chartex" xmlns:cx1="http://schemas.microsoft.com/office/drawing/2015/9/8/chartex" xmlns:cx2="http://schemas.microsoft.com/office/drawing/2015/10/21/chartex" xmlns:cx3="http://schemas.microsoft.com/office/drawing/2016/5/9/chartex" xmlns:cx4="http://schemas.microsoft.com/office/drawing/2016/5/10/chartex" xmlns:cx5="http://schemas.microsoft.com/office/drawing/2016/5/11/chartex" xmlns:cx6="http://schemas.microsoft.com/office/drawing/2016/5/12/chartex" xmlns:cx7="http://schemas.microsoft.com/office/drawing/2016/5/13/chartex" xmlns:cx8="http://schemas.microsoft.com/office/drawing/2016/5/14/chartex" xmlns:mc="http://schemas.openxmlformats.org/markup-compatibility/2006" xmlns:aink="http://schemas.microsoft.com/office/drawing/2016/ink" xmlns:am3d="http://schemas.microsoft.com/office/drawing/2017/model3d" xmlns:o="urn:schemas-microsoft-com:office:office" xmlns:oel="http://schemas.microsoft.com/office/2019/extlst" xmlns:r="http://schemas.openxmlformats.org/officeDocument/2006/relationships" xmlns:m="http://schemas.openxmlformats.org/officeDocument/2006/math" xmlns:v="urn:schemas-microsoft-com:vml" xmlns:wp14="http://schemas.microsoft.com/office/word/2010/wordprocessingDrawing" xmlns:wp="http://schemas.openxmlformats.org/drawingml/2006/wordprocessingDrawing" xmlns:w10="urn:schemas-microsoft-com:office:word" xmlns:w="http://schemas.openxmlformats.org/wordprocessingml/2006/main" xmlns:w14="http://schemas.microsoft.com/office/word/2010/wordml" xmlns:w15="http://schemas.microsoft.com/office/word/2012/wordml" xmlns:w16cei="http://schemas.microsoft.com/office/word/2026/wordml/cei" xmlns:w16cex="http://schemas.microsoft.com/office/word/2018/wordml/cex" xmlns:w16cid="http://schemas.microsoft.com/office/word/2016/wordml/cid" xmlns:w16="http://schemas.microsoft.com/office/word/2018/wordml" xmlns:w16du="http://schemas.microsoft.com/office/word/2023/wordml/word16du" xmlns:w16sdtdh="http://schemas.microsoft.com/office/word/2020/wordml/sdtdatahash" xmlns:w16sdtfl="http://schemas.microsoft.com/office/word/2024/wordml/sdtformatlock" xmlns:w16se="http://schemas.microsoft.com/office/word/2015/wordml/symex" xmlns:wpg="http://schemas.microsoft.com/office/word/2010/wordprocessingGroup" xmlns:wpi="http://schemas.microsoft.com/office/word/2010/wordprocessingInk" xmlns:wne="http://schemas.microsoft.com/office/word/2006/wordml" xmlns:wps="http://schemas.microsoft.com/office/word/2010/wordprocessingShape" mc:Ignorable="w14 w15 w16se w16cid w16 w16cex w16sdtdh w16sdtfl w16du wp14">
   <w:abstractNum w:abstractNumId="0" w15:restartNumberingAfterBreak="0">
     <w:nsid w:val="024F43BD"/>
     <w:multiLevelType w:val="multilevel"/>
@@ -6809,6 +12808,17 @@
       <w:contextualSpacing/>
     </w:pPr>
   </w:style>
+  <w:style w:type="character" w:styleId="Hipervnculo">
+    <w:name w:val="Hyperlink"/>
+    <w:basedOn w:val="Fuentedeprrafopredeter"/>
+    <w:uiPriority w:val="99"/>
+    <w:unhideWhenUsed/>
+    <w:rsid w:val="00EA55AF"/>
+    <w:rPr>
+      <w:color w:val="0000FF" w:themeColor="hyperlink"/>
+      <w:u w:val="single"/>
+    </w:rPr>
+  </w:style>
 </w:styles>
 </file>
 

--- a/docs/Test plantilla demanda.docx
+++ b/docs/Test plantilla demanda.docx
@@ -131,7 +131,33 @@
           <w:highlight w:val="green"/>
           <w:lang w:val="es-ES"/>
         </w:rPr>
-        <w:t xml:space="preserve"> [select]</w:t>
+        <w:t xml:space="preserve"> [</w:t>
+      </w:r>
+      <w:proofErr w:type="spellStart"/>
+      <w:r>
+        <w:rPr>
+          <w:b/>
+          <w:bCs/>
+          <w:color w:val="000000" w:themeColor="text1"/>
+          <w:sz w:val="24"/>
+          <w:szCs w:val="24"/>
+          <w:highlight w:val="green"/>
+          <w:lang w:val="es-ES"/>
+        </w:rPr>
+        <w:t>select</w:t>
+      </w:r>
+      <w:proofErr w:type="spellEnd"/>
+      <w:r>
+        <w:rPr>
+          <w:b/>
+          <w:bCs/>
+          <w:color w:val="000000" w:themeColor="text1"/>
+          <w:sz w:val="24"/>
+          <w:szCs w:val="24"/>
+          <w:highlight w:val="green"/>
+          <w:lang w:val="es-ES"/>
+        </w:rPr>
+        <w:t>]</w:t>
       </w:r>
       <w:r>
         <w:rPr>
@@ -559,16 +585,29 @@
           <w:lang w:val="es-ES"/>
         </w:rPr>
       </w:pPr>
-      <w:r>
-        <w:rPr>
-          <w:b/>
-          <w:bCs/>
-          <w:color w:val="000000" w:themeColor="text1"/>
-          <w:sz w:val="24"/>
-          <w:szCs w:val="24"/>
-          <w:lang w:val="es-ES"/>
-        </w:rPr>
-        <w:t>PREVIO.- CUMPLIMIENTO DEL PRESUPUESTO DE PROCEDIBILIDAD DEL MEDIO</w:t>
+      <w:proofErr w:type="gramStart"/>
+      <w:r>
+        <w:rPr>
+          <w:b/>
+          <w:bCs/>
+          <w:color w:val="000000" w:themeColor="text1"/>
+          <w:sz w:val="24"/>
+          <w:szCs w:val="24"/>
+          <w:lang w:val="es-ES"/>
+        </w:rPr>
+        <w:t>PREVIO.-</w:t>
+      </w:r>
+      <w:proofErr w:type="gramEnd"/>
+      <w:r>
+        <w:rPr>
+          <w:b/>
+          <w:bCs/>
+          <w:color w:val="000000" w:themeColor="text1"/>
+          <w:sz w:val="24"/>
+          <w:szCs w:val="24"/>
+          <w:lang w:val="es-ES"/>
+        </w:rPr>
+        <w:t xml:space="preserve"> CUMPLIMIENTO DEL PRESUPUESTO DE PROCEDIBILIDAD DEL MEDIO</w:t>
       </w:r>
     </w:p>
     <w:p>
@@ -763,7 +802,33 @@
           <w:highlight w:val="green"/>
           <w:lang w:val="es-ES"/>
         </w:rPr>
-        <w:t>documento nº 1</w:t>
+        <w:t xml:space="preserve">documento </w:t>
+      </w:r>
+      <w:proofErr w:type="spellStart"/>
+      <w:r>
+        <w:rPr>
+          <w:b/>
+          <w:bCs/>
+          <w:color w:val="000000" w:themeColor="text1"/>
+          <w:sz w:val="24"/>
+          <w:szCs w:val="24"/>
+          <w:highlight w:val="green"/>
+          <w:lang w:val="es-ES"/>
+        </w:rPr>
+        <w:t>nº</w:t>
+      </w:r>
+      <w:proofErr w:type="spellEnd"/>
+      <w:r>
+        <w:rPr>
+          <w:b/>
+          <w:bCs/>
+          <w:color w:val="000000" w:themeColor="text1"/>
+          <w:sz w:val="24"/>
+          <w:szCs w:val="24"/>
+          <w:highlight w:val="green"/>
+          <w:lang w:val="es-ES"/>
+        </w:rPr>
+        <w:t xml:space="preserve"> 1</w:t>
       </w:r>
       <w:r>
         <w:rPr>
@@ -822,6 +887,7 @@
           <w:lang w:val="es-ES"/>
         </w:rPr>
       </w:pPr>
+      <w:proofErr w:type="gramStart"/>
       <w:r>
         <w:rPr>
           <w:b/>
@@ -840,7 +906,17 @@
           <w:szCs w:val="24"/>
           <w:lang w:val="es-ES"/>
         </w:rPr>
-        <w:t xml:space="preserve">.- </w:t>
+        <w:t>.-</w:t>
+      </w:r>
+      <w:proofErr w:type="gramEnd"/>
+      <w:r>
+        <w:rPr>
+          <w:color w:val="000000" w:themeColor="text1"/>
+          <w:sz w:val="24"/>
+          <w:szCs w:val="24"/>
+          <w:lang w:val="es-ES"/>
+        </w:rPr>
+        <w:t xml:space="preserve"> </w:t>
       </w:r>
       <w:r>
         <w:rPr>
@@ -868,7 +944,29 @@
           <w:highlight w:val="green"/>
           <w:lang w:val="es-ES"/>
         </w:rPr>
-        <w:t>{{Días de perjuicio totales: start-text}}</w:t>
+        <w:t xml:space="preserve">{{Días de perjuicio totales: </w:t>
+      </w:r>
+      <w:proofErr w:type="spellStart"/>
+      <w:r>
+        <w:rPr>
+          <w:color w:val="000000" w:themeColor="text1"/>
+          <w:sz w:val="24"/>
+          <w:szCs w:val="24"/>
+          <w:highlight w:val="green"/>
+          <w:lang w:val="es-ES"/>
+        </w:rPr>
+        <w:t>start-text</w:t>
+      </w:r>
+      <w:proofErr w:type="spellEnd"/>
+      <w:r>
+        <w:rPr>
+          <w:color w:val="000000" w:themeColor="text1"/>
+          <w:sz w:val="24"/>
+          <w:szCs w:val="24"/>
+          <w:highlight w:val="green"/>
+          <w:lang w:val="es-ES"/>
+        </w:rPr>
+        <w:t>}}</w:t>
       </w:r>
       <w:r>
         <w:rPr>
@@ -904,7 +1002,29 @@
           <w:highlight w:val="yellow"/>
           <w:lang w:val="es-ES"/>
         </w:rPr>
-        <w:t>sobre las 14:30 horas, iba conduciendo el vehículo matrícula 7199-GHT por el carril izquierdo de la GC-10, próximo a la rotonda Daora, en el término municipal de Telde.</w:t>
+        <w:t xml:space="preserve">sobre las 14:30 horas, iba conduciendo el vehículo matrícula 7199-GHT por el carril izquierdo de la GC-10, próximo a la rotonda </w:t>
+      </w:r>
+      <w:proofErr w:type="spellStart"/>
+      <w:r>
+        <w:rPr>
+          <w:color w:val="000000" w:themeColor="text1"/>
+          <w:sz w:val="24"/>
+          <w:szCs w:val="24"/>
+          <w:highlight w:val="yellow"/>
+          <w:lang w:val="es-ES"/>
+        </w:rPr>
+        <w:t>Daora</w:t>
+      </w:r>
+      <w:proofErr w:type="spellEnd"/>
+      <w:r>
+        <w:rPr>
+          <w:color w:val="000000" w:themeColor="text1"/>
+          <w:sz w:val="24"/>
+          <w:szCs w:val="24"/>
+          <w:highlight w:val="yellow"/>
+          <w:lang w:val="es-ES"/>
+        </w:rPr>
+        <w:t>, en el término municipal de Telde.</w:t>
       </w:r>
     </w:p>
     <w:p>
@@ -963,7 +1083,29 @@
           <w:highlight w:val="green"/>
           <w:lang w:val="es-ES"/>
         </w:rPr>
-        <w:t xml:space="preserve"> [select]</w:t>
+        <w:t xml:space="preserve"> [</w:t>
+      </w:r>
+      <w:proofErr w:type="spellStart"/>
+      <w:r>
+        <w:rPr>
+          <w:color w:val="000000" w:themeColor="text1"/>
+          <w:sz w:val="24"/>
+          <w:szCs w:val="24"/>
+          <w:highlight w:val="green"/>
+          <w:lang w:val="es-ES"/>
+        </w:rPr>
+        <w:t>select</w:t>
+      </w:r>
+      <w:proofErr w:type="spellEnd"/>
+      <w:r>
+        <w:rPr>
+          <w:color w:val="000000" w:themeColor="text1"/>
+          <w:sz w:val="24"/>
+          <w:szCs w:val="24"/>
+          <w:highlight w:val="green"/>
+          <w:lang w:val="es-ES"/>
+        </w:rPr>
+        <w:t>]</w:t>
       </w:r>
     </w:p>
     <w:p>
@@ -1119,7 +1261,51 @@
           <w:highlight w:val="yellow"/>
           <w:lang w:val="es-ES"/>
         </w:rPr>
-        <w:t>vino desde el interior de la rotonda Daora el vehículo matrícula 8954-BKX, conducido por D. Francisco García Magariño y asegurado en Reale y, al incorporarse a la GC-10, golpeó, de forma fronto-angular, el lateral del vehículo de mi mandante que, habiendo sufrido daños materiales, fueron ya reparados por convenio entre las entidades aseguradoras</w:t>
+        <w:t xml:space="preserve">vino desde el interior de la rotonda </w:t>
+      </w:r>
+      <w:proofErr w:type="spellStart"/>
+      <w:r>
+        <w:rPr>
+          <w:color w:val="000000" w:themeColor="text1"/>
+          <w:sz w:val="24"/>
+          <w:szCs w:val="24"/>
+          <w:highlight w:val="yellow"/>
+          <w:lang w:val="es-ES"/>
+        </w:rPr>
+        <w:t>Daora</w:t>
+      </w:r>
+      <w:proofErr w:type="spellEnd"/>
+      <w:r>
+        <w:rPr>
+          <w:color w:val="000000" w:themeColor="text1"/>
+          <w:sz w:val="24"/>
+          <w:szCs w:val="24"/>
+          <w:highlight w:val="yellow"/>
+          <w:lang w:val="es-ES"/>
+        </w:rPr>
+        <w:t xml:space="preserve"> el vehículo matrícula 8954-BKX, conducido por D. Francisco García Magariño y asegurado en Reale y, al incorporarse a la GC-10, golpeó, de forma </w:t>
+      </w:r>
+      <w:proofErr w:type="spellStart"/>
+      <w:r>
+        <w:rPr>
+          <w:color w:val="000000" w:themeColor="text1"/>
+          <w:sz w:val="24"/>
+          <w:szCs w:val="24"/>
+          <w:highlight w:val="yellow"/>
+          <w:lang w:val="es-ES"/>
+        </w:rPr>
+        <w:t>fronto</w:t>
+      </w:r>
+      <w:proofErr w:type="spellEnd"/>
+      <w:r>
+        <w:rPr>
+          <w:color w:val="000000" w:themeColor="text1"/>
+          <w:sz w:val="24"/>
+          <w:szCs w:val="24"/>
+          <w:highlight w:val="yellow"/>
+          <w:lang w:val="es-ES"/>
+        </w:rPr>
+        <w:t>-angular, el lateral del vehículo de mi mandante que, habiendo sufrido daños materiales, fueron ya reparados por convenio entre las entidades aseguradoras</w:t>
       </w:r>
       <w:r>
         <w:rPr>
@@ -1223,7 +1409,29 @@
           <w:highlight w:val="green"/>
           <w:lang w:val="es-ES"/>
         </w:rPr>
-        <w:t xml:space="preserve">{{Relación documentos inicial [checkbox:2:autowrap] </w:t>
+        <w:t>{{Relación documentos inicial [checkbox:</w:t>
+      </w:r>
+      <w:proofErr w:type="gramStart"/>
+      <w:r>
+        <w:rPr>
+          <w:color w:val="000000" w:themeColor="text1"/>
+          <w:sz w:val="24"/>
+          <w:szCs w:val="24"/>
+          <w:highlight w:val="green"/>
+          <w:lang w:val="es-ES"/>
+        </w:rPr>
+        <w:t>2:autowrap</w:t>
+      </w:r>
+      <w:proofErr w:type="gramEnd"/>
+      <w:r>
+        <w:rPr>
+          <w:color w:val="000000" w:themeColor="text1"/>
+          <w:sz w:val="24"/>
+          <w:szCs w:val="24"/>
+          <w:highlight w:val="green"/>
+          <w:lang w:val="es-ES"/>
+        </w:rPr>
+        <w:t xml:space="preserve">] </w:t>
       </w:r>
     </w:p>
     <w:p>
@@ -1265,7 +1473,59 @@
           <w:highlight w:val="green"/>
           <w:lang w:val="es-ES"/>
         </w:rPr>
-        <w:t xml:space="preserve">documento nº [num </w:t>
+        <w:t xml:space="preserve">documento </w:t>
+      </w:r>
+      <w:proofErr w:type="spellStart"/>
+      <w:r>
+        <w:rPr>
+          <w:b/>
+          <w:bCs/>
+          <w:color w:val="000000" w:themeColor="text1"/>
+          <w:sz w:val="24"/>
+          <w:szCs w:val="24"/>
+          <w:highlight w:val="green"/>
+          <w:lang w:val="es-ES"/>
+        </w:rPr>
+        <w:t>nº</w:t>
+      </w:r>
+      <w:proofErr w:type="spellEnd"/>
+      <w:r>
+        <w:rPr>
+          <w:b/>
+          <w:bCs/>
+          <w:color w:val="000000" w:themeColor="text1"/>
+          <w:sz w:val="24"/>
+          <w:szCs w:val="24"/>
+          <w:highlight w:val="green"/>
+          <w:lang w:val="es-ES"/>
+        </w:rPr>
+        <w:t xml:space="preserve"> [</w:t>
+      </w:r>
+      <w:proofErr w:type="spellStart"/>
+      <w:r>
+        <w:rPr>
+          <w:b/>
+          <w:bCs/>
+          <w:color w:val="000000" w:themeColor="text1"/>
+          <w:sz w:val="24"/>
+          <w:szCs w:val="24"/>
+          <w:highlight w:val="green"/>
+          <w:lang w:val="es-ES"/>
+        </w:rPr>
+        <w:t>num</w:t>
+      </w:r>
+      <w:proofErr w:type="spellEnd"/>
+      <w:r>
+        <w:rPr>
+          <w:b/>
+          <w:bCs/>
+          <w:color w:val="000000" w:themeColor="text1"/>
+          <w:sz w:val="24"/>
+          <w:szCs w:val="24"/>
+          <w:highlight w:val="green"/>
+          <w:lang w:val="es-ES"/>
+        </w:rPr>
+        <w:t xml:space="preserve"> </w:t>
       </w:r>
       <w:r>
         <w:rPr>
@@ -1339,7 +1599,59 @@
           <w:highlight w:val="green"/>
           <w:lang w:val="es-ES"/>
         </w:rPr>
-        <w:t xml:space="preserve">documento nº [num </w:t>
+        <w:t xml:space="preserve">documento </w:t>
+      </w:r>
+      <w:proofErr w:type="spellStart"/>
+      <w:r>
+        <w:rPr>
+          <w:b/>
+          <w:bCs/>
+          <w:color w:val="000000" w:themeColor="text1"/>
+          <w:sz w:val="24"/>
+          <w:szCs w:val="24"/>
+          <w:highlight w:val="green"/>
+          <w:lang w:val="es-ES"/>
+        </w:rPr>
+        <w:t>nº</w:t>
+      </w:r>
+      <w:proofErr w:type="spellEnd"/>
+      <w:r>
+        <w:rPr>
+          <w:b/>
+          <w:bCs/>
+          <w:color w:val="000000" w:themeColor="text1"/>
+          <w:sz w:val="24"/>
+          <w:szCs w:val="24"/>
+          <w:highlight w:val="green"/>
+          <w:lang w:val="es-ES"/>
+        </w:rPr>
+        <w:t xml:space="preserve"> [</w:t>
+      </w:r>
+      <w:proofErr w:type="spellStart"/>
+      <w:r>
+        <w:rPr>
+          <w:b/>
+          <w:bCs/>
+          <w:color w:val="000000" w:themeColor="text1"/>
+          <w:sz w:val="24"/>
+          <w:szCs w:val="24"/>
+          <w:highlight w:val="green"/>
+          <w:lang w:val="es-ES"/>
+        </w:rPr>
+        <w:t>num</w:t>
+      </w:r>
+      <w:proofErr w:type="spellEnd"/>
+      <w:r>
+        <w:rPr>
+          <w:b/>
+          <w:bCs/>
+          <w:color w:val="000000" w:themeColor="text1"/>
+          <w:sz w:val="24"/>
+          <w:szCs w:val="24"/>
+          <w:highlight w:val="green"/>
+          <w:lang w:val="es-ES"/>
+        </w:rPr>
+        <w:t xml:space="preserve"> </w:t>
       </w:r>
       <w:r>
         <w:rPr>
@@ -1413,7 +1725,59 @@
           <w:highlight w:val="green"/>
           <w:lang w:val="es-ES"/>
         </w:rPr>
-        <w:t xml:space="preserve">documento nº [num </w:t>
+        <w:t xml:space="preserve">documento </w:t>
+      </w:r>
+      <w:proofErr w:type="spellStart"/>
+      <w:r>
+        <w:rPr>
+          <w:b/>
+          <w:bCs/>
+          <w:color w:val="000000" w:themeColor="text1"/>
+          <w:sz w:val="24"/>
+          <w:szCs w:val="24"/>
+          <w:highlight w:val="green"/>
+          <w:lang w:val="es-ES"/>
+        </w:rPr>
+        <w:t>nº</w:t>
+      </w:r>
+      <w:proofErr w:type="spellEnd"/>
+      <w:r>
+        <w:rPr>
+          <w:b/>
+          <w:bCs/>
+          <w:color w:val="000000" w:themeColor="text1"/>
+          <w:sz w:val="24"/>
+          <w:szCs w:val="24"/>
+          <w:highlight w:val="green"/>
+          <w:lang w:val="es-ES"/>
+        </w:rPr>
+        <w:t xml:space="preserve"> [</w:t>
+      </w:r>
+      <w:proofErr w:type="spellStart"/>
+      <w:r>
+        <w:rPr>
+          <w:b/>
+          <w:bCs/>
+          <w:color w:val="000000" w:themeColor="text1"/>
+          <w:sz w:val="24"/>
+          <w:szCs w:val="24"/>
+          <w:highlight w:val="green"/>
+          <w:lang w:val="es-ES"/>
+        </w:rPr>
+        <w:t>num</w:t>
+      </w:r>
+      <w:proofErr w:type="spellEnd"/>
+      <w:r>
+        <w:rPr>
+          <w:b/>
+          <w:bCs/>
+          <w:color w:val="000000" w:themeColor="text1"/>
+          <w:sz w:val="24"/>
+          <w:szCs w:val="24"/>
+          <w:highlight w:val="green"/>
+          <w:lang w:val="es-ES"/>
+        </w:rPr>
+        <w:t xml:space="preserve"> </w:t>
       </w:r>
       <w:r>
         <w:rPr>
@@ -1473,28 +1837,118 @@
           <w:szCs w:val="24"/>
           <w:highlight w:val="green"/>
         </w:rPr>
-        <w:t>{visor IDEcanarias} {</w:t>
-      </w:r>
-      <w:r>
-        <w:rPr>
-          <w:b/>
-          <w:bCs/>
-          <w:color w:val="000000" w:themeColor="text1"/>
-          <w:sz w:val="24"/>
-          <w:szCs w:val="24"/>
-          <w:highlight w:val="green"/>
-        </w:rPr>
-        <w:t xml:space="preserve">documento nº [num </w:t>
-      </w:r>
-      <w:r>
-        <w:rPr>
-          <w:color w:val="000000" w:themeColor="text1"/>
-          <w:sz w:val="24"/>
-          <w:szCs w:val="24"/>
-          <w:highlight w:val="green"/>
-          <w:lang w:val="es-ES"/>
-        </w:rPr>
-        <w:t>{Situación visor IDECanarias.}</w:t>
+        <w:t xml:space="preserve">{visor </w:t>
+      </w:r>
+      <w:proofErr w:type="spellStart"/>
+      <w:r>
+        <w:rPr>
+          <w:color w:val="000000" w:themeColor="text1"/>
+          <w:sz w:val="24"/>
+          <w:szCs w:val="24"/>
+          <w:highlight w:val="green"/>
+        </w:rPr>
+        <w:t>IDEcanarias</w:t>
+      </w:r>
+      <w:proofErr w:type="spellEnd"/>
+      <w:r>
+        <w:rPr>
+          <w:color w:val="000000" w:themeColor="text1"/>
+          <w:sz w:val="24"/>
+          <w:szCs w:val="24"/>
+          <w:highlight w:val="green"/>
+        </w:rPr>
+        <w:t>} {</w:t>
+      </w:r>
+      <w:r>
+        <w:rPr>
+          <w:b/>
+          <w:bCs/>
+          <w:color w:val="000000" w:themeColor="text1"/>
+          <w:sz w:val="24"/>
+          <w:szCs w:val="24"/>
+          <w:highlight w:val="green"/>
+        </w:rPr>
+        <w:t xml:space="preserve">documento </w:t>
+      </w:r>
+      <w:proofErr w:type="spellStart"/>
+      <w:r>
+        <w:rPr>
+          <w:b/>
+          <w:bCs/>
+          <w:color w:val="000000" w:themeColor="text1"/>
+          <w:sz w:val="24"/>
+          <w:szCs w:val="24"/>
+          <w:highlight w:val="green"/>
+        </w:rPr>
+        <w:t>nº</w:t>
+      </w:r>
+      <w:proofErr w:type="spellEnd"/>
+      <w:r>
+        <w:rPr>
+          <w:b/>
+          <w:bCs/>
+          <w:color w:val="000000" w:themeColor="text1"/>
+          <w:sz w:val="24"/>
+          <w:szCs w:val="24"/>
+          <w:highlight w:val="green"/>
+        </w:rPr>
+        <w:t xml:space="preserve"> [</w:t>
+      </w:r>
+      <w:proofErr w:type="spellStart"/>
+      <w:r>
+        <w:rPr>
+          <w:b/>
+          <w:bCs/>
+          <w:color w:val="000000" w:themeColor="text1"/>
+          <w:sz w:val="24"/>
+          <w:szCs w:val="24"/>
+          <w:highlight w:val="green"/>
+        </w:rPr>
+        <w:t>num</w:t>
+      </w:r>
+      <w:proofErr w:type="spellEnd"/>
+      <w:r>
+        <w:rPr>
+          <w:b/>
+          <w:bCs/>
+          <w:color w:val="000000" w:themeColor="text1"/>
+          <w:sz w:val="24"/>
+          <w:szCs w:val="24"/>
+          <w:highlight w:val="green"/>
+        </w:rPr>
+        <w:t xml:space="preserve"> </w:t>
+      </w:r>
+      <w:r>
+        <w:rPr>
+          <w:color w:val="000000" w:themeColor="text1"/>
+          <w:sz w:val="24"/>
+          <w:szCs w:val="24"/>
+          <w:highlight w:val="green"/>
+          <w:lang w:val="es-ES"/>
+        </w:rPr>
+        <w:t xml:space="preserve">{Situación visor </w:t>
+      </w:r>
+      <w:proofErr w:type="spellStart"/>
+      <w:r>
+        <w:rPr>
+          <w:color w:val="000000" w:themeColor="text1"/>
+          <w:sz w:val="24"/>
+          <w:szCs w:val="24"/>
+          <w:highlight w:val="green"/>
+          <w:lang w:val="es-ES"/>
+        </w:rPr>
+        <w:t>IDECanarias</w:t>
+      </w:r>
+      <w:proofErr w:type="spellEnd"/>
+      <w:r>
+        <w:rPr>
+          <w:color w:val="000000" w:themeColor="text1"/>
+          <w:sz w:val="24"/>
+          <w:szCs w:val="24"/>
+          <w:highlight w:val="green"/>
+          <w:lang w:val="es-ES"/>
+        </w:rPr>
+        <w:t>.}</w:t>
       </w:r>
       <w:r>
         <w:rPr>
@@ -1514,7 +1968,27 @@
           <w:szCs w:val="24"/>
           <w:highlight w:val="green"/>
         </w:rPr>
-        <w:t>, visor IDECanarias que muestra la situación en el mapa}</w:t>
+        <w:t xml:space="preserve">, visor </w:t>
+      </w:r>
+      <w:proofErr w:type="spellStart"/>
+      <w:r>
+        <w:rPr>
+          <w:color w:val="000000" w:themeColor="text1"/>
+          <w:sz w:val="24"/>
+          <w:szCs w:val="24"/>
+          <w:highlight w:val="green"/>
+        </w:rPr>
+        <w:t>IDECanarias</w:t>
+      </w:r>
+      <w:proofErr w:type="spellEnd"/>
+      <w:r>
+        <w:rPr>
+          <w:color w:val="000000" w:themeColor="text1"/>
+          <w:sz w:val="24"/>
+          <w:szCs w:val="24"/>
+          <w:highlight w:val="green"/>
+        </w:rPr>
+        <w:t xml:space="preserve"> que muestra la situación en el mapa}</w:t>
       </w:r>
     </w:p>
     <w:p>
@@ -1553,7 +2027,55 @@
           <w:szCs w:val="24"/>
           <w:highlight w:val="green"/>
         </w:rPr>
-        <w:t xml:space="preserve">documento nº [num </w:t>
+        <w:t xml:space="preserve">documento </w:t>
+      </w:r>
+      <w:proofErr w:type="spellStart"/>
+      <w:r>
+        <w:rPr>
+          <w:b/>
+          <w:bCs/>
+          <w:color w:val="000000" w:themeColor="text1"/>
+          <w:sz w:val="24"/>
+          <w:szCs w:val="24"/>
+          <w:highlight w:val="green"/>
+        </w:rPr>
+        <w:t>nº</w:t>
+      </w:r>
+      <w:proofErr w:type="spellEnd"/>
+      <w:r>
+        <w:rPr>
+          <w:b/>
+          <w:bCs/>
+          <w:color w:val="000000" w:themeColor="text1"/>
+          <w:sz w:val="24"/>
+          <w:szCs w:val="24"/>
+          <w:highlight w:val="green"/>
+        </w:rPr>
+        <w:t xml:space="preserve"> [</w:t>
+      </w:r>
+      <w:proofErr w:type="spellStart"/>
+      <w:r>
+        <w:rPr>
+          <w:b/>
+          <w:bCs/>
+          <w:color w:val="000000" w:themeColor="text1"/>
+          <w:sz w:val="24"/>
+          <w:szCs w:val="24"/>
+          <w:highlight w:val="green"/>
+        </w:rPr>
+        <w:t>num</w:t>
+      </w:r>
+      <w:proofErr w:type="spellEnd"/>
+      <w:r>
+        <w:rPr>
+          <w:b/>
+          <w:bCs/>
+          <w:color w:val="000000" w:themeColor="text1"/>
+          <w:sz w:val="24"/>
+          <w:szCs w:val="24"/>
+          <w:highlight w:val="green"/>
+        </w:rPr>
+        <w:t xml:space="preserve"> </w:t>
       </w:r>
       <w:r>
         <w:rPr>
@@ -1707,8 +2229,9 @@
           <w:u w:val="single"/>
           <w:lang w:val="es-ES"/>
         </w:rPr>
-        <w:t>{{Días de perjuicio totales [date range]</w:t>
-      </w:r>
+        <w:t xml:space="preserve">{{Días de perjuicio totales [date </w:t>
+      </w:r>
+      <w:proofErr w:type="spellStart"/>
       <w:r>
         <w:rPr>
           <w:b/>
@@ -1720,6 +2243,33 @@
           <w:u w:val="single"/>
           <w:lang w:val="es-ES"/>
         </w:rPr>
+        <w:t>range</w:t>
+      </w:r>
+      <w:proofErr w:type="spellEnd"/>
+      <w:r>
+        <w:rPr>
+          <w:b/>
+          <w:bCs/>
+          <w:color w:val="000000" w:themeColor="text1"/>
+          <w:sz w:val="24"/>
+          <w:szCs w:val="24"/>
+          <w:highlight w:val="green"/>
+          <w:u w:val="single"/>
+          <w:lang w:val="es-ES"/>
+        </w:rPr>
+        <w:t>]</w:t>
+      </w:r>
+      <w:r>
+        <w:rPr>
+          <w:b/>
+          <w:bCs/>
+          <w:color w:val="000000" w:themeColor="text1"/>
+          <w:sz w:val="24"/>
+          <w:szCs w:val="24"/>
+          <w:highlight w:val="green"/>
+          <w:u w:val="single"/>
+          <w:lang w:val="es-ES"/>
+        </w:rPr>
         <w:t>}}</w:t>
       </w:r>
       <w:r>
@@ -1753,7 +2303,29 @@
           <w:highlight w:val="green"/>
           <w:lang w:val="es-ES"/>
         </w:rPr>
-        <w:t>{{Días de perjuicio totales: start}}</w:t>
+        <w:t xml:space="preserve">{{Días de perjuicio totales: </w:t>
+      </w:r>
+      <w:proofErr w:type="spellStart"/>
+      <w:r>
+        <w:rPr>
+          <w:color w:val="000000" w:themeColor="text1"/>
+          <w:sz w:val="24"/>
+          <w:szCs w:val="24"/>
+          <w:highlight w:val="green"/>
+          <w:lang w:val="es-ES"/>
+        </w:rPr>
+        <w:t>start</w:t>
+      </w:r>
+      <w:proofErr w:type="spellEnd"/>
+      <w:r>
+        <w:rPr>
+          <w:color w:val="000000" w:themeColor="text1"/>
+          <w:sz w:val="24"/>
+          <w:szCs w:val="24"/>
+          <w:highlight w:val="green"/>
+          <w:lang w:val="es-ES"/>
+        </w:rPr>
+        <w:t>}}</w:t>
       </w:r>
       <w:r>
         <w:rPr>
@@ -1773,7 +2345,29 @@
           <w:highlight w:val="green"/>
           <w:lang w:val="es-ES"/>
         </w:rPr>
-        <w:t>{{Días de perjuicio totales: end}}</w:t>
+        <w:t xml:space="preserve">{{Días de perjuicio totales: </w:t>
+      </w:r>
+      <w:proofErr w:type="spellStart"/>
+      <w:r>
+        <w:rPr>
+          <w:color w:val="000000" w:themeColor="text1"/>
+          <w:sz w:val="24"/>
+          <w:szCs w:val="24"/>
+          <w:highlight w:val="green"/>
+          <w:lang w:val="es-ES"/>
+        </w:rPr>
+        <w:t>end</w:t>
+      </w:r>
+      <w:proofErr w:type="spellEnd"/>
+      <w:r>
+        <w:rPr>
+          <w:color w:val="000000" w:themeColor="text1"/>
+          <w:sz w:val="24"/>
+          <w:szCs w:val="24"/>
+          <w:highlight w:val="green"/>
+          <w:lang w:val="es-ES"/>
+        </w:rPr>
+        <w:t>}}</w:t>
       </w:r>
       <w:r>
         <w:rPr>
@@ -1796,6 +2390,7 @@
         </w:rPr>
         <w:t>{{Días de perjuicio moderado [</w:t>
       </w:r>
+      <w:proofErr w:type="spellStart"/>
       <w:r>
         <w:rPr>
           <w:color w:val="000000" w:themeColor="text1"/>
@@ -1807,6 +2402,7 @@
         </w:rPr>
         <w:t>int</w:t>
       </w:r>
+      <w:proofErr w:type="spellEnd"/>
       <w:r>
         <w:rPr>
           <w:color w:val="000000" w:themeColor="text1"/>
@@ -1931,6 +2527,7 @@
         </w:rPr>
         <w:t xml:space="preserve"> [</w:t>
       </w:r>
+      <w:proofErr w:type="spellStart"/>
       <w:r>
         <w:rPr>
           <w:color w:val="000000" w:themeColor="text1"/>
@@ -1942,6 +2539,7 @@
         </w:rPr>
         <w:t>int</w:t>
       </w:r>
+      <w:proofErr w:type="spellEnd"/>
       <w:r>
         <w:rPr>
           <w:color w:val="000000" w:themeColor="text1"/>
@@ -2029,7 +2627,31 @@
           <w:highlight w:val="green"/>
           <w:lang w:val="es-ES"/>
         </w:rPr>
-        <w:t xml:space="preserve">{{Relación documentos secundaria [checkbox:autowrap] </w:t>
+        <w:t>{{Relación documentos secundaria [</w:t>
+      </w:r>
+      <w:proofErr w:type="spellStart"/>
+      <w:proofErr w:type="gramStart"/>
+      <w:r>
+        <w:rPr>
+          <w:color w:val="000000" w:themeColor="text1"/>
+          <w:sz w:val="24"/>
+          <w:szCs w:val="24"/>
+          <w:highlight w:val="green"/>
+          <w:lang w:val="es-ES"/>
+        </w:rPr>
+        <w:t>checkbox:autowrap</w:t>
+      </w:r>
+      <w:proofErr w:type="spellEnd"/>
+      <w:proofErr w:type="gramEnd"/>
+      <w:r>
+        <w:rPr>
+          <w:color w:val="000000" w:themeColor="text1"/>
+          <w:sz w:val="24"/>
+          <w:szCs w:val="24"/>
+          <w:highlight w:val="green"/>
+          <w:lang w:val="es-ES"/>
+        </w:rPr>
+        <w:t xml:space="preserve">] </w:t>
       </w:r>
     </w:p>
     <w:p>
@@ -2071,8 +2693,48 @@
           <w:highlight w:val="green"/>
           <w:lang w:val="es-ES"/>
         </w:rPr>
-        <w:t>como bloque de documentos nº [num</w:t>
-      </w:r>
+        <w:t xml:space="preserve">como bloque de documentos </w:t>
+      </w:r>
+      <w:proofErr w:type="spellStart"/>
+      <w:r>
+        <w:rPr>
+          <w:b/>
+          <w:bCs/>
+          <w:color w:val="000000" w:themeColor="text1"/>
+          <w:sz w:val="24"/>
+          <w:szCs w:val="24"/>
+          <w:highlight w:val="green"/>
+          <w:lang w:val="es-ES"/>
+        </w:rPr>
+        <w:t>nº</w:t>
+      </w:r>
+      <w:proofErr w:type="spellEnd"/>
+      <w:r>
+        <w:rPr>
+          <w:b/>
+          <w:bCs/>
+          <w:color w:val="000000" w:themeColor="text1"/>
+          <w:sz w:val="24"/>
+          <w:szCs w:val="24"/>
+          <w:highlight w:val="green"/>
+          <w:lang w:val="es-ES"/>
+        </w:rPr>
+        <w:t xml:space="preserve"> [</w:t>
+      </w:r>
+      <w:proofErr w:type="spellStart"/>
+      <w:r>
+        <w:rPr>
+          <w:b/>
+          <w:bCs/>
+          <w:color w:val="000000" w:themeColor="text1"/>
+          <w:sz w:val="24"/>
+          <w:szCs w:val="24"/>
+          <w:highlight w:val="green"/>
+          <w:lang w:val="es-ES"/>
+        </w:rPr>
+        <w:t>num</w:t>
+      </w:r>
+      <w:proofErr w:type="spellEnd"/>
       <w:r>
         <w:rPr>
           <w:b/>
@@ -2177,8 +2839,48 @@
           <w:highlight w:val="green"/>
           <w:lang w:val="es-ES"/>
         </w:rPr>
-        <w:t>bloque de documentos nº [num</w:t>
-      </w:r>
+        <w:t xml:space="preserve">bloque de documentos </w:t>
+      </w:r>
+      <w:proofErr w:type="spellStart"/>
+      <w:r>
+        <w:rPr>
+          <w:b/>
+          <w:bCs/>
+          <w:color w:val="000000" w:themeColor="text1"/>
+          <w:sz w:val="24"/>
+          <w:szCs w:val="24"/>
+          <w:highlight w:val="green"/>
+          <w:lang w:val="es-ES"/>
+        </w:rPr>
+        <w:t>nº</w:t>
+      </w:r>
+      <w:proofErr w:type="spellEnd"/>
+      <w:r>
+        <w:rPr>
+          <w:b/>
+          <w:bCs/>
+          <w:color w:val="000000" w:themeColor="text1"/>
+          <w:sz w:val="24"/>
+          <w:szCs w:val="24"/>
+          <w:highlight w:val="green"/>
+          <w:lang w:val="es-ES"/>
+        </w:rPr>
+        <w:t xml:space="preserve"> [</w:t>
+      </w:r>
+      <w:proofErr w:type="spellStart"/>
+      <w:r>
+        <w:rPr>
+          <w:b/>
+          <w:bCs/>
+          <w:color w:val="000000" w:themeColor="text1"/>
+          <w:sz w:val="24"/>
+          <w:szCs w:val="24"/>
+          <w:highlight w:val="green"/>
+          <w:lang w:val="es-ES"/>
+        </w:rPr>
+        <w:t>num</w:t>
+      </w:r>
+      <w:proofErr w:type="spellEnd"/>
       <w:r>
         <w:rPr>
           <w:b/>
@@ -2417,7 +3119,29 @@
           <w:highlight w:val="yellow"/>
           <w:lang w:val="es-ES"/>
         </w:rPr>
-        <w:t>Respecto al tratamiento rehabilitador, éste se inicia y finaliza en centro médico Icot,</w:t>
+        <w:t xml:space="preserve">Respecto al tratamiento rehabilitador, éste se inicia y finaliza en centro médico </w:t>
+      </w:r>
+      <w:proofErr w:type="spellStart"/>
+      <w:r>
+        <w:rPr>
+          <w:color w:val="000000" w:themeColor="text1"/>
+          <w:sz w:val="24"/>
+          <w:szCs w:val="24"/>
+          <w:highlight w:val="yellow"/>
+          <w:lang w:val="es-ES"/>
+        </w:rPr>
+        <w:t>Icot</w:t>
+      </w:r>
+      <w:proofErr w:type="spellEnd"/>
+      <w:r>
+        <w:rPr>
+          <w:color w:val="000000" w:themeColor="text1"/>
+          <w:sz w:val="24"/>
+          <w:szCs w:val="24"/>
+          <w:highlight w:val="yellow"/>
+          <w:lang w:val="es-ES"/>
+        </w:rPr>
+        <w:t>,</w:t>
       </w:r>
     </w:p>
     <w:p>
@@ -2452,7 +3176,29 @@
           <w:highlight w:val="yellow"/>
           <w:lang w:val="es-ES"/>
         </w:rPr>
-        <w:t>Y luego se fue pa su casa.</w:t>
+        <w:t xml:space="preserve">Y luego se fue </w:t>
+      </w:r>
+      <w:proofErr w:type="spellStart"/>
+      <w:r>
+        <w:rPr>
+          <w:color w:val="000000" w:themeColor="text1"/>
+          <w:sz w:val="24"/>
+          <w:szCs w:val="24"/>
+          <w:highlight w:val="yellow"/>
+          <w:lang w:val="es-ES"/>
+        </w:rPr>
+        <w:t>pa</w:t>
+      </w:r>
+      <w:proofErr w:type="spellEnd"/>
+      <w:r>
+        <w:rPr>
+          <w:color w:val="000000" w:themeColor="text1"/>
+          <w:sz w:val="24"/>
+          <w:szCs w:val="24"/>
+          <w:highlight w:val="yellow"/>
+          <w:lang w:val="es-ES"/>
+        </w:rPr>
+        <w:t xml:space="preserve"> su casa.</w:t>
       </w:r>
       <w:r>
         <w:rPr>
@@ -2603,7 +3349,27 @@
           <w:szCs w:val="24"/>
           <w:lang w:val="es-ES"/>
         </w:rPr>
-        <w:t>Así, de esta manera, mi mandante obtuvo asistencia sanitaria en centro médico, con cargo a la entidad aseguradora del vehículo de mi mandate, en virtud de Convenio de Asistencia Sanitaria (Unespa), hasta el 26/02/24.</w:t>
+        <w:t>Así, de esta manera, mi mandante obtuvo asistencia sanitaria en centro médico, con cargo a la entidad aseguradora del vehículo de mi mandate, en virtud de Convenio de Asistencia Sanitaria (</w:t>
+      </w:r>
+      <w:proofErr w:type="spellStart"/>
+      <w:r>
+        <w:rPr>
+          <w:color w:val="000000" w:themeColor="text1"/>
+          <w:sz w:val="24"/>
+          <w:szCs w:val="24"/>
+          <w:lang w:val="es-ES"/>
+        </w:rPr>
+        <w:t>Unespa</w:t>
+      </w:r>
+      <w:proofErr w:type="spellEnd"/>
+      <w:r>
+        <w:rPr>
+          <w:color w:val="000000" w:themeColor="text1"/>
+          <w:sz w:val="24"/>
+          <w:szCs w:val="24"/>
+          <w:lang w:val="es-ES"/>
+        </w:rPr>
+        <w:t>), hasta el 26/02/24.</w:t>
       </w:r>
     </w:p>
     <w:p>
@@ -2697,7 +3463,27 @@
           <w:szCs w:val="24"/>
           <w:lang w:val="es-ES"/>
         </w:rPr>
-        <w:t>Así, en esta fecha (1/4/24), es atendida, nuevamente, en el mismo centro asistencial, esto es Icot, y, tras haber referido mi mandante la sintomatología que arrastraba aún tras el alta médica referida (dada por el Dr. José Gregorio Durán Sánchez), el facultativo pauta la realización de RMN, cuyo resultado arroja “Inversión de la lordosis cervical fisiológica, deshidratación de discos C3 a C6”, todo lo cual motivó la pauta de 15 sesiones más de rehabilitación (para “fortalecimiento de musculatura paravertebral y trapecios”), siendo que recibe la última sesión de rehabilitación en fecha 13/08/24.</w:t>
+        <w:t xml:space="preserve">Así, en esta fecha (1/4/24), es atendida, nuevamente, en el mismo centro asistencial, esto es </w:t>
+      </w:r>
+      <w:proofErr w:type="spellStart"/>
+      <w:r>
+        <w:rPr>
+          <w:color w:val="000000" w:themeColor="text1"/>
+          <w:sz w:val="24"/>
+          <w:szCs w:val="24"/>
+          <w:lang w:val="es-ES"/>
+        </w:rPr>
+        <w:t>Icot</w:t>
+      </w:r>
+      <w:proofErr w:type="spellEnd"/>
+      <w:r>
+        <w:rPr>
+          <w:color w:val="000000" w:themeColor="text1"/>
+          <w:sz w:val="24"/>
+          <w:szCs w:val="24"/>
+          <w:lang w:val="es-ES"/>
+        </w:rPr>
+        <w:t>, y, tras haber referido mi mandante la sintomatología que arrastraba aún tras el alta médica referida (dada por el Dr. José Gregorio Durán Sánchez), el facultativo pauta la realización de RMN, cuyo resultado arroja “Inversión de la lordosis cervical fisiológica, deshidratación de discos C3 a C6”, todo lo cual motivó la pauta de 15 sesiones más de rehabilitación (para “fortalecimiento de musculatura paravertebral y trapecios”), siendo que recibe la última sesión de rehabilitación en fecha 13/08/24.</w:t>
       </w:r>
     </w:p>
     <w:p>
@@ -2860,17 +3646,9 @@
           <w:u w:val="single"/>
           <w:lang w:val="es-ES"/>
         </w:rPr>
-        <w:t>Dr. José Gregorio Durán Sánchez (adscrito al centro médico Icot),</w:t>
-      </w:r>
-      <w:r>
-        <w:rPr>
-          <w:color w:val="000000" w:themeColor="text1"/>
-          <w:sz w:val="24"/>
-          <w:szCs w:val="24"/>
-          <w:lang w:val="es-ES"/>
-        </w:rPr>
-        <w:t xml:space="preserve"> </w:t>
-      </w:r>
+        <w:t xml:space="preserve">Dr. José Gregorio Durán Sánchez (adscrito al centro médico </w:t>
+      </w:r>
+      <w:proofErr w:type="spellStart"/>
       <w:r>
         <w:rPr>
           <w:color w:val="000000" w:themeColor="text1"/>
@@ -2880,12 +3658,11 @@
           <w:u w:val="single"/>
           <w:lang w:val="es-ES"/>
         </w:rPr>
-        <w:t xml:space="preserve">ahora sí, contempla que “tras la impresión diagnóstica: </w:t>
-      </w:r>
-      <w:r>
-        <w:rPr>
-          <w:b/>
-          <w:bCs/>
+        <w:t>Icot</w:t>
+      </w:r>
+      <w:proofErr w:type="spellEnd"/>
+      <w:r>
+        <w:rPr>
           <w:color w:val="000000" w:themeColor="text1"/>
           <w:sz w:val="24"/>
           <w:szCs w:val="24"/>
@@ -2893,12 +3670,19 @@
           <w:u w:val="single"/>
           <w:lang w:val="es-ES"/>
         </w:rPr>
-        <w:t>cervicalgia</w:t>
-      </w:r>
-      <w:r>
-        <w:rPr>
-          <w:b/>
-          <w:bCs/>
+        <w:t>),</w:t>
+      </w:r>
+      <w:r>
+        <w:rPr>
+          <w:color w:val="000000" w:themeColor="text1"/>
+          <w:sz w:val="24"/>
+          <w:szCs w:val="24"/>
+          <w:lang w:val="es-ES"/>
+        </w:rPr>
+        <w:t xml:space="preserve"> </w:t>
+      </w:r>
+      <w:r>
+        <w:rPr>
           <w:color w:val="000000" w:themeColor="text1"/>
           <w:sz w:val="24"/>
           <w:szCs w:val="24"/>
@@ -2906,7 +3690,7 @@
           <w:u w:val="single"/>
           <w:lang w:val="es-ES"/>
         </w:rPr>
-        <w:t xml:space="preserve"> </w:t>
+        <w:t xml:space="preserve">ahora sí, contempla que “tras la impresión diagnóstica: </w:t>
       </w:r>
       <w:r>
         <w:rPr>
@@ -2919,10 +3703,12 @@
           <w:u w:val="single"/>
           <w:lang w:val="es-ES"/>
         </w:rPr>
-        <w:t>postraumática</w:t>
-      </w:r>
-      <w:r>
-        <w:rPr>
+        <w:t>cervicalgia</w:t>
+      </w:r>
+      <w:r>
+        <w:rPr>
+          <w:b/>
+          <w:bCs/>
           <w:color w:val="000000" w:themeColor="text1"/>
           <w:sz w:val="24"/>
           <w:szCs w:val="24"/>
@@ -2930,20 +3716,12 @@
           <w:u w:val="single"/>
           <w:lang w:val="es-ES"/>
         </w:rPr>
-        <w:t>” presenta “movilidad cervical conservada sin</w:t>
-      </w:r>
-      <w:r>
-        <w:rPr>
-          <w:color w:val="000000" w:themeColor="text1"/>
-          <w:sz w:val="24"/>
-          <w:szCs w:val="24"/>
-          <w:highlight w:val="yellow"/>
-          <w:lang w:val="es-ES"/>
-        </w:rPr>
-        <w:t xml:space="preserve"> </w:t>
-      </w:r>
-      <w:r>
-        <w:rPr>
+        <w:t xml:space="preserve"> </w:t>
+      </w:r>
+      <w:r>
+        <w:rPr>
+          <w:b/>
+          <w:bCs/>
           <w:color w:val="000000" w:themeColor="text1"/>
           <w:sz w:val="24"/>
           <w:szCs w:val="24"/>
@@ -2951,6 +3729,38 @@
           <w:u w:val="single"/>
           <w:lang w:val="es-ES"/>
         </w:rPr>
+        <w:t>postraumática</w:t>
+      </w:r>
+      <w:r>
+        <w:rPr>
+          <w:color w:val="000000" w:themeColor="text1"/>
+          <w:sz w:val="24"/>
+          <w:szCs w:val="24"/>
+          <w:highlight w:val="yellow"/>
+          <w:u w:val="single"/>
+          <w:lang w:val="es-ES"/>
+        </w:rPr>
+        <w:t>” presenta “movilidad cervical conservada sin</w:t>
+      </w:r>
+      <w:r>
+        <w:rPr>
+          <w:color w:val="000000" w:themeColor="text1"/>
+          <w:sz w:val="24"/>
+          <w:szCs w:val="24"/>
+          <w:highlight w:val="yellow"/>
+          <w:lang w:val="es-ES"/>
+        </w:rPr>
+        <w:t xml:space="preserve"> </w:t>
+      </w:r>
+      <w:r>
+        <w:rPr>
+          <w:color w:val="000000" w:themeColor="text1"/>
+          <w:sz w:val="24"/>
+          <w:szCs w:val="24"/>
+          <w:highlight w:val="yellow"/>
+          <w:u w:val="single"/>
+          <w:lang w:val="es-ES"/>
+        </w:rPr>
         <w:t>limitación ni contractura palpable”.</w:t>
       </w:r>
     </w:p>
@@ -3486,6 +4296,7 @@
           <w:lang w:val="es-ES"/>
         </w:rPr>
       </w:pPr>
+      <w:proofErr w:type="gramStart"/>
       <w:r>
         <w:rPr>
           <w:b/>
@@ -3504,7 +4315,17 @@
           <w:szCs w:val="24"/>
           <w:lang w:val="es-ES"/>
         </w:rPr>
-        <w:t xml:space="preserve">.- Por ello, se reclama en este procedimiento, a favor de </w:t>
+        <w:t>.-</w:t>
+      </w:r>
+      <w:proofErr w:type="gramEnd"/>
+      <w:r>
+        <w:rPr>
+          <w:color w:val="000000" w:themeColor="text1"/>
+          <w:sz w:val="24"/>
+          <w:szCs w:val="24"/>
+          <w:lang w:val="es-ES"/>
+        </w:rPr>
+        <w:t xml:space="preserve"> Por ello, se reclama en este procedimiento, a favor de </w:t>
       </w:r>
       <w:r>
         <w:rPr>
@@ -3597,13 +4418,23 @@
         </w:rPr>
         <w:t xml:space="preserve"> [</w:t>
       </w:r>
-      <w:r>
-        <w:rPr>
-          <w:color w:val="000000" w:themeColor="text1"/>
-          <w:sz w:val="24"/>
-          <w:szCs w:val="24"/>
-        </w:rPr>
-        <w:t>int]}</w:t>
+      <w:proofErr w:type="spellStart"/>
+      <w:r>
+        <w:rPr>
+          <w:color w:val="000000" w:themeColor="text1"/>
+          <w:sz w:val="24"/>
+          <w:szCs w:val="24"/>
+        </w:rPr>
+        <w:t>int</w:t>
+      </w:r>
+      <w:proofErr w:type="spellEnd"/>
+      <w:r>
+        <w:rPr>
+          <w:color w:val="000000" w:themeColor="text1"/>
+          <w:sz w:val="24"/>
+          <w:szCs w:val="24"/>
+        </w:rPr>
+        <w:t>]}</w:t>
       </w:r>
       <w:r>
         <w:rPr>
@@ -3688,6 +4519,7 @@
         </w:rPr>
         <w:t xml:space="preserve"> </w:t>
       </w:r>
+      <w:proofErr w:type="gramStart"/>
       <w:r>
         <w:rPr>
           <w:color w:val="00B0F0"/>
@@ -3704,7 +4536,17 @@
           <w:szCs w:val="24"/>
           <w:lang w:val="es-ES"/>
         </w:rPr>
-        <w:t xml:space="preserve">), el importe de </w:t>
+        <w:t>)</w:t>
+      </w:r>
+      <w:proofErr w:type="gramEnd"/>
+      <w:r>
+        <w:rPr>
+          <w:color w:val="000000" w:themeColor="text1"/>
+          <w:sz w:val="24"/>
+          <w:szCs w:val="24"/>
+          <w:lang w:val="es-ES"/>
+        </w:rPr>
+        <w:t xml:space="preserve">, el importe de </w:t>
       </w:r>
       <w:r>
         <w:rPr>
@@ -3807,7 +4649,27 @@
           <w:szCs w:val="24"/>
           <w:lang w:val="es-ES"/>
         </w:rPr>
-        <w:t>{{CALC: Días de perjuicio totales - Días de perjuicio moderado [int]}}</w:t>
+        <w:t>{{CALC: Días de perjuicio totales - Días de perjuicio moderado [</w:t>
+      </w:r>
+      <w:proofErr w:type="spellStart"/>
+      <w:r>
+        <w:rPr>
+          <w:color w:val="000000" w:themeColor="text1"/>
+          <w:sz w:val="24"/>
+          <w:szCs w:val="24"/>
+          <w:lang w:val="es-ES"/>
+        </w:rPr>
+        <w:t>int</w:t>
+      </w:r>
+      <w:proofErr w:type="spellEnd"/>
+      <w:r>
+        <w:rPr>
+          <w:color w:val="000000" w:themeColor="text1"/>
+          <w:sz w:val="24"/>
+          <w:szCs w:val="24"/>
+          <w:lang w:val="es-ES"/>
+        </w:rPr>
+        <w:t>]}}</w:t>
       </w:r>
       <w:r>
         <w:rPr>
@@ -3921,7 +4783,16 @@
           <w:sz w:val="24"/>
           <w:szCs w:val="24"/>
         </w:rPr>
-        <w:t xml:space="preserve"> * Importe por día de perjuicio básico}}</w:t>
+        <w:t xml:space="preserve"> * Importe por día de perjuicio básico</w:t>
+      </w:r>
+      <w:proofErr w:type="gramStart"/>
+      <w:r>
+        <w:rPr>
+          <w:color w:val="000000" w:themeColor="text1"/>
+          <w:sz w:val="24"/>
+          <w:szCs w:val="24"/>
+        </w:rPr>
+        <w:t>}}</w:t>
       </w:r>
       <w:r>
         <w:rPr>
@@ -3942,7 +4813,17 @@
           <w:szCs w:val="24"/>
           <w:lang w:val="es-ES"/>
         </w:rPr>
-        <w:t xml:space="preserve"> euros.</w:t>
+        <w:t xml:space="preserve"> euros</w:t>
+      </w:r>
+      <w:proofErr w:type="gramEnd"/>
+      <w:r>
+        <w:rPr>
+          <w:color w:val="000000" w:themeColor="text1"/>
+          <w:sz w:val="24"/>
+          <w:szCs w:val="24"/>
+          <w:lang w:val="es-ES"/>
+        </w:rPr>
+        <w:t>.</w:t>
       </w:r>
     </w:p>
     <w:p>
@@ -4230,7 +5111,17 @@
           <w:szCs w:val="24"/>
           <w:lang w:val="es-ES"/>
         </w:rPr>
-        <w:t>quedado acreditado mediante documento n</w:t>
+        <w:t xml:space="preserve">quedado acreditado mediante documento </w:t>
+      </w:r>
+      <w:proofErr w:type="spellStart"/>
+      <w:r>
+        <w:rPr>
+          <w:color w:val="000000" w:themeColor="text1"/>
+          <w:sz w:val="24"/>
+          <w:szCs w:val="24"/>
+          <w:lang w:val="es-ES"/>
+        </w:rPr>
+        <w:t>n</w:t>
       </w:r>
       <w:r>
         <w:rPr>
@@ -4241,6 +5132,7 @@
         </w:rPr>
         <w:t>º</w:t>
       </w:r>
+      <w:proofErr w:type="spellEnd"/>
       <w:r>
         <w:rPr>
           <w:color w:val="000000" w:themeColor="text1"/>
@@ -4315,8 +5207,9 @@
           <w:highlight w:val="yellow"/>
           <w:lang w:val="es-ES"/>
         </w:rPr>
-        <w:t>documento n</w:t>
-      </w:r>
+        <w:t xml:space="preserve">documento </w:t>
+      </w:r>
+      <w:proofErr w:type="spellStart"/>
       <w:r>
         <w:rPr>
           <w:b/>
@@ -4327,8 +5220,21 @@
           <w:highlight w:val="yellow"/>
           <w:lang w:val="es-ES"/>
         </w:rPr>
+        <w:t>n</w:t>
+      </w:r>
+      <w:r>
+        <w:rPr>
+          <w:b/>
+          <w:bCs/>
+          <w:color w:val="000000" w:themeColor="text1"/>
+          <w:sz w:val="24"/>
+          <w:szCs w:val="24"/>
+          <w:highlight w:val="yellow"/>
+          <w:lang w:val="es-ES"/>
+        </w:rPr>
         <w:t>º</w:t>
       </w:r>
+      <w:proofErr w:type="spellEnd"/>
       <w:r>
         <w:rPr>
           <w:b/>
@@ -4351,8 +5257,9 @@
           <w:highlight w:val="yellow"/>
           <w:lang w:val="es-ES"/>
         </w:rPr>
-        <w:t>{{[num</w:t>
-      </w:r>
+        <w:t>{{[</w:t>
+      </w:r>
+      <w:proofErr w:type="spellStart"/>
       <w:r>
         <w:rPr>
           <w:b/>
@@ -4363,16 +5270,29 @@
           <w:highlight w:val="yellow"/>
           <w:lang w:val="es-ES"/>
         </w:rPr>
-        <w:t xml:space="preserve"> </w:t>
-      </w:r>
-      <w:r>
-        <w:rPr>
+        <w:t>num</w:t>
+      </w:r>
+      <w:proofErr w:type="spellEnd"/>
+      <w:r>
+        <w:rPr>
+          <w:b/>
+          <w:bCs/>
           <w:color w:val="000000" w:themeColor="text1"/>
           <w:sz w:val="24"/>
           <w:szCs w:val="24"/>
           <w:highlight w:val="yellow"/>
           <w:lang w:val="es-ES"/>
         </w:rPr>
+        <w:t xml:space="preserve"> </w:t>
+      </w:r>
+      <w:r>
+        <w:rPr>
+          <w:color w:val="000000" w:themeColor="text1"/>
+          <w:sz w:val="24"/>
+          <w:szCs w:val="24"/>
+          <w:highlight w:val="yellow"/>
+          <w:lang w:val="es-ES"/>
+        </w:rPr>
         <w:t>{Respuesta motivada.}</w:t>
       </w:r>
       <w:r>
@@ -4407,8 +5327,9 @@
           <w:highlight w:val="yellow"/>
           <w:lang w:val="es-ES"/>
         </w:rPr>
-        <w:t>documento n</w:t>
-      </w:r>
+        <w:t xml:space="preserve">documento </w:t>
+      </w:r>
+      <w:proofErr w:type="spellStart"/>
       <w:r>
         <w:rPr>
           <w:b/>
@@ -4419,8 +5340,21 @@
           <w:highlight w:val="yellow"/>
           <w:lang w:val="es-ES"/>
         </w:rPr>
+        <w:t>n</w:t>
+      </w:r>
+      <w:r>
+        <w:rPr>
+          <w:b/>
+          <w:bCs/>
+          <w:color w:val="000000" w:themeColor="text1"/>
+          <w:sz w:val="24"/>
+          <w:szCs w:val="24"/>
+          <w:highlight w:val="yellow"/>
+          <w:lang w:val="es-ES"/>
+        </w:rPr>
         <w:t>º</w:t>
       </w:r>
+      <w:proofErr w:type="spellEnd"/>
       <w:r>
         <w:rPr>
           <w:b/>
@@ -4443,8 +5377,9 @@
           <w:highlight w:val="yellow"/>
           <w:lang w:val="es-ES"/>
         </w:rPr>
-        <w:t>{{[num</w:t>
-      </w:r>
+        <w:t>{{[</w:t>
+      </w:r>
+      <w:proofErr w:type="spellStart"/>
       <w:r>
         <w:rPr>
           <w:b/>
@@ -4455,16 +5390,29 @@
           <w:highlight w:val="yellow"/>
           <w:lang w:val="es-ES"/>
         </w:rPr>
-        <w:t xml:space="preserve"> </w:t>
-      </w:r>
-      <w:r>
-        <w:rPr>
+        <w:t>num</w:t>
+      </w:r>
+      <w:proofErr w:type="spellEnd"/>
+      <w:r>
+        <w:rPr>
+          <w:b/>
+          <w:bCs/>
           <w:color w:val="000000" w:themeColor="text1"/>
           <w:sz w:val="24"/>
           <w:szCs w:val="24"/>
           <w:highlight w:val="yellow"/>
           <w:lang w:val="es-ES"/>
         </w:rPr>
+        <w:t xml:space="preserve"> </w:t>
+      </w:r>
+      <w:r>
+        <w:rPr>
+          <w:color w:val="000000" w:themeColor="text1"/>
+          <w:sz w:val="24"/>
+          <w:szCs w:val="24"/>
+          <w:highlight w:val="yellow"/>
+          <w:lang w:val="es-ES"/>
+        </w:rPr>
         <w:t>{Informe médico.}</w:t>
       </w:r>
       <w:r>
@@ -4501,8 +5449,9 @@
           <w:highlight w:val="yellow"/>
           <w:lang w:val="es-ES"/>
         </w:rPr>
-        <w:t>{{[num</w:t>
-      </w:r>
+        <w:t>{{[</w:t>
+      </w:r>
+      <w:proofErr w:type="spellStart"/>
       <w:r>
         <w:rPr>
           <w:b/>
@@ -4513,16 +5462,29 @@
           <w:highlight w:val="yellow"/>
           <w:lang w:val="es-ES"/>
         </w:rPr>
-        <w:t xml:space="preserve"> </w:t>
-      </w:r>
-      <w:r>
-        <w:rPr>
+        <w:t>num</w:t>
+      </w:r>
+      <w:proofErr w:type="spellEnd"/>
+      <w:r>
+        <w:rPr>
+          <w:b/>
+          <w:bCs/>
           <w:color w:val="000000" w:themeColor="text1"/>
           <w:sz w:val="24"/>
           <w:szCs w:val="24"/>
           <w:highlight w:val="yellow"/>
           <w:lang w:val="es-ES"/>
         </w:rPr>
+        <w:t xml:space="preserve"> </w:t>
+      </w:r>
+      <w:r>
+        <w:rPr>
+          <w:color w:val="000000" w:themeColor="text1"/>
+          <w:sz w:val="24"/>
+          <w:szCs w:val="24"/>
+          <w:highlight w:val="yellow"/>
+          <w:lang w:val="es-ES"/>
+        </w:rPr>
         <w:t>{Informe biomecánico.}</w:t>
       </w:r>
       <w:r>
@@ -4613,7 +5575,29 @@
           <w:highlight w:val="green"/>
           <w:lang w:val="es-ES"/>
         </w:rPr>
-        <w:t xml:space="preserve"> [checkbox]</w:t>
+        <w:t xml:space="preserve"> [</w:t>
+      </w:r>
+      <w:proofErr w:type="spellStart"/>
+      <w:r>
+        <w:rPr>
+          <w:color w:val="000000" w:themeColor="text1"/>
+          <w:sz w:val="24"/>
+          <w:szCs w:val="24"/>
+          <w:highlight w:val="green"/>
+          <w:lang w:val="es-ES"/>
+        </w:rPr>
+        <w:t>checkbox</w:t>
+      </w:r>
+      <w:proofErr w:type="spellEnd"/>
+      <w:r>
+        <w:rPr>
+          <w:color w:val="000000" w:themeColor="text1"/>
+          <w:sz w:val="24"/>
+          <w:szCs w:val="24"/>
+          <w:highlight w:val="green"/>
+          <w:lang w:val="es-ES"/>
+        </w:rPr>
+        <w:t>]</w:t>
       </w:r>
       <w:r>
         <w:rPr>
@@ -4655,8 +5639,22 @@
           <w:highlight w:val="green"/>
           <w:lang w:val="es-ES"/>
         </w:rPr>
-        <w:t>documento nº</w:t>
-      </w:r>
+        <w:t xml:space="preserve">documento </w:t>
+      </w:r>
+      <w:proofErr w:type="spellStart"/>
+      <w:r>
+        <w:rPr>
+          <w:b/>
+          <w:bCs/>
+          <w:color w:val="000000" w:themeColor="text1"/>
+          <w:sz w:val="24"/>
+          <w:szCs w:val="24"/>
+          <w:highlight w:val="green"/>
+          <w:lang w:val="es-ES"/>
+        </w:rPr>
+        <w:t>nº</w:t>
+      </w:r>
+      <w:proofErr w:type="spellEnd"/>
       <w:r>
         <w:rPr>
           <w:b/>
@@ -4681,6 +5679,7 @@
         </w:rPr>
         <w:t>[</w:t>
       </w:r>
+      <w:proofErr w:type="spellStart"/>
       <w:r>
         <w:rPr>
           <w:b/>
@@ -4693,6 +5692,7 @@
         </w:rPr>
         <w:t>num</w:t>
       </w:r>
+      <w:proofErr w:type="spellEnd"/>
       <w:r>
         <w:rPr>
           <w:b/>
@@ -4844,6 +5844,7 @@
           <w:lang w:val="es-ES"/>
         </w:rPr>
       </w:pPr>
+      <w:proofErr w:type="gramStart"/>
       <w:r>
         <w:rPr>
           <w:b/>
@@ -4862,7 +5863,17 @@
           <w:szCs w:val="24"/>
           <w:lang w:val="es-ES"/>
         </w:rPr>
-        <w:t>.- Así, siendo que la demandada se basa en un informe biomecánico</w:t>
+        <w:t>.-</w:t>
+      </w:r>
+      <w:proofErr w:type="gramEnd"/>
+      <w:r>
+        <w:rPr>
+          <w:color w:val="000000" w:themeColor="text1"/>
+          <w:sz w:val="24"/>
+          <w:szCs w:val="24"/>
+          <w:lang w:val="es-ES"/>
+        </w:rPr>
+        <w:t xml:space="preserve"> Así, siendo que la demandada se basa en un informe biomecánico</w:t>
       </w:r>
       <w:r>
         <w:rPr>
@@ -5384,7 +6395,27 @@
           <w:szCs w:val="24"/>
           <w:lang w:val="es-ES"/>
         </w:rPr>
-        <w:t>perspectiva médica y accidentológica está comprobado científicamente su potencial</w:t>
+        <w:t xml:space="preserve">perspectiva médica y </w:t>
+      </w:r>
+      <w:proofErr w:type="spellStart"/>
+      <w:r>
+        <w:rPr>
+          <w:color w:val="000000" w:themeColor="text1"/>
+          <w:sz w:val="24"/>
+          <w:szCs w:val="24"/>
+          <w:lang w:val="es-ES"/>
+        </w:rPr>
+        <w:t>accidentológica</w:t>
+      </w:r>
+      <w:proofErr w:type="spellEnd"/>
+      <w:r>
+        <w:rPr>
+          <w:color w:val="000000" w:themeColor="text1"/>
+          <w:sz w:val="24"/>
+          <w:szCs w:val="24"/>
+          <w:lang w:val="es-ES"/>
+        </w:rPr>
+        <w:t xml:space="preserve"> está comprobado científicamente su potencial</w:t>
       </w:r>
       <w:r>
         <w:rPr>
@@ -5593,25 +6624,76 @@
           <w:szCs w:val="24"/>
           <w:lang w:val="es-ES"/>
         </w:rPr>
-        <w:t>con carácter general en 8 kms/h en impacto posterior, 16 kms/h en el lateral y 24</w:t>
-      </w:r>
-      <w:r>
-        <w:rPr>
-          <w:color w:val="000000" w:themeColor="text1"/>
-          <w:sz w:val="24"/>
-          <w:szCs w:val="24"/>
-          <w:lang w:val="es-ES"/>
-        </w:rPr>
-        <w:t xml:space="preserve"> </w:t>
-      </w:r>
-      <w:r>
-        <w:rPr>
-          <w:color w:val="000000" w:themeColor="text1"/>
-          <w:sz w:val="24"/>
-          <w:szCs w:val="24"/>
-          <w:lang w:val="es-ES"/>
-        </w:rPr>
-        <w:t>kms/h en el frontal.</w:t>
+        <w:t xml:space="preserve">con carácter general en 8 </w:t>
+      </w:r>
+      <w:proofErr w:type="spellStart"/>
+      <w:r>
+        <w:rPr>
+          <w:color w:val="000000" w:themeColor="text1"/>
+          <w:sz w:val="24"/>
+          <w:szCs w:val="24"/>
+          <w:lang w:val="es-ES"/>
+        </w:rPr>
+        <w:t>kms</w:t>
+      </w:r>
+      <w:proofErr w:type="spellEnd"/>
+      <w:r>
+        <w:rPr>
+          <w:color w:val="000000" w:themeColor="text1"/>
+          <w:sz w:val="24"/>
+          <w:szCs w:val="24"/>
+          <w:lang w:val="es-ES"/>
+        </w:rPr>
+        <w:t xml:space="preserve">/h en impacto posterior, 16 </w:t>
+      </w:r>
+      <w:proofErr w:type="spellStart"/>
+      <w:r>
+        <w:rPr>
+          <w:color w:val="000000" w:themeColor="text1"/>
+          <w:sz w:val="24"/>
+          <w:szCs w:val="24"/>
+          <w:lang w:val="es-ES"/>
+        </w:rPr>
+        <w:t>kms</w:t>
+      </w:r>
+      <w:proofErr w:type="spellEnd"/>
+      <w:r>
+        <w:rPr>
+          <w:color w:val="000000" w:themeColor="text1"/>
+          <w:sz w:val="24"/>
+          <w:szCs w:val="24"/>
+          <w:lang w:val="es-ES"/>
+        </w:rPr>
+        <w:t>/h en el lateral y 24</w:t>
+      </w:r>
+      <w:r>
+        <w:rPr>
+          <w:color w:val="000000" w:themeColor="text1"/>
+          <w:sz w:val="24"/>
+          <w:szCs w:val="24"/>
+          <w:lang w:val="es-ES"/>
+        </w:rPr>
+        <w:t xml:space="preserve"> </w:t>
+      </w:r>
+      <w:proofErr w:type="spellStart"/>
+      <w:r>
+        <w:rPr>
+          <w:color w:val="000000" w:themeColor="text1"/>
+          <w:sz w:val="24"/>
+          <w:szCs w:val="24"/>
+          <w:lang w:val="es-ES"/>
+        </w:rPr>
+        <w:t>kms</w:t>
+      </w:r>
+      <w:proofErr w:type="spellEnd"/>
+      <w:r>
+        <w:rPr>
+          <w:color w:val="000000" w:themeColor="text1"/>
+          <w:sz w:val="24"/>
+          <w:szCs w:val="24"/>
+          <w:lang w:val="es-ES"/>
+        </w:rPr>
+        <w:t>/h en el frontal.</w:t>
       </w:r>
     </w:p>
     <w:p>
@@ -5892,7 +6974,27 @@
           <w:szCs w:val="24"/>
           <w:lang w:val="es-ES"/>
         </w:rPr>
-        <w:t>no la del vehículo. En este sentido, SEVERY y colbs. pusieron de manifiesto que la</w:t>
+        <w:t xml:space="preserve">no la del vehículo. En este sentido, SEVERY y </w:t>
+      </w:r>
+      <w:proofErr w:type="spellStart"/>
+      <w:r>
+        <w:rPr>
+          <w:color w:val="000000" w:themeColor="text1"/>
+          <w:sz w:val="24"/>
+          <w:szCs w:val="24"/>
+          <w:lang w:val="es-ES"/>
+        </w:rPr>
+        <w:t>colbs</w:t>
+      </w:r>
+      <w:proofErr w:type="spellEnd"/>
+      <w:r>
+        <w:rPr>
+          <w:color w:val="000000" w:themeColor="text1"/>
+          <w:sz w:val="24"/>
+          <w:szCs w:val="24"/>
+          <w:lang w:val="es-ES"/>
+        </w:rPr>
+        <w:t>. pusieron de manifiesto que la</w:t>
       </w:r>
       <w:r>
         <w:rPr>
@@ -5946,7 +7048,27 @@
           <w:szCs w:val="24"/>
           <w:lang w:val="es-ES"/>
         </w:rPr>
-        <w:t>(THOMSON y colbs., 1985). Otros investigadores han demostrado que puede llegar a</w:t>
+        <w:t xml:space="preserve">(THOMSON y </w:t>
+      </w:r>
+      <w:proofErr w:type="spellStart"/>
+      <w:r>
+        <w:rPr>
+          <w:color w:val="000000" w:themeColor="text1"/>
+          <w:sz w:val="24"/>
+          <w:szCs w:val="24"/>
+          <w:lang w:val="es-ES"/>
+        </w:rPr>
+        <w:t>colbs</w:t>
+      </w:r>
+      <w:proofErr w:type="spellEnd"/>
+      <w:r>
+        <w:rPr>
+          <w:color w:val="000000" w:themeColor="text1"/>
+          <w:sz w:val="24"/>
+          <w:szCs w:val="24"/>
+          <w:lang w:val="es-ES"/>
+        </w:rPr>
+        <w:t>., 1985). Otros investigadores han demostrado que puede llegar a</w:t>
       </w:r>
       <w:r>
         <w:rPr>
@@ -6083,7 +7205,67 @@
           <w:szCs w:val="24"/>
           <w:lang w:val="es-ES"/>
         </w:rPr>
-        <w:t>encargo de la Biodinamic Research Corporation (una de las firmas más importantes de</w:t>
+        <w:t xml:space="preserve">encargo de la </w:t>
+      </w:r>
+      <w:proofErr w:type="spellStart"/>
+      <w:r>
+        <w:rPr>
+          <w:color w:val="000000" w:themeColor="text1"/>
+          <w:sz w:val="24"/>
+          <w:szCs w:val="24"/>
+          <w:lang w:val="es-ES"/>
+        </w:rPr>
+        <w:t>Biodinamic</w:t>
+      </w:r>
+      <w:proofErr w:type="spellEnd"/>
+      <w:r>
+        <w:rPr>
+          <w:color w:val="000000" w:themeColor="text1"/>
+          <w:sz w:val="24"/>
+          <w:szCs w:val="24"/>
+          <w:lang w:val="es-ES"/>
+        </w:rPr>
+        <w:t xml:space="preserve"> </w:t>
+      </w:r>
+      <w:proofErr w:type="spellStart"/>
+      <w:r>
+        <w:rPr>
+          <w:color w:val="000000" w:themeColor="text1"/>
+          <w:sz w:val="24"/>
+          <w:szCs w:val="24"/>
+          <w:lang w:val="es-ES"/>
+        </w:rPr>
+        <w:t>Research</w:t>
+      </w:r>
+      <w:proofErr w:type="spellEnd"/>
+      <w:r>
+        <w:rPr>
+          <w:color w:val="000000" w:themeColor="text1"/>
+          <w:sz w:val="24"/>
+          <w:szCs w:val="24"/>
+          <w:lang w:val="es-ES"/>
+        </w:rPr>
+        <w:t xml:space="preserve"> </w:t>
+      </w:r>
+      <w:proofErr w:type="spellStart"/>
+      <w:r>
+        <w:rPr>
+          <w:color w:val="000000" w:themeColor="text1"/>
+          <w:sz w:val="24"/>
+          <w:szCs w:val="24"/>
+          <w:lang w:val="es-ES"/>
+        </w:rPr>
+        <w:t>Corporation</w:t>
+      </w:r>
+      <w:proofErr w:type="spellEnd"/>
+      <w:r>
+        <w:rPr>
+          <w:color w:val="000000" w:themeColor="text1"/>
+          <w:sz w:val="24"/>
+          <w:szCs w:val="24"/>
+          <w:lang w:val="es-ES"/>
+        </w:rPr>
+        <w:t xml:space="preserve"> (una de las firmas más importantes de</w:t>
       </w:r>
       <w:r>
         <w:rPr>
@@ -6155,7 +7337,27 @@
           <w:szCs w:val="24"/>
           <w:lang w:val="es-ES"/>
         </w:rPr>
-        <w:t>lesiones en el cuello en impactos posteriores a baja velocidad. Sin embargo a tal valor</w:t>
+        <w:t xml:space="preserve">lesiones en el cuello en impactos posteriores a baja velocidad. Sin </w:t>
+      </w:r>
+      <w:proofErr w:type="gramStart"/>
+      <w:r>
+        <w:rPr>
+          <w:color w:val="000000" w:themeColor="text1"/>
+          <w:sz w:val="24"/>
+          <w:szCs w:val="24"/>
+          <w:lang w:val="es-ES"/>
+        </w:rPr>
+        <w:t>embargo</w:t>
+      </w:r>
+      <w:proofErr w:type="gramEnd"/>
+      <w:r>
+        <w:rPr>
+          <w:color w:val="000000" w:themeColor="text1"/>
+          <w:sz w:val="24"/>
+          <w:szCs w:val="24"/>
+          <w:lang w:val="es-ES"/>
+        </w:rPr>
+        <w:t xml:space="preserve"> a tal valor</w:t>
       </w:r>
       <w:r>
         <w:rPr>
@@ -6227,25 +7429,67 @@
           <w:szCs w:val="24"/>
           <w:lang w:val="es-ES"/>
         </w:rPr>
-        <w:t>de salud, empleados de la firma que pagó las investigaciones, la Biodinamic Research</w:t>
-      </w:r>
-      <w:r>
-        <w:rPr>
-          <w:color w:val="000000" w:themeColor="text1"/>
-          <w:sz w:val="24"/>
-          <w:szCs w:val="24"/>
-          <w:lang w:val="es-ES"/>
-        </w:rPr>
-        <w:t xml:space="preserve"> </w:t>
-      </w:r>
-      <w:r>
-        <w:rPr>
-          <w:color w:val="000000" w:themeColor="text1"/>
-          <w:sz w:val="24"/>
-          <w:szCs w:val="24"/>
-          <w:lang w:val="es-ES"/>
-        </w:rPr>
-        <w:t>Corporation. De ahí que para otros investigadores las conclusiones de McCONNELL no</w:t>
+        <w:t xml:space="preserve">de salud, empleados de la firma que pagó las investigaciones, la </w:t>
+      </w:r>
+      <w:proofErr w:type="spellStart"/>
+      <w:r>
+        <w:rPr>
+          <w:color w:val="000000" w:themeColor="text1"/>
+          <w:sz w:val="24"/>
+          <w:szCs w:val="24"/>
+          <w:lang w:val="es-ES"/>
+        </w:rPr>
+        <w:t>Biodinamic</w:t>
+      </w:r>
+      <w:proofErr w:type="spellEnd"/>
+      <w:r>
+        <w:rPr>
+          <w:color w:val="000000" w:themeColor="text1"/>
+          <w:sz w:val="24"/>
+          <w:szCs w:val="24"/>
+          <w:lang w:val="es-ES"/>
+        </w:rPr>
+        <w:t xml:space="preserve"> </w:t>
+      </w:r>
+      <w:proofErr w:type="spellStart"/>
+      <w:r>
+        <w:rPr>
+          <w:color w:val="000000" w:themeColor="text1"/>
+          <w:sz w:val="24"/>
+          <w:szCs w:val="24"/>
+          <w:lang w:val="es-ES"/>
+        </w:rPr>
+        <w:t>Research</w:t>
+      </w:r>
+      <w:proofErr w:type="spellEnd"/>
+      <w:r>
+        <w:rPr>
+          <w:color w:val="000000" w:themeColor="text1"/>
+          <w:sz w:val="24"/>
+          <w:szCs w:val="24"/>
+          <w:lang w:val="es-ES"/>
+        </w:rPr>
+        <w:t xml:space="preserve"> </w:t>
+      </w:r>
+      <w:proofErr w:type="spellStart"/>
+      <w:r>
+        <w:rPr>
+          <w:color w:val="000000" w:themeColor="text1"/>
+          <w:sz w:val="24"/>
+          <w:szCs w:val="24"/>
+          <w:lang w:val="es-ES"/>
+        </w:rPr>
+        <w:t>Corporation</w:t>
+      </w:r>
+      <w:proofErr w:type="spellEnd"/>
+      <w:r>
+        <w:rPr>
+          <w:color w:val="000000" w:themeColor="text1"/>
+          <w:sz w:val="24"/>
+          <w:szCs w:val="24"/>
+          <w:lang w:val="es-ES"/>
+        </w:rPr>
+        <w:t>. De ahí que para otros investigadores las conclusiones de McCONNELL no</w:t>
       </w:r>
       <w:r>
         <w:rPr>
@@ -6363,7 +7607,29 @@
           <w:u w:val="single"/>
           <w:lang w:val="es-ES"/>
         </w:rPr>
-        <w:t>existen otras comunicaciones dando a conocer valores de Delta-V tan bajos como 2,5 mph (4 kms/h)</w:t>
+        <w:t xml:space="preserve">existen otras comunicaciones dando a conocer valores de Delta-V tan bajos como 2,5 mph (4 </w:t>
+      </w:r>
+      <w:proofErr w:type="spellStart"/>
+      <w:r>
+        <w:rPr>
+          <w:color w:val="000000" w:themeColor="text1"/>
+          <w:sz w:val="24"/>
+          <w:szCs w:val="24"/>
+          <w:u w:val="single"/>
+          <w:lang w:val="es-ES"/>
+        </w:rPr>
+        <w:t>kms</w:t>
+      </w:r>
+      <w:proofErr w:type="spellEnd"/>
+      <w:r>
+        <w:rPr>
+          <w:color w:val="000000" w:themeColor="text1"/>
+          <w:sz w:val="24"/>
+          <w:szCs w:val="24"/>
+          <w:u w:val="single"/>
+          <w:lang w:val="es-ES"/>
+        </w:rPr>
+        <w:t>/h)</w:t>
       </w:r>
       <w:r>
         <w:rPr>
@@ -6456,25 +7722,96 @@
           <w:lang w:val="es-ES"/>
         </w:rPr>
         <w:lastRenderedPageBreak/>
-        <w:t>mundial en este campo, (Monographie Scientifique du Groupe de Travail Québécoise</w:t>
-      </w:r>
-      <w:r>
-        <w:rPr>
-          <w:color w:val="000000" w:themeColor="text1"/>
-          <w:sz w:val="24"/>
-          <w:szCs w:val="24"/>
-          <w:lang w:val="es-ES"/>
-        </w:rPr>
-        <w:t xml:space="preserve"> </w:t>
-      </w:r>
-      <w:r>
-        <w:rPr>
-          <w:color w:val="000000" w:themeColor="text1"/>
-          <w:sz w:val="24"/>
-          <w:szCs w:val="24"/>
-          <w:lang w:val="es-ES"/>
-        </w:rPr>
-        <w:t>Sur, 1995, a.c.) concluye diciendo: "para los fines del presente trabajo, se ha</w:t>
+        <w:t>mundial en este campo, (</w:t>
+      </w:r>
+      <w:proofErr w:type="spellStart"/>
+      <w:r>
+        <w:rPr>
+          <w:color w:val="000000" w:themeColor="text1"/>
+          <w:sz w:val="24"/>
+          <w:szCs w:val="24"/>
+          <w:lang w:val="es-ES"/>
+        </w:rPr>
+        <w:t>Monographie</w:t>
+      </w:r>
+      <w:proofErr w:type="spellEnd"/>
+      <w:r>
+        <w:rPr>
+          <w:color w:val="000000" w:themeColor="text1"/>
+          <w:sz w:val="24"/>
+          <w:szCs w:val="24"/>
+          <w:lang w:val="es-ES"/>
+        </w:rPr>
+        <w:t xml:space="preserve"> </w:t>
+      </w:r>
+      <w:proofErr w:type="spellStart"/>
+      <w:r>
+        <w:rPr>
+          <w:color w:val="000000" w:themeColor="text1"/>
+          <w:sz w:val="24"/>
+          <w:szCs w:val="24"/>
+          <w:lang w:val="es-ES"/>
+        </w:rPr>
+        <w:t>Scientifique</w:t>
+      </w:r>
+      <w:proofErr w:type="spellEnd"/>
+      <w:r>
+        <w:rPr>
+          <w:color w:val="000000" w:themeColor="text1"/>
+          <w:sz w:val="24"/>
+          <w:szCs w:val="24"/>
+          <w:lang w:val="es-ES"/>
+        </w:rPr>
+        <w:t xml:space="preserve"> du Groupe de Travail </w:t>
+      </w:r>
+      <w:proofErr w:type="spellStart"/>
+      <w:r>
+        <w:rPr>
+          <w:color w:val="000000" w:themeColor="text1"/>
+          <w:sz w:val="24"/>
+          <w:szCs w:val="24"/>
+          <w:lang w:val="es-ES"/>
+        </w:rPr>
+        <w:t>Québécoise</w:t>
+      </w:r>
+      <w:proofErr w:type="spellEnd"/>
+      <w:r>
+        <w:rPr>
+          <w:color w:val="000000" w:themeColor="text1"/>
+          <w:sz w:val="24"/>
+          <w:szCs w:val="24"/>
+          <w:lang w:val="es-ES"/>
+        </w:rPr>
+        <w:t xml:space="preserve"> </w:t>
+      </w:r>
+      <w:r>
+        <w:rPr>
+          <w:color w:val="000000" w:themeColor="text1"/>
+          <w:sz w:val="24"/>
+          <w:szCs w:val="24"/>
+          <w:lang w:val="es-ES"/>
+        </w:rPr>
+        <w:t xml:space="preserve">Sur, 1995, </w:t>
+      </w:r>
+      <w:proofErr w:type="spellStart"/>
+      <w:r>
+        <w:rPr>
+          <w:color w:val="000000" w:themeColor="text1"/>
+          <w:sz w:val="24"/>
+          <w:szCs w:val="24"/>
+          <w:lang w:val="es-ES"/>
+        </w:rPr>
+        <w:t>a.c.</w:t>
+      </w:r>
+      <w:proofErr w:type="spellEnd"/>
+      <w:r>
+        <w:rPr>
+          <w:color w:val="000000" w:themeColor="text1"/>
+          <w:sz w:val="24"/>
+          <w:szCs w:val="24"/>
+          <w:lang w:val="es-ES"/>
+        </w:rPr>
+        <w:t>) concluye diciendo: "para los fines del presente trabajo, se ha</w:t>
       </w:r>
       <w:r>
         <w:rPr>
@@ -6582,7 +7919,27 @@
           <w:szCs w:val="24"/>
           <w:lang w:val="es-ES"/>
         </w:rPr>
-        <w:t>esguince cervical en los sujetos sometidos a los tests........Los fenómenos de que son</w:t>
+        <w:t xml:space="preserve">esguince cervical en los sujetos sometidos a los </w:t>
+      </w:r>
+      <w:proofErr w:type="spellStart"/>
+      <w:r>
+        <w:rPr>
+          <w:color w:val="000000" w:themeColor="text1"/>
+          <w:sz w:val="24"/>
+          <w:szCs w:val="24"/>
+          <w:lang w:val="es-ES"/>
+        </w:rPr>
+        <w:t>tests</w:t>
+      </w:r>
+      <w:proofErr w:type="spellEnd"/>
+      <w:r>
+        <w:rPr>
+          <w:color w:val="000000" w:themeColor="text1"/>
+          <w:sz w:val="24"/>
+          <w:szCs w:val="24"/>
+          <w:lang w:val="es-ES"/>
+        </w:rPr>
+        <w:t>........Los fenómenos de que son</w:t>
       </w:r>
       <w:r>
         <w:rPr>
@@ -7155,7 +8512,27 @@
           <w:szCs w:val="24"/>
           <w:lang w:val="es-ES"/>
         </w:rPr>
-        <w:t>emplea, en su transferencia, en dañar al ocupante. Quiere decir que a menor</w:t>
+        <w:t xml:space="preserve">emplea, en su transferencia, en dañar al ocupante. Quiere decir </w:t>
+      </w:r>
+      <w:proofErr w:type="gramStart"/>
+      <w:r>
+        <w:rPr>
+          <w:color w:val="000000" w:themeColor="text1"/>
+          <w:sz w:val="24"/>
+          <w:szCs w:val="24"/>
+          <w:lang w:val="es-ES"/>
+        </w:rPr>
+        <w:t>que</w:t>
+      </w:r>
+      <w:proofErr w:type="gramEnd"/>
+      <w:r>
+        <w:rPr>
+          <w:color w:val="000000" w:themeColor="text1"/>
+          <w:sz w:val="24"/>
+          <w:szCs w:val="24"/>
+          <w:lang w:val="es-ES"/>
+        </w:rPr>
+        <w:t xml:space="preserve"> a menor</w:t>
       </w:r>
       <w:r>
         <w:rPr>
@@ -7364,7 +8741,27 @@
           <w:szCs w:val="24"/>
           <w:lang w:val="es-ES"/>
         </w:rPr>
-        <w:t>Es decir, que a menor velocidad de impacto, mayor energía absorbe el pasajero,</w:t>
+        <w:t xml:space="preserve">Es decir, </w:t>
+      </w:r>
+      <w:proofErr w:type="gramStart"/>
+      <w:r>
+        <w:rPr>
+          <w:color w:val="000000" w:themeColor="text1"/>
+          <w:sz w:val="24"/>
+          <w:szCs w:val="24"/>
+          <w:lang w:val="es-ES"/>
+        </w:rPr>
+        <w:t>que</w:t>
+      </w:r>
+      <w:proofErr w:type="gramEnd"/>
+      <w:r>
+        <w:rPr>
+          <w:color w:val="000000" w:themeColor="text1"/>
+          <w:sz w:val="24"/>
+          <w:szCs w:val="24"/>
+          <w:lang w:val="es-ES"/>
+        </w:rPr>
+        <w:t xml:space="preserve"> a menor velocidad de impacto, mayor energía absorbe el pasajero,</w:t>
       </w:r>
       <w:r>
         <w:rPr>
@@ -7491,7 +8888,27 @@
           <w:szCs w:val="24"/>
           <w:lang w:val="es-ES"/>
         </w:rPr>
-        <w:t>golpe, el darse cuenta o no del golpe, el estado de tensión de los músculos, etc).</w:t>
+        <w:t xml:space="preserve">golpe, el darse cuenta o no del golpe, el estado de tensión de los músculos, </w:t>
+      </w:r>
+      <w:proofErr w:type="spellStart"/>
+      <w:r>
+        <w:rPr>
+          <w:color w:val="000000" w:themeColor="text1"/>
+          <w:sz w:val="24"/>
+          <w:szCs w:val="24"/>
+          <w:lang w:val="es-ES"/>
+        </w:rPr>
+        <w:t>etc</w:t>
+      </w:r>
+      <w:proofErr w:type="spellEnd"/>
+      <w:r>
+        <w:rPr>
+          <w:color w:val="000000" w:themeColor="text1"/>
+          <w:sz w:val="24"/>
+          <w:szCs w:val="24"/>
+          <w:lang w:val="es-ES"/>
+        </w:rPr>
+        <w:t>).</w:t>
       </w:r>
     </w:p>
     <w:p>
@@ -7614,6 +9031,7 @@
           <w:lang w:val="es-ES"/>
         </w:rPr>
       </w:pPr>
+      <w:proofErr w:type="gramStart"/>
       <w:r>
         <w:rPr>
           <w:b/>
@@ -7632,7 +9050,17 @@
           <w:szCs w:val="24"/>
           <w:lang w:val="es-ES"/>
         </w:rPr>
-        <w:t>.- A este respecto, considero de bastante utilidad la información</w:t>
+        <w:t>.-</w:t>
+      </w:r>
+      <w:proofErr w:type="gramEnd"/>
+      <w:r>
+        <w:rPr>
+          <w:color w:val="000000" w:themeColor="text1"/>
+          <w:sz w:val="24"/>
+          <w:szCs w:val="24"/>
+          <w:lang w:val="es-ES"/>
+        </w:rPr>
+        <w:t xml:space="preserve"> A este respecto, considero de bastante utilidad la información</w:t>
       </w:r>
       <w:r>
         <w:rPr>
@@ -7784,7 +9212,31 @@
           <w:szCs w:val="24"/>
           <w:lang w:val="es-ES"/>
         </w:rPr>
-        <w:t>1 Las lesiones por Latigazo Cervical (LC) son más frecuentes en los automóviles actuales.</w:t>
+        <w:t xml:space="preserve">1 </w:t>
+      </w:r>
+      <w:proofErr w:type="gramStart"/>
+      <w:r>
+        <w:rPr>
+          <w:b/>
+          <w:bCs/>
+          <w:color w:val="000000" w:themeColor="text1"/>
+          <w:sz w:val="24"/>
+          <w:szCs w:val="24"/>
+          <w:lang w:val="es-ES"/>
+        </w:rPr>
+        <w:t>Las</w:t>
+      </w:r>
+      <w:proofErr w:type="gramEnd"/>
+      <w:r>
+        <w:rPr>
+          <w:b/>
+          <w:bCs/>
+          <w:color w:val="000000" w:themeColor="text1"/>
+          <w:sz w:val="24"/>
+          <w:szCs w:val="24"/>
+          <w:lang w:val="es-ES"/>
+        </w:rPr>
+        <w:t xml:space="preserve"> lesiones por Latigazo Cervical (LC) son más frecuentes en los automóviles actuales.</w:t>
       </w:r>
       <w:r>
         <w:rPr>
@@ -8002,25 +9454,85 @@
           <w:szCs w:val="24"/>
           <w:lang w:val="es-ES"/>
         </w:rPr>
-        <w:t>deformables)”. Ref. “Whiplash: Ingeniería y Medicina en el Estudio del Síndrome del</w:t>
-      </w:r>
-      <w:r>
-        <w:rPr>
-          <w:color w:val="000000" w:themeColor="text1"/>
-          <w:sz w:val="24"/>
-          <w:szCs w:val="24"/>
-          <w:lang w:val="es-ES"/>
-        </w:rPr>
-        <w:t xml:space="preserve"> </w:t>
-      </w:r>
-      <w:r>
-        <w:rPr>
-          <w:color w:val="000000" w:themeColor="text1"/>
-          <w:sz w:val="24"/>
-          <w:szCs w:val="24"/>
-          <w:lang w:val="es-ES"/>
-        </w:rPr>
-        <w:t>Latigazo Cervical”. Conferencia pronunciada el Jueves 23 de Enero del 2003. Sala de</w:t>
+        <w:t>deformables)”. Ref. “</w:t>
+      </w:r>
+      <w:proofErr w:type="spellStart"/>
+      <w:r>
+        <w:rPr>
+          <w:color w:val="000000" w:themeColor="text1"/>
+          <w:sz w:val="24"/>
+          <w:szCs w:val="24"/>
+          <w:lang w:val="es-ES"/>
+        </w:rPr>
+        <w:t>Whiplash</w:t>
+      </w:r>
+      <w:proofErr w:type="spellEnd"/>
+      <w:r>
+        <w:rPr>
+          <w:color w:val="000000" w:themeColor="text1"/>
+          <w:sz w:val="24"/>
+          <w:szCs w:val="24"/>
+          <w:lang w:val="es-ES"/>
+        </w:rPr>
+        <w:t>: Ingeniería y Medicina en el Estudio del Síndrome del</w:t>
+      </w:r>
+      <w:r>
+        <w:rPr>
+          <w:color w:val="000000" w:themeColor="text1"/>
+          <w:sz w:val="24"/>
+          <w:szCs w:val="24"/>
+          <w:lang w:val="es-ES"/>
+        </w:rPr>
+        <w:t xml:space="preserve"> </w:t>
+      </w:r>
+      <w:r>
+        <w:rPr>
+          <w:color w:val="000000" w:themeColor="text1"/>
+          <w:sz w:val="24"/>
+          <w:szCs w:val="24"/>
+          <w:lang w:val="es-ES"/>
+        </w:rPr>
+        <w:t xml:space="preserve">Latigazo Cervical”. Conferencia pronunciada el </w:t>
+      </w:r>
+      <w:proofErr w:type="gramStart"/>
+      <w:r>
+        <w:rPr>
+          <w:color w:val="000000" w:themeColor="text1"/>
+          <w:sz w:val="24"/>
+          <w:szCs w:val="24"/>
+          <w:lang w:val="es-ES"/>
+        </w:rPr>
+        <w:t>Jueves</w:t>
+      </w:r>
+      <w:proofErr w:type="gramEnd"/>
+      <w:r>
+        <w:rPr>
+          <w:color w:val="000000" w:themeColor="text1"/>
+          <w:sz w:val="24"/>
+          <w:szCs w:val="24"/>
+          <w:lang w:val="es-ES"/>
+        </w:rPr>
+        <w:t xml:space="preserve"> 23 de </w:t>
+      </w:r>
+      <w:proofErr w:type="gramStart"/>
+      <w:r>
+        <w:rPr>
+          <w:color w:val="000000" w:themeColor="text1"/>
+          <w:sz w:val="24"/>
+          <w:szCs w:val="24"/>
+          <w:lang w:val="es-ES"/>
+        </w:rPr>
+        <w:t>Enero</w:t>
+      </w:r>
+      <w:proofErr w:type="gramEnd"/>
+      <w:r>
+        <w:rPr>
+          <w:color w:val="000000" w:themeColor="text1"/>
+          <w:sz w:val="24"/>
+          <w:szCs w:val="24"/>
+          <w:lang w:val="es-ES"/>
+        </w:rPr>
+        <w:t xml:space="preserve"> del 2003. Sala de</w:t>
       </w:r>
       <w:r>
         <w:rPr>
@@ -8105,7 +9617,31 @@
           <w:szCs w:val="24"/>
           <w:lang w:val="es-ES"/>
         </w:rPr>
-        <w:t>2 No existe un parámetro fiable para determinar el potencial lesivo por LC. Es muy variable individualmente.</w:t>
+        <w:t xml:space="preserve">2 </w:t>
+      </w:r>
+      <w:proofErr w:type="gramStart"/>
+      <w:r>
+        <w:rPr>
+          <w:b/>
+          <w:bCs/>
+          <w:color w:val="000000" w:themeColor="text1"/>
+          <w:sz w:val="24"/>
+          <w:szCs w:val="24"/>
+          <w:lang w:val="es-ES"/>
+        </w:rPr>
+        <w:t>No</w:t>
+      </w:r>
+      <w:proofErr w:type="gramEnd"/>
+      <w:r>
+        <w:rPr>
+          <w:b/>
+          <w:bCs/>
+          <w:color w:val="000000" w:themeColor="text1"/>
+          <w:sz w:val="24"/>
+          <w:szCs w:val="24"/>
+          <w:lang w:val="es-ES"/>
+        </w:rPr>
+        <w:t xml:space="preserve"> existe un parámetro fiable para determinar el potencial lesivo por LC. Es muy variable individualmente.</w:t>
       </w:r>
       <w:r>
         <w:rPr>
@@ -8161,43 +9697,245 @@
           <w:szCs w:val="24"/>
           <w:lang w:val="es-ES"/>
         </w:rPr>
-        <w:t>(Freeman MD, Croft AC, Nicodemus CN, Centeno CJ, Elkins WL. Significant spinal injury</w:t>
-      </w:r>
-      <w:r>
-        <w:rPr>
-          <w:color w:val="000000" w:themeColor="text1"/>
-          <w:sz w:val="24"/>
-          <w:szCs w:val="24"/>
-          <w:lang w:val="es-ES"/>
-        </w:rPr>
-        <w:t xml:space="preserve"> </w:t>
-      </w:r>
-      <w:r>
-        <w:rPr>
-          <w:color w:val="000000" w:themeColor="text1"/>
-          <w:sz w:val="24"/>
-          <w:szCs w:val="24"/>
-          <w:lang w:val="es-ES"/>
-        </w:rPr>
-        <w:t>resulting from low-level accelerations: a case series of roller coaster injuries. Arch Phys</w:t>
-      </w:r>
-      <w:r>
-        <w:rPr>
-          <w:color w:val="000000" w:themeColor="text1"/>
-          <w:sz w:val="24"/>
-          <w:szCs w:val="24"/>
-          <w:lang w:val="es-ES"/>
-        </w:rPr>
-        <w:t xml:space="preserve"> </w:t>
-      </w:r>
-      <w:r>
-        <w:rPr>
-          <w:color w:val="000000" w:themeColor="text1"/>
-          <w:sz w:val="24"/>
-          <w:szCs w:val="24"/>
-          <w:lang w:val="es-ES"/>
-        </w:rPr>
-        <w:t>Med Rehabil. 2005 Nov; 86(11):2126-30. “A pesar de los numerosos ensayos con</w:t>
+        <w:t xml:space="preserve">(Freeman MD, Croft AC, Nicodemus CN, Centeno CJ, Elkins WL. </w:t>
+      </w:r>
+      <w:proofErr w:type="spellStart"/>
+      <w:r>
+        <w:rPr>
+          <w:color w:val="000000" w:themeColor="text1"/>
+          <w:sz w:val="24"/>
+          <w:szCs w:val="24"/>
+          <w:lang w:val="es-ES"/>
+        </w:rPr>
+        <w:t>Significant</w:t>
+      </w:r>
+      <w:proofErr w:type="spellEnd"/>
+      <w:r>
+        <w:rPr>
+          <w:color w:val="000000" w:themeColor="text1"/>
+          <w:sz w:val="24"/>
+          <w:szCs w:val="24"/>
+          <w:lang w:val="es-ES"/>
+        </w:rPr>
+        <w:t xml:space="preserve"> </w:t>
+      </w:r>
+      <w:proofErr w:type="spellStart"/>
+      <w:r>
+        <w:rPr>
+          <w:color w:val="000000" w:themeColor="text1"/>
+          <w:sz w:val="24"/>
+          <w:szCs w:val="24"/>
+          <w:lang w:val="es-ES"/>
+        </w:rPr>
+        <w:t>spinal</w:t>
+      </w:r>
+      <w:proofErr w:type="spellEnd"/>
+      <w:r>
+        <w:rPr>
+          <w:color w:val="000000" w:themeColor="text1"/>
+          <w:sz w:val="24"/>
+          <w:szCs w:val="24"/>
+          <w:lang w:val="es-ES"/>
+        </w:rPr>
+        <w:t xml:space="preserve"> </w:t>
+      </w:r>
+      <w:proofErr w:type="spellStart"/>
+      <w:r>
+        <w:rPr>
+          <w:color w:val="000000" w:themeColor="text1"/>
+          <w:sz w:val="24"/>
+          <w:szCs w:val="24"/>
+          <w:lang w:val="es-ES"/>
+        </w:rPr>
+        <w:t>injury</w:t>
+      </w:r>
+      <w:proofErr w:type="spellEnd"/>
+      <w:r>
+        <w:rPr>
+          <w:color w:val="000000" w:themeColor="text1"/>
+          <w:sz w:val="24"/>
+          <w:szCs w:val="24"/>
+          <w:lang w:val="es-ES"/>
+        </w:rPr>
+        <w:t xml:space="preserve"> </w:t>
+      </w:r>
+      <w:proofErr w:type="spellStart"/>
+      <w:r>
+        <w:rPr>
+          <w:color w:val="000000" w:themeColor="text1"/>
+          <w:sz w:val="24"/>
+          <w:szCs w:val="24"/>
+          <w:lang w:val="es-ES"/>
+        </w:rPr>
+        <w:t>resulting</w:t>
+      </w:r>
+      <w:proofErr w:type="spellEnd"/>
+      <w:r>
+        <w:rPr>
+          <w:color w:val="000000" w:themeColor="text1"/>
+          <w:sz w:val="24"/>
+          <w:szCs w:val="24"/>
+          <w:lang w:val="es-ES"/>
+        </w:rPr>
+        <w:t xml:space="preserve"> </w:t>
+      </w:r>
+      <w:proofErr w:type="spellStart"/>
+      <w:r>
+        <w:rPr>
+          <w:color w:val="000000" w:themeColor="text1"/>
+          <w:sz w:val="24"/>
+          <w:szCs w:val="24"/>
+          <w:lang w:val="es-ES"/>
+        </w:rPr>
+        <w:t>from</w:t>
+      </w:r>
+      <w:proofErr w:type="spellEnd"/>
+      <w:r>
+        <w:rPr>
+          <w:color w:val="000000" w:themeColor="text1"/>
+          <w:sz w:val="24"/>
+          <w:szCs w:val="24"/>
+          <w:lang w:val="es-ES"/>
+        </w:rPr>
+        <w:t xml:space="preserve"> </w:t>
+      </w:r>
+      <w:proofErr w:type="spellStart"/>
+      <w:r>
+        <w:rPr>
+          <w:color w:val="000000" w:themeColor="text1"/>
+          <w:sz w:val="24"/>
+          <w:szCs w:val="24"/>
+          <w:lang w:val="es-ES"/>
+        </w:rPr>
+        <w:t>low-level</w:t>
+      </w:r>
+      <w:proofErr w:type="spellEnd"/>
+      <w:r>
+        <w:rPr>
+          <w:color w:val="000000" w:themeColor="text1"/>
+          <w:sz w:val="24"/>
+          <w:szCs w:val="24"/>
+          <w:lang w:val="es-ES"/>
+        </w:rPr>
+        <w:t xml:space="preserve"> </w:t>
+      </w:r>
+      <w:proofErr w:type="spellStart"/>
+      <w:r>
+        <w:rPr>
+          <w:color w:val="000000" w:themeColor="text1"/>
+          <w:sz w:val="24"/>
+          <w:szCs w:val="24"/>
+          <w:lang w:val="es-ES"/>
+        </w:rPr>
+        <w:t>accelerations</w:t>
+      </w:r>
+      <w:proofErr w:type="spellEnd"/>
+      <w:r>
+        <w:rPr>
+          <w:color w:val="000000" w:themeColor="text1"/>
+          <w:sz w:val="24"/>
+          <w:szCs w:val="24"/>
+          <w:lang w:val="es-ES"/>
+        </w:rPr>
+        <w:t xml:space="preserve">: a case series </w:t>
+      </w:r>
+      <w:proofErr w:type="spellStart"/>
+      <w:r>
+        <w:rPr>
+          <w:color w:val="000000" w:themeColor="text1"/>
+          <w:sz w:val="24"/>
+          <w:szCs w:val="24"/>
+          <w:lang w:val="es-ES"/>
+        </w:rPr>
+        <w:t>of</w:t>
+      </w:r>
+      <w:proofErr w:type="spellEnd"/>
+      <w:r>
+        <w:rPr>
+          <w:color w:val="000000" w:themeColor="text1"/>
+          <w:sz w:val="24"/>
+          <w:szCs w:val="24"/>
+          <w:lang w:val="es-ES"/>
+        </w:rPr>
+        <w:t xml:space="preserve"> </w:t>
+      </w:r>
+      <w:proofErr w:type="spellStart"/>
+      <w:r>
+        <w:rPr>
+          <w:color w:val="000000" w:themeColor="text1"/>
+          <w:sz w:val="24"/>
+          <w:szCs w:val="24"/>
+          <w:lang w:val="es-ES"/>
+        </w:rPr>
+        <w:t>roller</w:t>
+      </w:r>
+      <w:proofErr w:type="spellEnd"/>
+      <w:r>
+        <w:rPr>
+          <w:color w:val="000000" w:themeColor="text1"/>
+          <w:sz w:val="24"/>
+          <w:szCs w:val="24"/>
+          <w:lang w:val="es-ES"/>
+        </w:rPr>
+        <w:t xml:space="preserve"> </w:t>
+      </w:r>
+      <w:proofErr w:type="spellStart"/>
+      <w:r>
+        <w:rPr>
+          <w:color w:val="000000" w:themeColor="text1"/>
+          <w:sz w:val="24"/>
+          <w:szCs w:val="24"/>
+          <w:lang w:val="es-ES"/>
+        </w:rPr>
+        <w:t>coaster</w:t>
+      </w:r>
+      <w:proofErr w:type="spellEnd"/>
+      <w:r>
+        <w:rPr>
+          <w:color w:val="000000" w:themeColor="text1"/>
+          <w:sz w:val="24"/>
+          <w:szCs w:val="24"/>
+          <w:lang w:val="es-ES"/>
+        </w:rPr>
+        <w:t xml:space="preserve"> injuries. Arch Phys</w:t>
+      </w:r>
+      <w:r>
+        <w:rPr>
+          <w:color w:val="000000" w:themeColor="text1"/>
+          <w:sz w:val="24"/>
+          <w:szCs w:val="24"/>
+          <w:lang w:val="es-ES"/>
+        </w:rPr>
+        <w:t xml:space="preserve"> </w:t>
+      </w:r>
+      <w:r>
+        <w:rPr>
+          <w:color w:val="000000" w:themeColor="text1"/>
+          <w:sz w:val="24"/>
+          <w:szCs w:val="24"/>
+          <w:lang w:val="es-ES"/>
+        </w:rPr>
+        <w:t xml:space="preserve">Med Rehabil. 2005 </w:t>
+      </w:r>
+      <w:proofErr w:type="gramStart"/>
+      <w:r>
+        <w:rPr>
+          <w:color w:val="000000" w:themeColor="text1"/>
+          <w:sz w:val="24"/>
+          <w:szCs w:val="24"/>
+          <w:lang w:val="es-ES"/>
+        </w:rPr>
+        <w:t>Nov</w:t>
+      </w:r>
+      <w:proofErr w:type="gramEnd"/>
+      <w:r>
+        <w:rPr>
+          <w:color w:val="000000" w:themeColor="text1"/>
+          <w:sz w:val="24"/>
+          <w:szCs w:val="24"/>
+          <w:lang w:val="es-ES"/>
+        </w:rPr>
+        <w:t>; 86(11):2126-30. “A pesar de los numerosos ensayos con</w:t>
       </w:r>
       <w:r>
         <w:rPr>
@@ -8374,25 +10112,207 @@
           <w:szCs w:val="24"/>
           <w:lang w:val="es-ES"/>
         </w:rPr>
-        <w:t>“Deceleration during real life motor vehicle collisions a sensitive predictor for the risk</w:t>
-      </w:r>
-      <w:r>
-        <w:rPr>
-          <w:color w:val="000000" w:themeColor="text1"/>
-          <w:sz w:val="24"/>
-          <w:szCs w:val="24"/>
-          <w:lang w:val="es-ES"/>
-        </w:rPr>
-        <w:t xml:space="preserve"> </w:t>
-      </w:r>
-      <w:r>
-        <w:rPr>
-          <w:color w:val="000000" w:themeColor="text1"/>
-          <w:sz w:val="24"/>
-          <w:szCs w:val="24"/>
-          <w:lang w:val="es-ES"/>
-        </w:rPr>
-        <w:t xml:space="preserve">of sustaining a </w:t>
+        <w:t>“</w:t>
+      </w:r>
+      <w:proofErr w:type="spellStart"/>
+      <w:r>
+        <w:rPr>
+          <w:color w:val="000000" w:themeColor="text1"/>
+          <w:sz w:val="24"/>
+          <w:szCs w:val="24"/>
+          <w:lang w:val="es-ES"/>
+        </w:rPr>
+        <w:t>Deceleration</w:t>
+      </w:r>
+      <w:proofErr w:type="spellEnd"/>
+      <w:r>
+        <w:rPr>
+          <w:color w:val="000000" w:themeColor="text1"/>
+          <w:sz w:val="24"/>
+          <w:szCs w:val="24"/>
+          <w:lang w:val="es-ES"/>
+        </w:rPr>
+        <w:t xml:space="preserve"> </w:t>
+      </w:r>
+      <w:proofErr w:type="spellStart"/>
+      <w:r>
+        <w:rPr>
+          <w:color w:val="000000" w:themeColor="text1"/>
+          <w:sz w:val="24"/>
+          <w:szCs w:val="24"/>
+          <w:lang w:val="es-ES"/>
+        </w:rPr>
+        <w:t>during</w:t>
+      </w:r>
+      <w:proofErr w:type="spellEnd"/>
+      <w:r>
+        <w:rPr>
+          <w:color w:val="000000" w:themeColor="text1"/>
+          <w:sz w:val="24"/>
+          <w:szCs w:val="24"/>
+          <w:lang w:val="es-ES"/>
+        </w:rPr>
+        <w:t xml:space="preserve"> real </w:t>
+      </w:r>
+      <w:proofErr w:type="spellStart"/>
+      <w:r>
+        <w:rPr>
+          <w:color w:val="000000" w:themeColor="text1"/>
+          <w:sz w:val="24"/>
+          <w:szCs w:val="24"/>
+          <w:lang w:val="es-ES"/>
+        </w:rPr>
+        <w:t>life</w:t>
+      </w:r>
+      <w:proofErr w:type="spellEnd"/>
+      <w:r>
+        <w:rPr>
+          <w:color w:val="000000" w:themeColor="text1"/>
+          <w:sz w:val="24"/>
+          <w:szCs w:val="24"/>
+          <w:lang w:val="es-ES"/>
+        </w:rPr>
+        <w:t xml:space="preserve"> motor </w:t>
+      </w:r>
+      <w:proofErr w:type="spellStart"/>
+      <w:r>
+        <w:rPr>
+          <w:color w:val="000000" w:themeColor="text1"/>
+          <w:sz w:val="24"/>
+          <w:szCs w:val="24"/>
+          <w:lang w:val="es-ES"/>
+        </w:rPr>
+        <w:t>vehicle</w:t>
+      </w:r>
+      <w:proofErr w:type="spellEnd"/>
+      <w:r>
+        <w:rPr>
+          <w:color w:val="000000" w:themeColor="text1"/>
+          <w:sz w:val="24"/>
+          <w:szCs w:val="24"/>
+          <w:lang w:val="es-ES"/>
+        </w:rPr>
+        <w:t xml:space="preserve"> </w:t>
+      </w:r>
+      <w:proofErr w:type="spellStart"/>
+      <w:r>
+        <w:rPr>
+          <w:color w:val="000000" w:themeColor="text1"/>
+          <w:sz w:val="24"/>
+          <w:szCs w:val="24"/>
+          <w:lang w:val="es-ES"/>
+        </w:rPr>
+        <w:t>collisions</w:t>
+      </w:r>
+      <w:proofErr w:type="spellEnd"/>
+      <w:r>
+        <w:rPr>
+          <w:color w:val="000000" w:themeColor="text1"/>
+          <w:sz w:val="24"/>
+          <w:szCs w:val="24"/>
+          <w:lang w:val="es-ES"/>
+        </w:rPr>
+        <w:t xml:space="preserve"> a sensitive predictor </w:t>
+      </w:r>
+      <w:proofErr w:type="spellStart"/>
+      <w:r>
+        <w:rPr>
+          <w:color w:val="000000" w:themeColor="text1"/>
+          <w:sz w:val="24"/>
+          <w:szCs w:val="24"/>
+          <w:lang w:val="es-ES"/>
+        </w:rPr>
+        <w:t>for</w:t>
+      </w:r>
+      <w:proofErr w:type="spellEnd"/>
+      <w:r>
+        <w:rPr>
+          <w:color w:val="000000" w:themeColor="text1"/>
+          <w:sz w:val="24"/>
+          <w:szCs w:val="24"/>
+          <w:lang w:val="es-ES"/>
+        </w:rPr>
+        <w:t xml:space="preserve"> </w:t>
+      </w:r>
+      <w:proofErr w:type="spellStart"/>
+      <w:r>
+        <w:rPr>
+          <w:color w:val="000000" w:themeColor="text1"/>
+          <w:sz w:val="24"/>
+          <w:szCs w:val="24"/>
+          <w:lang w:val="es-ES"/>
+        </w:rPr>
+        <w:t>the</w:t>
+      </w:r>
+      <w:proofErr w:type="spellEnd"/>
+      <w:r>
+        <w:rPr>
+          <w:color w:val="000000" w:themeColor="text1"/>
+          <w:sz w:val="24"/>
+          <w:szCs w:val="24"/>
+          <w:lang w:val="es-ES"/>
+        </w:rPr>
+        <w:t xml:space="preserve"> </w:t>
+      </w:r>
+      <w:proofErr w:type="spellStart"/>
+      <w:r>
+        <w:rPr>
+          <w:color w:val="000000" w:themeColor="text1"/>
+          <w:sz w:val="24"/>
+          <w:szCs w:val="24"/>
+          <w:lang w:val="es-ES"/>
+        </w:rPr>
+        <w:t>risk</w:t>
+      </w:r>
+      <w:proofErr w:type="spellEnd"/>
+      <w:r>
+        <w:rPr>
+          <w:color w:val="000000" w:themeColor="text1"/>
+          <w:sz w:val="24"/>
+          <w:szCs w:val="24"/>
+          <w:lang w:val="es-ES"/>
+        </w:rPr>
+        <w:t xml:space="preserve"> </w:t>
+      </w:r>
+      <w:proofErr w:type="spellStart"/>
+      <w:r>
+        <w:rPr>
+          <w:color w:val="000000" w:themeColor="text1"/>
+          <w:sz w:val="24"/>
+          <w:szCs w:val="24"/>
+          <w:lang w:val="es-ES"/>
+        </w:rPr>
+        <w:t>of</w:t>
+      </w:r>
+      <w:proofErr w:type="spellEnd"/>
+      <w:r>
+        <w:rPr>
+          <w:color w:val="000000" w:themeColor="text1"/>
+          <w:sz w:val="24"/>
+          <w:szCs w:val="24"/>
+          <w:lang w:val="es-ES"/>
+        </w:rPr>
+        <w:t xml:space="preserve"> </w:t>
+      </w:r>
+      <w:proofErr w:type="spellStart"/>
+      <w:r>
+        <w:rPr>
+          <w:color w:val="000000" w:themeColor="text1"/>
+          <w:sz w:val="24"/>
+          <w:szCs w:val="24"/>
+          <w:lang w:val="es-ES"/>
+        </w:rPr>
+        <w:t>sustaining</w:t>
+      </w:r>
+      <w:proofErr w:type="spellEnd"/>
+      <w:r>
+        <w:rPr>
+          <w:color w:val="000000" w:themeColor="text1"/>
+          <w:sz w:val="24"/>
+          <w:szCs w:val="24"/>
+          <w:lang w:val="es-ES"/>
+        </w:rPr>
+        <w:t xml:space="preserve"> a </w:t>
       </w:r>
       <w:r>
         <w:rPr>
@@ -8402,43 +10322,114 @@
           <w:lang w:val="es-ES"/>
         </w:rPr>
         <w:lastRenderedPageBreak/>
-        <w:t>cervical injury”. (Ref. MARTIN EBEL, MICHAEL KRAMER, MARKUS</w:t>
-      </w:r>
-      <w:r>
-        <w:rPr>
-          <w:color w:val="000000" w:themeColor="text1"/>
-          <w:sz w:val="24"/>
-          <w:szCs w:val="24"/>
-          <w:lang w:val="es-ES"/>
-        </w:rPr>
-        <w:t xml:space="preserve"> </w:t>
-      </w:r>
-      <w:r>
-        <w:rPr>
-          <w:color w:val="000000" w:themeColor="text1"/>
-          <w:sz w:val="24"/>
-          <w:szCs w:val="24"/>
-          <w:lang w:val="es-ES"/>
-        </w:rPr>
-        <w:t>HUBERLANG, ERICH HARTWIG, AND CHRISTOPH DEHNER. Journal Patient Safety in</w:t>
-      </w:r>
-      <w:r>
-        <w:rPr>
-          <w:color w:val="000000" w:themeColor="text1"/>
-          <w:sz w:val="24"/>
-          <w:szCs w:val="24"/>
-          <w:lang w:val="es-ES"/>
-        </w:rPr>
-        <w:t xml:space="preserve"> </w:t>
-      </w:r>
-      <w:r>
-        <w:rPr>
-          <w:color w:val="000000" w:themeColor="text1"/>
-          <w:sz w:val="24"/>
-          <w:szCs w:val="24"/>
-          <w:lang w:val="es-ES"/>
-        </w:rPr>
-        <w:t>Surgery. Published: 8 March 2009). (Ref. epígrafe 9.- Delta V no es un valor suficiente).</w:t>
+        <w:t xml:space="preserve">cervical </w:t>
+      </w:r>
+      <w:proofErr w:type="spellStart"/>
+      <w:r>
+        <w:rPr>
+          <w:color w:val="000000" w:themeColor="text1"/>
+          <w:sz w:val="24"/>
+          <w:szCs w:val="24"/>
+          <w:lang w:val="es-ES"/>
+        </w:rPr>
+        <w:t>injury</w:t>
+      </w:r>
+      <w:proofErr w:type="spellEnd"/>
+      <w:r>
+        <w:rPr>
+          <w:color w:val="000000" w:themeColor="text1"/>
+          <w:sz w:val="24"/>
+          <w:szCs w:val="24"/>
+          <w:lang w:val="es-ES"/>
+        </w:rPr>
+        <w:t>”. (Ref. MARTIN EBEL, MICHAEL KRAMER, MARKUS</w:t>
+      </w:r>
+      <w:r>
+        <w:rPr>
+          <w:color w:val="000000" w:themeColor="text1"/>
+          <w:sz w:val="24"/>
+          <w:szCs w:val="24"/>
+          <w:lang w:val="es-ES"/>
+        </w:rPr>
+        <w:t xml:space="preserve"> </w:t>
+      </w:r>
+      <w:r>
+        <w:rPr>
+          <w:color w:val="000000" w:themeColor="text1"/>
+          <w:sz w:val="24"/>
+          <w:szCs w:val="24"/>
+          <w:lang w:val="es-ES"/>
+        </w:rPr>
+        <w:t xml:space="preserve">HUBERLANG, ERICH HARTWIG, AND CHRISTOPH DEHNER. </w:t>
+      </w:r>
+      <w:proofErr w:type="spellStart"/>
+      <w:r>
+        <w:rPr>
+          <w:color w:val="000000" w:themeColor="text1"/>
+          <w:sz w:val="24"/>
+          <w:szCs w:val="24"/>
+          <w:lang w:val="es-ES"/>
+        </w:rPr>
+        <w:t>Journal</w:t>
+      </w:r>
+      <w:proofErr w:type="spellEnd"/>
+      <w:r>
+        <w:rPr>
+          <w:color w:val="000000" w:themeColor="text1"/>
+          <w:sz w:val="24"/>
+          <w:szCs w:val="24"/>
+          <w:lang w:val="es-ES"/>
+        </w:rPr>
+        <w:t xml:space="preserve"> Patient Safety in</w:t>
+      </w:r>
+      <w:r>
+        <w:rPr>
+          <w:color w:val="000000" w:themeColor="text1"/>
+          <w:sz w:val="24"/>
+          <w:szCs w:val="24"/>
+          <w:lang w:val="es-ES"/>
+        </w:rPr>
+        <w:t xml:space="preserve"> </w:t>
+      </w:r>
+      <w:proofErr w:type="spellStart"/>
+      <w:r>
+        <w:rPr>
+          <w:color w:val="000000" w:themeColor="text1"/>
+          <w:sz w:val="24"/>
+          <w:szCs w:val="24"/>
+          <w:lang w:val="es-ES"/>
+        </w:rPr>
+        <w:t>Surgery</w:t>
+      </w:r>
+      <w:proofErr w:type="spellEnd"/>
+      <w:r>
+        <w:rPr>
+          <w:color w:val="000000" w:themeColor="text1"/>
+          <w:sz w:val="24"/>
+          <w:szCs w:val="24"/>
+          <w:lang w:val="es-ES"/>
+        </w:rPr>
+        <w:t xml:space="preserve">. </w:t>
+      </w:r>
+      <w:proofErr w:type="spellStart"/>
+      <w:r>
+        <w:rPr>
+          <w:color w:val="000000" w:themeColor="text1"/>
+          <w:sz w:val="24"/>
+          <w:szCs w:val="24"/>
+          <w:lang w:val="es-ES"/>
+        </w:rPr>
+        <w:t>Published</w:t>
+      </w:r>
+      <w:proofErr w:type="spellEnd"/>
+      <w:r>
+        <w:rPr>
+          <w:color w:val="000000" w:themeColor="text1"/>
+          <w:sz w:val="24"/>
+          <w:szCs w:val="24"/>
+          <w:lang w:val="es-ES"/>
+        </w:rPr>
+        <w:t>: 8 March 2009). (Ref. epígrafe 9.- Delta V no es un valor suficiente).</w:t>
       </w:r>
     </w:p>
     <w:p>
@@ -8487,7 +10478,31 @@
           <w:szCs w:val="24"/>
           <w:lang w:val="es-ES"/>
         </w:rPr>
-        <w:t>4 El mito de los 8 km/hora como umbral lesivo.</w:t>
+        <w:t xml:space="preserve">4 </w:t>
+      </w:r>
+      <w:proofErr w:type="gramStart"/>
+      <w:r>
+        <w:rPr>
+          <w:b/>
+          <w:bCs/>
+          <w:color w:val="000000" w:themeColor="text1"/>
+          <w:sz w:val="24"/>
+          <w:szCs w:val="24"/>
+          <w:lang w:val="es-ES"/>
+        </w:rPr>
+        <w:t>El</w:t>
+      </w:r>
+      <w:proofErr w:type="gramEnd"/>
+      <w:r>
+        <w:rPr>
+          <w:b/>
+          <w:bCs/>
+          <w:color w:val="000000" w:themeColor="text1"/>
+          <w:sz w:val="24"/>
+          <w:szCs w:val="24"/>
+          <w:lang w:val="es-ES"/>
+        </w:rPr>
+        <w:t xml:space="preserve"> mito de los 8 km/hora como umbral lesivo.</w:t>
       </w:r>
       <w:r>
         <w:rPr>
@@ -8525,7 +10540,27 @@
           <w:szCs w:val="24"/>
           <w:lang w:val="es-ES"/>
         </w:rPr>
-        <w:t>pudiera remitirse a las condiciones en que fue realizadas, y que por otra parte, por</w:t>
+        <w:t xml:space="preserve">pudiera remitirse a las condiciones en que fue realizadas, y </w:t>
+      </w:r>
+      <w:proofErr w:type="gramStart"/>
+      <w:r>
+        <w:rPr>
+          <w:color w:val="000000" w:themeColor="text1"/>
+          <w:sz w:val="24"/>
+          <w:szCs w:val="24"/>
+          <w:lang w:val="es-ES"/>
+        </w:rPr>
+        <w:t>que</w:t>
+      </w:r>
+      <w:proofErr w:type="gramEnd"/>
+      <w:r>
+        <w:rPr>
+          <w:color w:val="000000" w:themeColor="text1"/>
+          <w:sz w:val="24"/>
+          <w:szCs w:val="24"/>
+          <w:lang w:val="es-ES"/>
+        </w:rPr>
+        <w:t xml:space="preserve"> por otra parte, por</w:t>
       </w:r>
       <w:r>
         <w:rPr>
@@ -8579,43 +10614,103 @@
           <w:szCs w:val="24"/>
           <w:lang w:val="es-ES"/>
         </w:rPr>
-        <w:t>laboratorio. No obstante los datos de McCONNELL hoy están sujetos a CRÍTICA,</w:t>
-      </w:r>
-      <w:r>
-        <w:rPr>
-          <w:color w:val="000000" w:themeColor="text1"/>
-          <w:sz w:val="24"/>
-          <w:szCs w:val="24"/>
-          <w:lang w:val="es-ES"/>
-        </w:rPr>
-        <w:t xml:space="preserve"> </w:t>
-      </w:r>
-      <w:r>
-        <w:rPr>
-          <w:color w:val="000000" w:themeColor="text1"/>
-          <w:sz w:val="24"/>
-          <w:szCs w:val="24"/>
-          <w:lang w:val="es-ES"/>
-        </w:rPr>
-        <w:t>hablándose incluso del “mito de las 5 mph” (8 kms/hora, descrito incluso como</w:t>
-      </w:r>
-      <w:r>
-        <w:rPr>
-          <w:color w:val="000000" w:themeColor="text1"/>
-          <w:sz w:val="24"/>
-          <w:szCs w:val="24"/>
-          <w:lang w:val="es-ES"/>
-        </w:rPr>
-        <w:t xml:space="preserve"> </w:t>
-      </w:r>
-      <w:r>
-        <w:rPr>
-          <w:color w:val="000000" w:themeColor="text1"/>
-          <w:sz w:val="24"/>
-          <w:szCs w:val="24"/>
-          <w:lang w:val="es-ES"/>
-        </w:rPr>
-        <w:t>“umbral mágico”. Se disponen de comunicaciones que dan a conocer valores de Delta-V tan bajos como 2.5 kms/hora EMORI y HORIGUCHI indicaron que a 2.5 kph la</w:t>
+        <w:t xml:space="preserve">laboratorio. No </w:t>
+      </w:r>
+      <w:proofErr w:type="gramStart"/>
+      <w:r>
+        <w:rPr>
+          <w:color w:val="000000" w:themeColor="text1"/>
+          <w:sz w:val="24"/>
+          <w:szCs w:val="24"/>
+          <w:lang w:val="es-ES"/>
+        </w:rPr>
+        <w:t>obstante</w:t>
+      </w:r>
+      <w:proofErr w:type="gramEnd"/>
+      <w:r>
+        <w:rPr>
+          <w:color w:val="000000" w:themeColor="text1"/>
+          <w:sz w:val="24"/>
+          <w:szCs w:val="24"/>
+          <w:lang w:val="es-ES"/>
+        </w:rPr>
+        <w:t xml:space="preserve"> los datos de McCONNELL hoy están sujetos a CRÍTICA,</w:t>
+      </w:r>
+      <w:r>
+        <w:rPr>
+          <w:color w:val="000000" w:themeColor="text1"/>
+          <w:sz w:val="24"/>
+          <w:szCs w:val="24"/>
+          <w:lang w:val="es-ES"/>
+        </w:rPr>
+        <w:t xml:space="preserve"> </w:t>
+      </w:r>
+      <w:r>
+        <w:rPr>
+          <w:color w:val="000000" w:themeColor="text1"/>
+          <w:sz w:val="24"/>
+          <w:szCs w:val="24"/>
+          <w:lang w:val="es-ES"/>
+        </w:rPr>
+        <w:t xml:space="preserve">hablándose incluso del “mito de las 5 mph” (8 </w:t>
+      </w:r>
+      <w:proofErr w:type="spellStart"/>
+      <w:r>
+        <w:rPr>
+          <w:color w:val="000000" w:themeColor="text1"/>
+          <w:sz w:val="24"/>
+          <w:szCs w:val="24"/>
+          <w:lang w:val="es-ES"/>
+        </w:rPr>
+        <w:t>kms</w:t>
+      </w:r>
+      <w:proofErr w:type="spellEnd"/>
+      <w:r>
+        <w:rPr>
+          <w:color w:val="000000" w:themeColor="text1"/>
+          <w:sz w:val="24"/>
+          <w:szCs w:val="24"/>
+          <w:lang w:val="es-ES"/>
+        </w:rPr>
+        <w:t>/hora, descrito incluso como</w:t>
+      </w:r>
+      <w:r>
+        <w:rPr>
+          <w:color w:val="000000" w:themeColor="text1"/>
+          <w:sz w:val="24"/>
+          <w:szCs w:val="24"/>
+          <w:lang w:val="es-ES"/>
+        </w:rPr>
+        <w:t xml:space="preserve"> </w:t>
+      </w:r>
+      <w:r>
+        <w:rPr>
+          <w:color w:val="000000" w:themeColor="text1"/>
+          <w:sz w:val="24"/>
+          <w:szCs w:val="24"/>
+          <w:lang w:val="es-ES"/>
+        </w:rPr>
+        <w:t xml:space="preserve">“umbral mágico”. Se disponen de comunicaciones que dan a conocer valores de Delta-V tan bajos como 2.5 </w:t>
+      </w:r>
+      <w:proofErr w:type="spellStart"/>
+      <w:r>
+        <w:rPr>
+          <w:color w:val="000000" w:themeColor="text1"/>
+          <w:sz w:val="24"/>
+          <w:szCs w:val="24"/>
+          <w:lang w:val="es-ES"/>
+        </w:rPr>
+        <w:t>kms</w:t>
+      </w:r>
+      <w:proofErr w:type="spellEnd"/>
+      <w:r>
+        <w:rPr>
+          <w:color w:val="000000" w:themeColor="text1"/>
+          <w:sz w:val="24"/>
+          <w:szCs w:val="24"/>
+          <w:lang w:val="es-ES"/>
+        </w:rPr>
+        <w:t>/hora EMORI y HORIGUCHI indicaron que a 2.5 kph la</w:t>
       </w:r>
       <w:r>
         <w:rPr>
@@ -8651,25 +10746,127 @@
           <w:szCs w:val="24"/>
           <w:lang w:val="es-ES"/>
         </w:rPr>
-        <w:t>peligroso del “whiplash” (EMORI y HORRIGUCHI, Whiplash in low speed vehicle</w:t>
-      </w:r>
-      <w:r>
-        <w:rPr>
-          <w:color w:val="000000" w:themeColor="text1"/>
-          <w:sz w:val="24"/>
-          <w:szCs w:val="24"/>
-          <w:lang w:val="es-ES"/>
-        </w:rPr>
-        <w:t xml:space="preserve"> </w:t>
-      </w:r>
-      <w:r>
-        <w:rPr>
-          <w:color w:val="000000" w:themeColor="text1"/>
-          <w:sz w:val="24"/>
-          <w:szCs w:val="24"/>
-          <w:lang w:val="es-ES"/>
-        </w:rPr>
-        <w:t>collisions, Detroit, 1999). (Ref. Epígrafe 5, Las investigaciones de McCONNELL y col.)</w:t>
+        <w:t>peligroso del “</w:t>
+      </w:r>
+      <w:proofErr w:type="spellStart"/>
+      <w:r>
+        <w:rPr>
+          <w:color w:val="000000" w:themeColor="text1"/>
+          <w:sz w:val="24"/>
+          <w:szCs w:val="24"/>
+          <w:lang w:val="es-ES"/>
+        </w:rPr>
+        <w:t>whiplash</w:t>
+      </w:r>
+      <w:proofErr w:type="spellEnd"/>
+      <w:r>
+        <w:rPr>
+          <w:color w:val="000000" w:themeColor="text1"/>
+          <w:sz w:val="24"/>
+          <w:szCs w:val="24"/>
+          <w:lang w:val="es-ES"/>
+        </w:rPr>
+        <w:t xml:space="preserve">” (EMORI y HORRIGUCHI, </w:t>
+      </w:r>
+      <w:proofErr w:type="spellStart"/>
+      <w:r>
+        <w:rPr>
+          <w:color w:val="000000" w:themeColor="text1"/>
+          <w:sz w:val="24"/>
+          <w:szCs w:val="24"/>
+          <w:lang w:val="es-ES"/>
+        </w:rPr>
+        <w:t>Whiplash</w:t>
+      </w:r>
+      <w:proofErr w:type="spellEnd"/>
+      <w:r>
+        <w:rPr>
+          <w:color w:val="000000" w:themeColor="text1"/>
+          <w:sz w:val="24"/>
+          <w:szCs w:val="24"/>
+          <w:lang w:val="es-ES"/>
+        </w:rPr>
+        <w:t xml:space="preserve"> in </w:t>
+      </w:r>
+      <w:proofErr w:type="spellStart"/>
+      <w:r>
+        <w:rPr>
+          <w:color w:val="000000" w:themeColor="text1"/>
+          <w:sz w:val="24"/>
+          <w:szCs w:val="24"/>
+          <w:lang w:val="es-ES"/>
+        </w:rPr>
+        <w:t>low</w:t>
+      </w:r>
+      <w:proofErr w:type="spellEnd"/>
+      <w:r>
+        <w:rPr>
+          <w:color w:val="000000" w:themeColor="text1"/>
+          <w:sz w:val="24"/>
+          <w:szCs w:val="24"/>
+          <w:lang w:val="es-ES"/>
+        </w:rPr>
+        <w:t xml:space="preserve"> </w:t>
+      </w:r>
+      <w:proofErr w:type="spellStart"/>
+      <w:r>
+        <w:rPr>
+          <w:color w:val="000000" w:themeColor="text1"/>
+          <w:sz w:val="24"/>
+          <w:szCs w:val="24"/>
+          <w:lang w:val="es-ES"/>
+        </w:rPr>
+        <w:t>speed</w:t>
+      </w:r>
+      <w:proofErr w:type="spellEnd"/>
+      <w:r>
+        <w:rPr>
+          <w:color w:val="000000" w:themeColor="text1"/>
+          <w:sz w:val="24"/>
+          <w:szCs w:val="24"/>
+          <w:lang w:val="es-ES"/>
+        </w:rPr>
+        <w:t xml:space="preserve"> </w:t>
+      </w:r>
+      <w:proofErr w:type="spellStart"/>
+      <w:r>
+        <w:rPr>
+          <w:color w:val="000000" w:themeColor="text1"/>
+          <w:sz w:val="24"/>
+          <w:szCs w:val="24"/>
+          <w:lang w:val="es-ES"/>
+        </w:rPr>
+        <w:t>vehicle</w:t>
+      </w:r>
+      <w:proofErr w:type="spellEnd"/>
+      <w:r>
+        <w:rPr>
+          <w:color w:val="000000" w:themeColor="text1"/>
+          <w:sz w:val="24"/>
+          <w:szCs w:val="24"/>
+          <w:lang w:val="es-ES"/>
+        </w:rPr>
+        <w:t xml:space="preserve"> </w:t>
+      </w:r>
+      <w:proofErr w:type="spellStart"/>
+      <w:r>
+        <w:rPr>
+          <w:color w:val="000000" w:themeColor="text1"/>
+          <w:sz w:val="24"/>
+          <w:szCs w:val="24"/>
+          <w:lang w:val="es-ES"/>
+        </w:rPr>
+        <w:t>collisions</w:t>
+      </w:r>
+      <w:proofErr w:type="spellEnd"/>
+      <w:r>
+        <w:rPr>
+          <w:color w:val="000000" w:themeColor="text1"/>
+          <w:sz w:val="24"/>
+          <w:szCs w:val="24"/>
+          <w:lang w:val="es-ES"/>
+        </w:rPr>
+        <w:t>, Detroit, 1999). (Ref. Epígrafe 5, Las investigaciones de McCONNELL y col.)</w:t>
       </w:r>
       <w:r>
         <w:rPr>
@@ -8759,25 +10956,96 @@
           <w:szCs w:val="24"/>
           <w:lang w:val="es-ES"/>
         </w:rPr>
-        <w:t>esperar que se encuentren en una posición idóneo con respecto al apoyocabezas. Más</w:t>
-      </w:r>
-      <w:r>
-        <w:rPr>
-          <w:color w:val="000000" w:themeColor="text1"/>
-          <w:sz w:val="24"/>
-          <w:szCs w:val="24"/>
-          <w:lang w:val="es-ES"/>
-        </w:rPr>
-        <w:t xml:space="preserve"> </w:t>
-      </w:r>
-      <w:r>
-        <w:rPr>
-          <w:color w:val="000000" w:themeColor="text1"/>
-          <w:sz w:val="24"/>
-          <w:szCs w:val="24"/>
-          <w:lang w:val="es-ES"/>
-        </w:rPr>
-        <w:t>bien sucede todo lo contrario. .. (Ref. epígrafe 6.- Delta V ¿Y que? ).</w:t>
+        <w:t xml:space="preserve">esperar que se encuentren en una posición idóneo con respecto al </w:t>
+      </w:r>
+      <w:proofErr w:type="spellStart"/>
+      <w:r>
+        <w:rPr>
+          <w:color w:val="000000" w:themeColor="text1"/>
+          <w:sz w:val="24"/>
+          <w:szCs w:val="24"/>
+          <w:lang w:val="es-ES"/>
+        </w:rPr>
+        <w:t>apoyocabezas</w:t>
+      </w:r>
+      <w:proofErr w:type="spellEnd"/>
+      <w:r>
+        <w:rPr>
+          <w:color w:val="000000" w:themeColor="text1"/>
+          <w:sz w:val="24"/>
+          <w:szCs w:val="24"/>
+          <w:lang w:val="es-ES"/>
+        </w:rPr>
+        <w:t>. Más</w:t>
+      </w:r>
+      <w:r>
+        <w:rPr>
+          <w:color w:val="000000" w:themeColor="text1"/>
+          <w:sz w:val="24"/>
+          <w:szCs w:val="24"/>
+          <w:lang w:val="es-ES"/>
+        </w:rPr>
+        <w:t xml:space="preserve"> </w:t>
+      </w:r>
+      <w:r>
+        <w:rPr>
+          <w:color w:val="000000" w:themeColor="text1"/>
+          <w:sz w:val="24"/>
+          <w:szCs w:val="24"/>
+          <w:lang w:val="es-ES"/>
+        </w:rPr>
+        <w:t xml:space="preserve">bien sucede todo lo </w:t>
+      </w:r>
+      <w:proofErr w:type="gramStart"/>
+      <w:r>
+        <w:rPr>
+          <w:color w:val="000000" w:themeColor="text1"/>
+          <w:sz w:val="24"/>
+          <w:szCs w:val="24"/>
+          <w:lang w:val="es-ES"/>
+        </w:rPr>
+        <w:t>contrario. ..</w:t>
+      </w:r>
+      <w:proofErr w:type="gramEnd"/>
+      <w:r>
+        <w:rPr>
+          <w:color w:val="000000" w:themeColor="text1"/>
+          <w:sz w:val="24"/>
+          <w:szCs w:val="24"/>
+          <w:lang w:val="es-ES"/>
+        </w:rPr>
+        <w:t xml:space="preserve"> (Ref. epígrafe 6.- Delta V ¿Y </w:t>
+      </w:r>
+      <w:proofErr w:type="spellStart"/>
+      <w:r>
+        <w:rPr>
+          <w:color w:val="000000" w:themeColor="text1"/>
+          <w:sz w:val="24"/>
+          <w:szCs w:val="24"/>
+          <w:lang w:val="es-ES"/>
+        </w:rPr>
+        <w:t>que</w:t>
+      </w:r>
+      <w:proofErr w:type="spellEnd"/>
+      <w:proofErr w:type="gramStart"/>
+      <w:r>
+        <w:rPr>
+          <w:color w:val="000000" w:themeColor="text1"/>
+          <w:sz w:val="24"/>
+          <w:szCs w:val="24"/>
+          <w:lang w:val="es-ES"/>
+        </w:rPr>
+        <w:t>? )</w:t>
+      </w:r>
+      <w:proofErr w:type="gramEnd"/>
+      <w:r>
+        <w:rPr>
+          <w:color w:val="000000" w:themeColor="text1"/>
+          <w:sz w:val="24"/>
+          <w:szCs w:val="24"/>
+          <w:lang w:val="es-ES"/>
+        </w:rPr>
+        <w:t>.</w:t>
       </w:r>
     </w:p>
     <w:p>
@@ -8826,7 +11094,31 @@
           <w:szCs w:val="24"/>
           <w:lang w:val="es-ES"/>
         </w:rPr>
-        <w:t>5 El Delta V del vehículo no es aplicable al ocupante</w:t>
+        <w:t xml:space="preserve">5 </w:t>
+      </w:r>
+      <w:proofErr w:type="gramStart"/>
+      <w:r>
+        <w:rPr>
+          <w:b/>
+          <w:bCs/>
+          <w:color w:val="000000" w:themeColor="text1"/>
+          <w:sz w:val="24"/>
+          <w:szCs w:val="24"/>
+          <w:lang w:val="es-ES"/>
+        </w:rPr>
+        <w:t>El</w:t>
+      </w:r>
+      <w:proofErr w:type="gramEnd"/>
+      <w:r>
+        <w:rPr>
+          <w:b/>
+          <w:bCs/>
+          <w:color w:val="000000" w:themeColor="text1"/>
+          <w:sz w:val="24"/>
+          <w:szCs w:val="24"/>
+          <w:lang w:val="es-ES"/>
+        </w:rPr>
+        <w:t xml:space="preserve"> Delta V del vehículo no es aplicable al ocupante</w:t>
       </w:r>
       <w:r>
         <w:rPr>
@@ -8983,7 +11275,31 @@
           <w:szCs w:val="24"/>
           <w:lang w:val="es-ES"/>
         </w:rPr>
-        <w:t>6 El cinturón de seguridad es un factor de riesgo para en los casos de latigazo, para el</w:t>
+        <w:t xml:space="preserve">6 </w:t>
+      </w:r>
+      <w:proofErr w:type="gramStart"/>
+      <w:r>
+        <w:rPr>
+          <w:b/>
+          <w:bCs/>
+          <w:color w:val="000000" w:themeColor="text1"/>
+          <w:sz w:val="24"/>
+          <w:szCs w:val="24"/>
+          <w:lang w:val="es-ES"/>
+        </w:rPr>
+        <w:t>El</w:t>
+      </w:r>
+      <w:proofErr w:type="gramEnd"/>
+      <w:r>
+        <w:rPr>
+          <w:b/>
+          <w:bCs/>
+          <w:color w:val="000000" w:themeColor="text1"/>
+          <w:sz w:val="24"/>
+          <w:szCs w:val="24"/>
+          <w:lang w:val="es-ES"/>
+        </w:rPr>
+        <w:t xml:space="preserve"> cinturón de seguridad es un factor de riesgo para en los casos de latigazo, para el</w:t>
       </w:r>
       <w:r>
         <w:rPr>
@@ -9032,25 +11348,65 @@
           <w:szCs w:val="24"/>
           <w:lang w:val="es-ES"/>
         </w:rPr>
-        <w:t>tres puntos puede prevenir el fenómeno de rebote del torso pero, debido al mismo,</w:t>
-      </w:r>
-      <w:r>
-        <w:rPr>
-          <w:color w:val="000000" w:themeColor="text1"/>
-          <w:sz w:val="24"/>
-          <w:szCs w:val="24"/>
-          <w:lang w:val="es-ES"/>
-        </w:rPr>
-        <w:t xml:space="preserve"> </w:t>
-      </w:r>
-      <w:r>
-        <w:rPr>
-          <w:color w:val="000000" w:themeColor="text1"/>
-          <w:sz w:val="24"/>
-          <w:szCs w:val="24"/>
-          <w:lang w:val="es-ES"/>
-        </w:rPr>
-        <w:t>aumenta la flexión de la columna cervical. Además la inmovilización por un solo anclaje</w:t>
+        <w:t xml:space="preserve">tres puntos puede prevenir el fenómeno de rebote del </w:t>
+      </w:r>
+      <w:proofErr w:type="gramStart"/>
+      <w:r>
+        <w:rPr>
+          <w:color w:val="000000" w:themeColor="text1"/>
+          <w:sz w:val="24"/>
+          <w:szCs w:val="24"/>
+          <w:lang w:val="es-ES"/>
+        </w:rPr>
+        <w:t>torso</w:t>
+      </w:r>
+      <w:proofErr w:type="gramEnd"/>
+      <w:r>
+        <w:rPr>
+          <w:color w:val="000000" w:themeColor="text1"/>
+          <w:sz w:val="24"/>
+          <w:szCs w:val="24"/>
+          <w:lang w:val="es-ES"/>
+        </w:rPr>
+        <w:t xml:space="preserve"> pero, debido al mismo,</w:t>
+      </w:r>
+      <w:r>
+        <w:rPr>
+          <w:color w:val="000000" w:themeColor="text1"/>
+          <w:sz w:val="24"/>
+          <w:szCs w:val="24"/>
+          <w:lang w:val="es-ES"/>
+        </w:rPr>
+        <w:t xml:space="preserve"> </w:t>
+      </w:r>
+      <w:r>
+        <w:rPr>
+          <w:color w:val="000000" w:themeColor="text1"/>
+          <w:sz w:val="24"/>
+          <w:szCs w:val="24"/>
+          <w:lang w:val="es-ES"/>
+        </w:rPr>
+        <w:t xml:space="preserve">aumenta la flexión de la columna cervical. </w:t>
+      </w:r>
+      <w:proofErr w:type="gramStart"/>
+      <w:r>
+        <w:rPr>
+          <w:color w:val="000000" w:themeColor="text1"/>
+          <w:sz w:val="24"/>
+          <w:szCs w:val="24"/>
+          <w:lang w:val="es-ES"/>
+        </w:rPr>
+        <w:t>Además</w:t>
+      </w:r>
+      <w:proofErr w:type="gramEnd"/>
+      <w:r>
+        <w:rPr>
+          <w:color w:val="000000" w:themeColor="text1"/>
+          <w:sz w:val="24"/>
+          <w:szCs w:val="24"/>
+          <w:lang w:val="es-ES"/>
+        </w:rPr>
+        <w:t xml:space="preserve"> la inmovilización por un solo anclaje</w:t>
       </w:r>
       <w:r>
         <w:rPr>
@@ -9086,7 +11442,38 @@
           <w:szCs w:val="24"/>
           <w:lang w:val="es-ES"/>
         </w:rPr>
-        <w:t>rotación del tronco y del la cabeza sobre el cuello, cuando el hombro no inmovilizado</w:t>
+        <w:t xml:space="preserve">rotación del tronco y </w:t>
+      </w:r>
+      <w:proofErr w:type="spellStart"/>
+      <w:proofErr w:type="gramStart"/>
+      <w:r>
+        <w:rPr>
+          <w:color w:val="000000" w:themeColor="text1"/>
+          <w:sz w:val="24"/>
+          <w:szCs w:val="24"/>
+          <w:lang w:val="es-ES"/>
+        </w:rPr>
+        <w:t>del</w:t>
+      </w:r>
+      <w:proofErr w:type="spellEnd"/>
+      <w:r>
+        <w:rPr>
+          <w:color w:val="000000" w:themeColor="text1"/>
+          <w:sz w:val="24"/>
+          <w:szCs w:val="24"/>
+          <w:lang w:val="es-ES"/>
+        </w:rPr>
+        <w:t xml:space="preserve"> la cabeza</w:t>
+      </w:r>
+      <w:proofErr w:type="gramEnd"/>
+      <w:r>
+        <w:rPr>
+          <w:color w:val="000000" w:themeColor="text1"/>
+          <w:sz w:val="24"/>
+          <w:szCs w:val="24"/>
+          <w:lang w:val="es-ES"/>
+        </w:rPr>
+        <w:t xml:space="preserve"> sobre el cuello, cuando el hombro no inmovilizado</w:t>
       </w:r>
       <w:r>
         <w:rPr>
@@ -9122,43 +11509,103 @@
           <w:szCs w:val="24"/>
           <w:lang w:val="es-ES"/>
         </w:rPr>
-        <w:t>ocupante cuando el propio apoyocabezas propicia del fenómeno del rebote diferencial</w:t>
-      </w:r>
-      <w:r>
-        <w:rPr>
-          <w:color w:val="000000" w:themeColor="text1"/>
-          <w:sz w:val="24"/>
-          <w:szCs w:val="24"/>
-          <w:lang w:val="es-ES"/>
-        </w:rPr>
-        <w:t xml:space="preserve"> </w:t>
-      </w:r>
-      <w:r>
-        <w:rPr>
-          <w:color w:val="000000" w:themeColor="text1"/>
-          <w:sz w:val="24"/>
-          <w:szCs w:val="24"/>
-          <w:lang w:val="es-ES"/>
-        </w:rPr>
-        <w:t>(aspecto que también se recoge el mismo informe Grupo de Trabajo de Québec). (Ref.</w:t>
-      </w:r>
-      <w:r>
-        <w:rPr>
-          <w:color w:val="000000" w:themeColor="text1"/>
-          <w:sz w:val="24"/>
-          <w:szCs w:val="24"/>
-          <w:lang w:val="es-ES"/>
-        </w:rPr>
-        <w:t xml:space="preserve"> </w:t>
-      </w:r>
-      <w:r>
-        <w:rPr>
-          <w:color w:val="000000" w:themeColor="text1"/>
-          <w:sz w:val="24"/>
-          <w:szCs w:val="24"/>
-          <w:lang w:val="es-ES"/>
-        </w:rPr>
-        <w:t>epígrafe 6.- Delta V ¿Y que? Anotaciones).</w:t>
+        <w:t xml:space="preserve">ocupante cuando el propio </w:t>
+      </w:r>
+      <w:proofErr w:type="spellStart"/>
+      <w:r>
+        <w:rPr>
+          <w:color w:val="000000" w:themeColor="text1"/>
+          <w:sz w:val="24"/>
+          <w:szCs w:val="24"/>
+          <w:lang w:val="es-ES"/>
+        </w:rPr>
+        <w:t>apoyocabezas</w:t>
+      </w:r>
+      <w:proofErr w:type="spellEnd"/>
+      <w:r>
+        <w:rPr>
+          <w:color w:val="000000" w:themeColor="text1"/>
+          <w:sz w:val="24"/>
+          <w:szCs w:val="24"/>
+          <w:lang w:val="es-ES"/>
+        </w:rPr>
+        <w:t xml:space="preserve"> propicia del fenómeno del rebote diferencial</w:t>
+      </w:r>
+      <w:r>
+        <w:rPr>
+          <w:color w:val="000000" w:themeColor="text1"/>
+          <w:sz w:val="24"/>
+          <w:szCs w:val="24"/>
+          <w:lang w:val="es-ES"/>
+        </w:rPr>
+        <w:t xml:space="preserve"> </w:t>
+      </w:r>
+      <w:r>
+        <w:rPr>
+          <w:color w:val="000000" w:themeColor="text1"/>
+          <w:sz w:val="24"/>
+          <w:szCs w:val="24"/>
+          <w:lang w:val="es-ES"/>
+        </w:rPr>
+        <w:t xml:space="preserve">(aspecto que también se recoge el mismo informe Grupo de Trabajo de </w:t>
+      </w:r>
+      <w:proofErr w:type="spellStart"/>
+      <w:r>
+        <w:rPr>
+          <w:color w:val="000000" w:themeColor="text1"/>
+          <w:sz w:val="24"/>
+          <w:szCs w:val="24"/>
+          <w:lang w:val="es-ES"/>
+        </w:rPr>
+        <w:t>Québec</w:t>
+      </w:r>
+      <w:proofErr w:type="spellEnd"/>
+      <w:r>
+        <w:rPr>
+          <w:color w:val="000000" w:themeColor="text1"/>
+          <w:sz w:val="24"/>
+          <w:szCs w:val="24"/>
+          <w:lang w:val="es-ES"/>
+        </w:rPr>
+        <w:t>). (Ref.</w:t>
+      </w:r>
+      <w:r>
+        <w:rPr>
+          <w:color w:val="000000" w:themeColor="text1"/>
+          <w:sz w:val="24"/>
+          <w:szCs w:val="24"/>
+          <w:lang w:val="es-ES"/>
+        </w:rPr>
+        <w:t xml:space="preserve"> </w:t>
+      </w:r>
+      <w:r>
+        <w:rPr>
+          <w:color w:val="000000" w:themeColor="text1"/>
+          <w:sz w:val="24"/>
+          <w:szCs w:val="24"/>
+          <w:lang w:val="es-ES"/>
+        </w:rPr>
+        <w:t xml:space="preserve">epígrafe 6.- Delta V ¿Y </w:t>
+      </w:r>
+      <w:proofErr w:type="spellStart"/>
+      <w:r>
+        <w:rPr>
+          <w:color w:val="000000" w:themeColor="text1"/>
+          <w:sz w:val="24"/>
+          <w:szCs w:val="24"/>
+          <w:lang w:val="es-ES"/>
+        </w:rPr>
+        <w:t>que</w:t>
+      </w:r>
+      <w:proofErr w:type="spellEnd"/>
+      <w:r>
+        <w:rPr>
+          <w:color w:val="000000" w:themeColor="text1"/>
+          <w:sz w:val="24"/>
+          <w:szCs w:val="24"/>
+          <w:lang w:val="es-ES"/>
+        </w:rPr>
+        <w:t>? Anotaciones).</w:t>
       </w:r>
     </w:p>
     <w:p>
@@ -9207,7 +11654,31 @@
           <w:szCs w:val="24"/>
           <w:lang w:val="es-ES"/>
         </w:rPr>
-        <w:t>7 Los ingenieros no deben hacer consideraciones médicas, como es el nexo causal de la lesión.</w:t>
+        <w:t xml:space="preserve">7 </w:t>
+      </w:r>
+      <w:proofErr w:type="gramStart"/>
+      <w:r>
+        <w:rPr>
+          <w:b/>
+          <w:bCs/>
+          <w:color w:val="000000" w:themeColor="text1"/>
+          <w:sz w:val="24"/>
+          <w:szCs w:val="24"/>
+          <w:lang w:val="es-ES"/>
+        </w:rPr>
+        <w:t>Los</w:t>
+      </w:r>
+      <w:proofErr w:type="gramEnd"/>
+      <w:r>
+        <w:rPr>
+          <w:b/>
+          <w:bCs/>
+          <w:color w:val="000000" w:themeColor="text1"/>
+          <w:sz w:val="24"/>
+          <w:szCs w:val="24"/>
+          <w:lang w:val="es-ES"/>
+        </w:rPr>
+        <w:t xml:space="preserve"> ingenieros no deben hacer consideraciones médicas, como es el nexo causal de la lesión.</w:t>
       </w:r>
       <w:r>
         <w:rPr>
@@ -9317,7 +11788,27 @@
           <w:szCs w:val="24"/>
           <w:lang w:val="es-ES"/>
         </w:rPr>
-        <w:t>concreto, esto es, de la realidad lesional sufrida por la victima del accidente. “... La</w:t>
+        <w:t xml:space="preserve">concreto, esto es, de la realidad lesional sufrida por la </w:t>
+      </w:r>
+      <w:proofErr w:type="spellStart"/>
+      <w:r>
+        <w:rPr>
+          <w:color w:val="000000" w:themeColor="text1"/>
+          <w:sz w:val="24"/>
+          <w:szCs w:val="24"/>
+          <w:lang w:val="es-ES"/>
+        </w:rPr>
+        <w:t>victima</w:t>
+      </w:r>
+      <w:proofErr w:type="spellEnd"/>
+      <w:r>
+        <w:rPr>
+          <w:color w:val="000000" w:themeColor="text1"/>
+          <w:sz w:val="24"/>
+          <w:szCs w:val="24"/>
+          <w:lang w:val="es-ES"/>
+        </w:rPr>
+        <w:t xml:space="preserve"> del accidente. “... La</w:t>
       </w:r>
       <w:r>
         <w:rPr>
@@ -9453,7 +11944,47 @@
           <w:szCs w:val="24"/>
           <w:lang w:val="es-ES"/>
         </w:rPr>
-        <w:t>investigación del accidente de tráfico. Arregui-Dalmases, Carlos; Teijeira, Rafael;</w:t>
+        <w:t>investigación del accidente de tráfico. Arregui-</w:t>
+      </w:r>
+      <w:proofErr w:type="spellStart"/>
+      <w:r>
+        <w:rPr>
+          <w:color w:val="000000" w:themeColor="text1"/>
+          <w:sz w:val="24"/>
+          <w:szCs w:val="24"/>
+          <w:lang w:val="es-ES"/>
+        </w:rPr>
+        <w:t>Dalmases</w:t>
+      </w:r>
+      <w:proofErr w:type="spellEnd"/>
+      <w:r>
+        <w:rPr>
+          <w:color w:val="000000" w:themeColor="text1"/>
+          <w:sz w:val="24"/>
+          <w:szCs w:val="24"/>
+          <w:lang w:val="es-ES"/>
+        </w:rPr>
+        <w:t xml:space="preserve">, Carlos; </w:t>
+      </w:r>
+      <w:proofErr w:type="spellStart"/>
+      <w:r>
+        <w:rPr>
+          <w:color w:val="000000" w:themeColor="text1"/>
+          <w:sz w:val="24"/>
+          <w:szCs w:val="24"/>
+          <w:lang w:val="es-ES"/>
+        </w:rPr>
+        <w:t>Teijeira</w:t>
+      </w:r>
+      <w:proofErr w:type="spellEnd"/>
+      <w:r>
+        <w:rPr>
+          <w:color w:val="000000" w:themeColor="text1"/>
+          <w:sz w:val="24"/>
+          <w:szCs w:val="24"/>
+          <w:lang w:val="es-ES"/>
+        </w:rPr>
+        <w:t>, Rafael;</w:t>
       </w:r>
       <w:r>
         <w:rPr>
@@ -9489,7 +12020,27 @@
           <w:szCs w:val="24"/>
           <w:lang w:val="es-ES"/>
         </w:rPr>
-        <w:t>37 :97-104 - vol.37 núm 03. (Ref. epígrafe 7.- El ingeniero no debe abordar cuestiones</w:t>
+        <w:t xml:space="preserve">37 :97-104 - vol.37 </w:t>
+      </w:r>
+      <w:proofErr w:type="spellStart"/>
+      <w:r>
+        <w:rPr>
+          <w:color w:val="000000" w:themeColor="text1"/>
+          <w:sz w:val="24"/>
+          <w:szCs w:val="24"/>
+          <w:lang w:val="es-ES"/>
+        </w:rPr>
+        <w:t>núm</w:t>
+      </w:r>
+      <w:proofErr w:type="spellEnd"/>
+      <w:r>
+        <w:rPr>
+          <w:color w:val="000000" w:themeColor="text1"/>
+          <w:sz w:val="24"/>
+          <w:szCs w:val="24"/>
+          <w:lang w:val="es-ES"/>
+        </w:rPr>
+        <w:t xml:space="preserve"> 03. (Ref. epígrafe 7.- El ingeniero no debe abordar cuestiones</w:t>
       </w:r>
       <w:r>
         <w:rPr>
@@ -9547,6 +12098,7 @@
           <w:lang w:val="es-ES"/>
         </w:rPr>
       </w:pPr>
+      <w:proofErr w:type="gramStart"/>
       <w:r>
         <w:rPr>
           <w:b/>
@@ -9565,7 +12117,17 @@
           <w:szCs w:val="24"/>
           <w:lang w:val="es-ES"/>
         </w:rPr>
-        <w:t>.- Además, como dice el Magistrado del juzgado de 1a Instancia 4 de</w:t>
+        <w:t>.-</w:t>
+      </w:r>
+      <w:proofErr w:type="gramEnd"/>
+      <w:r>
+        <w:rPr>
+          <w:color w:val="000000" w:themeColor="text1"/>
+          <w:sz w:val="24"/>
+          <w:szCs w:val="24"/>
+          <w:lang w:val="es-ES"/>
+        </w:rPr>
+        <w:t xml:space="preserve"> Además, como dice el Magistrado del juzgado de 1a Instancia 4 de</w:t>
       </w:r>
       <w:r>
         <w:rPr>
@@ -9684,7 +12246,17 @@
           <w:szCs w:val="24"/>
           <w:lang w:val="es-ES"/>
         </w:rPr>
-        <w:t>que en él concurren, que la colisión se produjo a baja velocidad. En este sentido, las</w:t>
+        <w:t xml:space="preserve">que en él concurren, que la colisión se produjo a baja velocidad. </w:t>
+      </w:r>
+      <w:proofErr w:type="gramStart"/>
+      <w:r>
+        <w:rPr>
+          <w:color w:val="000000" w:themeColor="text1"/>
+          <w:sz w:val="24"/>
+          <w:szCs w:val="24"/>
+          <w:lang w:val="es-ES"/>
+        </w:rPr>
+        <w:t>En este sentido, las</w:t>
       </w:r>
       <w:r>
         <w:rPr>
@@ -9738,7 +12310,17 @@
           <w:szCs w:val="24"/>
           <w:lang w:val="es-ES"/>
         </w:rPr>
-        <w:t>también de factores tales como el lugar del impacto o la posición del cuerpo al recibirlo? Y</w:t>
+        <w:t>también de factores tales como el lugar del impacto o la posición del cuerpo al recibirlo?</w:t>
+      </w:r>
+      <w:proofErr w:type="gramEnd"/>
+      <w:r>
+        <w:rPr>
+          <w:color w:val="000000" w:themeColor="text1"/>
+          <w:sz w:val="24"/>
+          <w:szCs w:val="24"/>
+          <w:lang w:val="es-ES"/>
+        </w:rPr>
+        <w:t xml:space="preserve"> Y</w:t>
       </w:r>
       <w:r>
         <w:rPr>
@@ -9874,7 +12456,49 @@
           <w:szCs w:val="24"/>
           <w:lang w:val="es-ES"/>
         </w:rPr>
-        <w:t>alcance de un accidente, puede leerse en la SAP Las Palmas, Sección 1a, de 04/09/2012 (Roj:SAP GC 1785/2012 ):</w:t>
+        <w:t>alcance de un accidente, puede leerse en la SAP Las Palmas, Sección 1a, de 04/09/2012 (</w:t>
+      </w:r>
+      <w:proofErr w:type="spellStart"/>
+      <w:proofErr w:type="gramStart"/>
+      <w:r>
+        <w:rPr>
+          <w:color w:val="000000" w:themeColor="text1"/>
+          <w:sz w:val="24"/>
+          <w:szCs w:val="24"/>
+          <w:lang w:val="es-ES"/>
+        </w:rPr>
+        <w:t>Roj:SAP</w:t>
+      </w:r>
+      <w:proofErr w:type="spellEnd"/>
+      <w:proofErr w:type="gramEnd"/>
+      <w:r>
+        <w:rPr>
+          <w:color w:val="000000" w:themeColor="text1"/>
+          <w:sz w:val="24"/>
+          <w:szCs w:val="24"/>
+          <w:lang w:val="es-ES"/>
+        </w:rPr>
+        <w:t xml:space="preserve"> GC 1785/</w:t>
+      </w:r>
+      <w:proofErr w:type="gramStart"/>
+      <w:r>
+        <w:rPr>
+          <w:color w:val="000000" w:themeColor="text1"/>
+          <w:sz w:val="24"/>
+          <w:szCs w:val="24"/>
+          <w:lang w:val="es-ES"/>
+        </w:rPr>
+        <w:t>2012 )</w:t>
+      </w:r>
+      <w:proofErr w:type="gramEnd"/>
+      <w:r>
+        <w:rPr>
+          <w:color w:val="000000" w:themeColor="text1"/>
+          <w:sz w:val="24"/>
+          <w:szCs w:val="24"/>
+          <w:lang w:val="es-ES"/>
+        </w:rPr>
+        <w:t>:</w:t>
       </w:r>
     </w:p>
     <w:p>
@@ -10236,7 +12860,27 @@
           <w:szCs w:val="24"/>
           <w:lang w:val="es-ES"/>
         </w:rPr>
-        <w:t>PO 345/2016 ):</w:t>
+        <w:t>PO 345/</w:t>
+      </w:r>
+      <w:proofErr w:type="gramStart"/>
+      <w:r>
+        <w:rPr>
+          <w:color w:val="000000" w:themeColor="text1"/>
+          <w:sz w:val="24"/>
+          <w:szCs w:val="24"/>
+          <w:lang w:val="es-ES"/>
+        </w:rPr>
+        <w:t>2016 )</w:t>
+      </w:r>
+      <w:proofErr w:type="gramEnd"/>
+      <w:r>
+        <w:rPr>
+          <w:color w:val="000000" w:themeColor="text1"/>
+          <w:sz w:val="24"/>
+          <w:szCs w:val="24"/>
+          <w:lang w:val="es-ES"/>
+        </w:rPr>
+        <w:t>:</w:t>
       </w:r>
     </w:p>
     <w:p>
@@ -10538,7 +13182,29 @@
           <w:highlight w:val="green"/>
           <w:lang w:val="es-ES"/>
         </w:rPr>
-        <w:t>{{Con contractura [checkbox] {Por todo lo expuesto no puede considerarse que exista falta de nexo causal, ya que el informe biomecánico es una prueba insuficiente para acreditarlo y, consecuentemente, siendo que, además, la demandada se basa en un informe médico pericial para negar igualmente nexo causal y éste se fundamenta principalmente en el propio informe biomecánico antedicho, tampoco ha de considerarse éste válido.}}}</w:t>
+        <w:t>{{Con contractura [</w:t>
+      </w:r>
+      <w:proofErr w:type="spellStart"/>
+      <w:r>
+        <w:rPr>
+          <w:color w:val="000000" w:themeColor="text1"/>
+          <w:sz w:val="24"/>
+          <w:szCs w:val="24"/>
+          <w:highlight w:val="green"/>
+          <w:lang w:val="es-ES"/>
+        </w:rPr>
+        <w:t>checkbox</w:t>
+      </w:r>
+      <w:proofErr w:type="spellEnd"/>
+      <w:r>
+        <w:rPr>
+          <w:color w:val="000000" w:themeColor="text1"/>
+          <w:sz w:val="24"/>
+          <w:szCs w:val="24"/>
+          <w:highlight w:val="green"/>
+          <w:lang w:val="es-ES"/>
+        </w:rPr>
+        <w:t>] {Por todo lo expuesto no puede considerarse que exista falta de nexo causal, ya que el informe biomecánico es una prueba insuficiente para acreditarlo y, consecuentemente, siendo que, además, la demandada se basa en un informe médico pericial para negar igualmente nexo causal y éste se fundamenta principalmente en el propio informe biomecánico antedicho, tampoco ha de considerarse éste válido.}}}</w:t>
       </w:r>
     </w:p>
     <w:p>
@@ -10693,25 +13359,16 @@
           <w:szCs w:val="24"/>
           <w:lang w:val="es-ES"/>
         </w:rPr>
-        <w:t>del siniestro que se refiere, momento desde el que se le diagnostica</w:t>
-      </w:r>
-      <w:r>
-        <w:rPr>
-          <w:color w:val="000000" w:themeColor="text1"/>
-          <w:sz w:val="24"/>
-          <w:szCs w:val="24"/>
-          <w:lang w:val="es-ES"/>
-        </w:rPr>
-        <w:t xml:space="preserve"> “me salto las comillas”</w:t>
-      </w:r>
-      <w:r>
-        <w:rPr>
-          <w:color w:val="000000" w:themeColor="text1"/>
-          <w:sz w:val="24"/>
-          <w:szCs w:val="24"/>
-          <w:lang w:val="es-ES"/>
-        </w:rPr>
-        <w:t xml:space="preserve"> </w:t>
+        <w:t xml:space="preserve">del siniestro que se refiere, momento desde el que se le diagnostica </w:t>
+      </w:r>
+      <w:r>
+        <w:rPr>
+          <w:color w:val="000000" w:themeColor="text1"/>
+          <w:sz w:val="24"/>
+          <w:szCs w:val="24"/>
+          <w:lang w:val="es-ES"/>
+        </w:rPr>
+        <w:t>“</w:t>
       </w:r>
       <w:r>
         <w:rPr>
@@ -10763,6 +13420,14 @@
           <w:color w:val="000000" w:themeColor="text1"/>
           <w:sz w:val="24"/>
           <w:szCs w:val="24"/>
+        </w:rPr>
+        <w:t>”</w:t>
+      </w:r>
+      <w:r>
+        <w:rPr>
+          <w:color w:val="000000" w:themeColor="text1"/>
+          <w:sz w:val="24"/>
+          <w:szCs w:val="24"/>
           <w:lang w:val="es-ES"/>
         </w:rPr>
         <w:t>,</w:t>
@@ -10859,6 +13524,55 @@
           <w:lang w:val="es-ES"/>
         </w:rPr>
       </w:pPr>
+      <w:proofErr w:type="gramStart"/>
+      <w:r>
+        <w:rPr>
+          <w:b/>
+          <w:bCs/>
+          <w:color w:val="000000" w:themeColor="text1"/>
+          <w:sz w:val="24"/>
+          <w:szCs w:val="24"/>
+          <w:lang w:val="es-ES"/>
+        </w:rPr>
+        <w:t>OCTAVO</w:t>
+      </w:r>
+      <w:r>
+        <w:rPr>
+          <w:color w:val="000000" w:themeColor="text1"/>
+          <w:sz w:val="24"/>
+          <w:szCs w:val="24"/>
+          <w:lang w:val="es-ES"/>
+        </w:rPr>
+        <w:t>.-</w:t>
+      </w:r>
+      <w:proofErr w:type="gramEnd"/>
+      <w:r>
+        <w:rPr>
+          <w:color w:val="000000" w:themeColor="text1"/>
+          <w:sz w:val="24"/>
+          <w:szCs w:val="24"/>
+          <w:lang w:val="es-ES"/>
+        </w:rPr>
+        <w:t xml:space="preserve"> Han resultado infructuosos los intentos de conseguir un acuerdo con</w:t>
+      </w:r>
+      <w:r>
+        <w:rPr>
+          <w:color w:val="000000" w:themeColor="text1"/>
+          <w:sz w:val="24"/>
+          <w:szCs w:val="24"/>
+          <w:lang w:val="es-ES"/>
+        </w:rPr>
+        <w:t xml:space="preserve"> </w:t>
+      </w:r>
+      <w:r>
+        <w:rPr>
+          <w:color w:val="000000" w:themeColor="text1"/>
+          <w:sz w:val="24"/>
+          <w:szCs w:val="24"/>
+          <w:lang w:val="es-ES"/>
+        </w:rPr>
+        <w:t>la compañía aseguradora, razón por la que se interpone la presente demanda.</w:t>
+      </w:r>
     </w:p>
     <w:p>
       <w:pPr>
@@ -10908,14 +13622,27 @@
           <w:between w:val="nil"/>
         </w:pBdr>
         <w:ind w:left="2" w:right="136" w:firstLine="707"/>
-        <w:jc w:val="both"/>
-        <w:rPr>
-          <w:color w:val="000000" w:themeColor="text1"/>
-          <w:sz w:val="24"/>
-          <w:szCs w:val="24"/>
-          <w:lang w:val="es-ES"/>
-        </w:rPr>
-      </w:pPr>
+        <w:jc w:val="center"/>
+        <w:rPr>
+          <w:b/>
+          <w:bCs/>
+          <w:color w:val="000000" w:themeColor="text1"/>
+          <w:sz w:val="24"/>
+          <w:szCs w:val="24"/>
+          <w:lang w:val="es-ES"/>
+        </w:rPr>
+      </w:pPr>
+      <w:r>
+        <w:rPr>
+          <w:b/>
+          <w:bCs/>
+          <w:color w:val="000000" w:themeColor="text1"/>
+          <w:sz w:val="24"/>
+          <w:szCs w:val="24"/>
+          <w:lang w:val="es-ES"/>
+        </w:rPr>
+        <w:t>FUNDAMENTOS DE DERECHO</w:t>
+      </w:r>
     </w:p>
     <w:p>
       <w:pPr>
@@ -10929,6 +13656,8 @@
         <w:ind w:left="2" w:right="136" w:firstLine="707"/>
         <w:jc w:val="both"/>
         <w:rPr>
+          <w:b/>
+          <w:bCs/>
           <w:color w:val="000000" w:themeColor="text1"/>
           <w:sz w:val="24"/>
           <w:szCs w:val="24"/>
@@ -10965,6 +13694,531 @@
           <w:szCs w:val="24"/>
           <w:lang w:val="es-ES"/>
         </w:rPr>
+        <w:t>I.- Presupuesto procedibilidad</w:t>
+      </w:r>
+    </w:p>
+    <w:p>
+      <w:pPr>
+        <w:pBdr>
+          <w:top w:val="nil"/>
+          <w:left w:val="nil"/>
+          <w:bottom w:val="nil"/>
+          <w:right w:val="nil"/>
+          <w:between w:val="nil"/>
+        </w:pBdr>
+        <w:ind w:left="2" w:right="136" w:firstLine="707"/>
+        <w:jc w:val="both"/>
+        <w:rPr>
+          <w:color w:val="000000" w:themeColor="text1"/>
+          <w:sz w:val="24"/>
+          <w:szCs w:val="24"/>
+          <w:lang w:val="es-ES"/>
+        </w:rPr>
+      </w:pPr>
+      <w:r>
+        <w:rPr>
+          <w:color w:val="000000" w:themeColor="text1"/>
+          <w:sz w:val="24"/>
+          <w:szCs w:val="24"/>
+          <w:lang w:val="es-ES"/>
+        </w:rPr>
+        <w:t>Se cumple el requisito de procedibilidad para la iniciación de la vía jurisdiccional,</w:t>
+      </w:r>
+      <w:r>
+        <w:rPr>
+          <w:color w:val="000000" w:themeColor="text1"/>
+          <w:sz w:val="24"/>
+          <w:szCs w:val="24"/>
+          <w:lang w:val="es-ES"/>
+        </w:rPr>
+        <w:t xml:space="preserve"> </w:t>
+      </w:r>
+      <w:r>
+        <w:rPr>
+          <w:color w:val="000000" w:themeColor="text1"/>
+          <w:sz w:val="24"/>
+          <w:szCs w:val="24"/>
+          <w:lang w:val="es-ES"/>
+        </w:rPr>
+        <w:t>de acudir a cualquier medio adecuado de solución de controversias del art.5 de la Ley</w:t>
+      </w:r>
+      <w:r>
+        <w:rPr>
+          <w:color w:val="000000" w:themeColor="text1"/>
+          <w:sz w:val="24"/>
+          <w:szCs w:val="24"/>
+          <w:lang w:val="es-ES"/>
+        </w:rPr>
+        <w:t xml:space="preserve"> </w:t>
+      </w:r>
+      <w:r>
+        <w:rPr>
+          <w:color w:val="000000" w:themeColor="text1"/>
+          <w:sz w:val="24"/>
+          <w:szCs w:val="24"/>
+          <w:lang w:val="es-ES"/>
+        </w:rPr>
+        <w:t>Orgánica 1/2025 y del art.264.4 LEC, permitiendo el art.14.1 de la precitada en LO</w:t>
+      </w:r>
+      <w:r>
+        <w:rPr>
+          <w:color w:val="000000" w:themeColor="text1"/>
+          <w:sz w:val="24"/>
+          <w:szCs w:val="24"/>
+          <w:lang w:val="es-ES"/>
+        </w:rPr>
+        <w:t xml:space="preserve"> </w:t>
+      </w:r>
+      <w:r>
+        <w:rPr>
+          <w:color w:val="000000" w:themeColor="text1"/>
+          <w:sz w:val="24"/>
+          <w:szCs w:val="24"/>
+          <w:lang w:val="es-ES"/>
+        </w:rPr>
+        <w:t>1/2025 que sea el previsto en otras normas, como es la preceptiva reclamación</w:t>
+      </w:r>
+      <w:r>
+        <w:rPr>
+          <w:color w:val="000000" w:themeColor="text1"/>
+          <w:sz w:val="24"/>
+          <w:szCs w:val="24"/>
+          <w:lang w:val="es-ES"/>
+        </w:rPr>
+        <w:t xml:space="preserve"> </w:t>
+      </w:r>
+      <w:r>
+        <w:rPr>
+          <w:color w:val="000000" w:themeColor="text1"/>
+          <w:sz w:val="24"/>
+          <w:szCs w:val="24"/>
+          <w:lang w:val="es-ES"/>
+        </w:rPr>
+        <w:t>extrajudicial del art.7 del RDL 8/2004.</w:t>
+      </w:r>
+    </w:p>
+    <w:p>
+      <w:pPr>
+        <w:pBdr>
+          <w:top w:val="nil"/>
+          <w:left w:val="nil"/>
+          <w:bottom w:val="nil"/>
+          <w:right w:val="nil"/>
+          <w:between w:val="nil"/>
+        </w:pBdr>
+        <w:ind w:left="2" w:right="136" w:firstLine="707"/>
+        <w:jc w:val="both"/>
+        <w:rPr>
+          <w:color w:val="000000" w:themeColor="text1"/>
+          <w:sz w:val="24"/>
+          <w:szCs w:val="24"/>
+          <w:lang w:val="es-ES"/>
+        </w:rPr>
+      </w:pPr>
+    </w:p>
+    <w:p>
+      <w:pPr>
+        <w:pBdr>
+          <w:top w:val="nil"/>
+          <w:left w:val="nil"/>
+          <w:bottom w:val="nil"/>
+          <w:right w:val="nil"/>
+          <w:between w:val="nil"/>
+        </w:pBdr>
+        <w:ind w:left="2" w:right="136" w:firstLine="707"/>
+        <w:jc w:val="both"/>
+        <w:rPr>
+          <w:b/>
+          <w:bCs/>
+          <w:color w:val="000000" w:themeColor="text1"/>
+          <w:sz w:val="24"/>
+          <w:szCs w:val="24"/>
+          <w:lang w:val="es-ES"/>
+        </w:rPr>
+      </w:pPr>
+      <w:r>
+        <w:rPr>
+          <w:b/>
+          <w:bCs/>
+          <w:color w:val="000000" w:themeColor="text1"/>
+          <w:sz w:val="24"/>
+          <w:szCs w:val="24"/>
+          <w:lang w:val="es-ES"/>
+        </w:rPr>
+        <w:t>II.- Jurisdicción y Competencia</w:t>
+      </w:r>
+    </w:p>
+    <w:p>
+      <w:pPr>
+        <w:pBdr>
+          <w:top w:val="nil"/>
+          <w:left w:val="nil"/>
+          <w:bottom w:val="nil"/>
+          <w:right w:val="nil"/>
+          <w:between w:val="nil"/>
+        </w:pBdr>
+        <w:ind w:left="2" w:right="136" w:firstLine="707"/>
+        <w:jc w:val="both"/>
+        <w:rPr>
+          <w:color w:val="000000" w:themeColor="text1"/>
+          <w:sz w:val="24"/>
+          <w:szCs w:val="24"/>
+          <w:lang w:val="es-ES"/>
+        </w:rPr>
+      </w:pPr>
+      <w:r>
+        <w:rPr>
+          <w:color w:val="000000" w:themeColor="text1"/>
+          <w:sz w:val="24"/>
+          <w:szCs w:val="24"/>
+          <w:lang w:val="es-ES"/>
+        </w:rPr>
+        <w:t>La jurisdicción llamada a conocer de esta demanda es la ordinaria civil de</w:t>
+      </w:r>
+      <w:r>
+        <w:rPr>
+          <w:color w:val="000000" w:themeColor="text1"/>
+          <w:sz w:val="24"/>
+          <w:szCs w:val="24"/>
+          <w:lang w:val="es-ES"/>
+        </w:rPr>
+        <w:t xml:space="preserve"> </w:t>
+      </w:r>
+      <w:r>
+        <w:rPr>
+          <w:color w:val="000000" w:themeColor="text1"/>
+          <w:sz w:val="24"/>
+          <w:szCs w:val="24"/>
+          <w:lang w:val="es-ES"/>
+        </w:rPr>
+        <w:t>acuerdo con el art. 45 de la LEC siendo competente para conocer de este</w:t>
+      </w:r>
+      <w:r>
+        <w:rPr>
+          <w:color w:val="000000" w:themeColor="text1"/>
+          <w:sz w:val="24"/>
+          <w:szCs w:val="24"/>
+          <w:lang w:val="es-ES"/>
+        </w:rPr>
+        <w:t xml:space="preserve"> </w:t>
+      </w:r>
+      <w:r>
+        <w:rPr>
+          <w:color w:val="000000" w:themeColor="text1"/>
+          <w:sz w:val="24"/>
+          <w:szCs w:val="24"/>
+          <w:lang w:val="es-ES"/>
+        </w:rPr>
+        <w:t>procedimiento el Juzgado de Primera Instancia de Telde, lugar en que han sido</w:t>
+      </w:r>
+      <w:r>
+        <w:rPr>
+          <w:color w:val="000000" w:themeColor="text1"/>
+          <w:sz w:val="24"/>
+          <w:szCs w:val="24"/>
+          <w:lang w:val="es-ES"/>
+        </w:rPr>
+        <w:t xml:space="preserve"> </w:t>
+      </w:r>
+      <w:r>
+        <w:rPr>
+          <w:color w:val="000000" w:themeColor="text1"/>
+          <w:sz w:val="24"/>
+          <w:szCs w:val="24"/>
+          <w:lang w:val="es-ES"/>
+        </w:rPr>
+        <w:t>causados los daños, a tenor del artículo 52.1.9o de la LEC.</w:t>
+      </w:r>
+    </w:p>
+    <w:p>
+      <w:pPr>
+        <w:pBdr>
+          <w:top w:val="nil"/>
+          <w:left w:val="nil"/>
+          <w:bottom w:val="nil"/>
+          <w:right w:val="nil"/>
+          <w:between w:val="nil"/>
+        </w:pBdr>
+        <w:ind w:left="2" w:right="136" w:firstLine="707"/>
+        <w:jc w:val="both"/>
+        <w:rPr>
+          <w:color w:val="000000" w:themeColor="text1"/>
+          <w:sz w:val="24"/>
+          <w:szCs w:val="24"/>
+          <w:lang w:val="es-ES"/>
+        </w:rPr>
+      </w:pPr>
+    </w:p>
+    <w:p>
+      <w:pPr>
+        <w:pBdr>
+          <w:top w:val="nil"/>
+          <w:left w:val="nil"/>
+          <w:bottom w:val="nil"/>
+          <w:right w:val="nil"/>
+          <w:between w:val="nil"/>
+        </w:pBdr>
+        <w:ind w:left="2" w:right="136" w:firstLine="707"/>
+        <w:jc w:val="both"/>
+        <w:rPr>
+          <w:b/>
+          <w:bCs/>
+          <w:color w:val="000000" w:themeColor="text1"/>
+          <w:sz w:val="24"/>
+          <w:szCs w:val="24"/>
+          <w:lang w:val="es-ES"/>
+        </w:rPr>
+      </w:pPr>
+      <w:r>
+        <w:rPr>
+          <w:b/>
+          <w:bCs/>
+          <w:color w:val="000000" w:themeColor="text1"/>
+          <w:sz w:val="24"/>
+          <w:szCs w:val="24"/>
+          <w:lang w:val="es-ES"/>
+        </w:rPr>
+        <w:t>III.- Legitimación</w:t>
+      </w:r>
+    </w:p>
+    <w:p>
+      <w:pPr>
+        <w:pBdr>
+          <w:top w:val="nil"/>
+          <w:left w:val="nil"/>
+          <w:bottom w:val="nil"/>
+          <w:right w:val="nil"/>
+          <w:between w:val="nil"/>
+        </w:pBdr>
+        <w:ind w:left="2" w:right="136" w:firstLine="707"/>
+        <w:jc w:val="both"/>
+        <w:rPr>
+          <w:color w:val="000000" w:themeColor="text1"/>
+          <w:sz w:val="24"/>
+          <w:szCs w:val="24"/>
+          <w:lang w:val="es-ES"/>
+        </w:rPr>
+      </w:pPr>
+      <w:r>
+        <w:rPr>
+          <w:color w:val="000000" w:themeColor="text1"/>
+          <w:sz w:val="24"/>
+          <w:szCs w:val="24"/>
+          <w:lang w:val="es-ES"/>
+        </w:rPr>
+        <w:t>ACTIVAMENTE: Lo está la demandada como perjudicada en el accidente de</w:t>
+      </w:r>
+      <w:r>
+        <w:rPr>
+          <w:color w:val="000000" w:themeColor="text1"/>
+          <w:sz w:val="24"/>
+          <w:szCs w:val="24"/>
+          <w:lang w:val="es-ES"/>
+        </w:rPr>
+        <w:t xml:space="preserve"> </w:t>
+      </w:r>
+      <w:r>
+        <w:rPr>
+          <w:color w:val="000000" w:themeColor="text1"/>
+          <w:sz w:val="24"/>
+          <w:szCs w:val="24"/>
+          <w:lang w:val="es-ES"/>
+        </w:rPr>
+        <w:t>circulación.</w:t>
+      </w:r>
+    </w:p>
+    <w:p>
+      <w:pPr>
+        <w:pBdr>
+          <w:top w:val="nil"/>
+          <w:left w:val="nil"/>
+          <w:bottom w:val="nil"/>
+          <w:right w:val="nil"/>
+          <w:between w:val="nil"/>
+        </w:pBdr>
+        <w:ind w:left="2" w:right="136" w:firstLine="707"/>
+        <w:jc w:val="both"/>
+        <w:rPr>
+          <w:color w:val="000000" w:themeColor="text1"/>
+          <w:sz w:val="24"/>
+          <w:szCs w:val="24"/>
+          <w:lang w:val="es-ES"/>
+        </w:rPr>
+      </w:pPr>
+      <w:r>
+        <w:rPr>
+          <w:color w:val="000000" w:themeColor="text1"/>
+          <w:sz w:val="24"/>
+          <w:szCs w:val="24"/>
+          <w:lang w:val="es-ES"/>
+        </w:rPr>
+        <w:t>PASIVAMENTE: Lo está la demandada como responsable civil directo, en virtud</w:t>
+      </w:r>
+      <w:r>
+        <w:rPr>
+          <w:color w:val="000000" w:themeColor="text1"/>
+          <w:sz w:val="24"/>
+          <w:szCs w:val="24"/>
+          <w:lang w:val="es-ES"/>
+        </w:rPr>
+        <w:t xml:space="preserve"> </w:t>
+      </w:r>
+      <w:r>
+        <w:rPr>
+          <w:color w:val="000000" w:themeColor="text1"/>
+          <w:sz w:val="24"/>
+          <w:szCs w:val="24"/>
+          <w:lang w:val="es-ES"/>
+        </w:rPr>
+        <w:t>del artículo 76 de la ley del Contrato de Seguro.</w:t>
+      </w:r>
+    </w:p>
+    <w:p>
+      <w:pPr>
+        <w:pBdr>
+          <w:top w:val="nil"/>
+          <w:left w:val="nil"/>
+          <w:bottom w:val="nil"/>
+          <w:right w:val="nil"/>
+          <w:between w:val="nil"/>
+        </w:pBdr>
+        <w:ind w:left="2" w:right="136" w:firstLine="707"/>
+        <w:jc w:val="both"/>
+        <w:rPr>
+          <w:color w:val="000000" w:themeColor="text1"/>
+          <w:sz w:val="24"/>
+          <w:szCs w:val="24"/>
+          <w:lang w:val="es-ES"/>
+        </w:rPr>
+      </w:pPr>
+    </w:p>
+    <w:p>
+      <w:pPr>
+        <w:pBdr>
+          <w:top w:val="nil"/>
+          <w:left w:val="nil"/>
+          <w:bottom w:val="nil"/>
+          <w:right w:val="nil"/>
+          <w:between w:val="nil"/>
+        </w:pBdr>
+        <w:ind w:left="2" w:right="136" w:firstLine="707"/>
+        <w:jc w:val="both"/>
+        <w:rPr>
+          <w:b/>
+          <w:bCs/>
+          <w:color w:val="000000" w:themeColor="text1"/>
+          <w:sz w:val="24"/>
+          <w:szCs w:val="24"/>
+          <w:lang w:val="es-ES"/>
+        </w:rPr>
+      </w:pPr>
+      <w:r>
+        <w:rPr>
+          <w:b/>
+          <w:bCs/>
+          <w:color w:val="000000" w:themeColor="text1"/>
+          <w:sz w:val="24"/>
+          <w:szCs w:val="24"/>
+          <w:lang w:val="es-ES"/>
+        </w:rPr>
+        <w:t>IV.- Postulación</w:t>
+      </w:r>
+    </w:p>
+    <w:p>
+      <w:pPr>
+        <w:pBdr>
+          <w:top w:val="nil"/>
+          <w:left w:val="nil"/>
+          <w:bottom w:val="nil"/>
+          <w:right w:val="nil"/>
+          <w:between w:val="nil"/>
+        </w:pBdr>
+        <w:ind w:left="2" w:right="136" w:firstLine="707"/>
+        <w:jc w:val="both"/>
+        <w:rPr>
+          <w:color w:val="000000" w:themeColor="text1"/>
+          <w:sz w:val="24"/>
+          <w:szCs w:val="24"/>
+          <w:lang w:val="es-ES"/>
+        </w:rPr>
+      </w:pPr>
+      <w:r>
+        <w:rPr>
+          <w:color w:val="000000" w:themeColor="text1"/>
+          <w:sz w:val="24"/>
+          <w:szCs w:val="24"/>
+          <w:lang w:val="es-ES"/>
+        </w:rPr>
+        <w:t>Esta demanda está dirigida técnicamente por procurador habilitado y suscrita</w:t>
+      </w:r>
+      <w:r>
+        <w:rPr>
+          <w:color w:val="000000" w:themeColor="text1"/>
+          <w:sz w:val="24"/>
+          <w:szCs w:val="24"/>
+          <w:lang w:val="es-ES"/>
+        </w:rPr>
+        <w:t xml:space="preserve"> </w:t>
+      </w:r>
+      <w:r>
+        <w:rPr>
+          <w:color w:val="000000" w:themeColor="text1"/>
+          <w:sz w:val="24"/>
+          <w:szCs w:val="24"/>
+          <w:lang w:val="es-ES"/>
+        </w:rPr>
+        <w:t>por la dirección letrada de abogado ejerciente.</w:t>
+      </w:r>
+    </w:p>
+    <w:p>
+      <w:pPr>
+        <w:pBdr>
+          <w:top w:val="nil"/>
+          <w:left w:val="nil"/>
+          <w:bottom w:val="nil"/>
+          <w:right w:val="nil"/>
+          <w:between w:val="nil"/>
+        </w:pBdr>
+        <w:ind w:left="2" w:right="136" w:firstLine="707"/>
+        <w:jc w:val="both"/>
+        <w:rPr>
+          <w:color w:val="000000" w:themeColor="text1"/>
+          <w:sz w:val="24"/>
+          <w:szCs w:val="24"/>
+          <w:lang w:val="es-ES"/>
+        </w:rPr>
+      </w:pPr>
+    </w:p>
+    <w:p>
+      <w:pPr>
+        <w:pBdr>
+          <w:top w:val="nil"/>
+          <w:left w:val="nil"/>
+          <w:bottom w:val="nil"/>
+          <w:right w:val="nil"/>
+          <w:between w:val="nil"/>
+        </w:pBdr>
+        <w:ind w:left="2" w:right="136" w:firstLine="707"/>
+        <w:jc w:val="both"/>
+        <w:rPr>
+          <w:b/>
+          <w:bCs/>
+          <w:color w:val="000000" w:themeColor="text1"/>
+          <w:sz w:val="24"/>
+          <w:szCs w:val="24"/>
+          <w:lang w:val="es-ES"/>
+        </w:rPr>
+      </w:pPr>
+      <w:r>
+        <w:rPr>
+          <w:b/>
+          <w:bCs/>
+          <w:color w:val="000000" w:themeColor="text1"/>
+          <w:sz w:val="24"/>
+          <w:szCs w:val="24"/>
+          <w:lang w:val="es-ES"/>
+        </w:rPr>
+        <w:lastRenderedPageBreak/>
         <w:t>V.- Cuantía</w:t>
       </w:r>
     </w:p>
@@ -11022,6 +14276,7 @@
           <w:color w:val="000000" w:themeColor="text1"/>
           <w:sz w:val="24"/>
           <w:szCs w:val="24"/>
+          <w:highlight w:val="green"/>
         </w:rPr>
         <w:t xml:space="preserve">{{CALC: Días de perjuicio moderado * Importe por día de perjuicio moderado + </w:t>
       </w:r>
@@ -11032,6 +14287,7 @@
           <w:color w:val="000000" w:themeColor="text1"/>
           <w:sz w:val="24"/>
           <w:szCs w:val="24"/>
+          <w:highlight w:val="green"/>
         </w:rPr>
         <w:t>(</w:t>
       </w:r>
@@ -11042,6 +14298,7 @@
           <w:color w:val="000000" w:themeColor="text1"/>
           <w:sz w:val="24"/>
           <w:szCs w:val="24"/>
+          <w:highlight w:val="green"/>
           <w:lang w:val="es-ES"/>
         </w:rPr>
         <w:t>Días de perjuicio totales - Días de perjuicio moderado)</w:t>
@@ -11053,16 +14310,18 @@
           <w:color w:val="000000" w:themeColor="text1"/>
           <w:sz w:val="24"/>
           <w:szCs w:val="24"/>
-        </w:rPr>
-        <w:t xml:space="preserve"> </w:t>
-      </w:r>
-      <w:r>
-        <w:rPr>
-          <w:b/>
-          <w:bCs/>
-          <w:color w:val="000000" w:themeColor="text1"/>
-          <w:sz w:val="24"/>
-          <w:szCs w:val="24"/>
+          <w:highlight w:val="green"/>
+        </w:rPr>
+        <w:t xml:space="preserve"> </w:t>
+      </w:r>
+      <w:r>
+        <w:rPr>
+          <w:b/>
+          <w:bCs/>
+          <w:color w:val="000000" w:themeColor="text1"/>
+          <w:sz w:val="24"/>
+          <w:szCs w:val="24"/>
+          <w:highlight w:val="green"/>
         </w:rPr>
         <w:t>* Importe por día de perjuicio básico}}</w:t>
       </w:r>
@@ -11147,6 +14406,861 @@
         <w:ind w:left="2" w:right="136" w:firstLine="707"/>
         <w:jc w:val="both"/>
         <w:rPr>
+          <w:b/>
+          <w:bCs/>
+          <w:color w:val="000000" w:themeColor="text1"/>
+          <w:sz w:val="24"/>
+          <w:szCs w:val="24"/>
+          <w:lang w:val="es-ES"/>
+        </w:rPr>
+      </w:pPr>
+      <w:r>
+        <w:rPr>
+          <w:b/>
+          <w:bCs/>
+          <w:color w:val="000000" w:themeColor="text1"/>
+          <w:sz w:val="24"/>
+          <w:szCs w:val="24"/>
+          <w:lang w:val="es-ES"/>
+        </w:rPr>
+        <w:t>VI.- Intereses</w:t>
+      </w:r>
+    </w:p>
+    <w:p>
+      <w:pPr>
+        <w:pBdr>
+          <w:top w:val="nil"/>
+          <w:left w:val="nil"/>
+          <w:bottom w:val="nil"/>
+          <w:right w:val="nil"/>
+          <w:between w:val="nil"/>
+        </w:pBdr>
+        <w:ind w:left="2" w:right="136" w:firstLine="707"/>
+        <w:jc w:val="both"/>
+        <w:rPr>
+          <w:color w:val="000000" w:themeColor="text1"/>
+          <w:sz w:val="24"/>
+          <w:szCs w:val="24"/>
+          <w:lang w:val="es-ES"/>
+        </w:rPr>
+      </w:pPr>
+      <w:r>
+        <w:rPr>
+          <w:color w:val="000000" w:themeColor="text1"/>
+          <w:sz w:val="24"/>
+          <w:szCs w:val="24"/>
+          <w:lang w:val="es-ES"/>
+        </w:rPr>
+        <w:t>En cuanto a los INTERESES es de aplicación el art. 20.4 de la Ley de Contrato de</w:t>
+      </w:r>
+      <w:r>
+        <w:rPr>
+          <w:color w:val="000000" w:themeColor="text1"/>
+          <w:sz w:val="24"/>
+          <w:szCs w:val="24"/>
+          <w:lang w:val="es-ES"/>
+        </w:rPr>
+        <w:t xml:space="preserve"> </w:t>
+      </w:r>
+      <w:r>
+        <w:rPr>
+          <w:color w:val="000000" w:themeColor="text1"/>
+          <w:sz w:val="24"/>
+          <w:szCs w:val="24"/>
+          <w:lang w:val="es-ES"/>
+        </w:rPr>
+        <w:t>Seguro reformada por la Ley 30/1995, de ordenación y Supervisión de los Seguros</w:t>
+      </w:r>
+      <w:r>
+        <w:rPr>
+          <w:color w:val="000000" w:themeColor="text1"/>
+          <w:sz w:val="24"/>
+          <w:szCs w:val="24"/>
+          <w:lang w:val="es-ES"/>
+        </w:rPr>
+        <w:t xml:space="preserve"> </w:t>
+      </w:r>
+      <w:r>
+        <w:rPr>
+          <w:color w:val="000000" w:themeColor="text1"/>
+          <w:sz w:val="24"/>
+          <w:szCs w:val="24"/>
+          <w:lang w:val="es-ES"/>
+        </w:rPr>
+        <w:t>Privados y que consiste en el pago del interés legal desde el día del accidente, 15/01/24,</w:t>
+      </w:r>
+      <w:r>
+        <w:rPr>
+          <w:color w:val="000000" w:themeColor="text1"/>
+          <w:sz w:val="24"/>
+          <w:szCs w:val="24"/>
+          <w:lang w:val="es-ES"/>
+        </w:rPr>
+        <w:t xml:space="preserve"> </w:t>
+      </w:r>
+      <w:r>
+        <w:rPr>
+          <w:color w:val="000000" w:themeColor="text1"/>
+          <w:sz w:val="24"/>
+          <w:szCs w:val="24"/>
+          <w:lang w:val="es-ES"/>
+        </w:rPr>
+        <w:t>aplicando el interés legal del dinero incrementado en el 50 por ciento durante los 2</w:t>
+      </w:r>
+      <w:r>
+        <w:rPr>
+          <w:color w:val="000000" w:themeColor="text1"/>
+          <w:sz w:val="24"/>
+          <w:szCs w:val="24"/>
+          <w:lang w:val="es-ES"/>
+        </w:rPr>
+        <w:t xml:space="preserve"> </w:t>
+      </w:r>
+      <w:r>
+        <w:rPr>
+          <w:color w:val="000000" w:themeColor="text1"/>
+          <w:sz w:val="24"/>
+          <w:szCs w:val="24"/>
+          <w:lang w:val="es-ES"/>
+        </w:rPr>
+        <w:t>primeros años, y el 20% anual el resto del tiempo.</w:t>
+      </w:r>
+      <w:r>
+        <w:rPr>
+          <w:color w:val="000000" w:themeColor="text1"/>
+          <w:sz w:val="24"/>
+          <w:szCs w:val="24"/>
+          <w:lang w:val="es-ES"/>
+        </w:rPr>
+        <w:t xml:space="preserve"> </w:t>
+      </w:r>
+    </w:p>
+    <w:p>
+      <w:pPr>
+        <w:pBdr>
+          <w:top w:val="nil"/>
+          <w:left w:val="nil"/>
+          <w:bottom w:val="nil"/>
+          <w:right w:val="nil"/>
+          <w:between w:val="nil"/>
+        </w:pBdr>
+        <w:ind w:left="2" w:right="136" w:firstLine="707"/>
+        <w:jc w:val="both"/>
+        <w:rPr>
+          <w:color w:val="000000" w:themeColor="text1"/>
+          <w:sz w:val="24"/>
+          <w:szCs w:val="24"/>
+          <w:lang w:val="es-ES"/>
+        </w:rPr>
+      </w:pPr>
+    </w:p>
+    <w:p>
+      <w:pPr>
+        <w:pBdr>
+          <w:top w:val="nil"/>
+          <w:left w:val="nil"/>
+          <w:bottom w:val="nil"/>
+          <w:right w:val="nil"/>
+          <w:between w:val="nil"/>
+        </w:pBdr>
+        <w:ind w:left="2" w:right="136" w:firstLine="707"/>
+        <w:jc w:val="both"/>
+        <w:rPr>
+          <w:b/>
+          <w:bCs/>
+          <w:color w:val="000000" w:themeColor="text1"/>
+          <w:sz w:val="24"/>
+          <w:szCs w:val="24"/>
+          <w:lang w:val="es-ES"/>
+        </w:rPr>
+      </w:pPr>
+      <w:r>
+        <w:rPr>
+          <w:b/>
+          <w:bCs/>
+          <w:color w:val="000000" w:themeColor="text1"/>
+          <w:sz w:val="24"/>
+          <w:szCs w:val="24"/>
+          <w:lang w:val="es-ES"/>
+        </w:rPr>
+        <w:t>VII.- Acción que se ejercita</w:t>
+      </w:r>
+    </w:p>
+    <w:p>
+      <w:pPr>
+        <w:pBdr>
+          <w:top w:val="nil"/>
+          <w:left w:val="nil"/>
+          <w:bottom w:val="nil"/>
+          <w:right w:val="nil"/>
+          <w:between w:val="nil"/>
+        </w:pBdr>
+        <w:ind w:left="2" w:right="136" w:firstLine="707"/>
+        <w:jc w:val="both"/>
+        <w:rPr>
+          <w:color w:val="000000" w:themeColor="text1"/>
+          <w:sz w:val="24"/>
+          <w:szCs w:val="24"/>
+          <w:lang w:val="es-ES"/>
+        </w:rPr>
+      </w:pPr>
+      <w:r>
+        <w:rPr>
+          <w:color w:val="000000" w:themeColor="text1"/>
+          <w:sz w:val="24"/>
+          <w:szCs w:val="24"/>
+          <w:lang w:val="es-ES"/>
+        </w:rPr>
+        <w:t>Es la recogida en el artículo 76 de la Ley de Contrato de Seguro, según el cual el</w:t>
+      </w:r>
+      <w:r>
+        <w:rPr>
+          <w:color w:val="000000" w:themeColor="text1"/>
+          <w:sz w:val="24"/>
+          <w:szCs w:val="24"/>
+          <w:lang w:val="es-ES"/>
+        </w:rPr>
+        <w:t xml:space="preserve"> </w:t>
+      </w:r>
+      <w:r>
+        <w:rPr>
+          <w:color w:val="000000" w:themeColor="text1"/>
+          <w:sz w:val="24"/>
+          <w:szCs w:val="24"/>
+          <w:lang w:val="es-ES"/>
+        </w:rPr>
+        <w:t>perjudicado tiene acción directa contra el asegurador para exigirle el cumplimiento de</w:t>
+      </w:r>
+      <w:r>
+        <w:rPr>
+          <w:color w:val="000000" w:themeColor="text1"/>
+          <w:sz w:val="24"/>
+          <w:szCs w:val="24"/>
+          <w:lang w:val="es-ES"/>
+        </w:rPr>
+        <w:t xml:space="preserve"> </w:t>
+      </w:r>
+      <w:r>
+        <w:rPr>
+          <w:color w:val="000000" w:themeColor="text1"/>
+          <w:sz w:val="24"/>
+          <w:szCs w:val="24"/>
+          <w:lang w:val="es-ES"/>
+        </w:rPr>
+        <w:t>la obligación de indemnizar, en relación al artículo 1 LRCSCVM.</w:t>
+      </w:r>
+    </w:p>
+    <w:p>
+      <w:pPr>
+        <w:pBdr>
+          <w:top w:val="nil"/>
+          <w:left w:val="nil"/>
+          <w:bottom w:val="nil"/>
+          <w:right w:val="nil"/>
+          <w:between w:val="nil"/>
+        </w:pBdr>
+        <w:ind w:left="2" w:right="136" w:firstLine="707"/>
+        <w:jc w:val="both"/>
+        <w:rPr>
+          <w:color w:val="000000" w:themeColor="text1"/>
+          <w:sz w:val="24"/>
+          <w:szCs w:val="24"/>
+          <w:lang w:val="es-ES"/>
+        </w:rPr>
+      </w:pPr>
+    </w:p>
+    <w:p>
+      <w:pPr>
+        <w:pBdr>
+          <w:top w:val="nil"/>
+          <w:left w:val="nil"/>
+          <w:bottom w:val="nil"/>
+          <w:right w:val="nil"/>
+          <w:between w:val="nil"/>
+        </w:pBdr>
+        <w:ind w:left="2" w:right="136" w:firstLine="707"/>
+        <w:jc w:val="both"/>
+        <w:rPr>
+          <w:b/>
+          <w:bCs/>
+          <w:color w:val="000000" w:themeColor="text1"/>
+          <w:sz w:val="24"/>
+          <w:szCs w:val="24"/>
+          <w:lang w:val="es-ES"/>
+        </w:rPr>
+      </w:pPr>
+      <w:r>
+        <w:rPr>
+          <w:b/>
+          <w:bCs/>
+          <w:color w:val="000000" w:themeColor="text1"/>
+          <w:sz w:val="24"/>
+          <w:szCs w:val="24"/>
+          <w:lang w:val="es-ES"/>
+        </w:rPr>
+        <w:t>VIII.- Procedimiento</w:t>
+      </w:r>
+    </w:p>
+    <w:p>
+      <w:pPr>
+        <w:pBdr>
+          <w:top w:val="nil"/>
+          <w:left w:val="nil"/>
+          <w:bottom w:val="nil"/>
+          <w:right w:val="nil"/>
+          <w:between w:val="nil"/>
+        </w:pBdr>
+        <w:ind w:left="2" w:right="136" w:firstLine="707"/>
+        <w:jc w:val="both"/>
+        <w:rPr>
+          <w:color w:val="000000" w:themeColor="text1"/>
+          <w:sz w:val="24"/>
+          <w:szCs w:val="24"/>
+          <w:lang w:val="es-ES"/>
+        </w:rPr>
+      </w:pPr>
+      <w:r>
+        <w:rPr>
+          <w:color w:val="000000" w:themeColor="text1"/>
+          <w:sz w:val="24"/>
+          <w:szCs w:val="24"/>
+          <w:lang w:val="es-ES"/>
+        </w:rPr>
+        <w:t>Esta demanda debe sustanciarse por el trámite de los arts. 437 y siguientes de la</w:t>
+      </w:r>
+      <w:r>
+        <w:rPr>
+          <w:color w:val="000000" w:themeColor="text1"/>
+          <w:sz w:val="24"/>
+          <w:szCs w:val="24"/>
+          <w:lang w:val="es-ES"/>
+        </w:rPr>
+        <w:t xml:space="preserve"> </w:t>
+      </w:r>
+      <w:r>
+        <w:rPr>
+          <w:color w:val="000000" w:themeColor="text1"/>
+          <w:sz w:val="24"/>
+          <w:szCs w:val="24"/>
+          <w:lang w:val="es-ES"/>
+        </w:rPr>
+        <w:t>LEC, es decir, por los del Juicio Verbal, como determina el artículo 250.2 de la LEC.</w:t>
+      </w:r>
+    </w:p>
+    <w:p>
+      <w:pPr>
+        <w:pBdr>
+          <w:top w:val="nil"/>
+          <w:left w:val="nil"/>
+          <w:bottom w:val="nil"/>
+          <w:right w:val="nil"/>
+          <w:between w:val="nil"/>
+        </w:pBdr>
+        <w:ind w:left="2" w:right="136" w:firstLine="707"/>
+        <w:jc w:val="both"/>
+        <w:rPr>
+          <w:color w:val="000000" w:themeColor="text1"/>
+          <w:sz w:val="24"/>
+          <w:szCs w:val="24"/>
+          <w:lang w:val="es-ES"/>
+        </w:rPr>
+      </w:pPr>
+    </w:p>
+    <w:p>
+      <w:pPr>
+        <w:pBdr>
+          <w:top w:val="nil"/>
+          <w:left w:val="nil"/>
+          <w:bottom w:val="nil"/>
+          <w:right w:val="nil"/>
+          <w:between w:val="nil"/>
+        </w:pBdr>
+        <w:ind w:left="2" w:right="136" w:firstLine="707"/>
+        <w:jc w:val="both"/>
+        <w:rPr>
+          <w:b/>
+          <w:bCs/>
+          <w:color w:val="000000" w:themeColor="text1"/>
+          <w:sz w:val="24"/>
+          <w:szCs w:val="24"/>
+          <w:lang w:val="es-ES"/>
+        </w:rPr>
+      </w:pPr>
+      <w:r>
+        <w:rPr>
+          <w:b/>
+          <w:bCs/>
+          <w:color w:val="000000" w:themeColor="text1"/>
+          <w:sz w:val="24"/>
+          <w:szCs w:val="24"/>
+          <w:lang w:val="es-ES"/>
+        </w:rPr>
+        <w:t>IX.- Costas</w:t>
+      </w:r>
+    </w:p>
+    <w:p>
+      <w:pPr>
+        <w:pBdr>
+          <w:top w:val="nil"/>
+          <w:left w:val="nil"/>
+          <w:bottom w:val="nil"/>
+          <w:right w:val="nil"/>
+          <w:between w:val="nil"/>
+        </w:pBdr>
+        <w:ind w:left="2" w:right="136" w:firstLine="707"/>
+        <w:jc w:val="both"/>
+        <w:rPr>
+          <w:color w:val="000000" w:themeColor="text1"/>
+          <w:sz w:val="24"/>
+          <w:szCs w:val="24"/>
+          <w:lang w:val="es-ES"/>
+        </w:rPr>
+      </w:pPr>
+      <w:r>
+        <w:rPr>
+          <w:color w:val="000000" w:themeColor="text1"/>
+          <w:sz w:val="24"/>
+          <w:szCs w:val="24"/>
+          <w:lang w:val="es-ES"/>
+        </w:rPr>
+        <w:t>Es preceptiva la condena en costas conforme a lo dispuesto en los arts. 394 y</w:t>
+      </w:r>
+      <w:r>
+        <w:rPr>
+          <w:color w:val="000000" w:themeColor="text1"/>
+          <w:sz w:val="24"/>
+          <w:szCs w:val="24"/>
+          <w:lang w:val="es-ES"/>
+        </w:rPr>
+        <w:t xml:space="preserve"> </w:t>
+      </w:r>
+      <w:r>
+        <w:rPr>
+          <w:color w:val="000000" w:themeColor="text1"/>
+          <w:sz w:val="24"/>
+          <w:szCs w:val="24"/>
+          <w:lang w:val="es-ES"/>
+        </w:rPr>
+        <w:t>395 de la LEC en su redacción vigente dada por la LO 1/2025, de 2 de enero de medidas</w:t>
+      </w:r>
+      <w:r>
+        <w:rPr>
+          <w:color w:val="000000" w:themeColor="text1"/>
+          <w:sz w:val="24"/>
+          <w:szCs w:val="24"/>
+          <w:lang w:val="es-ES"/>
+        </w:rPr>
+        <w:t xml:space="preserve"> </w:t>
+      </w:r>
+      <w:r>
+        <w:rPr>
+          <w:color w:val="000000" w:themeColor="text1"/>
+          <w:sz w:val="24"/>
+          <w:szCs w:val="24"/>
+          <w:lang w:val="es-ES"/>
+        </w:rPr>
+        <w:t>en materia del servicio público de Justicia.</w:t>
+      </w:r>
+    </w:p>
+    <w:p>
+      <w:pPr>
+        <w:pBdr>
+          <w:top w:val="nil"/>
+          <w:left w:val="nil"/>
+          <w:bottom w:val="nil"/>
+          <w:right w:val="nil"/>
+          <w:between w:val="nil"/>
+        </w:pBdr>
+        <w:ind w:left="2" w:right="136" w:firstLine="707"/>
+        <w:jc w:val="both"/>
+        <w:rPr>
+          <w:color w:val="000000" w:themeColor="text1"/>
+          <w:sz w:val="24"/>
+          <w:szCs w:val="24"/>
+          <w:lang w:val="es-ES"/>
+        </w:rPr>
+      </w:pPr>
+    </w:p>
+    <w:p>
+      <w:pPr>
+        <w:pBdr>
+          <w:top w:val="nil"/>
+          <w:left w:val="nil"/>
+          <w:bottom w:val="nil"/>
+          <w:right w:val="nil"/>
+          <w:between w:val="nil"/>
+        </w:pBdr>
+        <w:ind w:left="2" w:right="136" w:firstLine="707"/>
+        <w:jc w:val="both"/>
+        <w:rPr>
+          <w:color w:val="000000" w:themeColor="text1"/>
+          <w:sz w:val="24"/>
+          <w:szCs w:val="24"/>
+          <w:lang w:val="es-ES"/>
+        </w:rPr>
+      </w:pPr>
+      <w:r>
+        <w:rPr>
+          <w:color w:val="000000" w:themeColor="text1"/>
+          <w:sz w:val="24"/>
+          <w:szCs w:val="24"/>
+          <w:lang w:val="es-ES"/>
+        </w:rPr>
+        <w:t>Es claro que se ha infringido la Ley y ni siquiera ha dado solución a la situación,</w:t>
+      </w:r>
+      <w:r>
+        <w:rPr>
+          <w:color w:val="000000" w:themeColor="text1"/>
+          <w:sz w:val="24"/>
+          <w:szCs w:val="24"/>
+          <w:lang w:val="es-ES"/>
+        </w:rPr>
+        <w:t xml:space="preserve"> </w:t>
+      </w:r>
+      <w:r>
+        <w:rPr>
+          <w:color w:val="000000" w:themeColor="text1"/>
+          <w:sz w:val="24"/>
+          <w:szCs w:val="24"/>
+          <w:lang w:val="es-ES"/>
+        </w:rPr>
+        <w:t>pues a pesar de ser requerido previamente de forma fehaciente y justificada para iniciar</w:t>
+      </w:r>
+      <w:r>
+        <w:rPr>
+          <w:color w:val="000000" w:themeColor="text1"/>
+          <w:sz w:val="24"/>
+          <w:szCs w:val="24"/>
+          <w:lang w:val="es-ES"/>
+        </w:rPr>
+        <w:t xml:space="preserve"> </w:t>
+      </w:r>
+      <w:r>
+        <w:rPr>
+          <w:color w:val="000000" w:themeColor="text1"/>
+          <w:sz w:val="24"/>
+          <w:szCs w:val="24"/>
+          <w:lang w:val="es-ES"/>
+        </w:rPr>
+        <w:t>una actividad negociadora previa tendente a evitar el proceso judicial y llegar así a una</w:t>
+      </w:r>
+      <w:r>
+        <w:rPr>
+          <w:color w:val="000000" w:themeColor="text1"/>
+          <w:sz w:val="24"/>
+          <w:szCs w:val="24"/>
+          <w:lang w:val="es-ES"/>
+        </w:rPr>
+        <w:t xml:space="preserve"> </w:t>
+      </w:r>
+      <w:r>
+        <w:rPr>
+          <w:color w:val="000000" w:themeColor="text1"/>
+          <w:sz w:val="24"/>
+          <w:szCs w:val="24"/>
+          <w:lang w:val="es-ES"/>
+        </w:rPr>
+        <w:t>solución de conflicto legalmente preceptiva, se ha negado a llegar a un acuerdo,</w:t>
+      </w:r>
+      <w:r>
+        <w:rPr>
+          <w:color w:val="000000" w:themeColor="text1"/>
+          <w:sz w:val="24"/>
+          <w:szCs w:val="24"/>
+          <w:lang w:val="es-ES"/>
+        </w:rPr>
+        <w:t xml:space="preserve"> </w:t>
+      </w:r>
+      <w:r>
+        <w:rPr>
+          <w:color w:val="000000" w:themeColor="text1"/>
+          <w:sz w:val="24"/>
+          <w:szCs w:val="24"/>
+          <w:lang w:val="es-ES"/>
+        </w:rPr>
+        <w:t>rechazando pago indemnizatorio alguno.</w:t>
+      </w:r>
+    </w:p>
+    <w:p>
+      <w:pPr>
+        <w:pBdr>
+          <w:top w:val="nil"/>
+          <w:left w:val="nil"/>
+          <w:bottom w:val="nil"/>
+          <w:right w:val="nil"/>
+          <w:between w:val="nil"/>
+        </w:pBdr>
+        <w:ind w:left="2" w:right="136" w:firstLine="707"/>
+        <w:jc w:val="both"/>
+        <w:rPr>
+          <w:color w:val="000000" w:themeColor="text1"/>
+          <w:sz w:val="24"/>
+          <w:szCs w:val="24"/>
+          <w:lang w:val="es-ES"/>
+        </w:rPr>
+      </w:pPr>
+    </w:p>
+    <w:p>
+      <w:pPr>
+        <w:pBdr>
+          <w:top w:val="nil"/>
+          <w:left w:val="nil"/>
+          <w:bottom w:val="nil"/>
+          <w:right w:val="nil"/>
+          <w:between w:val="nil"/>
+        </w:pBdr>
+        <w:ind w:left="2" w:right="136" w:firstLine="707"/>
+        <w:jc w:val="both"/>
+        <w:rPr>
+          <w:color w:val="000000" w:themeColor="text1"/>
+          <w:sz w:val="24"/>
+          <w:szCs w:val="24"/>
+          <w:lang w:val="es-ES"/>
+        </w:rPr>
+      </w:pPr>
+      <w:r>
+        <w:rPr>
+          <w:color w:val="000000" w:themeColor="text1"/>
+          <w:sz w:val="24"/>
+          <w:szCs w:val="24"/>
+          <w:lang w:val="es-ES"/>
+        </w:rPr>
+        <w:t>Por ello, aunque se produzca un allanamiento, art. 395 o la simple estimación</w:t>
+      </w:r>
+      <w:r>
+        <w:rPr>
+          <w:color w:val="000000" w:themeColor="text1"/>
+          <w:sz w:val="24"/>
+          <w:szCs w:val="24"/>
+          <w:lang w:val="es-ES"/>
+        </w:rPr>
+        <w:t xml:space="preserve"> </w:t>
+      </w:r>
+      <w:r>
+        <w:rPr>
+          <w:color w:val="000000" w:themeColor="text1"/>
+          <w:sz w:val="24"/>
+          <w:szCs w:val="24"/>
+          <w:lang w:val="es-ES"/>
+        </w:rPr>
+        <w:t>parcial y la Sentencia o la resolución final reconozca una cantidad igual o inferior a la</w:t>
+      </w:r>
+      <w:r>
+        <w:rPr>
+          <w:color w:val="000000" w:themeColor="text1"/>
+          <w:sz w:val="24"/>
+          <w:szCs w:val="24"/>
+          <w:lang w:val="es-ES"/>
+        </w:rPr>
+        <w:t xml:space="preserve"> </w:t>
+      </w:r>
+      <w:r>
+        <w:rPr>
+          <w:color w:val="000000" w:themeColor="text1"/>
+          <w:sz w:val="24"/>
+          <w:szCs w:val="24"/>
+          <w:lang w:val="es-ES"/>
+        </w:rPr>
+        <w:t>propuesta por esta parte en dicho trámite previo procede la imposición de costas</w:t>
+      </w:r>
+      <w:r>
+        <w:rPr>
+          <w:color w:val="000000" w:themeColor="text1"/>
+          <w:sz w:val="24"/>
+          <w:szCs w:val="24"/>
+          <w:lang w:val="es-ES"/>
+        </w:rPr>
+        <w:t xml:space="preserve"> </w:t>
+      </w:r>
+      <w:r>
+        <w:rPr>
+          <w:color w:val="000000" w:themeColor="text1"/>
+          <w:sz w:val="24"/>
+          <w:szCs w:val="24"/>
+          <w:lang w:val="es-ES"/>
+        </w:rPr>
+        <w:t>procesales a la parte contraria conforme a lo dispuesto en el art. 394.2, párrafo</w:t>
+      </w:r>
+      <w:r>
+        <w:rPr>
+          <w:color w:val="000000" w:themeColor="text1"/>
+          <w:sz w:val="24"/>
+          <w:szCs w:val="24"/>
+          <w:lang w:val="es-ES"/>
+        </w:rPr>
+        <w:t xml:space="preserve"> </w:t>
+      </w:r>
+      <w:r>
+        <w:rPr>
+          <w:color w:val="000000" w:themeColor="text1"/>
+          <w:sz w:val="24"/>
+          <w:szCs w:val="24"/>
+          <w:lang w:val="es-ES"/>
+        </w:rPr>
+        <w:t>segundo, LEC.</w:t>
+      </w:r>
+    </w:p>
+    <w:p>
+      <w:pPr>
+        <w:pBdr>
+          <w:top w:val="nil"/>
+          <w:left w:val="nil"/>
+          <w:bottom w:val="nil"/>
+          <w:right w:val="nil"/>
+          <w:between w:val="nil"/>
+        </w:pBdr>
+        <w:ind w:left="2" w:right="136" w:firstLine="707"/>
+        <w:jc w:val="both"/>
+        <w:rPr>
+          <w:color w:val="000000" w:themeColor="text1"/>
+          <w:sz w:val="24"/>
+          <w:szCs w:val="24"/>
+          <w:lang w:val="es-ES"/>
+        </w:rPr>
+      </w:pPr>
+    </w:p>
+    <w:p>
+      <w:pPr>
+        <w:pBdr>
+          <w:top w:val="nil"/>
+          <w:left w:val="nil"/>
+          <w:bottom w:val="nil"/>
+          <w:right w:val="nil"/>
+          <w:between w:val="nil"/>
+        </w:pBdr>
+        <w:ind w:left="2" w:right="136" w:firstLine="707"/>
+        <w:jc w:val="both"/>
+        <w:rPr>
+          <w:color w:val="000000" w:themeColor="text1"/>
+          <w:sz w:val="24"/>
+          <w:szCs w:val="24"/>
+          <w:lang w:val="es-ES"/>
+        </w:rPr>
+      </w:pPr>
+      <w:r>
+        <w:rPr>
+          <w:color w:val="000000" w:themeColor="text1"/>
+          <w:sz w:val="24"/>
+          <w:szCs w:val="24"/>
+          <w:lang w:val="es-ES"/>
+        </w:rPr>
+        <w:t>Para el improbable caso de que se desestime la demanda quedará esta parte</w:t>
+      </w:r>
+      <w:r>
+        <w:rPr>
+          <w:color w:val="000000" w:themeColor="text1"/>
+          <w:sz w:val="24"/>
+          <w:szCs w:val="24"/>
+          <w:lang w:val="es-ES"/>
+        </w:rPr>
+        <w:t xml:space="preserve"> </w:t>
+      </w:r>
+      <w:r>
+        <w:rPr>
+          <w:color w:val="000000" w:themeColor="text1"/>
+          <w:sz w:val="24"/>
+          <w:szCs w:val="24"/>
+          <w:lang w:val="es-ES"/>
+        </w:rPr>
+        <w:t>exenta de las eventuales costas que se le pudieren imponer en caso de desestimación</w:t>
+      </w:r>
+      <w:r>
+        <w:rPr>
+          <w:color w:val="000000" w:themeColor="text1"/>
+          <w:sz w:val="24"/>
+          <w:szCs w:val="24"/>
+          <w:lang w:val="es-ES"/>
+        </w:rPr>
+        <w:t xml:space="preserve"> </w:t>
+      </w:r>
+      <w:r>
+        <w:rPr>
+          <w:color w:val="000000" w:themeColor="text1"/>
+          <w:sz w:val="24"/>
+          <w:szCs w:val="24"/>
+          <w:lang w:val="es-ES"/>
+        </w:rPr>
+        <w:t>total de la demanda.</w:t>
+      </w:r>
+    </w:p>
+    <w:p>
+      <w:pPr>
+        <w:pBdr>
+          <w:top w:val="nil"/>
+          <w:left w:val="nil"/>
+          <w:bottom w:val="nil"/>
+          <w:right w:val="nil"/>
+          <w:between w:val="nil"/>
+        </w:pBdr>
+        <w:ind w:left="2" w:right="136" w:firstLine="707"/>
+        <w:jc w:val="both"/>
+        <w:rPr>
+          <w:color w:val="000000" w:themeColor="text1"/>
+          <w:sz w:val="24"/>
+          <w:szCs w:val="24"/>
+          <w:lang w:val="es-ES"/>
+        </w:rPr>
+      </w:pPr>
+    </w:p>
+    <w:p>
+      <w:pPr>
+        <w:pBdr>
+          <w:top w:val="nil"/>
+          <w:left w:val="nil"/>
+          <w:bottom w:val="nil"/>
+          <w:right w:val="nil"/>
+          <w:between w:val="nil"/>
+        </w:pBdr>
+        <w:ind w:left="2" w:right="136" w:firstLine="707"/>
+        <w:jc w:val="both"/>
+        <w:rPr>
+          <w:color w:val="000000" w:themeColor="text1"/>
+          <w:sz w:val="24"/>
+          <w:szCs w:val="24"/>
+          <w:lang w:val="es-ES"/>
+        </w:rPr>
+      </w:pPr>
+      <w:r>
+        <w:rPr>
+          <w:color w:val="000000" w:themeColor="text1"/>
+          <w:sz w:val="24"/>
+          <w:szCs w:val="24"/>
+          <w:lang w:val="es-ES"/>
+        </w:rPr>
+        <w:t>En su virtud,</w:t>
+      </w:r>
+    </w:p>
+    <w:p>
+      <w:pPr>
+        <w:pBdr>
+          <w:top w:val="nil"/>
+          <w:left w:val="nil"/>
+          <w:bottom w:val="nil"/>
+          <w:right w:val="nil"/>
+          <w:between w:val="nil"/>
+        </w:pBdr>
+        <w:ind w:left="2" w:right="136" w:firstLine="707"/>
+        <w:jc w:val="both"/>
+        <w:rPr>
+          <w:color w:val="000000" w:themeColor="text1"/>
+          <w:sz w:val="24"/>
+          <w:szCs w:val="24"/>
+          <w:lang w:val="es-ES"/>
+        </w:rPr>
+      </w:pPr>
+    </w:p>
+    <w:p>
+      <w:pPr>
+        <w:pBdr>
+          <w:top w:val="nil"/>
+          <w:left w:val="nil"/>
+          <w:bottom w:val="nil"/>
+          <w:right w:val="nil"/>
+          <w:between w:val="nil"/>
+        </w:pBdr>
+        <w:ind w:left="2" w:right="136" w:firstLine="707"/>
+        <w:jc w:val="both"/>
+        <w:rPr>
           <w:color w:val="000000" w:themeColor="text1"/>
           <w:sz w:val="24"/>
           <w:szCs w:val="24"/>
@@ -11234,7 +15348,7 @@
           <w:color w:val="000000" w:themeColor="text1"/>
           <w:sz w:val="24"/>
           <w:szCs w:val="24"/>
-          <w:highlight w:val="green"/>
+          <w:highlight w:val="yellow"/>
           <w:lang w:val="es-ES"/>
         </w:rPr>
         <w:t>REALE</w:t>
@@ -11293,15 +15407,28 @@
           <w:szCs w:val="24"/>
           <w:lang w:val="es-ES"/>
         </w:rPr>
-        <w:t xml:space="preserve">SUMA DE </w:t>
-      </w:r>
-      <w:r>
-        <w:rPr>
-          <w:b/>
-          <w:bCs/>
-          <w:color w:val="000000" w:themeColor="text1"/>
-          <w:sz w:val="24"/>
-          <w:szCs w:val="24"/>
+        <w:t xml:space="preserve">SUMA </w:t>
+      </w:r>
+      <w:r>
+        <w:rPr>
+          <w:b/>
+          <w:bCs/>
+          <w:color w:val="000000" w:themeColor="text1"/>
+          <w:sz w:val="24"/>
+          <w:szCs w:val="24"/>
+          <w:highlight w:val="green"/>
+          <w:lang w:val="es-ES"/>
+        </w:rPr>
+        <w:t xml:space="preserve">DE </w:t>
+      </w:r>
+      <w:r>
+        <w:rPr>
+          <w:b/>
+          <w:bCs/>
+          <w:color w:val="000000" w:themeColor="text1"/>
+          <w:sz w:val="24"/>
+          <w:szCs w:val="24"/>
+          <w:highlight w:val="green"/>
         </w:rPr>
         <w:t xml:space="preserve">{{CALC: </w:t>
       </w:r>
@@ -11312,16 +15439,30 @@
           <w:color w:val="000000" w:themeColor="text1"/>
           <w:sz w:val="24"/>
           <w:szCs w:val="24"/>
-        </w:rPr>
-        <w:t>Días de perjuicio moderado * Importe por día de perjuicio moderado + (</w:t>
-      </w:r>
-      <w:r>
-        <w:rPr>
-          <w:b/>
-          <w:bCs/>
-          <w:color w:val="000000" w:themeColor="text1"/>
-          <w:sz w:val="24"/>
-          <w:szCs w:val="24"/>
+          <w:highlight w:val="green"/>
+        </w:rPr>
+        <w:t xml:space="preserve">Días de perjuicio </w:t>
+      </w:r>
+      <w:r>
+        <w:rPr>
+          <w:b/>
+          <w:bCs/>
+          <w:color w:val="000000" w:themeColor="text1"/>
+          <w:sz w:val="24"/>
+          <w:szCs w:val="24"/>
+          <w:highlight w:val="green"/>
+        </w:rPr>
+        <w:lastRenderedPageBreak/>
+        <w:t>moderado * Importe por día de perjuicio moderado + (</w:t>
+      </w:r>
+      <w:r>
+        <w:rPr>
+          <w:b/>
+          <w:bCs/>
+          <w:color w:val="000000" w:themeColor="text1"/>
+          <w:sz w:val="24"/>
+          <w:szCs w:val="24"/>
+          <w:highlight w:val="green"/>
           <w:lang w:val="es-ES"/>
         </w:rPr>
         <w:t>Días de perjuicio totales - Días de perjuicio moderado)</w:t>
@@ -11333,6 +15474,7 @@
           <w:color w:val="000000" w:themeColor="text1"/>
           <w:sz w:val="24"/>
           <w:szCs w:val="24"/>
+          <w:highlight w:val="green"/>
         </w:rPr>
         <w:t xml:space="preserve"> * Importe por día de perjuicio básico</w:t>
       </w:r>
@@ -11343,16 +15485,42 @@
           <w:color w:val="000000" w:themeColor="text1"/>
           <w:sz w:val="24"/>
           <w:szCs w:val="24"/>
-        </w:rPr>
-        <w:t xml:space="preserve"> [words]</w:t>
-      </w:r>
-      <w:r>
-        <w:rPr>
-          <w:b/>
-          <w:bCs/>
-          <w:color w:val="000000" w:themeColor="text1"/>
-          <w:sz w:val="24"/>
-          <w:szCs w:val="24"/>
+          <w:highlight w:val="green"/>
+        </w:rPr>
+        <w:t xml:space="preserve"> [</w:t>
+      </w:r>
+      <w:proofErr w:type="spellStart"/>
+      <w:r>
+        <w:rPr>
+          <w:b/>
+          <w:bCs/>
+          <w:color w:val="000000" w:themeColor="text1"/>
+          <w:sz w:val="24"/>
+          <w:szCs w:val="24"/>
+          <w:highlight w:val="green"/>
+        </w:rPr>
+        <w:t>words</w:t>
+      </w:r>
+      <w:proofErr w:type="spellEnd"/>
+      <w:r>
+        <w:rPr>
+          <w:b/>
+          <w:bCs/>
+          <w:color w:val="000000" w:themeColor="text1"/>
+          <w:sz w:val="24"/>
+          <w:szCs w:val="24"/>
+          <w:highlight w:val="green"/>
+        </w:rPr>
+        <w:t>]</w:t>
+      </w:r>
+      <w:r>
+        <w:rPr>
+          <w:b/>
+          <w:bCs/>
+          <w:color w:val="000000" w:themeColor="text1"/>
+          <w:sz w:val="24"/>
+          <w:szCs w:val="24"/>
+          <w:highlight w:val="green"/>
         </w:rPr>
         <w:t>}</w:t>
       </w:r>
@@ -11363,6 +15531,7 @@
           <w:color w:val="000000" w:themeColor="text1"/>
           <w:sz w:val="24"/>
           <w:szCs w:val="24"/>
+          <w:highlight w:val="green"/>
           <w:lang w:val="es-ES"/>
         </w:rPr>
         <w:t>}</w:t>
